--- a/reports/lab1/LR1_Report_Variant15.docx
+++ b/reports/lab1/LR1_Report_Variant15.docx
@@ -1885,7 +1885,7 @@
       <w:r>
         <w:drawing>
           <wp:inline xmlns:a="http://schemas.openxmlformats.org/drawingml/2006/main" xmlns:pic="http://schemas.openxmlformats.org/drawingml/2006/picture">
-            <wp:extent cx="6035040" cy="4670332"/>
+            <wp:extent cx="6035040" cy="4686428"/>
             <wp:docPr id="1" name="Picture 1"/>
             <wp:cNvGraphicFramePr>
               <a:graphicFrameLocks noChangeAspect="1"/>
@@ -1906,7 +1906,7 @@
                   <pic:spPr>
                     <a:xfrm>
                       <a:off x="0" y="0"/>
-                      <a:ext cx="6035040" cy="4670332"/>
+                      <a:ext cx="6035040" cy="4686428"/>
                     </a:xfrm>
                     <a:prstGeom prst="rect"/>
                   </pic:spPr>

--- a/reports/lab1/LR1_Report_Variant15.docx
+++ b/reports/lab1/LR1_Report_Variant15.docx
@@ -1885,7 +1885,7 @@
       <w:r>
         <w:drawing>
           <wp:inline xmlns:a="http://schemas.openxmlformats.org/drawingml/2006/main" xmlns:pic="http://schemas.openxmlformats.org/drawingml/2006/picture">
-            <wp:extent cx="6035040" cy="4686428"/>
+            <wp:extent cx="6035040" cy="4367064"/>
             <wp:docPr id="1" name="Picture 1"/>
             <wp:cNvGraphicFramePr>
               <a:graphicFrameLocks noChangeAspect="1"/>
@@ -1906,7 +1906,7 @@
                   <pic:spPr>
                     <a:xfrm>
                       <a:off x="0" y="0"/>
-                      <a:ext cx="6035040" cy="4686428"/>
+                      <a:ext cx="6035040" cy="4367064"/>
                     </a:xfrm>
                     <a:prstGeom prst="rect"/>
                   </pic:spPr>

--- a/reports/lab1/LR1_Report_Variant15.docx
+++ b/reports/lab1/LR1_Report_Variant15.docx
@@ -1885,7 +1885,7 @@
       <w:r>
         <w:drawing>
           <wp:inline xmlns:a="http://schemas.openxmlformats.org/drawingml/2006/main" xmlns:pic="http://schemas.openxmlformats.org/drawingml/2006/picture">
-            <wp:extent cx="6035040" cy="4367064"/>
+            <wp:extent cx="6035040" cy="4381604"/>
             <wp:docPr id="1" name="Picture 1"/>
             <wp:cNvGraphicFramePr>
               <a:graphicFrameLocks noChangeAspect="1"/>
@@ -1906,7 +1906,7 @@
                   <pic:spPr>
                     <a:xfrm>
                       <a:off x="0" y="0"/>
-                      <a:ext cx="6035040" cy="4367064"/>
+                      <a:ext cx="6035040" cy="4381604"/>
                     </a:xfrm>
                     <a:prstGeom prst="rect"/>
                   </pic:spPr>

--- a/reports/lab1/LR1_Report_Variant15.docx
+++ b/reports/lab1/LR1_Report_Variant15.docx
@@ -4,38 +4,44 @@
   <w:body>
     <w:p>
       <w:pPr>
+        <w:spacing w:before="0" w:after="80" w:line="276" w:lineRule="auto"/>
         <w:jc w:val="center"/>
       </w:pPr>
       <w:r>
         <w:rPr>
           <w:rFonts w:ascii="Times New Roman" w:hAnsi="Times New Roman"/>
           <w:b/>
-          <w:sz w:val="20"/>
+          <w:sz w:val="24"/>
         </w:rPr>
         <w:t>МИНИСТЕРСТВО НАУКИ И ВЫСШЕГО ОБРАЗОВАНИЯ РОССИЙСКОЙ ФЕДЕРАЦИИ</w:t>
         <w:br/>
-      </w:r>
-      <w:r>
-        <w:rPr>
-          <w:rFonts w:ascii="Times New Roman" w:hAnsi="Times New Roman"/>
-          <w:sz w:val="20"/>
-        </w:rPr>
-        <w:t>ФЕДЕРАЛЬНОЕ ГОСУДАРСТВЕННОЕ БЮДЖЕТНОЕ ОБРАЗОВАТЕЛЬНОЕ УЧРЕЖДЕНИЕ</w:t>
+        <w:t>ФЕДЕРАЛЬНОЕ ГОСУДАРСТВЕННОЕ АВТОНОМНОЕ ОБРАЗОВАТЕЛЬНОЕ УЧРЕЖДЕНИЕ</w:t>
         <w:br/>
         <w:t>ВЫСШЕГО ОБРАЗОВАНИЯ</w:t>
         <w:br/>
         <w:t>«НАЦИОНАЛЬНЫЙ ИССЛЕДОВАТЕЛЬСКИЙ УНИВЕРСИТЕТ»</w:t>
         <w:br/>
-      </w:r>
-      <w:r>
-        <w:rPr>
-          <w:rFonts w:ascii="Times New Roman" w:hAnsi="Times New Roman"/>
-          <w:sz w:val="22"/>
-        </w:rPr>
-        <w:t>Кафедра информационных систем и технологий</w:t>
         <w:br/>
+        <w:t>Факультет информационных технологий</w:t>
         <w:br/>
-        <w:br/>
+        <w:t>Кафедра программной инженерии</w:t>
+      </w:r>
+    </w:p>
+    <w:p/>
+    <w:p/>
+    <w:p/>
+    <w:p>
+      <w:pPr>
+        <w:spacing w:after="120"/>
+        <w:jc w:val="center"/>
+      </w:pPr>
+      <w:r>
+        <w:rPr>
+          <w:rFonts w:ascii="Times New Roman" w:hAnsi="Times New Roman"/>
+          <w:b/>
+          <w:sz w:val="32"/>
+        </w:rPr>
+        <w:t>ОТЧЕТ ПО ЛАБОРАТОРНОЙ РАБОТЕ № 1</w:t>
         <w:br/>
       </w:r>
     </w:p>
@@ -46,30 +52,9 @@
       <w:r>
         <w:rPr>
           <w:rFonts w:ascii="Times New Roman" w:hAnsi="Times New Roman"/>
-          <w:b/>
-          <w:color w:val="1A365D"/>
-          <w:sz w:val="44"/>
-        </w:rPr>
-        <w:t>ОТЧЕТ</w:t>
-        <w:br/>
-      </w:r>
-      <w:r>
-        <w:rPr>
-          <w:rFonts w:ascii="Times New Roman" w:hAnsi="Times New Roman"/>
-          <w:b/>
-          <w:color w:val="2B6CB0"/>
-          <w:sz w:val="32"/>
-        </w:rPr>
-        <w:t>ПО ЛАБОРАТОРНОЙ РАБОТЕ № 1</w:t>
-        <w:br/>
-      </w:r>
-      <w:r>
-        <w:rPr>
-          <w:rFonts w:ascii="Times New Roman" w:hAnsi="Times New Roman"/>
-          <w:i/>
-          <w:sz w:val="26"/>
-        </w:rPr>
-        <w:t>по дисциплине «Практикум по разработке корпоративного портала»</w:t>
+          <w:sz w:val="28"/>
+        </w:rPr>
+        <w:t>по дисциплине: «Практикум по разработке корпоративного портала»</w:t>
         <w:br/>
         <w:br/>
       </w:r>
@@ -77,52 +62,44 @@
         <w:rPr>
           <w:rFonts w:ascii="Times New Roman" w:hAnsi="Times New Roman"/>
           <w:b/>
-          <w:sz w:val="26"/>
+          <w:sz w:val="28"/>
         </w:rPr>
         <w:t>Тема: «Выявление требований к порталу и составление их формализованного описания. Выбор инструментального средства для создания портала»</w:t>
         <w:br/>
-        <w:br/>
-      </w:r>
-      <w:r>
-        <w:rPr>
-          <w:rFonts w:ascii="Times New Roman" w:hAnsi="Times New Roman"/>
-          <w:b/>
-          <w:sz w:val="24"/>
-        </w:rPr>
-        <w:t>Вариант № 15: Университет. Центр Аккредитации и независимой оценки качества (АНОК)</w:t>
-        <w:br/>
-        <w:br/>
-        <w:br/>
-        <w:br/>
+        <w:t>Вариант № 15: «Университет. Центр аккредитации и независимой оценки качества образования (АНОК)»</w:t>
       </w:r>
     </w:p>
+    <w:p/>
+    <w:p/>
+    <w:p/>
     <w:p>
       <w:pPr>
+        <w:spacing w:line="276" w:lineRule="auto"/>
         <w:jc w:val="right"/>
       </w:pPr>
       <w:r>
         <w:rPr>
           <w:rFonts w:ascii="Times New Roman" w:hAnsi="Times New Roman"/>
-          <w:sz w:val="22"/>
+          <w:sz w:val="26"/>
         </w:rPr>
         <w:t>Выполнил:</w:t>
         <w:br/>
-        <w:t>студент группы _____________</w:t>
+        <w:t>студент группы ИВТ-401</w:t>
         <w:br/>
-        <w:t>___________________ (Ф.И.О.)</w:t>
+        <w:t>Иванов И.И.</w:t>
         <w:br/>
         <w:br/>
         <w:t>Проверил:</w:t>
         <w:br/>
-        <w:t>___________________ (должность)</w:t>
+        <w:t>к.т.н., доцент</w:t>
         <w:br/>
-        <w:t>___________________ (Ф.И.О.)</w:t>
+        <w:t>Петров П.П.</w:t>
         <w:br/>
-        <w:br/>
-        <w:br/>
-        <w:br/>
       </w:r>
     </w:p>
+    <w:p/>
+    <w:p/>
+    <w:p/>
     <w:p>
       <w:pPr>
         <w:jc w:val="center"/>
@@ -130,9 +107,9 @@
       <w:r>
         <w:rPr>
           <w:rFonts w:ascii="Times New Roman" w:hAnsi="Times New Roman"/>
-          <w:sz w:val="22"/>
-        </w:rPr>
-        <w:t>2026 г.</w:t>
+          <w:sz w:val="24"/>
+        </w:rPr>
+        <w:t>Москва, 2026 г.</w:t>
       </w:r>
     </w:p>
     <w:p>
@@ -142,197 +119,826 @@
     </w:p>
     <w:p>
       <w:pPr>
-        <w:pStyle w:val="Heading1"/>
+        <w:spacing w:before="240" w:after="120"/>
+        <w:jc w:val="left"/>
       </w:pPr>
       <w:r>
-        <w:t>СОДЕРЖАНИЕ</w:t>
-      </w:r>
-    </w:p>
-    <w:p>
-      <w:r>
-        <w:rPr>
-          <w:sz w:val="22"/>
+        <w:rPr>
+          <w:rFonts w:ascii="Times New Roman" w:hAnsi="Times New Roman"/>
+          <w:b/>
+          <w:sz w:val="28"/>
         </w:rPr>
         <w:t>1. Описание предметной области портала</w:t>
-      </w:r>
-    </w:p>
-    <w:p>
-      <w:r>
-        <w:rPr>
-          <w:sz w:val="22"/>
-        </w:rPr>
-        <w:t xml:space="preserve">   1.1. Назначение и контекст системы</w:t>
-      </w:r>
-    </w:p>
-    <w:p>
-      <w:r>
-        <w:rPr>
-          <w:sz w:val="22"/>
-        </w:rPr>
-        <w:t xml:space="preserve">   1.2. Описание бизнес-процессов жизненного цикла учебных планов</w:t>
-      </w:r>
-    </w:p>
-    <w:p>
-      <w:r>
-        <w:rPr>
-          <w:sz w:val="22"/>
-        </w:rPr>
-        <w:t>2. Описание основных акторов и матрица ответственности RACI</w:t>
-      </w:r>
-    </w:p>
-    <w:p>
-      <w:r>
-        <w:rPr>
-          <w:sz w:val="22"/>
-        </w:rPr>
-        <w:t>3. Диаграмма вариантов использования (Use Case Diagram)</w:t>
-      </w:r>
-    </w:p>
-    <w:p>
-      <w:r>
-        <w:rPr>
-          <w:sz w:val="22"/>
-        </w:rPr>
-        <w:t xml:space="preserve">   3.1. Графическая схема вариантов использования</w:t>
-      </w:r>
-    </w:p>
-    <w:p>
-      <w:r>
-        <w:rPr>
-          <w:sz w:val="22"/>
-        </w:rPr>
-        <w:t xml:space="preserve">   3.2. Спецификация прецедентов</w:t>
-      </w:r>
-    </w:p>
-    <w:p>
-      <w:r>
-        <w:rPr>
-          <w:sz w:val="22"/>
-        </w:rPr>
-        <w:t>4. Список требований к порталу</w:t>
-      </w:r>
-    </w:p>
-    <w:p>
-      <w:r>
-        <w:rPr>
-          <w:sz w:val="22"/>
-        </w:rPr>
-        <w:t xml:space="preserve">   4.1. Функциональные требования</w:t>
-      </w:r>
-    </w:p>
-    <w:p>
-      <w:r>
-        <w:rPr>
-          <w:sz w:val="22"/>
-        </w:rPr>
-        <w:t xml:space="preserve">   4.2. Нефункциональные требования</w:t>
-      </w:r>
-    </w:p>
-    <w:p>
-      <w:r>
-        <w:rPr>
-          <w:sz w:val="22"/>
-        </w:rPr>
-        <w:t>5. Сравнительный анализ инструментальных средств</w:t>
-      </w:r>
-    </w:p>
-    <w:p>
-      <w:r>
-        <w:rPr>
-          <w:sz w:val="22"/>
-        </w:rPr>
-        <w:t>6. Обоснование выбранного инструментального средства</w:t>
-      </w:r>
-    </w:p>
-    <w:p>
-      <w:r>
-        <w:rPr>
-          <w:sz w:val="22"/>
-        </w:rPr>
-        <w:t>7. Заключение</w:t>
-      </w:r>
-    </w:p>
-    <w:p>
-      <w:r>
-        <w:rPr>
-          <w:sz w:val="22"/>
-        </w:rPr>
-        <w:t>8. Список использованных источников</w:t>
-      </w:r>
-    </w:p>
-    <w:p>
-      <w:r>
-        <w:br w:type="page"/>
       </w:r>
     </w:p>
     <w:p>
       <w:pPr>
-        <w:pStyle w:val="Heading1"/>
+        <w:spacing w:before="160" w:after="80"/>
+        <w:jc w:val="left"/>
       </w:pPr>
       <w:r>
-        <w:t>1. Описание предметной области портала</w:t>
+        <w:rPr>
+          <w:rFonts w:ascii="Times New Roman" w:hAnsi="Times New Roman"/>
+          <w:b/>
+          <w:sz w:val="26"/>
+        </w:rPr>
+        <w:t>1.1. Контекст и назначение системы</w:t>
       </w:r>
     </w:p>
     <w:p>
       <w:pPr>
-        <w:pStyle w:val="Heading2"/>
+        <w:spacing w:line="276" w:lineRule="auto" w:after="120"/>
+        <w:ind w:firstLine="709"/>
+        <w:jc w:val="both"/>
       </w:pPr>
       <w:r>
-        <w:t>1.1. Назначение и контекст системы</w:t>
-      </w:r>
-    </w:p>
-    <w:p>
-      <w:r>
-        <w:t>Предметной областью разрабатываемого корпоративного портала является автоматизация процессов управления образовательными программами и жизненным циклом учебных планов (УП) в высшем учебном заведении с участием специализированного экспертно-контрольного подразделения — Центра Аккредитации и независимой оценки качества (АНОК).</w:t>
-        <w:br/>
-        <w:br/>
-        <w:t>В университете ведется подготовка студентов по множеству образовательных программ (ОП) различных уровней (бакалавриат, специалитет, магистратура, аспирантура) и форм обучения (очная, очно-заочная, заочная). Основным нормативным документом, определяющим график, перечень дисциплин, семестры изучения, формы контроля и трудоемкость учебного процесса, является учебный план.</w:t>
+        <w:rPr>
+          <w:rFonts w:ascii="Times New Roman" w:hAnsi="Times New Roman"/>
+          <w:sz w:val="28"/>
+        </w:rPr>
+        <w:t xml:space="preserve">Предметной областью является автоматизация процессов управления образовательными программами и жизненным циклом учебных планов (УП) в высшем учебном заведении с участием специализированного экспертно-контрольного подразделения — </w:t>
+      </w:r>
+      <w:r>
+        <w:rPr>
+          <w:rFonts w:ascii="Times New Roman" w:hAnsi="Times New Roman"/>
+          <w:b/>
+          <w:sz w:val="28"/>
+        </w:rPr>
+        <w:t>Центра Аккредитации и независимой оценки качества (АНОК)</w:t>
+      </w:r>
+      <w:r>
+        <w:rPr>
+          <w:rFonts w:ascii="Times New Roman" w:hAnsi="Times New Roman"/>
+          <w:sz w:val="28"/>
+        </w:rPr>
+        <w:t>.</w:t>
       </w:r>
     </w:p>
     <w:p>
       <w:pPr>
-        <w:pStyle w:val="Heading2"/>
+        <w:spacing w:line="276" w:lineRule="auto" w:after="120"/>
+        <w:ind w:firstLine="709"/>
+        <w:jc w:val="both"/>
       </w:pPr>
       <w:r>
-        <w:t>1.2. Описание бизнес-процессов жизненного цикла учебных планов</w:t>
-      </w:r>
-    </w:p>
-    <w:p>
-      <w:r>
-        <w:t>В соответствии с заданием регламентированы следующие ключевые бизнес-процессы:</w:t>
-        <w:br/>
-        <w:br/>
-        <w:t>1. Разработка проекта учебного плана:</w:t>
-        <w:br/>
-        <w:t xml:space="preserve">   Выпускающие подразделения (кафедры, факультеты/институты) разрабатывают проекты УП. План включает перечни дисциплин, семестры их изучения, трудоемкость в зачетных единицах (з.е.) и академических часах, виды аттестации (экзамен, зачет, зачет с оценкой, курсовая работа, государственная аттестация) и закрепление за кафедрами, реализующими дисциплину.</w:t>
-        <w:br/>
-        <w:br/>
-        <w:t>2. Экспертиза и проверка на соответствие ФГОС:</w:t>
-        <w:br/>
-        <w:t xml:space="preserve">   Проект УП поступает в Центр Аккредитации и независимой оценки качества (АНОК). Сотрудники АНОК проводят автоматизированную и экспертную проверку плана на соответствие Федеральным государственным образовательным стандартам (ФГОС ВО). Проверяются: общий объем кредитов, распределение по блокам (базовая/вариативная часть), объемы практик, ГИА и аудиторной нагрузки. При наличии несоответствий формируется протокол замечаний и план возвращается на доработку.</w:t>
-        <w:br/>
-        <w:br/>
-        <w:t>3. Маршрут подписания и утверждения:</w:t>
-        <w:br/>
-        <w:t xml:space="preserve">   Прошедший проверку УП подписывается руководителем выпускающего подразделения, начальником АНОК и проректором по учебной работе (УР). Далее учебные планы ежегодно утверждаются на заседании Ученого совета университета и окончательно подписываются ректором.</w:t>
-        <w:br/>
-        <w:br/>
-        <w:t>4. Внесение изменений в учебные планы:</w:t>
-        <w:br/>
-        <w:t xml:space="preserve">   До начала семестра выпускающее подразделение может вносить изменения в УП. Изменения оформляются в виде служебных записок, которые подписывают руководители выпускающего и реализующего подразделений. Служебные записки передаются в АНОК, сотрудники которого вносят изменения в электронную версию УП, после чего повторно осуществляют проверку на соответствие ФГОС с фиксацией новой версии документа.</w:t>
+        <w:rPr>
+          <w:rFonts w:ascii="Times New Roman" w:hAnsi="Times New Roman"/>
+          <w:sz w:val="28"/>
+        </w:rPr>
+        <w:t xml:space="preserve">В университете ведется подготовка студентов по множеству образовательных программ (ОП) различных уровней и направлений (бакалавриат, специалитет, магистратура, аспирантура). Базовым нормативным документом, определяющим структуру, содержание, трудоемкость и график учебного процесса по каждой программе, является </w:t>
+      </w:r>
+      <w:r>
+        <w:rPr>
+          <w:rFonts w:ascii="Times New Roman" w:hAnsi="Times New Roman"/>
+          <w:b/>
+          <w:sz w:val="28"/>
+        </w:rPr>
+        <w:t>учебный план</w:t>
+      </w:r>
+      <w:r>
+        <w:rPr>
+          <w:rFonts w:ascii="Times New Roman" w:hAnsi="Times New Roman"/>
+          <w:sz w:val="28"/>
+        </w:rPr>
+        <w:t>.</w:t>
       </w:r>
     </w:p>
     <w:p>
       <w:pPr>
-        <w:pStyle w:val="Heading1"/>
+        <w:spacing w:before="160" w:after="80"/>
+        <w:jc w:val="left"/>
       </w:pPr>
       <w:r>
-        <w:t>2. Описание основных акторов и матрица ответственности RACI</w:t>
+        <w:rPr>
+          <w:rFonts w:ascii="Times New Roman" w:hAnsi="Times New Roman"/>
+          <w:b/>
+          <w:sz w:val="26"/>
+        </w:rPr>
+        <w:t>1.2. Основные бизнес-процессы и регламенты</w:t>
       </w:r>
     </w:p>
     <w:p>
-      <w:r>
-        <w:t>Для эффективного разграничения обязанностей в корпоративном портале выделены следующие группы пользователей (акторов):</w:t>
+      <w:pPr>
+        <w:spacing w:line="276" w:lineRule="auto" w:after="60"/>
+        <w:ind w:left="709"/>
+        <w:jc w:val="both"/>
+      </w:pPr>
+      <w:r>
+        <w:rPr>
+          <w:rFonts w:ascii="Times New Roman" w:hAnsi="Times New Roman"/>
+          <w:b/>
+          <w:sz w:val="28"/>
+        </w:rPr>
+        <w:t xml:space="preserve">1. </w:t>
+      </w:r>
+      <w:r>
+        <w:rPr>
+          <w:rFonts w:ascii="Times New Roman" w:hAnsi="Times New Roman"/>
+          <w:sz w:val="28"/>
+        </w:rPr>
+      </w:r>
+      <w:r>
+        <w:rPr>
+          <w:rFonts w:ascii="Times New Roman" w:hAnsi="Times New Roman"/>
+          <w:b/>
+          <w:sz w:val="28"/>
+        </w:rPr>
+        <w:t>Разработка проекта учебного плана</w:t>
+      </w:r>
+      <w:r>
+        <w:rPr>
+          <w:rFonts w:ascii="Times New Roman" w:hAnsi="Times New Roman"/>
+          <w:sz w:val="28"/>
+        </w:rPr>
+        <w:t>:</w:t>
+      </w:r>
+    </w:p>
+    <w:p>
+      <w:pPr>
+        <w:spacing w:line="276" w:lineRule="auto" w:after="60"/>
+        <w:ind w:left="1134"/>
+        <w:jc w:val="both"/>
+      </w:pPr>
+      <w:r>
+        <w:rPr>
+          <w:rFonts w:ascii="Times New Roman" w:hAnsi="Times New Roman"/>
+          <w:b w:val="0"/>
+          <w:sz w:val="28"/>
+        </w:rPr>
+        <w:t xml:space="preserve">• </w:t>
+      </w:r>
+      <w:r>
+        <w:rPr>
+          <w:rFonts w:ascii="Times New Roman" w:hAnsi="Times New Roman"/>
+          <w:sz w:val="28"/>
+        </w:rPr>
+        <w:t>Выпускающие подразделения (выпускающие кафедры, институты/факультеты, академические руководители программ) разрабатывают проекты учебных планов.</w:t>
+      </w:r>
+    </w:p>
+    <w:p>
+      <w:pPr>
+        <w:spacing w:line="276" w:lineRule="auto" w:after="60"/>
+        <w:ind w:left="1134"/>
+        <w:jc w:val="both"/>
+      </w:pPr>
+      <w:r>
+        <w:rPr>
+          <w:rFonts w:ascii="Times New Roman" w:hAnsi="Times New Roman"/>
+          <w:b w:val="0"/>
+          <w:sz w:val="28"/>
+        </w:rPr>
+        <w:t xml:space="preserve">• </w:t>
+      </w:r>
+      <w:r>
+        <w:rPr>
+          <w:rFonts w:ascii="Times New Roman" w:hAnsi="Times New Roman"/>
+          <w:sz w:val="28"/>
+        </w:rPr>
+        <w:t>Учебный план содержит: перечень дисциплин, распределение по семестрам, виды промежуточной и итоговой аттестации (экзамен, зачет, зачет с оценкой, курсовая работа/проект, государственная итоговая аттестация), трудоемкость в зачетных единицах (з.е.) и академических часах, а также закрепление дисциплин за конкретными реализующими (обеспечивающими) кафедрами.</w:t>
+      </w:r>
+    </w:p>
+    <w:p>
+      <w:pPr>
+        <w:spacing w:line="276" w:lineRule="auto" w:after="60"/>
+        <w:ind w:left="709"/>
+        <w:jc w:val="both"/>
+      </w:pPr>
+      <w:r>
+        <w:rPr>
+          <w:rFonts w:ascii="Times New Roman" w:hAnsi="Times New Roman"/>
+          <w:b/>
+          <w:sz w:val="28"/>
+        </w:rPr>
+        <w:t xml:space="preserve">2. </w:t>
+      </w:r>
+      <w:r>
+        <w:rPr>
+          <w:rFonts w:ascii="Times New Roman" w:hAnsi="Times New Roman"/>
+          <w:sz w:val="28"/>
+        </w:rPr>
+      </w:r>
+      <w:r>
+        <w:rPr>
+          <w:rFonts w:ascii="Times New Roman" w:hAnsi="Times New Roman"/>
+          <w:b/>
+          <w:sz w:val="28"/>
+        </w:rPr>
+        <w:t>Экспертиза и проверка на соответствие ФГОС</w:t>
+      </w:r>
+      <w:r>
+        <w:rPr>
+          <w:rFonts w:ascii="Times New Roman" w:hAnsi="Times New Roman"/>
+          <w:sz w:val="28"/>
+        </w:rPr>
+        <w:t>:</w:t>
+      </w:r>
+    </w:p>
+    <w:p>
+      <w:pPr>
+        <w:spacing w:line="276" w:lineRule="auto" w:after="60"/>
+        <w:ind w:left="1134"/>
+        <w:jc w:val="both"/>
+      </w:pPr>
+      <w:r>
+        <w:rPr>
+          <w:rFonts w:ascii="Times New Roman" w:hAnsi="Times New Roman"/>
+          <w:b w:val="0"/>
+          <w:sz w:val="28"/>
+        </w:rPr>
+        <w:t xml:space="preserve">• </w:t>
+      </w:r>
+      <w:r>
+        <w:rPr>
+          <w:rFonts w:ascii="Times New Roman" w:hAnsi="Times New Roman"/>
+          <w:sz w:val="28"/>
+        </w:rPr>
+        <w:t>Проект УП передается в Центр Аккредитации и независимой оценки качества (АНОК).</w:t>
+      </w:r>
+    </w:p>
+    <w:p>
+      <w:pPr>
+        <w:spacing w:line="276" w:lineRule="auto" w:after="60"/>
+        <w:ind w:left="1134"/>
+        <w:jc w:val="both"/>
+      </w:pPr>
+      <w:r>
+        <w:rPr>
+          <w:rFonts w:ascii="Times New Roman" w:hAnsi="Times New Roman"/>
+          <w:b w:val="0"/>
+          <w:sz w:val="28"/>
+        </w:rPr>
+        <w:t xml:space="preserve">• </w:t>
+      </w:r>
+      <w:r>
+        <w:rPr>
+          <w:rFonts w:ascii="Times New Roman" w:hAnsi="Times New Roman"/>
+          <w:sz w:val="28"/>
+        </w:rPr>
+        <w:t>Эксперты АНОК проверяют проект УП на соответствие требованиям Федеральных государственных образовательных стандартов (ФГОС ВО):</w:t>
+      </w:r>
+    </w:p>
+    <w:p>
+      <w:pPr>
+        <w:spacing w:line="276" w:lineRule="auto" w:after="60"/>
+        <w:ind w:left="1417"/>
+        <w:jc w:val="both"/>
+      </w:pPr>
+      <w:r>
+        <w:rPr>
+          <w:rFonts w:ascii="Times New Roman" w:hAnsi="Times New Roman"/>
+          <w:b w:val="0"/>
+          <w:sz w:val="28"/>
+        </w:rPr>
+        <w:t xml:space="preserve">• </w:t>
+      </w:r>
+      <w:r>
+        <w:rPr>
+          <w:rFonts w:ascii="Times New Roman" w:hAnsi="Times New Roman"/>
+          <w:sz w:val="28"/>
+        </w:rPr>
+        <w:t>Общий объем программы и распределение з.е. по семестрам/годам обучения;</w:t>
+      </w:r>
+    </w:p>
+    <w:p>
+      <w:pPr>
+        <w:spacing w:line="276" w:lineRule="auto" w:after="60"/>
+        <w:ind w:left="1417"/>
+        <w:jc w:val="both"/>
+      </w:pPr>
+      <w:r>
+        <w:rPr>
+          <w:rFonts w:ascii="Times New Roman" w:hAnsi="Times New Roman"/>
+          <w:b w:val="0"/>
+          <w:sz w:val="28"/>
+        </w:rPr>
+        <w:t xml:space="preserve">• </w:t>
+      </w:r>
+      <w:r>
+        <w:rPr>
+          <w:rFonts w:ascii="Times New Roman" w:hAnsi="Times New Roman"/>
+          <w:sz w:val="28"/>
+        </w:rPr>
+        <w:t>Наличие и объемы обязательных блоков (Базовая/Обязательная часть, Вариативная часть, Практики, ГИА);</w:t>
+      </w:r>
+    </w:p>
+    <w:p>
+      <w:pPr>
+        <w:spacing w:line="276" w:lineRule="auto" w:after="60"/>
+        <w:ind w:left="1417"/>
+        <w:jc w:val="both"/>
+      </w:pPr>
+      <w:r>
+        <w:rPr>
+          <w:rFonts w:ascii="Times New Roman" w:hAnsi="Times New Roman"/>
+          <w:b w:val="0"/>
+          <w:sz w:val="28"/>
+        </w:rPr>
+        <w:t xml:space="preserve">• </w:t>
+      </w:r>
+      <w:r>
+        <w:rPr>
+          <w:rFonts w:ascii="Times New Roman" w:hAnsi="Times New Roman"/>
+          <w:sz w:val="28"/>
+        </w:rPr>
+        <w:t>Соблюдение предельных объемов контактной работы и аудиторной нагрузки;</w:t>
+      </w:r>
+    </w:p>
+    <w:p>
+      <w:pPr>
+        <w:spacing w:line="276" w:lineRule="auto" w:after="60"/>
+        <w:ind w:left="1417"/>
+        <w:jc w:val="both"/>
+      </w:pPr>
+      <w:r>
+        <w:rPr>
+          <w:rFonts w:ascii="Times New Roman" w:hAnsi="Times New Roman"/>
+          <w:b w:val="0"/>
+          <w:sz w:val="28"/>
+        </w:rPr>
+        <w:t xml:space="preserve">• </w:t>
+      </w:r>
+      <w:r>
+        <w:rPr>
+          <w:rFonts w:ascii="Times New Roman" w:hAnsi="Times New Roman"/>
+          <w:sz w:val="28"/>
+        </w:rPr>
+        <w:t>Корректность распределения компетенций и видов аттестации.</w:t>
+      </w:r>
+    </w:p>
+    <w:p>
+      <w:pPr>
+        <w:spacing w:line="276" w:lineRule="auto" w:after="60"/>
+        <w:ind w:left="1134"/>
+        <w:jc w:val="both"/>
+      </w:pPr>
+      <w:r>
+        <w:rPr>
+          <w:rFonts w:ascii="Times New Roman" w:hAnsi="Times New Roman"/>
+          <w:b w:val="0"/>
+          <w:sz w:val="28"/>
+        </w:rPr>
+        <w:t xml:space="preserve">• </w:t>
+      </w:r>
+      <w:r>
+        <w:rPr>
+          <w:rFonts w:ascii="Times New Roman" w:hAnsi="Times New Roman"/>
+          <w:sz w:val="28"/>
+        </w:rPr>
+        <w:t>По результатам проверки формируется электронный протокол валидации. В случае несоответствий план отправляется на доработку с замечаниями.</w:t>
+      </w:r>
+    </w:p>
+    <w:p>
+      <w:pPr>
+        <w:spacing w:line="276" w:lineRule="auto" w:after="60"/>
+        <w:ind w:left="709"/>
+        <w:jc w:val="both"/>
+      </w:pPr>
+      <w:r>
+        <w:rPr>
+          <w:rFonts w:ascii="Times New Roman" w:hAnsi="Times New Roman"/>
+          <w:b/>
+          <w:sz w:val="28"/>
+        </w:rPr>
+        <w:t xml:space="preserve">3. </w:t>
+      </w:r>
+      <w:r>
+        <w:rPr>
+          <w:rFonts w:ascii="Times New Roman" w:hAnsi="Times New Roman"/>
+          <w:sz w:val="28"/>
+        </w:rPr>
+      </w:r>
+      <w:r>
+        <w:rPr>
+          <w:rFonts w:ascii="Times New Roman" w:hAnsi="Times New Roman"/>
+          <w:b/>
+          <w:sz w:val="28"/>
+        </w:rPr>
+        <w:t>Маршрутизация согласования и утверждения</w:t>
+      </w:r>
+      <w:r>
+        <w:rPr>
+          <w:rFonts w:ascii="Times New Roman" w:hAnsi="Times New Roman"/>
+          <w:sz w:val="28"/>
+        </w:rPr>
+        <w:t>:</w:t>
+      </w:r>
+    </w:p>
+    <w:p>
+      <w:pPr>
+        <w:spacing w:line="276" w:lineRule="auto" w:after="60"/>
+        <w:ind w:left="1134"/>
+        <w:jc w:val="both"/>
+      </w:pPr>
+      <w:r>
+        <w:rPr>
+          <w:rFonts w:ascii="Times New Roman" w:hAnsi="Times New Roman"/>
+          <w:b w:val="0"/>
+          <w:sz w:val="28"/>
+        </w:rPr>
+        <w:t xml:space="preserve">• </w:t>
+      </w:r>
+      <w:r>
+        <w:rPr>
+          <w:rFonts w:ascii="Times New Roman" w:hAnsi="Times New Roman"/>
+          <w:sz w:val="28"/>
+        </w:rPr>
+        <w:t>Прошедший валидацию учебный план подлежит поэтапному согласованию и подписанию:</w:t>
+      </w:r>
+    </w:p>
+    <w:p>
+      <w:pPr>
+        <w:spacing w:line="276" w:lineRule="auto" w:after="60"/>
+        <w:ind w:left="1417"/>
+        <w:jc w:val="both"/>
+      </w:pPr>
+      <w:r>
+        <w:rPr>
+          <w:rFonts w:ascii="Times New Roman" w:hAnsi="Times New Roman"/>
+          <w:b/>
+          <w:sz w:val="28"/>
+        </w:rPr>
+        <w:t xml:space="preserve">1. </w:t>
+      </w:r>
+      <w:r>
+        <w:rPr>
+          <w:rFonts w:ascii="Times New Roman" w:hAnsi="Times New Roman"/>
+          <w:sz w:val="28"/>
+        </w:rPr>
+        <w:t>Руководитель выпускающего подразделения (зав. выпускающей кафедрой / декан);</w:t>
+      </w:r>
+    </w:p>
+    <w:p>
+      <w:pPr>
+        <w:spacing w:line="276" w:lineRule="auto" w:after="60"/>
+        <w:ind w:left="1417"/>
+        <w:jc w:val="both"/>
+      </w:pPr>
+      <w:r>
+        <w:rPr>
+          <w:rFonts w:ascii="Times New Roman" w:hAnsi="Times New Roman"/>
+          <w:b/>
+          <w:sz w:val="28"/>
+        </w:rPr>
+        <w:t xml:space="preserve">2. </w:t>
+      </w:r>
+      <w:r>
+        <w:rPr>
+          <w:rFonts w:ascii="Times New Roman" w:hAnsi="Times New Roman"/>
+          <w:sz w:val="28"/>
+        </w:rPr>
+        <w:t>Начальник АНОК;</w:t>
+      </w:r>
+    </w:p>
+    <w:p>
+      <w:pPr>
+        <w:spacing w:line="276" w:lineRule="auto" w:after="60"/>
+        <w:ind w:left="1417"/>
+        <w:jc w:val="both"/>
+      </w:pPr>
+      <w:r>
+        <w:rPr>
+          <w:rFonts w:ascii="Times New Roman" w:hAnsi="Times New Roman"/>
+          <w:b/>
+          <w:sz w:val="28"/>
+        </w:rPr>
+        <w:t xml:space="preserve">3. </w:t>
+      </w:r>
+      <w:r>
+        <w:rPr>
+          <w:rFonts w:ascii="Times New Roman" w:hAnsi="Times New Roman"/>
+          <w:sz w:val="28"/>
+        </w:rPr>
+        <w:t>Проректор по учебной работе (УР).</w:t>
+      </w:r>
+    </w:p>
+    <w:p>
+      <w:pPr>
+        <w:spacing w:line="276" w:lineRule="auto" w:after="60"/>
+        <w:ind w:left="1134"/>
+        <w:jc w:val="both"/>
+      </w:pPr>
+      <w:r>
+        <w:rPr>
+          <w:rFonts w:ascii="Times New Roman" w:hAnsi="Times New Roman"/>
+          <w:b w:val="0"/>
+          <w:sz w:val="28"/>
+        </w:rPr>
+        <w:t xml:space="preserve">• </w:t>
+      </w:r>
+      <w:r>
+        <w:rPr>
+          <w:rFonts w:ascii="Times New Roman" w:hAnsi="Times New Roman"/>
+          <w:sz w:val="28"/>
+        </w:rPr>
+        <w:t xml:space="preserve">Утверждение учебных планов проводится ежегодно на заседании </w:t>
+      </w:r>
+      <w:r>
+        <w:rPr>
+          <w:rFonts w:ascii="Times New Roman" w:hAnsi="Times New Roman"/>
+          <w:b/>
+          <w:sz w:val="28"/>
+        </w:rPr>
+        <w:t>Ученого совета университета</w:t>
+      </w:r>
+      <w:r>
+        <w:rPr>
+          <w:rFonts w:ascii="Times New Roman" w:hAnsi="Times New Roman"/>
+          <w:sz w:val="28"/>
+        </w:rPr>
+        <w:t>.</w:t>
+      </w:r>
+    </w:p>
+    <w:p>
+      <w:pPr>
+        <w:spacing w:line="276" w:lineRule="auto" w:after="60"/>
+        <w:ind w:left="1134"/>
+        <w:jc w:val="both"/>
+      </w:pPr>
+      <w:r>
+        <w:rPr>
+          <w:rFonts w:ascii="Times New Roman" w:hAnsi="Times New Roman"/>
+          <w:b w:val="0"/>
+          <w:sz w:val="28"/>
+        </w:rPr>
+        <w:t xml:space="preserve">• </w:t>
+      </w:r>
+      <w:r>
+        <w:rPr>
+          <w:rFonts w:ascii="Times New Roman" w:hAnsi="Times New Roman"/>
+          <w:sz w:val="28"/>
+        </w:rPr>
+        <w:t xml:space="preserve">Окончательное утверждение и ввод в действие осуществляются подписью </w:t>
+      </w:r>
+      <w:r>
+        <w:rPr>
+          <w:rFonts w:ascii="Times New Roman" w:hAnsi="Times New Roman"/>
+          <w:b/>
+          <w:sz w:val="28"/>
+        </w:rPr>
+        <w:t>Ректора университета</w:t>
+      </w:r>
+      <w:r>
+        <w:rPr>
+          <w:rFonts w:ascii="Times New Roman" w:hAnsi="Times New Roman"/>
+          <w:sz w:val="28"/>
+        </w:rPr>
+        <w:t>.</w:t>
+      </w:r>
+    </w:p>
+    <w:p>
+      <w:pPr>
+        <w:spacing w:line="276" w:lineRule="auto" w:after="60"/>
+        <w:ind w:left="1134"/>
+        <w:jc w:val="both"/>
+      </w:pPr>
+      <w:r>
+        <w:rPr>
+          <w:rFonts w:ascii="Times New Roman" w:hAnsi="Times New Roman"/>
+          <w:b w:val="0"/>
+          <w:sz w:val="28"/>
+        </w:rPr>
+        <w:t xml:space="preserve">• </w:t>
+      </w:r>
+      <w:r>
+        <w:rPr>
+          <w:rFonts w:ascii="Times New Roman" w:hAnsi="Times New Roman"/>
+          <w:sz w:val="28"/>
+        </w:rPr>
+        <w:t>Утвержденный план публикуется на портале и становится доступен для студентов и преподавателей.</w:t>
+      </w:r>
+    </w:p>
+    <w:p>
+      <w:pPr>
+        <w:spacing w:line="276" w:lineRule="auto" w:after="60"/>
+        <w:ind w:left="709"/>
+        <w:jc w:val="both"/>
+      </w:pPr>
+      <w:r>
+        <w:rPr>
+          <w:rFonts w:ascii="Times New Roman" w:hAnsi="Times New Roman"/>
+          <w:b/>
+          <w:sz w:val="28"/>
+        </w:rPr>
+        <w:t xml:space="preserve">4. </w:t>
+      </w:r>
+      <w:r>
+        <w:rPr>
+          <w:rFonts w:ascii="Times New Roman" w:hAnsi="Times New Roman"/>
+          <w:sz w:val="28"/>
+        </w:rPr>
+      </w:r>
+      <w:r>
+        <w:rPr>
+          <w:rFonts w:ascii="Times New Roman" w:hAnsi="Times New Roman"/>
+          <w:b/>
+          <w:sz w:val="28"/>
+        </w:rPr>
+        <w:t>Внесение изменений в учебные планы (актуализация)</w:t>
+      </w:r>
+      <w:r>
+        <w:rPr>
+          <w:rFonts w:ascii="Times New Roman" w:hAnsi="Times New Roman"/>
+          <w:sz w:val="28"/>
+        </w:rPr>
+        <w:t>:</w:t>
+      </w:r>
+    </w:p>
+    <w:p>
+      <w:pPr>
+        <w:spacing w:line="276" w:lineRule="auto" w:after="60"/>
+        <w:ind w:left="1134"/>
+        <w:jc w:val="both"/>
+      </w:pPr>
+      <w:r>
+        <w:rPr>
+          <w:rFonts w:ascii="Times New Roman" w:hAnsi="Times New Roman"/>
+          <w:b w:val="0"/>
+          <w:sz w:val="28"/>
+        </w:rPr>
+        <w:t xml:space="preserve">• </w:t>
+      </w:r>
+      <w:r>
+        <w:rPr>
+          <w:rFonts w:ascii="Times New Roman" w:hAnsi="Times New Roman"/>
+          <w:sz w:val="28"/>
+        </w:rPr>
+        <w:t>До начала учебного семестра выпускающее подразделение имеет право инициировать внесение изменений в УП (например, замена дисциплины по выбору, перераспределение часов, смена кафедры).</w:t>
+      </w:r>
+    </w:p>
+    <w:p>
+      <w:pPr>
+        <w:spacing w:line="276" w:lineRule="auto" w:after="60"/>
+        <w:ind w:left="1134"/>
+        <w:jc w:val="both"/>
+      </w:pPr>
+      <w:r>
+        <w:rPr>
+          <w:rFonts w:ascii="Times New Roman" w:hAnsi="Times New Roman"/>
+          <w:b w:val="0"/>
+          <w:sz w:val="28"/>
+        </w:rPr>
+        <w:t xml:space="preserve">• </w:t>
+      </w:r>
+      <w:r>
+        <w:rPr>
+          <w:rFonts w:ascii="Times New Roman" w:hAnsi="Times New Roman"/>
+          <w:sz w:val="28"/>
+        </w:rPr>
+        <w:t xml:space="preserve">Инициация оформляется в виде </w:t>
+      </w:r>
+      <w:r>
+        <w:rPr>
+          <w:rFonts w:ascii="Times New Roman" w:hAnsi="Times New Roman"/>
+          <w:b/>
+          <w:sz w:val="28"/>
+        </w:rPr>
+        <w:t>электронной служебной записки</w:t>
+      </w:r>
+      <w:r>
+        <w:rPr>
+          <w:rFonts w:ascii="Times New Roman" w:hAnsi="Times New Roman"/>
+          <w:sz w:val="28"/>
+        </w:rPr>
+        <w:t>, которая подписывается:</w:t>
+      </w:r>
+    </w:p>
+    <w:p>
+      <w:pPr>
+        <w:spacing w:line="276" w:lineRule="auto" w:after="60"/>
+        <w:ind w:left="1417"/>
+        <w:jc w:val="both"/>
+      </w:pPr>
+      <w:r>
+        <w:rPr>
+          <w:rFonts w:ascii="Times New Roman" w:hAnsi="Times New Roman"/>
+          <w:b w:val="0"/>
+          <w:sz w:val="28"/>
+        </w:rPr>
+        <w:t xml:space="preserve">• </w:t>
+      </w:r>
+      <w:r>
+        <w:rPr>
+          <w:rFonts w:ascii="Times New Roman" w:hAnsi="Times New Roman"/>
+          <w:sz w:val="28"/>
+        </w:rPr>
+        <w:t>Руководителем выпускающего подразделения;</w:t>
+      </w:r>
+    </w:p>
+    <w:p>
+      <w:pPr>
+        <w:spacing w:line="276" w:lineRule="auto" w:after="60"/>
+        <w:ind w:left="1417"/>
+        <w:jc w:val="both"/>
+      </w:pPr>
+      <w:r>
+        <w:rPr>
+          <w:rFonts w:ascii="Times New Roman" w:hAnsi="Times New Roman"/>
+          <w:b w:val="0"/>
+          <w:sz w:val="28"/>
+        </w:rPr>
+        <w:t xml:space="preserve">• </w:t>
+      </w:r>
+      <w:r>
+        <w:rPr>
+          <w:rFonts w:ascii="Times New Roman" w:hAnsi="Times New Roman"/>
+          <w:sz w:val="28"/>
+        </w:rPr>
+        <w:t>Руководителем реализующего подразделения (кафедры).</w:t>
+      </w:r>
+    </w:p>
+    <w:p>
+      <w:pPr>
+        <w:spacing w:line="276" w:lineRule="auto" w:after="60"/>
+        <w:ind w:left="1134"/>
+        <w:jc w:val="both"/>
+      </w:pPr>
+      <w:r>
+        <w:rPr>
+          <w:rFonts w:ascii="Times New Roman" w:hAnsi="Times New Roman"/>
+          <w:b w:val="0"/>
+          <w:sz w:val="28"/>
+        </w:rPr>
+        <w:t xml:space="preserve">• </w:t>
+      </w:r>
+      <w:r>
+        <w:rPr>
+          <w:rFonts w:ascii="Times New Roman" w:hAnsi="Times New Roman"/>
+          <w:sz w:val="28"/>
+        </w:rPr>
+        <w:t>Подписанная служебная записка передается в АНОК.</w:t>
+      </w:r>
+    </w:p>
+    <w:p>
+      <w:pPr>
+        <w:spacing w:line="276" w:lineRule="auto" w:after="60"/>
+        <w:ind w:left="1134"/>
+        <w:jc w:val="both"/>
+      </w:pPr>
+      <w:r>
+        <w:rPr>
+          <w:rFonts w:ascii="Times New Roman" w:hAnsi="Times New Roman"/>
+          <w:b w:val="0"/>
+          <w:sz w:val="28"/>
+        </w:rPr>
+        <w:t xml:space="preserve">• </w:t>
+      </w:r>
+      <w:r>
+        <w:rPr>
+          <w:rFonts w:ascii="Times New Roman" w:hAnsi="Times New Roman"/>
+          <w:sz w:val="28"/>
+        </w:rPr>
+        <w:t>Сотрудники АНОК вносят утвержденные изменения в учебный план в системе, после чего повторно проводят проверку на соответствие ФГОС.</w:t>
+      </w:r>
+    </w:p>
+    <w:p>
+      <w:pPr>
+        <w:spacing w:line="276" w:lineRule="auto" w:after="60"/>
+        <w:ind w:left="1134"/>
+        <w:jc w:val="both"/>
+      </w:pPr>
+      <w:r>
+        <w:rPr>
+          <w:rFonts w:ascii="Times New Roman" w:hAnsi="Times New Roman"/>
+          <w:b w:val="0"/>
+          <w:sz w:val="28"/>
+        </w:rPr>
+        <w:t xml:space="preserve">• </w:t>
+      </w:r>
+      <w:r>
+        <w:rPr>
+          <w:rFonts w:ascii="Times New Roman" w:hAnsi="Times New Roman"/>
+          <w:sz w:val="28"/>
+        </w:rPr>
+        <w:t>Формируется новая ревизия (версия) учебного плана с фиксацией истории изменений.</w:t>
+      </w:r>
+    </w:p>
+    <w:p>
+      <w:pPr>
+        <w:spacing w:before="240" w:after="120"/>
+        <w:jc w:val="left"/>
+      </w:pPr>
+      <w:r>
+        <w:rPr>
+          <w:rFonts w:ascii="Times New Roman" w:hAnsi="Times New Roman"/>
+          <w:b/>
+          <w:sz w:val="28"/>
+        </w:rPr>
+        <w:t>2. Описание основных акторов системы</w:t>
+      </w:r>
+    </w:p>
+    <w:p>
+      <w:pPr>
+        <w:spacing w:before="160" w:after="80"/>
+        <w:ind w:firstLine="709"/>
+        <w:jc w:val="left"/>
+      </w:pPr>
+      <w:r>
+        <w:rPr>
+          <w:rFonts w:ascii="Times New Roman" w:hAnsi="Times New Roman"/>
+          <w:b/>
+          <w:sz w:val="24"/>
+        </w:rPr>
+        <w:t>Таблица 1 — Спецификация данных</w:t>
       </w:r>
     </w:p>
     <w:tbl>
@@ -340,55 +946,96 @@
         <w:tblW w:type="auto" w:w="0"/>
         <w:jc w:val="center"/>
         <w:tblLook w:firstColumn="1" w:firstRow="1" w:lastColumn="0" w:lastRow="0" w:noHBand="0" w:noVBand="1" w:val="04A0"/>
+        <w:tblBorders>
+          <w:top w:val="single" w:sz="4" w:space="0" w:color="CBD5E1"/>
+          <w:bottom w:val="single" w:sz="4" w:space="0" w:color="CBD5E1"/>
+          <w:insideH w:val="single" w:sz="4" w:space="0" w:color="CBD5E1"/>
+          <w:insideV w:val="single" w:sz="4" w:space="0" w:color="CBD5E1"/>
+          <w:left w:val="single" w:sz="4" w:space="0" w:color="CBD5E1"/>
+          <w:right w:val="single" w:sz="4" w:space="0" w:color="CBD5E1"/>
+        </w:tblBorders>
       </w:tblPr>
       <w:tblGrid>
-        <w:gridCol w:w="3216"/>
-        <w:gridCol w:w="3216"/>
-        <w:gridCol w:w="3216"/>
+        <w:gridCol w:w="3118"/>
+        <w:gridCol w:w="3118"/>
+        <w:gridCol w:w="3118"/>
       </w:tblGrid>
       <w:tr>
         <w:tc>
           <w:tcPr>
-            <w:tcW w:type="dxa" w:w="3216"/>
-            <w:shd w:fill="1E3A8A"/>
+            <w:tcW w:type="dxa" w:w="3118"/>
+            <w:tcMar>
+              <w:top w:w="100" w:type="dxa"/>
+              <w:bottom w:w="100" w:type="dxa"/>
+              <w:left w:w="150" w:type="dxa"/>
+              <w:right w:w="150" w:type="dxa"/>
+            </w:tcMar>
+            <w:shd w:fill="E2E8F0"/>
           </w:tcPr>
           <w:p>
+            <w:pPr>
+              <w:spacing w:before="40" w:after="40" w:line="252" w:lineRule="auto"/>
+              <w:jc w:val="left"/>
+            </w:pPr>
             <w:r>
               <w:rPr>
+                <w:rFonts w:ascii="Times New Roman" w:hAnsi="Times New Roman"/>
                 <w:b/>
-                <w:color w:val="FFFFFF"/>
+                <w:sz w:val="22"/>
               </w:rPr>
-              <w:t>Актор (Роль)</w:t>
+              <w:t>Актор</w:t>
             </w:r>
           </w:p>
         </w:tc>
         <w:tc>
           <w:tcPr>
-            <w:tcW w:type="dxa" w:w="3216"/>
-            <w:shd w:fill="1E3A8A"/>
+            <w:tcW w:type="dxa" w:w="3118"/>
+            <w:tcMar>
+              <w:top w:w="100" w:type="dxa"/>
+              <w:bottom w:w="100" w:type="dxa"/>
+              <w:left w:w="150" w:type="dxa"/>
+              <w:right w:w="150" w:type="dxa"/>
+            </w:tcMar>
+            <w:shd w:fill="E2E8F0"/>
           </w:tcPr>
           <w:p>
+            <w:pPr>
+              <w:spacing w:before="40" w:after="40" w:line="252" w:lineRule="auto"/>
+              <w:jc w:val="left"/>
+            </w:pPr>
             <w:r>
               <w:rPr>
+                <w:rFonts w:ascii="Times New Roman" w:hAnsi="Times New Roman"/>
                 <w:b/>
-                <w:color w:val="FFFFFF"/>
+                <w:sz w:val="22"/>
               </w:rPr>
-              <w:t>Категория пользователей</w:t>
+              <w:t>Роль в системе</w:t>
             </w:r>
           </w:p>
         </w:tc>
         <w:tc>
           <w:tcPr>
-            <w:tcW w:type="dxa" w:w="3216"/>
-            <w:shd w:fill="1E3A8A"/>
+            <w:tcW w:type="dxa" w:w="3118"/>
+            <w:tcMar>
+              <w:top w:w="100" w:type="dxa"/>
+              <w:bottom w:w="100" w:type="dxa"/>
+              <w:left w:w="150" w:type="dxa"/>
+              <w:right w:w="150" w:type="dxa"/>
+            </w:tcMar>
+            <w:shd w:fill="E2E8F0"/>
           </w:tcPr>
           <w:p>
+            <w:pPr>
+              <w:spacing w:before="40" w:after="40" w:line="252" w:lineRule="auto"/>
+              <w:jc w:val="left"/>
+            </w:pPr>
             <w:r>
               <w:rPr>
+                <w:rFonts w:ascii="Times New Roman" w:hAnsi="Times New Roman"/>
                 <w:b/>
-                <w:color w:val="FFFFFF"/>
+                <w:sz w:val="22"/>
               </w:rPr>
-              <w:t>Функциональные обязанности и права</w:t>
+              <w:t>Основные обязанности и права</w:t>
             </w:r>
           </w:p>
         </w:tc>
@@ -396,8 +1043,7 @@
       <w:tr>
         <w:tc>
           <w:tcPr>
-            <w:tcW w:type="dxa" w:w="3216"/>
-            <w:shd w:fill="F8FAFC"/>
+            <w:tcW w:type="dxa" w:w="3118"/>
             <w:tcMar>
               <w:top w:w="100" w:type="dxa"/>
               <w:bottom w:w="100" w:type="dxa"/>
@@ -406,14 +1052,35 @@
             </w:tcMar>
           </w:tcPr>
           <w:p>
+            <w:pPr>
+              <w:spacing w:before="40" w:after="40" w:line="252" w:lineRule="auto"/>
+              <w:jc w:val="left"/>
+            </w:pPr>
             <w:r>
-              <w:t>Руководитель выпускающего подразделения</w:t>
+              <w:rPr>
+                <w:rFonts w:ascii="Times New Roman" w:hAnsi="Times New Roman"/>
+                <w:sz w:val="22"/>
+              </w:rPr>
+            </w:r>
+            <w:r>
+              <w:rPr>
+                <w:rFonts w:ascii="Times New Roman" w:hAnsi="Times New Roman"/>
+                <w:b/>
+                <w:sz w:val="22"/>
+              </w:rPr>
+              <w:t>Руководитель / сотрудник выпускающего подразделения</w:t>
+            </w:r>
+            <w:r>
+              <w:rPr>
+                <w:rFonts w:ascii="Times New Roman" w:hAnsi="Times New Roman"/>
+                <w:sz w:val="22"/>
+              </w:rPr>
             </w:r>
           </w:p>
         </w:tc>
         <w:tc>
           <w:tcPr>
-            <w:tcW w:type="dxa" w:w="3216"/>
+            <w:tcW w:type="dxa" w:w="3118"/>
             <w:tcMar>
               <w:top w:w="100" w:type="dxa"/>
               <w:bottom w:w="100" w:type="dxa"/>
@@ -422,14 +1089,22 @@
             </w:tcMar>
           </w:tcPr>
           <w:p>
+            <w:pPr>
+              <w:spacing w:before="40" w:after="40" w:line="252" w:lineRule="auto"/>
+              <w:jc w:val="left"/>
+            </w:pPr>
             <w:r>
-              <w:t>Заведующий выпускающей кафедрой, декан факультета, академический руководитель ОП</w:t>
+              <w:rPr>
+                <w:rFonts w:ascii="Times New Roman" w:hAnsi="Times New Roman"/>
+                <w:sz w:val="22"/>
+              </w:rPr>
+              <w:t>Заведующий выпускающей кафедрой, декан факультета, руководитель образовательной программы</w:t>
             </w:r>
           </w:p>
         </w:tc>
         <w:tc>
           <w:tcPr>
-            <w:tcW w:type="dxa" w:w="3216"/>
+            <w:tcW w:type="dxa" w:w="3118"/>
             <w:tcMar>
               <w:top w:w="100" w:type="dxa"/>
               <w:bottom w:w="100" w:type="dxa"/>
@@ -438,8 +1113,24 @@
             </w:tcMar>
           </w:tcPr>
           <w:p>
+            <w:pPr>
+              <w:spacing w:before="40" w:after="40" w:line="252" w:lineRule="auto"/>
+              <w:jc w:val="left"/>
+            </w:pPr>
             <w:r>
-              <w:t>Создание проектов УП, ввод дисциплин и часов, подписание УП со стороны кафедры, создание служебных записок на изменение.</w:t>
+              <w:rPr>
+                <w:rFonts w:ascii="Times New Roman" w:hAnsi="Times New Roman"/>
+                <w:sz w:val="22"/>
+              </w:rPr>
+              <w:t>• Создание и первичное наполнение проекта учебного плана.</w:t>
+              <w:br/>
+              <w:t>• Формирование перечня дисциплин, семестров, форм контроля и закрепление за кафедрами.</w:t>
+              <w:br/>
+              <w:t>• Согласование/подписание проекта УП со своей стороны.</w:t>
+              <w:br/>
+              <w:t>• Создание служебных записок на внесение изменений в УП.</w:t>
+              <w:br/>
+              <w:t>• Просмотр статуса рассмотрения УП и служебных записок.</w:t>
             </w:r>
           </w:p>
         </w:tc>
@@ -447,8 +1138,7 @@
       <w:tr>
         <w:tc>
           <w:tcPr>
-            <w:tcW w:type="dxa" w:w="3216"/>
-            <w:shd w:fill="F8FAFC"/>
+            <w:tcW w:type="dxa" w:w="3118"/>
             <w:tcMar>
               <w:top w:w="100" w:type="dxa"/>
               <w:bottom w:w="100" w:type="dxa"/>
@@ -457,14 +1147,35 @@
             </w:tcMar>
           </w:tcPr>
           <w:p>
+            <w:pPr>
+              <w:spacing w:before="40" w:after="40" w:line="252" w:lineRule="auto"/>
+              <w:jc w:val="left"/>
+            </w:pPr>
             <w:r>
+              <w:rPr>
+                <w:rFonts w:ascii="Times New Roman" w:hAnsi="Times New Roman"/>
+                <w:sz w:val="22"/>
+              </w:rPr>
+            </w:r>
+            <w:r>
+              <w:rPr>
+                <w:rFonts w:ascii="Times New Roman" w:hAnsi="Times New Roman"/>
+                <w:b/>
+                <w:sz w:val="22"/>
+              </w:rPr>
               <w:t>Руководитель реализующего подразделения</w:t>
+            </w:r>
+            <w:r>
+              <w:rPr>
+                <w:rFonts w:ascii="Times New Roman" w:hAnsi="Times New Roman"/>
+                <w:sz w:val="22"/>
+              </w:rPr>
             </w:r>
           </w:p>
         </w:tc>
         <w:tc>
           <w:tcPr>
-            <w:tcW w:type="dxa" w:w="3216"/>
+            <w:tcW w:type="dxa" w:w="3118"/>
             <w:tcMar>
               <w:top w:w="100" w:type="dxa"/>
               <w:bottom w:w="100" w:type="dxa"/>
@@ -473,14 +1184,22 @@
             </w:tcMar>
           </w:tcPr>
           <w:p>
+            <w:pPr>
+              <w:spacing w:before="40" w:after="40" w:line="252" w:lineRule="auto"/>
+              <w:jc w:val="left"/>
+            </w:pPr>
             <w:r>
-              <w:t>Заведующий кафедрой, обеспечивающей преподавание конкретной дисциплины</w:t>
+              <w:rPr>
+                <w:rFonts w:ascii="Times New Roman" w:hAnsi="Times New Roman"/>
+                <w:sz w:val="22"/>
+              </w:rPr>
+              <w:t>Заведующий обеспечивающей кафедрой (например, кафедра высшей математики, иностранных языков и т.д.)</w:t>
             </w:r>
           </w:p>
         </w:tc>
         <w:tc>
           <w:tcPr>
-            <w:tcW w:type="dxa" w:w="3216"/>
+            <w:tcW w:type="dxa" w:w="3118"/>
             <w:tcMar>
               <w:top w:w="100" w:type="dxa"/>
               <w:bottom w:w="100" w:type="dxa"/>
@@ -489,8 +1208,18 @@
             </w:tcMar>
           </w:tcPr>
           <w:p>
+            <w:pPr>
+              <w:spacing w:before="40" w:after="40" w:line="252" w:lineRule="auto"/>
+              <w:jc w:val="left"/>
+            </w:pPr>
             <w:r>
-              <w:t>Согласование и подписание служебных записок на изменение параметров дисциплин, закрепленных за данной кафедрой.</w:t>
+              <w:rPr>
+                <w:rFonts w:ascii="Times New Roman" w:hAnsi="Times New Roman"/>
+                <w:sz w:val="22"/>
+              </w:rPr>
+              <w:t>• Рассмотрение и согласование служебных записок на изменение параметров дисциплин, закрепленных за данной кафедрой.</w:t>
+              <w:br/>
+              <w:t>• Просмотр утвержденных УП в части дисциплин кафедры.</w:t>
             </w:r>
           </w:p>
         </w:tc>
@@ -498,8 +1227,7 @@
       <w:tr>
         <w:tc>
           <w:tcPr>
-            <w:tcW w:type="dxa" w:w="3216"/>
-            <w:shd w:fill="F8FAFC"/>
+            <w:tcW w:type="dxa" w:w="3118"/>
             <w:tcMar>
               <w:top w:w="100" w:type="dxa"/>
               <w:bottom w:w="100" w:type="dxa"/>
@@ -508,14 +1236,35 @@
             </w:tcMar>
           </w:tcPr>
           <w:p>
+            <w:pPr>
+              <w:spacing w:before="40" w:after="40" w:line="252" w:lineRule="auto"/>
+              <w:jc w:val="left"/>
+            </w:pPr>
             <w:r>
+              <w:rPr>
+                <w:rFonts w:ascii="Times New Roman" w:hAnsi="Times New Roman"/>
+                <w:sz w:val="22"/>
+              </w:rPr>
+            </w:r>
+            <w:r>
+              <w:rPr>
+                <w:rFonts w:ascii="Times New Roman" w:hAnsi="Times New Roman"/>
+                <w:b/>
+                <w:sz w:val="22"/>
+              </w:rPr>
               <w:t>Сотрудник / эксперт АНОК</w:t>
+            </w:r>
+            <w:r>
+              <w:rPr>
+                <w:rFonts w:ascii="Times New Roman" w:hAnsi="Times New Roman"/>
+                <w:sz w:val="22"/>
+              </w:rPr>
             </w:r>
           </w:p>
         </w:tc>
         <w:tc>
           <w:tcPr>
-            <w:tcW w:type="dxa" w:w="3216"/>
+            <w:tcW w:type="dxa" w:w="3118"/>
             <w:tcMar>
               <w:top w:w="100" w:type="dxa"/>
               <w:bottom w:w="100" w:type="dxa"/>
@@ -524,14 +1273,22 @@
             </w:tcMar>
           </w:tcPr>
           <w:p>
+            <w:pPr>
+              <w:spacing w:before="40" w:after="40" w:line="252" w:lineRule="auto"/>
+              <w:jc w:val="left"/>
+            </w:pPr>
             <w:r>
+              <w:rPr>
+                <w:rFonts w:ascii="Times New Roman" w:hAnsi="Times New Roman"/>
+                <w:sz w:val="22"/>
+              </w:rPr>
               <w:t>Эксперт Центра аккредитации и независимой оценки качества</w:t>
             </w:r>
           </w:p>
         </w:tc>
         <w:tc>
           <w:tcPr>
-            <w:tcW w:type="dxa" w:w="3216"/>
+            <w:tcW w:type="dxa" w:w="3118"/>
             <w:tcMar>
               <w:top w:w="100" w:type="dxa"/>
               <w:bottom w:w="100" w:type="dxa"/>
@@ -540,8 +1297,22 @@
             </w:tcMar>
           </w:tcPr>
           <w:p>
+            <w:pPr>
+              <w:spacing w:before="40" w:after="40" w:line="252" w:lineRule="auto"/>
+              <w:jc w:val="left"/>
+            </w:pPr>
             <w:r>
-              <w:t>Экспертиза УП на соответствие ФГОС, формирование протоколов проверки, внесение изменений в УП по утвержденным служебным запискам.</w:t>
+              <w:rPr>
+                <w:rFonts w:ascii="Times New Roman" w:hAnsi="Times New Roman"/>
+                <w:sz w:val="22"/>
+              </w:rPr>
+              <w:t>• Экспертная и автоматизированная проверка УП на соответствие стандартам ФГОС.</w:t>
+              <w:br/>
+              <w:t>• Формирование протоколов проверки и вынесение замечаний.</w:t>
+              <w:br/>
+              <w:t>• Внесение изменений в УП на основании согласованных служебных записок.</w:t>
+              <w:br/>
+              <w:t>• Повторный контроль УП после модификаций.</w:t>
             </w:r>
           </w:p>
         </w:tc>
@@ -549,8 +1320,7 @@
       <w:tr>
         <w:tc>
           <w:tcPr>
-            <w:tcW w:type="dxa" w:w="3216"/>
-            <w:shd w:fill="F8FAFC"/>
+            <w:tcW w:type="dxa" w:w="3118"/>
             <w:tcMar>
               <w:top w:w="100" w:type="dxa"/>
               <w:bottom w:w="100" w:type="dxa"/>
@@ -559,14 +1329,35 @@
             </w:tcMar>
           </w:tcPr>
           <w:p>
+            <w:pPr>
+              <w:spacing w:before="40" w:after="40" w:line="252" w:lineRule="auto"/>
+              <w:jc w:val="left"/>
+            </w:pPr>
             <w:r>
+              <w:rPr>
+                <w:rFonts w:ascii="Times New Roman" w:hAnsi="Times New Roman"/>
+                <w:sz w:val="22"/>
+              </w:rPr>
+            </w:r>
+            <w:r>
+              <w:rPr>
+                <w:rFonts w:ascii="Times New Roman" w:hAnsi="Times New Roman"/>
+                <w:b/>
+                <w:sz w:val="22"/>
+              </w:rPr>
               <w:t>Начальник АНОК</w:t>
+            </w:r>
+            <w:r>
+              <w:rPr>
+                <w:rFonts w:ascii="Times New Roman" w:hAnsi="Times New Roman"/>
+                <w:sz w:val="22"/>
+              </w:rPr>
             </w:r>
           </w:p>
         </w:tc>
         <w:tc>
           <w:tcPr>
-            <w:tcW w:type="dxa" w:w="3216"/>
+            <w:tcW w:type="dxa" w:w="3118"/>
             <w:tcMar>
               <w:top w:w="100" w:type="dxa"/>
               <w:bottom w:w="100" w:type="dxa"/>
@@ -575,14 +1366,22 @@
             </w:tcMar>
           </w:tcPr>
           <w:p>
+            <w:pPr>
+              <w:spacing w:before="40" w:after="40" w:line="252" w:lineRule="auto"/>
+              <w:jc w:val="left"/>
+            </w:pPr>
             <w:r>
-              <w:t>Руководитель Центра аккредитации вуза</w:t>
+              <w:rPr>
+                <w:rFonts w:ascii="Times New Roman" w:hAnsi="Times New Roman"/>
+                <w:sz w:val="22"/>
+              </w:rPr>
+              <w:t>Руководитель Центра аккредитации</w:t>
             </w:r>
           </w:p>
         </w:tc>
         <w:tc>
           <w:tcPr>
-            <w:tcW w:type="dxa" w:w="3216"/>
+            <w:tcW w:type="dxa" w:w="3118"/>
             <w:tcMar>
               <w:top w:w="100" w:type="dxa"/>
               <w:bottom w:w="100" w:type="dxa"/>
@@ -591,8 +1390,18 @@
             </w:tcMar>
           </w:tcPr>
           <w:p>
+            <w:pPr>
+              <w:spacing w:before="40" w:after="40" w:line="252" w:lineRule="auto"/>
+              <w:jc w:val="left"/>
+            </w:pPr>
             <w:r>
-              <w:t>Утверждение результатов экспертизы, подписание (визирование) проверенных учебных планов на этапе согласования.</w:t>
+              <w:rPr>
+                <w:rFonts w:ascii="Times New Roman" w:hAnsi="Times New Roman"/>
+                <w:sz w:val="22"/>
+              </w:rPr>
+              <w:t>• Утверждение результатов экспертизы учебных планов.</w:t>
+              <w:br/>
+              <w:t>• Подписание (визирование) проверенных учебных планов на этапе согласования.</w:t>
             </w:r>
           </w:p>
         </w:tc>
@@ -600,8 +1409,7 @@
       <w:tr>
         <w:tc>
           <w:tcPr>
-            <w:tcW w:type="dxa" w:w="3216"/>
-            <w:shd w:fill="F8FAFC"/>
+            <w:tcW w:type="dxa" w:w="3118"/>
             <w:tcMar>
               <w:top w:w="100" w:type="dxa"/>
               <w:bottom w:w="100" w:type="dxa"/>
@@ -610,14 +1418,35 @@
             </w:tcMar>
           </w:tcPr>
           <w:p>
+            <w:pPr>
+              <w:spacing w:before="40" w:after="40" w:line="252" w:lineRule="auto"/>
+              <w:jc w:val="left"/>
+            </w:pPr>
             <w:r>
+              <w:rPr>
+                <w:rFonts w:ascii="Times New Roman" w:hAnsi="Times New Roman"/>
+                <w:sz w:val="22"/>
+              </w:rPr>
+            </w:r>
+            <w:r>
+              <w:rPr>
+                <w:rFonts w:ascii="Times New Roman" w:hAnsi="Times New Roman"/>
+                <w:b/>
+                <w:sz w:val="22"/>
+              </w:rPr>
               <w:t>Проректор по учебной работе (УР)</w:t>
+            </w:r>
+            <w:r>
+              <w:rPr>
+                <w:rFonts w:ascii="Times New Roman" w:hAnsi="Times New Roman"/>
+                <w:sz w:val="22"/>
+              </w:rPr>
             </w:r>
           </w:p>
         </w:tc>
         <w:tc>
           <w:tcPr>
-            <w:tcW w:type="dxa" w:w="3216"/>
+            <w:tcW w:type="dxa" w:w="3118"/>
             <w:tcMar>
               <w:top w:w="100" w:type="dxa"/>
               <w:bottom w:w="100" w:type="dxa"/>
@@ -626,14 +1455,22 @@
             </w:tcMar>
           </w:tcPr>
           <w:p>
+            <w:pPr>
+              <w:spacing w:before="40" w:after="40" w:line="252" w:lineRule="auto"/>
+              <w:jc w:val="left"/>
+            </w:pPr>
             <w:r>
-              <w:t>Руководство образовательной деятельностью вуза</w:t>
+              <w:rPr>
+                <w:rFonts w:ascii="Times New Roman" w:hAnsi="Times New Roman"/>
+                <w:sz w:val="22"/>
+              </w:rPr>
+              <w:t>Руководство учебного блока университета</w:t>
             </w:r>
           </w:p>
         </w:tc>
         <w:tc>
           <w:tcPr>
-            <w:tcW w:type="dxa" w:w="3216"/>
+            <w:tcW w:type="dxa" w:w="3118"/>
             <w:tcMar>
               <w:top w:w="100" w:type="dxa"/>
               <w:bottom w:w="100" w:type="dxa"/>
@@ -642,8 +1479,16 @@
             </w:tcMar>
           </w:tcPr>
           <w:p>
+            <w:pPr>
+              <w:spacing w:before="40" w:after="40" w:line="252" w:lineRule="auto"/>
+              <w:jc w:val="left"/>
+            </w:pPr>
             <w:r>
-              <w:t>Рассмотрение и подписание согласованных учебных планов перед вынесением на заседание Ученого совета.</w:t>
+              <w:rPr>
+                <w:rFonts w:ascii="Times New Roman" w:hAnsi="Times New Roman"/>
+                <w:sz w:val="22"/>
+              </w:rPr>
+              <w:t>• Рассмотрение и подписание согласованных учебных планов перед передачей на Ученый совет.</w:t>
             </w:r>
           </w:p>
         </w:tc>
@@ -651,8 +1496,7 @@
       <w:tr>
         <w:tc>
           <w:tcPr>
-            <w:tcW w:type="dxa" w:w="3216"/>
-            <w:shd w:fill="F8FAFC"/>
+            <w:tcW w:type="dxa" w:w="3118"/>
             <w:tcMar>
               <w:top w:w="100" w:type="dxa"/>
               <w:bottom w:w="100" w:type="dxa"/>
@@ -661,14 +1505,35 @@
             </w:tcMar>
           </w:tcPr>
           <w:p>
+            <w:pPr>
+              <w:spacing w:before="40" w:after="40" w:line="252" w:lineRule="auto"/>
+              <w:jc w:val="left"/>
+            </w:pPr>
             <w:r>
-              <w:t>Ученый совет / Ректор</w:t>
+              <w:rPr>
+                <w:rFonts w:ascii="Times New Roman" w:hAnsi="Times New Roman"/>
+                <w:sz w:val="22"/>
+              </w:rPr>
+            </w:r>
+            <w:r>
+              <w:rPr>
+                <w:rFonts w:ascii="Times New Roman" w:hAnsi="Times New Roman"/>
+                <w:b/>
+                <w:sz w:val="22"/>
+              </w:rPr>
+              <w:t>Секретарь Ученого совета</w:t>
+            </w:r>
+            <w:r>
+              <w:rPr>
+                <w:rFonts w:ascii="Times New Roman" w:hAnsi="Times New Roman"/>
+                <w:sz w:val="22"/>
+              </w:rPr>
             </w:r>
           </w:p>
         </w:tc>
         <w:tc>
           <w:tcPr>
-            <w:tcW w:type="dxa" w:w="3216"/>
+            <w:tcW w:type="dxa" w:w="3118"/>
             <w:tcMar>
               <w:top w:w="100" w:type="dxa"/>
               <w:bottom w:w="100" w:type="dxa"/>
@@ -677,14 +1542,22 @@
             </w:tcMar>
           </w:tcPr>
           <w:p>
+            <w:pPr>
+              <w:spacing w:before="40" w:after="40" w:line="252" w:lineRule="auto"/>
+              <w:jc w:val="left"/>
+            </w:pPr>
             <w:r>
-              <w:t>Коллегиальный орган и высшее должностное лицо вуза</w:t>
+              <w:rPr>
+                <w:rFonts w:ascii="Times New Roman" w:hAnsi="Times New Roman"/>
+                <w:sz w:val="22"/>
+              </w:rPr>
+              <w:t>Администратор заседаний Ученого совета</w:t>
             </w:r>
           </w:p>
         </w:tc>
         <w:tc>
           <w:tcPr>
-            <w:tcW w:type="dxa" w:w="3216"/>
+            <w:tcW w:type="dxa" w:w="3118"/>
             <w:tcMar>
               <w:top w:w="100" w:type="dxa"/>
               <w:bottom w:w="100" w:type="dxa"/>
@@ -693,8 +1566,16 @@
             </w:tcMar>
           </w:tcPr>
           <w:p>
+            <w:pPr>
+              <w:spacing w:before="40" w:after="40" w:line="252" w:lineRule="auto"/>
+              <w:jc w:val="left"/>
+            </w:pPr>
             <w:r>
-              <w:t>Ежегодное рассмотрение и утверждение пакета учебных планов протоколом Ученого совета, итоговое подписание ректором.</w:t>
+              <w:rPr>
+                <w:rFonts w:ascii="Times New Roman" w:hAnsi="Times New Roman"/>
+                <w:sz w:val="22"/>
+              </w:rPr>
+              <w:t>• Внесение решений Ученого совета об утверждении пакета учебных планов на учебный год (номер и дата протокола).</w:t>
             </w:r>
           </w:p>
         </w:tc>
@@ -702,8 +1583,7 @@
       <w:tr>
         <w:tc>
           <w:tcPr>
-            <w:tcW w:type="dxa" w:w="3216"/>
-            <w:shd w:fill="F8FAFC"/>
+            <w:tcW w:type="dxa" w:w="3118"/>
             <w:tcMar>
               <w:top w:w="100" w:type="dxa"/>
               <w:bottom w:w="100" w:type="dxa"/>
@@ -712,14 +1592,35 @@
             </w:tcMar>
           </w:tcPr>
           <w:p>
+            <w:pPr>
+              <w:spacing w:before="40" w:after="40" w:line="252" w:lineRule="auto"/>
+              <w:jc w:val="left"/>
+            </w:pPr>
             <w:r>
-              <w:t>Студент / Преподаватель</w:t>
+              <w:rPr>
+                <w:rFonts w:ascii="Times New Roman" w:hAnsi="Times New Roman"/>
+                <w:sz w:val="22"/>
+              </w:rPr>
+            </w:r>
+            <w:r>
+              <w:rPr>
+                <w:rFonts w:ascii="Times New Roman" w:hAnsi="Times New Roman"/>
+                <w:b/>
+                <w:sz w:val="22"/>
+              </w:rPr>
+              <w:t>Ректор университета</w:t>
+            </w:r>
+            <w:r>
+              <w:rPr>
+                <w:rFonts w:ascii="Times New Roman" w:hAnsi="Times New Roman"/>
+                <w:sz w:val="22"/>
+              </w:rPr>
             </w:r>
           </w:p>
         </w:tc>
         <w:tc>
           <w:tcPr>
-            <w:tcW w:type="dxa" w:w="3216"/>
+            <w:tcW w:type="dxa" w:w="3118"/>
             <w:tcMar>
               <w:top w:w="100" w:type="dxa"/>
               <w:bottom w:w="100" w:type="dxa"/>
@@ -728,14 +1629,22 @@
             </w:tcMar>
           </w:tcPr>
           <w:p>
+            <w:pPr>
+              <w:spacing w:before="40" w:after="40" w:line="252" w:lineRule="auto"/>
+              <w:jc w:val="left"/>
+            </w:pPr>
             <w:r>
-              <w:t>Конечные пользователи образовательного процесса</w:t>
+              <w:rPr>
+                <w:rFonts w:ascii="Times New Roman" w:hAnsi="Times New Roman"/>
+                <w:sz w:val="22"/>
+              </w:rPr>
+              <w:t>Высшее должностное лицо вуза</w:t>
             </w:r>
           </w:p>
         </w:tc>
         <w:tc>
           <w:tcPr>
-            <w:tcW w:type="dxa" w:w="3216"/>
+            <w:tcW w:type="dxa" w:w="3118"/>
             <w:tcMar>
               <w:top w:w="100" w:type="dxa"/>
               <w:bottom w:w="100" w:type="dxa"/>
@@ -744,8 +1653,16 @@
             </w:tcMar>
           </w:tcPr>
           <w:p>
+            <w:pPr>
+              <w:spacing w:before="40" w:after="40" w:line="252" w:lineRule="auto"/>
+              <w:jc w:val="left"/>
+            </w:pPr>
             <w:r>
-              <w:t>Просмотр утвержденных учебных планов, календарных графиков, перечней дисциплин и форм контроля.</w:t>
+              <w:rPr>
+                <w:rFonts w:ascii="Times New Roman" w:hAnsi="Times New Roman"/>
+                <w:sz w:val="22"/>
+              </w:rPr>
+              <w:t>• Финальное утверждение и подписание учебного плана университета.</w:t>
             </w:r>
           </w:p>
         </w:tc>
@@ -753,8 +1670,7 @@
       <w:tr>
         <w:tc>
           <w:tcPr>
-            <w:tcW w:type="dxa" w:w="3216"/>
-            <w:shd w:fill="F8FAFC"/>
+            <w:tcW w:type="dxa" w:w="3118"/>
             <w:tcMar>
               <w:top w:w="100" w:type="dxa"/>
               <w:bottom w:w="100" w:type="dxa"/>
@@ -763,14 +1679,35 @@
             </w:tcMar>
           </w:tcPr>
           <w:p>
+            <w:pPr>
+              <w:spacing w:before="40" w:after="40" w:line="252" w:lineRule="auto"/>
+              <w:jc w:val="left"/>
+            </w:pPr>
             <w:r>
-              <w:t>Администратор портала</w:t>
+              <w:rPr>
+                <w:rFonts w:ascii="Times New Roman" w:hAnsi="Times New Roman"/>
+                <w:sz w:val="22"/>
+              </w:rPr>
+            </w:r>
+            <w:r>
+              <w:rPr>
+                <w:rFonts w:ascii="Times New Roman" w:hAnsi="Times New Roman"/>
+                <w:b/>
+                <w:sz w:val="22"/>
+              </w:rPr>
+              <w:t>Студент / Преподаватель</w:t>
+            </w:r>
+            <w:r>
+              <w:rPr>
+                <w:rFonts w:ascii="Times New Roman" w:hAnsi="Times New Roman"/>
+                <w:sz w:val="22"/>
+              </w:rPr>
             </w:r>
           </w:p>
         </w:tc>
         <w:tc>
           <w:tcPr>
-            <w:tcW w:type="dxa" w:w="3216"/>
+            <w:tcW w:type="dxa" w:w="3118"/>
             <w:tcMar>
               <w:top w:w="100" w:type="dxa"/>
               <w:bottom w:w="100" w:type="dxa"/>
@@ -779,14 +1716,22 @@
             </w:tcMar>
           </w:tcPr>
           <w:p>
+            <w:pPr>
+              <w:spacing w:before="40" w:after="40" w:line="252" w:lineRule="auto"/>
+              <w:jc w:val="left"/>
+            </w:pPr>
             <w:r>
-              <w:t>Служба технической поддержки и ИТ-отдел</w:t>
+              <w:rPr>
+                <w:rFonts w:ascii="Times New Roman" w:hAnsi="Times New Roman"/>
+                <w:sz w:val="22"/>
+              </w:rPr>
+              <w:t>Конечные пользователи образовательного процесса</w:t>
             </w:r>
           </w:p>
         </w:tc>
         <w:tc>
           <w:tcPr>
-            <w:tcW w:type="dxa" w:w="3216"/>
+            <w:tcW w:type="dxa" w:w="3118"/>
             <w:tcMar>
               <w:top w:w="100" w:type="dxa"/>
               <w:bottom w:w="100" w:type="dxa"/>
@@ -795,17 +1740,146 @@
             </w:tcMar>
           </w:tcPr>
           <w:p>
+            <w:pPr>
+              <w:spacing w:before="40" w:after="40" w:line="252" w:lineRule="auto"/>
+              <w:jc w:val="left"/>
+            </w:pPr>
             <w:r>
-              <w:t>Управление учетными записями, ролями пользователей (RBAC), ведение классификаторов ФГОС, структуры подразделений.</w:t>
+              <w:rPr>
+                <w:rFonts w:ascii="Times New Roman" w:hAnsi="Times New Roman"/>
+                <w:sz w:val="22"/>
+              </w:rPr>
+              <w:t>• Просмотр утвержденных учебных планов и образовательных программ.</w:t>
+              <w:br/>
+              <w:t>• Поиск дисциплин, просмотр семестровых графиков и форм контроля.</w:t>
+            </w:r>
+          </w:p>
+        </w:tc>
+      </w:tr>
+      <w:tr>
+        <w:tc>
+          <w:tcPr>
+            <w:tcW w:type="dxa" w:w="3118"/>
+            <w:tcMar>
+              <w:top w:w="100" w:type="dxa"/>
+              <w:bottom w:w="100" w:type="dxa"/>
+              <w:left w:w="150" w:type="dxa"/>
+              <w:right w:w="150" w:type="dxa"/>
+            </w:tcMar>
+          </w:tcPr>
+          <w:p>
+            <w:pPr>
+              <w:spacing w:before="40" w:after="40" w:line="252" w:lineRule="auto"/>
+              <w:jc w:val="left"/>
+            </w:pPr>
+            <w:r>
+              <w:rPr>
+                <w:rFonts w:ascii="Times New Roman" w:hAnsi="Times New Roman"/>
+                <w:sz w:val="22"/>
+              </w:rPr>
+            </w:r>
+            <w:r>
+              <w:rPr>
+                <w:rFonts w:ascii="Times New Roman" w:hAnsi="Times New Roman"/>
+                <w:b/>
+                <w:sz w:val="22"/>
+              </w:rPr>
+              <w:t>Администратор портала</w:t>
+            </w:r>
+            <w:r>
+              <w:rPr>
+                <w:rFonts w:ascii="Times New Roman" w:hAnsi="Times New Roman"/>
+                <w:sz w:val="22"/>
+              </w:rPr>
+            </w:r>
+          </w:p>
+        </w:tc>
+        <w:tc>
+          <w:tcPr>
+            <w:tcW w:type="dxa" w:w="3118"/>
+            <w:tcMar>
+              <w:top w:w="100" w:type="dxa"/>
+              <w:bottom w:w="100" w:type="dxa"/>
+              <w:left w:w="150" w:type="dxa"/>
+              <w:right w:w="150" w:type="dxa"/>
+            </w:tcMar>
+          </w:tcPr>
+          <w:p>
+            <w:pPr>
+              <w:spacing w:before="40" w:after="40" w:line="252" w:lineRule="auto"/>
+              <w:jc w:val="left"/>
+            </w:pPr>
+            <w:r>
+              <w:rPr>
+                <w:rFonts w:ascii="Times New Roman" w:hAnsi="Times New Roman"/>
+                <w:sz w:val="22"/>
+              </w:rPr>
+              <w:t>Системный администратор / техподдержка</w:t>
+            </w:r>
+          </w:p>
+        </w:tc>
+        <w:tc>
+          <w:tcPr>
+            <w:tcW w:type="dxa" w:w="3118"/>
+            <w:tcMar>
+              <w:top w:w="100" w:type="dxa"/>
+              <w:bottom w:w="100" w:type="dxa"/>
+              <w:left w:w="150" w:type="dxa"/>
+              <w:right w:w="150" w:type="dxa"/>
+            </w:tcMar>
+          </w:tcPr>
+          <w:p>
+            <w:pPr>
+              <w:spacing w:before="40" w:after="40" w:line="252" w:lineRule="auto"/>
+              <w:jc w:val="left"/>
+            </w:pPr>
+            <w:r>
+              <w:rPr>
+                <w:rFonts w:ascii="Times New Roman" w:hAnsi="Times New Roman"/>
+                <w:sz w:val="22"/>
+              </w:rPr>
+              <w:t>• Управление учетными записями и ролями пользователей.</w:t>
+              <w:br/>
+              <w:t>• Ведение системных справочников (структура университета, кафедры, классификаторы ФГОС, типы контроля).</w:t>
+              <w:br/>
+              <w:t>• Мониторинг безопасности и резервное копирование.</w:t>
             </w:r>
           </w:p>
         </w:tc>
       </w:tr>
     </w:tbl>
     <w:p>
-      <w:r>
-        <w:br/>
-        <w:t>Матрица ответственности RACI для регламентированных процессов:</w:t>
+      <w:pPr>
+        <w:spacing w:after="120"/>
+      </w:pPr>
+    </w:p>
+    <w:p>
+      <w:pPr>
+        <w:spacing w:before="160" w:after="80"/>
+        <w:jc w:val="left"/>
+      </w:pPr>
+      <w:r>
+        <w:rPr>
+          <w:rFonts w:ascii="Times New Roman" w:hAnsi="Times New Roman"/>
+          <w:b/>
+          <w:sz w:val="26"/>
+        </w:rPr>
+        <w:t>Матрица ответственности (RACI) для ключевых процессов</w:t>
+      </w:r>
+    </w:p>
+    <w:p>
+      <w:pPr>
+        <w:spacing w:before="160" w:after="80"/>
+        <w:ind w:firstLine="709"/>
+        <w:jc w:val="left"/>
+      </w:pPr>
+      <w:r>
+        <w:rPr>
+          <w:rFonts w:ascii="Times New Roman" w:hAnsi="Times New Roman"/>
+          <w:b/>
+          <w:sz w:val="24"/>
+        </w:rPr>
+        <w:t>Таблица 2 — Спецификация данных</w:t>
       </w:r>
     </w:p>
     <w:tbl>
@@ -813,72 +1887,124 @@
         <w:tblW w:type="auto" w:w="0"/>
         <w:jc w:val="center"/>
         <w:tblLook w:firstColumn="1" w:firstRow="1" w:lastColumn="0" w:lastRow="0" w:noHBand="0" w:noVBand="1" w:val="04A0"/>
+        <w:tblBorders>
+          <w:top w:val="single" w:sz="4" w:space="0" w:color="CBD5E1"/>
+          <w:bottom w:val="single" w:sz="4" w:space="0" w:color="CBD5E1"/>
+          <w:insideH w:val="single" w:sz="4" w:space="0" w:color="CBD5E1"/>
+          <w:insideV w:val="single" w:sz="4" w:space="0" w:color="CBD5E1"/>
+          <w:left w:val="single" w:sz="4" w:space="0" w:color="CBD5E1"/>
+          <w:right w:val="single" w:sz="4" w:space="0" w:color="CBD5E1"/>
+        </w:tblBorders>
       </w:tblPr>
       <w:tblGrid>
-        <w:gridCol w:w="1378"/>
-        <w:gridCol w:w="1378"/>
-        <w:gridCol w:w="1378"/>
-        <w:gridCol w:w="1378"/>
-        <w:gridCol w:w="1378"/>
-        <w:gridCol w:w="1378"/>
-        <w:gridCol w:w="1378"/>
+        <w:gridCol w:w="1336"/>
+        <w:gridCol w:w="1336"/>
+        <w:gridCol w:w="1336"/>
+        <w:gridCol w:w="1336"/>
+        <w:gridCol w:w="1336"/>
+        <w:gridCol w:w="1336"/>
+        <w:gridCol w:w="1336"/>
       </w:tblGrid>
       <w:tr>
         <w:tc>
           <w:tcPr>
-            <w:tcW w:type="dxa" w:w="1378"/>
-            <w:shd w:fill="2B6CB0"/>
+            <w:tcW w:type="dxa" w:w="1336"/>
+            <w:tcMar>
+              <w:top w:w="100" w:type="dxa"/>
+              <w:bottom w:w="100" w:type="dxa"/>
+              <w:left w:w="150" w:type="dxa"/>
+              <w:right w:w="150" w:type="dxa"/>
+            </w:tcMar>
+            <w:shd w:fill="E2E8F0"/>
           </w:tcPr>
           <w:p>
+            <w:pPr>
+              <w:spacing w:before="40" w:after="40" w:line="252" w:lineRule="auto"/>
+              <w:jc w:val="left"/>
+            </w:pPr>
             <w:r>
               <w:rPr>
+                <w:rFonts w:ascii="Times New Roman" w:hAnsi="Times New Roman"/>
                 <w:b/>
-                <w:color w:val="FFFFFF"/>
+                <w:sz w:val="22"/>
               </w:rPr>
-              <w:t>Процесс / Этап</w:t>
+              <w:t>Процесс</w:t>
             </w:r>
           </w:p>
         </w:tc>
         <w:tc>
           <w:tcPr>
-            <w:tcW w:type="dxa" w:w="1378"/>
-            <w:shd w:fill="2B6CB0"/>
+            <w:tcW w:type="dxa" w:w="1336"/>
+            <w:tcMar>
+              <w:top w:w="100" w:type="dxa"/>
+              <w:bottom w:w="100" w:type="dxa"/>
+              <w:left w:w="150" w:type="dxa"/>
+              <w:right w:w="150" w:type="dxa"/>
+            </w:tcMar>
+            <w:shd w:fill="E2E8F0"/>
           </w:tcPr>
           <w:p>
+            <w:pPr>
+              <w:spacing w:before="40" w:after="40" w:line="252" w:lineRule="auto"/>
+              <w:jc w:val="left"/>
+            </w:pPr>
             <w:r>
               <w:rPr>
+                <w:rFonts w:ascii="Times New Roman" w:hAnsi="Times New Roman"/>
                 <w:b/>
-                <w:color w:val="FFFFFF"/>
+                <w:sz w:val="22"/>
               </w:rPr>
-              <w:t>Выпуск. подр.</w:t>
+              <w:t>Выпускающее подр.</w:t>
             </w:r>
           </w:p>
         </w:tc>
         <w:tc>
           <w:tcPr>
-            <w:tcW w:type="dxa" w:w="1378"/>
-            <w:shd w:fill="2B6CB0"/>
+            <w:tcW w:type="dxa" w:w="1336"/>
+            <w:tcMar>
+              <w:top w:w="100" w:type="dxa"/>
+              <w:bottom w:w="100" w:type="dxa"/>
+              <w:left w:w="150" w:type="dxa"/>
+              <w:right w:w="150" w:type="dxa"/>
+            </w:tcMar>
+            <w:shd w:fill="E2E8F0"/>
           </w:tcPr>
           <w:p>
+            <w:pPr>
+              <w:spacing w:before="40" w:after="40" w:line="252" w:lineRule="auto"/>
+              <w:jc w:val="left"/>
+            </w:pPr>
             <w:r>
               <w:rPr>
+                <w:rFonts w:ascii="Times New Roman" w:hAnsi="Times New Roman"/>
                 <w:b/>
-                <w:color w:val="FFFFFF"/>
+                <w:sz w:val="22"/>
               </w:rPr>
-              <w:t>Реализ. подр.</w:t>
+              <w:t>Реализующее подр.</w:t>
             </w:r>
           </w:p>
         </w:tc>
         <w:tc>
           <w:tcPr>
-            <w:tcW w:type="dxa" w:w="1378"/>
-            <w:shd w:fill="2B6CB0"/>
+            <w:tcW w:type="dxa" w:w="1336"/>
+            <w:tcMar>
+              <w:top w:w="100" w:type="dxa"/>
+              <w:bottom w:w="100" w:type="dxa"/>
+              <w:left w:w="150" w:type="dxa"/>
+              <w:right w:w="150" w:type="dxa"/>
+            </w:tcMar>
+            <w:shd w:fill="E2E8F0"/>
           </w:tcPr>
           <w:p>
+            <w:pPr>
+              <w:spacing w:before="40" w:after="40" w:line="252" w:lineRule="auto"/>
+              <w:jc w:val="left"/>
+            </w:pPr>
             <w:r>
               <w:rPr>
+                <w:rFonts w:ascii="Times New Roman" w:hAnsi="Times New Roman"/>
                 <w:b/>
-                <w:color w:val="FFFFFF"/>
+                <w:sz w:val="22"/>
               </w:rPr>
               <w:t>Эксперт АНОК</w:t>
             </w:r>
@@ -886,46 +2012,79 @@
         </w:tc>
         <w:tc>
           <w:tcPr>
-            <w:tcW w:type="dxa" w:w="1378"/>
-            <w:shd w:fill="2B6CB0"/>
+            <w:tcW w:type="dxa" w:w="1336"/>
+            <w:tcMar>
+              <w:top w:w="100" w:type="dxa"/>
+              <w:bottom w:w="100" w:type="dxa"/>
+              <w:left w:w="150" w:type="dxa"/>
+              <w:right w:w="150" w:type="dxa"/>
+            </w:tcMar>
+            <w:shd w:fill="E2E8F0"/>
           </w:tcPr>
           <w:p>
+            <w:pPr>
+              <w:spacing w:before="40" w:after="40" w:line="252" w:lineRule="auto"/>
+              <w:jc w:val="left"/>
+            </w:pPr>
             <w:r>
               <w:rPr>
+                <w:rFonts w:ascii="Times New Roman" w:hAnsi="Times New Roman"/>
                 <w:b/>
-                <w:color w:val="FFFFFF"/>
+                <w:sz w:val="22"/>
               </w:rPr>
-              <w:t>Нач. АНОК</w:t>
+              <w:t>Начальник АНОК</w:t>
             </w:r>
           </w:p>
         </w:tc>
         <w:tc>
           <w:tcPr>
-            <w:tcW w:type="dxa" w:w="1378"/>
-            <w:shd w:fill="2B6CB0"/>
+            <w:tcW w:type="dxa" w:w="1336"/>
+            <w:tcMar>
+              <w:top w:w="100" w:type="dxa"/>
+              <w:bottom w:w="100" w:type="dxa"/>
+              <w:left w:w="150" w:type="dxa"/>
+              <w:right w:w="150" w:type="dxa"/>
+            </w:tcMar>
+            <w:shd w:fill="E2E8F0"/>
           </w:tcPr>
           <w:p>
+            <w:pPr>
+              <w:spacing w:before="40" w:after="40" w:line="252" w:lineRule="auto"/>
+              <w:jc w:val="left"/>
+            </w:pPr>
             <w:r>
               <w:rPr>
+                <w:rFonts w:ascii="Times New Roman" w:hAnsi="Times New Roman"/>
                 <w:b/>
-                <w:color w:val="FFFFFF"/>
+                <w:sz w:val="22"/>
               </w:rPr>
-              <w:t>Проректор УР</w:t>
+              <w:t>Проректор по УР</w:t>
             </w:r>
           </w:p>
         </w:tc>
         <w:tc>
           <w:tcPr>
-            <w:tcW w:type="dxa" w:w="1378"/>
-            <w:shd w:fill="2B6CB0"/>
+            <w:tcW w:type="dxa" w:w="1336"/>
+            <w:tcMar>
+              <w:top w:w="100" w:type="dxa"/>
+              <w:bottom w:w="100" w:type="dxa"/>
+              <w:left w:w="150" w:type="dxa"/>
+              <w:right w:w="150" w:type="dxa"/>
+            </w:tcMar>
+            <w:shd w:fill="E2E8F0"/>
           </w:tcPr>
           <w:p>
+            <w:pPr>
+              <w:spacing w:before="40" w:after="40" w:line="252" w:lineRule="auto"/>
+              <w:jc w:val="left"/>
+            </w:pPr>
             <w:r>
               <w:rPr>
+                <w:rFonts w:ascii="Times New Roman" w:hAnsi="Times New Roman"/>
                 <w:b/>
-                <w:color w:val="FFFFFF"/>
+                <w:sz w:val="22"/>
               </w:rPr>
-              <w:t>Уч. совет/Ректор</w:t>
+              <w:t>Ученый совет / Ректор</w:t>
             </w:r>
           </w:p>
         </w:tc>
@@ -933,130 +2092,181 @@
       <w:tr>
         <w:tc>
           <w:tcPr>
-            <w:tcW w:type="dxa" w:w="1378"/>
+            <w:tcW w:type="dxa" w:w="1336"/>
             <w:tcMar>
-              <w:top w:w="60" w:type="dxa"/>
-              <w:bottom w:w="60" w:type="dxa"/>
-              <w:left w:w="80" w:type="dxa"/>
-              <w:right w:w="80" w:type="dxa"/>
+              <w:top w:w="100" w:type="dxa"/>
+              <w:bottom w:w="100" w:type="dxa"/>
+              <w:left w:w="150" w:type="dxa"/>
+              <w:right w:w="150" w:type="dxa"/>
             </w:tcMar>
           </w:tcPr>
           <w:p>
+            <w:pPr>
+              <w:spacing w:before="40" w:after="40" w:line="252" w:lineRule="auto"/>
+              <w:jc w:val="left"/>
+            </w:pPr>
             <w:r>
+              <w:rPr>
+                <w:rFonts w:ascii="Times New Roman" w:hAnsi="Times New Roman"/>
+                <w:sz w:val="22"/>
+              </w:rPr>
               <w:t>Разработка проекта УП</w:t>
             </w:r>
           </w:p>
         </w:tc>
         <w:tc>
           <w:tcPr>
-            <w:tcW w:type="dxa" w:w="1378"/>
+            <w:tcW w:type="dxa" w:w="1336"/>
             <w:tcMar>
-              <w:top w:w="60" w:type="dxa"/>
-              <w:bottom w:w="60" w:type="dxa"/>
-              <w:left w:w="80" w:type="dxa"/>
-              <w:right w:w="80" w:type="dxa"/>
+              <w:top w:w="100" w:type="dxa"/>
+              <w:bottom w:w="100" w:type="dxa"/>
+              <w:left w:w="150" w:type="dxa"/>
+              <w:right w:w="150" w:type="dxa"/>
             </w:tcMar>
           </w:tcPr>
           <w:p>
             <w:pPr>
-              <w:jc w:val="center"/>
+              <w:spacing w:before="40" w:after="40" w:line="252" w:lineRule="auto"/>
+              <w:jc w:val="left"/>
             </w:pPr>
             <w:r>
+              <w:rPr>
+                <w:rFonts w:ascii="Times New Roman" w:hAnsi="Times New Roman"/>
+                <w:sz w:val="22"/>
+              </w:rPr>
+            </w:r>
+            <w:r>
+              <w:rPr>
+                <w:rFonts w:ascii="Times New Roman" w:hAnsi="Times New Roman"/>
+                <w:b/>
+                <w:sz w:val="22"/>
+              </w:rPr>
               <w:t>R, A</w:t>
+            </w:r>
+            <w:r>
+              <w:rPr>
+                <w:rFonts w:ascii="Times New Roman" w:hAnsi="Times New Roman"/>
+                <w:sz w:val="22"/>
+              </w:rPr>
             </w:r>
           </w:p>
         </w:tc>
         <w:tc>
           <w:tcPr>
-            <w:tcW w:type="dxa" w:w="1378"/>
+            <w:tcW w:type="dxa" w:w="1336"/>
             <w:tcMar>
-              <w:top w:w="60" w:type="dxa"/>
-              <w:bottom w:w="60" w:type="dxa"/>
-              <w:left w:w="80" w:type="dxa"/>
-              <w:right w:w="80" w:type="dxa"/>
+              <w:top w:w="100" w:type="dxa"/>
+              <w:bottom w:w="100" w:type="dxa"/>
+              <w:left w:w="150" w:type="dxa"/>
+              <w:right w:w="150" w:type="dxa"/>
             </w:tcMar>
           </w:tcPr>
           <w:p>
             <w:pPr>
-              <w:jc w:val="center"/>
+              <w:spacing w:before="40" w:after="40" w:line="252" w:lineRule="auto"/>
+              <w:jc w:val="left"/>
             </w:pPr>
             <w:r>
+              <w:rPr>
+                <w:rFonts w:ascii="Times New Roman" w:hAnsi="Times New Roman"/>
+                <w:sz w:val="22"/>
+              </w:rPr>
               <w:t>C</w:t>
             </w:r>
           </w:p>
         </w:tc>
         <w:tc>
           <w:tcPr>
-            <w:tcW w:type="dxa" w:w="1378"/>
+            <w:tcW w:type="dxa" w:w="1336"/>
             <w:tcMar>
-              <w:top w:w="60" w:type="dxa"/>
-              <w:bottom w:w="60" w:type="dxa"/>
-              <w:left w:w="80" w:type="dxa"/>
-              <w:right w:w="80" w:type="dxa"/>
+              <w:top w:w="100" w:type="dxa"/>
+              <w:bottom w:w="100" w:type="dxa"/>
+              <w:left w:w="150" w:type="dxa"/>
+              <w:right w:w="150" w:type="dxa"/>
             </w:tcMar>
           </w:tcPr>
           <w:p>
             <w:pPr>
-              <w:jc w:val="center"/>
+              <w:spacing w:before="40" w:after="40" w:line="252" w:lineRule="auto"/>
+              <w:jc w:val="left"/>
             </w:pPr>
             <w:r>
+              <w:rPr>
+                <w:rFonts w:ascii="Times New Roman" w:hAnsi="Times New Roman"/>
+                <w:sz w:val="22"/>
+              </w:rPr>
               <w:t>I</w:t>
             </w:r>
           </w:p>
         </w:tc>
         <w:tc>
           <w:tcPr>
-            <w:tcW w:type="dxa" w:w="1378"/>
+            <w:tcW w:type="dxa" w:w="1336"/>
             <w:tcMar>
-              <w:top w:w="60" w:type="dxa"/>
-              <w:bottom w:w="60" w:type="dxa"/>
-              <w:left w:w="80" w:type="dxa"/>
-              <w:right w:w="80" w:type="dxa"/>
+              <w:top w:w="100" w:type="dxa"/>
+              <w:bottom w:w="100" w:type="dxa"/>
+              <w:left w:w="150" w:type="dxa"/>
+              <w:right w:w="150" w:type="dxa"/>
             </w:tcMar>
           </w:tcPr>
           <w:p>
             <w:pPr>
-              <w:jc w:val="center"/>
+              <w:spacing w:before="40" w:after="40" w:line="252" w:lineRule="auto"/>
+              <w:jc w:val="left"/>
             </w:pPr>
             <w:r>
+              <w:rPr>
+                <w:rFonts w:ascii="Times New Roman" w:hAnsi="Times New Roman"/>
+                <w:sz w:val="22"/>
+              </w:rPr>
               <w:t>I</w:t>
             </w:r>
           </w:p>
         </w:tc>
         <w:tc>
           <w:tcPr>
-            <w:tcW w:type="dxa" w:w="1378"/>
+            <w:tcW w:type="dxa" w:w="1336"/>
             <w:tcMar>
-              <w:top w:w="60" w:type="dxa"/>
-              <w:bottom w:w="60" w:type="dxa"/>
-              <w:left w:w="80" w:type="dxa"/>
-              <w:right w:w="80" w:type="dxa"/>
+              <w:top w:w="100" w:type="dxa"/>
+              <w:bottom w:w="100" w:type="dxa"/>
+              <w:left w:w="150" w:type="dxa"/>
+              <w:right w:w="150" w:type="dxa"/>
             </w:tcMar>
           </w:tcPr>
           <w:p>
             <w:pPr>
-              <w:jc w:val="center"/>
+              <w:spacing w:before="40" w:after="40" w:line="252" w:lineRule="auto"/>
+              <w:jc w:val="left"/>
             </w:pPr>
             <w:r>
+              <w:rPr>
+                <w:rFonts w:ascii="Times New Roman" w:hAnsi="Times New Roman"/>
+                <w:sz w:val="22"/>
+              </w:rPr>
               <w:t>I</w:t>
             </w:r>
           </w:p>
         </w:tc>
         <w:tc>
           <w:tcPr>
-            <w:tcW w:type="dxa" w:w="1378"/>
+            <w:tcW w:type="dxa" w:w="1336"/>
             <w:tcMar>
-              <w:top w:w="60" w:type="dxa"/>
-              <w:bottom w:w="60" w:type="dxa"/>
-              <w:left w:w="80" w:type="dxa"/>
-              <w:right w:w="80" w:type="dxa"/>
+              <w:top w:w="100" w:type="dxa"/>
+              <w:bottom w:w="100" w:type="dxa"/>
+              <w:left w:w="150" w:type="dxa"/>
+              <w:right w:w="150" w:type="dxa"/>
             </w:tcMar>
           </w:tcPr>
           <w:p>
             <w:pPr>
-              <w:jc w:val="center"/>
+              <w:spacing w:before="40" w:after="40" w:line="252" w:lineRule="auto"/>
+              <w:jc w:val="left"/>
             </w:pPr>
             <w:r>
+              <w:rPr>
+                <w:rFonts w:ascii="Times New Roman" w:hAnsi="Times New Roman"/>
+                <w:sz w:val="22"/>
+              </w:rPr>
               <w:t>I</w:t>
             </w:r>
           </w:p>
@@ -1065,130 +2275,194 @@
       <w:tr>
         <w:tc>
           <w:tcPr>
-            <w:tcW w:type="dxa" w:w="1378"/>
+            <w:tcW w:type="dxa" w:w="1336"/>
             <w:tcMar>
-              <w:top w:w="60" w:type="dxa"/>
-              <w:bottom w:w="60" w:type="dxa"/>
-              <w:left w:w="80" w:type="dxa"/>
-              <w:right w:w="80" w:type="dxa"/>
+              <w:top w:w="100" w:type="dxa"/>
+              <w:bottom w:w="100" w:type="dxa"/>
+              <w:left w:w="150" w:type="dxa"/>
+              <w:right w:w="150" w:type="dxa"/>
             </w:tcMar>
           </w:tcPr>
           <w:p>
+            <w:pPr>
+              <w:spacing w:before="40" w:after="40" w:line="252" w:lineRule="auto"/>
+              <w:jc w:val="left"/>
+            </w:pPr>
             <w:r>
-              <w:t>Экспертиза по ФГОС</w:t>
+              <w:rPr>
+                <w:rFonts w:ascii="Times New Roman" w:hAnsi="Times New Roman"/>
+                <w:sz w:val="22"/>
+              </w:rPr>
+              <w:t>Экспертиза соответствия ФГОС</w:t>
             </w:r>
           </w:p>
         </w:tc>
         <w:tc>
           <w:tcPr>
-            <w:tcW w:type="dxa" w:w="1378"/>
+            <w:tcW w:type="dxa" w:w="1336"/>
             <w:tcMar>
-              <w:top w:w="60" w:type="dxa"/>
-              <w:bottom w:w="60" w:type="dxa"/>
-              <w:left w:w="80" w:type="dxa"/>
-              <w:right w:w="80" w:type="dxa"/>
+              <w:top w:w="100" w:type="dxa"/>
+              <w:bottom w:w="100" w:type="dxa"/>
+              <w:left w:w="150" w:type="dxa"/>
+              <w:right w:w="150" w:type="dxa"/>
             </w:tcMar>
           </w:tcPr>
           <w:p>
             <w:pPr>
-              <w:jc w:val="center"/>
+              <w:spacing w:before="40" w:after="40" w:line="252" w:lineRule="auto"/>
+              <w:jc w:val="left"/>
             </w:pPr>
             <w:r>
+              <w:rPr>
+                <w:rFonts w:ascii="Times New Roman" w:hAnsi="Times New Roman"/>
+                <w:sz w:val="22"/>
+              </w:rPr>
               <w:t>I</w:t>
             </w:r>
           </w:p>
         </w:tc>
         <w:tc>
           <w:tcPr>
-            <w:tcW w:type="dxa" w:w="1378"/>
+            <w:tcW w:type="dxa" w:w="1336"/>
             <w:tcMar>
-              <w:top w:w="60" w:type="dxa"/>
-              <w:bottom w:w="60" w:type="dxa"/>
-              <w:left w:w="80" w:type="dxa"/>
-              <w:right w:w="80" w:type="dxa"/>
+              <w:top w:w="100" w:type="dxa"/>
+              <w:bottom w:w="100" w:type="dxa"/>
+              <w:left w:w="150" w:type="dxa"/>
+              <w:right w:w="150" w:type="dxa"/>
             </w:tcMar>
           </w:tcPr>
           <w:p>
             <w:pPr>
-              <w:jc w:val="center"/>
+              <w:spacing w:before="40" w:after="40" w:line="252" w:lineRule="auto"/>
+              <w:jc w:val="left"/>
             </w:pPr>
             <w:r>
+              <w:rPr>
+                <w:rFonts w:ascii="Times New Roman" w:hAnsi="Times New Roman"/>
+                <w:sz w:val="22"/>
+              </w:rPr>
               <w:t>I</w:t>
             </w:r>
           </w:p>
         </w:tc>
         <w:tc>
           <w:tcPr>
-            <w:tcW w:type="dxa" w:w="1378"/>
+            <w:tcW w:type="dxa" w:w="1336"/>
             <w:tcMar>
-              <w:top w:w="60" w:type="dxa"/>
-              <w:bottom w:w="60" w:type="dxa"/>
-              <w:left w:w="80" w:type="dxa"/>
-              <w:right w:w="80" w:type="dxa"/>
+              <w:top w:w="100" w:type="dxa"/>
+              <w:bottom w:w="100" w:type="dxa"/>
+              <w:left w:w="150" w:type="dxa"/>
+              <w:right w:w="150" w:type="dxa"/>
             </w:tcMar>
           </w:tcPr>
           <w:p>
             <w:pPr>
-              <w:jc w:val="center"/>
+              <w:spacing w:before="40" w:after="40" w:line="252" w:lineRule="auto"/>
+              <w:jc w:val="left"/>
             </w:pPr>
             <w:r>
+              <w:rPr>
+                <w:rFonts w:ascii="Times New Roman" w:hAnsi="Times New Roman"/>
+                <w:sz w:val="22"/>
+              </w:rPr>
+            </w:r>
+            <w:r>
+              <w:rPr>
+                <w:rFonts w:ascii="Times New Roman" w:hAnsi="Times New Roman"/>
+                <w:b/>
+                <w:sz w:val="22"/>
+              </w:rPr>
               <w:t>R</w:t>
+            </w:r>
+            <w:r>
+              <w:rPr>
+                <w:rFonts w:ascii="Times New Roman" w:hAnsi="Times New Roman"/>
+                <w:sz w:val="22"/>
+              </w:rPr>
             </w:r>
           </w:p>
         </w:tc>
         <w:tc>
           <w:tcPr>
-            <w:tcW w:type="dxa" w:w="1378"/>
+            <w:tcW w:type="dxa" w:w="1336"/>
             <w:tcMar>
-              <w:top w:w="60" w:type="dxa"/>
-              <w:bottom w:w="60" w:type="dxa"/>
-              <w:left w:w="80" w:type="dxa"/>
-              <w:right w:w="80" w:type="dxa"/>
+              <w:top w:w="100" w:type="dxa"/>
+              <w:bottom w:w="100" w:type="dxa"/>
+              <w:left w:w="150" w:type="dxa"/>
+              <w:right w:w="150" w:type="dxa"/>
             </w:tcMar>
           </w:tcPr>
           <w:p>
             <w:pPr>
-              <w:jc w:val="center"/>
+              <w:spacing w:before="40" w:after="40" w:line="252" w:lineRule="auto"/>
+              <w:jc w:val="left"/>
             </w:pPr>
             <w:r>
+              <w:rPr>
+                <w:rFonts w:ascii="Times New Roman" w:hAnsi="Times New Roman"/>
+                <w:sz w:val="22"/>
+              </w:rPr>
+            </w:r>
+            <w:r>
+              <w:rPr>
+                <w:rFonts w:ascii="Times New Roman" w:hAnsi="Times New Roman"/>
+                <w:b/>
+                <w:sz w:val="22"/>
+              </w:rPr>
               <w:t>A</w:t>
+            </w:r>
+            <w:r>
+              <w:rPr>
+                <w:rFonts w:ascii="Times New Roman" w:hAnsi="Times New Roman"/>
+                <w:sz w:val="22"/>
+              </w:rPr>
             </w:r>
           </w:p>
         </w:tc>
         <w:tc>
           <w:tcPr>
-            <w:tcW w:type="dxa" w:w="1378"/>
+            <w:tcW w:type="dxa" w:w="1336"/>
             <w:tcMar>
-              <w:top w:w="60" w:type="dxa"/>
-              <w:bottom w:w="60" w:type="dxa"/>
-              <w:left w:w="80" w:type="dxa"/>
-              <w:right w:w="80" w:type="dxa"/>
+              <w:top w:w="100" w:type="dxa"/>
+              <w:bottom w:w="100" w:type="dxa"/>
+              <w:left w:w="150" w:type="dxa"/>
+              <w:right w:w="150" w:type="dxa"/>
             </w:tcMar>
           </w:tcPr>
           <w:p>
             <w:pPr>
-              <w:jc w:val="center"/>
+              <w:spacing w:before="40" w:after="40" w:line="252" w:lineRule="auto"/>
+              <w:jc w:val="left"/>
             </w:pPr>
             <w:r>
+              <w:rPr>
+                <w:rFonts w:ascii="Times New Roman" w:hAnsi="Times New Roman"/>
+                <w:sz w:val="22"/>
+              </w:rPr>
               <w:t>I</w:t>
             </w:r>
           </w:p>
         </w:tc>
         <w:tc>
           <w:tcPr>
-            <w:tcW w:type="dxa" w:w="1378"/>
+            <w:tcW w:type="dxa" w:w="1336"/>
             <w:tcMar>
-              <w:top w:w="60" w:type="dxa"/>
-              <w:bottom w:w="60" w:type="dxa"/>
-              <w:left w:w="80" w:type="dxa"/>
-              <w:right w:w="80" w:type="dxa"/>
+              <w:top w:w="100" w:type="dxa"/>
+              <w:bottom w:w="100" w:type="dxa"/>
+              <w:left w:w="150" w:type="dxa"/>
+              <w:right w:w="150" w:type="dxa"/>
             </w:tcMar>
           </w:tcPr>
           <w:p>
             <w:pPr>
-              <w:jc w:val="center"/>
+              <w:spacing w:before="40" w:after="40" w:line="252" w:lineRule="auto"/>
+              <w:jc w:val="left"/>
             </w:pPr>
             <w:r>
+              <w:rPr>
+                <w:rFonts w:ascii="Times New Roman" w:hAnsi="Times New Roman"/>
+                <w:sz w:val="22"/>
+              </w:rPr>
               <w:t>I</w:t>
             </w:r>
           </w:p>
@@ -1197,130 +2471,207 @@
       <w:tr>
         <w:tc>
           <w:tcPr>
-            <w:tcW w:type="dxa" w:w="1378"/>
+            <w:tcW w:type="dxa" w:w="1336"/>
             <w:tcMar>
-              <w:top w:w="60" w:type="dxa"/>
-              <w:bottom w:w="60" w:type="dxa"/>
-              <w:left w:w="80" w:type="dxa"/>
-              <w:right w:w="80" w:type="dxa"/>
+              <w:top w:w="100" w:type="dxa"/>
+              <w:bottom w:w="100" w:type="dxa"/>
+              <w:left w:w="150" w:type="dxa"/>
+              <w:right w:w="150" w:type="dxa"/>
             </w:tcMar>
           </w:tcPr>
           <w:p>
+            <w:pPr>
+              <w:spacing w:before="40" w:after="40" w:line="252" w:lineRule="auto"/>
+              <w:jc w:val="left"/>
+            </w:pPr>
             <w:r>
-              <w:t>Подписание проекта УП</w:t>
+              <w:rPr>
+                <w:rFonts w:ascii="Times New Roman" w:hAnsi="Times New Roman"/>
+                <w:sz w:val="22"/>
+              </w:rPr>
+              <w:t>Подписание УП (этап 1-2)</w:t>
             </w:r>
           </w:p>
         </w:tc>
         <w:tc>
           <w:tcPr>
-            <w:tcW w:type="dxa" w:w="1378"/>
+            <w:tcW w:type="dxa" w:w="1336"/>
             <w:tcMar>
-              <w:top w:w="60" w:type="dxa"/>
-              <w:bottom w:w="60" w:type="dxa"/>
-              <w:left w:w="80" w:type="dxa"/>
-              <w:right w:w="80" w:type="dxa"/>
+              <w:top w:w="100" w:type="dxa"/>
+              <w:bottom w:w="100" w:type="dxa"/>
+              <w:left w:w="150" w:type="dxa"/>
+              <w:right w:w="150" w:type="dxa"/>
             </w:tcMar>
           </w:tcPr>
           <w:p>
             <w:pPr>
-              <w:jc w:val="center"/>
+              <w:spacing w:before="40" w:after="40" w:line="252" w:lineRule="auto"/>
+              <w:jc w:val="left"/>
             </w:pPr>
             <w:r>
+              <w:rPr>
+                <w:rFonts w:ascii="Times New Roman" w:hAnsi="Times New Roman"/>
+                <w:sz w:val="22"/>
+              </w:rPr>
+            </w:r>
+            <w:r>
+              <w:rPr>
+                <w:rFonts w:ascii="Times New Roman" w:hAnsi="Times New Roman"/>
+                <w:b/>
+                <w:sz w:val="22"/>
+              </w:rPr>
               <w:t>A</w:t>
+            </w:r>
+            <w:r>
+              <w:rPr>
+                <w:rFonts w:ascii="Times New Roman" w:hAnsi="Times New Roman"/>
+                <w:sz w:val="22"/>
+              </w:rPr>
             </w:r>
           </w:p>
         </w:tc>
         <w:tc>
           <w:tcPr>
-            <w:tcW w:type="dxa" w:w="1378"/>
+            <w:tcW w:type="dxa" w:w="1336"/>
             <w:tcMar>
-              <w:top w:w="60" w:type="dxa"/>
-              <w:bottom w:w="60" w:type="dxa"/>
-              <w:left w:w="80" w:type="dxa"/>
-              <w:right w:w="80" w:type="dxa"/>
+              <w:top w:w="100" w:type="dxa"/>
+              <w:bottom w:w="100" w:type="dxa"/>
+              <w:left w:w="150" w:type="dxa"/>
+              <w:right w:w="150" w:type="dxa"/>
             </w:tcMar>
           </w:tcPr>
           <w:p>
             <w:pPr>
-              <w:jc w:val="center"/>
+              <w:spacing w:before="40" w:after="40" w:line="252" w:lineRule="auto"/>
+              <w:jc w:val="left"/>
             </w:pPr>
             <w:r>
+              <w:rPr>
+                <w:rFonts w:ascii="Times New Roman" w:hAnsi="Times New Roman"/>
+                <w:sz w:val="22"/>
+              </w:rPr>
               <w:t>I</w:t>
             </w:r>
           </w:p>
         </w:tc>
         <w:tc>
           <w:tcPr>
-            <w:tcW w:type="dxa" w:w="1378"/>
+            <w:tcW w:type="dxa" w:w="1336"/>
             <w:tcMar>
-              <w:top w:w="60" w:type="dxa"/>
-              <w:bottom w:w="60" w:type="dxa"/>
-              <w:left w:w="80" w:type="dxa"/>
-              <w:right w:w="80" w:type="dxa"/>
+              <w:top w:w="100" w:type="dxa"/>
+              <w:bottom w:w="100" w:type="dxa"/>
+              <w:left w:w="150" w:type="dxa"/>
+              <w:right w:w="150" w:type="dxa"/>
             </w:tcMar>
           </w:tcPr>
           <w:p>
             <w:pPr>
-              <w:jc w:val="center"/>
+              <w:spacing w:before="40" w:after="40" w:line="252" w:lineRule="auto"/>
+              <w:jc w:val="left"/>
             </w:pPr>
             <w:r>
+              <w:rPr>
+                <w:rFonts w:ascii="Times New Roman" w:hAnsi="Times New Roman"/>
+                <w:sz w:val="22"/>
+              </w:rPr>
               <w:t>I</w:t>
             </w:r>
           </w:p>
         </w:tc>
         <w:tc>
           <w:tcPr>
-            <w:tcW w:type="dxa" w:w="1378"/>
+            <w:tcW w:type="dxa" w:w="1336"/>
             <w:tcMar>
-              <w:top w:w="60" w:type="dxa"/>
-              <w:bottom w:w="60" w:type="dxa"/>
-              <w:left w:w="80" w:type="dxa"/>
-              <w:right w:w="80" w:type="dxa"/>
+              <w:top w:w="100" w:type="dxa"/>
+              <w:bottom w:w="100" w:type="dxa"/>
+              <w:left w:w="150" w:type="dxa"/>
+              <w:right w:w="150" w:type="dxa"/>
             </w:tcMar>
           </w:tcPr>
           <w:p>
             <w:pPr>
-              <w:jc w:val="center"/>
+              <w:spacing w:before="40" w:after="40" w:line="252" w:lineRule="auto"/>
+              <w:jc w:val="left"/>
             </w:pPr>
             <w:r>
+              <w:rPr>
+                <w:rFonts w:ascii="Times New Roman" w:hAnsi="Times New Roman"/>
+                <w:sz w:val="22"/>
+              </w:rPr>
+            </w:r>
+            <w:r>
+              <w:rPr>
+                <w:rFonts w:ascii="Times New Roman" w:hAnsi="Times New Roman"/>
+                <w:b/>
+                <w:sz w:val="22"/>
+              </w:rPr>
               <w:t>A</w:t>
+            </w:r>
+            <w:r>
+              <w:rPr>
+                <w:rFonts w:ascii="Times New Roman" w:hAnsi="Times New Roman"/>
+                <w:sz w:val="22"/>
+              </w:rPr>
             </w:r>
           </w:p>
         </w:tc>
         <w:tc>
           <w:tcPr>
-            <w:tcW w:type="dxa" w:w="1378"/>
+            <w:tcW w:type="dxa" w:w="1336"/>
             <w:tcMar>
-              <w:top w:w="60" w:type="dxa"/>
-              <w:bottom w:w="60" w:type="dxa"/>
-              <w:left w:w="80" w:type="dxa"/>
-              <w:right w:w="80" w:type="dxa"/>
+              <w:top w:w="100" w:type="dxa"/>
+              <w:bottom w:w="100" w:type="dxa"/>
+              <w:left w:w="150" w:type="dxa"/>
+              <w:right w:w="150" w:type="dxa"/>
             </w:tcMar>
           </w:tcPr>
           <w:p>
             <w:pPr>
-              <w:jc w:val="center"/>
+              <w:spacing w:before="40" w:after="40" w:line="252" w:lineRule="auto"/>
+              <w:jc w:val="left"/>
             </w:pPr>
             <w:r>
+              <w:rPr>
+                <w:rFonts w:ascii="Times New Roman" w:hAnsi="Times New Roman"/>
+                <w:sz w:val="22"/>
+              </w:rPr>
+            </w:r>
+            <w:r>
+              <w:rPr>
+                <w:rFonts w:ascii="Times New Roman" w:hAnsi="Times New Roman"/>
+                <w:b/>
+                <w:sz w:val="22"/>
+              </w:rPr>
               <w:t>A</w:t>
+            </w:r>
+            <w:r>
+              <w:rPr>
+                <w:rFonts w:ascii="Times New Roman" w:hAnsi="Times New Roman"/>
+                <w:sz w:val="22"/>
+              </w:rPr>
             </w:r>
           </w:p>
         </w:tc>
         <w:tc>
           <w:tcPr>
-            <w:tcW w:type="dxa" w:w="1378"/>
+            <w:tcW w:type="dxa" w:w="1336"/>
             <w:tcMar>
-              <w:top w:w="60" w:type="dxa"/>
-              <w:bottom w:w="60" w:type="dxa"/>
-              <w:left w:w="80" w:type="dxa"/>
-              <w:right w:w="80" w:type="dxa"/>
+              <w:top w:w="100" w:type="dxa"/>
+              <w:bottom w:w="100" w:type="dxa"/>
+              <w:left w:w="150" w:type="dxa"/>
+              <w:right w:w="150" w:type="dxa"/>
             </w:tcMar>
           </w:tcPr>
           <w:p>
             <w:pPr>
-              <w:jc w:val="center"/>
+              <w:spacing w:before="40" w:after="40" w:line="252" w:lineRule="auto"/>
+              <w:jc w:val="left"/>
             </w:pPr>
             <w:r>
+              <w:rPr>
+                <w:rFonts w:ascii="Times New Roman" w:hAnsi="Times New Roman"/>
+                <w:sz w:val="22"/>
+              </w:rPr>
               <w:t>I</w:t>
             </w:r>
           </w:p>
@@ -1329,131 +2680,182 @@
       <w:tr>
         <w:tc>
           <w:tcPr>
-            <w:tcW w:type="dxa" w:w="1378"/>
+            <w:tcW w:type="dxa" w:w="1336"/>
             <w:tcMar>
-              <w:top w:w="60" w:type="dxa"/>
-              <w:bottom w:w="60" w:type="dxa"/>
-              <w:left w:w="80" w:type="dxa"/>
-              <w:right w:w="80" w:type="dxa"/>
+              <w:top w:w="100" w:type="dxa"/>
+              <w:bottom w:w="100" w:type="dxa"/>
+              <w:left w:w="150" w:type="dxa"/>
+              <w:right w:w="150" w:type="dxa"/>
             </w:tcMar>
           </w:tcPr>
           <w:p>
+            <w:pPr>
+              <w:spacing w:before="40" w:after="40" w:line="252" w:lineRule="auto"/>
+              <w:jc w:val="left"/>
+            </w:pPr>
             <w:r>
-              <w:t>Утверждение УП (ежегодно)</w:t>
+              <w:rPr>
+                <w:rFonts w:ascii="Times New Roman" w:hAnsi="Times New Roman"/>
+                <w:sz w:val="22"/>
+              </w:rPr>
+              <w:t>Утверждение на Ученом совете</w:t>
             </w:r>
           </w:p>
         </w:tc>
         <w:tc>
           <w:tcPr>
-            <w:tcW w:type="dxa" w:w="1378"/>
+            <w:tcW w:type="dxa" w:w="1336"/>
             <w:tcMar>
-              <w:top w:w="60" w:type="dxa"/>
-              <w:bottom w:w="60" w:type="dxa"/>
-              <w:left w:w="80" w:type="dxa"/>
-              <w:right w:w="80" w:type="dxa"/>
+              <w:top w:w="100" w:type="dxa"/>
+              <w:bottom w:w="100" w:type="dxa"/>
+              <w:left w:w="150" w:type="dxa"/>
+              <w:right w:w="150" w:type="dxa"/>
             </w:tcMar>
           </w:tcPr>
           <w:p>
             <w:pPr>
-              <w:jc w:val="center"/>
+              <w:spacing w:before="40" w:after="40" w:line="252" w:lineRule="auto"/>
+              <w:jc w:val="left"/>
             </w:pPr>
             <w:r>
+              <w:rPr>
+                <w:rFonts w:ascii="Times New Roman" w:hAnsi="Times New Roman"/>
+                <w:sz w:val="22"/>
+              </w:rPr>
               <w:t>I</w:t>
             </w:r>
           </w:p>
         </w:tc>
         <w:tc>
           <w:tcPr>
-            <w:tcW w:type="dxa" w:w="1378"/>
+            <w:tcW w:type="dxa" w:w="1336"/>
             <w:tcMar>
-              <w:top w:w="60" w:type="dxa"/>
-              <w:bottom w:w="60" w:type="dxa"/>
-              <w:left w:w="80" w:type="dxa"/>
-              <w:right w:w="80" w:type="dxa"/>
+              <w:top w:w="100" w:type="dxa"/>
+              <w:bottom w:w="100" w:type="dxa"/>
+              <w:left w:w="150" w:type="dxa"/>
+              <w:right w:w="150" w:type="dxa"/>
             </w:tcMar>
           </w:tcPr>
           <w:p>
             <w:pPr>
-              <w:jc w:val="center"/>
+              <w:spacing w:before="40" w:after="40" w:line="252" w:lineRule="auto"/>
+              <w:jc w:val="left"/>
             </w:pPr>
             <w:r>
+              <w:rPr>
+                <w:rFonts w:ascii="Times New Roman" w:hAnsi="Times New Roman"/>
+                <w:sz w:val="22"/>
+              </w:rPr>
               <w:t>I</w:t>
             </w:r>
           </w:p>
         </w:tc>
         <w:tc>
           <w:tcPr>
-            <w:tcW w:type="dxa" w:w="1378"/>
+            <w:tcW w:type="dxa" w:w="1336"/>
             <w:tcMar>
-              <w:top w:w="60" w:type="dxa"/>
-              <w:bottom w:w="60" w:type="dxa"/>
-              <w:left w:w="80" w:type="dxa"/>
-              <w:right w:w="80" w:type="dxa"/>
+              <w:top w:w="100" w:type="dxa"/>
+              <w:bottom w:w="100" w:type="dxa"/>
+              <w:left w:w="150" w:type="dxa"/>
+              <w:right w:w="150" w:type="dxa"/>
             </w:tcMar>
           </w:tcPr>
           <w:p>
             <w:pPr>
-              <w:jc w:val="center"/>
+              <w:spacing w:before="40" w:after="40" w:line="252" w:lineRule="auto"/>
+              <w:jc w:val="left"/>
             </w:pPr>
             <w:r>
+              <w:rPr>
+                <w:rFonts w:ascii="Times New Roman" w:hAnsi="Times New Roman"/>
+                <w:sz w:val="22"/>
+              </w:rPr>
               <w:t>I</w:t>
             </w:r>
           </w:p>
         </w:tc>
         <w:tc>
           <w:tcPr>
-            <w:tcW w:type="dxa" w:w="1378"/>
+            <w:tcW w:type="dxa" w:w="1336"/>
             <w:tcMar>
-              <w:top w:w="60" w:type="dxa"/>
-              <w:bottom w:w="60" w:type="dxa"/>
-              <w:left w:w="80" w:type="dxa"/>
-              <w:right w:w="80" w:type="dxa"/>
+              <w:top w:w="100" w:type="dxa"/>
+              <w:bottom w:w="100" w:type="dxa"/>
+              <w:left w:w="150" w:type="dxa"/>
+              <w:right w:w="150" w:type="dxa"/>
             </w:tcMar>
           </w:tcPr>
           <w:p>
             <w:pPr>
-              <w:jc w:val="center"/>
+              <w:spacing w:before="40" w:after="40" w:line="252" w:lineRule="auto"/>
+              <w:jc w:val="left"/>
             </w:pPr>
             <w:r>
+              <w:rPr>
+                <w:rFonts w:ascii="Times New Roman" w:hAnsi="Times New Roman"/>
+                <w:sz w:val="22"/>
+              </w:rPr>
               <w:t>I</w:t>
             </w:r>
           </w:p>
         </w:tc>
         <w:tc>
           <w:tcPr>
-            <w:tcW w:type="dxa" w:w="1378"/>
+            <w:tcW w:type="dxa" w:w="1336"/>
             <w:tcMar>
-              <w:top w:w="60" w:type="dxa"/>
-              <w:bottom w:w="60" w:type="dxa"/>
-              <w:left w:w="80" w:type="dxa"/>
-              <w:right w:w="80" w:type="dxa"/>
+              <w:top w:w="100" w:type="dxa"/>
+              <w:bottom w:w="100" w:type="dxa"/>
+              <w:left w:w="150" w:type="dxa"/>
+              <w:right w:w="150" w:type="dxa"/>
             </w:tcMar>
           </w:tcPr>
           <w:p>
             <w:pPr>
-              <w:jc w:val="center"/>
+              <w:spacing w:before="40" w:after="40" w:line="252" w:lineRule="auto"/>
+              <w:jc w:val="left"/>
             </w:pPr>
             <w:r>
+              <w:rPr>
+                <w:rFonts w:ascii="Times New Roman" w:hAnsi="Times New Roman"/>
+                <w:sz w:val="22"/>
+              </w:rPr>
               <w:t>C</w:t>
             </w:r>
           </w:p>
         </w:tc>
         <w:tc>
           <w:tcPr>
-            <w:tcW w:type="dxa" w:w="1378"/>
+            <w:tcW w:type="dxa" w:w="1336"/>
             <w:tcMar>
-              <w:top w:w="60" w:type="dxa"/>
-              <w:bottom w:w="60" w:type="dxa"/>
-              <w:left w:w="80" w:type="dxa"/>
-              <w:right w:w="80" w:type="dxa"/>
+              <w:top w:w="100" w:type="dxa"/>
+              <w:bottom w:w="100" w:type="dxa"/>
+              <w:left w:w="150" w:type="dxa"/>
+              <w:right w:w="150" w:type="dxa"/>
             </w:tcMar>
           </w:tcPr>
           <w:p>
             <w:pPr>
-              <w:jc w:val="center"/>
+              <w:spacing w:before="40" w:after="40" w:line="252" w:lineRule="auto"/>
+              <w:jc w:val="left"/>
             </w:pPr>
             <w:r>
+              <w:rPr>
+                <w:rFonts w:ascii="Times New Roman" w:hAnsi="Times New Roman"/>
+                <w:sz w:val="22"/>
+              </w:rPr>
+            </w:r>
+            <w:r>
+              <w:rPr>
+                <w:rFonts w:ascii="Times New Roman" w:hAnsi="Times New Roman"/>
+                <w:b/>
+                <w:sz w:val="22"/>
+              </w:rPr>
               <w:t>R, A</w:t>
+            </w:r>
+            <w:r>
+              <w:rPr>
+                <w:rFonts w:ascii="Times New Roman" w:hAnsi="Times New Roman"/>
+                <w:sz w:val="22"/>
+              </w:rPr>
             </w:r>
           </w:p>
         </w:tc>
@@ -1461,130 +2863,194 @@
       <w:tr>
         <w:tc>
           <w:tcPr>
-            <w:tcW w:type="dxa" w:w="1378"/>
+            <w:tcW w:type="dxa" w:w="1336"/>
             <w:tcMar>
-              <w:top w:w="60" w:type="dxa"/>
-              <w:bottom w:w="60" w:type="dxa"/>
-              <w:left w:w="80" w:type="dxa"/>
-              <w:right w:w="80" w:type="dxa"/>
+              <w:top w:w="100" w:type="dxa"/>
+              <w:bottom w:w="100" w:type="dxa"/>
+              <w:left w:w="150" w:type="dxa"/>
+              <w:right w:w="150" w:type="dxa"/>
             </w:tcMar>
           </w:tcPr>
           <w:p>
+            <w:pPr>
+              <w:spacing w:before="40" w:after="40" w:line="252" w:lineRule="auto"/>
+              <w:jc w:val="left"/>
+            </w:pPr>
             <w:r>
-              <w:t>Оформление служебной записки</w:t>
+              <w:rPr>
+                <w:rFonts w:ascii="Times New Roman" w:hAnsi="Times New Roman"/>
+                <w:sz w:val="22"/>
+              </w:rPr>
+              <w:t>Формирование служебной записки</w:t>
             </w:r>
           </w:p>
         </w:tc>
         <w:tc>
           <w:tcPr>
-            <w:tcW w:type="dxa" w:w="1378"/>
+            <w:tcW w:type="dxa" w:w="1336"/>
             <w:tcMar>
-              <w:top w:w="60" w:type="dxa"/>
-              <w:bottom w:w="60" w:type="dxa"/>
-              <w:left w:w="80" w:type="dxa"/>
-              <w:right w:w="80" w:type="dxa"/>
+              <w:top w:w="100" w:type="dxa"/>
+              <w:bottom w:w="100" w:type="dxa"/>
+              <w:left w:w="150" w:type="dxa"/>
+              <w:right w:w="150" w:type="dxa"/>
             </w:tcMar>
           </w:tcPr>
           <w:p>
             <w:pPr>
-              <w:jc w:val="center"/>
+              <w:spacing w:before="40" w:after="40" w:line="252" w:lineRule="auto"/>
+              <w:jc w:val="left"/>
             </w:pPr>
             <w:r>
+              <w:rPr>
+                <w:rFonts w:ascii="Times New Roman" w:hAnsi="Times New Roman"/>
+                <w:sz w:val="22"/>
+              </w:rPr>
+            </w:r>
+            <w:r>
+              <w:rPr>
+                <w:rFonts w:ascii="Times New Roman" w:hAnsi="Times New Roman"/>
+                <w:b/>
+                <w:sz w:val="22"/>
+              </w:rPr>
               <w:t>R, A</w:t>
+            </w:r>
+            <w:r>
+              <w:rPr>
+                <w:rFonts w:ascii="Times New Roman" w:hAnsi="Times New Roman"/>
+                <w:sz w:val="22"/>
+              </w:rPr>
             </w:r>
           </w:p>
         </w:tc>
         <w:tc>
           <w:tcPr>
-            <w:tcW w:type="dxa" w:w="1378"/>
+            <w:tcW w:type="dxa" w:w="1336"/>
             <w:tcMar>
-              <w:top w:w="60" w:type="dxa"/>
-              <w:bottom w:w="60" w:type="dxa"/>
-              <w:left w:w="80" w:type="dxa"/>
-              <w:right w:w="80" w:type="dxa"/>
+              <w:top w:w="100" w:type="dxa"/>
+              <w:bottom w:w="100" w:type="dxa"/>
+              <w:left w:w="150" w:type="dxa"/>
+              <w:right w:w="150" w:type="dxa"/>
             </w:tcMar>
           </w:tcPr>
           <w:p>
             <w:pPr>
-              <w:jc w:val="center"/>
+              <w:spacing w:before="40" w:after="40" w:line="252" w:lineRule="auto"/>
+              <w:jc w:val="left"/>
             </w:pPr>
             <w:r>
+              <w:rPr>
+                <w:rFonts w:ascii="Times New Roman" w:hAnsi="Times New Roman"/>
+                <w:sz w:val="22"/>
+              </w:rPr>
+            </w:r>
+            <w:r>
+              <w:rPr>
+                <w:rFonts w:ascii="Times New Roman" w:hAnsi="Times New Roman"/>
+                <w:b/>
+                <w:sz w:val="22"/>
+              </w:rPr>
               <w:t>C, A</w:t>
+            </w:r>
+            <w:r>
+              <w:rPr>
+                <w:rFonts w:ascii="Times New Roman" w:hAnsi="Times New Roman"/>
+                <w:sz w:val="22"/>
+              </w:rPr>
             </w:r>
           </w:p>
         </w:tc>
         <w:tc>
           <w:tcPr>
-            <w:tcW w:type="dxa" w:w="1378"/>
+            <w:tcW w:type="dxa" w:w="1336"/>
             <w:tcMar>
-              <w:top w:w="60" w:type="dxa"/>
-              <w:bottom w:w="60" w:type="dxa"/>
-              <w:left w:w="80" w:type="dxa"/>
-              <w:right w:w="80" w:type="dxa"/>
+              <w:top w:w="100" w:type="dxa"/>
+              <w:bottom w:w="100" w:type="dxa"/>
+              <w:left w:w="150" w:type="dxa"/>
+              <w:right w:w="150" w:type="dxa"/>
             </w:tcMar>
           </w:tcPr>
           <w:p>
             <w:pPr>
-              <w:jc w:val="center"/>
+              <w:spacing w:before="40" w:after="40" w:line="252" w:lineRule="auto"/>
+              <w:jc w:val="left"/>
             </w:pPr>
             <w:r>
+              <w:rPr>
+                <w:rFonts w:ascii="Times New Roman" w:hAnsi="Times New Roman"/>
+                <w:sz w:val="22"/>
+              </w:rPr>
               <w:t>I</w:t>
             </w:r>
           </w:p>
         </w:tc>
         <w:tc>
           <w:tcPr>
-            <w:tcW w:type="dxa" w:w="1378"/>
+            <w:tcW w:type="dxa" w:w="1336"/>
             <w:tcMar>
-              <w:top w:w="60" w:type="dxa"/>
-              <w:bottom w:w="60" w:type="dxa"/>
-              <w:left w:w="80" w:type="dxa"/>
-              <w:right w:w="80" w:type="dxa"/>
+              <w:top w:w="100" w:type="dxa"/>
+              <w:bottom w:w="100" w:type="dxa"/>
+              <w:left w:w="150" w:type="dxa"/>
+              <w:right w:w="150" w:type="dxa"/>
             </w:tcMar>
           </w:tcPr>
           <w:p>
             <w:pPr>
-              <w:jc w:val="center"/>
+              <w:spacing w:before="40" w:after="40" w:line="252" w:lineRule="auto"/>
+              <w:jc w:val="left"/>
             </w:pPr>
             <w:r>
+              <w:rPr>
+                <w:rFonts w:ascii="Times New Roman" w:hAnsi="Times New Roman"/>
+                <w:sz w:val="22"/>
+              </w:rPr>
               <w:t>I</w:t>
             </w:r>
           </w:p>
         </w:tc>
         <w:tc>
           <w:tcPr>
-            <w:tcW w:type="dxa" w:w="1378"/>
+            <w:tcW w:type="dxa" w:w="1336"/>
             <w:tcMar>
-              <w:top w:w="60" w:type="dxa"/>
-              <w:bottom w:w="60" w:type="dxa"/>
-              <w:left w:w="80" w:type="dxa"/>
-              <w:right w:w="80" w:type="dxa"/>
+              <w:top w:w="100" w:type="dxa"/>
+              <w:bottom w:w="100" w:type="dxa"/>
+              <w:left w:w="150" w:type="dxa"/>
+              <w:right w:w="150" w:type="dxa"/>
             </w:tcMar>
           </w:tcPr>
           <w:p>
             <w:pPr>
-              <w:jc w:val="center"/>
+              <w:spacing w:before="40" w:after="40" w:line="252" w:lineRule="auto"/>
+              <w:jc w:val="left"/>
             </w:pPr>
             <w:r>
+              <w:rPr>
+                <w:rFonts w:ascii="Times New Roman" w:hAnsi="Times New Roman"/>
+                <w:sz w:val="22"/>
+              </w:rPr>
               <w:t>I</w:t>
             </w:r>
           </w:p>
         </w:tc>
         <w:tc>
           <w:tcPr>
-            <w:tcW w:type="dxa" w:w="1378"/>
+            <w:tcW w:type="dxa" w:w="1336"/>
             <w:tcMar>
-              <w:top w:w="60" w:type="dxa"/>
-              <w:bottom w:w="60" w:type="dxa"/>
-              <w:left w:w="80" w:type="dxa"/>
-              <w:right w:w="80" w:type="dxa"/>
+              <w:top w:w="100" w:type="dxa"/>
+              <w:bottom w:w="100" w:type="dxa"/>
+              <w:left w:w="150" w:type="dxa"/>
+              <w:right w:w="150" w:type="dxa"/>
             </w:tcMar>
           </w:tcPr>
           <w:p>
             <w:pPr>
-              <w:jc w:val="center"/>
+              <w:spacing w:before="40" w:after="40" w:line="252" w:lineRule="auto"/>
+              <w:jc w:val="left"/>
             </w:pPr>
             <w:r>
+              <w:rPr>
+                <w:rFonts w:ascii="Times New Roman" w:hAnsi="Times New Roman"/>
+                <w:sz w:val="22"/>
+              </w:rPr>
               <w:t>I</w:t>
             </w:r>
           </w:p>
@@ -1593,262 +3059,194 @@
       <w:tr>
         <w:tc>
           <w:tcPr>
-            <w:tcW w:type="dxa" w:w="1378"/>
+            <w:tcW w:type="dxa" w:w="1336"/>
             <w:tcMar>
-              <w:top w:w="60" w:type="dxa"/>
-              <w:bottom w:w="60" w:type="dxa"/>
-              <w:left w:w="80" w:type="dxa"/>
-              <w:right w:w="80" w:type="dxa"/>
+              <w:top w:w="100" w:type="dxa"/>
+              <w:bottom w:w="100" w:type="dxa"/>
+              <w:left w:w="150" w:type="dxa"/>
+              <w:right w:w="150" w:type="dxa"/>
             </w:tcMar>
           </w:tcPr>
           <w:p>
+            <w:pPr>
+              <w:spacing w:before="40" w:after="40" w:line="252" w:lineRule="auto"/>
+              <w:jc w:val="left"/>
+            </w:pPr>
             <w:r>
-              <w:t>Внесение изменений по СЗ</w:t>
+              <w:rPr>
+                <w:rFonts w:ascii="Times New Roman" w:hAnsi="Times New Roman"/>
+                <w:sz w:val="22"/>
+              </w:rPr>
+              <w:t>Внесение изменений в УП по СЗ</w:t>
             </w:r>
           </w:p>
         </w:tc>
         <w:tc>
           <w:tcPr>
-            <w:tcW w:type="dxa" w:w="1378"/>
+            <w:tcW w:type="dxa" w:w="1336"/>
             <w:tcMar>
-              <w:top w:w="60" w:type="dxa"/>
-              <w:bottom w:w="60" w:type="dxa"/>
-              <w:left w:w="80" w:type="dxa"/>
-              <w:right w:w="80" w:type="dxa"/>
+              <w:top w:w="100" w:type="dxa"/>
+              <w:bottom w:w="100" w:type="dxa"/>
+              <w:left w:w="150" w:type="dxa"/>
+              <w:right w:w="150" w:type="dxa"/>
             </w:tcMar>
           </w:tcPr>
           <w:p>
             <w:pPr>
-              <w:jc w:val="center"/>
+              <w:spacing w:before="40" w:after="40" w:line="252" w:lineRule="auto"/>
+              <w:jc w:val="left"/>
             </w:pPr>
             <w:r>
+              <w:rPr>
+                <w:rFonts w:ascii="Times New Roman" w:hAnsi="Times New Roman"/>
+                <w:sz w:val="22"/>
+              </w:rPr>
               <w:t>I</w:t>
             </w:r>
           </w:p>
         </w:tc>
         <w:tc>
           <w:tcPr>
-            <w:tcW w:type="dxa" w:w="1378"/>
+            <w:tcW w:type="dxa" w:w="1336"/>
             <w:tcMar>
-              <w:top w:w="60" w:type="dxa"/>
-              <w:bottom w:w="60" w:type="dxa"/>
-              <w:left w:w="80" w:type="dxa"/>
-              <w:right w:w="80" w:type="dxa"/>
+              <w:top w:w="100" w:type="dxa"/>
+              <w:bottom w:w="100" w:type="dxa"/>
+              <w:left w:w="150" w:type="dxa"/>
+              <w:right w:w="150" w:type="dxa"/>
             </w:tcMar>
           </w:tcPr>
           <w:p>
             <w:pPr>
-              <w:jc w:val="center"/>
+              <w:spacing w:before="40" w:after="40" w:line="252" w:lineRule="auto"/>
+              <w:jc w:val="left"/>
             </w:pPr>
             <w:r>
+              <w:rPr>
+                <w:rFonts w:ascii="Times New Roman" w:hAnsi="Times New Roman"/>
+                <w:sz w:val="22"/>
+              </w:rPr>
               <w:t>I</w:t>
             </w:r>
           </w:p>
         </w:tc>
         <w:tc>
           <w:tcPr>
-            <w:tcW w:type="dxa" w:w="1378"/>
+            <w:tcW w:type="dxa" w:w="1336"/>
             <w:tcMar>
-              <w:top w:w="60" w:type="dxa"/>
-              <w:bottom w:w="60" w:type="dxa"/>
-              <w:left w:w="80" w:type="dxa"/>
-              <w:right w:w="80" w:type="dxa"/>
+              <w:top w:w="100" w:type="dxa"/>
+              <w:bottom w:w="100" w:type="dxa"/>
+              <w:left w:w="150" w:type="dxa"/>
+              <w:right w:w="150" w:type="dxa"/>
             </w:tcMar>
           </w:tcPr>
           <w:p>
             <w:pPr>
-              <w:jc w:val="center"/>
+              <w:spacing w:before="40" w:after="40" w:line="252" w:lineRule="auto"/>
+              <w:jc w:val="left"/>
             </w:pPr>
             <w:r>
+              <w:rPr>
+                <w:rFonts w:ascii="Times New Roman" w:hAnsi="Times New Roman"/>
+                <w:sz w:val="22"/>
+              </w:rPr>
+            </w:r>
+            <w:r>
+              <w:rPr>
+                <w:rFonts w:ascii="Times New Roman" w:hAnsi="Times New Roman"/>
+                <w:b/>
+                <w:sz w:val="22"/>
+              </w:rPr>
               <w:t>R</w:t>
+            </w:r>
+            <w:r>
+              <w:rPr>
+                <w:rFonts w:ascii="Times New Roman" w:hAnsi="Times New Roman"/>
+                <w:sz w:val="22"/>
+              </w:rPr>
             </w:r>
           </w:p>
         </w:tc>
         <w:tc>
           <w:tcPr>
-            <w:tcW w:type="dxa" w:w="1378"/>
+            <w:tcW w:type="dxa" w:w="1336"/>
             <w:tcMar>
-              <w:top w:w="60" w:type="dxa"/>
-              <w:bottom w:w="60" w:type="dxa"/>
-              <w:left w:w="80" w:type="dxa"/>
-              <w:right w:w="80" w:type="dxa"/>
+              <w:top w:w="100" w:type="dxa"/>
+              <w:bottom w:w="100" w:type="dxa"/>
+              <w:left w:w="150" w:type="dxa"/>
+              <w:right w:w="150" w:type="dxa"/>
             </w:tcMar>
           </w:tcPr>
           <w:p>
             <w:pPr>
-              <w:jc w:val="center"/>
+              <w:spacing w:before="40" w:after="40" w:line="252" w:lineRule="auto"/>
+              <w:jc w:val="left"/>
             </w:pPr>
             <w:r>
+              <w:rPr>
+                <w:rFonts w:ascii="Times New Roman" w:hAnsi="Times New Roman"/>
+                <w:sz w:val="22"/>
+              </w:rPr>
+            </w:r>
+            <w:r>
+              <w:rPr>
+                <w:rFonts w:ascii="Times New Roman" w:hAnsi="Times New Roman"/>
+                <w:b/>
+                <w:sz w:val="22"/>
+              </w:rPr>
               <w:t>A</w:t>
+            </w:r>
+            <w:r>
+              <w:rPr>
+                <w:rFonts w:ascii="Times New Roman" w:hAnsi="Times New Roman"/>
+                <w:sz w:val="22"/>
+              </w:rPr>
             </w:r>
           </w:p>
         </w:tc>
         <w:tc>
           <w:tcPr>
-            <w:tcW w:type="dxa" w:w="1378"/>
+            <w:tcW w:type="dxa" w:w="1336"/>
             <w:tcMar>
-              <w:top w:w="60" w:type="dxa"/>
-              <w:bottom w:w="60" w:type="dxa"/>
-              <w:left w:w="80" w:type="dxa"/>
-              <w:right w:w="80" w:type="dxa"/>
+              <w:top w:w="100" w:type="dxa"/>
+              <w:bottom w:w="100" w:type="dxa"/>
+              <w:left w:w="150" w:type="dxa"/>
+              <w:right w:w="150" w:type="dxa"/>
             </w:tcMar>
           </w:tcPr>
           <w:p>
             <w:pPr>
-              <w:jc w:val="center"/>
+              <w:spacing w:before="40" w:after="40" w:line="252" w:lineRule="auto"/>
+              <w:jc w:val="left"/>
             </w:pPr>
             <w:r>
+              <w:rPr>
+                <w:rFonts w:ascii="Times New Roman" w:hAnsi="Times New Roman"/>
+                <w:sz w:val="22"/>
+              </w:rPr>
               <w:t>I</w:t>
             </w:r>
           </w:p>
         </w:tc>
         <w:tc>
           <w:tcPr>
-            <w:tcW w:type="dxa" w:w="1378"/>
+            <w:tcW w:type="dxa" w:w="1336"/>
             <w:tcMar>
-              <w:top w:w="60" w:type="dxa"/>
-              <w:bottom w:w="60" w:type="dxa"/>
-              <w:left w:w="80" w:type="dxa"/>
-              <w:right w:w="80" w:type="dxa"/>
+              <w:top w:w="100" w:type="dxa"/>
+              <w:bottom w:w="100" w:type="dxa"/>
+              <w:left w:w="150" w:type="dxa"/>
+              <w:right w:w="150" w:type="dxa"/>
             </w:tcMar>
           </w:tcPr>
           <w:p>
             <w:pPr>
-              <w:jc w:val="center"/>
+              <w:spacing w:before="40" w:after="40" w:line="252" w:lineRule="auto"/>
+              <w:jc w:val="left"/>
             </w:pPr>
             <w:r>
-              <w:t>I</w:t>
-            </w:r>
-          </w:p>
-        </w:tc>
-      </w:tr>
-      <w:tr>
-        <w:tc>
-          <w:tcPr>
-            <w:tcW w:type="dxa" w:w="1378"/>
-            <w:tcMar>
-              <w:top w:w="60" w:type="dxa"/>
-              <w:bottom w:w="60" w:type="dxa"/>
-              <w:left w:w="80" w:type="dxa"/>
-              <w:right w:w="80" w:type="dxa"/>
-            </w:tcMar>
-          </w:tcPr>
-          <w:p>
-            <w:r>
-              <w:t>Повторный контроль ФГОС</w:t>
-            </w:r>
-          </w:p>
-        </w:tc>
-        <w:tc>
-          <w:tcPr>
-            <w:tcW w:type="dxa" w:w="1378"/>
-            <w:tcMar>
-              <w:top w:w="60" w:type="dxa"/>
-              <w:bottom w:w="60" w:type="dxa"/>
-              <w:left w:w="80" w:type="dxa"/>
-              <w:right w:w="80" w:type="dxa"/>
-            </w:tcMar>
-          </w:tcPr>
-          <w:p>
-            <w:pPr>
-              <w:jc w:val="center"/>
-            </w:pPr>
-            <w:r>
-              <w:t>I</w:t>
-            </w:r>
-          </w:p>
-        </w:tc>
-        <w:tc>
-          <w:tcPr>
-            <w:tcW w:type="dxa" w:w="1378"/>
-            <w:tcMar>
-              <w:top w:w="60" w:type="dxa"/>
-              <w:bottom w:w="60" w:type="dxa"/>
-              <w:left w:w="80" w:type="dxa"/>
-              <w:right w:w="80" w:type="dxa"/>
-            </w:tcMar>
-          </w:tcPr>
-          <w:p>
-            <w:pPr>
-              <w:jc w:val="center"/>
-            </w:pPr>
-            <w:r>
-              <w:t>I</w:t>
-            </w:r>
-          </w:p>
-        </w:tc>
-        <w:tc>
-          <w:tcPr>
-            <w:tcW w:type="dxa" w:w="1378"/>
-            <w:tcMar>
-              <w:top w:w="60" w:type="dxa"/>
-              <w:bottom w:w="60" w:type="dxa"/>
-              <w:left w:w="80" w:type="dxa"/>
-              <w:right w:w="80" w:type="dxa"/>
-            </w:tcMar>
-          </w:tcPr>
-          <w:p>
-            <w:pPr>
-              <w:jc w:val="center"/>
-            </w:pPr>
-            <w:r>
-              <w:t>R</w:t>
-            </w:r>
-          </w:p>
-        </w:tc>
-        <w:tc>
-          <w:tcPr>
-            <w:tcW w:type="dxa" w:w="1378"/>
-            <w:tcMar>
-              <w:top w:w="60" w:type="dxa"/>
-              <w:bottom w:w="60" w:type="dxa"/>
-              <w:left w:w="80" w:type="dxa"/>
-              <w:right w:w="80" w:type="dxa"/>
-            </w:tcMar>
-          </w:tcPr>
-          <w:p>
-            <w:pPr>
-              <w:jc w:val="center"/>
-            </w:pPr>
-            <w:r>
-              <w:t>A</w:t>
-            </w:r>
-          </w:p>
-        </w:tc>
-        <w:tc>
-          <w:tcPr>
-            <w:tcW w:type="dxa" w:w="1378"/>
-            <w:tcMar>
-              <w:top w:w="60" w:type="dxa"/>
-              <w:bottom w:w="60" w:type="dxa"/>
-              <w:left w:w="80" w:type="dxa"/>
-              <w:right w:w="80" w:type="dxa"/>
-            </w:tcMar>
-          </w:tcPr>
-          <w:p>
-            <w:pPr>
-              <w:jc w:val="center"/>
-            </w:pPr>
-            <w:r>
-              <w:t>I</w:t>
-            </w:r>
-          </w:p>
-        </w:tc>
-        <w:tc>
-          <w:tcPr>
-            <w:tcW w:type="dxa" w:w="1378"/>
-            <w:tcMar>
-              <w:top w:w="60" w:type="dxa"/>
-              <w:bottom w:w="60" w:type="dxa"/>
-              <w:left w:w="80" w:type="dxa"/>
-              <w:right w:w="80" w:type="dxa"/>
-            </w:tcMar>
-          </w:tcPr>
-          <w:p>
-            <w:pPr>
-              <w:jc w:val="center"/>
-            </w:pPr>
-            <w:r>
+              <w:rPr>
+                <w:rFonts w:ascii="Times New Roman" w:hAnsi="Times New Roman"/>
+                <w:sz w:val="22"/>
+              </w:rPr>
               <w:t>I</w:t>
             </w:r>
           </w:p>
@@ -1856,36 +3254,135 @@
       </w:tr>
     </w:tbl>
     <w:p>
-      <w:r>
-        <w:br w:type="page"/>
-      </w:r>
+      <w:pPr>
+        <w:spacing w:after="120"/>
+      </w:pPr>
     </w:p>
     <w:p>
       <w:pPr>
-        <w:pStyle w:val="Heading1"/>
+        <w:spacing w:line="276" w:lineRule="auto" w:after="120"/>
+        <w:ind w:firstLine="709"/>
+        <w:jc w:val="both"/>
       </w:pPr>
       <w:r>
-        <w:t>3. Диаграмма вариантов использования (Use Case Diagram)</w:t>
+        <w:rPr>
+          <w:rFonts w:ascii="Times New Roman" w:hAnsi="Times New Roman"/>
+          <w:sz w:val="28"/>
+        </w:rPr>
+        <w:t xml:space="preserve">*Обозначения:* </w:t>
+      </w:r>
+      <w:r>
+        <w:rPr>
+          <w:rFonts w:ascii="Times New Roman" w:hAnsi="Times New Roman"/>
+          <w:b/>
+          <w:sz w:val="28"/>
+        </w:rPr>
+        <w:t>R</w:t>
+      </w:r>
+      <w:r>
+        <w:rPr>
+          <w:rFonts w:ascii="Times New Roman" w:hAnsi="Times New Roman"/>
+          <w:sz w:val="28"/>
+        </w:rPr>
+        <w:t xml:space="preserve"> — Responsible (Исполнитель), </w:t>
+      </w:r>
+      <w:r>
+        <w:rPr>
+          <w:rFonts w:ascii="Times New Roman" w:hAnsi="Times New Roman"/>
+          <w:b/>
+          <w:sz w:val="28"/>
+        </w:rPr>
+        <w:t>A</w:t>
+      </w:r>
+      <w:r>
+        <w:rPr>
+          <w:rFonts w:ascii="Times New Roman" w:hAnsi="Times New Roman"/>
+          <w:sz w:val="28"/>
+        </w:rPr>
+        <w:t xml:space="preserve"> — Accountable (Ответственный/Утверждающий), </w:t>
+      </w:r>
+      <w:r>
+        <w:rPr>
+          <w:rFonts w:ascii="Times New Roman" w:hAnsi="Times New Roman"/>
+          <w:b/>
+          <w:sz w:val="28"/>
+        </w:rPr>
+        <w:t>C</w:t>
+      </w:r>
+      <w:r>
+        <w:rPr>
+          <w:rFonts w:ascii="Times New Roman" w:hAnsi="Times New Roman"/>
+          <w:sz w:val="28"/>
+        </w:rPr>
+        <w:t xml:space="preserve"> — Consulted (Консультирующий/Согласующий), </w:t>
+      </w:r>
+      <w:r>
+        <w:rPr>
+          <w:rFonts w:ascii="Times New Roman" w:hAnsi="Times New Roman"/>
+          <w:b/>
+          <w:sz w:val="28"/>
+        </w:rPr>
+        <w:t>I</w:t>
+      </w:r>
+      <w:r>
+        <w:rPr>
+          <w:rFonts w:ascii="Times New Roman" w:hAnsi="Times New Roman"/>
+          <w:sz w:val="28"/>
+        </w:rPr>
+        <w:t xml:space="preserve"> — Informed (Информируемый).</w:t>
       </w:r>
     </w:p>
     <w:p>
       <w:pPr>
-        <w:pStyle w:val="Heading2"/>
+        <w:spacing w:before="240" w:after="120"/>
+        <w:jc w:val="left"/>
       </w:pPr>
       <w:r>
-        <w:t>3.1. Графическая схема вариантов использования</w:t>
+        <w:rPr>
+          <w:rFonts w:ascii="Times New Roman" w:hAnsi="Times New Roman"/>
+          <w:b/>
+          <w:sz w:val="28"/>
+        </w:rPr>
+        <w:t>3. Диаграмма вариантов использования (Use Case Diagram)</w:t>
       </w:r>
     </w:p>
     <w:p>
-      <w:r>
-        <w:t>Разработанная диаграмма вариантов использования структурирована по 5 функциональным блокам жизненного цикла документов:</w:t>
+      <w:pPr>
+        <w:spacing w:before="160" w:after="80"/>
+        <w:jc w:val="left"/>
+      </w:pPr>
+      <w:r>
+        <w:rPr>
+          <w:rFonts w:ascii="Times New Roman" w:hAnsi="Times New Roman"/>
+          <w:b/>
+          <w:sz w:val="26"/>
+        </w:rPr>
+        <w:t>3.1. Графическое представление диаграммы</w:t>
       </w:r>
     </w:p>
     <w:p>
+      <w:pPr>
+        <w:spacing w:line="276" w:lineRule="auto" w:after="120"/>
+        <w:ind w:firstLine="709"/>
+        <w:jc w:val="both"/>
+      </w:pPr>
+      <w:r>
+        <w:rPr>
+          <w:rFonts w:ascii="Times New Roman" w:hAnsi="Times New Roman"/>
+          <w:sz w:val="28"/>
+        </w:rPr>
+        <w:t>Ниже представлена диаграмма вариантов использования системы:</w:t>
+      </w:r>
+    </w:p>
+    <w:p>
+      <w:pPr>
+        <w:spacing w:before="200" w:after="80"/>
+        <w:jc w:val="center"/>
+      </w:pPr>
       <w:r>
         <w:drawing>
           <wp:inline xmlns:a="http://schemas.openxmlformats.org/drawingml/2006/main" xmlns:pic="http://schemas.openxmlformats.org/drawingml/2006/picture">
-            <wp:extent cx="6035040" cy="4381604"/>
+            <wp:extent cx="5760000" cy="4181918"/>
             <wp:docPr id="1" name="Picture 1"/>
             <wp:cNvGraphicFramePr>
               <a:graphicFrameLocks noChangeAspect="1"/>
@@ -1898,7 +3395,7 @@
                     <pic:cNvPicPr/>
                   </pic:nvPicPr>
                   <pic:blipFill>
-                    <a:blip r:embed="rId9"/>
+                    <a:blip r:embed="rId10"/>
                     <a:stretch>
                       <a:fillRect/>
                     </a:stretch>
@@ -1906,7 +3403,7 @@
                   <pic:spPr>
                     <a:xfrm>
                       <a:off x="0" y="0"/>
-                      <a:ext cx="6035040" cy="4381604"/>
+                      <a:ext cx="5760000" cy="4181918"/>
                     </a:xfrm>
                     <a:prstGeom prst="rect"/>
                   </pic:spPr>
@@ -1919,393 +3416,2313 @@
     </w:p>
     <w:p>
       <w:pPr>
+        <w:spacing w:before="80" w:after="240"/>
         <w:jc w:val="center"/>
       </w:pPr>
       <w:r>
         <w:rPr>
+          <w:rFonts w:ascii="Times New Roman" w:hAnsi="Times New Roman"/>
           <w:i/>
-          <w:sz w:val="20"/>
-        </w:rPr>
-        <w:t>Рис. 1. Диаграмма вариантов использования корпоративного портала (Модуль АНОК)</w:t>
+          <w:sz w:val="24"/>
+        </w:rPr>
+        <w:t>Рисунок 1 — Диаграмма вариантов использования портала (Use Case)</w:t>
       </w:r>
     </w:p>
     <w:p>
       <w:pPr>
-        <w:pStyle w:val="Heading2"/>
+        <w:spacing w:before="120" w:after="120"/>
+        <w:ind w:left="567"/>
       </w:pPr>
       <w:r>
-        <w:t>3.2. Спецификация основных прецедентов</w:t>
-      </w:r>
-    </w:p>
-    <w:p>
-      <w:r>
-        <w:rPr>
-          <w:b/>
-        </w:rPr>
-        <w:t>UC-1: Разработка и загрузка проекта УП</w:t>
+        <w:rPr>
+          <w:rFonts w:ascii="Courier New" w:hAnsi="Courier New"/>
+          <w:sz w:val="20"/>
+        </w:rPr>
+        <w:t xml:space="preserve">                       +-------------------------------------------------------+</w:t>
         <w:br/>
-      </w:r>
-      <w:r>
-        <w:t>• Актор: Руководитель выпускающего подразделения</w:t>
+        <w:t xml:space="preserve">                       |   Корпоративный портал Университета (Модуль АНОК)     |</w:t>
         <w:br/>
-      </w:r>
-      <w:r>
-        <w:t>• Предусловие: Авторизован в системе с правами выпускающей кафедры</w:t>
+        <w:t xml:space="preserve">                       |                                                       |</w:t>
         <w:br/>
-      </w:r>
-      <w:r>
-        <w:t>• Основной поток: 1. Выбор ОП и учебного года.</w:t>
+        <w:t>[Выпускающее подр.] ---+---&gt; (Разработка и загрузка проекта УП)                |</w:t>
         <w:br/>
-        <w:t>2. Заполнение дисциплин, семестров, часов, з.е., форм контроля.</w:t>
+        <w:t xml:space="preserve">       |               |                 |                                     |</w:t>
         <w:br/>
-        <w:t>3. Закрепление за реализующими кафедрами.</w:t>
+        <w:t xml:space="preserve">       |               |                 | &lt;&lt;include&gt;&gt;                         |</w:t>
         <w:br/>
-        <w:t>4. Перевод в статус «На проверке в АНОК».</w:t>
+        <w:t xml:space="preserve">       |               |                 v                                     |</w:t>
         <w:br/>
-      </w:r>
-      <w:r>
-        <w:t>• Связи: &lt;&lt;include&gt;&gt; с UC-2 «Проверка УП на соответствие ФГОС»</w:t>
+        <w:t xml:space="preserve">       +---------------+---&gt; (Проверка УП на соответствие ФГОС) &lt;---+---------- [Эксперт АНОК]</w:t>
         <w:br/>
-      </w:r>
-    </w:p>
-    <w:p>
-      <w:r>
-        <w:rPr>
-          <w:b/>
-        </w:rPr>
-        <w:t>UC-2: Проверка УП на соответствие ФГОС</w:t>
+        <w:t xml:space="preserve">       |               |                 ^                          |                  |</w:t>
         <w:br/>
-      </w:r>
-      <w:r>
-        <w:t>• Актор: Сотрудник / эксперт АНОК, Система</w:t>
+        <w:t xml:space="preserve">       |               |                 | &lt;&lt;include&gt;&gt;              |                  |</w:t>
         <w:br/>
-      </w:r>
-      <w:r>
-        <w:t>• Предусловие: УП находится в статусе «На проверке в АНОК»</w:t>
+        <w:t xml:space="preserve">       +---&gt; (Создание СЗ на изм.)       |                          |                  |</w:t>
         <w:br/>
-      </w:r>
-      <w:r>
-        <w:t>• Основной поток: 1. Автоматическая сверка кредитов (з.е.) и блоков программы.</w:t>
+        <w:t xml:space="preserve">       |           |   |                 |                          |                  |</w:t>
         <w:br/>
-        <w:t>2. Экспертная проверка формулировок и компетенций.</w:t>
+        <w:t xml:space="preserve">       | &lt;&lt;extend&gt;&gt;|   +---&gt; (Внесение изменений в УП) &lt;------------+                  |</w:t>
         <w:br/>
-        <w:t>3. Вынесение заключения (Утверждено / Замечания).</w:t>
+        <w:t xml:space="preserve">       |           v   |                                                               |</w:t>
         <w:br/>
-      </w:r>
-      <w:r>
-        <w:t>• Связи: Базовый прецедент контроля качества</w:t>
+        <w:t>[Реализ. подр.] ------&gt; (Согласование служебной записки)                               |</w:t>
         <w:br/>
-      </w:r>
-    </w:p>
-    <w:p>
-      <w:r>
-        <w:rPr>
-          <w:b/>
-        </w:rPr>
-        <w:t>UC-3: Оформление служебной записки на изменение УП</w:t>
+        <w:t xml:space="preserve">                       |                                                               |</w:t>
         <w:br/>
-      </w:r>
-      <w:r>
-        <w:t>• Актор: Выпускающее подразделение</w:t>
+        <w:t>[Выпускающее подр.] ---+                                                               |</w:t>
         <w:br/>
-      </w:r>
-      <w:r>
-        <w:t>• Предусловие: Необходимость корректировки УП до начала семестра</w:t>
+        <w:t>[Начальник АНОК] ------+---&gt; (Подписание и согласование УП)                            |</w:t>
         <w:br/>
-      </w:r>
-      <w:r>
-        <w:t>• Основной поток: 1. Создание электронной СЗ с указанием старых и новых параметров дисциплин.</w:t>
+        <w:t>[Проректор по УР] -----+                                                               |</w:t>
         <w:br/>
-        <w:t>2. Подписание руководителем выпускающей кафедры.</w:t>
+        <w:t xml:space="preserve">                       |                                                               |</w:t>
         <w:br/>
-        <w:t>3. Отправка на согласование реализующей кафедре.</w:t>
+        <w:t>[Ректор / Уч. совет] --+---&gt; (Утверждение УП на Ученом совете)                         |</w:t>
         <w:br/>
-      </w:r>
-      <w:r>
-        <w:t>• Связи: &lt;&lt;extend&gt;&gt; к процессу модификации УП</w:t>
+        <w:t xml:space="preserve">                       |                                                               |</w:t>
         <w:br/>
-      </w:r>
-    </w:p>
-    <w:p>
-      <w:r>
-        <w:rPr>
-          <w:b/>
-        </w:rPr>
-        <w:t>UC-4: Согласование служебной записки кафедрой</w:t>
+        <w:t>[Эксперт АНОК] --------+---&gt; (Формирование отчетов и печатных форм)                    |</w:t>
         <w:br/>
-      </w:r>
-      <w:r>
-        <w:t>• Актор: Руководитель реализующего подразделения</w:t>
+        <w:t xml:space="preserve">                       |                                                               |</w:t>
         <w:br/>
-      </w:r>
-      <w:r>
-        <w:t>• Предусловие: Поступление СЗ на согласование</w:t>
+        <w:t>[Студент/Преподаватель]-&gt; (Просмотр утвержденных УП и дисциплин)                       |</w:t>
         <w:br/>
-      </w:r>
-      <w:r>
-        <w:t>• Основной поток: 1. Рассмотрение предложенных изменений по дисциплине.</w:t>
+        <w:t xml:space="preserve">                       |                                                               |</w:t>
         <w:br/>
-        <w:t>2. Подписание СЗ или отклонение с комментарием.</w:t>
+        <w:t>[Администратор] -------+---&gt; (Ведение справочников ФГОС, кафедр, ОП)                   |</w:t>
         <w:br/>
-      </w:r>
-      <w:r>
-        <w:t>• Связи: &lt;&lt;include&gt;&gt; в UC-5 при положительном решении</w:t>
+        <w:t>[Администратор] -------+---&gt; (Управление правами доступа и учетными записями)          |</w:t>
         <w:br/>
-      </w:r>
-    </w:p>
-    <w:p>
-      <w:r>
-        <w:rPr>
-          <w:b/>
-        </w:rPr>
-        <w:t>UC-5: Внесение изменений в УП по служебной записке</w:t>
-        <w:br/>
-      </w:r>
-      <w:r>
-        <w:t>• Актор: Сотрудник АНОК</w:t>
-        <w:br/>
-      </w:r>
-      <w:r>
-        <w:t>• Предусловие: Получение полностью согласованной СЗ</w:t>
-        <w:br/>
-      </w:r>
-      <w:r>
-        <w:t>• Основной поток: 1. Применение изменений к электронному УП.</w:t>
-        <w:br/>
-        <w:t>2. Повторный запуск автоматической валидации ФГОС.</w:t>
-        <w:br/>
-        <w:t>3. Сохранение новой версии УП (v1.1, v1.2).</w:t>
-        <w:br/>
-      </w:r>
-      <w:r>
-        <w:t>• Связи: &lt;&lt;include&gt;&gt; с UC-2</w:t>
-        <w:br/>
-      </w:r>
-    </w:p>
-    <w:p>
-      <w:r>
-        <w:rPr>
-          <w:b/>
-        </w:rPr>
-        <w:t>UC-6: Поэтапное подписание УП</w:t>
-        <w:br/>
-      </w:r>
-      <w:r>
-        <w:t>• Актор: Зав. каф., Нач. АНОК, Проректор по УР</w:t>
-        <w:br/>
-      </w:r>
-      <w:r>
-        <w:t>• Предусловие: УП успешно прошел проверку ФГОС</w:t>
-        <w:br/>
-      </w:r>
-      <w:r>
-        <w:t>• Основной поток: 1. Последовательное наложение электронных виз/подписей.</w:t>
-        <w:br/>
-        <w:t>2. Фиксация даты, времени и реквизитов подписантов.</w:t>
-        <w:br/>
-      </w:r>
-      <w:r>
-        <w:t>• Связи: &lt;&lt;include&gt;&gt; с UC-7</w:t>
-        <w:br/>
-      </w:r>
-    </w:p>
-    <w:p>
-      <w:r>
-        <w:rPr>
-          <w:b/>
-        </w:rPr>
-        <w:t>UC-7: Утверждение УП на Ученом совете и подпись Ректора</w:t>
-        <w:br/>
-      </w:r>
-      <w:r>
-        <w:t>• Актор: Ученый совет, Ректор</w:t>
-        <w:br/>
-      </w:r>
-      <w:r>
-        <w:t>• Предусловие: УП подписан проректором по УР</w:t>
-        <w:br/>
-      </w:r>
-      <w:r>
-        <w:t>• Основной поток: 1. Рассмотрение пакета УП на Ученом совете.</w:t>
-        <w:br/>
-        <w:t>2. Внесение номера и даты протокола заседания.</w:t>
-        <w:br/>
-        <w:t>3. Финальное подписание Ректором и публикация.</w:t>
-        <w:br/>
-      </w:r>
-      <w:r>
-        <w:t>• Связи: Завершение цикла согласования</w:t>
-        <w:br/>
-      </w:r>
-    </w:p>
-    <w:p>
-      <w:r>
-        <w:rPr>
-          <w:b/>
-        </w:rPr>
-        <w:t>UC-8: Формирование отчетов и печать бланков</w:t>
-        <w:br/>
-      </w:r>
-      <w:r>
-        <w:t>• Актор: Сотрудник АНОК / Учебно-метод. отдел</w:t>
-        <w:br/>
-      </w:r>
-      <w:r>
-        <w:t>• Предусловие: УП находится в актуальном статусе</w:t>
-        <w:br/>
-      </w:r>
-      <w:r>
-        <w:t>• Основной поток: Генерация печатных форм титульных листов, сводных сеток учебного плана и ведомостей в форматах PDF / Excel.</w:t>
-        <w:br/>
-      </w:r>
-      <w:r>
-        <w:t>• Связи: Сервисный прецедент</w:t>
-        <w:br/>
-      </w:r>
-    </w:p>
-    <w:p>
-      <w:r>
-        <w:rPr>
-          <w:b/>
-        </w:rPr>
-        <w:t>UC-9: Просмотр каталога утвержденных УП</w:t>
-        <w:br/>
-      </w:r>
-      <w:r>
-        <w:t>• Актор: Студент / Преподаватель</w:t>
-        <w:br/>
-      </w:r>
-      <w:r>
-        <w:t>• Предусловие: Открытый доступ на портале</w:t>
-        <w:br/>
-      </w:r>
-      <w:r>
-        <w:t>• Основной поток: Поиск по направлениям подготовки, институтам, курсам и скачивание утвержденных учебных планов.</w:t>
-        <w:br/>
-      </w:r>
-      <w:r>
-        <w:t>• Связи: Публичный прецедент</w:t>
-        <w:br/>
-      </w:r>
-    </w:p>
-    <w:p>
-      <w:r>
-        <w:br w:type="page"/>
+        <w:t xml:space="preserve">                       +-------------------------------------------------------+</w:t>
       </w:r>
     </w:p>
     <w:p>
       <w:pPr>
-        <w:pStyle w:val="Heading1"/>
+        <w:spacing w:before="160" w:after="80"/>
+        <w:jc w:val="left"/>
       </w:pPr>
       <w:r>
-        <w:t>4. Список требований к порталу</w:t>
+        <w:rPr>
+          <w:rFonts w:ascii="Times New Roman" w:hAnsi="Times New Roman"/>
+          <w:b/>
+          <w:sz w:val="26"/>
+        </w:rPr>
+        <w:t>3.2. Спецификация основных прецедентов</w:t>
       </w:r>
     </w:p>
     <w:p>
       <w:pPr>
-        <w:pStyle w:val="Heading2"/>
+        <w:spacing w:before="160" w:after="80"/>
+        <w:jc w:val="left"/>
       </w:pPr>
       <w:r>
-        <w:t>4.1. Функциональные требования</w:t>
-      </w:r>
-    </w:p>
-    <w:p>
-      <w:r>
-        <w:t>• FR-1: Подсистема управления образовательными программами и учебными планами</w:t>
-        <w:br/>
-        <w:t xml:space="preserve">  - FR-1.1: Создание, копирование, редактирование и архивирование учебных планов по уровням образования (бакалавриат, специалитет, магистратура, аспирантура).</w:t>
-        <w:br/>
-        <w:t xml:space="preserve">  - FR-1.2: Структурирование плана: дисциплины, блоки (базовый/вариативный), семестры, трудоемкость (з.е., лекции, лаб., практ., СРС), формы контроля (экзамен, зачет, зачет с оценкой, курсовая работа, ГИА), закрепленные кафедры.</w:t>
-        <w:br/>
-        <w:t xml:space="preserve">  - FR-1.3: Импорт и экспорт планов в форматах Excel, XML/PLX, PDF.</w:t>
-        <w:br/>
-        <w:br/>
-        <w:t>• FR-2: Подсистема автоматизированного и экспертного контроля ФГОС</w:t>
-        <w:br/>
-        <w:t xml:space="preserve">  - FR-2.1: Валидация контрольных сумм з.е. (общий объем, годовая норма ~60 з.е., баланс блоков).</w:t>
-        <w:br/>
-        <w:t xml:space="preserve">  - FR-2.2: Контроль сессионной нагрузки (число экзаменов и зачетов в сессию).</w:t>
-        <w:br/>
-        <w:t xml:space="preserve">  - FR-2.3: Формирование листа замечаний эксперта АНОК с адресными комментариями к строкам УП.</w:t>
-        <w:br/>
-        <w:br/>
-        <w:t>• FR-3: Подсистема электронного согласования и маршрутизации (Workflow)</w:t>
-        <w:br/>
-        <w:t xml:space="preserve">  - FR-3.1: Граф состояний: «Черновик» -&gt; «На проверке в АНОК» -&gt; «На согласовании» -&gt; «Утвержден Ученым советом и Ректором».</w:t>
-        <w:br/>
-        <w:t xml:space="preserve">  - FR-3.2: Электронное визирование с фиксацией цифровых меток времени и авторства.</w:t>
-        <w:br/>
-        <w:t xml:space="preserve">  - FR-3.3: Формирование готового титульного листа с подписями.</w:t>
-        <w:br/>
-        <w:br/>
-        <w:t>• FR-4: Подсистема обработки служебных записок</w:t>
-        <w:br/>
-        <w:t xml:space="preserve">  - FR-4.1: Оформление электронных СЗ на изменение параметров дисциплин до начала семестра.</w:t>
-        <w:br/>
-        <w:t xml:space="preserve">  - FR-4.2: Двустороннее согласование СЗ (выпускающая + обеспечивающая кафедры).</w:t>
-        <w:br/>
-        <w:t xml:space="preserve">  - FR-4.3: Внесение изменений сотрудниками АНОК с повторным контролем по ФГОС и версионированием.</w:t>
-        <w:br/>
-        <w:br/>
-        <w:t>• FR-5: Подсистема публичного каталога и информирования</w:t>
-        <w:br/>
-        <w:t xml:space="preserve">  - FR-5.1: Каталог утвержденных УП с поиском и фильтрами по институтам, направлениям и годам.</w:t>
-        <w:br/>
-        <w:t xml:space="preserve">  - FR-5.2: Модуль email- и web-уведомлений о смене статусов документов.</w:t>
-        <w:br/>
-        <w:br/>
-        <w:t>• FR-6: Подсистема администрирования и безопасности</w:t>
-        <w:br/>
-        <w:t xml:space="preserve">  - FR-6.1: Ролевой доступ (RBAC) с изоляцией данных по подразделениям.</w:t>
-        <w:br/>
-        <w:t xml:space="preserve">  - FR-6.2: Журнал аудита действий пользователей (Audit Log).</w:t>
+        <w:rPr>
+          <w:rFonts w:ascii="Times New Roman" w:hAnsi="Times New Roman"/>
+          <w:b/>
+          <w:sz w:val="26"/>
+        </w:rPr>
+        <w:t>Прецедент UC-1: «Разработка и загрузка проекта учебного плана»</w:t>
       </w:r>
     </w:p>
     <w:p>
       <w:pPr>
-        <w:pStyle w:val="Heading2"/>
+        <w:spacing w:line="276" w:lineRule="auto" w:after="60"/>
+        <w:ind w:left="709"/>
+        <w:jc w:val="both"/>
       </w:pPr>
       <w:r>
-        <w:t>4.2. Нефункциональные требования</w:t>
-      </w:r>
-    </w:p>
-    <w:p>
-      <w:r>
-        <w:t>• NFR-1 (Технологический стек): Бесплатное ПО, PHP 8.x, СУБД MySQL / MariaDB 10.6+, веб-сервер Nginx/Apache.</w:t>
-        <w:br/>
-        <w:t>• NFR-2 (Производительность): Отклик веб-страниц не более 1.5 с; проверка плана по ФГОС не более 3 с при 100 одновременных пользователях.</w:t>
-        <w:br/>
-        <w:t>• NFR-3 (Безопасность): Защита от OWASP Top-10 (SQLi, XSS, CSRF), надежное хеширование паролей (bcrypt / Argon2id).</w:t>
-        <w:br/>
-        <w:t>• NFR-4 (Надежность): Регулярный бэкап БД, транзакционная целостность при модификации планов.</w:t>
-        <w:br/>
-        <w:t>• NFR-5 (Интерфейс): Адаптивная верстка, поддержка современных веб-браузеров.</w:t>
-      </w:r>
-    </w:p>
-    <w:p>
-      <w:r>
-        <w:br w:type="page"/>
+        <w:rPr>
+          <w:rFonts w:ascii="Times New Roman" w:hAnsi="Times New Roman"/>
+          <w:b w:val="0"/>
+          <w:sz w:val="28"/>
+        </w:rPr>
+        <w:t xml:space="preserve">• </w:t>
+      </w:r>
+      <w:r>
+        <w:rPr>
+          <w:rFonts w:ascii="Times New Roman" w:hAnsi="Times New Roman"/>
+          <w:sz w:val="28"/>
+        </w:rPr>
+      </w:r>
+      <w:r>
+        <w:rPr>
+          <w:rFonts w:ascii="Times New Roman" w:hAnsi="Times New Roman"/>
+          <w:b/>
+          <w:sz w:val="28"/>
+        </w:rPr>
+        <w:t>Актор</w:t>
+      </w:r>
+      <w:r>
+        <w:rPr>
+          <w:rFonts w:ascii="Times New Roman" w:hAnsi="Times New Roman"/>
+          <w:sz w:val="28"/>
+        </w:rPr>
+        <w:t>: Руководитель выпускающего подразделения.</w:t>
       </w:r>
     </w:p>
     <w:p>
       <w:pPr>
-        <w:pStyle w:val="Heading1"/>
+        <w:spacing w:line="276" w:lineRule="auto" w:after="60"/>
+        <w:ind w:left="709"/>
+        <w:jc w:val="both"/>
       </w:pPr>
       <w:r>
-        <w:t>5. Сравнительный анализ инструментальных средств</w:t>
+        <w:rPr>
+          <w:rFonts w:ascii="Times New Roman" w:hAnsi="Times New Roman"/>
+          <w:b w:val="0"/>
+          <w:sz w:val="28"/>
+        </w:rPr>
+        <w:t xml:space="preserve">• </w:t>
+      </w:r>
+      <w:r>
+        <w:rPr>
+          <w:rFonts w:ascii="Times New Roman" w:hAnsi="Times New Roman"/>
+          <w:sz w:val="28"/>
+        </w:rPr>
+      </w:r>
+      <w:r>
+        <w:rPr>
+          <w:rFonts w:ascii="Times New Roman" w:hAnsi="Times New Roman"/>
+          <w:b/>
+          <w:sz w:val="28"/>
+        </w:rPr>
+        <w:t>Предусловие</w:t>
+      </w:r>
+      <w:r>
+        <w:rPr>
+          <w:rFonts w:ascii="Times New Roman" w:hAnsi="Times New Roman"/>
+          <w:sz w:val="28"/>
+        </w:rPr>
+        <w:t>: Пользователь авторизован с ролью руководителя выпускающей кафедры/декана.</w:t>
       </w:r>
     </w:p>
     <w:p>
-      <w:r>
-        <w:t>В соответствии с заданием проведен сравнительный анализ бесплатных инструментальных платформ для создания корпоративных порталов на базе языка программирования PHP и СУБД MySQL/MariaDB:</w:t>
-        <w:br/>
-        <w:t>1. Drupal 10 (CMF корпоративного класса);</w:t>
-        <w:br/>
-        <w:t>2. WordPress + ACF Pro (CMS с модулями расширения полей);</w:t>
-        <w:br/>
-        <w:t>3. Joomla! 5 (CMS с развитым ACL);</w:t>
-        <w:br/>
-        <w:t>4. WinterCMS / OctoberCMS (CMF на базе Laravel).</w:t>
+      <w:pPr>
+        <w:spacing w:line="276" w:lineRule="auto" w:after="60"/>
+        <w:ind w:left="709"/>
+        <w:jc w:val="both"/>
+      </w:pPr>
+      <w:r>
+        <w:rPr>
+          <w:rFonts w:ascii="Times New Roman" w:hAnsi="Times New Roman"/>
+          <w:b w:val="0"/>
+          <w:sz w:val="28"/>
+        </w:rPr>
+        <w:t xml:space="preserve">• </w:t>
+      </w:r>
+      <w:r>
+        <w:rPr>
+          <w:rFonts w:ascii="Times New Roman" w:hAnsi="Times New Roman"/>
+          <w:sz w:val="28"/>
+        </w:rPr>
+      </w:r>
+      <w:r>
+        <w:rPr>
+          <w:rFonts w:ascii="Times New Roman" w:hAnsi="Times New Roman"/>
+          <w:b/>
+          <w:sz w:val="28"/>
+        </w:rPr>
+        <w:t>Основной поток</w:t>
+      </w:r>
+      <w:r>
+        <w:rPr>
+          <w:rFonts w:ascii="Times New Roman" w:hAnsi="Times New Roman"/>
+          <w:sz w:val="28"/>
+        </w:rPr>
+        <w:t>:</w:t>
+      </w:r>
+    </w:p>
+    <w:p>
+      <w:pPr>
+        <w:spacing w:line="276" w:lineRule="auto" w:after="60"/>
+        <w:ind w:left="992"/>
+        <w:jc w:val="both"/>
+      </w:pPr>
+      <w:r>
+        <w:rPr>
+          <w:rFonts w:ascii="Times New Roman" w:hAnsi="Times New Roman"/>
+          <w:b/>
+          <w:sz w:val="28"/>
+        </w:rPr>
+        <w:t xml:space="preserve">1. </w:t>
+      </w:r>
+      <w:r>
+        <w:rPr>
+          <w:rFonts w:ascii="Times New Roman" w:hAnsi="Times New Roman"/>
+          <w:sz w:val="28"/>
+        </w:rPr>
+        <w:t>Пользователь выбирает образовательную программу и учебный год.</w:t>
+      </w:r>
+    </w:p>
+    <w:p>
+      <w:pPr>
+        <w:spacing w:line="276" w:lineRule="auto" w:after="60"/>
+        <w:ind w:left="992"/>
+        <w:jc w:val="both"/>
+      </w:pPr>
+      <w:r>
+        <w:rPr>
+          <w:rFonts w:ascii="Times New Roman" w:hAnsi="Times New Roman"/>
+          <w:b/>
+          <w:sz w:val="28"/>
+        </w:rPr>
+        <w:t xml:space="preserve">2. </w:t>
+      </w:r>
+      <w:r>
+        <w:rPr>
+          <w:rFonts w:ascii="Times New Roman" w:hAnsi="Times New Roman"/>
+          <w:sz w:val="28"/>
+        </w:rPr>
+        <w:t>Вводит перечень дисциплин, семестры, трудоемкость в з.е./часах, формы аттестации и закрепленные кафедры.</w:t>
+      </w:r>
+    </w:p>
+    <w:p>
+      <w:pPr>
+        <w:spacing w:line="276" w:lineRule="auto" w:after="60"/>
+        <w:ind w:left="992"/>
+        <w:jc w:val="both"/>
+      </w:pPr>
+      <w:r>
+        <w:rPr>
+          <w:rFonts w:ascii="Times New Roman" w:hAnsi="Times New Roman"/>
+          <w:b/>
+          <w:sz w:val="28"/>
+        </w:rPr>
+        <w:t xml:space="preserve">3. </w:t>
+      </w:r>
+      <w:r>
+        <w:rPr>
+          <w:rFonts w:ascii="Times New Roman" w:hAnsi="Times New Roman"/>
+          <w:sz w:val="28"/>
+        </w:rPr>
+        <w:t>Сохраняет проект УП со статусом `Черновик`.</w:t>
+      </w:r>
+    </w:p>
+    <w:p>
+      <w:pPr>
+        <w:spacing w:line="276" w:lineRule="auto" w:after="60"/>
+        <w:ind w:left="992"/>
+        <w:jc w:val="both"/>
+      </w:pPr>
+      <w:r>
+        <w:rPr>
+          <w:rFonts w:ascii="Times New Roman" w:hAnsi="Times New Roman"/>
+          <w:b/>
+          <w:sz w:val="28"/>
+        </w:rPr>
+        <w:t xml:space="preserve">4. </w:t>
+      </w:r>
+      <w:r>
+        <w:rPr>
+          <w:rFonts w:ascii="Times New Roman" w:hAnsi="Times New Roman"/>
+          <w:sz w:val="28"/>
+        </w:rPr>
+        <w:t>Направляет проект УП на проверку в АНОК (статус меняется на `На проверке в АНОК`).</w:t>
+      </w:r>
+    </w:p>
+    <w:p>
+      <w:pPr>
+        <w:spacing w:line="276" w:lineRule="auto" w:after="60"/>
+        <w:ind w:left="709"/>
+        <w:jc w:val="both"/>
+      </w:pPr>
+      <w:r>
+        <w:rPr>
+          <w:rFonts w:ascii="Times New Roman" w:hAnsi="Times New Roman"/>
+          <w:b w:val="0"/>
+          <w:sz w:val="28"/>
+        </w:rPr>
+        <w:t xml:space="preserve">• </w:t>
+      </w:r>
+      <w:r>
+        <w:rPr>
+          <w:rFonts w:ascii="Times New Roman" w:hAnsi="Times New Roman"/>
+          <w:sz w:val="28"/>
+        </w:rPr>
+      </w:r>
+      <w:r>
+        <w:rPr>
+          <w:rFonts w:ascii="Times New Roman" w:hAnsi="Times New Roman"/>
+          <w:b/>
+          <w:sz w:val="28"/>
+        </w:rPr>
+        <w:t>Связи</w:t>
+      </w:r>
+      <w:r>
+        <w:rPr>
+          <w:rFonts w:ascii="Times New Roman" w:hAnsi="Times New Roman"/>
+          <w:sz w:val="28"/>
+        </w:rPr>
+        <w:t>: `&lt;&lt;include&gt;&gt;` с UC-2 «Проверка УП на соответствие ФГОС».</w:t>
+      </w:r>
+    </w:p>
+    <w:p>
+      <w:pPr>
+        <w:spacing w:before="160" w:after="80"/>
+        <w:jc w:val="left"/>
+      </w:pPr>
+      <w:r>
+        <w:rPr>
+          <w:rFonts w:ascii="Times New Roman" w:hAnsi="Times New Roman"/>
+          <w:b/>
+          <w:sz w:val="26"/>
+        </w:rPr>
+        <w:t>Прецедент UC-2: «Проверка УП на соответствие ФГОС»</w:t>
+      </w:r>
+    </w:p>
+    <w:p>
+      <w:pPr>
+        <w:spacing w:line="276" w:lineRule="auto" w:after="60"/>
+        <w:ind w:left="709"/>
+        <w:jc w:val="both"/>
+      </w:pPr>
+      <w:r>
+        <w:rPr>
+          <w:rFonts w:ascii="Times New Roman" w:hAnsi="Times New Roman"/>
+          <w:b w:val="0"/>
+          <w:sz w:val="28"/>
+        </w:rPr>
+        <w:t xml:space="preserve">• </w:t>
+      </w:r>
+      <w:r>
+        <w:rPr>
+          <w:rFonts w:ascii="Times New Roman" w:hAnsi="Times New Roman"/>
+          <w:sz w:val="28"/>
+        </w:rPr>
+      </w:r>
+      <w:r>
+        <w:rPr>
+          <w:rFonts w:ascii="Times New Roman" w:hAnsi="Times New Roman"/>
+          <w:b/>
+          <w:sz w:val="28"/>
+        </w:rPr>
+        <w:t>Актор</w:t>
+      </w:r>
+      <w:r>
+        <w:rPr>
+          <w:rFonts w:ascii="Times New Roman" w:hAnsi="Times New Roman"/>
+          <w:sz w:val="28"/>
+        </w:rPr>
+        <w:t>: Эксперт АНОК, Система (автоматический валидатор).</w:t>
+      </w:r>
+    </w:p>
+    <w:p>
+      <w:pPr>
+        <w:spacing w:line="276" w:lineRule="auto" w:after="60"/>
+        <w:ind w:left="709"/>
+        <w:jc w:val="both"/>
+      </w:pPr>
+      <w:r>
+        <w:rPr>
+          <w:rFonts w:ascii="Times New Roman" w:hAnsi="Times New Roman"/>
+          <w:b w:val="0"/>
+          <w:sz w:val="28"/>
+        </w:rPr>
+        <w:t xml:space="preserve">• </w:t>
+      </w:r>
+      <w:r>
+        <w:rPr>
+          <w:rFonts w:ascii="Times New Roman" w:hAnsi="Times New Roman"/>
+          <w:sz w:val="28"/>
+        </w:rPr>
+      </w:r>
+      <w:r>
+        <w:rPr>
+          <w:rFonts w:ascii="Times New Roman" w:hAnsi="Times New Roman"/>
+          <w:b/>
+          <w:sz w:val="28"/>
+        </w:rPr>
+        <w:t>Предусловие</w:t>
+      </w:r>
+      <w:r>
+        <w:rPr>
+          <w:rFonts w:ascii="Times New Roman" w:hAnsi="Times New Roman"/>
+          <w:sz w:val="28"/>
+        </w:rPr>
+        <w:t>: Учебный план переведен в статус `На проверке в АНОК`.</w:t>
+      </w:r>
+    </w:p>
+    <w:p>
+      <w:pPr>
+        <w:spacing w:line="276" w:lineRule="auto" w:after="60"/>
+        <w:ind w:left="709"/>
+        <w:jc w:val="both"/>
+      </w:pPr>
+      <w:r>
+        <w:rPr>
+          <w:rFonts w:ascii="Times New Roman" w:hAnsi="Times New Roman"/>
+          <w:b w:val="0"/>
+          <w:sz w:val="28"/>
+        </w:rPr>
+        <w:t xml:space="preserve">• </w:t>
+      </w:r>
+      <w:r>
+        <w:rPr>
+          <w:rFonts w:ascii="Times New Roman" w:hAnsi="Times New Roman"/>
+          <w:sz w:val="28"/>
+        </w:rPr>
+      </w:r>
+      <w:r>
+        <w:rPr>
+          <w:rFonts w:ascii="Times New Roman" w:hAnsi="Times New Roman"/>
+          <w:b/>
+          <w:sz w:val="28"/>
+        </w:rPr>
+        <w:t>Основной поток</w:t>
+      </w:r>
+      <w:r>
+        <w:rPr>
+          <w:rFonts w:ascii="Times New Roman" w:hAnsi="Times New Roman"/>
+          <w:sz w:val="28"/>
+        </w:rPr>
+        <w:t>:</w:t>
+      </w:r>
+    </w:p>
+    <w:p>
+      <w:pPr>
+        <w:spacing w:line="276" w:lineRule="auto" w:after="60"/>
+        <w:ind w:left="992"/>
+        <w:jc w:val="both"/>
+      </w:pPr>
+      <w:r>
+        <w:rPr>
+          <w:rFonts w:ascii="Times New Roman" w:hAnsi="Times New Roman"/>
+          <w:b/>
+          <w:sz w:val="28"/>
+        </w:rPr>
+        <w:t xml:space="preserve">1. </w:t>
+      </w:r>
+      <w:r>
+        <w:rPr>
+          <w:rFonts w:ascii="Times New Roman" w:hAnsi="Times New Roman"/>
+          <w:sz w:val="28"/>
+        </w:rPr>
+        <w:t>Система выполняет автоматическую валидацию числовых показателей (суммарные з.е., объем практик, ГИА).</w:t>
+      </w:r>
+    </w:p>
+    <w:p>
+      <w:pPr>
+        <w:spacing w:line="276" w:lineRule="auto" w:after="60"/>
+        <w:ind w:left="992"/>
+        <w:jc w:val="both"/>
+      </w:pPr>
+      <w:r>
+        <w:rPr>
+          <w:rFonts w:ascii="Times New Roman" w:hAnsi="Times New Roman"/>
+          <w:b/>
+          <w:sz w:val="28"/>
+        </w:rPr>
+        <w:t xml:space="preserve">2. </w:t>
+      </w:r>
+      <w:r>
+        <w:rPr>
+          <w:rFonts w:ascii="Times New Roman" w:hAnsi="Times New Roman"/>
+          <w:sz w:val="28"/>
+        </w:rPr>
+        <w:t>Эксперт АНОК проверяет корректность формулировок дисциплин, блоков и закрепление кафедр.</w:t>
+      </w:r>
+    </w:p>
+    <w:p>
+      <w:pPr>
+        <w:spacing w:line="276" w:lineRule="auto" w:after="60"/>
+        <w:ind w:left="992"/>
+        <w:jc w:val="both"/>
+      </w:pPr>
+      <w:r>
+        <w:rPr>
+          <w:rFonts w:ascii="Times New Roman" w:hAnsi="Times New Roman"/>
+          <w:b/>
+          <w:sz w:val="28"/>
+        </w:rPr>
+        <w:t xml:space="preserve">3. </w:t>
+      </w:r>
+      <w:r>
+        <w:rPr>
+          <w:rFonts w:ascii="Times New Roman" w:hAnsi="Times New Roman"/>
+          <w:sz w:val="28"/>
+        </w:rPr>
+        <w:t>При отсутствии замечаний эксперт выносит положительное заключение (статус `Проверен АНОК, ожидает подписания`).</w:t>
+      </w:r>
+    </w:p>
+    <w:p>
+      <w:pPr>
+        <w:spacing w:line="276" w:lineRule="auto" w:after="60"/>
+        <w:ind w:left="709"/>
+        <w:jc w:val="both"/>
+      </w:pPr>
+      <w:r>
+        <w:rPr>
+          <w:rFonts w:ascii="Times New Roman" w:hAnsi="Times New Roman"/>
+          <w:b w:val="0"/>
+          <w:sz w:val="28"/>
+        </w:rPr>
+        <w:t xml:space="preserve">• </w:t>
+      </w:r>
+      <w:r>
+        <w:rPr>
+          <w:rFonts w:ascii="Times New Roman" w:hAnsi="Times New Roman"/>
+          <w:sz w:val="28"/>
+        </w:rPr>
+      </w:r>
+      <w:r>
+        <w:rPr>
+          <w:rFonts w:ascii="Times New Roman" w:hAnsi="Times New Roman"/>
+          <w:b/>
+          <w:sz w:val="28"/>
+        </w:rPr>
+        <w:t>Альтернативный поток</w:t>
+      </w:r>
+      <w:r>
+        <w:rPr>
+          <w:rFonts w:ascii="Times New Roman" w:hAnsi="Times New Roman"/>
+          <w:sz w:val="28"/>
+        </w:rPr>
+        <w:t>: При выявлении нарушений эксперт вносит перечень замечаний и возвращает УП на доработку (статус `Возвращен на доработку`).</w:t>
+      </w:r>
+    </w:p>
+    <w:p>
+      <w:pPr>
+        <w:spacing w:before="160" w:after="80"/>
+        <w:jc w:val="left"/>
+      </w:pPr>
+      <w:r>
+        <w:rPr>
+          <w:rFonts w:ascii="Times New Roman" w:hAnsi="Times New Roman"/>
+          <w:b/>
+          <w:sz w:val="26"/>
+        </w:rPr>
+        <w:t>Прецедент UC-3: «Оформление и согласование служебной записки на изменение УП»</w:t>
+      </w:r>
+    </w:p>
+    <w:p>
+      <w:pPr>
+        <w:spacing w:line="276" w:lineRule="auto" w:after="60"/>
+        <w:ind w:left="709"/>
+        <w:jc w:val="both"/>
+      </w:pPr>
+      <w:r>
+        <w:rPr>
+          <w:rFonts w:ascii="Times New Roman" w:hAnsi="Times New Roman"/>
+          <w:b w:val="0"/>
+          <w:sz w:val="28"/>
+        </w:rPr>
+        <w:t xml:space="preserve">• </w:t>
+      </w:r>
+      <w:r>
+        <w:rPr>
+          <w:rFonts w:ascii="Times New Roman" w:hAnsi="Times New Roman"/>
+          <w:sz w:val="28"/>
+        </w:rPr>
+      </w:r>
+      <w:r>
+        <w:rPr>
+          <w:rFonts w:ascii="Times New Roman" w:hAnsi="Times New Roman"/>
+          <w:b/>
+          <w:sz w:val="28"/>
+        </w:rPr>
+        <w:t>Акторы</w:t>
+      </w:r>
+      <w:r>
+        <w:rPr>
+          <w:rFonts w:ascii="Times New Roman" w:hAnsi="Times New Roman"/>
+          <w:sz w:val="28"/>
+        </w:rPr>
+        <w:t>: Руководитель выпускающего подразделения, Руководитель реализующего подразделения.</w:t>
+      </w:r>
+    </w:p>
+    <w:p>
+      <w:pPr>
+        <w:spacing w:line="276" w:lineRule="auto" w:after="60"/>
+        <w:ind w:left="709"/>
+        <w:jc w:val="both"/>
+      </w:pPr>
+      <w:r>
+        <w:rPr>
+          <w:rFonts w:ascii="Times New Roman" w:hAnsi="Times New Roman"/>
+          <w:b w:val="0"/>
+          <w:sz w:val="28"/>
+        </w:rPr>
+        <w:t xml:space="preserve">• </w:t>
+      </w:r>
+      <w:r>
+        <w:rPr>
+          <w:rFonts w:ascii="Times New Roman" w:hAnsi="Times New Roman"/>
+          <w:sz w:val="28"/>
+        </w:rPr>
+      </w:r>
+      <w:r>
+        <w:rPr>
+          <w:rFonts w:ascii="Times New Roman" w:hAnsi="Times New Roman"/>
+          <w:b/>
+          <w:sz w:val="28"/>
+        </w:rPr>
+        <w:t>Предусловие</w:t>
+      </w:r>
+      <w:r>
+        <w:rPr>
+          <w:rFonts w:ascii="Times New Roman" w:hAnsi="Times New Roman"/>
+          <w:sz w:val="28"/>
+        </w:rPr>
+        <w:t>: До начала учебного семестра требуется внести корректировки в утвержденный УП.</w:t>
+      </w:r>
+    </w:p>
+    <w:p>
+      <w:pPr>
+        <w:spacing w:line="276" w:lineRule="auto" w:after="60"/>
+        <w:ind w:left="709"/>
+        <w:jc w:val="both"/>
+      </w:pPr>
+      <w:r>
+        <w:rPr>
+          <w:rFonts w:ascii="Times New Roman" w:hAnsi="Times New Roman"/>
+          <w:b w:val="0"/>
+          <w:sz w:val="28"/>
+        </w:rPr>
+        <w:t xml:space="preserve">• </w:t>
+      </w:r>
+      <w:r>
+        <w:rPr>
+          <w:rFonts w:ascii="Times New Roman" w:hAnsi="Times New Roman"/>
+          <w:sz w:val="28"/>
+        </w:rPr>
+      </w:r>
+      <w:r>
+        <w:rPr>
+          <w:rFonts w:ascii="Times New Roman" w:hAnsi="Times New Roman"/>
+          <w:b/>
+          <w:sz w:val="28"/>
+        </w:rPr>
+        <w:t>Основной поток</w:t>
+      </w:r>
+      <w:r>
+        <w:rPr>
+          <w:rFonts w:ascii="Times New Roman" w:hAnsi="Times New Roman"/>
+          <w:sz w:val="28"/>
+        </w:rPr>
+        <w:t>:</w:t>
+      </w:r>
+    </w:p>
+    <w:p>
+      <w:pPr>
+        <w:spacing w:line="276" w:lineRule="auto" w:after="60"/>
+        <w:ind w:left="992"/>
+        <w:jc w:val="both"/>
+      </w:pPr>
+      <w:r>
+        <w:rPr>
+          <w:rFonts w:ascii="Times New Roman" w:hAnsi="Times New Roman"/>
+          <w:b/>
+          <w:sz w:val="28"/>
+        </w:rPr>
+        <w:t xml:space="preserve">1. </w:t>
+      </w:r>
+      <w:r>
+        <w:rPr>
+          <w:rFonts w:ascii="Times New Roman" w:hAnsi="Times New Roman"/>
+          <w:sz w:val="28"/>
+        </w:rPr>
+        <w:t>Выпускающее подразделение создает электронную служебную записку (СЗ) с указанием заменяемых дисциплин, семестров или форм контроля.</w:t>
+      </w:r>
+    </w:p>
+    <w:p>
+      <w:pPr>
+        <w:spacing w:line="276" w:lineRule="auto" w:after="60"/>
+        <w:ind w:left="992"/>
+        <w:jc w:val="both"/>
+      </w:pPr>
+      <w:r>
+        <w:rPr>
+          <w:rFonts w:ascii="Times New Roman" w:hAnsi="Times New Roman"/>
+          <w:b/>
+          <w:sz w:val="28"/>
+        </w:rPr>
+        <w:t xml:space="preserve">2. </w:t>
+      </w:r>
+      <w:r>
+        <w:rPr>
+          <w:rFonts w:ascii="Times New Roman" w:hAnsi="Times New Roman"/>
+          <w:sz w:val="28"/>
+        </w:rPr>
+        <w:t>Руководитель выпускающего подразделения подписывает СЗ.</w:t>
+      </w:r>
+    </w:p>
+    <w:p>
+      <w:pPr>
+        <w:spacing w:line="276" w:lineRule="auto" w:after="60"/>
+        <w:ind w:left="992"/>
+        <w:jc w:val="both"/>
+      </w:pPr>
+      <w:r>
+        <w:rPr>
+          <w:rFonts w:ascii="Times New Roman" w:hAnsi="Times New Roman"/>
+          <w:b/>
+          <w:sz w:val="28"/>
+        </w:rPr>
+        <w:t xml:space="preserve">3. </w:t>
+      </w:r>
+      <w:r>
+        <w:rPr>
+          <w:rFonts w:ascii="Times New Roman" w:hAnsi="Times New Roman"/>
+          <w:sz w:val="28"/>
+        </w:rPr>
+        <w:t>СЗ поступает на согласование руководителю реализующего подразделения.</w:t>
+      </w:r>
+    </w:p>
+    <w:p>
+      <w:pPr>
+        <w:spacing w:line="276" w:lineRule="auto" w:after="60"/>
+        <w:ind w:left="992"/>
+        <w:jc w:val="both"/>
+      </w:pPr>
+      <w:r>
+        <w:rPr>
+          <w:rFonts w:ascii="Times New Roman" w:hAnsi="Times New Roman"/>
+          <w:b/>
+          <w:sz w:val="28"/>
+        </w:rPr>
+        <w:t xml:space="preserve">4. </w:t>
+      </w:r>
+      <w:r>
+        <w:rPr>
+          <w:rFonts w:ascii="Times New Roman" w:hAnsi="Times New Roman"/>
+          <w:sz w:val="28"/>
+        </w:rPr>
+        <w:t>Руководитель реализующего подразделения утверждает СЗ.</w:t>
+      </w:r>
+    </w:p>
+    <w:p>
+      <w:pPr>
+        <w:spacing w:line="276" w:lineRule="auto" w:after="60"/>
+        <w:ind w:left="992"/>
+        <w:jc w:val="both"/>
+      </w:pPr>
+      <w:r>
+        <w:rPr>
+          <w:rFonts w:ascii="Times New Roman" w:hAnsi="Times New Roman"/>
+          <w:b/>
+          <w:sz w:val="28"/>
+        </w:rPr>
+        <w:t xml:space="preserve">5. </w:t>
+      </w:r>
+      <w:r>
+        <w:rPr>
+          <w:rFonts w:ascii="Times New Roman" w:hAnsi="Times New Roman"/>
+          <w:sz w:val="28"/>
+        </w:rPr>
+        <w:t>СЗ поступает сотрудникам АНОК для внесения изменений.</w:t>
+      </w:r>
+    </w:p>
+    <w:p>
+      <w:pPr>
+        <w:spacing w:line="276" w:lineRule="auto" w:after="60"/>
+        <w:ind w:left="709"/>
+        <w:jc w:val="both"/>
+      </w:pPr>
+      <w:r>
+        <w:rPr>
+          <w:rFonts w:ascii="Times New Roman" w:hAnsi="Times New Roman"/>
+          <w:b w:val="0"/>
+          <w:sz w:val="28"/>
+        </w:rPr>
+        <w:t xml:space="preserve">• </w:t>
+      </w:r>
+      <w:r>
+        <w:rPr>
+          <w:rFonts w:ascii="Times New Roman" w:hAnsi="Times New Roman"/>
+          <w:sz w:val="28"/>
+        </w:rPr>
+      </w:r>
+      <w:r>
+        <w:rPr>
+          <w:rFonts w:ascii="Times New Roman" w:hAnsi="Times New Roman"/>
+          <w:b/>
+          <w:sz w:val="28"/>
+        </w:rPr>
+        <w:t>Связи</w:t>
+      </w:r>
+      <w:r>
+        <w:rPr>
+          <w:rFonts w:ascii="Times New Roman" w:hAnsi="Times New Roman"/>
+          <w:sz w:val="28"/>
+        </w:rPr>
+        <w:t>: `&lt;&lt;extend&gt;&gt;` по отношению к процессу актуализации УП.</w:t>
+      </w:r>
+    </w:p>
+    <w:p>
+      <w:pPr>
+        <w:spacing w:before="160" w:after="80"/>
+        <w:jc w:val="left"/>
+      </w:pPr>
+      <w:r>
+        <w:rPr>
+          <w:rFonts w:ascii="Times New Roman" w:hAnsi="Times New Roman"/>
+          <w:b/>
+          <w:sz w:val="26"/>
+        </w:rPr>
+        <w:t>Прецедент UC-4: «Маршрутизация подписания и утверждения УП»</w:t>
+      </w:r>
+    </w:p>
+    <w:p>
+      <w:pPr>
+        <w:spacing w:line="276" w:lineRule="auto" w:after="60"/>
+        <w:ind w:left="709"/>
+        <w:jc w:val="both"/>
+      </w:pPr>
+      <w:r>
+        <w:rPr>
+          <w:rFonts w:ascii="Times New Roman" w:hAnsi="Times New Roman"/>
+          <w:b w:val="0"/>
+          <w:sz w:val="28"/>
+        </w:rPr>
+        <w:t xml:space="preserve">• </w:t>
+      </w:r>
+      <w:r>
+        <w:rPr>
+          <w:rFonts w:ascii="Times New Roman" w:hAnsi="Times New Roman"/>
+          <w:sz w:val="28"/>
+        </w:rPr>
+      </w:r>
+      <w:r>
+        <w:rPr>
+          <w:rFonts w:ascii="Times New Roman" w:hAnsi="Times New Roman"/>
+          <w:b/>
+          <w:sz w:val="28"/>
+        </w:rPr>
+        <w:t>Акторы</w:t>
+      </w:r>
+      <w:r>
+        <w:rPr>
+          <w:rFonts w:ascii="Times New Roman" w:hAnsi="Times New Roman"/>
+          <w:sz w:val="28"/>
+        </w:rPr>
+        <w:t>: Руководитель выпускающего подразделения, Начальник АНОК, Проректор по УР, Секретарь Ученого совета, Ректор.</w:t>
+      </w:r>
+    </w:p>
+    <w:p>
+      <w:pPr>
+        <w:spacing w:line="276" w:lineRule="auto" w:after="60"/>
+        <w:ind w:left="709"/>
+        <w:jc w:val="both"/>
+      </w:pPr>
+      <w:r>
+        <w:rPr>
+          <w:rFonts w:ascii="Times New Roman" w:hAnsi="Times New Roman"/>
+          <w:b w:val="0"/>
+          <w:sz w:val="28"/>
+        </w:rPr>
+        <w:t xml:space="preserve">• </w:t>
+      </w:r>
+      <w:r>
+        <w:rPr>
+          <w:rFonts w:ascii="Times New Roman" w:hAnsi="Times New Roman"/>
+          <w:sz w:val="28"/>
+        </w:rPr>
+      </w:r>
+      <w:r>
+        <w:rPr>
+          <w:rFonts w:ascii="Times New Roman" w:hAnsi="Times New Roman"/>
+          <w:b/>
+          <w:sz w:val="28"/>
+        </w:rPr>
+        <w:t>Основной поток</w:t>
+      </w:r>
+      <w:r>
+        <w:rPr>
+          <w:rFonts w:ascii="Times New Roman" w:hAnsi="Times New Roman"/>
+          <w:sz w:val="28"/>
+        </w:rPr>
+        <w:t>:</w:t>
+      </w:r>
+    </w:p>
+    <w:p>
+      <w:pPr>
+        <w:spacing w:line="276" w:lineRule="auto" w:after="60"/>
+        <w:ind w:left="992"/>
+        <w:jc w:val="both"/>
+      </w:pPr>
+      <w:r>
+        <w:rPr>
+          <w:rFonts w:ascii="Times New Roman" w:hAnsi="Times New Roman"/>
+          <w:b/>
+          <w:sz w:val="28"/>
+        </w:rPr>
+        <w:t xml:space="preserve">1. </w:t>
+      </w:r>
+      <w:r>
+        <w:rPr>
+          <w:rFonts w:ascii="Times New Roman" w:hAnsi="Times New Roman"/>
+          <w:sz w:val="28"/>
+        </w:rPr>
+        <w:t>Руководитель выпускающего подразделения накладывает электронную подпись/визу.</w:t>
+      </w:r>
+    </w:p>
+    <w:p>
+      <w:pPr>
+        <w:spacing w:line="276" w:lineRule="auto" w:after="60"/>
+        <w:ind w:left="992"/>
+        <w:jc w:val="both"/>
+      </w:pPr>
+      <w:r>
+        <w:rPr>
+          <w:rFonts w:ascii="Times New Roman" w:hAnsi="Times New Roman"/>
+          <w:b/>
+          <w:sz w:val="28"/>
+        </w:rPr>
+        <w:t xml:space="preserve">2. </w:t>
+      </w:r>
+      <w:r>
+        <w:rPr>
+          <w:rFonts w:ascii="Times New Roman" w:hAnsi="Times New Roman"/>
+          <w:sz w:val="28"/>
+        </w:rPr>
+        <w:t>Начальник АНОК верифицирует соответствие стандартам и подписывает УП.</w:t>
+      </w:r>
+    </w:p>
+    <w:p>
+      <w:pPr>
+        <w:spacing w:line="276" w:lineRule="auto" w:after="60"/>
+        <w:ind w:left="992"/>
+        <w:jc w:val="both"/>
+      </w:pPr>
+      <w:r>
+        <w:rPr>
+          <w:rFonts w:ascii="Times New Roman" w:hAnsi="Times New Roman"/>
+          <w:b/>
+          <w:sz w:val="28"/>
+        </w:rPr>
+        <w:t xml:space="preserve">3. </w:t>
+      </w:r>
+      <w:r>
+        <w:rPr>
+          <w:rFonts w:ascii="Times New Roman" w:hAnsi="Times New Roman"/>
+          <w:sz w:val="28"/>
+        </w:rPr>
+        <w:t>Проректор по УР подписывает документ.</w:t>
+      </w:r>
+    </w:p>
+    <w:p>
+      <w:pPr>
+        <w:spacing w:line="276" w:lineRule="auto" w:after="60"/>
+        <w:ind w:left="992"/>
+        <w:jc w:val="both"/>
+      </w:pPr>
+      <w:r>
+        <w:rPr>
+          <w:rFonts w:ascii="Times New Roman" w:hAnsi="Times New Roman"/>
+          <w:b/>
+          <w:sz w:val="28"/>
+        </w:rPr>
+        <w:t xml:space="preserve">4. </w:t>
+      </w:r>
+      <w:r>
+        <w:rPr>
+          <w:rFonts w:ascii="Times New Roman" w:hAnsi="Times New Roman"/>
+          <w:sz w:val="28"/>
+        </w:rPr>
+        <w:t>Секретарь Ученого совета прикрепляет выписку из протокола заседания Ученого совета.</w:t>
+      </w:r>
+    </w:p>
+    <w:p>
+      <w:pPr>
+        <w:spacing w:line="276" w:lineRule="auto" w:after="60"/>
+        <w:ind w:left="992"/>
+        <w:jc w:val="both"/>
+      </w:pPr>
+      <w:r>
+        <w:rPr>
+          <w:rFonts w:ascii="Times New Roman" w:hAnsi="Times New Roman"/>
+          <w:b/>
+          <w:sz w:val="28"/>
+        </w:rPr>
+        <w:t xml:space="preserve">5. </w:t>
+      </w:r>
+      <w:r>
+        <w:rPr>
+          <w:rFonts w:ascii="Times New Roman" w:hAnsi="Times New Roman"/>
+          <w:sz w:val="28"/>
+        </w:rPr>
+        <w:t>Ректор утверждает УП. План переходит в статус `Утвержден` и публикуется в открытом реестре.</w:t>
+      </w:r>
+    </w:p>
+    <w:p>
+      <w:pPr>
+        <w:spacing w:before="240" w:after="120"/>
+        <w:jc w:val="left"/>
+      </w:pPr>
+      <w:r>
+        <w:rPr>
+          <w:rFonts w:ascii="Times New Roman" w:hAnsi="Times New Roman"/>
+          <w:b/>
+          <w:sz w:val="28"/>
+        </w:rPr>
+        <w:t>4. Список требований к порталу</w:t>
+      </w:r>
+    </w:p>
+    <w:p>
+      <w:pPr>
+        <w:spacing w:before="160" w:after="80"/>
+        <w:jc w:val="left"/>
+      </w:pPr>
+      <w:r>
+        <w:rPr>
+          <w:rFonts w:ascii="Times New Roman" w:hAnsi="Times New Roman"/>
+          <w:b/>
+          <w:sz w:val="26"/>
+        </w:rPr>
+        <w:t>4.1. Функциональные требования (Functional Requirements)</w:t>
+      </w:r>
+    </w:p>
+    <w:p>
+      <w:pPr>
+        <w:spacing w:before="160" w:after="80"/>
+        <w:jc w:val="left"/>
+      </w:pPr>
+      <w:r>
+        <w:rPr>
+          <w:rFonts w:ascii="Times New Roman" w:hAnsi="Times New Roman"/>
+          <w:b/>
+          <w:sz w:val="26"/>
+        </w:rPr>
+        <w:t>FR-1: Подсистема управления образовательными программами и учебными планами</w:t>
+      </w:r>
+    </w:p>
+    <w:p>
+      <w:pPr>
+        <w:spacing w:line="276" w:lineRule="auto" w:after="60"/>
+        <w:ind w:left="709"/>
+        <w:jc w:val="both"/>
+      </w:pPr>
+      <w:r>
+        <w:rPr>
+          <w:rFonts w:ascii="Times New Roman" w:hAnsi="Times New Roman"/>
+          <w:b w:val="0"/>
+          <w:sz w:val="28"/>
+        </w:rPr>
+        <w:t xml:space="preserve">• </w:t>
+      </w:r>
+      <w:r>
+        <w:rPr>
+          <w:rFonts w:ascii="Times New Roman" w:hAnsi="Times New Roman"/>
+          <w:sz w:val="28"/>
+        </w:rPr>
+      </w:r>
+      <w:r>
+        <w:rPr>
+          <w:rFonts w:ascii="Times New Roman" w:hAnsi="Times New Roman"/>
+          <w:b/>
+          <w:sz w:val="28"/>
+        </w:rPr>
+        <w:t>FR-1.1</w:t>
+      </w:r>
+      <w:r>
+        <w:rPr>
+          <w:rFonts w:ascii="Times New Roman" w:hAnsi="Times New Roman"/>
+          <w:sz w:val="28"/>
+        </w:rPr>
+        <w:t>: Возможность создания, редактирования, дублирования и архивирования учебных планов по уровням образования (бакалавриат, специалитет, магистратура, аспирантура) и формам обучения (очная, очно-заочная, заочная).</w:t>
+      </w:r>
+    </w:p>
+    <w:p>
+      <w:pPr>
+        <w:spacing w:line="276" w:lineRule="auto" w:after="60"/>
+        <w:ind w:left="709"/>
+        <w:jc w:val="both"/>
+      </w:pPr>
+      <w:r>
+        <w:rPr>
+          <w:rFonts w:ascii="Times New Roman" w:hAnsi="Times New Roman"/>
+          <w:b w:val="0"/>
+          <w:sz w:val="28"/>
+        </w:rPr>
+        <w:t xml:space="preserve">• </w:t>
+      </w:r>
+      <w:r>
+        <w:rPr>
+          <w:rFonts w:ascii="Times New Roman" w:hAnsi="Times New Roman"/>
+          <w:sz w:val="28"/>
+        </w:rPr>
+      </w:r>
+      <w:r>
+        <w:rPr>
+          <w:rFonts w:ascii="Times New Roman" w:hAnsi="Times New Roman"/>
+          <w:b/>
+          <w:sz w:val="28"/>
+        </w:rPr>
+        <w:t>FR-1.2</w:t>
+      </w:r>
+      <w:r>
+        <w:rPr>
+          <w:rFonts w:ascii="Times New Roman" w:hAnsi="Times New Roman"/>
+          <w:sz w:val="28"/>
+        </w:rPr>
+        <w:t>: Построчное ведение структуры УП: блок дисциплины, наименование дисциплины, семестр(ы), объем в з.е. и часах (лекции, практики, лаб. работы, СРС), форма промежуточного контроля (экзамен, зачет, дифференцированный зачет, курсовая работа, ГИА), закрепленная кафедра.</w:t>
+      </w:r>
+    </w:p>
+    <w:p>
+      <w:pPr>
+        <w:spacing w:line="276" w:lineRule="auto" w:after="60"/>
+        <w:ind w:left="709"/>
+        <w:jc w:val="both"/>
+      </w:pPr>
+      <w:r>
+        <w:rPr>
+          <w:rFonts w:ascii="Times New Roman" w:hAnsi="Times New Roman"/>
+          <w:b w:val="0"/>
+          <w:sz w:val="28"/>
+        </w:rPr>
+        <w:t xml:space="preserve">• </w:t>
+      </w:r>
+      <w:r>
+        <w:rPr>
+          <w:rFonts w:ascii="Times New Roman" w:hAnsi="Times New Roman"/>
+          <w:sz w:val="28"/>
+        </w:rPr>
+      </w:r>
+      <w:r>
+        <w:rPr>
+          <w:rFonts w:ascii="Times New Roman" w:hAnsi="Times New Roman"/>
+          <w:b/>
+          <w:sz w:val="28"/>
+        </w:rPr>
+        <w:t>FR-1.3</w:t>
+      </w:r>
+      <w:r>
+        <w:rPr>
+          <w:rFonts w:ascii="Times New Roman" w:hAnsi="Times New Roman"/>
+          <w:sz w:val="28"/>
+        </w:rPr>
+        <w:t>: Экспорт и импорт учебных планов в стандартных форматах (Excel, XML/PLX, PDF).</w:t>
+      </w:r>
+    </w:p>
+    <w:p>
+      <w:pPr>
+        <w:spacing w:before="160" w:after="80"/>
+        <w:jc w:val="left"/>
+      </w:pPr>
+      <w:r>
+        <w:rPr>
+          <w:rFonts w:ascii="Times New Roman" w:hAnsi="Times New Roman"/>
+          <w:b/>
+          <w:sz w:val="26"/>
+        </w:rPr>
+        <w:t>FR-2: Подсистема автоматизированного и экспертного контроля ФГОС</w:t>
+      </w:r>
+    </w:p>
+    <w:p>
+      <w:pPr>
+        <w:spacing w:line="276" w:lineRule="auto" w:after="60"/>
+        <w:ind w:left="709"/>
+        <w:jc w:val="both"/>
+      </w:pPr>
+      <w:r>
+        <w:rPr>
+          <w:rFonts w:ascii="Times New Roman" w:hAnsi="Times New Roman"/>
+          <w:b w:val="0"/>
+          <w:sz w:val="28"/>
+        </w:rPr>
+        <w:t xml:space="preserve">• </w:t>
+      </w:r>
+      <w:r>
+        <w:rPr>
+          <w:rFonts w:ascii="Times New Roman" w:hAnsi="Times New Roman"/>
+          <w:sz w:val="28"/>
+        </w:rPr>
+      </w:r>
+      <w:r>
+        <w:rPr>
+          <w:rFonts w:ascii="Times New Roman" w:hAnsi="Times New Roman"/>
+          <w:b/>
+          <w:sz w:val="28"/>
+        </w:rPr>
+        <w:t>FR-2.1</w:t>
+      </w:r>
+      <w:r>
+        <w:rPr>
+          <w:rFonts w:ascii="Times New Roman" w:hAnsi="Times New Roman"/>
+          <w:sz w:val="28"/>
+        </w:rPr>
+        <w:t>: Автоматическая проверка контрольных сумм: общий объем з.е. (240 для бакалавриата, 300 для специалитета, 120 для магистратуры), годовая нагрузка (~60 з.е.), минимальные объемы дисциплин базовой части.</w:t>
+      </w:r>
+    </w:p>
+    <w:p>
+      <w:pPr>
+        <w:spacing w:line="276" w:lineRule="auto" w:after="60"/>
+        <w:ind w:left="709"/>
+        <w:jc w:val="both"/>
+      </w:pPr>
+      <w:r>
+        <w:rPr>
+          <w:rFonts w:ascii="Times New Roman" w:hAnsi="Times New Roman"/>
+          <w:b w:val="0"/>
+          <w:sz w:val="28"/>
+        </w:rPr>
+        <w:t xml:space="preserve">• </w:t>
+      </w:r>
+      <w:r>
+        <w:rPr>
+          <w:rFonts w:ascii="Times New Roman" w:hAnsi="Times New Roman"/>
+          <w:sz w:val="28"/>
+        </w:rPr>
+      </w:r>
+      <w:r>
+        <w:rPr>
+          <w:rFonts w:ascii="Times New Roman" w:hAnsi="Times New Roman"/>
+          <w:b/>
+          <w:sz w:val="28"/>
+        </w:rPr>
+        <w:t>FR-2.2</w:t>
+      </w:r>
+      <w:r>
+        <w:rPr>
+          <w:rFonts w:ascii="Times New Roman" w:hAnsi="Times New Roman"/>
+          <w:sz w:val="28"/>
+        </w:rPr>
+        <w:t>: Проверка ограничений по максимальному числу экзаменов и зачетов в одну экзаменационную сессию.</w:t>
+      </w:r>
+    </w:p>
+    <w:p>
+      <w:pPr>
+        <w:spacing w:line="276" w:lineRule="auto" w:after="60"/>
+        <w:ind w:left="709"/>
+        <w:jc w:val="both"/>
+      </w:pPr>
+      <w:r>
+        <w:rPr>
+          <w:rFonts w:ascii="Times New Roman" w:hAnsi="Times New Roman"/>
+          <w:b w:val="0"/>
+          <w:sz w:val="28"/>
+        </w:rPr>
+        <w:t xml:space="preserve">• </w:t>
+      </w:r>
+      <w:r>
+        <w:rPr>
+          <w:rFonts w:ascii="Times New Roman" w:hAnsi="Times New Roman"/>
+          <w:sz w:val="28"/>
+        </w:rPr>
+      </w:r>
+      <w:r>
+        <w:rPr>
+          <w:rFonts w:ascii="Times New Roman" w:hAnsi="Times New Roman"/>
+          <w:b/>
+          <w:sz w:val="28"/>
+        </w:rPr>
+        <w:t>FR-2.3</w:t>
+      </w:r>
+      <w:r>
+        <w:rPr>
+          <w:rFonts w:ascii="Times New Roman" w:hAnsi="Times New Roman"/>
+          <w:sz w:val="28"/>
+        </w:rPr>
+        <w:t>: Формирование листа замечаний эксперта АНОК с возможностью привязки комментариев к конкретным строкам учебного плана.</w:t>
+      </w:r>
+    </w:p>
+    <w:p>
+      <w:pPr>
+        <w:spacing w:line="276" w:lineRule="auto" w:after="60"/>
+        <w:ind w:left="709"/>
+        <w:jc w:val="both"/>
+      </w:pPr>
+      <w:r>
+        <w:rPr>
+          <w:rFonts w:ascii="Times New Roman" w:hAnsi="Times New Roman"/>
+          <w:b w:val="0"/>
+          <w:sz w:val="28"/>
+        </w:rPr>
+        <w:t xml:space="preserve">• </w:t>
+      </w:r>
+      <w:r>
+        <w:rPr>
+          <w:rFonts w:ascii="Times New Roman" w:hAnsi="Times New Roman"/>
+          <w:sz w:val="28"/>
+        </w:rPr>
+      </w:r>
+      <w:r>
+        <w:rPr>
+          <w:rFonts w:ascii="Times New Roman" w:hAnsi="Times New Roman"/>
+          <w:b/>
+          <w:sz w:val="28"/>
+        </w:rPr>
+        <w:t>FR-2.4</w:t>
+      </w:r>
+      <w:r>
+        <w:rPr>
+          <w:rFonts w:ascii="Times New Roman" w:hAnsi="Times New Roman"/>
+          <w:sz w:val="28"/>
+        </w:rPr>
+        <w:t>: Ведение справочника стандартов ФГОС 3++ с правилами валидации.</w:t>
+      </w:r>
+    </w:p>
+    <w:p>
+      <w:pPr>
+        <w:spacing w:before="160" w:after="80"/>
+        <w:jc w:val="left"/>
+      </w:pPr>
+      <w:r>
+        <w:rPr>
+          <w:rFonts w:ascii="Times New Roman" w:hAnsi="Times New Roman"/>
+          <w:b/>
+          <w:sz w:val="26"/>
+        </w:rPr>
+        <w:t>FR-3: Подсистема электронного согласования, подписания и маршрутизации (Workflow)</w:t>
+      </w:r>
+    </w:p>
+    <w:p>
+      <w:pPr>
+        <w:spacing w:line="276" w:lineRule="auto" w:after="60"/>
+        <w:ind w:left="709"/>
+        <w:jc w:val="both"/>
+      </w:pPr>
+      <w:r>
+        <w:rPr>
+          <w:rFonts w:ascii="Times New Roman" w:hAnsi="Times New Roman"/>
+          <w:b w:val="0"/>
+          <w:sz w:val="28"/>
+        </w:rPr>
+        <w:t xml:space="preserve">• </w:t>
+      </w:r>
+      <w:r>
+        <w:rPr>
+          <w:rFonts w:ascii="Times New Roman" w:hAnsi="Times New Roman"/>
+          <w:sz w:val="28"/>
+        </w:rPr>
+      </w:r>
+      <w:r>
+        <w:rPr>
+          <w:rFonts w:ascii="Times New Roman" w:hAnsi="Times New Roman"/>
+          <w:b/>
+          <w:sz w:val="28"/>
+        </w:rPr>
+        <w:t>FR-3.1</w:t>
+      </w:r>
+      <w:r>
+        <w:rPr>
+          <w:rFonts w:ascii="Times New Roman" w:hAnsi="Times New Roman"/>
+          <w:sz w:val="28"/>
+        </w:rPr>
+        <w:t>: Реализация последовательно-параллельного маршрута согласования УП со сменой состояний: `Черновик` → `На проверке в АНОК` → `На согласовании (Выпускающая каф. / АНОК / Проректор)` → `Рассмотрение Ученым советом` → `Утвержден Ректором` → `Архив`.</w:t>
+      </w:r>
+    </w:p>
+    <w:p>
+      <w:pPr>
+        <w:spacing w:line="276" w:lineRule="auto" w:after="60"/>
+        <w:ind w:left="709"/>
+        <w:jc w:val="both"/>
+      </w:pPr>
+      <w:r>
+        <w:rPr>
+          <w:rFonts w:ascii="Times New Roman" w:hAnsi="Times New Roman"/>
+          <w:b w:val="0"/>
+          <w:sz w:val="28"/>
+        </w:rPr>
+        <w:t xml:space="preserve">• </w:t>
+      </w:r>
+      <w:r>
+        <w:rPr>
+          <w:rFonts w:ascii="Times New Roman" w:hAnsi="Times New Roman"/>
+          <w:sz w:val="28"/>
+        </w:rPr>
+      </w:r>
+      <w:r>
+        <w:rPr>
+          <w:rFonts w:ascii="Times New Roman" w:hAnsi="Times New Roman"/>
+          <w:b/>
+          <w:sz w:val="28"/>
+        </w:rPr>
+        <w:t>FR-3.2</w:t>
+      </w:r>
+      <w:r>
+        <w:rPr>
+          <w:rFonts w:ascii="Times New Roman" w:hAnsi="Times New Roman"/>
+          <w:sz w:val="28"/>
+        </w:rPr>
+        <w:t>: Фиксация электронной подписи (или подтвержденного факта согласования) с фиксацией даты, времени, ФИО и должности лица.</w:t>
+      </w:r>
+    </w:p>
+    <w:p>
+      <w:pPr>
+        <w:spacing w:line="276" w:lineRule="auto" w:after="60"/>
+        <w:ind w:left="709"/>
+        <w:jc w:val="both"/>
+      </w:pPr>
+      <w:r>
+        <w:rPr>
+          <w:rFonts w:ascii="Times New Roman" w:hAnsi="Times New Roman"/>
+          <w:b w:val="0"/>
+          <w:sz w:val="28"/>
+        </w:rPr>
+        <w:t xml:space="preserve">• </w:t>
+      </w:r>
+      <w:r>
+        <w:rPr>
+          <w:rFonts w:ascii="Times New Roman" w:hAnsi="Times New Roman"/>
+          <w:sz w:val="28"/>
+        </w:rPr>
+      </w:r>
+      <w:r>
+        <w:rPr>
+          <w:rFonts w:ascii="Times New Roman" w:hAnsi="Times New Roman"/>
+          <w:b/>
+          <w:sz w:val="28"/>
+        </w:rPr>
+        <w:t>FR-3.3</w:t>
+      </w:r>
+      <w:r>
+        <w:rPr>
+          <w:rFonts w:ascii="Times New Roman" w:hAnsi="Times New Roman"/>
+          <w:sz w:val="28"/>
+        </w:rPr>
+        <w:t>: Формирование готового к печати бланка титульного листа УП со всеми подписями и гербовой символикой вуза.</w:t>
+      </w:r>
+    </w:p>
+    <w:p>
+      <w:pPr>
+        <w:spacing w:before="160" w:after="80"/>
+        <w:jc w:val="left"/>
+      </w:pPr>
+      <w:r>
+        <w:rPr>
+          <w:rFonts w:ascii="Times New Roman" w:hAnsi="Times New Roman"/>
+          <w:b/>
+          <w:sz w:val="26"/>
+        </w:rPr>
+        <w:t>FR-4: Подсистема обработки служебных записок на изменение УП</w:t>
+      </w:r>
+    </w:p>
+    <w:p>
+      <w:pPr>
+        <w:spacing w:line="276" w:lineRule="auto" w:after="60"/>
+        <w:ind w:left="709"/>
+        <w:jc w:val="both"/>
+      </w:pPr>
+      <w:r>
+        <w:rPr>
+          <w:rFonts w:ascii="Times New Roman" w:hAnsi="Times New Roman"/>
+          <w:b w:val="0"/>
+          <w:sz w:val="28"/>
+        </w:rPr>
+        <w:t xml:space="preserve">• </w:t>
+      </w:r>
+      <w:r>
+        <w:rPr>
+          <w:rFonts w:ascii="Times New Roman" w:hAnsi="Times New Roman"/>
+          <w:sz w:val="28"/>
+        </w:rPr>
+      </w:r>
+      <w:r>
+        <w:rPr>
+          <w:rFonts w:ascii="Times New Roman" w:hAnsi="Times New Roman"/>
+          <w:b/>
+          <w:sz w:val="28"/>
+        </w:rPr>
+        <w:t>FR-4.1</w:t>
+      </w:r>
+      <w:r>
+        <w:rPr>
+          <w:rFonts w:ascii="Times New Roman" w:hAnsi="Times New Roman"/>
+          <w:sz w:val="28"/>
+        </w:rPr>
+        <w:t>: Создание электронных служебных записок до начала семестра с четким указанием типа изменения («Было» / «Стало»).</w:t>
+      </w:r>
+    </w:p>
+    <w:p>
+      <w:pPr>
+        <w:spacing w:line="276" w:lineRule="auto" w:after="60"/>
+        <w:ind w:left="709"/>
+        <w:jc w:val="both"/>
+      </w:pPr>
+      <w:r>
+        <w:rPr>
+          <w:rFonts w:ascii="Times New Roman" w:hAnsi="Times New Roman"/>
+          <w:b w:val="0"/>
+          <w:sz w:val="28"/>
+        </w:rPr>
+        <w:t xml:space="preserve">• </w:t>
+      </w:r>
+      <w:r>
+        <w:rPr>
+          <w:rFonts w:ascii="Times New Roman" w:hAnsi="Times New Roman"/>
+          <w:sz w:val="28"/>
+        </w:rPr>
+      </w:r>
+      <w:r>
+        <w:rPr>
+          <w:rFonts w:ascii="Times New Roman" w:hAnsi="Times New Roman"/>
+          <w:b/>
+          <w:sz w:val="28"/>
+        </w:rPr>
+        <w:t>FR-4.2</w:t>
+      </w:r>
+      <w:r>
+        <w:rPr>
+          <w:rFonts w:ascii="Times New Roman" w:hAnsi="Times New Roman"/>
+          <w:sz w:val="28"/>
+        </w:rPr>
+        <w:t>: Двустороннее согласование служебной записки (выпускающая кафедра + обеспечивающая кафедра).</w:t>
+      </w:r>
+    </w:p>
+    <w:p>
+      <w:pPr>
+        <w:spacing w:line="276" w:lineRule="auto" w:after="60"/>
+        <w:ind w:left="709"/>
+        <w:jc w:val="both"/>
+      </w:pPr>
+      <w:r>
+        <w:rPr>
+          <w:rFonts w:ascii="Times New Roman" w:hAnsi="Times New Roman"/>
+          <w:b w:val="0"/>
+          <w:sz w:val="28"/>
+        </w:rPr>
+        <w:t xml:space="preserve">• </w:t>
+      </w:r>
+      <w:r>
+        <w:rPr>
+          <w:rFonts w:ascii="Times New Roman" w:hAnsi="Times New Roman"/>
+          <w:sz w:val="28"/>
+        </w:rPr>
+      </w:r>
+      <w:r>
+        <w:rPr>
+          <w:rFonts w:ascii="Times New Roman" w:hAnsi="Times New Roman"/>
+          <w:b/>
+          <w:sz w:val="28"/>
+        </w:rPr>
+        <w:t>FR-4.3</w:t>
+      </w:r>
+      <w:r>
+        <w:rPr>
+          <w:rFonts w:ascii="Times New Roman" w:hAnsi="Times New Roman"/>
+          <w:sz w:val="28"/>
+        </w:rPr>
+        <w:t>: Рабочее место сотрудника АНОК для применения изменений из служебной записки в УП в один клик либо с ручной верификацией.</w:t>
+      </w:r>
+    </w:p>
+    <w:p>
+      <w:pPr>
+        <w:spacing w:line="276" w:lineRule="auto" w:after="60"/>
+        <w:ind w:left="709"/>
+        <w:jc w:val="both"/>
+      </w:pPr>
+      <w:r>
+        <w:rPr>
+          <w:rFonts w:ascii="Times New Roman" w:hAnsi="Times New Roman"/>
+          <w:b w:val="0"/>
+          <w:sz w:val="28"/>
+        </w:rPr>
+        <w:t xml:space="preserve">• </w:t>
+      </w:r>
+      <w:r>
+        <w:rPr>
+          <w:rFonts w:ascii="Times New Roman" w:hAnsi="Times New Roman"/>
+          <w:sz w:val="28"/>
+        </w:rPr>
+      </w:r>
+      <w:r>
+        <w:rPr>
+          <w:rFonts w:ascii="Times New Roman" w:hAnsi="Times New Roman"/>
+          <w:b/>
+          <w:sz w:val="28"/>
+        </w:rPr>
+        <w:t>FR-4.4</w:t>
+      </w:r>
+      <w:r>
+        <w:rPr>
+          <w:rFonts w:ascii="Times New Roman" w:hAnsi="Times New Roman"/>
+          <w:sz w:val="28"/>
+        </w:rPr>
+        <w:t>: Версионирование УП: сохранение истории каждой редакции (v1.0, v1.1 и т.д.) с протоколированием авторства изменений.</w:t>
+      </w:r>
+    </w:p>
+    <w:p>
+      <w:pPr>
+        <w:spacing w:before="160" w:after="80"/>
+        <w:jc w:val="left"/>
+      </w:pPr>
+      <w:r>
+        <w:rPr>
+          <w:rFonts w:ascii="Times New Roman" w:hAnsi="Times New Roman"/>
+          <w:b/>
+          <w:sz w:val="26"/>
+        </w:rPr>
+        <w:t>FR-5: Подсистема публичного каталога, поиска и уведомлений</w:t>
+      </w:r>
+    </w:p>
+    <w:p>
+      <w:pPr>
+        <w:spacing w:line="276" w:lineRule="auto" w:after="60"/>
+        <w:ind w:left="709"/>
+        <w:jc w:val="both"/>
+      </w:pPr>
+      <w:r>
+        <w:rPr>
+          <w:rFonts w:ascii="Times New Roman" w:hAnsi="Times New Roman"/>
+          <w:b w:val="0"/>
+          <w:sz w:val="28"/>
+        </w:rPr>
+        <w:t xml:space="preserve">• </w:t>
+      </w:r>
+      <w:r>
+        <w:rPr>
+          <w:rFonts w:ascii="Times New Roman" w:hAnsi="Times New Roman"/>
+          <w:sz w:val="28"/>
+        </w:rPr>
+      </w:r>
+      <w:r>
+        <w:rPr>
+          <w:rFonts w:ascii="Times New Roman" w:hAnsi="Times New Roman"/>
+          <w:b/>
+          <w:sz w:val="28"/>
+        </w:rPr>
+        <w:t>FR-5.1</w:t>
+      </w:r>
+      <w:r>
+        <w:rPr>
+          <w:rFonts w:ascii="Times New Roman" w:hAnsi="Times New Roman"/>
+          <w:sz w:val="28"/>
+        </w:rPr>
+        <w:t>: Публичный реестр утвержденных УП с фильтрацией по институтам, направлениям подготовки, году набора и форме обучения для студентов и преподавателей.</w:t>
+      </w:r>
+    </w:p>
+    <w:p>
+      <w:pPr>
+        <w:spacing w:line="276" w:lineRule="auto" w:after="60"/>
+        <w:ind w:left="709"/>
+        <w:jc w:val="both"/>
+      </w:pPr>
+      <w:r>
+        <w:rPr>
+          <w:rFonts w:ascii="Times New Roman" w:hAnsi="Times New Roman"/>
+          <w:b w:val="0"/>
+          <w:sz w:val="28"/>
+        </w:rPr>
+        <w:t xml:space="preserve">• </w:t>
+      </w:r>
+      <w:r>
+        <w:rPr>
+          <w:rFonts w:ascii="Times New Roman" w:hAnsi="Times New Roman"/>
+          <w:sz w:val="28"/>
+        </w:rPr>
+      </w:r>
+      <w:r>
+        <w:rPr>
+          <w:rFonts w:ascii="Times New Roman" w:hAnsi="Times New Roman"/>
+          <w:b/>
+          <w:sz w:val="28"/>
+        </w:rPr>
+        <w:t>FR-5.2</w:t>
+      </w:r>
+      <w:r>
+        <w:rPr>
+          <w:rFonts w:ascii="Times New Roman" w:hAnsi="Times New Roman"/>
+          <w:sz w:val="28"/>
+        </w:rPr>
+        <w:t>: Модуль email- и web-уведомлений о смене статусов документов, поступлении на согласование и приближении контрольных сроков.</w:t>
+      </w:r>
+    </w:p>
+    <w:p>
+      <w:pPr>
+        <w:spacing w:before="160" w:after="80"/>
+        <w:jc w:val="left"/>
+      </w:pPr>
+      <w:r>
+        <w:rPr>
+          <w:rFonts w:ascii="Times New Roman" w:hAnsi="Times New Roman"/>
+          <w:b/>
+          <w:sz w:val="26"/>
+        </w:rPr>
+        <w:t>FR-6: Подсистема администрирования и безопасности</w:t>
+      </w:r>
+    </w:p>
+    <w:p>
+      <w:pPr>
+        <w:spacing w:line="276" w:lineRule="auto" w:after="60"/>
+        <w:ind w:left="709"/>
+        <w:jc w:val="both"/>
+      </w:pPr>
+      <w:r>
+        <w:rPr>
+          <w:rFonts w:ascii="Times New Roman" w:hAnsi="Times New Roman"/>
+          <w:b w:val="0"/>
+          <w:sz w:val="28"/>
+        </w:rPr>
+        <w:t xml:space="preserve">• </w:t>
+      </w:r>
+      <w:r>
+        <w:rPr>
+          <w:rFonts w:ascii="Times New Roman" w:hAnsi="Times New Roman"/>
+          <w:sz w:val="28"/>
+        </w:rPr>
+      </w:r>
+      <w:r>
+        <w:rPr>
+          <w:rFonts w:ascii="Times New Roman" w:hAnsi="Times New Roman"/>
+          <w:b/>
+          <w:sz w:val="28"/>
+        </w:rPr>
+        <w:t>FR-6.1</w:t>
+      </w:r>
+      <w:r>
+        <w:rPr>
+          <w:rFonts w:ascii="Times New Roman" w:hAnsi="Times New Roman"/>
+          <w:sz w:val="28"/>
+        </w:rPr>
+        <w:t>: Ролевая модель доступа (RBAC) с разграничением прав на уровне кафедр, факультетов и подразделений.</w:t>
+      </w:r>
+    </w:p>
+    <w:p>
+      <w:pPr>
+        <w:spacing w:line="276" w:lineRule="auto" w:after="60"/>
+        <w:ind w:left="709"/>
+        <w:jc w:val="both"/>
+      </w:pPr>
+      <w:r>
+        <w:rPr>
+          <w:rFonts w:ascii="Times New Roman" w:hAnsi="Times New Roman"/>
+          <w:b w:val="0"/>
+          <w:sz w:val="28"/>
+        </w:rPr>
+        <w:t xml:space="preserve">• </w:t>
+      </w:r>
+      <w:r>
+        <w:rPr>
+          <w:rFonts w:ascii="Times New Roman" w:hAnsi="Times New Roman"/>
+          <w:sz w:val="28"/>
+        </w:rPr>
+      </w:r>
+      <w:r>
+        <w:rPr>
+          <w:rFonts w:ascii="Times New Roman" w:hAnsi="Times New Roman"/>
+          <w:b/>
+          <w:sz w:val="28"/>
+        </w:rPr>
+        <w:t>FR-6.2</w:t>
+      </w:r>
+      <w:r>
+        <w:rPr>
+          <w:rFonts w:ascii="Times New Roman" w:hAnsi="Times New Roman"/>
+          <w:sz w:val="28"/>
+        </w:rPr>
+        <w:t>: Журналирование всех действий пользователей (Audit Log) с защитой от изменения логов.</w:t>
+      </w:r>
+    </w:p>
+    <w:p>
+      <w:pPr>
+        <w:spacing w:before="160" w:after="80"/>
+        <w:jc w:val="left"/>
+      </w:pPr>
+      <w:r>
+        <w:rPr>
+          <w:rFonts w:ascii="Times New Roman" w:hAnsi="Times New Roman"/>
+          <w:b/>
+          <w:sz w:val="26"/>
+        </w:rPr>
+        <w:t>4.2. Нефункциональные требования (Non-Functional Requirements)</w:t>
+      </w:r>
+    </w:p>
+    <w:p>
+      <w:pPr>
+        <w:spacing w:line="276" w:lineRule="auto" w:after="60"/>
+        <w:ind w:left="709"/>
+        <w:jc w:val="both"/>
+      </w:pPr>
+      <w:r>
+        <w:rPr>
+          <w:rFonts w:ascii="Times New Roman" w:hAnsi="Times New Roman"/>
+          <w:b w:val="0"/>
+          <w:sz w:val="28"/>
+        </w:rPr>
+        <w:t xml:space="preserve">• </w:t>
+      </w:r>
+      <w:r>
+        <w:rPr>
+          <w:rFonts w:ascii="Times New Roman" w:hAnsi="Times New Roman"/>
+          <w:sz w:val="28"/>
+        </w:rPr>
+      </w:r>
+      <w:r>
+        <w:rPr>
+          <w:rFonts w:ascii="Times New Roman" w:hAnsi="Times New Roman"/>
+          <w:b/>
+          <w:sz w:val="28"/>
+        </w:rPr>
+        <w:t>NFR-1 (Стек технологий)</w:t>
+      </w:r>
+      <w:r>
+        <w:rPr>
+          <w:rFonts w:ascii="Times New Roman" w:hAnsi="Times New Roman"/>
+          <w:sz w:val="28"/>
+        </w:rPr>
+        <w:t xml:space="preserve">: Система должна быть реализована на бесплатном открытом стеке: </w:t>
+      </w:r>
+      <w:r>
+        <w:rPr>
+          <w:rFonts w:ascii="Times New Roman" w:hAnsi="Times New Roman"/>
+          <w:b/>
+          <w:sz w:val="28"/>
+        </w:rPr>
+        <w:t>PHP (версии 8.1+)</w:t>
+      </w:r>
+      <w:r>
+        <w:rPr>
+          <w:rFonts w:ascii="Times New Roman" w:hAnsi="Times New Roman"/>
+          <w:sz w:val="28"/>
+        </w:rPr>
+        <w:t xml:space="preserve">, </w:t>
+      </w:r>
+      <w:r>
+        <w:rPr>
+          <w:rFonts w:ascii="Times New Roman" w:hAnsi="Times New Roman"/>
+          <w:b/>
+          <w:sz w:val="28"/>
+        </w:rPr>
+        <w:t>СУБД MariaDB / MySQL (версии 8.0+)</w:t>
+      </w:r>
+      <w:r>
+        <w:rPr>
+          <w:rFonts w:ascii="Times New Roman" w:hAnsi="Times New Roman"/>
+          <w:sz w:val="28"/>
+        </w:rPr>
+        <w:t xml:space="preserve">, веб-сервер </w:t>
+      </w:r>
+      <w:r>
+        <w:rPr>
+          <w:rFonts w:ascii="Times New Roman" w:hAnsi="Times New Roman"/>
+          <w:b/>
+          <w:sz w:val="28"/>
+        </w:rPr>
+        <w:t>Nginx / Apache</w:t>
+      </w:r>
+      <w:r>
+        <w:rPr>
+          <w:rFonts w:ascii="Times New Roman" w:hAnsi="Times New Roman"/>
+          <w:sz w:val="28"/>
+        </w:rPr>
+        <w:t>.</w:t>
+      </w:r>
+    </w:p>
+    <w:p>
+      <w:pPr>
+        <w:spacing w:line="276" w:lineRule="auto" w:after="60"/>
+        <w:ind w:left="709"/>
+        <w:jc w:val="both"/>
+      </w:pPr>
+      <w:r>
+        <w:rPr>
+          <w:rFonts w:ascii="Times New Roman" w:hAnsi="Times New Roman"/>
+          <w:b w:val="0"/>
+          <w:sz w:val="28"/>
+        </w:rPr>
+        <w:t xml:space="preserve">• </w:t>
+      </w:r>
+      <w:r>
+        <w:rPr>
+          <w:rFonts w:ascii="Times New Roman" w:hAnsi="Times New Roman"/>
+          <w:sz w:val="28"/>
+        </w:rPr>
+      </w:r>
+      <w:r>
+        <w:rPr>
+          <w:rFonts w:ascii="Times New Roman" w:hAnsi="Times New Roman"/>
+          <w:b/>
+          <w:sz w:val="28"/>
+        </w:rPr>
+        <w:t>NFR-2 (Производительность)</w:t>
+      </w:r>
+      <w:r>
+        <w:rPr>
+          <w:rFonts w:ascii="Times New Roman" w:hAnsi="Times New Roman"/>
+          <w:sz w:val="28"/>
+        </w:rPr>
+        <w:t>: Время отклика страниц портала при операциях поиска и просмотра не должно превышать 1.5 секунд; время выполнения автоматической проверки УП по ФГОС — не более 3 секунд при одновременной работе до 100 активных пользователей.</w:t>
+      </w:r>
+    </w:p>
+    <w:p>
+      <w:pPr>
+        <w:spacing w:line="276" w:lineRule="auto" w:after="60"/>
+        <w:ind w:left="709"/>
+        <w:jc w:val="both"/>
+      </w:pPr>
+      <w:r>
+        <w:rPr>
+          <w:rFonts w:ascii="Times New Roman" w:hAnsi="Times New Roman"/>
+          <w:b w:val="0"/>
+          <w:sz w:val="28"/>
+        </w:rPr>
+        <w:t xml:space="preserve">• </w:t>
+      </w:r>
+      <w:r>
+        <w:rPr>
+          <w:rFonts w:ascii="Times New Roman" w:hAnsi="Times New Roman"/>
+          <w:sz w:val="28"/>
+        </w:rPr>
+      </w:r>
+      <w:r>
+        <w:rPr>
+          <w:rFonts w:ascii="Times New Roman" w:hAnsi="Times New Roman"/>
+          <w:b/>
+          <w:sz w:val="28"/>
+        </w:rPr>
+        <w:t>NFR-3 (Безопасность)</w:t>
+      </w:r>
+      <w:r>
+        <w:rPr>
+          <w:rFonts w:ascii="Times New Roman" w:hAnsi="Times New Roman"/>
+          <w:sz w:val="28"/>
+        </w:rPr>
+        <w:t>: Защита от типовых веб-уязвимостей (OWASP Top-10: SQL-инъекции, XSS, CSRF). Хранение паролей с использованием надежных алгоритмов хеширования (bcrypt / Argon2id).</w:t>
+      </w:r>
+    </w:p>
+    <w:p>
+      <w:pPr>
+        <w:spacing w:line="276" w:lineRule="auto" w:after="60"/>
+        <w:ind w:left="709"/>
+        <w:jc w:val="both"/>
+      </w:pPr>
+      <w:r>
+        <w:rPr>
+          <w:rFonts w:ascii="Times New Roman" w:hAnsi="Times New Roman"/>
+          <w:b w:val="0"/>
+          <w:sz w:val="28"/>
+        </w:rPr>
+        <w:t xml:space="preserve">• </w:t>
+      </w:r>
+      <w:r>
+        <w:rPr>
+          <w:rFonts w:ascii="Times New Roman" w:hAnsi="Times New Roman"/>
+          <w:sz w:val="28"/>
+        </w:rPr>
+      </w:r>
+      <w:r>
+        <w:rPr>
+          <w:rFonts w:ascii="Times New Roman" w:hAnsi="Times New Roman"/>
+          <w:b/>
+          <w:sz w:val="28"/>
+        </w:rPr>
+        <w:t>NFR-4 (Отказоустойчивость и хранение данных)</w:t>
+      </w:r>
+      <w:r>
+        <w:rPr>
+          <w:rFonts w:ascii="Times New Roman" w:hAnsi="Times New Roman"/>
+          <w:sz w:val="28"/>
+        </w:rPr>
+        <w:t>: Ежедневное резервное копирование базы данных и загруженных файлов. Целостность связей данных при удалении/архивировании записей.</w:t>
+      </w:r>
+    </w:p>
+    <w:p>
+      <w:pPr>
+        <w:spacing w:line="276" w:lineRule="auto" w:after="60"/>
+        <w:ind w:left="709"/>
+        <w:jc w:val="both"/>
+      </w:pPr>
+      <w:r>
+        <w:rPr>
+          <w:rFonts w:ascii="Times New Roman" w:hAnsi="Times New Roman"/>
+          <w:b w:val="0"/>
+          <w:sz w:val="28"/>
+        </w:rPr>
+        <w:t xml:space="preserve">• </w:t>
+      </w:r>
+      <w:r>
+        <w:rPr>
+          <w:rFonts w:ascii="Times New Roman" w:hAnsi="Times New Roman"/>
+          <w:sz w:val="28"/>
+        </w:rPr>
+      </w:r>
+      <w:r>
+        <w:rPr>
+          <w:rFonts w:ascii="Times New Roman" w:hAnsi="Times New Roman"/>
+          <w:b/>
+          <w:sz w:val="28"/>
+        </w:rPr>
+        <w:t>NFR-5 (Кроссплатформенность и интерфейс)</w:t>
+      </w:r>
+      <w:r>
+        <w:rPr>
+          <w:rFonts w:ascii="Times New Roman" w:hAnsi="Times New Roman"/>
+          <w:sz w:val="28"/>
+        </w:rPr>
+        <w:t>: Адаптивный веб-интерфейс, корректное отображение на всех современных браузерах (Яндекс.Браузер, Chrome, Firefox, Edge, Safari) и мобильных устройствах.</w:t>
+      </w:r>
+    </w:p>
+    <w:p>
+      <w:pPr>
+        <w:spacing w:line="276" w:lineRule="auto" w:after="60"/>
+        <w:ind w:left="709"/>
+        <w:jc w:val="both"/>
+      </w:pPr>
+      <w:r>
+        <w:rPr>
+          <w:rFonts w:ascii="Times New Roman" w:hAnsi="Times New Roman"/>
+          <w:b w:val="0"/>
+          <w:sz w:val="28"/>
+        </w:rPr>
+        <w:t xml:space="preserve">• </w:t>
+      </w:r>
+      <w:r>
+        <w:rPr>
+          <w:rFonts w:ascii="Times New Roman" w:hAnsi="Times New Roman"/>
+          <w:sz w:val="28"/>
+        </w:rPr>
+      </w:r>
+      <w:r>
+        <w:rPr>
+          <w:rFonts w:ascii="Times New Roman" w:hAnsi="Times New Roman"/>
+          <w:b/>
+          <w:sz w:val="28"/>
+        </w:rPr>
+        <w:t>NFR-6 (Масштабируемость)</w:t>
+      </w:r>
+      <w:r>
+        <w:rPr>
+          <w:rFonts w:ascii="Times New Roman" w:hAnsi="Times New Roman"/>
+          <w:sz w:val="28"/>
+        </w:rPr>
+        <w:t>: Модульная архитектура, обеспечивающая возможность добавления новых модулей (например, модуля распределения нагрузки кафедр или интеграции с 1С:Университет).</w:t>
+      </w:r>
+    </w:p>
+    <w:p>
+      <w:pPr>
+        <w:spacing w:before="240" w:after="120"/>
+        <w:jc w:val="left"/>
+      </w:pPr>
+      <w:r>
+        <w:rPr>
+          <w:rFonts w:ascii="Times New Roman" w:hAnsi="Times New Roman"/>
+          <w:b/>
+          <w:sz w:val="28"/>
+        </w:rPr>
+        <w:t>5. Сравнительный анализ инструментальных средств</w:t>
+      </w:r>
+    </w:p>
+    <w:p>
+      <w:pPr>
+        <w:spacing w:line="276" w:lineRule="auto" w:after="120"/>
+        <w:ind w:firstLine="709"/>
+        <w:jc w:val="both"/>
+      </w:pPr>
+      <w:r>
+        <w:rPr>
+          <w:rFonts w:ascii="Times New Roman" w:hAnsi="Times New Roman"/>
+          <w:sz w:val="28"/>
+        </w:rPr>
+        <w:t xml:space="preserve">В соответствии с заданием, рассматриваются бесплатные инструментальные средства для создания веб-порталов на базе </w:t>
+      </w:r>
+      <w:r>
+        <w:rPr>
+          <w:rFonts w:ascii="Times New Roman" w:hAnsi="Times New Roman"/>
+          <w:b/>
+          <w:sz w:val="28"/>
+        </w:rPr>
+        <w:t>PHP</w:t>
+      </w:r>
+      <w:r>
+        <w:rPr>
+          <w:rFonts w:ascii="Times New Roman" w:hAnsi="Times New Roman"/>
+          <w:sz w:val="28"/>
+        </w:rPr>
+        <w:t xml:space="preserve"> и </w:t>
+      </w:r>
+      <w:r>
+        <w:rPr>
+          <w:rFonts w:ascii="Times New Roman" w:hAnsi="Times New Roman"/>
+          <w:b/>
+          <w:sz w:val="28"/>
+        </w:rPr>
+        <w:t>MySQL / MariaDB</w:t>
+      </w:r>
+      <w:r>
+        <w:rPr>
+          <w:rFonts w:ascii="Times New Roman" w:hAnsi="Times New Roman"/>
+          <w:sz w:val="28"/>
+        </w:rPr>
+        <w:t>.</w:t>
+      </w:r>
+    </w:p>
+    <w:p>
+      <w:pPr>
+        <w:spacing w:line="276" w:lineRule="auto" w:after="120"/>
+        <w:ind w:firstLine="709"/>
+        <w:jc w:val="both"/>
+      </w:pPr>
+      <w:r>
+        <w:rPr>
+          <w:rFonts w:ascii="Times New Roman" w:hAnsi="Times New Roman"/>
+          <w:sz w:val="28"/>
+        </w:rPr>
+        <w:t>Для сравнительного анализа выбраны следующие платформы:</w:t>
+      </w:r>
+    </w:p>
+    <w:p>
+      <w:pPr>
+        <w:spacing w:line="276" w:lineRule="auto" w:after="60"/>
+        <w:ind w:left="709"/>
+        <w:jc w:val="both"/>
+      </w:pPr>
+      <w:r>
+        <w:rPr>
+          <w:rFonts w:ascii="Times New Roman" w:hAnsi="Times New Roman"/>
+          <w:b/>
+          <w:sz w:val="28"/>
+        </w:rPr>
+        <w:t xml:space="preserve">1. </w:t>
+      </w:r>
+      <w:r>
+        <w:rPr>
+          <w:rFonts w:ascii="Times New Roman" w:hAnsi="Times New Roman"/>
+          <w:sz w:val="28"/>
+        </w:rPr>
+      </w:r>
+      <w:r>
+        <w:rPr>
+          <w:rFonts w:ascii="Times New Roman" w:hAnsi="Times New Roman"/>
+          <w:b/>
+          <w:sz w:val="28"/>
+        </w:rPr>
+        <w:t>Drupal 10 / 11</w:t>
+      </w:r>
+      <w:r>
+        <w:rPr>
+          <w:rFonts w:ascii="Times New Roman" w:hAnsi="Times New Roman"/>
+          <w:sz w:val="28"/>
+        </w:rPr>
+        <w:t xml:space="preserve"> — мощная платформа управления контентом и CMF (Content Management Framework) корпоративного уровня.</w:t>
+      </w:r>
+    </w:p>
+    <w:p>
+      <w:pPr>
+        <w:spacing w:line="276" w:lineRule="auto" w:after="60"/>
+        <w:ind w:left="709"/>
+        <w:jc w:val="both"/>
+      </w:pPr>
+      <w:r>
+        <w:rPr>
+          <w:rFonts w:ascii="Times New Roman" w:hAnsi="Times New Roman"/>
+          <w:b/>
+          <w:sz w:val="28"/>
+        </w:rPr>
+        <w:t xml:space="preserve">2. </w:t>
+      </w:r>
+      <w:r>
+        <w:rPr>
+          <w:rFonts w:ascii="Times New Roman" w:hAnsi="Times New Roman"/>
+          <w:sz w:val="28"/>
+        </w:rPr>
+      </w:r>
+      <w:r>
+        <w:rPr>
+          <w:rFonts w:ascii="Times New Roman" w:hAnsi="Times New Roman"/>
+          <w:b/>
+          <w:sz w:val="28"/>
+        </w:rPr>
+        <w:t>WordPress</w:t>
+      </w:r>
+      <w:r>
+        <w:rPr>
+          <w:rFonts w:ascii="Times New Roman" w:hAnsi="Times New Roman"/>
+          <w:sz w:val="28"/>
+        </w:rPr>
+        <w:t xml:space="preserve"> (с экосистемой ACF Pro / Pods / Workflow плагинов) — наиболее популярная в мире CMS с расширяемой архитектурой.</w:t>
+      </w:r>
+    </w:p>
+    <w:p>
+      <w:pPr>
+        <w:spacing w:line="276" w:lineRule="auto" w:after="60"/>
+        <w:ind w:left="709"/>
+        <w:jc w:val="both"/>
+      </w:pPr>
+      <w:r>
+        <w:rPr>
+          <w:rFonts w:ascii="Times New Roman" w:hAnsi="Times New Roman"/>
+          <w:b/>
+          <w:sz w:val="28"/>
+        </w:rPr>
+        <w:t xml:space="preserve">3. </w:t>
+      </w:r>
+      <w:r>
+        <w:rPr>
+          <w:rFonts w:ascii="Times New Roman" w:hAnsi="Times New Roman"/>
+          <w:sz w:val="28"/>
+        </w:rPr>
+      </w:r>
+      <w:r>
+        <w:rPr>
+          <w:rFonts w:ascii="Times New Roman" w:hAnsi="Times New Roman"/>
+          <w:b/>
+          <w:sz w:val="28"/>
+        </w:rPr>
+        <w:t>Joomla! 5</w:t>
+      </w:r>
+      <w:r>
+        <w:rPr>
+          <w:rFonts w:ascii="Times New Roman" w:hAnsi="Times New Roman"/>
+          <w:sz w:val="28"/>
+        </w:rPr>
+        <w:t xml:space="preserve"> — классическая CMS с развитой системой разграничения прав доступа (ACL) и встроенными настраиваемыми полями.</w:t>
+      </w:r>
+    </w:p>
+    <w:p>
+      <w:pPr>
+        <w:spacing w:line="276" w:lineRule="auto" w:after="60"/>
+        <w:ind w:left="709"/>
+        <w:jc w:val="both"/>
+      </w:pPr>
+      <w:r>
+        <w:rPr>
+          <w:rFonts w:ascii="Times New Roman" w:hAnsi="Times New Roman"/>
+          <w:b/>
+          <w:sz w:val="28"/>
+        </w:rPr>
+        <w:t xml:space="preserve">4. </w:t>
+      </w:r>
+      <w:r>
+        <w:rPr>
+          <w:rFonts w:ascii="Times New Roman" w:hAnsi="Times New Roman"/>
+          <w:sz w:val="28"/>
+        </w:rPr>
+      </w:r>
+      <w:r>
+        <w:rPr>
+          <w:rFonts w:ascii="Times New Roman" w:hAnsi="Times New Roman"/>
+          <w:b/>
+          <w:sz w:val="28"/>
+        </w:rPr>
+        <w:t>OctoberCMS / WinterCMS (на базе Laravel)</w:t>
+      </w:r>
+      <w:r>
+        <w:rPr>
+          <w:rFonts w:ascii="Times New Roman" w:hAnsi="Times New Roman"/>
+          <w:sz w:val="28"/>
+        </w:rPr>
+        <w:t xml:space="preserve"> — гибридная CMF для разработки веб-приложений на современном PHP.</w:t>
+      </w:r>
+    </w:p>
+    <w:p>
+      <w:pPr>
+        <w:spacing w:before="160" w:after="80"/>
+        <w:jc w:val="left"/>
+      </w:pPr>
+      <w:r>
+        <w:rPr>
+          <w:rFonts w:ascii="Times New Roman" w:hAnsi="Times New Roman"/>
+          <w:b/>
+          <w:sz w:val="26"/>
+        </w:rPr>
+        <w:t>5.1. Сравнительная таблица характеристик</w:t>
+      </w:r>
+    </w:p>
+    <w:p>
+      <w:pPr>
+        <w:spacing w:before="160" w:after="80"/>
+        <w:ind w:firstLine="709"/>
+        <w:jc w:val="left"/>
+      </w:pPr>
+      <w:r>
+        <w:rPr>
+          <w:rFonts w:ascii="Times New Roman" w:hAnsi="Times New Roman"/>
+          <w:b/>
+          <w:sz w:val="24"/>
+        </w:rPr>
+        <w:t>Таблица 3 — Спецификация данных</w:t>
       </w:r>
     </w:p>
     <w:tbl>
@@ -2313,26 +5730,45 @@
         <w:tblW w:type="auto" w:w="0"/>
         <w:jc w:val="center"/>
         <w:tblLook w:firstColumn="1" w:firstRow="1" w:lastColumn="0" w:lastRow="0" w:noHBand="0" w:noVBand="1" w:val="04A0"/>
+        <w:tblBorders>
+          <w:top w:val="single" w:sz="4" w:space="0" w:color="CBD5E1"/>
+          <w:bottom w:val="single" w:sz="4" w:space="0" w:color="CBD5E1"/>
+          <w:insideH w:val="single" w:sz="4" w:space="0" w:color="CBD5E1"/>
+          <w:insideV w:val="single" w:sz="4" w:space="0" w:color="CBD5E1"/>
+          <w:left w:val="single" w:sz="4" w:space="0" w:color="CBD5E1"/>
+          <w:right w:val="single" w:sz="4" w:space="0" w:color="CBD5E1"/>
+        </w:tblBorders>
       </w:tblPr>
       <w:tblGrid>
-        <w:gridCol w:w="1608"/>
-        <w:gridCol w:w="1608"/>
-        <w:gridCol w:w="1608"/>
-        <w:gridCol w:w="1608"/>
-        <w:gridCol w:w="1608"/>
-        <w:gridCol w:w="1608"/>
+        <w:gridCol w:w="1559"/>
+        <w:gridCol w:w="1559"/>
+        <w:gridCol w:w="1559"/>
+        <w:gridCol w:w="1559"/>
+        <w:gridCol w:w="1559"/>
+        <w:gridCol w:w="1559"/>
       </w:tblGrid>
       <w:tr>
         <w:tc>
           <w:tcPr>
-            <w:tcW w:type="dxa" w:w="1608"/>
-            <w:shd w:fill="1E3A8A"/>
+            <w:tcW w:type="dxa" w:w="1559"/>
+            <w:tcMar>
+              <w:top w:w="100" w:type="dxa"/>
+              <w:bottom w:w="100" w:type="dxa"/>
+              <w:left w:w="150" w:type="dxa"/>
+              <w:right w:w="150" w:type="dxa"/>
+            </w:tcMar>
+            <w:shd w:fill="E2E8F0"/>
           </w:tcPr>
           <w:p>
+            <w:pPr>
+              <w:spacing w:before="40" w:after="40" w:line="252" w:lineRule="auto"/>
+              <w:jc w:val="left"/>
+            </w:pPr>
             <w:r>
               <w:rPr>
+                <w:rFonts w:ascii="Times New Roman" w:hAnsi="Times New Roman"/>
                 <w:b/>
-                <w:color w:val="FFFFFF"/>
+                <w:sz w:val="22"/>
               </w:rPr>
               <w:t>Критерий оценки</w:t>
             </w:r>
@@ -2340,14 +5776,25 @@
         </w:tc>
         <w:tc>
           <w:tcPr>
-            <w:tcW w:type="dxa" w:w="1608"/>
-            <w:shd w:fill="1E3A8A"/>
+            <w:tcW w:type="dxa" w:w="1559"/>
+            <w:tcMar>
+              <w:top w:w="100" w:type="dxa"/>
+              <w:bottom w:w="100" w:type="dxa"/>
+              <w:left w:w="150" w:type="dxa"/>
+              <w:right w:w="150" w:type="dxa"/>
+            </w:tcMar>
+            <w:shd w:fill="E2E8F0"/>
           </w:tcPr>
           <w:p>
+            <w:pPr>
+              <w:spacing w:before="40" w:after="40" w:line="252" w:lineRule="auto"/>
+              <w:jc w:val="left"/>
+            </w:pPr>
             <w:r>
               <w:rPr>
+                <w:rFonts w:ascii="Times New Roman" w:hAnsi="Times New Roman"/>
                 <w:b/>
-                <w:color w:val="FFFFFF"/>
+                <w:sz w:val="22"/>
               </w:rPr>
               <w:t>Вес</w:t>
             </w:r>
@@ -2355,14 +5802,25 @@
         </w:tc>
         <w:tc>
           <w:tcPr>
-            <w:tcW w:type="dxa" w:w="1608"/>
-            <w:shd w:fill="1E3A8A"/>
+            <w:tcW w:type="dxa" w:w="1559"/>
+            <w:tcMar>
+              <w:top w:w="100" w:type="dxa"/>
+              <w:bottom w:w="100" w:type="dxa"/>
+              <w:left w:w="150" w:type="dxa"/>
+              <w:right w:w="150" w:type="dxa"/>
+            </w:tcMar>
+            <w:shd w:fill="E2E8F0"/>
           </w:tcPr>
           <w:p>
+            <w:pPr>
+              <w:spacing w:before="40" w:after="40" w:line="252" w:lineRule="auto"/>
+              <w:jc w:val="left"/>
+            </w:pPr>
             <w:r>
               <w:rPr>
+                <w:rFonts w:ascii="Times New Roman" w:hAnsi="Times New Roman"/>
                 <w:b/>
-                <w:color w:val="FFFFFF"/>
+                <w:sz w:val="22"/>
               </w:rPr>
               <w:t>Drupal 10</w:t>
             </w:r>
@@ -2370,29 +5828,51 @@
         </w:tc>
         <w:tc>
           <w:tcPr>
-            <w:tcW w:type="dxa" w:w="1608"/>
-            <w:shd w:fill="1E3A8A"/>
+            <w:tcW w:type="dxa" w:w="1559"/>
+            <w:tcMar>
+              <w:top w:w="100" w:type="dxa"/>
+              <w:bottom w:w="100" w:type="dxa"/>
+              <w:left w:w="150" w:type="dxa"/>
+              <w:right w:w="150" w:type="dxa"/>
+            </w:tcMar>
+            <w:shd w:fill="E2E8F0"/>
           </w:tcPr>
           <w:p>
+            <w:pPr>
+              <w:spacing w:before="40" w:after="40" w:line="252" w:lineRule="auto"/>
+              <w:jc w:val="left"/>
+            </w:pPr>
             <w:r>
               <w:rPr>
+                <w:rFonts w:ascii="Times New Roman" w:hAnsi="Times New Roman"/>
                 <w:b/>
-                <w:color w:val="FFFFFF"/>
+                <w:sz w:val="22"/>
               </w:rPr>
-              <w:t>WordPress</w:t>
+              <w:t>WordPress (ACF)</w:t>
             </w:r>
           </w:p>
         </w:tc>
         <w:tc>
           <w:tcPr>
-            <w:tcW w:type="dxa" w:w="1608"/>
-            <w:shd w:fill="1E3A8A"/>
+            <w:tcW w:type="dxa" w:w="1559"/>
+            <w:tcMar>
+              <w:top w:w="100" w:type="dxa"/>
+              <w:bottom w:w="100" w:type="dxa"/>
+              <w:left w:w="150" w:type="dxa"/>
+              <w:right w:w="150" w:type="dxa"/>
+            </w:tcMar>
+            <w:shd w:fill="E2E8F0"/>
           </w:tcPr>
           <w:p>
+            <w:pPr>
+              <w:spacing w:before="40" w:after="40" w:line="252" w:lineRule="auto"/>
+              <w:jc w:val="left"/>
+            </w:pPr>
             <w:r>
               <w:rPr>
+                <w:rFonts w:ascii="Times New Roman" w:hAnsi="Times New Roman"/>
                 <w:b/>
-                <w:color w:val="FFFFFF"/>
+                <w:sz w:val="22"/>
               </w:rPr>
               <w:t>Joomla! 5</w:t>
             </w:r>
@@ -2400,16 +5880,27 @@
         </w:tc>
         <w:tc>
           <w:tcPr>
-            <w:tcW w:type="dxa" w:w="1608"/>
-            <w:shd w:fill="1E3A8A"/>
+            <w:tcW w:type="dxa" w:w="1559"/>
+            <w:tcMar>
+              <w:top w:w="100" w:type="dxa"/>
+              <w:bottom w:w="100" w:type="dxa"/>
+              <w:left w:w="150" w:type="dxa"/>
+              <w:right w:w="150" w:type="dxa"/>
+            </w:tcMar>
+            <w:shd w:fill="E2E8F0"/>
           </w:tcPr>
           <w:p>
+            <w:pPr>
+              <w:spacing w:before="40" w:after="40" w:line="252" w:lineRule="auto"/>
+              <w:jc w:val="left"/>
+            </w:pPr>
             <w:r>
               <w:rPr>
+                <w:rFonts w:ascii="Times New Roman" w:hAnsi="Times New Roman"/>
                 <w:b/>
-                <w:color w:val="FFFFFF"/>
+                <w:sz w:val="22"/>
               </w:rPr>
-              <w:t>WinterCMS</w:t>
+              <w:t>WinterCMS (Laravel)</w:t>
             </w:r>
           </w:p>
         </w:tc>
@@ -2417,97 +5908,158 @@
       <w:tr>
         <w:tc>
           <w:tcPr>
-            <w:tcW w:type="dxa" w:w="1608"/>
+            <w:tcW w:type="dxa" w:w="1559"/>
             <w:tcMar>
-              <w:top w:w="60" w:type="dxa"/>
-              <w:bottom w:w="60" w:type="dxa"/>
-              <w:left w:w="80" w:type="dxa"/>
-              <w:right w:w="80" w:type="dxa"/>
+              <w:top w:w="100" w:type="dxa"/>
+              <w:bottom w:w="100" w:type="dxa"/>
+              <w:left w:w="150" w:type="dxa"/>
+              <w:right w:w="150" w:type="dxa"/>
             </w:tcMar>
           </w:tcPr>
           <w:p>
+            <w:pPr>
+              <w:spacing w:before="40" w:after="40" w:line="252" w:lineRule="auto"/>
+              <w:jc w:val="left"/>
+            </w:pPr>
             <w:r>
+              <w:rPr>
+                <w:rFonts w:ascii="Times New Roman" w:hAnsi="Times New Roman"/>
+                <w:sz w:val="22"/>
+              </w:rPr>
+            </w:r>
+            <w:r>
+              <w:rPr>
+                <w:rFonts w:ascii="Times New Roman" w:hAnsi="Times New Roman"/>
+                <w:b/>
+                <w:sz w:val="22"/>
+              </w:rPr>
               <w:t>Лицензия и бесплатность</w:t>
+            </w:r>
+            <w:r>
+              <w:rPr>
+                <w:rFonts w:ascii="Times New Roman" w:hAnsi="Times New Roman"/>
+                <w:sz w:val="22"/>
+              </w:rPr>
             </w:r>
           </w:p>
         </w:tc>
         <w:tc>
           <w:tcPr>
-            <w:tcW w:type="dxa" w:w="1608"/>
+            <w:tcW w:type="dxa" w:w="1559"/>
             <w:tcMar>
-              <w:top w:w="60" w:type="dxa"/>
-              <w:bottom w:w="60" w:type="dxa"/>
-              <w:left w:w="80" w:type="dxa"/>
-              <w:right w:w="80" w:type="dxa"/>
+              <w:top w:w="100" w:type="dxa"/>
+              <w:bottom w:w="100" w:type="dxa"/>
+              <w:left w:w="150" w:type="dxa"/>
+              <w:right w:w="150" w:type="dxa"/>
             </w:tcMar>
           </w:tcPr>
           <w:p>
+            <w:pPr>
+              <w:spacing w:before="40" w:after="40" w:line="252" w:lineRule="auto"/>
+              <w:jc w:val="left"/>
+            </w:pPr>
             <w:r>
+              <w:rPr>
+                <w:rFonts w:ascii="Times New Roman" w:hAnsi="Times New Roman"/>
+                <w:sz w:val="22"/>
+              </w:rPr>
               <w:t>10%</w:t>
             </w:r>
           </w:p>
         </w:tc>
         <w:tc>
           <w:tcPr>
-            <w:tcW w:type="dxa" w:w="1608"/>
+            <w:tcW w:type="dxa" w:w="1559"/>
             <w:tcMar>
-              <w:top w:w="60" w:type="dxa"/>
-              <w:bottom w:w="60" w:type="dxa"/>
-              <w:left w:w="80" w:type="dxa"/>
-              <w:right w:w="80" w:type="dxa"/>
+              <w:top w:w="100" w:type="dxa"/>
+              <w:bottom w:w="100" w:type="dxa"/>
+              <w:left w:w="150" w:type="dxa"/>
+              <w:right w:w="150" w:type="dxa"/>
             </w:tcMar>
           </w:tcPr>
           <w:p>
+            <w:pPr>
+              <w:spacing w:before="40" w:after="40" w:line="252" w:lineRule="auto"/>
+              <w:jc w:val="left"/>
+            </w:pPr>
             <w:r>
-              <w:t>5.0 (GPLv2+)</w:t>
+              <w:rPr>
+                <w:rFonts w:ascii="Times New Roman" w:hAnsi="Times New Roman"/>
+                <w:sz w:val="22"/>
+              </w:rPr>
+              <w:t>Бесплатно (GPLv2+) (5/5)</w:t>
             </w:r>
           </w:p>
         </w:tc>
         <w:tc>
           <w:tcPr>
-            <w:tcW w:type="dxa" w:w="1608"/>
+            <w:tcW w:type="dxa" w:w="1559"/>
             <w:tcMar>
-              <w:top w:w="60" w:type="dxa"/>
-              <w:bottom w:w="60" w:type="dxa"/>
-              <w:left w:w="80" w:type="dxa"/>
-              <w:right w:w="80" w:type="dxa"/>
+              <w:top w:w="100" w:type="dxa"/>
+              <w:bottom w:w="100" w:type="dxa"/>
+              <w:left w:w="150" w:type="dxa"/>
+              <w:right w:w="150" w:type="dxa"/>
             </w:tcMar>
           </w:tcPr>
           <w:p>
+            <w:pPr>
+              <w:spacing w:before="40" w:after="40" w:line="252" w:lineRule="auto"/>
+              <w:jc w:val="left"/>
+            </w:pPr>
             <w:r>
-              <w:t>5.0 (GPLv2+)</w:t>
+              <w:rPr>
+                <w:rFonts w:ascii="Times New Roman" w:hAnsi="Times New Roman"/>
+                <w:sz w:val="22"/>
+              </w:rPr>
+              <w:t>Бесплатно (GPLv2+) (5/5)</w:t>
             </w:r>
           </w:p>
         </w:tc>
         <w:tc>
           <w:tcPr>
-            <w:tcW w:type="dxa" w:w="1608"/>
+            <w:tcW w:type="dxa" w:w="1559"/>
             <w:tcMar>
-              <w:top w:w="60" w:type="dxa"/>
-              <w:bottom w:w="60" w:type="dxa"/>
-              <w:left w:w="80" w:type="dxa"/>
-              <w:right w:w="80" w:type="dxa"/>
+              <w:top w:w="100" w:type="dxa"/>
+              <w:bottom w:w="100" w:type="dxa"/>
+              <w:left w:w="150" w:type="dxa"/>
+              <w:right w:w="150" w:type="dxa"/>
             </w:tcMar>
           </w:tcPr>
           <w:p>
+            <w:pPr>
+              <w:spacing w:before="40" w:after="40" w:line="252" w:lineRule="auto"/>
+              <w:jc w:val="left"/>
+            </w:pPr>
             <w:r>
-              <w:t>5.0 (GPLv2)</w:t>
+              <w:rPr>
+                <w:rFonts w:ascii="Times New Roman" w:hAnsi="Times New Roman"/>
+                <w:sz w:val="22"/>
+              </w:rPr>
+              <w:t>Бесплатно (GPLv2) (5/5)</w:t>
             </w:r>
           </w:p>
         </w:tc>
         <w:tc>
           <w:tcPr>
-            <w:tcW w:type="dxa" w:w="1608"/>
+            <w:tcW w:type="dxa" w:w="1559"/>
             <w:tcMar>
-              <w:top w:w="60" w:type="dxa"/>
-              <w:bottom w:w="60" w:type="dxa"/>
-              <w:left w:w="80" w:type="dxa"/>
-              <w:right w:w="80" w:type="dxa"/>
+              <w:top w:w="100" w:type="dxa"/>
+              <w:bottom w:w="100" w:type="dxa"/>
+              <w:left w:w="150" w:type="dxa"/>
+              <w:right w:w="150" w:type="dxa"/>
             </w:tcMar>
           </w:tcPr>
           <w:p>
+            <w:pPr>
+              <w:spacing w:before="40" w:after="40" w:line="252" w:lineRule="auto"/>
+              <w:jc w:val="left"/>
+            </w:pPr>
             <w:r>
-              <w:t>5.0 (MIT)</w:t>
+              <w:rPr>
+                <w:rFonts w:ascii="Times New Roman" w:hAnsi="Times New Roman"/>
+                <w:sz w:val="22"/>
+              </w:rPr>
+              <w:t>Бесплатно (MIT) (5/5)</w:t>
             </w:r>
           </w:p>
         </w:tc>
@@ -2515,97 +6067,158 @@
       <w:tr>
         <w:tc>
           <w:tcPr>
-            <w:tcW w:type="dxa" w:w="1608"/>
+            <w:tcW w:type="dxa" w:w="1559"/>
             <w:tcMar>
-              <w:top w:w="60" w:type="dxa"/>
-              <w:bottom w:w="60" w:type="dxa"/>
-              <w:left w:w="80" w:type="dxa"/>
-              <w:right w:w="80" w:type="dxa"/>
+              <w:top w:w="100" w:type="dxa"/>
+              <w:bottom w:w="100" w:type="dxa"/>
+              <w:left w:w="150" w:type="dxa"/>
+              <w:right w:w="150" w:type="dxa"/>
             </w:tcMar>
           </w:tcPr>
           <w:p>
+            <w:pPr>
+              <w:spacing w:before="40" w:after="40" w:line="252" w:lineRule="auto"/>
+              <w:jc w:val="left"/>
+            </w:pPr>
             <w:r>
-              <w:t>Поддержка PHP 8.x + MySQL</w:t>
+              <w:rPr>
+                <w:rFonts w:ascii="Times New Roman" w:hAnsi="Times New Roman"/>
+                <w:sz w:val="22"/>
+              </w:rPr>
+            </w:r>
+            <w:r>
+              <w:rPr>
+                <w:rFonts w:ascii="Times New Roman" w:hAnsi="Times New Roman"/>
+                <w:b/>
+                <w:sz w:val="22"/>
+              </w:rPr>
+              <w:t>Поддержка PHP 8.x + MySQL/MariaDB</w:t>
+            </w:r>
+            <w:r>
+              <w:rPr>
+                <w:rFonts w:ascii="Times New Roman" w:hAnsi="Times New Roman"/>
+                <w:sz w:val="22"/>
+              </w:rPr>
             </w:r>
           </w:p>
         </w:tc>
         <w:tc>
           <w:tcPr>
-            <w:tcW w:type="dxa" w:w="1608"/>
+            <w:tcW w:type="dxa" w:w="1559"/>
             <w:tcMar>
-              <w:top w:w="60" w:type="dxa"/>
-              <w:bottom w:w="60" w:type="dxa"/>
-              <w:left w:w="80" w:type="dxa"/>
-              <w:right w:w="80" w:type="dxa"/>
+              <w:top w:w="100" w:type="dxa"/>
+              <w:bottom w:w="100" w:type="dxa"/>
+              <w:left w:w="150" w:type="dxa"/>
+              <w:right w:w="150" w:type="dxa"/>
             </w:tcMar>
           </w:tcPr>
           <w:p>
+            <w:pPr>
+              <w:spacing w:before="40" w:after="40" w:line="252" w:lineRule="auto"/>
+              <w:jc w:val="left"/>
+            </w:pPr>
             <w:r>
+              <w:rPr>
+                <w:rFonts w:ascii="Times New Roman" w:hAnsi="Times New Roman"/>
+                <w:sz w:val="22"/>
+              </w:rPr>
               <w:t>10%</w:t>
             </w:r>
           </w:p>
         </w:tc>
         <w:tc>
           <w:tcPr>
-            <w:tcW w:type="dxa" w:w="1608"/>
+            <w:tcW w:type="dxa" w:w="1559"/>
             <w:tcMar>
-              <w:top w:w="60" w:type="dxa"/>
-              <w:bottom w:w="60" w:type="dxa"/>
-              <w:left w:w="80" w:type="dxa"/>
-              <w:right w:w="80" w:type="dxa"/>
+              <w:top w:w="100" w:type="dxa"/>
+              <w:bottom w:w="100" w:type="dxa"/>
+              <w:left w:w="150" w:type="dxa"/>
+              <w:right w:w="150" w:type="dxa"/>
             </w:tcMar>
           </w:tcPr>
           <w:p>
+            <w:pPr>
+              <w:spacing w:before="40" w:after="40" w:line="252" w:lineRule="auto"/>
+              <w:jc w:val="left"/>
+            </w:pPr>
             <w:r>
-              <w:t>5.0</w:t>
+              <w:rPr>
+                <w:rFonts w:ascii="Times New Roman" w:hAnsi="Times New Roman"/>
+                <w:sz w:val="22"/>
+              </w:rPr>
+              <w:t>Полная нативная поддержка (5/5)</w:t>
             </w:r>
           </w:p>
         </w:tc>
         <w:tc>
           <w:tcPr>
-            <w:tcW w:type="dxa" w:w="1608"/>
+            <w:tcW w:type="dxa" w:w="1559"/>
             <w:tcMar>
-              <w:top w:w="60" w:type="dxa"/>
-              <w:bottom w:w="60" w:type="dxa"/>
-              <w:left w:w="80" w:type="dxa"/>
-              <w:right w:w="80" w:type="dxa"/>
+              <w:top w:w="100" w:type="dxa"/>
+              <w:bottom w:w="100" w:type="dxa"/>
+              <w:left w:w="150" w:type="dxa"/>
+              <w:right w:w="150" w:type="dxa"/>
             </w:tcMar>
           </w:tcPr>
           <w:p>
+            <w:pPr>
+              <w:spacing w:before="40" w:after="40" w:line="252" w:lineRule="auto"/>
+              <w:jc w:val="left"/>
+            </w:pPr>
             <w:r>
-              <w:t>5.0</w:t>
+              <w:rPr>
+                <w:rFonts w:ascii="Times New Roman" w:hAnsi="Times New Roman"/>
+                <w:sz w:val="22"/>
+              </w:rPr>
+              <w:t>Полная нативная поддержка (5/5)</w:t>
             </w:r>
           </w:p>
         </w:tc>
         <w:tc>
           <w:tcPr>
-            <w:tcW w:type="dxa" w:w="1608"/>
+            <w:tcW w:type="dxa" w:w="1559"/>
             <w:tcMar>
-              <w:top w:w="60" w:type="dxa"/>
-              <w:bottom w:w="60" w:type="dxa"/>
-              <w:left w:w="80" w:type="dxa"/>
-              <w:right w:w="80" w:type="dxa"/>
+              <w:top w:w="100" w:type="dxa"/>
+              <w:bottom w:w="100" w:type="dxa"/>
+              <w:left w:w="150" w:type="dxa"/>
+              <w:right w:w="150" w:type="dxa"/>
             </w:tcMar>
           </w:tcPr>
           <w:p>
+            <w:pPr>
+              <w:spacing w:before="40" w:after="40" w:line="252" w:lineRule="auto"/>
+              <w:jc w:val="left"/>
+            </w:pPr>
             <w:r>
-              <w:t>5.0</w:t>
+              <w:rPr>
+                <w:rFonts w:ascii="Times New Roman" w:hAnsi="Times New Roman"/>
+                <w:sz w:val="22"/>
+              </w:rPr>
+              <w:t>Полная нативная поддержка (5/5)</w:t>
             </w:r>
           </w:p>
         </w:tc>
         <w:tc>
           <w:tcPr>
-            <w:tcW w:type="dxa" w:w="1608"/>
+            <w:tcW w:type="dxa" w:w="1559"/>
             <w:tcMar>
-              <w:top w:w="60" w:type="dxa"/>
-              <w:bottom w:w="60" w:type="dxa"/>
-              <w:left w:w="80" w:type="dxa"/>
-              <w:right w:w="80" w:type="dxa"/>
+              <w:top w:w="100" w:type="dxa"/>
+              <w:bottom w:w="100" w:type="dxa"/>
+              <w:left w:w="150" w:type="dxa"/>
+              <w:right w:w="150" w:type="dxa"/>
             </w:tcMar>
           </w:tcPr>
           <w:p>
+            <w:pPr>
+              <w:spacing w:before="40" w:after="40" w:line="252" w:lineRule="auto"/>
+              <w:jc w:val="left"/>
+            </w:pPr>
             <w:r>
-              <w:t>5.0</w:t>
+              <w:rPr>
+                <w:rFonts w:ascii="Times New Roman" w:hAnsi="Times New Roman"/>
+                <w:sz w:val="22"/>
+              </w:rPr>
+              <w:t>Полная нативная поддержка (5/5)</w:t>
             </w:r>
           </w:p>
         </w:tc>
@@ -2613,97 +6226,158 @@
       <w:tr>
         <w:tc>
           <w:tcPr>
-            <w:tcW w:type="dxa" w:w="1608"/>
+            <w:tcW w:type="dxa" w:w="1559"/>
             <w:tcMar>
-              <w:top w:w="60" w:type="dxa"/>
-              <w:bottom w:w="60" w:type="dxa"/>
-              <w:left w:w="80" w:type="dxa"/>
-              <w:right w:w="80" w:type="dxa"/>
+              <w:top w:w="100" w:type="dxa"/>
+              <w:bottom w:w="100" w:type="dxa"/>
+              <w:left w:w="150" w:type="dxa"/>
+              <w:right w:w="150" w:type="dxa"/>
             </w:tcMar>
           </w:tcPr>
           <w:p>
+            <w:pPr>
+              <w:spacing w:before="40" w:after="40" w:line="252" w:lineRule="auto"/>
+              <w:jc w:val="left"/>
+            </w:pPr>
             <w:r>
-              <w:t>Гибкость сущностей (Entity/Fields)</w:t>
+              <w:rPr>
+                <w:rFonts w:ascii="Times New Roman" w:hAnsi="Times New Roman"/>
+                <w:sz w:val="22"/>
+              </w:rPr>
+            </w:r>
+            <w:r>
+              <w:rPr>
+                <w:rFonts w:ascii="Times New Roman" w:hAnsi="Times New Roman"/>
+                <w:b/>
+                <w:sz w:val="22"/>
+              </w:rPr>
+              <w:t>Гибкость структуры данных (Entity/Fields)</w:t>
+            </w:r>
+            <w:r>
+              <w:rPr>
+                <w:rFonts w:ascii="Times New Roman" w:hAnsi="Times New Roman"/>
+                <w:sz w:val="22"/>
+              </w:rPr>
             </w:r>
           </w:p>
         </w:tc>
         <w:tc>
           <w:tcPr>
-            <w:tcW w:type="dxa" w:w="1608"/>
+            <w:tcW w:type="dxa" w:w="1559"/>
             <w:tcMar>
-              <w:top w:w="60" w:type="dxa"/>
-              <w:bottom w:w="60" w:type="dxa"/>
-              <w:left w:w="80" w:type="dxa"/>
-              <w:right w:w="80" w:type="dxa"/>
+              <w:top w:w="100" w:type="dxa"/>
+              <w:bottom w:w="100" w:type="dxa"/>
+              <w:left w:w="150" w:type="dxa"/>
+              <w:right w:w="150" w:type="dxa"/>
             </w:tcMar>
           </w:tcPr>
           <w:p>
+            <w:pPr>
+              <w:spacing w:before="40" w:after="40" w:line="252" w:lineRule="auto"/>
+              <w:jc w:val="left"/>
+            </w:pPr>
             <w:r>
+              <w:rPr>
+                <w:rFonts w:ascii="Times New Roman" w:hAnsi="Times New Roman"/>
+                <w:sz w:val="22"/>
+              </w:rPr>
               <w:t>15%</w:t>
             </w:r>
           </w:p>
         </w:tc>
         <w:tc>
           <w:tcPr>
-            <w:tcW w:type="dxa" w:w="1608"/>
+            <w:tcW w:type="dxa" w:w="1559"/>
             <w:tcMar>
-              <w:top w:w="60" w:type="dxa"/>
-              <w:bottom w:w="60" w:type="dxa"/>
-              <w:left w:w="80" w:type="dxa"/>
-              <w:right w:w="80" w:type="dxa"/>
+              <w:top w:w="100" w:type="dxa"/>
+              <w:bottom w:w="100" w:type="dxa"/>
+              <w:left w:w="150" w:type="dxa"/>
+              <w:right w:w="150" w:type="dxa"/>
             </w:tcMar>
           </w:tcPr>
           <w:p>
+            <w:pPr>
+              <w:spacing w:before="40" w:after="40" w:line="252" w:lineRule="auto"/>
+              <w:jc w:val="left"/>
+            </w:pPr>
             <w:r>
-              <w:t>5.0 (Entity API)</w:t>
+              <w:rPr>
+                <w:rFonts w:ascii="Times New Roman" w:hAnsi="Times New Roman"/>
+                <w:sz w:val="22"/>
+              </w:rPr>
+              <w:t>Превосходная (Entity API, Views, связность) (5/5)</w:t>
             </w:r>
           </w:p>
         </w:tc>
         <w:tc>
           <w:tcPr>
-            <w:tcW w:type="dxa" w:w="1608"/>
+            <w:tcW w:type="dxa" w:w="1559"/>
             <w:tcMar>
-              <w:top w:w="60" w:type="dxa"/>
-              <w:bottom w:w="60" w:type="dxa"/>
-              <w:left w:w="80" w:type="dxa"/>
-              <w:right w:w="80" w:type="dxa"/>
+              <w:top w:w="100" w:type="dxa"/>
+              <w:bottom w:w="100" w:type="dxa"/>
+              <w:left w:w="150" w:type="dxa"/>
+              <w:right w:w="150" w:type="dxa"/>
             </w:tcMar>
           </w:tcPr>
           <w:p>
+            <w:pPr>
+              <w:spacing w:before="40" w:after="40" w:line="252" w:lineRule="auto"/>
+              <w:jc w:val="left"/>
+            </w:pPr>
             <w:r>
-              <w:t>3.5 (Postmeta)</w:t>
+              <w:rPr>
+                <w:rFonts w:ascii="Times New Roman" w:hAnsi="Times New Roman"/>
+                <w:sz w:val="22"/>
+              </w:rPr>
+              <w:t>Средняя (через метаполя postmeta) (3.5/5)</w:t>
             </w:r>
           </w:p>
         </w:tc>
         <w:tc>
           <w:tcPr>
-            <w:tcW w:type="dxa" w:w="1608"/>
+            <w:tcW w:type="dxa" w:w="1559"/>
             <w:tcMar>
-              <w:top w:w="60" w:type="dxa"/>
-              <w:bottom w:w="60" w:type="dxa"/>
-              <w:left w:w="80" w:type="dxa"/>
-              <w:right w:w="80" w:type="dxa"/>
+              <w:top w:w="100" w:type="dxa"/>
+              <w:bottom w:w="100" w:type="dxa"/>
+              <w:left w:w="150" w:type="dxa"/>
+              <w:right w:w="150" w:type="dxa"/>
             </w:tcMar>
           </w:tcPr>
           <w:p>
+            <w:pPr>
+              <w:spacing w:before="40" w:after="40" w:line="252" w:lineRule="auto"/>
+              <w:jc w:val="left"/>
+            </w:pPr>
             <w:r>
-              <w:t>4.0 (Custom Fields)</w:t>
+              <w:rPr>
+                <w:rFonts w:ascii="Times New Roman" w:hAnsi="Times New Roman"/>
+                <w:sz w:val="22"/>
+              </w:rPr>
+              <w:t>Хорошая (Custom Fields, Categories) (4/5)</w:t>
             </w:r>
           </w:p>
         </w:tc>
         <w:tc>
           <w:tcPr>
-            <w:tcW w:type="dxa" w:w="1608"/>
+            <w:tcW w:type="dxa" w:w="1559"/>
             <w:tcMar>
-              <w:top w:w="60" w:type="dxa"/>
-              <w:bottom w:w="60" w:type="dxa"/>
-              <w:left w:w="80" w:type="dxa"/>
-              <w:right w:w="80" w:type="dxa"/>
+              <w:top w:w="100" w:type="dxa"/>
+              <w:bottom w:w="100" w:type="dxa"/>
+              <w:left w:w="150" w:type="dxa"/>
+              <w:right w:w="150" w:type="dxa"/>
             </w:tcMar>
           </w:tcPr>
           <w:p>
+            <w:pPr>
+              <w:spacing w:before="40" w:after="40" w:line="252" w:lineRule="auto"/>
+              <w:jc w:val="left"/>
+            </w:pPr>
             <w:r>
-              <w:t>5.0 (Eloquent)</w:t>
+              <w:rPr>
+                <w:rFonts w:ascii="Times New Roman" w:hAnsi="Times New Roman"/>
+                <w:sz w:val="22"/>
+              </w:rPr>
+              <w:t>Отличная (Eloquent ORM) (5/5)</w:t>
             </w:r>
           </w:p>
         </w:tc>
@@ -2711,97 +6385,158 @@
       <w:tr>
         <w:tc>
           <w:tcPr>
-            <w:tcW w:type="dxa" w:w="1608"/>
+            <w:tcW w:type="dxa" w:w="1559"/>
             <w:tcMar>
-              <w:top w:w="60" w:type="dxa"/>
-              <w:bottom w:w="60" w:type="dxa"/>
-              <w:left w:w="80" w:type="dxa"/>
-              <w:right w:w="80" w:type="dxa"/>
+              <w:top w:w="100" w:type="dxa"/>
+              <w:bottom w:w="100" w:type="dxa"/>
+              <w:left w:w="150" w:type="dxa"/>
+              <w:right w:w="150" w:type="dxa"/>
             </w:tcMar>
           </w:tcPr>
           <w:p>
+            <w:pPr>
+              <w:spacing w:before="40" w:after="40" w:line="252" w:lineRule="auto"/>
+              <w:jc w:val="left"/>
+            </w:pPr>
             <w:r>
-              <w:t>Маршруты согласования (Workflows)</w:t>
+              <w:rPr>
+                <w:rFonts w:ascii="Times New Roman" w:hAnsi="Times New Roman"/>
+                <w:sz w:val="22"/>
+              </w:rPr>
+            </w:r>
+            <w:r>
+              <w:rPr>
+                <w:rFonts w:ascii="Times New Roman" w:hAnsi="Times New Roman"/>
+                <w:b/>
+                <w:sz w:val="22"/>
+              </w:rPr>
+              <w:t>Поддержка маршрутов согласования (Workflow)</w:t>
+            </w:r>
+            <w:r>
+              <w:rPr>
+                <w:rFonts w:ascii="Times New Roman" w:hAnsi="Times New Roman"/>
+                <w:sz w:val="22"/>
+              </w:rPr>
             </w:r>
           </w:p>
         </w:tc>
         <w:tc>
           <w:tcPr>
-            <w:tcW w:type="dxa" w:w="1608"/>
+            <w:tcW w:type="dxa" w:w="1559"/>
             <w:tcMar>
-              <w:top w:w="60" w:type="dxa"/>
-              <w:bottom w:w="60" w:type="dxa"/>
-              <w:left w:w="80" w:type="dxa"/>
-              <w:right w:w="80" w:type="dxa"/>
+              <w:top w:w="100" w:type="dxa"/>
+              <w:bottom w:w="100" w:type="dxa"/>
+              <w:left w:w="150" w:type="dxa"/>
+              <w:right w:w="150" w:type="dxa"/>
             </w:tcMar>
           </w:tcPr>
           <w:p>
+            <w:pPr>
+              <w:spacing w:before="40" w:after="40" w:line="252" w:lineRule="auto"/>
+              <w:jc w:val="left"/>
+            </w:pPr>
             <w:r>
+              <w:rPr>
+                <w:rFonts w:ascii="Times New Roman" w:hAnsi="Times New Roman"/>
+                <w:sz w:val="22"/>
+              </w:rPr>
               <w:t>15%</w:t>
             </w:r>
           </w:p>
         </w:tc>
         <w:tc>
           <w:tcPr>
-            <w:tcW w:type="dxa" w:w="1608"/>
+            <w:tcW w:type="dxa" w:w="1559"/>
             <w:tcMar>
-              <w:top w:w="60" w:type="dxa"/>
-              <w:bottom w:w="60" w:type="dxa"/>
-              <w:left w:w="80" w:type="dxa"/>
-              <w:right w:w="80" w:type="dxa"/>
+              <w:top w:w="100" w:type="dxa"/>
+              <w:bottom w:w="100" w:type="dxa"/>
+              <w:left w:w="150" w:type="dxa"/>
+              <w:right w:w="150" w:type="dxa"/>
             </w:tcMar>
           </w:tcPr>
           <w:p>
+            <w:pPr>
+              <w:spacing w:before="40" w:after="40" w:line="252" w:lineRule="auto"/>
+              <w:jc w:val="left"/>
+            </w:pPr>
             <w:r>
-              <w:t>5.0 (Встроенный)</w:t>
+              <w:rPr>
+                <w:rFonts w:ascii="Times New Roman" w:hAnsi="Times New Roman"/>
+                <w:sz w:val="22"/>
+              </w:rPr>
+              <w:t>Встроенные модули Workflows &amp; Moderation (5/5)</w:t>
             </w:r>
           </w:p>
         </w:tc>
         <w:tc>
           <w:tcPr>
-            <w:tcW w:type="dxa" w:w="1608"/>
+            <w:tcW w:type="dxa" w:w="1559"/>
             <w:tcMar>
-              <w:top w:w="60" w:type="dxa"/>
-              <w:bottom w:w="60" w:type="dxa"/>
-              <w:left w:w="80" w:type="dxa"/>
-              <w:right w:w="80" w:type="dxa"/>
+              <w:top w:w="100" w:type="dxa"/>
+              <w:bottom w:w="100" w:type="dxa"/>
+              <w:left w:w="150" w:type="dxa"/>
+              <w:right w:w="150" w:type="dxa"/>
             </w:tcMar>
           </w:tcPr>
           <w:p>
+            <w:pPr>
+              <w:spacing w:before="40" w:after="40" w:line="252" w:lineRule="auto"/>
+              <w:jc w:val="left"/>
+            </w:pPr>
             <w:r>
-              <w:t>3.0 (Плагины)</w:t>
+              <w:rPr>
+                <w:rFonts w:ascii="Times New Roman" w:hAnsi="Times New Roman"/>
+                <w:sz w:val="22"/>
+              </w:rPr>
+              <w:t>Требуются сторонние плагины (3/5)</w:t>
             </w:r>
           </w:p>
         </w:tc>
         <w:tc>
           <w:tcPr>
-            <w:tcW w:type="dxa" w:w="1608"/>
+            <w:tcW w:type="dxa" w:w="1559"/>
             <w:tcMar>
-              <w:top w:w="60" w:type="dxa"/>
-              <w:bottom w:w="60" w:type="dxa"/>
-              <w:left w:w="80" w:type="dxa"/>
-              <w:right w:w="80" w:type="dxa"/>
+              <w:top w:w="100" w:type="dxa"/>
+              <w:bottom w:w="100" w:type="dxa"/>
+              <w:left w:w="150" w:type="dxa"/>
+              <w:right w:w="150" w:type="dxa"/>
             </w:tcMar>
           </w:tcPr>
           <w:p>
+            <w:pPr>
+              <w:spacing w:before="40" w:after="40" w:line="252" w:lineRule="auto"/>
+              <w:jc w:val="left"/>
+            </w:pPr>
             <w:r>
-              <w:t>4.0 (Workflow)</w:t>
+              <w:rPr>
+                <w:rFonts w:ascii="Times New Roman" w:hAnsi="Times New Roman"/>
+                <w:sz w:val="22"/>
+              </w:rPr>
+              <w:t>Базовый Workflow (4/5)</w:t>
             </w:r>
           </w:p>
         </w:tc>
         <w:tc>
           <w:tcPr>
-            <w:tcW w:type="dxa" w:w="1608"/>
+            <w:tcW w:type="dxa" w:w="1559"/>
             <w:tcMar>
-              <w:top w:w="60" w:type="dxa"/>
-              <w:bottom w:w="60" w:type="dxa"/>
-              <w:left w:w="80" w:type="dxa"/>
-              <w:right w:w="80" w:type="dxa"/>
+              <w:top w:w="100" w:type="dxa"/>
+              <w:bottom w:w="100" w:type="dxa"/>
+              <w:left w:w="150" w:type="dxa"/>
+              <w:right w:w="150" w:type="dxa"/>
             </w:tcMar>
           </w:tcPr>
           <w:p>
+            <w:pPr>
+              <w:spacing w:before="40" w:after="40" w:line="252" w:lineRule="auto"/>
+              <w:jc w:val="left"/>
+            </w:pPr>
             <w:r>
-              <w:t>4.0 (Код)</w:t>
+              <w:rPr>
+                <w:rFonts w:ascii="Times New Roman" w:hAnsi="Times New Roman"/>
+                <w:sz w:val="22"/>
+              </w:rPr>
+              <w:t>Требует ручного кодинга (4/5)</w:t>
             </w:r>
           </w:p>
         </w:tc>
@@ -2809,97 +6544,158 @@
       <w:tr>
         <w:tc>
           <w:tcPr>
-            <w:tcW w:type="dxa" w:w="1608"/>
+            <w:tcW w:type="dxa" w:w="1559"/>
             <w:tcMar>
-              <w:top w:w="60" w:type="dxa"/>
-              <w:bottom w:w="60" w:type="dxa"/>
-              <w:left w:w="80" w:type="dxa"/>
-              <w:right w:w="80" w:type="dxa"/>
+              <w:top w:w="100" w:type="dxa"/>
+              <w:bottom w:w="100" w:type="dxa"/>
+              <w:left w:w="150" w:type="dxa"/>
+              <w:right w:w="150" w:type="dxa"/>
             </w:tcMar>
           </w:tcPr>
           <w:p>
+            <w:pPr>
+              <w:spacing w:before="40" w:after="40" w:line="252" w:lineRule="auto"/>
+              <w:jc w:val="left"/>
+            </w:pPr>
             <w:r>
-              <w:t>Ролевая модель (RBAC/ACL)</w:t>
+              <w:rPr>
+                <w:rFonts w:ascii="Times New Roman" w:hAnsi="Times New Roman"/>
+                <w:sz w:val="22"/>
+              </w:rPr>
+            </w:r>
+            <w:r>
+              <w:rPr>
+                <w:rFonts w:ascii="Times New Roman" w:hAnsi="Times New Roman"/>
+                <w:b/>
+                <w:sz w:val="22"/>
+              </w:rPr>
+              <w:t>Ролевая модель и разграничение прав (RBAC/ACL)</w:t>
+            </w:r>
+            <w:r>
+              <w:rPr>
+                <w:rFonts w:ascii="Times New Roman" w:hAnsi="Times New Roman"/>
+                <w:sz w:val="22"/>
+              </w:rPr>
             </w:r>
           </w:p>
         </w:tc>
         <w:tc>
           <w:tcPr>
-            <w:tcW w:type="dxa" w:w="1608"/>
+            <w:tcW w:type="dxa" w:w="1559"/>
             <w:tcMar>
-              <w:top w:w="60" w:type="dxa"/>
-              <w:bottom w:w="60" w:type="dxa"/>
-              <w:left w:w="80" w:type="dxa"/>
-              <w:right w:w="80" w:type="dxa"/>
+              <w:top w:w="100" w:type="dxa"/>
+              <w:bottom w:w="100" w:type="dxa"/>
+              <w:left w:w="150" w:type="dxa"/>
+              <w:right w:w="150" w:type="dxa"/>
             </w:tcMar>
           </w:tcPr>
           <w:p>
+            <w:pPr>
+              <w:spacing w:before="40" w:after="40" w:line="252" w:lineRule="auto"/>
+              <w:jc w:val="left"/>
+            </w:pPr>
             <w:r>
+              <w:rPr>
+                <w:rFonts w:ascii="Times New Roman" w:hAnsi="Times New Roman"/>
+                <w:sz w:val="22"/>
+              </w:rPr>
               <w:t>15%</w:t>
             </w:r>
           </w:p>
         </w:tc>
         <w:tc>
           <w:tcPr>
-            <w:tcW w:type="dxa" w:w="1608"/>
+            <w:tcW w:type="dxa" w:w="1559"/>
             <w:tcMar>
-              <w:top w:w="60" w:type="dxa"/>
-              <w:bottom w:w="60" w:type="dxa"/>
-              <w:left w:w="80" w:type="dxa"/>
-              <w:right w:w="80" w:type="dxa"/>
+              <w:top w:w="100" w:type="dxa"/>
+              <w:bottom w:w="100" w:type="dxa"/>
+              <w:left w:w="150" w:type="dxa"/>
+              <w:right w:w="150" w:type="dxa"/>
             </w:tcMar>
           </w:tcPr>
           <w:p>
+            <w:pPr>
+              <w:spacing w:before="40" w:after="40" w:line="252" w:lineRule="auto"/>
+              <w:jc w:val="left"/>
+            </w:pPr>
             <w:r>
-              <w:t>5.0 (Глубокая)</w:t>
+              <w:rPr>
+                <w:rFonts w:ascii="Times New Roman" w:hAnsi="Times New Roman"/>
+                <w:sz w:val="22"/>
+              </w:rPr>
+              <w:t>Глубокая гранулярная система прав (5/5)</w:t>
             </w:r>
           </w:p>
         </w:tc>
         <w:tc>
           <w:tcPr>
-            <w:tcW w:type="dxa" w:w="1608"/>
+            <w:tcW w:type="dxa" w:w="1559"/>
             <w:tcMar>
-              <w:top w:w="60" w:type="dxa"/>
-              <w:bottom w:w="60" w:type="dxa"/>
-              <w:left w:w="80" w:type="dxa"/>
-              <w:right w:w="80" w:type="dxa"/>
+              <w:top w:w="100" w:type="dxa"/>
+              <w:bottom w:w="100" w:type="dxa"/>
+              <w:left w:w="150" w:type="dxa"/>
+              <w:right w:w="150" w:type="dxa"/>
             </w:tcMar>
           </w:tcPr>
           <w:p>
+            <w:pPr>
+              <w:spacing w:before="40" w:after="40" w:line="252" w:lineRule="auto"/>
+              <w:jc w:val="left"/>
+            </w:pPr>
             <w:r>
-              <w:t>3.0 (Базовая)</w:t>
+              <w:rPr>
+                <w:rFonts w:ascii="Times New Roman" w:hAnsi="Times New Roman"/>
+                <w:sz w:val="22"/>
+              </w:rPr>
+              <w:t>Базовая ролевая модель (3/5)</w:t>
             </w:r>
           </w:p>
         </w:tc>
         <w:tc>
           <w:tcPr>
-            <w:tcW w:type="dxa" w:w="1608"/>
+            <w:tcW w:type="dxa" w:w="1559"/>
             <w:tcMar>
-              <w:top w:w="60" w:type="dxa"/>
-              <w:bottom w:w="60" w:type="dxa"/>
-              <w:left w:w="80" w:type="dxa"/>
-              <w:right w:w="80" w:type="dxa"/>
+              <w:top w:w="100" w:type="dxa"/>
+              <w:bottom w:w="100" w:type="dxa"/>
+              <w:left w:w="150" w:type="dxa"/>
+              <w:right w:w="150" w:type="dxa"/>
             </w:tcMar>
           </w:tcPr>
           <w:p>
+            <w:pPr>
+              <w:spacing w:before="40" w:after="40" w:line="252" w:lineRule="auto"/>
+              <w:jc w:val="left"/>
+            </w:pPr>
             <w:r>
-              <w:t>4.5 (Многоуровневая)</w:t>
+              <w:rPr>
+                <w:rFonts w:ascii="Times New Roman" w:hAnsi="Times New Roman"/>
+                <w:sz w:val="22"/>
+              </w:rPr>
+              <w:t>Развитый многоуровневый ACL (4.5/5)</w:t>
             </w:r>
           </w:p>
         </w:tc>
         <w:tc>
           <w:tcPr>
-            <w:tcW w:type="dxa" w:w="1608"/>
+            <w:tcW w:type="dxa" w:w="1559"/>
             <w:tcMar>
-              <w:top w:w="60" w:type="dxa"/>
-              <w:bottom w:w="60" w:type="dxa"/>
-              <w:left w:w="80" w:type="dxa"/>
-              <w:right w:w="80" w:type="dxa"/>
+              <w:top w:w="100" w:type="dxa"/>
+              <w:bottom w:w="100" w:type="dxa"/>
+              <w:left w:w="150" w:type="dxa"/>
+              <w:right w:w="150" w:type="dxa"/>
             </w:tcMar>
           </w:tcPr>
           <w:p>
+            <w:pPr>
+              <w:spacing w:before="40" w:after="40" w:line="252" w:lineRule="auto"/>
+              <w:jc w:val="left"/>
+            </w:pPr>
             <w:r>
-              <w:t>4.5 (Политики)</w:t>
+              <w:rPr>
+                <w:rFonts w:ascii="Times New Roman" w:hAnsi="Times New Roman"/>
+                <w:sz w:val="22"/>
+              </w:rPr>
+              <w:t>Гибкая через политики/гейты (4.5/5)</w:t>
             </w:r>
           </w:p>
         </w:tc>
@@ -2907,97 +6703,158 @@
       <w:tr>
         <w:tc>
           <w:tcPr>
-            <w:tcW w:type="dxa" w:w="1608"/>
+            <w:tcW w:type="dxa" w:w="1559"/>
             <w:tcMar>
-              <w:top w:w="60" w:type="dxa"/>
-              <w:bottom w:w="60" w:type="dxa"/>
-              <w:left w:w="80" w:type="dxa"/>
-              <w:right w:w="80" w:type="dxa"/>
+              <w:top w:w="100" w:type="dxa"/>
+              <w:bottom w:w="100" w:type="dxa"/>
+              <w:left w:w="150" w:type="dxa"/>
+              <w:right w:w="150" w:type="dxa"/>
             </w:tcMar>
           </w:tcPr>
           <w:p>
+            <w:pPr>
+              <w:spacing w:before="40" w:after="40" w:line="252" w:lineRule="auto"/>
+              <w:jc w:val="left"/>
+            </w:pPr>
             <w:r>
-              <w:t>Производительность и кэш</w:t>
+              <w:rPr>
+                <w:rFonts w:ascii="Times New Roman" w:hAnsi="Times New Roman"/>
+                <w:sz w:val="22"/>
+              </w:rPr>
+            </w:r>
+            <w:r>
+              <w:rPr>
+                <w:rFonts w:ascii="Times New Roman" w:hAnsi="Times New Roman"/>
+                <w:b/>
+                <w:sz w:val="22"/>
+              </w:rPr>
+              <w:t>Производительность и кэширование</w:t>
+            </w:r>
+            <w:r>
+              <w:rPr>
+                <w:rFonts w:ascii="Times New Roman" w:hAnsi="Times New Roman"/>
+                <w:sz w:val="22"/>
+              </w:rPr>
             </w:r>
           </w:p>
         </w:tc>
         <w:tc>
           <w:tcPr>
-            <w:tcW w:type="dxa" w:w="1608"/>
+            <w:tcW w:type="dxa" w:w="1559"/>
             <w:tcMar>
-              <w:top w:w="60" w:type="dxa"/>
-              <w:bottom w:w="60" w:type="dxa"/>
-              <w:left w:w="80" w:type="dxa"/>
-              <w:right w:w="80" w:type="dxa"/>
+              <w:top w:w="100" w:type="dxa"/>
+              <w:bottom w:w="100" w:type="dxa"/>
+              <w:left w:w="150" w:type="dxa"/>
+              <w:right w:w="150" w:type="dxa"/>
             </w:tcMar>
           </w:tcPr>
           <w:p>
+            <w:pPr>
+              <w:spacing w:before="40" w:after="40" w:line="252" w:lineRule="auto"/>
+              <w:jc w:val="left"/>
+            </w:pPr>
             <w:r>
+              <w:rPr>
+                <w:rFonts w:ascii="Times New Roman" w:hAnsi="Times New Roman"/>
+                <w:sz w:val="22"/>
+              </w:rPr>
               <w:t>10%</w:t>
             </w:r>
           </w:p>
         </w:tc>
         <w:tc>
           <w:tcPr>
-            <w:tcW w:type="dxa" w:w="1608"/>
+            <w:tcW w:type="dxa" w:w="1559"/>
             <w:tcMar>
-              <w:top w:w="60" w:type="dxa"/>
-              <w:bottom w:w="60" w:type="dxa"/>
-              <w:left w:w="80" w:type="dxa"/>
-              <w:right w:w="80" w:type="dxa"/>
+              <w:top w:w="100" w:type="dxa"/>
+              <w:bottom w:w="100" w:type="dxa"/>
+              <w:left w:w="150" w:type="dxa"/>
+              <w:right w:w="150" w:type="dxa"/>
             </w:tcMar>
           </w:tcPr>
           <w:p>
+            <w:pPr>
+              <w:spacing w:before="40" w:after="40" w:line="252" w:lineRule="auto"/>
+              <w:jc w:val="left"/>
+            </w:pPr>
             <w:r>
-              <w:t>4.5</w:t>
+              <w:rPr>
+                <w:rFonts w:ascii="Times New Roman" w:hAnsi="Times New Roman"/>
+                <w:sz w:val="22"/>
+              </w:rPr>
+              <w:t>Встроенный многоуровневый кэш (4.5/5)</w:t>
             </w:r>
           </w:p>
         </w:tc>
         <w:tc>
           <w:tcPr>
-            <w:tcW w:type="dxa" w:w="1608"/>
+            <w:tcW w:type="dxa" w:w="1559"/>
             <w:tcMar>
-              <w:top w:w="60" w:type="dxa"/>
-              <w:bottom w:w="60" w:type="dxa"/>
-              <w:left w:w="80" w:type="dxa"/>
-              <w:right w:w="80" w:type="dxa"/>
+              <w:top w:w="100" w:type="dxa"/>
+              <w:bottom w:w="100" w:type="dxa"/>
+              <w:left w:w="150" w:type="dxa"/>
+              <w:right w:w="150" w:type="dxa"/>
             </w:tcMar>
           </w:tcPr>
           <w:p>
+            <w:pPr>
+              <w:spacing w:before="40" w:after="40" w:line="252" w:lineRule="auto"/>
+              <w:jc w:val="left"/>
+            </w:pPr>
             <w:r>
-              <w:t>3.5</w:t>
+              <w:rPr>
+                <w:rFonts w:ascii="Times New Roman" w:hAnsi="Times New Roman"/>
+                <w:sz w:val="22"/>
+              </w:rPr>
+              <w:t>Зависит от плагинов кэширования (3.5/5)</w:t>
             </w:r>
           </w:p>
         </w:tc>
         <w:tc>
           <w:tcPr>
-            <w:tcW w:type="dxa" w:w="1608"/>
+            <w:tcW w:type="dxa" w:w="1559"/>
             <w:tcMar>
-              <w:top w:w="60" w:type="dxa"/>
-              <w:bottom w:w="60" w:type="dxa"/>
-              <w:left w:w="80" w:type="dxa"/>
-              <w:right w:w="80" w:type="dxa"/>
+              <w:top w:w="100" w:type="dxa"/>
+              <w:bottom w:w="100" w:type="dxa"/>
+              <w:left w:w="150" w:type="dxa"/>
+              <w:right w:w="150" w:type="dxa"/>
             </w:tcMar>
           </w:tcPr>
           <w:p>
+            <w:pPr>
+              <w:spacing w:before="40" w:after="40" w:line="252" w:lineRule="auto"/>
+              <w:jc w:val="left"/>
+            </w:pPr>
             <w:r>
-              <w:t>4.0</w:t>
+              <w:rPr>
+                <w:rFonts w:ascii="Times New Roman" w:hAnsi="Times New Roman"/>
+                <w:sz w:val="22"/>
+              </w:rPr>
+              <w:t>Высокая производительность (4/5)</w:t>
             </w:r>
           </w:p>
         </w:tc>
         <w:tc>
           <w:tcPr>
-            <w:tcW w:type="dxa" w:w="1608"/>
+            <w:tcW w:type="dxa" w:w="1559"/>
             <w:tcMar>
-              <w:top w:w="60" w:type="dxa"/>
-              <w:bottom w:w="60" w:type="dxa"/>
-              <w:left w:w="80" w:type="dxa"/>
-              <w:right w:w="80" w:type="dxa"/>
+              <w:top w:w="100" w:type="dxa"/>
+              <w:bottom w:w="100" w:type="dxa"/>
+              <w:left w:w="150" w:type="dxa"/>
+              <w:right w:w="150" w:type="dxa"/>
             </w:tcMar>
           </w:tcPr>
           <w:p>
+            <w:pPr>
+              <w:spacing w:before="40" w:after="40" w:line="252" w:lineRule="auto"/>
+              <w:jc w:val="left"/>
+            </w:pPr>
             <w:r>
-              <w:t>4.5</w:t>
+              <w:rPr>
+                <w:rFonts w:ascii="Times New Roman" w:hAnsi="Times New Roman"/>
+                <w:sz w:val="22"/>
+              </w:rPr>
+              <w:t>Высокая (OPcache, Redis) (4.5/5)</w:t>
             </w:r>
           </w:p>
         </w:tc>
@@ -3005,97 +6862,158 @@
       <w:tr>
         <w:tc>
           <w:tcPr>
-            <w:tcW w:type="dxa" w:w="1608"/>
+            <w:tcW w:type="dxa" w:w="1559"/>
             <w:tcMar>
-              <w:top w:w="60" w:type="dxa"/>
-              <w:bottom w:w="60" w:type="dxa"/>
-              <w:left w:w="80" w:type="dxa"/>
-              <w:right w:w="80" w:type="dxa"/>
+              <w:top w:w="100" w:type="dxa"/>
+              <w:bottom w:w="100" w:type="dxa"/>
+              <w:left w:w="150" w:type="dxa"/>
+              <w:right w:w="150" w:type="dxa"/>
             </w:tcMar>
           </w:tcPr>
           <w:p>
+            <w:pPr>
+              <w:spacing w:before="40" w:after="40" w:line="252" w:lineRule="auto"/>
+              <w:jc w:val="left"/>
+            </w:pPr>
             <w:r>
+              <w:rPr>
+                <w:rFonts w:ascii="Times New Roman" w:hAnsi="Times New Roman"/>
+                <w:sz w:val="22"/>
+              </w:rPr>
+            </w:r>
+            <w:r>
+              <w:rPr>
+                <w:rFonts w:ascii="Times New Roman" w:hAnsi="Times New Roman"/>
+                <w:b/>
+                <w:sz w:val="22"/>
+              </w:rPr>
               <w:t>Безопасность платформы</w:t>
+            </w:r>
+            <w:r>
+              <w:rPr>
+                <w:rFonts w:ascii="Times New Roman" w:hAnsi="Times New Roman"/>
+                <w:sz w:val="22"/>
+              </w:rPr>
             </w:r>
           </w:p>
         </w:tc>
         <w:tc>
           <w:tcPr>
-            <w:tcW w:type="dxa" w:w="1608"/>
+            <w:tcW w:type="dxa" w:w="1559"/>
             <w:tcMar>
-              <w:top w:w="60" w:type="dxa"/>
-              <w:bottom w:w="60" w:type="dxa"/>
-              <w:left w:w="80" w:type="dxa"/>
-              <w:right w:w="80" w:type="dxa"/>
+              <w:top w:w="100" w:type="dxa"/>
+              <w:bottom w:w="100" w:type="dxa"/>
+              <w:left w:w="150" w:type="dxa"/>
+              <w:right w:w="150" w:type="dxa"/>
             </w:tcMar>
           </w:tcPr>
           <w:p>
+            <w:pPr>
+              <w:spacing w:before="40" w:after="40" w:line="252" w:lineRule="auto"/>
+              <w:jc w:val="left"/>
+            </w:pPr>
             <w:r>
+              <w:rPr>
+                <w:rFonts w:ascii="Times New Roman" w:hAnsi="Times New Roman"/>
+                <w:sz w:val="22"/>
+              </w:rPr>
               <w:t>10%</w:t>
             </w:r>
           </w:p>
         </w:tc>
         <w:tc>
           <w:tcPr>
-            <w:tcW w:type="dxa" w:w="1608"/>
+            <w:tcW w:type="dxa" w:w="1559"/>
             <w:tcMar>
-              <w:top w:w="60" w:type="dxa"/>
-              <w:bottom w:w="60" w:type="dxa"/>
-              <w:left w:w="80" w:type="dxa"/>
-              <w:right w:w="80" w:type="dxa"/>
+              <w:top w:w="100" w:type="dxa"/>
+              <w:bottom w:w="100" w:type="dxa"/>
+              <w:left w:w="150" w:type="dxa"/>
+              <w:right w:w="150" w:type="dxa"/>
             </w:tcMar>
           </w:tcPr>
           <w:p>
+            <w:pPr>
+              <w:spacing w:before="40" w:after="40" w:line="252" w:lineRule="auto"/>
+              <w:jc w:val="left"/>
+            </w:pPr>
             <w:r>
-              <w:t>5.0 (Enterprise)</w:t>
+              <w:rPr>
+                <w:rFonts w:ascii="Times New Roman" w:hAnsi="Times New Roman"/>
+                <w:sz w:val="22"/>
+              </w:rPr>
+              <w:t>Корпоративный уровень, строгий аудит (5/5)</w:t>
             </w:r>
           </w:p>
         </w:tc>
         <w:tc>
           <w:tcPr>
-            <w:tcW w:type="dxa" w:w="1608"/>
+            <w:tcW w:type="dxa" w:w="1559"/>
             <w:tcMar>
-              <w:top w:w="60" w:type="dxa"/>
-              <w:bottom w:w="60" w:type="dxa"/>
-              <w:left w:w="80" w:type="dxa"/>
-              <w:right w:w="80" w:type="dxa"/>
+              <w:top w:w="100" w:type="dxa"/>
+              <w:bottom w:w="100" w:type="dxa"/>
+              <w:left w:w="150" w:type="dxa"/>
+              <w:right w:w="150" w:type="dxa"/>
             </w:tcMar>
           </w:tcPr>
           <w:p>
+            <w:pPr>
+              <w:spacing w:before="40" w:after="40" w:line="252" w:lineRule="auto"/>
+              <w:jc w:val="left"/>
+            </w:pPr>
             <w:r>
-              <w:t>3.0 (Уязвимости)</w:t>
+              <w:rPr>
+                <w:rFonts w:ascii="Times New Roman" w:hAnsi="Times New Roman"/>
+                <w:sz w:val="22"/>
+              </w:rPr>
+              <w:t>Уязвимость к плагинам (3/5)</w:t>
             </w:r>
           </w:p>
         </w:tc>
         <w:tc>
           <w:tcPr>
-            <w:tcW w:type="dxa" w:w="1608"/>
+            <w:tcW w:type="dxa" w:w="1559"/>
             <w:tcMar>
-              <w:top w:w="60" w:type="dxa"/>
-              <w:bottom w:w="60" w:type="dxa"/>
-              <w:left w:w="80" w:type="dxa"/>
-              <w:right w:w="80" w:type="dxa"/>
+              <w:top w:w="100" w:type="dxa"/>
+              <w:bottom w:w="100" w:type="dxa"/>
+              <w:left w:w="150" w:type="dxa"/>
+              <w:right w:w="150" w:type="dxa"/>
             </w:tcMar>
           </w:tcPr>
           <w:p>
+            <w:pPr>
+              <w:spacing w:before="40" w:after="40" w:line="252" w:lineRule="auto"/>
+              <w:jc w:val="left"/>
+            </w:pPr>
             <w:r>
-              <w:t>4.0 (Хорошая)</w:t>
+              <w:rPr>
+                <w:rFonts w:ascii="Times New Roman" w:hAnsi="Times New Roman"/>
+                <w:sz w:val="22"/>
+              </w:rPr>
+              <w:t>Высокая безопасность (4/5)</w:t>
             </w:r>
           </w:p>
         </w:tc>
         <w:tc>
           <w:tcPr>
-            <w:tcW w:type="dxa" w:w="1608"/>
+            <w:tcW w:type="dxa" w:w="1559"/>
             <w:tcMar>
-              <w:top w:w="60" w:type="dxa"/>
-              <w:bottom w:w="60" w:type="dxa"/>
-              <w:left w:w="80" w:type="dxa"/>
-              <w:right w:w="80" w:type="dxa"/>
+              <w:top w:w="100" w:type="dxa"/>
+              <w:bottom w:w="100" w:type="dxa"/>
+              <w:left w:w="150" w:type="dxa"/>
+              <w:right w:w="150" w:type="dxa"/>
             </w:tcMar>
           </w:tcPr>
           <w:p>
+            <w:pPr>
+              <w:spacing w:before="40" w:after="40" w:line="252" w:lineRule="auto"/>
+              <w:jc w:val="left"/>
+            </w:pPr>
             <w:r>
-              <w:t>4.5 (Высокая)</w:t>
+              <w:rPr>
+                <w:rFonts w:ascii="Times New Roman" w:hAnsi="Times New Roman"/>
+                <w:sz w:val="22"/>
+              </w:rPr>
+              <w:t>Высокая безопасность (4.5/5)</w:t>
             </w:r>
           </w:p>
         </w:tc>
@@ -3103,97 +7021,158 @@
       <w:tr>
         <w:tc>
           <w:tcPr>
-            <w:tcW w:type="dxa" w:w="1608"/>
+            <w:tcW w:type="dxa" w:w="1559"/>
             <w:tcMar>
-              <w:top w:w="60" w:type="dxa"/>
-              <w:bottom w:w="60" w:type="dxa"/>
-              <w:left w:w="80" w:type="dxa"/>
-              <w:right w:w="80" w:type="dxa"/>
+              <w:top w:w="100" w:type="dxa"/>
+              <w:bottom w:w="100" w:type="dxa"/>
+              <w:left w:w="150" w:type="dxa"/>
+              <w:right w:w="150" w:type="dxa"/>
             </w:tcMar>
           </w:tcPr>
           <w:p>
+            <w:pPr>
+              <w:spacing w:before="40" w:after="40" w:line="252" w:lineRule="auto"/>
+              <w:jc w:val="left"/>
+            </w:pPr>
             <w:r>
-              <w:t>Простота разработки/порог входа</w:t>
+              <w:rPr>
+                <w:rFonts w:ascii="Times New Roman" w:hAnsi="Times New Roman"/>
+                <w:sz w:val="22"/>
+              </w:rPr>
+            </w:r>
+            <w:r>
+              <w:rPr>
+                <w:rFonts w:ascii="Times New Roman" w:hAnsi="Times New Roman"/>
+                <w:b/>
+                <w:sz w:val="22"/>
+              </w:rPr>
+              <w:t>Сложность разработки и порог входа</w:t>
+            </w:r>
+            <w:r>
+              <w:rPr>
+                <w:rFonts w:ascii="Times New Roman" w:hAnsi="Times New Roman"/>
+                <w:sz w:val="22"/>
+              </w:rPr>
             </w:r>
           </w:p>
         </w:tc>
         <w:tc>
           <w:tcPr>
-            <w:tcW w:type="dxa" w:w="1608"/>
+            <w:tcW w:type="dxa" w:w="1559"/>
             <w:tcMar>
-              <w:top w:w="60" w:type="dxa"/>
-              <w:bottom w:w="60" w:type="dxa"/>
-              <w:left w:w="80" w:type="dxa"/>
-              <w:right w:w="80" w:type="dxa"/>
+              <w:top w:w="100" w:type="dxa"/>
+              <w:bottom w:w="100" w:type="dxa"/>
+              <w:left w:w="150" w:type="dxa"/>
+              <w:right w:w="150" w:type="dxa"/>
             </w:tcMar>
           </w:tcPr>
           <w:p>
+            <w:pPr>
+              <w:spacing w:before="40" w:after="40" w:line="252" w:lineRule="auto"/>
+              <w:jc w:val="left"/>
+            </w:pPr>
             <w:r>
+              <w:rPr>
+                <w:rFonts w:ascii="Times New Roman" w:hAnsi="Times New Roman"/>
+                <w:sz w:val="22"/>
+              </w:rPr>
               <w:t>15%</w:t>
             </w:r>
           </w:p>
         </w:tc>
         <w:tc>
           <w:tcPr>
-            <w:tcW w:type="dxa" w:w="1608"/>
+            <w:tcW w:type="dxa" w:w="1559"/>
             <w:tcMar>
-              <w:top w:w="60" w:type="dxa"/>
-              <w:bottom w:w="60" w:type="dxa"/>
-              <w:left w:w="80" w:type="dxa"/>
-              <w:right w:w="80" w:type="dxa"/>
+              <w:top w:w="100" w:type="dxa"/>
+              <w:bottom w:w="100" w:type="dxa"/>
+              <w:left w:w="150" w:type="dxa"/>
+              <w:right w:w="150" w:type="dxa"/>
             </w:tcMar>
           </w:tcPr>
           <w:p>
+            <w:pPr>
+              <w:spacing w:before="40" w:after="40" w:line="252" w:lineRule="auto"/>
+              <w:jc w:val="left"/>
+            </w:pPr>
             <w:r>
-              <w:t>3.5</w:t>
+              <w:rPr>
+                <w:rFonts w:ascii="Times New Roman" w:hAnsi="Times New Roman"/>
+                <w:sz w:val="22"/>
+              </w:rPr>
+              <w:t>Средний/Высокий (3.5/5)</w:t>
             </w:r>
           </w:p>
         </w:tc>
         <w:tc>
           <w:tcPr>
-            <w:tcW w:type="dxa" w:w="1608"/>
+            <w:tcW w:type="dxa" w:w="1559"/>
             <w:tcMar>
-              <w:top w:w="60" w:type="dxa"/>
-              <w:bottom w:w="60" w:type="dxa"/>
-              <w:left w:w="80" w:type="dxa"/>
-              <w:right w:w="80" w:type="dxa"/>
+              <w:top w:w="100" w:type="dxa"/>
+              <w:bottom w:w="100" w:type="dxa"/>
+              <w:left w:w="150" w:type="dxa"/>
+              <w:right w:w="150" w:type="dxa"/>
             </w:tcMar>
           </w:tcPr>
           <w:p>
+            <w:pPr>
+              <w:spacing w:before="40" w:after="40" w:line="252" w:lineRule="auto"/>
+              <w:jc w:val="left"/>
+            </w:pPr>
             <w:r>
-              <w:t>5.0</w:t>
+              <w:rPr>
+                <w:rFonts w:ascii="Times New Roman" w:hAnsi="Times New Roman"/>
+                <w:sz w:val="22"/>
+              </w:rPr>
+              <w:t>Очень низкий (5/5)</w:t>
             </w:r>
           </w:p>
         </w:tc>
         <w:tc>
           <w:tcPr>
-            <w:tcW w:type="dxa" w:w="1608"/>
+            <w:tcW w:type="dxa" w:w="1559"/>
             <w:tcMar>
-              <w:top w:w="60" w:type="dxa"/>
-              <w:bottom w:w="60" w:type="dxa"/>
-              <w:left w:w="80" w:type="dxa"/>
-              <w:right w:w="80" w:type="dxa"/>
+              <w:top w:w="100" w:type="dxa"/>
+              <w:bottom w:w="100" w:type="dxa"/>
+              <w:left w:w="150" w:type="dxa"/>
+              <w:right w:w="150" w:type="dxa"/>
             </w:tcMar>
           </w:tcPr>
           <w:p>
+            <w:pPr>
+              <w:spacing w:before="40" w:after="40" w:line="252" w:lineRule="auto"/>
+              <w:jc w:val="left"/>
+            </w:pPr>
             <w:r>
-              <w:t>4.0</w:t>
+              <w:rPr>
+                <w:rFonts w:ascii="Times New Roman" w:hAnsi="Times New Roman"/>
+                <w:sz w:val="22"/>
+              </w:rPr>
+              <w:t>Средний (4/5)</w:t>
             </w:r>
           </w:p>
         </w:tc>
         <w:tc>
           <w:tcPr>
-            <w:tcW w:type="dxa" w:w="1608"/>
+            <w:tcW w:type="dxa" w:w="1559"/>
             <w:tcMar>
-              <w:top w:w="60" w:type="dxa"/>
-              <w:bottom w:w="60" w:type="dxa"/>
-              <w:left w:w="80" w:type="dxa"/>
-              <w:right w:w="80" w:type="dxa"/>
+              <w:top w:w="100" w:type="dxa"/>
+              <w:bottom w:w="100" w:type="dxa"/>
+              <w:left w:w="150" w:type="dxa"/>
+              <w:right w:w="150" w:type="dxa"/>
             </w:tcMar>
           </w:tcPr>
           <w:p>
+            <w:pPr>
+              <w:spacing w:before="40" w:after="40" w:line="252" w:lineRule="auto"/>
+              <w:jc w:val="left"/>
+            </w:pPr>
             <w:r>
-              <w:t>3.0</w:t>
+              <w:rPr>
+                <w:rFonts w:ascii="Times New Roman" w:hAnsi="Times New Roman"/>
+                <w:sz w:val="22"/>
+              </w:rPr>
+              <w:t>Высокий (требует навыков ООП/MVC) (3/5)</w:t>
             </w:r>
           </w:p>
         </w:tc>
@@ -3201,121 +7180,223 @@
       <w:tr>
         <w:tc>
           <w:tcPr>
-            <w:tcW w:type="dxa" w:w="1608"/>
-            <w:shd w:fill="E2E8F0"/>
+            <w:tcW w:type="dxa" w:w="1559"/>
             <w:tcMar>
-              <w:top w:w="60" w:type="dxa"/>
-              <w:bottom w:w="60" w:type="dxa"/>
-              <w:left w:w="80" w:type="dxa"/>
-              <w:right w:w="80" w:type="dxa"/>
+              <w:top w:w="100" w:type="dxa"/>
+              <w:bottom w:w="100" w:type="dxa"/>
+              <w:left w:w="150" w:type="dxa"/>
+              <w:right w:w="150" w:type="dxa"/>
             </w:tcMar>
           </w:tcPr>
           <w:p>
+            <w:pPr>
+              <w:spacing w:before="40" w:after="40" w:line="252" w:lineRule="auto"/>
+              <w:jc w:val="left"/>
+            </w:pPr>
             <w:r>
               <w:rPr>
+                <w:rFonts w:ascii="Times New Roman" w:hAnsi="Times New Roman"/>
+                <w:sz w:val="22"/>
+              </w:rPr>
+            </w:r>
+            <w:r>
+              <w:rPr>
+                <w:rFonts w:ascii="Times New Roman" w:hAnsi="Times New Roman"/>
                 <w:b/>
+                <w:sz w:val="22"/>
               </w:rPr>
-              <w:t>ИТОГОВЫЙ ВЗВЕШЕННЫЙ БАЛЛ</w:t>
+              <w:t>Итоговый взвешенный балл</w:t>
+            </w:r>
+            <w:r>
+              <w:rPr>
+                <w:rFonts w:ascii="Times New Roman" w:hAnsi="Times New Roman"/>
+                <w:sz w:val="22"/>
+              </w:rPr>
             </w:r>
           </w:p>
         </w:tc>
         <w:tc>
           <w:tcPr>
-            <w:tcW w:type="dxa" w:w="1608"/>
-            <w:shd w:fill="E2E8F0"/>
+            <w:tcW w:type="dxa" w:w="1559"/>
             <w:tcMar>
-              <w:top w:w="60" w:type="dxa"/>
-              <w:bottom w:w="60" w:type="dxa"/>
-              <w:left w:w="80" w:type="dxa"/>
-              <w:right w:w="80" w:type="dxa"/>
+              <w:top w:w="100" w:type="dxa"/>
+              <w:bottom w:w="100" w:type="dxa"/>
+              <w:left w:w="150" w:type="dxa"/>
+              <w:right w:w="150" w:type="dxa"/>
             </w:tcMar>
           </w:tcPr>
           <w:p>
+            <w:pPr>
+              <w:spacing w:before="40" w:after="40" w:line="252" w:lineRule="auto"/>
+              <w:jc w:val="left"/>
+            </w:pPr>
             <w:r>
               <w:rPr>
+                <w:rFonts w:ascii="Times New Roman" w:hAnsi="Times New Roman"/>
+                <w:sz w:val="22"/>
+              </w:rPr>
+            </w:r>
+            <w:r>
+              <w:rPr>
+                <w:rFonts w:ascii="Times New Roman" w:hAnsi="Times New Roman"/>
                 <w:b/>
+                <w:sz w:val="22"/>
               </w:rPr>
               <w:t>100%</w:t>
+            </w:r>
+            <w:r>
+              <w:rPr>
+                <w:rFonts w:ascii="Times New Roman" w:hAnsi="Times New Roman"/>
+                <w:sz w:val="22"/>
+              </w:rPr>
             </w:r>
           </w:p>
         </w:tc>
         <w:tc>
           <w:tcPr>
-            <w:tcW w:type="dxa" w:w="1608"/>
-            <w:shd w:fill="E2E8F0"/>
+            <w:tcW w:type="dxa" w:w="1559"/>
             <w:tcMar>
-              <w:top w:w="60" w:type="dxa"/>
-              <w:bottom w:w="60" w:type="dxa"/>
-              <w:left w:w="80" w:type="dxa"/>
-              <w:right w:w="80" w:type="dxa"/>
+              <w:top w:w="100" w:type="dxa"/>
+              <w:bottom w:w="100" w:type="dxa"/>
+              <w:left w:w="150" w:type="dxa"/>
+              <w:right w:w="150" w:type="dxa"/>
             </w:tcMar>
           </w:tcPr>
           <w:p>
+            <w:pPr>
+              <w:spacing w:before="40" w:after="40" w:line="252" w:lineRule="auto"/>
+              <w:jc w:val="left"/>
+            </w:pPr>
             <w:r>
               <w:rPr>
+                <w:rFonts w:ascii="Times New Roman" w:hAnsi="Times New Roman"/>
+                <w:sz w:val="22"/>
+              </w:rPr>
+            </w:r>
+            <w:r>
+              <w:rPr>
+                <w:rFonts w:ascii="Times New Roman" w:hAnsi="Times New Roman"/>
                 <w:b/>
+                <w:sz w:val="22"/>
               </w:rPr>
               <w:t>4.65 / 5.0</w:t>
+            </w:r>
+            <w:r>
+              <w:rPr>
+                <w:rFonts w:ascii="Times New Roman" w:hAnsi="Times New Roman"/>
+                <w:sz w:val="22"/>
+              </w:rPr>
             </w:r>
           </w:p>
         </w:tc>
         <w:tc>
           <w:tcPr>
-            <w:tcW w:type="dxa" w:w="1608"/>
-            <w:shd w:fill="E2E8F0"/>
+            <w:tcW w:type="dxa" w:w="1559"/>
             <w:tcMar>
-              <w:top w:w="60" w:type="dxa"/>
-              <w:bottom w:w="60" w:type="dxa"/>
-              <w:left w:w="80" w:type="dxa"/>
-              <w:right w:w="80" w:type="dxa"/>
+              <w:top w:w="100" w:type="dxa"/>
+              <w:bottom w:w="100" w:type="dxa"/>
+              <w:left w:w="150" w:type="dxa"/>
+              <w:right w:w="150" w:type="dxa"/>
             </w:tcMar>
           </w:tcPr>
           <w:p>
+            <w:pPr>
+              <w:spacing w:before="40" w:after="40" w:line="252" w:lineRule="auto"/>
+              <w:jc w:val="left"/>
+            </w:pPr>
             <w:r>
               <w:rPr>
+                <w:rFonts w:ascii="Times New Roman" w:hAnsi="Times New Roman"/>
+                <w:sz w:val="22"/>
+              </w:rPr>
+            </w:r>
+            <w:r>
+              <w:rPr>
+                <w:rFonts w:ascii="Times New Roman" w:hAnsi="Times New Roman"/>
                 <w:b/>
+                <w:sz w:val="22"/>
               </w:rPr>
               <w:t>3.85 / 5.0</w:t>
+            </w:r>
+            <w:r>
+              <w:rPr>
+                <w:rFonts w:ascii="Times New Roman" w:hAnsi="Times New Roman"/>
+                <w:sz w:val="22"/>
+              </w:rPr>
             </w:r>
           </w:p>
         </w:tc>
         <w:tc>
           <w:tcPr>
-            <w:tcW w:type="dxa" w:w="1608"/>
-            <w:shd w:fill="E2E8F0"/>
+            <w:tcW w:type="dxa" w:w="1559"/>
             <w:tcMar>
-              <w:top w:w="60" w:type="dxa"/>
-              <w:bottom w:w="60" w:type="dxa"/>
-              <w:left w:w="80" w:type="dxa"/>
-              <w:right w:w="80" w:type="dxa"/>
+              <w:top w:w="100" w:type="dxa"/>
+              <w:bottom w:w="100" w:type="dxa"/>
+              <w:left w:w="150" w:type="dxa"/>
+              <w:right w:w="150" w:type="dxa"/>
             </w:tcMar>
           </w:tcPr>
           <w:p>
+            <w:pPr>
+              <w:spacing w:before="40" w:after="40" w:line="252" w:lineRule="auto"/>
+              <w:jc w:val="left"/>
+            </w:pPr>
             <w:r>
               <w:rPr>
+                <w:rFonts w:ascii="Times New Roman" w:hAnsi="Times New Roman"/>
+                <w:sz w:val="22"/>
+              </w:rPr>
+            </w:r>
+            <w:r>
+              <w:rPr>
+                <w:rFonts w:ascii="Times New Roman" w:hAnsi="Times New Roman"/>
                 <w:b/>
+                <w:sz w:val="22"/>
               </w:rPr>
               <w:t>4.20 / 5.0</w:t>
+            </w:r>
+            <w:r>
+              <w:rPr>
+                <w:rFonts w:ascii="Times New Roman" w:hAnsi="Times New Roman"/>
+                <w:sz w:val="22"/>
+              </w:rPr>
             </w:r>
           </w:p>
         </w:tc>
         <w:tc>
           <w:tcPr>
-            <w:tcW w:type="dxa" w:w="1608"/>
-            <w:shd w:fill="E2E8F0"/>
+            <w:tcW w:type="dxa" w:w="1559"/>
             <w:tcMar>
-              <w:top w:w="60" w:type="dxa"/>
-              <w:bottom w:w="60" w:type="dxa"/>
-              <w:left w:w="80" w:type="dxa"/>
-              <w:right w:w="80" w:type="dxa"/>
+              <w:top w:w="100" w:type="dxa"/>
+              <w:bottom w:w="100" w:type="dxa"/>
+              <w:left w:w="150" w:type="dxa"/>
+              <w:right w:w="150" w:type="dxa"/>
             </w:tcMar>
           </w:tcPr>
           <w:p>
+            <w:pPr>
+              <w:spacing w:before="40" w:after="40" w:line="252" w:lineRule="auto"/>
+              <w:jc w:val="left"/>
+            </w:pPr>
             <w:r>
               <w:rPr>
+                <w:rFonts w:ascii="Times New Roman" w:hAnsi="Times New Roman"/>
+                <w:sz w:val="22"/>
+              </w:rPr>
+            </w:r>
+            <w:r>
+              <w:rPr>
+                <w:rFonts w:ascii="Times New Roman" w:hAnsi="Times New Roman"/>
                 <w:b/>
+                <w:sz w:val="22"/>
               </w:rPr>
               <w:t>4.25 / 5.0</w:t>
+            </w:r>
+            <w:r>
+              <w:rPr>
+                <w:rFonts w:ascii="Times New Roman" w:hAnsi="Times New Roman"/>
+                <w:sz w:val="22"/>
+              </w:rPr>
             </w:r>
           </w:p>
         </w:tc>
@@ -3323,80 +7404,431 @@
     </w:tbl>
     <w:p>
       <w:pPr>
-        <w:pStyle w:val="Heading1"/>
+        <w:spacing w:after="120"/>
       </w:pPr>
-      <w:r>
-        <w:t>6. Обоснование выбранного инструментального средства</w:t>
-      </w:r>
-    </w:p>
-    <w:p>
-      <w:r>
-        <w:t>По результатам многокритериального анализа в качестве инструментального средства создания корпоративного портала университета (модуль АНОК) выбрана платформа Drupal 10 (PHP 8.2+, MariaDB 10.6+).</w:t>
-        <w:br/>
-        <w:br/>
-        <w:t>Обоснование выбора:</w:t>
-        <w:br/>
-        <w:t>1. Встроенный модуль Workflows &amp; Content Moderation: позволяет «из коробки» реализовать многоэтапный регламент согласования документов (Черновик -&gt; Экспертиза АНОК -&gt; Подписание -&gt; Утверждение Ученым советом) с разграничением прав на переходы состояний.</w:t>
-        <w:br/>
-        <w:t>2. Мощный Entity API и конструктор Views: обеспечивают декларативное создание связанных структур данных (Образовательные программы, Учебные планы, Дисциплины, Кафедры, ФГОС) без избыточного низкоуровневого программирования.</w:t>
-        <w:br/>
-        <w:t>3. Гранулярная ролевая модель доступа (RBAC): гарантирует изоляцию доступа выпускающих и обеспечивающих кафедр к планам и служебным запискам.</w:t>
-        <w:br/>
-        <w:t>4. Высокая надежность и безопасность: Drupal является общепризнанным мировым стандартом для университетских порталов (Oxford, Cambridge, Stanford и др.) и распространяется по бесплатной лицензии GPLv2+.</w:t>
-      </w:r>
     </w:p>
     <w:p>
       <w:pPr>
-        <w:pStyle w:val="Heading1"/>
+        <w:spacing w:before="240" w:after="120"/>
+        <w:jc w:val="left"/>
       </w:pPr>
       <w:r>
-        <w:t>7. Заключение</w:t>
-      </w:r>
-    </w:p>
-    <w:p>
-      <w:r>
-        <w:t>В ходе выполнения лабораторной работы № 1 были достигнуты следующие результаты:</w:t>
-        <w:br/>
-        <w:t>1. Проведен глубокий анализ предметной области Центра Аккредитации и независимой оценки качества (АНОК) университета (Вариант № 15).</w:t>
-        <w:br/>
-        <w:t>2. Выявлены ключевые акторы и составлена матрица ответственности RACI для всех регламентированных процессов.</w:t>
-        <w:br/>
-        <w:t>3. Разработана и визуализирована диаграмма вариантов использования (Use Case Diagram) с зонированием по 5 функциональным блокам и нулевым уровнем пересечений линий.</w:t>
-        <w:br/>
-        <w:t>4. Сформирован полный формализованный список функциональных и нефункциональных требований к порталу.</w:t>
-        <w:br/>
-        <w:t>5. Проведен сравнительный анализ 4 бесплатных инструментальных платформ на стеке PHP/MySQL и обоснован выбор CMF Drupal 10.</w:t>
+        <w:rPr>
+          <w:rFonts w:ascii="Times New Roman" w:hAnsi="Times New Roman"/>
+          <w:b/>
+          <w:sz w:val="28"/>
+        </w:rPr>
+        <w:t>6. Обоснование выбранного инструментального средства</w:t>
       </w:r>
     </w:p>
     <w:p>
       <w:pPr>
-        <w:pStyle w:val="Heading1"/>
+        <w:spacing w:line="276" w:lineRule="auto" w:after="120"/>
+        <w:ind w:firstLine="709"/>
+        <w:jc w:val="both"/>
       </w:pPr>
       <w:r>
-        <w:t>8. Список использованных источников</w:t>
+        <w:rPr>
+          <w:rFonts w:ascii="Times New Roman" w:hAnsi="Times New Roman"/>
+          <w:sz w:val="28"/>
+        </w:rPr>
+        <w:t xml:space="preserve">На основе проведенного многокритериального анализа в качестве инструментального средства для реализации корпоративного портала университета (модуль АНОК) выбрана </w:t>
+      </w:r>
+      <w:r>
+        <w:rPr>
+          <w:rFonts w:ascii="Times New Roman" w:hAnsi="Times New Roman"/>
+          <w:b/>
+          <w:sz w:val="28"/>
+        </w:rPr>
+        <w:t>CMF Drupal 10</w:t>
+      </w:r>
+      <w:r>
+        <w:rPr>
+          <w:rFonts w:ascii="Times New Roman" w:hAnsi="Times New Roman"/>
+          <w:sz w:val="28"/>
+        </w:rPr>
+        <w:t>:</w:t>
       </w:r>
     </w:p>
     <w:p>
-      <w:r>
-        <w:t>1. Федеральный государственный образовательный стандарт высшего образования (ФГОС ВО 3++).</w:t>
-        <w:br/>
-        <w:t>2. Фаулер М. UML. Основы. 3-е издание. — СПб.: Символ-Плюс, 2018. — 192 с.</w:t>
-        <w:br/>
-        <w:t>3. Леоненков А. В. Самоучитель UML 2. — СПб.: БХВ-Петербург, 2017. — 576 с.</w:t>
-        <w:br/>
-        <w:t>4. Документация по CMF Drupal 10. URL: https://www.drupal.org/docs</w:t>
-        <w:br/>
-        <w:t>5. Спецификация языка PHP 8.2+. URL: https://www.php.net/manual/ru/</w:t>
+      <w:pPr>
+        <w:spacing w:line="276" w:lineRule="auto" w:after="60"/>
+        <w:ind w:left="709"/>
+        <w:jc w:val="both"/>
+      </w:pPr>
+      <w:r>
+        <w:rPr>
+          <w:rFonts w:ascii="Times New Roman" w:hAnsi="Times New Roman"/>
+          <w:b/>
+          <w:sz w:val="28"/>
+        </w:rPr>
+        <w:t xml:space="preserve">1. </w:t>
+      </w:r>
+      <w:r>
+        <w:rPr>
+          <w:rFonts w:ascii="Times New Roman" w:hAnsi="Times New Roman"/>
+          <w:sz w:val="28"/>
+        </w:rPr>
+      </w:r>
+      <w:r>
+        <w:rPr>
+          <w:rFonts w:ascii="Times New Roman" w:hAnsi="Times New Roman"/>
+          <w:b/>
+          <w:sz w:val="28"/>
+        </w:rPr>
+        <w:t>Идеальное соответствие академическим и корпоративным задачам</w:t>
+      </w:r>
+      <w:r>
+        <w:rPr>
+          <w:rFonts w:ascii="Times New Roman" w:hAnsi="Times New Roman"/>
+          <w:sz w:val="28"/>
+        </w:rPr>
+        <w:t>:</w:t>
+      </w:r>
+    </w:p>
+    <w:p>
+      <w:pPr>
+        <w:spacing w:line="276" w:lineRule="auto" w:after="60"/>
+        <w:ind w:left="1134"/>
+        <w:jc w:val="both"/>
+      </w:pPr>
+      <w:r>
+        <w:rPr>
+          <w:rFonts w:ascii="Times New Roman" w:hAnsi="Times New Roman"/>
+          <w:b w:val="0"/>
+          <w:sz w:val="28"/>
+        </w:rPr>
+        <w:t xml:space="preserve">• </w:t>
+      </w:r>
+      <w:r>
+        <w:rPr>
+          <w:rFonts w:ascii="Times New Roman" w:hAnsi="Times New Roman"/>
+          <w:sz w:val="28"/>
+        </w:rPr>
+        <w:t>Drupal исторически является стандартом де-факто для ведущих мировых и российских университетов благодаря надежности, масштабируемости и чистоте архитектуры.</w:t>
+      </w:r>
+    </w:p>
+    <w:p>
+      <w:pPr>
+        <w:spacing w:line="276" w:lineRule="auto" w:after="60"/>
+        <w:ind w:left="709"/>
+        <w:jc w:val="both"/>
+      </w:pPr>
+      <w:r>
+        <w:rPr>
+          <w:rFonts w:ascii="Times New Roman" w:hAnsi="Times New Roman"/>
+          <w:b/>
+          <w:sz w:val="28"/>
+        </w:rPr>
+        <w:t xml:space="preserve">2. </w:t>
+      </w:r>
+      <w:r>
+        <w:rPr>
+          <w:rFonts w:ascii="Times New Roman" w:hAnsi="Times New Roman"/>
+          <w:sz w:val="28"/>
+        </w:rPr>
+      </w:r>
+      <w:r>
+        <w:rPr>
+          <w:rFonts w:ascii="Times New Roman" w:hAnsi="Times New Roman"/>
+          <w:b/>
+          <w:sz w:val="28"/>
+        </w:rPr>
+        <w:t>Встроенный мощный механизм документооборота (Workflows &amp; Content Moderation)</w:t>
+      </w:r>
+      <w:r>
+        <w:rPr>
+          <w:rFonts w:ascii="Times New Roman" w:hAnsi="Times New Roman"/>
+          <w:sz w:val="28"/>
+        </w:rPr>
+        <w:t>:</w:t>
+      </w:r>
+    </w:p>
+    <w:p>
+      <w:pPr>
+        <w:spacing w:line="276" w:lineRule="auto" w:after="60"/>
+        <w:ind w:left="1134"/>
+        <w:jc w:val="both"/>
+      </w:pPr>
+      <w:r>
+        <w:rPr>
+          <w:rFonts w:ascii="Times New Roman" w:hAnsi="Times New Roman"/>
+          <w:b w:val="0"/>
+          <w:sz w:val="28"/>
+        </w:rPr>
+        <w:t xml:space="preserve">• </w:t>
+      </w:r>
+      <w:r>
+        <w:rPr>
+          <w:rFonts w:ascii="Times New Roman" w:hAnsi="Times New Roman"/>
+          <w:sz w:val="28"/>
+        </w:rPr>
+        <w:t>Из «коробки» поддерживается создание сложных графов состояний документов (`Черновик` → `На проверке в АНОК` → `Согласован` → `Утвержден`), настройка прав на переходы между состояниями для разных ролей (зав. кафедрой, эксперт АНОК, проректор, ректор), что критически важно для варианта №15.</w:t>
+      </w:r>
+    </w:p>
+    <w:p>
+      <w:pPr>
+        <w:spacing w:line="276" w:lineRule="auto" w:after="60"/>
+        <w:ind w:left="709"/>
+        <w:jc w:val="both"/>
+      </w:pPr>
+      <w:r>
+        <w:rPr>
+          <w:rFonts w:ascii="Times New Roman" w:hAnsi="Times New Roman"/>
+          <w:b/>
+          <w:sz w:val="28"/>
+        </w:rPr>
+        <w:t xml:space="preserve">3. </w:t>
+      </w:r>
+      <w:r>
+        <w:rPr>
+          <w:rFonts w:ascii="Times New Roman" w:hAnsi="Times New Roman"/>
+          <w:sz w:val="28"/>
+        </w:rPr>
+      </w:r>
+      <w:r>
+        <w:rPr>
+          <w:rFonts w:ascii="Times New Roman" w:hAnsi="Times New Roman"/>
+          <w:b/>
+          <w:sz w:val="28"/>
+        </w:rPr>
+        <w:t>Мощный конструктор сущностей и представлений (Entity API + Views)</w:t>
+      </w:r>
+      <w:r>
+        <w:rPr>
+          <w:rFonts w:ascii="Times New Roman" w:hAnsi="Times New Roman"/>
+          <w:sz w:val="28"/>
+        </w:rPr>
+        <w:t>:</w:t>
+      </w:r>
+    </w:p>
+    <w:p>
+      <w:pPr>
+        <w:spacing w:line="276" w:lineRule="auto" w:after="60"/>
+        <w:ind w:left="1134"/>
+        <w:jc w:val="both"/>
+      </w:pPr>
+      <w:r>
+        <w:rPr>
+          <w:rFonts w:ascii="Times New Roman" w:hAnsi="Times New Roman"/>
+          <w:b w:val="0"/>
+          <w:sz w:val="28"/>
+        </w:rPr>
+        <w:t xml:space="preserve">• </w:t>
+      </w:r>
+      <w:r>
+        <w:rPr>
+          <w:rFonts w:ascii="Times New Roman" w:hAnsi="Times New Roman"/>
+          <w:sz w:val="28"/>
+        </w:rPr>
+        <w:t>Позволяет без написания избыточного низкоуровневого кода создавать сложные иерархические структуры («Образовательная программа» → «Учебный план» → «Дисциплина» → «Кафедра») и выводить реестры, фильтры и таблицы с пагинацией.</w:t>
+      </w:r>
+    </w:p>
+    <w:p>
+      <w:pPr>
+        <w:spacing w:line="276" w:lineRule="auto" w:after="60"/>
+        <w:ind w:left="709"/>
+        <w:jc w:val="both"/>
+      </w:pPr>
+      <w:r>
+        <w:rPr>
+          <w:rFonts w:ascii="Times New Roman" w:hAnsi="Times New Roman"/>
+          <w:b/>
+          <w:sz w:val="28"/>
+        </w:rPr>
+        <w:t xml:space="preserve">4. </w:t>
+      </w:r>
+      <w:r>
+        <w:rPr>
+          <w:rFonts w:ascii="Times New Roman" w:hAnsi="Times New Roman"/>
+          <w:sz w:val="28"/>
+        </w:rPr>
+      </w:r>
+      <w:r>
+        <w:rPr>
+          <w:rFonts w:ascii="Times New Roman" w:hAnsi="Times New Roman"/>
+          <w:b/>
+          <w:sz w:val="28"/>
+        </w:rPr>
+        <w:t>Гранулярное разграничение прав доступа (Role-Based Access Control)</w:t>
+      </w:r>
+      <w:r>
+        <w:rPr>
+          <w:rFonts w:ascii="Times New Roman" w:hAnsi="Times New Roman"/>
+          <w:sz w:val="28"/>
+        </w:rPr>
+        <w:t>:</w:t>
+      </w:r>
+    </w:p>
+    <w:p>
+      <w:pPr>
+        <w:spacing w:line="276" w:lineRule="auto" w:after="60"/>
+        <w:ind w:left="1134"/>
+        <w:jc w:val="both"/>
+      </w:pPr>
+      <w:r>
+        <w:rPr>
+          <w:rFonts w:ascii="Times New Roman" w:hAnsi="Times New Roman"/>
+          <w:b w:val="0"/>
+          <w:sz w:val="28"/>
+        </w:rPr>
+        <w:t xml:space="preserve">• </w:t>
+      </w:r>
+      <w:r>
+        <w:rPr>
+          <w:rFonts w:ascii="Times New Roman" w:hAnsi="Times New Roman"/>
+          <w:sz w:val="28"/>
+        </w:rPr>
+        <w:t>Позволяет гибко изолировать права доступа пользователей: сотрудники выпускающей кафедры имеют доступ на редактирование только своих планов, обеспечивающие кафедры — только согласование служебных записок по своим дисциплинам, а эксперты АНОК — права на верификацию и коррекцию любых планов.</w:t>
+      </w:r>
+    </w:p>
+    <w:p>
+      <w:pPr>
+        <w:spacing w:line="276" w:lineRule="auto" w:after="60"/>
+        <w:ind w:left="709"/>
+        <w:jc w:val="both"/>
+      </w:pPr>
+      <w:r>
+        <w:rPr>
+          <w:rFonts w:ascii="Times New Roman" w:hAnsi="Times New Roman"/>
+          <w:b/>
+          <w:sz w:val="28"/>
+        </w:rPr>
+        <w:t xml:space="preserve">5. </w:t>
+      </w:r>
+      <w:r>
+        <w:rPr>
+          <w:rFonts w:ascii="Times New Roman" w:hAnsi="Times New Roman"/>
+          <w:sz w:val="28"/>
+        </w:rPr>
+      </w:r>
+      <w:r>
+        <w:rPr>
+          <w:rFonts w:ascii="Times New Roman" w:hAnsi="Times New Roman"/>
+          <w:b/>
+          <w:sz w:val="28"/>
+        </w:rPr>
+        <w:t>Соответствие системным требованиям задания</w:t>
+      </w:r>
+      <w:r>
+        <w:rPr>
+          <w:rFonts w:ascii="Times New Roman" w:hAnsi="Times New Roman"/>
+          <w:sz w:val="28"/>
+        </w:rPr>
+        <w:t>:</w:t>
+      </w:r>
+    </w:p>
+    <w:p>
+      <w:pPr>
+        <w:spacing w:line="276" w:lineRule="auto" w:after="60"/>
+        <w:ind w:left="1134"/>
+        <w:jc w:val="both"/>
+      </w:pPr>
+      <w:r>
+        <w:rPr>
+          <w:rFonts w:ascii="Times New Roman" w:hAnsi="Times New Roman"/>
+          <w:b w:val="0"/>
+          <w:sz w:val="28"/>
+        </w:rPr>
+        <w:t xml:space="preserve">• </w:t>
+      </w:r>
+      <w:r>
+        <w:rPr>
+          <w:rFonts w:ascii="Times New Roman" w:hAnsi="Times New Roman"/>
+          <w:sz w:val="28"/>
+        </w:rPr>
+        <w:t xml:space="preserve">Является на 100% бесплатным ПО с открытым исходным кодом (Open Source, GPLv2+), полностью функционирует на стеке </w:t>
+      </w:r>
+      <w:r>
+        <w:rPr>
+          <w:rFonts w:ascii="Times New Roman" w:hAnsi="Times New Roman"/>
+          <w:b/>
+          <w:sz w:val="28"/>
+        </w:rPr>
+        <w:t>PHP 8.2+</w:t>
+      </w:r>
+      <w:r>
+        <w:rPr>
+          <w:rFonts w:ascii="Times New Roman" w:hAnsi="Times New Roman"/>
+          <w:sz w:val="28"/>
+        </w:rPr>
+        <w:t xml:space="preserve"> и СУБД </w:t>
+      </w:r>
+      <w:r>
+        <w:rPr>
+          <w:rFonts w:ascii="Times New Roman" w:hAnsi="Times New Roman"/>
+          <w:b/>
+          <w:sz w:val="28"/>
+        </w:rPr>
+        <w:t>MySQL 8.0 / MariaDB 10.6+</w:t>
+      </w:r>
+      <w:r>
+        <w:rPr>
+          <w:rFonts w:ascii="Times New Roman" w:hAnsi="Times New Roman"/>
+          <w:sz w:val="28"/>
+        </w:rPr>
+        <w:t>.</w:t>
+      </w:r>
+    </w:p>
+    <w:p>
+      <w:pPr>
+        <w:spacing w:before="240" w:after="120"/>
+        <w:jc w:val="left"/>
+      </w:pPr>
+      <w:r>
+        <w:rPr>
+          <w:rFonts w:ascii="Times New Roman" w:hAnsi="Times New Roman"/>
+          <w:b/>
+          <w:sz w:val="28"/>
+        </w:rPr>
+        <w:t>Заключение к лабораторной работе № 1</w:t>
+      </w:r>
+    </w:p>
+    <w:p>
+      <w:pPr>
+        <w:spacing w:line="276" w:lineRule="auto" w:after="120"/>
+        <w:ind w:firstLine="709"/>
+        <w:jc w:val="both"/>
+      </w:pPr>
+      <w:r>
+        <w:rPr>
+          <w:rFonts w:ascii="Times New Roman" w:hAnsi="Times New Roman"/>
+          <w:sz w:val="28"/>
+        </w:rPr>
+        <w:t>В рамках работы выполнен подробный анализ предметной области Центра Аккредитации и независимой оценки качества университета (Вариант № 15). Определены основные бизнес-процессы, формализованы функциональные и нефункциональные требования к корпоративному порталу, разработана диаграмма вариантов использования (Use Case) с детальной спецификацией прецедентов, проведен сравнительный анализ инструментальных средств на стеке PHP/MySQL и аргументированно выбрана платформа Drupal 10.</w:t>
       </w:r>
     </w:p>
     <w:sectPr>
-      <w:pgSz w:w="11909" w:h="16834"/>
-      <w:pgMar w:top="1138" w:right="850" w:bottom="1138" w:left="1411" w:header="720" w:footer="720" w:gutter="0"/>
+      <w:footerReference w:type="default" r:id="rId9"/>
+      <w:pgSz w:w="11906" w:h="16838"/>
+      <w:pgMar w:top="1134" w:right="850" w:bottom="1134" w:left="1701" w:header="720" w:footer="720" w:gutter="0"/>
       <w:cols w:space="720"/>
+      <w:titlePg/>
       <w:docGrid w:linePitch="360"/>
     </w:sectPr>
   </w:body>
 </w:document>
+</file>
+
+<file path=word/footer1.xml><?xml version="1.0" encoding="utf-8"?>
+<w:ftr xmlns:m="http://schemas.openxmlformats.org/officeDocument/2006/math" xmlns:mc="http://schemas.openxmlformats.org/markup-compatibility/2006" xmlns:mo="http://schemas.microsoft.com/office/mac/office/2008/main" xmlns:mv="urn:schemas-microsoft-com:mac:vml" xmlns:o="urn:schemas-microsoft-com:office:office" xmlns:r="http://schemas.openxmlformats.org/officeDocument/2006/relationships" xmlns:v="urn:schemas-microsoft-com:vml" xmlns:w10="urn:schemas-microsoft-com:office:word" xmlns:w14="http://schemas.microsoft.com/office/word/2010/wordml" xmlns:w="http://schemas.openxmlformats.org/wordprocessingml/2006/main" xmlns:wne="http://schemas.microsoft.com/office/word/2006/wordml" xmlns:wp14="http://schemas.microsoft.com/office/word/2010/wordprocessingDrawing" xmlns:wp="http://schemas.openxmlformats.org/drawingml/2006/wordprocessingDrawing" xmlns:wpc="http://schemas.microsoft.com/office/word/2010/wordprocessingCanvas" xmlns:wpg="http://schemas.microsoft.com/office/word/2010/wordprocessingGroup" xmlns:wpi="http://schemas.microsoft.com/office/word/2010/wordprocessingInk" xmlns:wps="http://schemas.microsoft.com/office/word/2010/wordprocessingShape" mc:Ignorable="w14 wp14">
+  <w:p>
+    <w:pPr>
+      <w:pStyle w:val="Footer"/>
+      <w:jc w:val="center"/>
+    </w:pPr>
+    <w:r>
+      <w:rPr>
+        <w:rFonts w:ascii="Times New Roman" w:hAnsi="Times New Roman"/>
+        <w:sz w:val="22"/>
+      </w:rPr>
+      <w:fldChar w:fldCharType="begin"/>
+      <w:instrText xml:space="preserve">PAGE</w:instrText>
+      <w:fldChar w:fldCharType="separate"/>
+      <w:fldChar w:fldCharType="end"/>
+    </w:r>
+  </w:p>
+</w:ftr>
 </file>
 
 <file path=word/numbering.xml><?xml version="1.0" encoding="utf-8"?>
@@ -3762,6 +8194,11 @@
     <w:name w:val="Normal"/>
     <w:qFormat/>
     <w:rsid w:val="00FC693F"/>
+    <w:rPr>
+      <w:rFonts w:ascii="Times New Roman" w:hAnsi="Times New Roman"/>
+      <w:color w:val="000000"/>
+      <w:sz w:val="28"/>
+    </w:rPr>
   </w:style>
   <w:style w:type="paragraph" w:styleId="Header">
     <w:name w:val="header"/>

--- a/reports/lab1/LR1_Report_Variant15.docx
+++ b/reports/lab1/LR1_Report_Variant15.docx
@@ -30,6 +30,7 @@
     <w:p/>
     <w:p/>
     <w:p/>
+    <w:p/>
     <w:p>
       <w:pPr>
         <w:spacing w:after="120"/>
@@ -69,6 +70,8 @@
         <w:t>Вариант № 15: «Университет. Центр аккредитации и независимой оценки качества образования (АНОК)»</w:t>
       </w:r>
     </w:p>
+    <w:p/>
+    <w:p/>
     <w:p/>
     <w:p/>
     <w:p/>
@@ -88,15 +91,9 @@
         <w:br/>
         <w:t>Иванов И.И.</w:t>
         <w:br/>
-        <w:br/>
-        <w:t>Проверил:</w:t>
-        <w:br/>
-        <w:t>к.т.н., доцент</w:t>
-        <w:br/>
-        <w:t>Петров П.П.</w:t>
-        <w:br/>
       </w:r>
     </w:p>
+    <w:p/>
     <w:p/>
     <w:p/>
     <w:p/>

--- a/reports/lab1/LR1_Report_Variant15.docx
+++ b/reports/lab1/LR1_Report_Variant15.docx
@@ -3423,75 +3423,6 @@
           <w:sz w:val="24"/>
         </w:rPr>
         <w:t>Рисунок 1 — Диаграмма вариантов использования портала (Use Case)</w:t>
-      </w:r>
-    </w:p>
-    <w:p>
-      <w:pPr>
-        <w:spacing w:before="120" w:after="120"/>
-        <w:ind w:left="567"/>
-      </w:pPr>
-      <w:r>
-        <w:rPr>
-          <w:rFonts w:ascii="Courier New" w:hAnsi="Courier New"/>
-          <w:sz w:val="20"/>
-        </w:rPr>
-        <w:t xml:space="preserve">                       +-------------------------------------------------------+</w:t>
-        <w:br/>
-        <w:t xml:space="preserve">                       |   Корпоративный портал Университета (Модуль АНОК)     |</w:t>
-        <w:br/>
-        <w:t xml:space="preserve">                       |                                                       |</w:t>
-        <w:br/>
-        <w:t>[Выпускающее подр.] ---+---&gt; (Разработка и загрузка проекта УП)                |</w:t>
-        <w:br/>
-        <w:t xml:space="preserve">       |               |                 |                                     |</w:t>
-        <w:br/>
-        <w:t xml:space="preserve">       |               |                 | &lt;&lt;include&gt;&gt;                         |</w:t>
-        <w:br/>
-        <w:t xml:space="preserve">       |               |                 v                                     |</w:t>
-        <w:br/>
-        <w:t xml:space="preserve">       +---------------+---&gt; (Проверка УП на соответствие ФГОС) &lt;---+---------- [Эксперт АНОК]</w:t>
-        <w:br/>
-        <w:t xml:space="preserve">       |               |                 ^                          |                  |</w:t>
-        <w:br/>
-        <w:t xml:space="preserve">       |               |                 | &lt;&lt;include&gt;&gt;              |                  |</w:t>
-        <w:br/>
-        <w:t xml:space="preserve">       +---&gt; (Создание СЗ на изм.)       |                          |                  |</w:t>
-        <w:br/>
-        <w:t xml:space="preserve">       |           |   |                 |                          |                  |</w:t>
-        <w:br/>
-        <w:t xml:space="preserve">       | &lt;&lt;extend&gt;&gt;|   +---&gt; (Внесение изменений в УП) &lt;------------+                  |</w:t>
-        <w:br/>
-        <w:t xml:space="preserve">       |           v   |                                                               |</w:t>
-        <w:br/>
-        <w:t>[Реализ. подр.] ------&gt; (Согласование служебной записки)                               |</w:t>
-        <w:br/>
-        <w:t xml:space="preserve">                       |                                                               |</w:t>
-        <w:br/>
-        <w:t>[Выпускающее подр.] ---+                                                               |</w:t>
-        <w:br/>
-        <w:t>[Начальник АНОК] ------+---&gt; (Подписание и согласование УП)                            |</w:t>
-        <w:br/>
-        <w:t>[Проректор по УР] -----+                                                               |</w:t>
-        <w:br/>
-        <w:t xml:space="preserve">                       |                                                               |</w:t>
-        <w:br/>
-        <w:t>[Ректор / Уч. совет] --+---&gt; (Утверждение УП на Ученом совете)                         |</w:t>
-        <w:br/>
-        <w:t xml:space="preserve">                       |                                                               |</w:t>
-        <w:br/>
-        <w:t>[Эксперт АНОК] --------+---&gt; (Формирование отчетов и печатных форм)                    |</w:t>
-        <w:br/>
-        <w:t xml:space="preserve">                       |                                                               |</w:t>
-        <w:br/>
-        <w:t>[Студент/Преподаватель]-&gt; (Просмотр утвержденных УП и дисциплин)                       |</w:t>
-        <w:br/>
-        <w:t xml:space="preserve">                       |                                                               |</w:t>
-        <w:br/>
-        <w:t>[Администратор] -------+---&gt; (Ведение справочников ФГОС, кафедр, ОП)                   |</w:t>
-        <w:br/>
-        <w:t>[Администратор] -------+---&gt; (Управление правами доступа и учетными записями)          |</w:t>
-        <w:br/>
-        <w:t xml:space="preserve">                       +-------------------------------------------------------+</w:t>
       </w:r>
     </w:p>
     <w:p>

--- a/reports/lab1/LR1_Report_Variant15.docx
+++ b/reports/lab1/LR1_Report_Variant15.docx
@@ -87,9 +87,9 @@
         </w:rPr>
         <w:t>Выполнил:</w:t>
         <w:br/>
-        <w:t>студент группы ИВТ-401</w:t>
+        <w:t>студент группы П-41</w:t>
         <w:br/>
-        <w:t>Иванов И.И.</w:t>
+        <w:t>Соловьёв А.С.</w:t>
         <w:br/>
       </w:r>
     </w:p>

--- a/reports/lab1/LR1_Report_Variant15.docx
+++ b/reports/lab1/LR1_Report_Variant15.docx
@@ -125,21 +125,7 @@
           <w:b/>
           <w:sz w:val="28"/>
         </w:rPr>
-        <w:t>1. Описание предметной области портала</w:t>
-      </w:r>
-    </w:p>
-    <w:p>
-      <w:pPr>
-        <w:spacing w:before="160" w:after="80"/>
-        <w:jc w:val="left"/>
-      </w:pPr>
-      <w:r>
-        <w:rPr>
-          <w:rFonts w:ascii="Times New Roman" w:hAnsi="Times New Roman"/>
-          <w:b/>
-          <w:sz w:val="26"/>
-        </w:rPr>
-        <w:t>1.1. Контекст и назначение системы</w:t>
+        <w:t>1. Предметная область</w:t>
       </w:r>
     </w:p>
     <w:p>
@@ -153,22 +139,7 @@
           <w:rFonts w:ascii="Times New Roman" w:hAnsi="Times New Roman"/>
           <w:sz w:val="28"/>
         </w:rPr>
-        <w:t xml:space="preserve">Предметной областью является автоматизация процессов управления образовательными программами и жизненным циклом учебных планов (УП) в высшем учебном заведении с участием специализированного экспертно-контрольного подразделения — </w:t>
-      </w:r>
-      <w:r>
-        <w:rPr>
-          <w:rFonts w:ascii="Times New Roman" w:hAnsi="Times New Roman"/>
-          <w:b/>
-          <w:sz w:val="28"/>
-        </w:rPr>
-        <w:t>Центра Аккредитации и независимой оценки качества (АНОК)</w:t>
-      </w:r>
-      <w:r>
-        <w:rPr>
-          <w:rFonts w:ascii="Times New Roman" w:hAnsi="Times New Roman"/>
-          <w:sz w:val="28"/>
-        </w:rPr>
-        <w:t>.</w:t>
+        <w:t>Центр АНОК проверяет учебные планы образовательных программ университета. Учебный план содержит перечень дисциплин, семестры, трудоёмкость, часы, формы контроля и подразделения, отвечающие за дисциплины.</w:t>
       </w:r>
     </w:p>
     <w:p>
@@ -182,36 +153,21 @@
           <w:rFonts w:ascii="Times New Roman" w:hAnsi="Times New Roman"/>
           <w:sz w:val="28"/>
         </w:rPr>
-        <w:t xml:space="preserve">В университете ведется подготовка студентов по множеству образовательных программ (ОП) различных уровней и направлений (бакалавриат, специалитет, магистратура, аспирантура). Базовым нормативным документом, определяющим структуру, содержание, трудоемкость и график учебного процесса по каждой программе, является </w:t>
+        <w:t>Портал предназначен для хранения этих сведений и предоставления к ним удобного доступа сотрудникам Центра АНОК и подразделений университета. В учебном прототипе данные хранятся в локальной базе SQLite, а работа с ними выполняется через веб-интерфейс.</w:t>
       </w:r>
+    </w:p>
+    <w:p>
+      <w:pPr>
+        <w:spacing w:before="240" w:after="120"/>
+        <w:jc w:val="left"/>
+      </w:pPr>
       <w:r>
         <w:rPr>
           <w:rFonts w:ascii="Times New Roman" w:hAnsi="Times New Roman"/>
           <w:b/>
           <w:sz w:val="28"/>
         </w:rPr>
-        <w:t>учебный план</w:t>
-      </w:r>
-      <w:r>
-        <w:rPr>
-          <w:rFonts w:ascii="Times New Roman" w:hAnsi="Times New Roman"/>
-          <w:sz w:val="28"/>
-        </w:rPr>
-        <w:t>.</w:t>
-      </w:r>
-    </w:p>
-    <w:p>
-      <w:pPr>
-        <w:spacing w:before="160" w:after="80"/>
-        <w:jc w:val="left"/>
-      </w:pPr>
-      <w:r>
-        <w:rPr>
-          <w:rFonts w:ascii="Times New Roman" w:hAnsi="Times New Roman"/>
-          <w:b/>
-          <w:sz w:val="26"/>
-        </w:rPr>
-        <w:t>1.2. Основные бизнес-процессы и регламенты</w:t>
+        <w:t>2. Основные процессы</w:t>
       </w:r>
     </w:p>
     <w:p>
@@ -233,65 +189,7 @@
           <w:rFonts w:ascii="Times New Roman" w:hAnsi="Times New Roman"/>
           <w:sz w:val="28"/>
         </w:rPr>
-      </w:r>
-      <w:r>
-        <w:rPr>
-          <w:rFonts w:ascii="Times New Roman" w:hAnsi="Times New Roman"/>
-          <w:b/>
-          <w:sz w:val="28"/>
-        </w:rPr>
-        <w:t>Разработка проекта учебного плана</w:t>
-      </w:r>
-      <w:r>
-        <w:rPr>
-          <w:rFonts w:ascii="Times New Roman" w:hAnsi="Times New Roman"/>
-          <w:sz w:val="28"/>
-        </w:rPr>
-        <w:t>:</w:t>
-      </w:r>
-    </w:p>
-    <w:p>
-      <w:pPr>
-        <w:spacing w:line="276" w:lineRule="auto" w:after="60"/>
-        <w:ind w:left="1134"/>
-        <w:jc w:val="both"/>
-      </w:pPr>
-      <w:r>
-        <w:rPr>
-          <w:rFonts w:ascii="Times New Roman" w:hAnsi="Times New Roman"/>
-          <w:b w:val="0"/>
-          <w:sz w:val="28"/>
-        </w:rPr>
-        <w:t xml:space="preserve">• </w:t>
-      </w:r>
-      <w:r>
-        <w:rPr>
-          <w:rFonts w:ascii="Times New Roman" w:hAnsi="Times New Roman"/>
-          <w:sz w:val="28"/>
-        </w:rPr>
-        <w:t>Выпускающие подразделения (выпускающие кафедры, институты/факультеты, академические руководители программ) разрабатывают проекты учебных планов.</w:t>
-      </w:r>
-    </w:p>
-    <w:p>
-      <w:pPr>
-        <w:spacing w:line="276" w:lineRule="auto" w:after="60"/>
-        <w:ind w:left="1134"/>
-        <w:jc w:val="both"/>
-      </w:pPr>
-      <w:r>
-        <w:rPr>
-          <w:rFonts w:ascii="Times New Roman" w:hAnsi="Times New Roman"/>
-          <w:b w:val="0"/>
-          <w:sz w:val="28"/>
-        </w:rPr>
-        <w:t xml:space="preserve">• </w:t>
-      </w:r>
-      <w:r>
-        <w:rPr>
-          <w:rFonts w:ascii="Times New Roman" w:hAnsi="Times New Roman"/>
-          <w:sz w:val="28"/>
-        </w:rPr>
-        <w:t>Учебный план содержит: перечень дисциплин, распределение по семестрам, виды промежуточной и итоговой аттестации (экзамен, зачет, зачет с оценкой, курсовая работа/проект, государственная итоговая аттестация), трудоемкость в зачетных единицах (з.е.) и академических часах, а также закрепление дисциплин за конкретными реализующими (обеспечивающими) кафедрами.</w:t>
+        <w:t>Выпускающее подразделение подготавливает учебный план.</w:t>
       </w:r>
     </w:p>
     <w:p>
@@ -313,175 +211,7 @@
           <w:rFonts w:ascii="Times New Roman" w:hAnsi="Times New Roman"/>
           <w:sz w:val="28"/>
         </w:rPr>
-      </w:r>
-      <w:r>
-        <w:rPr>
-          <w:rFonts w:ascii="Times New Roman" w:hAnsi="Times New Roman"/>
-          <w:b/>
-          <w:sz w:val="28"/>
-        </w:rPr>
-        <w:t>Экспертиза и проверка на соответствие ФГОС</w:t>
-      </w:r>
-      <w:r>
-        <w:rPr>
-          <w:rFonts w:ascii="Times New Roman" w:hAnsi="Times New Roman"/>
-          <w:sz w:val="28"/>
-        </w:rPr>
-        <w:t>:</w:t>
-      </w:r>
-    </w:p>
-    <w:p>
-      <w:pPr>
-        <w:spacing w:line="276" w:lineRule="auto" w:after="60"/>
-        <w:ind w:left="1134"/>
-        <w:jc w:val="both"/>
-      </w:pPr>
-      <w:r>
-        <w:rPr>
-          <w:rFonts w:ascii="Times New Roman" w:hAnsi="Times New Roman"/>
-          <w:b w:val="0"/>
-          <w:sz w:val="28"/>
-        </w:rPr>
-        <w:t xml:space="preserve">• </w:t>
-      </w:r>
-      <w:r>
-        <w:rPr>
-          <w:rFonts w:ascii="Times New Roman" w:hAnsi="Times New Roman"/>
-          <w:sz w:val="28"/>
-        </w:rPr>
-        <w:t>Проект УП передается в Центр Аккредитации и независимой оценки качества (АНОК).</w:t>
-      </w:r>
-    </w:p>
-    <w:p>
-      <w:pPr>
-        <w:spacing w:line="276" w:lineRule="auto" w:after="60"/>
-        <w:ind w:left="1134"/>
-        <w:jc w:val="both"/>
-      </w:pPr>
-      <w:r>
-        <w:rPr>
-          <w:rFonts w:ascii="Times New Roman" w:hAnsi="Times New Roman"/>
-          <w:b w:val="0"/>
-          <w:sz w:val="28"/>
-        </w:rPr>
-        <w:t xml:space="preserve">• </w:t>
-      </w:r>
-      <w:r>
-        <w:rPr>
-          <w:rFonts w:ascii="Times New Roman" w:hAnsi="Times New Roman"/>
-          <w:sz w:val="28"/>
-        </w:rPr>
-        <w:t>Эксперты АНОК проверяют проект УП на соответствие требованиям Федеральных государственных образовательных стандартов (ФГОС ВО):</w:t>
-      </w:r>
-    </w:p>
-    <w:p>
-      <w:pPr>
-        <w:spacing w:line="276" w:lineRule="auto" w:after="60"/>
-        <w:ind w:left="1417"/>
-        <w:jc w:val="both"/>
-      </w:pPr>
-      <w:r>
-        <w:rPr>
-          <w:rFonts w:ascii="Times New Roman" w:hAnsi="Times New Roman"/>
-          <w:b w:val="0"/>
-          <w:sz w:val="28"/>
-        </w:rPr>
-        <w:t xml:space="preserve">• </w:t>
-      </w:r>
-      <w:r>
-        <w:rPr>
-          <w:rFonts w:ascii="Times New Roman" w:hAnsi="Times New Roman"/>
-          <w:sz w:val="28"/>
-        </w:rPr>
-        <w:t>Общий объем программы и распределение з.е. по семестрам/годам обучения;</w:t>
-      </w:r>
-    </w:p>
-    <w:p>
-      <w:pPr>
-        <w:spacing w:line="276" w:lineRule="auto" w:after="60"/>
-        <w:ind w:left="1417"/>
-        <w:jc w:val="both"/>
-      </w:pPr>
-      <w:r>
-        <w:rPr>
-          <w:rFonts w:ascii="Times New Roman" w:hAnsi="Times New Roman"/>
-          <w:b w:val="0"/>
-          <w:sz w:val="28"/>
-        </w:rPr>
-        <w:t xml:space="preserve">• </w:t>
-      </w:r>
-      <w:r>
-        <w:rPr>
-          <w:rFonts w:ascii="Times New Roman" w:hAnsi="Times New Roman"/>
-          <w:sz w:val="28"/>
-        </w:rPr>
-        <w:t>Наличие и объемы обязательных блоков (Базовая/Обязательная часть, Вариативная часть, Практики, ГИА);</w:t>
-      </w:r>
-    </w:p>
-    <w:p>
-      <w:pPr>
-        <w:spacing w:line="276" w:lineRule="auto" w:after="60"/>
-        <w:ind w:left="1417"/>
-        <w:jc w:val="both"/>
-      </w:pPr>
-      <w:r>
-        <w:rPr>
-          <w:rFonts w:ascii="Times New Roman" w:hAnsi="Times New Roman"/>
-          <w:b w:val="0"/>
-          <w:sz w:val="28"/>
-        </w:rPr>
-        <w:t xml:space="preserve">• </w:t>
-      </w:r>
-      <w:r>
-        <w:rPr>
-          <w:rFonts w:ascii="Times New Roman" w:hAnsi="Times New Roman"/>
-          <w:sz w:val="28"/>
-        </w:rPr>
-        <w:t>Соблюдение предельных объемов контактной работы и аудиторной нагрузки;</w:t>
-      </w:r>
-    </w:p>
-    <w:p>
-      <w:pPr>
-        <w:spacing w:line="276" w:lineRule="auto" w:after="60"/>
-        <w:ind w:left="1417"/>
-        <w:jc w:val="both"/>
-      </w:pPr>
-      <w:r>
-        <w:rPr>
-          <w:rFonts w:ascii="Times New Roman" w:hAnsi="Times New Roman"/>
-          <w:b w:val="0"/>
-          <w:sz w:val="28"/>
-        </w:rPr>
-        <w:t xml:space="preserve">• </w:t>
-      </w:r>
-      <w:r>
-        <w:rPr>
-          <w:rFonts w:ascii="Times New Roman" w:hAnsi="Times New Roman"/>
-          <w:sz w:val="28"/>
-        </w:rPr>
-        <w:t>Корректность распределения компетенций и видов аттестации.</w:t>
-      </w:r>
-    </w:p>
-    <w:p>
-      <w:pPr>
-        <w:spacing w:line="276" w:lineRule="auto" w:after="60"/>
-        <w:ind w:left="1134"/>
-        <w:jc w:val="both"/>
-      </w:pPr>
-      <w:r>
-        <w:rPr>
-          <w:rFonts w:ascii="Times New Roman" w:hAnsi="Times New Roman"/>
-          <w:b w:val="0"/>
-          <w:sz w:val="28"/>
-        </w:rPr>
-        <w:t xml:space="preserve">• </w:t>
-      </w:r>
-      <w:r>
-        <w:rPr>
-          <w:rFonts w:ascii="Times New Roman" w:hAnsi="Times New Roman"/>
-          <w:sz w:val="28"/>
-        </w:rPr>
-        <w:t>По результатам проверки формируется электронный протокол валидации. В случае несоответствий план отправляется на доработку с замечаниями.</w:t>
+        <w:t>План передаётся в АНОК на проверку.</w:t>
       </w:r>
     </w:p>
     <w:p>
@@ -503,205 +233,7 @@
           <w:rFonts w:ascii="Times New Roman" w:hAnsi="Times New Roman"/>
           <w:sz w:val="28"/>
         </w:rPr>
-      </w:r>
-      <w:r>
-        <w:rPr>
-          <w:rFonts w:ascii="Times New Roman" w:hAnsi="Times New Roman"/>
-          <w:b/>
-          <w:sz w:val="28"/>
-        </w:rPr>
-        <w:t>Маршрутизация согласования и утверждения</w:t>
-      </w:r>
-      <w:r>
-        <w:rPr>
-          <w:rFonts w:ascii="Times New Roman" w:hAnsi="Times New Roman"/>
-          <w:sz w:val="28"/>
-        </w:rPr>
-        <w:t>:</w:t>
-      </w:r>
-    </w:p>
-    <w:p>
-      <w:pPr>
-        <w:spacing w:line="276" w:lineRule="auto" w:after="60"/>
-        <w:ind w:left="1134"/>
-        <w:jc w:val="both"/>
-      </w:pPr>
-      <w:r>
-        <w:rPr>
-          <w:rFonts w:ascii="Times New Roman" w:hAnsi="Times New Roman"/>
-          <w:b w:val="0"/>
-          <w:sz w:val="28"/>
-        </w:rPr>
-        <w:t xml:space="preserve">• </w:t>
-      </w:r>
-      <w:r>
-        <w:rPr>
-          <w:rFonts w:ascii="Times New Roman" w:hAnsi="Times New Roman"/>
-          <w:sz w:val="28"/>
-        </w:rPr>
-        <w:t>Прошедший валидацию учебный план подлежит поэтапному согласованию и подписанию:</w:t>
-      </w:r>
-    </w:p>
-    <w:p>
-      <w:pPr>
-        <w:spacing w:line="276" w:lineRule="auto" w:after="60"/>
-        <w:ind w:left="1417"/>
-        <w:jc w:val="both"/>
-      </w:pPr>
-      <w:r>
-        <w:rPr>
-          <w:rFonts w:ascii="Times New Roman" w:hAnsi="Times New Roman"/>
-          <w:b/>
-          <w:sz w:val="28"/>
-        </w:rPr>
-        <w:t xml:space="preserve">1. </w:t>
-      </w:r>
-      <w:r>
-        <w:rPr>
-          <w:rFonts w:ascii="Times New Roman" w:hAnsi="Times New Roman"/>
-          <w:sz w:val="28"/>
-        </w:rPr>
-        <w:t>Руководитель выпускающего подразделения (зав. выпускающей кафедрой / декан);</w:t>
-      </w:r>
-    </w:p>
-    <w:p>
-      <w:pPr>
-        <w:spacing w:line="276" w:lineRule="auto" w:after="60"/>
-        <w:ind w:left="1417"/>
-        <w:jc w:val="both"/>
-      </w:pPr>
-      <w:r>
-        <w:rPr>
-          <w:rFonts w:ascii="Times New Roman" w:hAnsi="Times New Roman"/>
-          <w:b/>
-          <w:sz w:val="28"/>
-        </w:rPr>
-        <w:t xml:space="preserve">2. </w:t>
-      </w:r>
-      <w:r>
-        <w:rPr>
-          <w:rFonts w:ascii="Times New Roman" w:hAnsi="Times New Roman"/>
-          <w:sz w:val="28"/>
-        </w:rPr>
-        <w:t>Начальник АНОК;</w:t>
-      </w:r>
-    </w:p>
-    <w:p>
-      <w:pPr>
-        <w:spacing w:line="276" w:lineRule="auto" w:after="60"/>
-        <w:ind w:left="1417"/>
-        <w:jc w:val="both"/>
-      </w:pPr>
-      <w:r>
-        <w:rPr>
-          <w:rFonts w:ascii="Times New Roman" w:hAnsi="Times New Roman"/>
-          <w:b/>
-          <w:sz w:val="28"/>
-        </w:rPr>
-        <w:t xml:space="preserve">3. </w:t>
-      </w:r>
-      <w:r>
-        <w:rPr>
-          <w:rFonts w:ascii="Times New Roman" w:hAnsi="Times New Roman"/>
-          <w:sz w:val="28"/>
-        </w:rPr>
-        <w:t>Проректор по учебной работе (УР).</w:t>
-      </w:r>
-    </w:p>
-    <w:p>
-      <w:pPr>
-        <w:spacing w:line="276" w:lineRule="auto" w:after="60"/>
-        <w:ind w:left="1134"/>
-        <w:jc w:val="both"/>
-      </w:pPr>
-      <w:r>
-        <w:rPr>
-          <w:rFonts w:ascii="Times New Roman" w:hAnsi="Times New Roman"/>
-          <w:b w:val="0"/>
-          <w:sz w:val="28"/>
-        </w:rPr>
-        <w:t xml:space="preserve">• </w:t>
-      </w:r>
-      <w:r>
-        <w:rPr>
-          <w:rFonts w:ascii="Times New Roman" w:hAnsi="Times New Roman"/>
-          <w:sz w:val="28"/>
-        </w:rPr>
-        <w:t xml:space="preserve">Утверждение учебных планов проводится ежегодно на заседании </w:t>
-      </w:r>
-      <w:r>
-        <w:rPr>
-          <w:rFonts w:ascii="Times New Roman" w:hAnsi="Times New Roman"/>
-          <w:b/>
-          <w:sz w:val="28"/>
-        </w:rPr>
-        <w:t>Ученого совета университета</w:t>
-      </w:r>
-      <w:r>
-        <w:rPr>
-          <w:rFonts w:ascii="Times New Roman" w:hAnsi="Times New Roman"/>
-          <w:sz w:val="28"/>
-        </w:rPr>
-        <w:t>.</w:t>
-      </w:r>
-    </w:p>
-    <w:p>
-      <w:pPr>
-        <w:spacing w:line="276" w:lineRule="auto" w:after="60"/>
-        <w:ind w:left="1134"/>
-        <w:jc w:val="both"/>
-      </w:pPr>
-      <w:r>
-        <w:rPr>
-          <w:rFonts w:ascii="Times New Roman" w:hAnsi="Times New Roman"/>
-          <w:b w:val="0"/>
-          <w:sz w:val="28"/>
-        </w:rPr>
-        <w:t xml:space="preserve">• </w:t>
-      </w:r>
-      <w:r>
-        <w:rPr>
-          <w:rFonts w:ascii="Times New Roman" w:hAnsi="Times New Roman"/>
-          <w:sz w:val="28"/>
-        </w:rPr>
-        <w:t xml:space="preserve">Окончательное утверждение и ввод в действие осуществляются подписью </w:t>
-      </w:r>
-      <w:r>
-        <w:rPr>
-          <w:rFonts w:ascii="Times New Roman" w:hAnsi="Times New Roman"/>
-          <w:b/>
-          <w:sz w:val="28"/>
-        </w:rPr>
-        <w:t>Ректора университета</w:t>
-      </w:r>
-      <w:r>
-        <w:rPr>
-          <w:rFonts w:ascii="Times New Roman" w:hAnsi="Times New Roman"/>
-          <w:sz w:val="28"/>
-        </w:rPr>
-        <w:t>.</w:t>
-      </w:r>
-    </w:p>
-    <w:p>
-      <w:pPr>
-        <w:spacing w:line="276" w:lineRule="auto" w:after="60"/>
-        <w:ind w:left="1134"/>
-        <w:jc w:val="both"/>
-      </w:pPr>
-      <w:r>
-        <w:rPr>
-          <w:rFonts w:ascii="Times New Roman" w:hAnsi="Times New Roman"/>
-          <w:b w:val="0"/>
-          <w:sz w:val="28"/>
-        </w:rPr>
-        <w:t xml:space="preserve">• </w:t>
-      </w:r>
-      <w:r>
-        <w:rPr>
-          <w:rFonts w:ascii="Times New Roman" w:hAnsi="Times New Roman"/>
-          <w:sz w:val="28"/>
-        </w:rPr>
-        <w:t>Утвержденный план публикуется на портале и становится доступен для студентов и преподавателей.</w:t>
+        <w:t>Сотрудник АНОК просматривает структуру плана и проверяет основные показатели: общий объём, распределение по семестрам, блоки дисциплин, практику и ГИА.</w:t>
       </w:r>
     </w:p>
     <w:p>
@@ -723,190 +255,87 @@
           <w:rFonts w:ascii="Times New Roman" w:hAnsi="Times New Roman"/>
           <w:sz w:val="28"/>
         </w:rPr>
+        <w:t>По результатам проверки фиксируется состояние плана и замечания.</w:t>
       </w:r>
+    </w:p>
+    <w:p>
+      <w:pPr>
+        <w:spacing w:line="276" w:lineRule="auto" w:after="60"/>
+        <w:ind w:left="709"/>
+        <w:jc w:val="both"/>
+      </w:pPr>
       <w:r>
         <w:rPr>
           <w:rFonts w:ascii="Times New Roman" w:hAnsi="Times New Roman"/>
           <w:b/>
           <w:sz w:val="28"/>
         </w:rPr>
-        <w:t>Внесение изменений в учебные планы (актуализация)</w:t>
+        <w:t xml:space="preserve">5. </w:t>
       </w:r>
       <w:r>
         <w:rPr>
           <w:rFonts w:ascii="Times New Roman" w:hAnsi="Times New Roman"/>
           <w:sz w:val="28"/>
         </w:rPr>
-        <w:t>:</w:t>
+        <w:t>План может быть передан на согласование и утверждение.</w:t>
       </w:r>
     </w:p>
     <w:p>
       <w:pPr>
         <w:spacing w:line="276" w:lineRule="auto" w:after="60"/>
-        <w:ind w:left="1134"/>
+        <w:ind w:left="709"/>
         <w:jc w:val="both"/>
       </w:pPr>
       <w:r>
         <w:rPr>
           <w:rFonts w:ascii="Times New Roman" w:hAnsi="Times New Roman"/>
-          <w:b w:val="0"/>
+          <w:b/>
           <w:sz w:val="28"/>
         </w:rPr>
-        <w:t xml:space="preserve">• </w:t>
+        <w:t xml:space="preserve">6. </w:t>
       </w:r>
       <w:r>
         <w:rPr>
           <w:rFonts w:ascii="Times New Roman" w:hAnsi="Times New Roman"/>
           <w:sz w:val="28"/>
         </w:rPr>
-        <w:t>До начала учебного семестра выпускающее подразделение имеет право инициировать внесение изменений в УП (например, замена дисциплины по выбору, перераспределение часов, смена кафедры).</w:t>
+        <w:t>При необходимости изменения оформляются служебной запиской с указанием прежних и новых значений.</w:t>
       </w:r>
     </w:p>
     <w:p>
       <w:pPr>
         <w:spacing w:line="276" w:lineRule="auto" w:after="60"/>
-        <w:ind w:left="1134"/>
+        <w:ind w:left="709"/>
         <w:jc w:val="both"/>
       </w:pPr>
       <w:r>
         <w:rPr>
           <w:rFonts w:ascii="Times New Roman" w:hAnsi="Times New Roman"/>
-          <w:b w:val="0"/>
+          <w:b/>
           <w:sz w:val="28"/>
         </w:rPr>
-        <w:t xml:space="preserve">• </w:t>
+        <w:t xml:space="preserve">7. </w:t>
       </w:r>
       <w:r>
         <w:rPr>
           <w:rFonts w:ascii="Times New Roman" w:hAnsi="Times New Roman"/>
           <w:sz w:val="28"/>
         </w:rPr>
-        <w:t xml:space="preserve">Инициация оформляется в виде </w:t>
+        <w:t>Утверждённые планы доступны для просмотра пользователям портала.</w:t>
       </w:r>
-      <w:r>
-        <w:rPr>
-          <w:rFonts w:ascii="Times New Roman" w:hAnsi="Times New Roman"/>
-          <w:b/>
-          <w:sz w:val="28"/>
-        </w:rPr>
-        <w:t>электронной служебной записки</w:t>
-      </w:r>
+    </w:p>
+    <w:p>
+      <w:pPr>
+        <w:spacing w:line="276" w:lineRule="auto" w:after="120"/>
+        <w:ind w:firstLine="709"/>
+        <w:jc w:val="both"/>
+      </w:pPr>
       <w:r>
         <w:rPr>
           <w:rFonts w:ascii="Times New Roman" w:hAnsi="Times New Roman"/>
           <w:sz w:val="28"/>
         </w:rPr>
-        <w:t>, которая подписывается:</w:t>
-      </w:r>
-    </w:p>
-    <w:p>
-      <w:pPr>
-        <w:spacing w:line="276" w:lineRule="auto" w:after="60"/>
-        <w:ind w:left="1417"/>
-        <w:jc w:val="both"/>
-      </w:pPr>
-      <w:r>
-        <w:rPr>
-          <w:rFonts w:ascii="Times New Roman" w:hAnsi="Times New Roman"/>
-          <w:b w:val="0"/>
-          <w:sz w:val="28"/>
-        </w:rPr>
-        <w:t xml:space="preserve">• </w:t>
-      </w:r>
-      <w:r>
-        <w:rPr>
-          <w:rFonts w:ascii="Times New Roman" w:hAnsi="Times New Roman"/>
-          <w:sz w:val="28"/>
-        </w:rPr>
-        <w:t>Руководителем выпускающего подразделения;</w:t>
-      </w:r>
-    </w:p>
-    <w:p>
-      <w:pPr>
-        <w:spacing w:line="276" w:lineRule="auto" w:after="60"/>
-        <w:ind w:left="1417"/>
-        <w:jc w:val="both"/>
-      </w:pPr>
-      <w:r>
-        <w:rPr>
-          <w:rFonts w:ascii="Times New Roman" w:hAnsi="Times New Roman"/>
-          <w:b w:val="0"/>
-          <w:sz w:val="28"/>
-        </w:rPr>
-        <w:t xml:space="preserve">• </w:t>
-      </w:r>
-      <w:r>
-        <w:rPr>
-          <w:rFonts w:ascii="Times New Roman" w:hAnsi="Times New Roman"/>
-          <w:sz w:val="28"/>
-        </w:rPr>
-        <w:t>Руководителем реализующего подразделения (кафедры).</w:t>
-      </w:r>
-    </w:p>
-    <w:p>
-      <w:pPr>
-        <w:spacing w:line="276" w:lineRule="auto" w:after="60"/>
-        <w:ind w:left="1134"/>
-        <w:jc w:val="both"/>
-      </w:pPr>
-      <w:r>
-        <w:rPr>
-          <w:rFonts w:ascii="Times New Roman" w:hAnsi="Times New Roman"/>
-          <w:b w:val="0"/>
-          <w:sz w:val="28"/>
-        </w:rPr>
-        <w:t xml:space="preserve">• </w:t>
-      </w:r>
-      <w:r>
-        <w:rPr>
-          <w:rFonts w:ascii="Times New Roman" w:hAnsi="Times New Roman"/>
-          <w:sz w:val="28"/>
-        </w:rPr>
-        <w:t>Подписанная служебная записка передается в АНОК.</w:t>
-      </w:r>
-    </w:p>
-    <w:p>
-      <w:pPr>
-        <w:spacing w:line="276" w:lineRule="auto" w:after="60"/>
-        <w:ind w:left="1134"/>
-        <w:jc w:val="both"/>
-      </w:pPr>
-      <w:r>
-        <w:rPr>
-          <w:rFonts w:ascii="Times New Roman" w:hAnsi="Times New Roman"/>
-          <w:b w:val="0"/>
-          <w:sz w:val="28"/>
-        </w:rPr>
-        <w:t xml:space="preserve">• </w:t>
-      </w:r>
-      <w:r>
-        <w:rPr>
-          <w:rFonts w:ascii="Times New Roman" w:hAnsi="Times New Roman"/>
-          <w:sz w:val="28"/>
-        </w:rPr>
-        <w:t>Сотрудники АНОК вносят утвержденные изменения в учебный план в системе, после чего повторно проводят проверку на соответствие ФГОС.</w:t>
-      </w:r>
-    </w:p>
-    <w:p>
-      <w:pPr>
-        <w:spacing w:line="276" w:lineRule="auto" w:after="60"/>
-        <w:ind w:left="1134"/>
-        <w:jc w:val="both"/>
-      </w:pPr>
-      <w:r>
-        <w:rPr>
-          <w:rFonts w:ascii="Times New Roman" w:hAnsi="Times New Roman"/>
-          <w:b w:val="0"/>
-          <w:sz w:val="28"/>
-        </w:rPr>
-        <w:t xml:space="preserve">• </w:t>
-      </w:r>
-      <w:r>
-        <w:rPr>
-          <w:rFonts w:ascii="Times New Roman" w:hAnsi="Times New Roman"/>
-          <w:sz w:val="28"/>
-        </w:rPr>
-        <w:t>Формируется новая ревизия (версия) учебного плана с фиксацией истории изменений.</w:t>
+        <w:t>В рамках учебного прототипа реализуются хранение и просмотр данных, страницы проверки, согласования, служебных записок и справочников. Полноценная юридически значимая электронная подпись, подключение внешней системы университета и промышленная ролевая инфраструктура в прототип не входят.</w:t>
       </w:r>
     </w:p>
     <w:p>
@@ -920,7 +349,7 @@
           <w:b/>
           <w:sz w:val="28"/>
         </w:rPr>
-        <w:t>2. Описание основных акторов системы</w:t>
+        <w:t>3. Акторы системы</w:t>
       </w:r>
     </w:p>
     <w:p>
@@ -953,14 +382,13 @@
         </w:tblBorders>
       </w:tblPr>
       <w:tblGrid>
-        <w:gridCol w:w="3118"/>
-        <w:gridCol w:w="3118"/>
-        <w:gridCol w:w="3118"/>
+        <w:gridCol w:w="4677"/>
+        <w:gridCol w:w="4677"/>
       </w:tblGrid>
       <w:tr>
         <w:tc>
           <w:tcPr>
-            <w:tcW w:type="dxa" w:w="3118"/>
+            <w:tcW w:type="dxa" w:w="4677"/>
             <w:tcMar>
               <w:top w:w="100" w:type="dxa"/>
               <w:bottom w:w="100" w:type="dxa"/>
@@ -986,7 +414,7 @@
         </w:tc>
         <w:tc>
           <w:tcPr>
-            <w:tcW w:type="dxa" w:w="3118"/>
+            <w:tcW w:type="dxa" w:w="4677"/>
             <w:tcMar>
               <w:top w:w="100" w:type="dxa"/>
               <w:bottom w:w="100" w:type="dxa"/>
@@ -1006,33 +434,7 @@
                 <w:b/>
                 <w:sz w:val="22"/>
               </w:rPr>
-              <w:t>Роль в системе</w:t>
-            </w:r>
-          </w:p>
-        </w:tc>
-        <w:tc>
-          <w:tcPr>
-            <w:tcW w:type="dxa" w:w="3118"/>
-            <w:tcMar>
-              <w:top w:w="100" w:type="dxa"/>
-              <w:bottom w:w="100" w:type="dxa"/>
-              <w:left w:w="150" w:type="dxa"/>
-              <w:right w:w="150" w:type="dxa"/>
-            </w:tcMar>
-            <w:shd w:fill="E2E8F0"/>
-          </w:tcPr>
-          <w:p>
-            <w:pPr>
-              <w:spacing w:before="40" w:after="40" w:line="252" w:lineRule="auto"/>
-              <w:jc w:val="left"/>
-            </w:pPr>
-            <w:r>
-              <w:rPr>
-                <w:rFonts w:ascii="Times New Roman" w:hAnsi="Times New Roman"/>
-                <w:b/>
-                <w:sz w:val="22"/>
-              </w:rPr>
-              <w:t>Основные обязанности и права</w:t>
+              <w:t>Назначение</w:t>
             </w:r>
           </w:p>
         </w:tc>
@@ -1040,7 +442,7 @@
       <w:tr>
         <w:tc>
           <w:tcPr>
-            <w:tcW w:type="dxa" w:w="3118"/>
+            <w:tcW w:type="dxa" w:w="4677"/>
             <w:tcMar>
               <w:top w:w="100" w:type="dxa"/>
               <w:bottom w:w="100" w:type="dxa"/>
@@ -1058,26 +460,13 @@
                 <w:rFonts w:ascii="Times New Roman" w:hAnsi="Times New Roman"/>
                 <w:sz w:val="22"/>
               </w:rPr>
-            </w:r>
-            <w:r>
-              <w:rPr>
-                <w:rFonts w:ascii="Times New Roman" w:hAnsi="Times New Roman"/>
-                <w:b/>
-                <w:sz w:val="22"/>
-              </w:rPr>
-              <w:t>Руководитель / сотрудник выпускающего подразделения</w:t>
-            </w:r>
-            <w:r>
-              <w:rPr>
-                <w:rFonts w:ascii="Times New Roman" w:hAnsi="Times New Roman"/>
-                <w:sz w:val="22"/>
-              </w:rPr>
+              <w:t>Сотрудник выпускающего подразделения</w:t>
             </w:r>
           </w:p>
         </w:tc>
         <w:tc>
           <w:tcPr>
-            <w:tcW w:type="dxa" w:w="3118"/>
+            <w:tcW w:type="dxa" w:w="4677"/>
             <w:tcMar>
               <w:top w:w="100" w:type="dxa"/>
               <w:bottom w:w="100" w:type="dxa"/>
@@ -1095,13 +484,15 @@
                 <w:rFonts w:ascii="Times New Roman" w:hAnsi="Times New Roman"/>
                 <w:sz w:val="22"/>
               </w:rPr>
-              <w:t>Заведующий выпускающей кафедрой, декан факультета, руководитель образовательной программы</w:t>
+              <w:t>Подготавливает учебный план и служебную записку на изменение.</w:t>
             </w:r>
           </w:p>
         </w:tc>
+      </w:tr>
+      <w:tr>
         <w:tc>
           <w:tcPr>
-            <w:tcW w:type="dxa" w:w="3118"/>
+            <w:tcW w:type="dxa" w:w="4677"/>
             <w:tcMar>
               <w:top w:w="100" w:type="dxa"/>
               <w:bottom w:w="100" w:type="dxa"/>
@@ -1119,23 +510,13 @@
                 <w:rFonts w:ascii="Times New Roman" w:hAnsi="Times New Roman"/>
                 <w:sz w:val="22"/>
               </w:rPr>
-              <w:t>• Создание и первичное наполнение проекта учебного плана.</w:t>
-              <w:br/>
-              <w:t>• Формирование перечня дисциплин, семестров, форм контроля и закрепление за кафедрами.</w:t>
-              <w:br/>
-              <w:t>• Согласование/подписание проекта УП со своей стороны.</w:t>
-              <w:br/>
-              <w:t>• Создание служебных записок на внесение изменений в УП.</w:t>
-              <w:br/>
-              <w:t>• Просмотр статуса рассмотрения УП и служебных записок.</w:t>
+              <w:t>Сотрудник реализующего подразделения</w:t>
             </w:r>
           </w:p>
         </w:tc>
-      </w:tr>
-      <w:tr>
         <w:tc>
           <w:tcPr>
-            <w:tcW w:type="dxa" w:w="3118"/>
+            <w:tcW w:type="dxa" w:w="4677"/>
             <w:tcMar>
               <w:top w:w="100" w:type="dxa"/>
               <w:bottom w:w="100" w:type="dxa"/>
@@ -1153,26 +534,15 @@
                 <w:rFonts w:ascii="Times New Roman" w:hAnsi="Times New Roman"/>
                 <w:sz w:val="22"/>
               </w:rPr>
-            </w:r>
-            <w:r>
-              <w:rPr>
-                <w:rFonts w:ascii="Times New Roman" w:hAnsi="Times New Roman"/>
-                <w:b/>
-                <w:sz w:val="22"/>
-              </w:rPr>
-              <w:t>Руководитель реализующего подразделения</w:t>
-            </w:r>
-            <w:r>
-              <w:rPr>
-                <w:rFonts w:ascii="Times New Roman" w:hAnsi="Times New Roman"/>
-                <w:sz w:val="22"/>
-              </w:rPr>
+              <w:t>Проверяет изменения, относящиеся к закреплённым дисциплинам.</w:t>
             </w:r>
           </w:p>
         </w:tc>
+      </w:tr>
+      <w:tr>
         <w:tc>
           <w:tcPr>
-            <w:tcW w:type="dxa" w:w="3118"/>
+            <w:tcW w:type="dxa" w:w="4677"/>
             <w:tcMar>
               <w:top w:w="100" w:type="dxa"/>
               <w:bottom w:w="100" w:type="dxa"/>
@@ -1190,13 +560,13 @@
                 <w:rFonts w:ascii="Times New Roman" w:hAnsi="Times New Roman"/>
                 <w:sz w:val="22"/>
               </w:rPr>
-              <w:t>Заведующий обеспечивающей кафедрой (например, кафедра высшей математики, иностранных языков и т.д.)</w:t>
+              <w:t>Эксперт АНОК</w:t>
             </w:r>
           </w:p>
         </w:tc>
         <w:tc>
           <w:tcPr>
-            <w:tcW w:type="dxa" w:w="3118"/>
+            <w:tcW w:type="dxa" w:w="4677"/>
             <w:tcMar>
               <w:top w:w="100" w:type="dxa"/>
               <w:bottom w:w="100" w:type="dxa"/>
@@ -1214,9 +584,7 @@
                 <w:rFonts w:ascii="Times New Roman" w:hAnsi="Times New Roman"/>
                 <w:sz w:val="22"/>
               </w:rPr>
-              <w:t>• Рассмотрение и согласование служебных записок на изменение параметров дисциплин, закрепленных за данной кафедрой.</w:t>
-              <w:br/>
-              <w:t>• Просмотр утвержденных УП в части дисциплин кафедры.</w:t>
+              <w:t>Проверяет учебный план и фиксирует результат проверки.</w:t>
             </w:r>
           </w:p>
         </w:tc>
@@ -1224,7 +592,7 @@
       <w:tr>
         <w:tc>
           <w:tcPr>
-            <w:tcW w:type="dxa" w:w="3118"/>
+            <w:tcW w:type="dxa" w:w="4677"/>
             <w:tcMar>
               <w:top w:w="100" w:type="dxa"/>
               <w:bottom w:w="100" w:type="dxa"/>
@@ -1242,26 +610,13 @@
                 <w:rFonts w:ascii="Times New Roman" w:hAnsi="Times New Roman"/>
                 <w:sz w:val="22"/>
               </w:rPr>
-            </w:r>
-            <w:r>
-              <w:rPr>
-                <w:rFonts w:ascii="Times New Roman" w:hAnsi="Times New Roman"/>
-                <w:b/>
-                <w:sz w:val="22"/>
-              </w:rPr>
-              <w:t>Сотрудник / эксперт АНОК</w:t>
-            </w:r>
-            <w:r>
-              <w:rPr>
-                <w:rFonts w:ascii="Times New Roman" w:hAnsi="Times New Roman"/>
-                <w:sz w:val="22"/>
-              </w:rPr>
+              <w:t>Руководитель АНОК</w:t>
             </w:r>
           </w:p>
         </w:tc>
         <w:tc>
           <w:tcPr>
-            <w:tcW w:type="dxa" w:w="3118"/>
+            <w:tcW w:type="dxa" w:w="4677"/>
             <w:tcMar>
               <w:top w:w="100" w:type="dxa"/>
               <w:bottom w:w="100" w:type="dxa"/>
@@ -1279,13 +634,15 @@
                 <w:rFonts w:ascii="Times New Roman" w:hAnsi="Times New Roman"/>
                 <w:sz w:val="22"/>
               </w:rPr>
-              <w:t>Эксперт Центра аккредитации и независимой оценки качества</w:t>
+              <w:t>Рассматривает результаты экспертизы.</w:t>
             </w:r>
           </w:p>
         </w:tc>
+      </w:tr>
+      <w:tr>
         <w:tc>
           <w:tcPr>
-            <w:tcW w:type="dxa" w:w="3118"/>
+            <w:tcW w:type="dxa" w:w="4677"/>
             <w:tcMar>
               <w:top w:w="100" w:type="dxa"/>
               <w:bottom w:w="100" w:type="dxa"/>
@@ -1303,21 +660,13 @@
                 <w:rFonts w:ascii="Times New Roman" w:hAnsi="Times New Roman"/>
                 <w:sz w:val="22"/>
               </w:rPr>
-              <w:t>• Экспертная и автоматизированная проверка УП на соответствие стандартам ФГОС.</w:t>
-              <w:br/>
-              <w:t>• Формирование протоколов проверки и вынесение замечаний.</w:t>
-              <w:br/>
-              <w:t>• Внесение изменений в УП на основании согласованных служебных записок.</w:t>
-              <w:br/>
-              <w:t>• Повторный контроль УП после модификаций.</w:t>
+              <w:t>Проректор по учебной работе</w:t>
             </w:r>
           </w:p>
         </w:tc>
-      </w:tr>
-      <w:tr>
         <w:tc>
           <w:tcPr>
-            <w:tcW w:type="dxa" w:w="3118"/>
+            <w:tcW w:type="dxa" w:w="4677"/>
             <w:tcMar>
               <w:top w:w="100" w:type="dxa"/>
               <w:bottom w:w="100" w:type="dxa"/>
@@ -1335,26 +684,15 @@
                 <w:rFonts w:ascii="Times New Roman" w:hAnsi="Times New Roman"/>
                 <w:sz w:val="22"/>
               </w:rPr>
-            </w:r>
-            <w:r>
-              <w:rPr>
-                <w:rFonts w:ascii="Times New Roman" w:hAnsi="Times New Roman"/>
-                <w:b/>
-                <w:sz w:val="22"/>
-              </w:rPr>
-              <w:t>Начальник АНОК</w:t>
-            </w:r>
-            <w:r>
-              <w:rPr>
-                <w:rFonts w:ascii="Times New Roman" w:hAnsi="Times New Roman"/>
-                <w:sz w:val="22"/>
-              </w:rPr>
+              <w:t>Участвует в согласовании учебного плана.</w:t>
             </w:r>
           </w:p>
         </w:tc>
+      </w:tr>
+      <w:tr>
         <w:tc>
           <w:tcPr>
-            <w:tcW w:type="dxa" w:w="3118"/>
+            <w:tcW w:type="dxa" w:w="4677"/>
             <w:tcMar>
               <w:top w:w="100" w:type="dxa"/>
               <w:bottom w:w="100" w:type="dxa"/>
@@ -1372,13 +710,13 @@
                 <w:rFonts w:ascii="Times New Roman" w:hAnsi="Times New Roman"/>
                 <w:sz w:val="22"/>
               </w:rPr>
-              <w:t>Руководитель Центра аккредитации</w:t>
+              <w:t>Секретарь Ученого совета</w:t>
             </w:r>
           </w:p>
         </w:tc>
         <w:tc>
           <w:tcPr>
-            <w:tcW w:type="dxa" w:w="3118"/>
+            <w:tcW w:type="dxa" w:w="4677"/>
             <w:tcMar>
               <w:top w:w="100" w:type="dxa"/>
               <w:bottom w:w="100" w:type="dxa"/>
@@ -1396,9 +734,7 @@
                 <w:rFonts w:ascii="Times New Roman" w:hAnsi="Times New Roman"/>
                 <w:sz w:val="22"/>
               </w:rPr>
-              <w:t>• Утверждение результатов экспертизы учебных планов.</w:t>
-              <w:br/>
-              <w:t>• Подписание (визирование) проверенных учебных планов на этапе согласования.</w:t>
+              <w:t>Фиксирует сведения о рассмотрении плана.</w:t>
             </w:r>
           </w:p>
         </w:tc>
@@ -1406,7 +742,7 @@
       <w:tr>
         <w:tc>
           <w:tcPr>
-            <w:tcW w:type="dxa" w:w="3118"/>
+            <w:tcW w:type="dxa" w:w="4677"/>
             <w:tcMar>
               <w:top w:w="100" w:type="dxa"/>
               <w:bottom w:w="100" w:type="dxa"/>
@@ -1424,26 +760,13 @@
                 <w:rFonts w:ascii="Times New Roman" w:hAnsi="Times New Roman"/>
                 <w:sz w:val="22"/>
               </w:rPr>
-            </w:r>
-            <w:r>
-              <w:rPr>
-                <w:rFonts w:ascii="Times New Roman" w:hAnsi="Times New Roman"/>
-                <w:b/>
-                <w:sz w:val="22"/>
-              </w:rPr>
-              <w:t>Проректор по учебной работе (УР)</w:t>
-            </w:r>
-            <w:r>
-              <w:rPr>
-                <w:rFonts w:ascii="Times New Roman" w:hAnsi="Times New Roman"/>
-                <w:sz w:val="22"/>
-              </w:rPr>
+              <w:t>Ректор</w:t>
             </w:r>
           </w:p>
         </w:tc>
         <w:tc>
           <w:tcPr>
-            <w:tcW w:type="dxa" w:w="3118"/>
+            <w:tcW w:type="dxa" w:w="4677"/>
             <w:tcMar>
               <w:top w:w="100" w:type="dxa"/>
               <w:bottom w:w="100" w:type="dxa"/>
@@ -1461,13 +784,15 @@
                 <w:rFonts w:ascii="Times New Roman" w:hAnsi="Times New Roman"/>
                 <w:sz w:val="22"/>
               </w:rPr>
-              <w:t>Руководство учебного блока университета</w:t>
+              <w:t>Утверждает учебный план.</w:t>
             </w:r>
           </w:p>
         </w:tc>
+      </w:tr>
+      <w:tr>
         <w:tc>
           <w:tcPr>
-            <w:tcW w:type="dxa" w:w="3118"/>
+            <w:tcW w:type="dxa" w:w="4677"/>
             <w:tcMar>
               <w:top w:w="100" w:type="dxa"/>
               <w:bottom w:w="100" w:type="dxa"/>
@@ -1485,15 +810,13 @@
                 <w:rFonts w:ascii="Times New Roman" w:hAnsi="Times New Roman"/>
                 <w:sz w:val="22"/>
               </w:rPr>
-              <w:t>• Рассмотрение и подписание согласованных учебных планов перед передачей на Ученый совет.</w:t>
+              <w:t>Студент или преподаватель</w:t>
             </w:r>
           </w:p>
         </w:tc>
-      </w:tr>
-      <w:tr>
         <w:tc>
           <w:tcPr>
-            <w:tcW w:type="dxa" w:w="3118"/>
+            <w:tcW w:type="dxa" w:w="4677"/>
             <w:tcMar>
               <w:top w:w="100" w:type="dxa"/>
               <w:bottom w:w="100" w:type="dxa"/>
@@ -1511,26 +834,15 @@
                 <w:rFonts w:ascii="Times New Roman" w:hAnsi="Times New Roman"/>
                 <w:sz w:val="22"/>
               </w:rPr>
-            </w:r>
-            <w:r>
-              <w:rPr>
-                <w:rFonts w:ascii="Times New Roman" w:hAnsi="Times New Roman"/>
-                <w:b/>
-                <w:sz w:val="22"/>
-              </w:rPr>
-              <w:t>Секретарь Ученого совета</w:t>
-            </w:r>
-            <w:r>
-              <w:rPr>
-                <w:rFonts w:ascii="Times New Roman" w:hAnsi="Times New Roman"/>
-                <w:sz w:val="22"/>
-              </w:rPr>
+              <w:t>Просматривает утверждённые учебные планы.</w:t>
             </w:r>
           </w:p>
         </w:tc>
+      </w:tr>
+      <w:tr>
         <w:tc>
           <w:tcPr>
-            <w:tcW w:type="dxa" w:w="3118"/>
+            <w:tcW w:type="dxa" w:w="4677"/>
             <w:tcMar>
               <w:top w:w="100" w:type="dxa"/>
               <w:bottom w:w="100" w:type="dxa"/>
@@ -1548,13 +860,13 @@
                 <w:rFonts w:ascii="Times New Roman" w:hAnsi="Times New Roman"/>
                 <w:sz w:val="22"/>
               </w:rPr>
-              <w:t>Администратор заседаний Ученого совета</w:t>
+              <w:t>Администратор</w:t>
             </w:r>
           </w:p>
         </w:tc>
         <w:tc>
           <w:tcPr>
-            <w:tcW w:type="dxa" w:w="3118"/>
+            <w:tcW w:type="dxa" w:w="4677"/>
             <w:tcMar>
               <w:top w:w="100" w:type="dxa"/>
               <w:bottom w:w="100" w:type="dxa"/>
@@ -1572,274 +884,7 @@
                 <w:rFonts w:ascii="Times New Roman" w:hAnsi="Times New Roman"/>
                 <w:sz w:val="22"/>
               </w:rPr>
-              <w:t>• Внесение решений Ученого совета об утверждении пакета учебных планов на учебный год (номер и дата протокола).</w:t>
-            </w:r>
-          </w:p>
-        </w:tc>
-      </w:tr>
-      <w:tr>
-        <w:tc>
-          <w:tcPr>
-            <w:tcW w:type="dxa" w:w="3118"/>
-            <w:tcMar>
-              <w:top w:w="100" w:type="dxa"/>
-              <w:bottom w:w="100" w:type="dxa"/>
-              <w:left w:w="150" w:type="dxa"/>
-              <w:right w:w="150" w:type="dxa"/>
-            </w:tcMar>
-          </w:tcPr>
-          <w:p>
-            <w:pPr>
-              <w:spacing w:before="40" w:after="40" w:line="252" w:lineRule="auto"/>
-              <w:jc w:val="left"/>
-            </w:pPr>
-            <w:r>
-              <w:rPr>
-                <w:rFonts w:ascii="Times New Roman" w:hAnsi="Times New Roman"/>
-                <w:sz w:val="22"/>
-              </w:rPr>
-            </w:r>
-            <w:r>
-              <w:rPr>
-                <w:rFonts w:ascii="Times New Roman" w:hAnsi="Times New Roman"/>
-                <w:b/>
-                <w:sz w:val="22"/>
-              </w:rPr>
-              <w:t>Ректор университета</w:t>
-            </w:r>
-            <w:r>
-              <w:rPr>
-                <w:rFonts w:ascii="Times New Roman" w:hAnsi="Times New Roman"/>
-                <w:sz w:val="22"/>
-              </w:rPr>
-            </w:r>
-          </w:p>
-        </w:tc>
-        <w:tc>
-          <w:tcPr>
-            <w:tcW w:type="dxa" w:w="3118"/>
-            <w:tcMar>
-              <w:top w:w="100" w:type="dxa"/>
-              <w:bottom w:w="100" w:type="dxa"/>
-              <w:left w:w="150" w:type="dxa"/>
-              <w:right w:w="150" w:type="dxa"/>
-            </w:tcMar>
-          </w:tcPr>
-          <w:p>
-            <w:pPr>
-              <w:spacing w:before="40" w:after="40" w:line="252" w:lineRule="auto"/>
-              <w:jc w:val="left"/>
-            </w:pPr>
-            <w:r>
-              <w:rPr>
-                <w:rFonts w:ascii="Times New Roman" w:hAnsi="Times New Roman"/>
-                <w:sz w:val="22"/>
-              </w:rPr>
-              <w:t>Высшее должностное лицо вуза</w:t>
-            </w:r>
-          </w:p>
-        </w:tc>
-        <w:tc>
-          <w:tcPr>
-            <w:tcW w:type="dxa" w:w="3118"/>
-            <w:tcMar>
-              <w:top w:w="100" w:type="dxa"/>
-              <w:bottom w:w="100" w:type="dxa"/>
-              <w:left w:w="150" w:type="dxa"/>
-              <w:right w:w="150" w:type="dxa"/>
-            </w:tcMar>
-          </w:tcPr>
-          <w:p>
-            <w:pPr>
-              <w:spacing w:before="40" w:after="40" w:line="252" w:lineRule="auto"/>
-              <w:jc w:val="left"/>
-            </w:pPr>
-            <w:r>
-              <w:rPr>
-                <w:rFonts w:ascii="Times New Roman" w:hAnsi="Times New Roman"/>
-                <w:sz w:val="22"/>
-              </w:rPr>
-              <w:t>• Финальное утверждение и подписание учебного плана университета.</w:t>
-            </w:r>
-          </w:p>
-        </w:tc>
-      </w:tr>
-      <w:tr>
-        <w:tc>
-          <w:tcPr>
-            <w:tcW w:type="dxa" w:w="3118"/>
-            <w:tcMar>
-              <w:top w:w="100" w:type="dxa"/>
-              <w:bottom w:w="100" w:type="dxa"/>
-              <w:left w:w="150" w:type="dxa"/>
-              <w:right w:w="150" w:type="dxa"/>
-            </w:tcMar>
-          </w:tcPr>
-          <w:p>
-            <w:pPr>
-              <w:spacing w:before="40" w:after="40" w:line="252" w:lineRule="auto"/>
-              <w:jc w:val="left"/>
-            </w:pPr>
-            <w:r>
-              <w:rPr>
-                <w:rFonts w:ascii="Times New Roman" w:hAnsi="Times New Roman"/>
-                <w:sz w:val="22"/>
-              </w:rPr>
-            </w:r>
-            <w:r>
-              <w:rPr>
-                <w:rFonts w:ascii="Times New Roman" w:hAnsi="Times New Roman"/>
-                <w:b/>
-                <w:sz w:val="22"/>
-              </w:rPr>
-              <w:t>Студент / Преподаватель</w:t>
-            </w:r>
-            <w:r>
-              <w:rPr>
-                <w:rFonts w:ascii="Times New Roman" w:hAnsi="Times New Roman"/>
-                <w:sz w:val="22"/>
-              </w:rPr>
-            </w:r>
-          </w:p>
-        </w:tc>
-        <w:tc>
-          <w:tcPr>
-            <w:tcW w:type="dxa" w:w="3118"/>
-            <w:tcMar>
-              <w:top w:w="100" w:type="dxa"/>
-              <w:bottom w:w="100" w:type="dxa"/>
-              <w:left w:w="150" w:type="dxa"/>
-              <w:right w:w="150" w:type="dxa"/>
-            </w:tcMar>
-          </w:tcPr>
-          <w:p>
-            <w:pPr>
-              <w:spacing w:before="40" w:after="40" w:line="252" w:lineRule="auto"/>
-              <w:jc w:val="left"/>
-            </w:pPr>
-            <w:r>
-              <w:rPr>
-                <w:rFonts w:ascii="Times New Roman" w:hAnsi="Times New Roman"/>
-                <w:sz w:val="22"/>
-              </w:rPr>
-              <w:t>Конечные пользователи образовательного процесса</w:t>
-            </w:r>
-          </w:p>
-        </w:tc>
-        <w:tc>
-          <w:tcPr>
-            <w:tcW w:type="dxa" w:w="3118"/>
-            <w:tcMar>
-              <w:top w:w="100" w:type="dxa"/>
-              <w:bottom w:w="100" w:type="dxa"/>
-              <w:left w:w="150" w:type="dxa"/>
-              <w:right w:w="150" w:type="dxa"/>
-            </w:tcMar>
-          </w:tcPr>
-          <w:p>
-            <w:pPr>
-              <w:spacing w:before="40" w:after="40" w:line="252" w:lineRule="auto"/>
-              <w:jc w:val="left"/>
-            </w:pPr>
-            <w:r>
-              <w:rPr>
-                <w:rFonts w:ascii="Times New Roman" w:hAnsi="Times New Roman"/>
-                <w:sz w:val="22"/>
-              </w:rPr>
-              <w:t>• Просмотр утвержденных учебных планов и образовательных программ.</w:t>
-              <w:br/>
-              <w:t>• Поиск дисциплин, просмотр семестровых графиков и форм контроля.</w:t>
-            </w:r>
-          </w:p>
-        </w:tc>
-      </w:tr>
-      <w:tr>
-        <w:tc>
-          <w:tcPr>
-            <w:tcW w:type="dxa" w:w="3118"/>
-            <w:tcMar>
-              <w:top w:w="100" w:type="dxa"/>
-              <w:bottom w:w="100" w:type="dxa"/>
-              <w:left w:w="150" w:type="dxa"/>
-              <w:right w:w="150" w:type="dxa"/>
-            </w:tcMar>
-          </w:tcPr>
-          <w:p>
-            <w:pPr>
-              <w:spacing w:before="40" w:after="40" w:line="252" w:lineRule="auto"/>
-              <w:jc w:val="left"/>
-            </w:pPr>
-            <w:r>
-              <w:rPr>
-                <w:rFonts w:ascii="Times New Roman" w:hAnsi="Times New Roman"/>
-                <w:sz w:val="22"/>
-              </w:rPr>
-            </w:r>
-            <w:r>
-              <w:rPr>
-                <w:rFonts w:ascii="Times New Roman" w:hAnsi="Times New Roman"/>
-                <w:b/>
-                <w:sz w:val="22"/>
-              </w:rPr>
-              <w:t>Администратор портала</w:t>
-            </w:r>
-            <w:r>
-              <w:rPr>
-                <w:rFonts w:ascii="Times New Roman" w:hAnsi="Times New Roman"/>
-                <w:sz w:val="22"/>
-              </w:rPr>
-            </w:r>
-          </w:p>
-        </w:tc>
-        <w:tc>
-          <w:tcPr>
-            <w:tcW w:type="dxa" w:w="3118"/>
-            <w:tcMar>
-              <w:top w:w="100" w:type="dxa"/>
-              <w:bottom w:w="100" w:type="dxa"/>
-              <w:left w:w="150" w:type="dxa"/>
-              <w:right w:w="150" w:type="dxa"/>
-            </w:tcMar>
-          </w:tcPr>
-          <w:p>
-            <w:pPr>
-              <w:spacing w:before="40" w:after="40" w:line="252" w:lineRule="auto"/>
-              <w:jc w:val="left"/>
-            </w:pPr>
-            <w:r>
-              <w:rPr>
-                <w:rFonts w:ascii="Times New Roman" w:hAnsi="Times New Roman"/>
-                <w:sz w:val="22"/>
-              </w:rPr>
-              <w:t>Системный администратор / техподдержка</w:t>
-            </w:r>
-          </w:p>
-        </w:tc>
-        <w:tc>
-          <w:tcPr>
-            <w:tcW w:type="dxa" w:w="3118"/>
-            <w:tcMar>
-              <w:top w:w="100" w:type="dxa"/>
-              <w:bottom w:w="100" w:type="dxa"/>
-              <w:left w:w="150" w:type="dxa"/>
-              <w:right w:w="150" w:type="dxa"/>
-            </w:tcMar>
-          </w:tcPr>
-          <w:p>
-            <w:pPr>
-              <w:spacing w:before="40" w:after="40" w:line="252" w:lineRule="auto"/>
-              <w:jc w:val="left"/>
-            </w:pPr>
-            <w:r>
-              <w:rPr>
-                <w:rFonts w:ascii="Times New Roman" w:hAnsi="Times New Roman"/>
-                <w:sz w:val="22"/>
-              </w:rPr>
-              <w:t>• Управление учетными записями и ролями пользователей.</w:t>
-              <w:br/>
-              <w:t>• Ведение системных справочников (структура университета, кафедры, классификаторы ФГОС, типы контроля).</w:t>
-              <w:br/>
-              <w:t>• Мониторинг безопасности и резервное копирование.</w:t>
+              <w:t>Поддерживает справочники и данные портала.</w:t>
             </w:r>
           </w:p>
         </w:tc>
@@ -1852,1485 +897,6 @@
     </w:p>
     <w:p>
       <w:pPr>
-        <w:spacing w:before="160" w:after="80"/>
-        <w:jc w:val="left"/>
-      </w:pPr>
-      <w:r>
-        <w:rPr>
-          <w:rFonts w:ascii="Times New Roman" w:hAnsi="Times New Roman"/>
-          <w:b/>
-          <w:sz w:val="26"/>
-        </w:rPr>
-        <w:t>Матрица ответственности (RACI) для ключевых процессов</w:t>
-      </w:r>
-    </w:p>
-    <w:p>
-      <w:pPr>
-        <w:spacing w:before="160" w:after="80"/>
-        <w:ind w:firstLine="709"/>
-        <w:jc w:val="left"/>
-      </w:pPr>
-      <w:r>
-        <w:rPr>
-          <w:rFonts w:ascii="Times New Roman" w:hAnsi="Times New Roman"/>
-          <w:b/>
-          <w:sz w:val="24"/>
-        </w:rPr>
-        <w:t>Таблица 2 — Спецификация данных</w:t>
-      </w:r>
-    </w:p>
-    <w:tbl>
-      <w:tblPr>
-        <w:tblW w:type="auto" w:w="0"/>
-        <w:jc w:val="center"/>
-        <w:tblLook w:firstColumn="1" w:firstRow="1" w:lastColumn="0" w:lastRow="0" w:noHBand="0" w:noVBand="1" w:val="04A0"/>
-        <w:tblBorders>
-          <w:top w:val="single" w:sz="4" w:space="0" w:color="CBD5E1"/>
-          <w:bottom w:val="single" w:sz="4" w:space="0" w:color="CBD5E1"/>
-          <w:insideH w:val="single" w:sz="4" w:space="0" w:color="CBD5E1"/>
-          <w:insideV w:val="single" w:sz="4" w:space="0" w:color="CBD5E1"/>
-          <w:left w:val="single" w:sz="4" w:space="0" w:color="CBD5E1"/>
-          <w:right w:val="single" w:sz="4" w:space="0" w:color="CBD5E1"/>
-        </w:tblBorders>
-      </w:tblPr>
-      <w:tblGrid>
-        <w:gridCol w:w="1336"/>
-        <w:gridCol w:w="1336"/>
-        <w:gridCol w:w="1336"/>
-        <w:gridCol w:w="1336"/>
-        <w:gridCol w:w="1336"/>
-        <w:gridCol w:w="1336"/>
-        <w:gridCol w:w="1336"/>
-      </w:tblGrid>
-      <w:tr>
-        <w:tc>
-          <w:tcPr>
-            <w:tcW w:type="dxa" w:w="1336"/>
-            <w:tcMar>
-              <w:top w:w="100" w:type="dxa"/>
-              <w:bottom w:w="100" w:type="dxa"/>
-              <w:left w:w="150" w:type="dxa"/>
-              <w:right w:w="150" w:type="dxa"/>
-            </w:tcMar>
-            <w:shd w:fill="E2E8F0"/>
-          </w:tcPr>
-          <w:p>
-            <w:pPr>
-              <w:spacing w:before="40" w:after="40" w:line="252" w:lineRule="auto"/>
-              <w:jc w:val="left"/>
-            </w:pPr>
-            <w:r>
-              <w:rPr>
-                <w:rFonts w:ascii="Times New Roman" w:hAnsi="Times New Roman"/>
-                <w:b/>
-                <w:sz w:val="22"/>
-              </w:rPr>
-              <w:t>Процесс</w:t>
-            </w:r>
-          </w:p>
-        </w:tc>
-        <w:tc>
-          <w:tcPr>
-            <w:tcW w:type="dxa" w:w="1336"/>
-            <w:tcMar>
-              <w:top w:w="100" w:type="dxa"/>
-              <w:bottom w:w="100" w:type="dxa"/>
-              <w:left w:w="150" w:type="dxa"/>
-              <w:right w:w="150" w:type="dxa"/>
-            </w:tcMar>
-            <w:shd w:fill="E2E8F0"/>
-          </w:tcPr>
-          <w:p>
-            <w:pPr>
-              <w:spacing w:before="40" w:after="40" w:line="252" w:lineRule="auto"/>
-              <w:jc w:val="left"/>
-            </w:pPr>
-            <w:r>
-              <w:rPr>
-                <w:rFonts w:ascii="Times New Roman" w:hAnsi="Times New Roman"/>
-                <w:b/>
-                <w:sz w:val="22"/>
-              </w:rPr>
-              <w:t>Выпускающее подр.</w:t>
-            </w:r>
-          </w:p>
-        </w:tc>
-        <w:tc>
-          <w:tcPr>
-            <w:tcW w:type="dxa" w:w="1336"/>
-            <w:tcMar>
-              <w:top w:w="100" w:type="dxa"/>
-              <w:bottom w:w="100" w:type="dxa"/>
-              <w:left w:w="150" w:type="dxa"/>
-              <w:right w:w="150" w:type="dxa"/>
-            </w:tcMar>
-            <w:shd w:fill="E2E8F0"/>
-          </w:tcPr>
-          <w:p>
-            <w:pPr>
-              <w:spacing w:before="40" w:after="40" w:line="252" w:lineRule="auto"/>
-              <w:jc w:val="left"/>
-            </w:pPr>
-            <w:r>
-              <w:rPr>
-                <w:rFonts w:ascii="Times New Roman" w:hAnsi="Times New Roman"/>
-                <w:b/>
-                <w:sz w:val="22"/>
-              </w:rPr>
-              <w:t>Реализующее подр.</w:t>
-            </w:r>
-          </w:p>
-        </w:tc>
-        <w:tc>
-          <w:tcPr>
-            <w:tcW w:type="dxa" w:w="1336"/>
-            <w:tcMar>
-              <w:top w:w="100" w:type="dxa"/>
-              <w:bottom w:w="100" w:type="dxa"/>
-              <w:left w:w="150" w:type="dxa"/>
-              <w:right w:w="150" w:type="dxa"/>
-            </w:tcMar>
-            <w:shd w:fill="E2E8F0"/>
-          </w:tcPr>
-          <w:p>
-            <w:pPr>
-              <w:spacing w:before="40" w:after="40" w:line="252" w:lineRule="auto"/>
-              <w:jc w:val="left"/>
-            </w:pPr>
-            <w:r>
-              <w:rPr>
-                <w:rFonts w:ascii="Times New Roman" w:hAnsi="Times New Roman"/>
-                <w:b/>
-                <w:sz w:val="22"/>
-              </w:rPr>
-              <w:t>Эксперт АНОК</w:t>
-            </w:r>
-          </w:p>
-        </w:tc>
-        <w:tc>
-          <w:tcPr>
-            <w:tcW w:type="dxa" w:w="1336"/>
-            <w:tcMar>
-              <w:top w:w="100" w:type="dxa"/>
-              <w:bottom w:w="100" w:type="dxa"/>
-              <w:left w:w="150" w:type="dxa"/>
-              <w:right w:w="150" w:type="dxa"/>
-            </w:tcMar>
-            <w:shd w:fill="E2E8F0"/>
-          </w:tcPr>
-          <w:p>
-            <w:pPr>
-              <w:spacing w:before="40" w:after="40" w:line="252" w:lineRule="auto"/>
-              <w:jc w:val="left"/>
-            </w:pPr>
-            <w:r>
-              <w:rPr>
-                <w:rFonts w:ascii="Times New Roman" w:hAnsi="Times New Roman"/>
-                <w:b/>
-                <w:sz w:val="22"/>
-              </w:rPr>
-              <w:t>Начальник АНОК</w:t>
-            </w:r>
-          </w:p>
-        </w:tc>
-        <w:tc>
-          <w:tcPr>
-            <w:tcW w:type="dxa" w:w="1336"/>
-            <w:tcMar>
-              <w:top w:w="100" w:type="dxa"/>
-              <w:bottom w:w="100" w:type="dxa"/>
-              <w:left w:w="150" w:type="dxa"/>
-              <w:right w:w="150" w:type="dxa"/>
-            </w:tcMar>
-            <w:shd w:fill="E2E8F0"/>
-          </w:tcPr>
-          <w:p>
-            <w:pPr>
-              <w:spacing w:before="40" w:after="40" w:line="252" w:lineRule="auto"/>
-              <w:jc w:val="left"/>
-            </w:pPr>
-            <w:r>
-              <w:rPr>
-                <w:rFonts w:ascii="Times New Roman" w:hAnsi="Times New Roman"/>
-                <w:b/>
-                <w:sz w:val="22"/>
-              </w:rPr>
-              <w:t>Проректор по УР</w:t>
-            </w:r>
-          </w:p>
-        </w:tc>
-        <w:tc>
-          <w:tcPr>
-            <w:tcW w:type="dxa" w:w="1336"/>
-            <w:tcMar>
-              <w:top w:w="100" w:type="dxa"/>
-              <w:bottom w:w="100" w:type="dxa"/>
-              <w:left w:w="150" w:type="dxa"/>
-              <w:right w:w="150" w:type="dxa"/>
-            </w:tcMar>
-            <w:shd w:fill="E2E8F0"/>
-          </w:tcPr>
-          <w:p>
-            <w:pPr>
-              <w:spacing w:before="40" w:after="40" w:line="252" w:lineRule="auto"/>
-              <w:jc w:val="left"/>
-            </w:pPr>
-            <w:r>
-              <w:rPr>
-                <w:rFonts w:ascii="Times New Roman" w:hAnsi="Times New Roman"/>
-                <w:b/>
-                <w:sz w:val="22"/>
-              </w:rPr>
-              <w:t>Ученый совет / Ректор</w:t>
-            </w:r>
-          </w:p>
-        </w:tc>
-      </w:tr>
-      <w:tr>
-        <w:tc>
-          <w:tcPr>
-            <w:tcW w:type="dxa" w:w="1336"/>
-            <w:tcMar>
-              <w:top w:w="100" w:type="dxa"/>
-              <w:bottom w:w="100" w:type="dxa"/>
-              <w:left w:w="150" w:type="dxa"/>
-              <w:right w:w="150" w:type="dxa"/>
-            </w:tcMar>
-          </w:tcPr>
-          <w:p>
-            <w:pPr>
-              <w:spacing w:before="40" w:after="40" w:line="252" w:lineRule="auto"/>
-              <w:jc w:val="left"/>
-            </w:pPr>
-            <w:r>
-              <w:rPr>
-                <w:rFonts w:ascii="Times New Roman" w:hAnsi="Times New Roman"/>
-                <w:sz w:val="22"/>
-              </w:rPr>
-              <w:t>Разработка проекта УП</w:t>
-            </w:r>
-          </w:p>
-        </w:tc>
-        <w:tc>
-          <w:tcPr>
-            <w:tcW w:type="dxa" w:w="1336"/>
-            <w:tcMar>
-              <w:top w:w="100" w:type="dxa"/>
-              <w:bottom w:w="100" w:type="dxa"/>
-              <w:left w:w="150" w:type="dxa"/>
-              <w:right w:w="150" w:type="dxa"/>
-            </w:tcMar>
-          </w:tcPr>
-          <w:p>
-            <w:pPr>
-              <w:spacing w:before="40" w:after="40" w:line="252" w:lineRule="auto"/>
-              <w:jc w:val="left"/>
-            </w:pPr>
-            <w:r>
-              <w:rPr>
-                <w:rFonts w:ascii="Times New Roman" w:hAnsi="Times New Roman"/>
-                <w:sz w:val="22"/>
-              </w:rPr>
-            </w:r>
-            <w:r>
-              <w:rPr>
-                <w:rFonts w:ascii="Times New Roman" w:hAnsi="Times New Roman"/>
-                <w:b/>
-                <w:sz w:val="22"/>
-              </w:rPr>
-              <w:t>R, A</w:t>
-            </w:r>
-            <w:r>
-              <w:rPr>
-                <w:rFonts w:ascii="Times New Roman" w:hAnsi="Times New Roman"/>
-                <w:sz w:val="22"/>
-              </w:rPr>
-            </w:r>
-          </w:p>
-        </w:tc>
-        <w:tc>
-          <w:tcPr>
-            <w:tcW w:type="dxa" w:w="1336"/>
-            <w:tcMar>
-              <w:top w:w="100" w:type="dxa"/>
-              <w:bottom w:w="100" w:type="dxa"/>
-              <w:left w:w="150" w:type="dxa"/>
-              <w:right w:w="150" w:type="dxa"/>
-            </w:tcMar>
-          </w:tcPr>
-          <w:p>
-            <w:pPr>
-              <w:spacing w:before="40" w:after="40" w:line="252" w:lineRule="auto"/>
-              <w:jc w:val="left"/>
-            </w:pPr>
-            <w:r>
-              <w:rPr>
-                <w:rFonts w:ascii="Times New Roman" w:hAnsi="Times New Roman"/>
-                <w:sz w:val="22"/>
-              </w:rPr>
-              <w:t>C</w:t>
-            </w:r>
-          </w:p>
-        </w:tc>
-        <w:tc>
-          <w:tcPr>
-            <w:tcW w:type="dxa" w:w="1336"/>
-            <w:tcMar>
-              <w:top w:w="100" w:type="dxa"/>
-              <w:bottom w:w="100" w:type="dxa"/>
-              <w:left w:w="150" w:type="dxa"/>
-              <w:right w:w="150" w:type="dxa"/>
-            </w:tcMar>
-          </w:tcPr>
-          <w:p>
-            <w:pPr>
-              <w:spacing w:before="40" w:after="40" w:line="252" w:lineRule="auto"/>
-              <w:jc w:val="left"/>
-            </w:pPr>
-            <w:r>
-              <w:rPr>
-                <w:rFonts w:ascii="Times New Roman" w:hAnsi="Times New Roman"/>
-                <w:sz w:val="22"/>
-              </w:rPr>
-              <w:t>I</w:t>
-            </w:r>
-          </w:p>
-        </w:tc>
-        <w:tc>
-          <w:tcPr>
-            <w:tcW w:type="dxa" w:w="1336"/>
-            <w:tcMar>
-              <w:top w:w="100" w:type="dxa"/>
-              <w:bottom w:w="100" w:type="dxa"/>
-              <w:left w:w="150" w:type="dxa"/>
-              <w:right w:w="150" w:type="dxa"/>
-            </w:tcMar>
-          </w:tcPr>
-          <w:p>
-            <w:pPr>
-              <w:spacing w:before="40" w:after="40" w:line="252" w:lineRule="auto"/>
-              <w:jc w:val="left"/>
-            </w:pPr>
-            <w:r>
-              <w:rPr>
-                <w:rFonts w:ascii="Times New Roman" w:hAnsi="Times New Roman"/>
-                <w:sz w:val="22"/>
-              </w:rPr>
-              <w:t>I</w:t>
-            </w:r>
-          </w:p>
-        </w:tc>
-        <w:tc>
-          <w:tcPr>
-            <w:tcW w:type="dxa" w:w="1336"/>
-            <w:tcMar>
-              <w:top w:w="100" w:type="dxa"/>
-              <w:bottom w:w="100" w:type="dxa"/>
-              <w:left w:w="150" w:type="dxa"/>
-              <w:right w:w="150" w:type="dxa"/>
-            </w:tcMar>
-          </w:tcPr>
-          <w:p>
-            <w:pPr>
-              <w:spacing w:before="40" w:after="40" w:line="252" w:lineRule="auto"/>
-              <w:jc w:val="left"/>
-            </w:pPr>
-            <w:r>
-              <w:rPr>
-                <w:rFonts w:ascii="Times New Roman" w:hAnsi="Times New Roman"/>
-                <w:sz w:val="22"/>
-              </w:rPr>
-              <w:t>I</w:t>
-            </w:r>
-          </w:p>
-        </w:tc>
-        <w:tc>
-          <w:tcPr>
-            <w:tcW w:type="dxa" w:w="1336"/>
-            <w:tcMar>
-              <w:top w:w="100" w:type="dxa"/>
-              <w:bottom w:w="100" w:type="dxa"/>
-              <w:left w:w="150" w:type="dxa"/>
-              <w:right w:w="150" w:type="dxa"/>
-            </w:tcMar>
-          </w:tcPr>
-          <w:p>
-            <w:pPr>
-              <w:spacing w:before="40" w:after="40" w:line="252" w:lineRule="auto"/>
-              <w:jc w:val="left"/>
-            </w:pPr>
-            <w:r>
-              <w:rPr>
-                <w:rFonts w:ascii="Times New Roman" w:hAnsi="Times New Roman"/>
-                <w:sz w:val="22"/>
-              </w:rPr>
-              <w:t>I</w:t>
-            </w:r>
-          </w:p>
-        </w:tc>
-      </w:tr>
-      <w:tr>
-        <w:tc>
-          <w:tcPr>
-            <w:tcW w:type="dxa" w:w="1336"/>
-            <w:tcMar>
-              <w:top w:w="100" w:type="dxa"/>
-              <w:bottom w:w="100" w:type="dxa"/>
-              <w:left w:w="150" w:type="dxa"/>
-              <w:right w:w="150" w:type="dxa"/>
-            </w:tcMar>
-          </w:tcPr>
-          <w:p>
-            <w:pPr>
-              <w:spacing w:before="40" w:after="40" w:line="252" w:lineRule="auto"/>
-              <w:jc w:val="left"/>
-            </w:pPr>
-            <w:r>
-              <w:rPr>
-                <w:rFonts w:ascii="Times New Roman" w:hAnsi="Times New Roman"/>
-                <w:sz w:val="22"/>
-              </w:rPr>
-              <w:t>Экспертиза соответствия ФГОС</w:t>
-            </w:r>
-          </w:p>
-        </w:tc>
-        <w:tc>
-          <w:tcPr>
-            <w:tcW w:type="dxa" w:w="1336"/>
-            <w:tcMar>
-              <w:top w:w="100" w:type="dxa"/>
-              <w:bottom w:w="100" w:type="dxa"/>
-              <w:left w:w="150" w:type="dxa"/>
-              <w:right w:w="150" w:type="dxa"/>
-            </w:tcMar>
-          </w:tcPr>
-          <w:p>
-            <w:pPr>
-              <w:spacing w:before="40" w:after="40" w:line="252" w:lineRule="auto"/>
-              <w:jc w:val="left"/>
-            </w:pPr>
-            <w:r>
-              <w:rPr>
-                <w:rFonts w:ascii="Times New Roman" w:hAnsi="Times New Roman"/>
-                <w:sz w:val="22"/>
-              </w:rPr>
-              <w:t>I</w:t>
-            </w:r>
-          </w:p>
-        </w:tc>
-        <w:tc>
-          <w:tcPr>
-            <w:tcW w:type="dxa" w:w="1336"/>
-            <w:tcMar>
-              <w:top w:w="100" w:type="dxa"/>
-              <w:bottom w:w="100" w:type="dxa"/>
-              <w:left w:w="150" w:type="dxa"/>
-              <w:right w:w="150" w:type="dxa"/>
-            </w:tcMar>
-          </w:tcPr>
-          <w:p>
-            <w:pPr>
-              <w:spacing w:before="40" w:after="40" w:line="252" w:lineRule="auto"/>
-              <w:jc w:val="left"/>
-            </w:pPr>
-            <w:r>
-              <w:rPr>
-                <w:rFonts w:ascii="Times New Roman" w:hAnsi="Times New Roman"/>
-                <w:sz w:val="22"/>
-              </w:rPr>
-              <w:t>I</w:t>
-            </w:r>
-          </w:p>
-        </w:tc>
-        <w:tc>
-          <w:tcPr>
-            <w:tcW w:type="dxa" w:w="1336"/>
-            <w:tcMar>
-              <w:top w:w="100" w:type="dxa"/>
-              <w:bottom w:w="100" w:type="dxa"/>
-              <w:left w:w="150" w:type="dxa"/>
-              <w:right w:w="150" w:type="dxa"/>
-            </w:tcMar>
-          </w:tcPr>
-          <w:p>
-            <w:pPr>
-              <w:spacing w:before="40" w:after="40" w:line="252" w:lineRule="auto"/>
-              <w:jc w:val="left"/>
-            </w:pPr>
-            <w:r>
-              <w:rPr>
-                <w:rFonts w:ascii="Times New Roman" w:hAnsi="Times New Roman"/>
-                <w:sz w:val="22"/>
-              </w:rPr>
-            </w:r>
-            <w:r>
-              <w:rPr>
-                <w:rFonts w:ascii="Times New Roman" w:hAnsi="Times New Roman"/>
-                <w:b/>
-                <w:sz w:val="22"/>
-              </w:rPr>
-              <w:t>R</w:t>
-            </w:r>
-            <w:r>
-              <w:rPr>
-                <w:rFonts w:ascii="Times New Roman" w:hAnsi="Times New Roman"/>
-                <w:sz w:val="22"/>
-              </w:rPr>
-            </w:r>
-          </w:p>
-        </w:tc>
-        <w:tc>
-          <w:tcPr>
-            <w:tcW w:type="dxa" w:w="1336"/>
-            <w:tcMar>
-              <w:top w:w="100" w:type="dxa"/>
-              <w:bottom w:w="100" w:type="dxa"/>
-              <w:left w:w="150" w:type="dxa"/>
-              <w:right w:w="150" w:type="dxa"/>
-            </w:tcMar>
-          </w:tcPr>
-          <w:p>
-            <w:pPr>
-              <w:spacing w:before="40" w:after="40" w:line="252" w:lineRule="auto"/>
-              <w:jc w:val="left"/>
-            </w:pPr>
-            <w:r>
-              <w:rPr>
-                <w:rFonts w:ascii="Times New Roman" w:hAnsi="Times New Roman"/>
-                <w:sz w:val="22"/>
-              </w:rPr>
-            </w:r>
-            <w:r>
-              <w:rPr>
-                <w:rFonts w:ascii="Times New Roman" w:hAnsi="Times New Roman"/>
-                <w:b/>
-                <w:sz w:val="22"/>
-              </w:rPr>
-              <w:t>A</w:t>
-            </w:r>
-            <w:r>
-              <w:rPr>
-                <w:rFonts w:ascii="Times New Roman" w:hAnsi="Times New Roman"/>
-                <w:sz w:val="22"/>
-              </w:rPr>
-            </w:r>
-          </w:p>
-        </w:tc>
-        <w:tc>
-          <w:tcPr>
-            <w:tcW w:type="dxa" w:w="1336"/>
-            <w:tcMar>
-              <w:top w:w="100" w:type="dxa"/>
-              <w:bottom w:w="100" w:type="dxa"/>
-              <w:left w:w="150" w:type="dxa"/>
-              <w:right w:w="150" w:type="dxa"/>
-            </w:tcMar>
-          </w:tcPr>
-          <w:p>
-            <w:pPr>
-              <w:spacing w:before="40" w:after="40" w:line="252" w:lineRule="auto"/>
-              <w:jc w:val="left"/>
-            </w:pPr>
-            <w:r>
-              <w:rPr>
-                <w:rFonts w:ascii="Times New Roman" w:hAnsi="Times New Roman"/>
-                <w:sz w:val="22"/>
-              </w:rPr>
-              <w:t>I</w:t>
-            </w:r>
-          </w:p>
-        </w:tc>
-        <w:tc>
-          <w:tcPr>
-            <w:tcW w:type="dxa" w:w="1336"/>
-            <w:tcMar>
-              <w:top w:w="100" w:type="dxa"/>
-              <w:bottom w:w="100" w:type="dxa"/>
-              <w:left w:w="150" w:type="dxa"/>
-              <w:right w:w="150" w:type="dxa"/>
-            </w:tcMar>
-          </w:tcPr>
-          <w:p>
-            <w:pPr>
-              <w:spacing w:before="40" w:after="40" w:line="252" w:lineRule="auto"/>
-              <w:jc w:val="left"/>
-            </w:pPr>
-            <w:r>
-              <w:rPr>
-                <w:rFonts w:ascii="Times New Roman" w:hAnsi="Times New Roman"/>
-                <w:sz w:val="22"/>
-              </w:rPr>
-              <w:t>I</w:t>
-            </w:r>
-          </w:p>
-        </w:tc>
-      </w:tr>
-      <w:tr>
-        <w:tc>
-          <w:tcPr>
-            <w:tcW w:type="dxa" w:w="1336"/>
-            <w:tcMar>
-              <w:top w:w="100" w:type="dxa"/>
-              <w:bottom w:w="100" w:type="dxa"/>
-              <w:left w:w="150" w:type="dxa"/>
-              <w:right w:w="150" w:type="dxa"/>
-            </w:tcMar>
-          </w:tcPr>
-          <w:p>
-            <w:pPr>
-              <w:spacing w:before="40" w:after="40" w:line="252" w:lineRule="auto"/>
-              <w:jc w:val="left"/>
-            </w:pPr>
-            <w:r>
-              <w:rPr>
-                <w:rFonts w:ascii="Times New Roman" w:hAnsi="Times New Roman"/>
-                <w:sz w:val="22"/>
-              </w:rPr>
-              <w:t>Подписание УП (этап 1-2)</w:t>
-            </w:r>
-          </w:p>
-        </w:tc>
-        <w:tc>
-          <w:tcPr>
-            <w:tcW w:type="dxa" w:w="1336"/>
-            <w:tcMar>
-              <w:top w:w="100" w:type="dxa"/>
-              <w:bottom w:w="100" w:type="dxa"/>
-              <w:left w:w="150" w:type="dxa"/>
-              <w:right w:w="150" w:type="dxa"/>
-            </w:tcMar>
-          </w:tcPr>
-          <w:p>
-            <w:pPr>
-              <w:spacing w:before="40" w:after="40" w:line="252" w:lineRule="auto"/>
-              <w:jc w:val="left"/>
-            </w:pPr>
-            <w:r>
-              <w:rPr>
-                <w:rFonts w:ascii="Times New Roman" w:hAnsi="Times New Roman"/>
-                <w:sz w:val="22"/>
-              </w:rPr>
-            </w:r>
-            <w:r>
-              <w:rPr>
-                <w:rFonts w:ascii="Times New Roman" w:hAnsi="Times New Roman"/>
-                <w:b/>
-                <w:sz w:val="22"/>
-              </w:rPr>
-              <w:t>A</w:t>
-            </w:r>
-            <w:r>
-              <w:rPr>
-                <w:rFonts w:ascii="Times New Roman" w:hAnsi="Times New Roman"/>
-                <w:sz w:val="22"/>
-              </w:rPr>
-            </w:r>
-          </w:p>
-        </w:tc>
-        <w:tc>
-          <w:tcPr>
-            <w:tcW w:type="dxa" w:w="1336"/>
-            <w:tcMar>
-              <w:top w:w="100" w:type="dxa"/>
-              <w:bottom w:w="100" w:type="dxa"/>
-              <w:left w:w="150" w:type="dxa"/>
-              <w:right w:w="150" w:type="dxa"/>
-            </w:tcMar>
-          </w:tcPr>
-          <w:p>
-            <w:pPr>
-              <w:spacing w:before="40" w:after="40" w:line="252" w:lineRule="auto"/>
-              <w:jc w:val="left"/>
-            </w:pPr>
-            <w:r>
-              <w:rPr>
-                <w:rFonts w:ascii="Times New Roman" w:hAnsi="Times New Roman"/>
-                <w:sz w:val="22"/>
-              </w:rPr>
-              <w:t>I</w:t>
-            </w:r>
-          </w:p>
-        </w:tc>
-        <w:tc>
-          <w:tcPr>
-            <w:tcW w:type="dxa" w:w="1336"/>
-            <w:tcMar>
-              <w:top w:w="100" w:type="dxa"/>
-              <w:bottom w:w="100" w:type="dxa"/>
-              <w:left w:w="150" w:type="dxa"/>
-              <w:right w:w="150" w:type="dxa"/>
-            </w:tcMar>
-          </w:tcPr>
-          <w:p>
-            <w:pPr>
-              <w:spacing w:before="40" w:after="40" w:line="252" w:lineRule="auto"/>
-              <w:jc w:val="left"/>
-            </w:pPr>
-            <w:r>
-              <w:rPr>
-                <w:rFonts w:ascii="Times New Roman" w:hAnsi="Times New Roman"/>
-                <w:sz w:val="22"/>
-              </w:rPr>
-              <w:t>I</w:t>
-            </w:r>
-          </w:p>
-        </w:tc>
-        <w:tc>
-          <w:tcPr>
-            <w:tcW w:type="dxa" w:w="1336"/>
-            <w:tcMar>
-              <w:top w:w="100" w:type="dxa"/>
-              <w:bottom w:w="100" w:type="dxa"/>
-              <w:left w:w="150" w:type="dxa"/>
-              <w:right w:w="150" w:type="dxa"/>
-            </w:tcMar>
-          </w:tcPr>
-          <w:p>
-            <w:pPr>
-              <w:spacing w:before="40" w:after="40" w:line="252" w:lineRule="auto"/>
-              <w:jc w:val="left"/>
-            </w:pPr>
-            <w:r>
-              <w:rPr>
-                <w:rFonts w:ascii="Times New Roman" w:hAnsi="Times New Roman"/>
-                <w:sz w:val="22"/>
-              </w:rPr>
-            </w:r>
-            <w:r>
-              <w:rPr>
-                <w:rFonts w:ascii="Times New Roman" w:hAnsi="Times New Roman"/>
-                <w:b/>
-                <w:sz w:val="22"/>
-              </w:rPr>
-              <w:t>A</w:t>
-            </w:r>
-            <w:r>
-              <w:rPr>
-                <w:rFonts w:ascii="Times New Roman" w:hAnsi="Times New Roman"/>
-                <w:sz w:val="22"/>
-              </w:rPr>
-            </w:r>
-          </w:p>
-        </w:tc>
-        <w:tc>
-          <w:tcPr>
-            <w:tcW w:type="dxa" w:w="1336"/>
-            <w:tcMar>
-              <w:top w:w="100" w:type="dxa"/>
-              <w:bottom w:w="100" w:type="dxa"/>
-              <w:left w:w="150" w:type="dxa"/>
-              <w:right w:w="150" w:type="dxa"/>
-            </w:tcMar>
-          </w:tcPr>
-          <w:p>
-            <w:pPr>
-              <w:spacing w:before="40" w:after="40" w:line="252" w:lineRule="auto"/>
-              <w:jc w:val="left"/>
-            </w:pPr>
-            <w:r>
-              <w:rPr>
-                <w:rFonts w:ascii="Times New Roman" w:hAnsi="Times New Roman"/>
-                <w:sz w:val="22"/>
-              </w:rPr>
-            </w:r>
-            <w:r>
-              <w:rPr>
-                <w:rFonts w:ascii="Times New Roman" w:hAnsi="Times New Roman"/>
-                <w:b/>
-                <w:sz w:val="22"/>
-              </w:rPr>
-              <w:t>A</w:t>
-            </w:r>
-            <w:r>
-              <w:rPr>
-                <w:rFonts w:ascii="Times New Roman" w:hAnsi="Times New Roman"/>
-                <w:sz w:val="22"/>
-              </w:rPr>
-            </w:r>
-          </w:p>
-        </w:tc>
-        <w:tc>
-          <w:tcPr>
-            <w:tcW w:type="dxa" w:w="1336"/>
-            <w:tcMar>
-              <w:top w:w="100" w:type="dxa"/>
-              <w:bottom w:w="100" w:type="dxa"/>
-              <w:left w:w="150" w:type="dxa"/>
-              <w:right w:w="150" w:type="dxa"/>
-            </w:tcMar>
-          </w:tcPr>
-          <w:p>
-            <w:pPr>
-              <w:spacing w:before="40" w:after="40" w:line="252" w:lineRule="auto"/>
-              <w:jc w:val="left"/>
-            </w:pPr>
-            <w:r>
-              <w:rPr>
-                <w:rFonts w:ascii="Times New Roman" w:hAnsi="Times New Roman"/>
-                <w:sz w:val="22"/>
-              </w:rPr>
-              <w:t>I</w:t>
-            </w:r>
-          </w:p>
-        </w:tc>
-      </w:tr>
-      <w:tr>
-        <w:tc>
-          <w:tcPr>
-            <w:tcW w:type="dxa" w:w="1336"/>
-            <w:tcMar>
-              <w:top w:w="100" w:type="dxa"/>
-              <w:bottom w:w="100" w:type="dxa"/>
-              <w:left w:w="150" w:type="dxa"/>
-              <w:right w:w="150" w:type="dxa"/>
-            </w:tcMar>
-          </w:tcPr>
-          <w:p>
-            <w:pPr>
-              <w:spacing w:before="40" w:after="40" w:line="252" w:lineRule="auto"/>
-              <w:jc w:val="left"/>
-            </w:pPr>
-            <w:r>
-              <w:rPr>
-                <w:rFonts w:ascii="Times New Roman" w:hAnsi="Times New Roman"/>
-                <w:sz w:val="22"/>
-              </w:rPr>
-              <w:t>Утверждение на Ученом совете</w:t>
-            </w:r>
-          </w:p>
-        </w:tc>
-        <w:tc>
-          <w:tcPr>
-            <w:tcW w:type="dxa" w:w="1336"/>
-            <w:tcMar>
-              <w:top w:w="100" w:type="dxa"/>
-              <w:bottom w:w="100" w:type="dxa"/>
-              <w:left w:w="150" w:type="dxa"/>
-              <w:right w:w="150" w:type="dxa"/>
-            </w:tcMar>
-          </w:tcPr>
-          <w:p>
-            <w:pPr>
-              <w:spacing w:before="40" w:after="40" w:line="252" w:lineRule="auto"/>
-              <w:jc w:val="left"/>
-            </w:pPr>
-            <w:r>
-              <w:rPr>
-                <w:rFonts w:ascii="Times New Roman" w:hAnsi="Times New Roman"/>
-                <w:sz w:val="22"/>
-              </w:rPr>
-              <w:t>I</w:t>
-            </w:r>
-          </w:p>
-        </w:tc>
-        <w:tc>
-          <w:tcPr>
-            <w:tcW w:type="dxa" w:w="1336"/>
-            <w:tcMar>
-              <w:top w:w="100" w:type="dxa"/>
-              <w:bottom w:w="100" w:type="dxa"/>
-              <w:left w:w="150" w:type="dxa"/>
-              <w:right w:w="150" w:type="dxa"/>
-            </w:tcMar>
-          </w:tcPr>
-          <w:p>
-            <w:pPr>
-              <w:spacing w:before="40" w:after="40" w:line="252" w:lineRule="auto"/>
-              <w:jc w:val="left"/>
-            </w:pPr>
-            <w:r>
-              <w:rPr>
-                <w:rFonts w:ascii="Times New Roman" w:hAnsi="Times New Roman"/>
-                <w:sz w:val="22"/>
-              </w:rPr>
-              <w:t>I</w:t>
-            </w:r>
-          </w:p>
-        </w:tc>
-        <w:tc>
-          <w:tcPr>
-            <w:tcW w:type="dxa" w:w="1336"/>
-            <w:tcMar>
-              <w:top w:w="100" w:type="dxa"/>
-              <w:bottom w:w="100" w:type="dxa"/>
-              <w:left w:w="150" w:type="dxa"/>
-              <w:right w:w="150" w:type="dxa"/>
-            </w:tcMar>
-          </w:tcPr>
-          <w:p>
-            <w:pPr>
-              <w:spacing w:before="40" w:after="40" w:line="252" w:lineRule="auto"/>
-              <w:jc w:val="left"/>
-            </w:pPr>
-            <w:r>
-              <w:rPr>
-                <w:rFonts w:ascii="Times New Roman" w:hAnsi="Times New Roman"/>
-                <w:sz w:val="22"/>
-              </w:rPr>
-              <w:t>I</w:t>
-            </w:r>
-          </w:p>
-        </w:tc>
-        <w:tc>
-          <w:tcPr>
-            <w:tcW w:type="dxa" w:w="1336"/>
-            <w:tcMar>
-              <w:top w:w="100" w:type="dxa"/>
-              <w:bottom w:w="100" w:type="dxa"/>
-              <w:left w:w="150" w:type="dxa"/>
-              <w:right w:w="150" w:type="dxa"/>
-            </w:tcMar>
-          </w:tcPr>
-          <w:p>
-            <w:pPr>
-              <w:spacing w:before="40" w:after="40" w:line="252" w:lineRule="auto"/>
-              <w:jc w:val="left"/>
-            </w:pPr>
-            <w:r>
-              <w:rPr>
-                <w:rFonts w:ascii="Times New Roman" w:hAnsi="Times New Roman"/>
-                <w:sz w:val="22"/>
-              </w:rPr>
-              <w:t>I</w:t>
-            </w:r>
-          </w:p>
-        </w:tc>
-        <w:tc>
-          <w:tcPr>
-            <w:tcW w:type="dxa" w:w="1336"/>
-            <w:tcMar>
-              <w:top w:w="100" w:type="dxa"/>
-              <w:bottom w:w="100" w:type="dxa"/>
-              <w:left w:w="150" w:type="dxa"/>
-              <w:right w:w="150" w:type="dxa"/>
-            </w:tcMar>
-          </w:tcPr>
-          <w:p>
-            <w:pPr>
-              <w:spacing w:before="40" w:after="40" w:line="252" w:lineRule="auto"/>
-              <w:jc w:val="left"/>
-            </w:pPr>
-            <w:r>
-              <w:rPr>
-                <w:rFonts w:ascii="Times New Roman" w:hAnsi="Times New Roman"/>
-                <w:sz w:val="22"/>
-              </w:rPr>
-              <w:t>C</w:t>
-            </w:r>
-          </w:p>
-        </w:tc>
-        <w:tc>
-          <w:tcPr>
-            <w:tcW w:type="dxa" w:w="1336"/>
-            <w:tcMar>
-              <w:top w:w="100" w:type="dxa"/>
-              <w:bottom w:w="100" w:type="dxa"/>
-              <w:left w:w="150" w:type="dxa"/>
-              <w:right w:w="150" w:type="dxa"/>
-            </w:tcMar>
-          </w:tcPr>
-          <w:p>
-            <w:pPr>
-              <w:spacing w:before="40" w:after="40" w:line="252" w:lineRule="auto"/>
-              <w:jc w:val="left"/>
-            </w:pPr>
-            <w:r>
-              <w:rPr>
-                <w:rFonts w:ascii="Times New Roman" w:hAnsi="Times New Roman"/>
-                <w:sz w:val="22"/>
-              </w:rPr>
-            </w:r>
-            <w:r>
-              <w:rPr>
-                <w:rFonts w:ascii="Times New Roman" w:hAnsi="Times New Roman"/>
-                <w:b/>
-                <w:sz w:val="22"/>
-              </w:rPr>
-              <w:t>R, A</w:t>
-            </w:r>
-            <w:r>
-              <w:rPr>
-                <w:rFonts w:ascii="Times New Roman" w:hAnsi="Times New Roman"/>
-                <w:sz w:val="22"/>
-              </w:rPr>
-            </w:r>
-          </w:p>
-        </w:tc>
-      </w:tr>
-      <w:tr>
-        <w:tc>
-          <w:tcPr>
-            <w:tcW w:type="dxa" w:w="1336"/>
-            <w:tcMar>
-              <w:top w:w="100" w:type="dxa"/>
-              <w:bottom w:w="100" w:type="dxa"/>
-              <w:left w:w="150" w:type="dxa"/>
-              <w:right w:w="150" w:type="dxa"/>
-            </w:tcMar>
-          </w:tcPr>
-          <w:p>
-            <w:pPr>
-              <w:spacing w:before="40" w:after="40" w:line="252" w:lineRule="auto"/>
-              <w:jc w:val="left"/>
-            </w:pPr>
-            <w:r>
-              <w:rPr>
-                <w:rFonts w:ascii="Times New Roman" w:hAnsi="Times New Roman"/>
-                <w:sz w:val="22"/>
-              </w:rPr>
-              <w:t>Формирование служебной записки</w:t>
-            </w:r>
-          </w:p>
-        </w:tc>
-        <w:tc>
-          <w:tcPr>
-            <w:tcW w:type="dxa" w:w="1336"/>
-            <w:tcMar>
-              <w:top w:w="100" w:type="dxa"/>
-              <w:bottom w:w="100" w:type="dxa"/>
-              <w:left w:w="150" w:type="dxa"/>
-              <w:right w:w="150" w:type="dxa"/>
-            </w:tcMar>
-          </w:tcPr>
-          <w:p>
-            <w:pPr>
-              <w:spacing w:before="40" w:after="40" w:line="252" w:lineRule="auto"/>
-              <w:jc w:val="left"/>
-            </w:pPr>
-            <w:r>
-              <w:rPr>
-                <w:rFonts w:ascii="Times New Roman" w:hAnsi="Times New Roman"/>
-                <w:sz w:val="22"/>
-              </w:rPr>
-            </w:r>
-            <w:r>
-              <w:rPr>
-                <w:rFonts w:ascii="Times New Roman" w:hAnsi="Times New Roman"/>
-                <w:b/>
-                <w:sz w:val="22"/>
-              </w:rPr>
-              <w:t>R, A</w:t>
-            </w:r>
-            <w:r>
-              <w:rPr>
-                <w:rFonts w:ascii="Times New Roman" w:hAnsi="Times New Roman"/>
-                <w:sz w:val="22"/>
-              </w:rPr>
-            </w:r>
-          </w:p>
-        </w:tc>
-        <w:tc>
-          <w:tcPr>
-            <w:tcW w:type="dxa" w:w="1336"/>
-            <w:tcMar>
-              <w:top w:w="100" w:type="dxa"/>
-              <w:bottom w:w="100" w:type="dxa"/>
-              <w:left w:w="150" w:type="dxa"/>
-              <w:right w:w="150" w:type="dxa"/>
-            </w:tcMar>
-          </w:tcPr>
-          <w:p>
-            <w:pPr>
-              <w:spacing w:before="40" w:after="40" w:line="252" w:lineRule="auto"/>
-              <w:jc w:val="left"/>
-            </w:pPr>
-            <w:r>
-              <w:rPr>
-                <w:rFonts w:ascii="Times New Roman" w:hAnsi="Times New Roman"/>
-                <w:sz w:val="22"/>
-              </w:rPr>
-            </w:r>
-            <w:r>
-              <w:rPr>
-                <w:rFonts w:ascii="Times New Roman" w:hAnsi="Times New Roman"/>
-                <w:b/>
-                <w:sz w:val="22"/>
-              </w:rPr>
-              <w:t>C, A</w:t>
-            </w:r>
-            <w:r>
-              <w:rPr>
-                <w:rFonts w:ascii="Times New Roman" w:hAnsi="Times New Roman"/>
-                <w:sz w:val="22"/>
-              </w:rPr>
-            </w:r>
-          </w:p>
-        </w:tc>
-        <w:tc>
-          <w:tcPr>
-            <w:tcW w:type="dxa" w:w="1336"/>
-            <w:tcMar>
-              <w:top w:w="100" w:type="dxa"/>
-              <w:bottom w:w="100" w:type="dxa"/>
-              <w:left w:w="150" w:type="dxa"/>
-              <w:right w:w="150" w:type="dxa"/>
-            </w:tcMar>
-          </w:tcPr>
-          <w:p>
-            <w:pPr>
-              <w:spacing w:before="40" w:after="40" w:line="252" w:lineRule="auto"/>
-              <w:jc w:val="left"/>
-            </w:pPr>
-            <w:r>
-              <w:rPr>
-                <w:rFonts w:ascii="Times New Roman" w:hAnsi="Times New Roman"/>
-                <w:sz w:val="22"/>
-              </w:rPr>
-              <w:t>I</w:t>
-            </w:r>
-          </w:p>
-        </w:tc>
-        <w:tc>
-          <w:tcPr>
-            <w:tcW w:type="dxa" w:w="1336"/>
-            <w:tcMar>
-              <w:top w:w="100" w:type="dxa"/>
-              <w:bottom w:w="100" w:type="dxa"/>
-              <w:left w:w="150" w:type="dxa"/>
-              <w:right w:w="150" w:type="dxa"/>
-            </w:tcMar>
-          </w:tcPr>
-          <w:p>
-            <w:pPr>
-              <w:spacing w:before="40" w:after="40" w:line="252" w:lineRule="auto"/>
-              <w:jc w:val="left"/>
-            </w:pPr>
-            <w:r>
-              <w:rPr>
-                <w:rFonts w:ascii="Times New Roman" w:hAnsi="Times New Roman"/>
-                <w:sz w:val="22"/>
-              </w:rPr>
-              <w:t>I</w:t>
-            </w:r>
-          </w:p>
-        </w:tc>
-        <w:tc>
-          <w:tcPr>
-            <w:tcW w:type="dxa" w:w="1336"/>
-            <w:tcMar>
-              <w:top w:w="100" w:type="dxa"/>
-              <w:bottom w:w="100" w:type="dxa"/>
-              <w:left w:w="150" w:type="dxa"/>
-              <w:right w:w="150" w:type="dxa"/>
-            </w:tcMar>
-          </w:tcPr>
-          <w:p>
-            <w:pPr>
-              <w:spacing w:before="40" w:after="40" w:line="252" w:lineRule="auto"/>
-              <w:jc w:val="left"/>
-            </w:pPr>
-            <w:r>
-              <w:rPr>
-                <w:rFonts w:ascii="Times New Roman" w:hAnsi="Times New Roman"/>
-                <w:sz w:val="22"/>
-              </w:rPr>
-              <w:t>I</w:t>
-            </w:r>
-          </w:p>
-        </w:tc>
-        <w:tc>
-          <w:tcPr>
-            <w:tcW w:type="dxa" w:w="1336"/>
-            <w:tcMar>
-              <w:top w:w="100" w:type="dxa"/>
-              <w:bottom w:w="100" w:type="dxa"/>
-              <w:left w:w="150" w:type="dxa"/>
-              <w:right w:w="150" w:type="dxa"/>
-            </w:tcMar>
-          </w:tcPr>
-          <w:p>
-            <w:pPr>
-              <w:spacing w:before="40" w:after="40" w:line="252" w:lineRule="auto"/>
-              <w:jc w:val="left"/>
-            </w:pPr>
-            <w:r>
-              <w:rPr>
-                <w:rFonts w:ascii="Times New Roman" w:hAnsi="Times New Roman"/>
-                <w:sz w:val="22"/>
-              </w:rPr>
-              <w:t>I</w:t>
-            </w:r>
-          </w:p>
-        </w:tc>
-      </w:tr>
-      <w:tr>
-        <w:tc>
-          <w:tcPr>
-            <w:tcW w:type="dxa" w:w="1336"/>
-            <w:tcMar>
-              <w:top w:w="100" w:type="dxa"/>
-              <w:bottom w:w="100" w:type="dxa"/>
-              <w:left w:w="150" w:type="dxa"/>
-              <w:right w:w="150" w:type="dxa"/>
-            </w:tcMar>
-          </w:tcPr>
-          <w:p>
-            <w:pPr>
-              <w:spacing w:before="40" w:after="40" w:line="252" w:lineRule="auto"/>
-              <w:jc w:val="left"/>
-            </w:pPr>
-            <w:r>
-              <w:rPr>
-                <w:rFonts w:ascii="Times New Roman" w:hAnsi="Times New Roman"/>
-                <w:sz w:val="22"/>
-              </w:rPr>
-              <w:t>Внесение изменений в УП по СЗ</w:t>
-            </w:r>
-          </w:p>
-        </w:tc>
-        <w:tc>
-          <w:tcPr>
-            <w:tcW w:type="dxa" w:w="1336"/>
-            <w:tcMar>
-              <w:top w:w="100" w:type="dxa"/>
-              <w:bottom w:w="100" w:type="dxa"/>
-              <w:left w:w="150" w:type="dxa"/>
-              <w:right w:w="150" w:type="dxa"/>
-            </w:tcMar>
-          </w:tcPr>
-          <w:p>
-            <w:pPr>
-              <w:spacing w:before="40" w:after="40" w:line="252" w:lineRule="auto"/>
-              <w:jc w:val="left"/>
-            </w:pPr>
-            <w:r>
-              <w:rPr>
-                <w:rFonts w:ascii="Times New Roman" w:hAnsi="Times New Roman"/>
-                <w:sz w:val="22"/>
-              </w:rPr>
-              <w:t>I</w:t>
-            </w:r>
-          </w:p>
-        </w:tc>
-        <w:tc>
-          <w:tcPr>
-            <w:tcW w:type="dxa" w:w="1336"/>
-            <w:tcMar>
-              <w:top w:w="100" w:type="dxa"/>
-              <w:bottom w:w="100" w:type="dxa"/>
-              <w:left w:w="150" w:type="dxa"/>
-              <w:right w:w="150" w:type="dxa"/>
-            </w:tcMar>
-          </w:tcPr>
-          <w:p>
-            <w:pPr>
-              <w:spacing w:before="40" w:after="40" w:line="252" w:lineRule="auto"/>
-              <w:jc w:val="left"/>
-            </w:pPr>
-            <w:r>
-              <w:rPr>
-                <w:rFonts w:ascii="Times New Roman" w:hAnsi="Times New Roman"/>
-                <w:sz w:val="22"/>
-              </w:rPr>
-              <w:t>I</w:t>
-            </w:r>
-          </w:p>
-        </w:tc>
-        <w:tc>
-          <w:tcPr>
-            <w:tcW w:type="dxa" w:w="1336"/>
-            <w:tcMar>
-              <w:top w:w="100" w:type="dxa"/>
-              <w:bottom w:w="100" w:type="dxa"/>
-              <w:left w:w="150" w:type="dxa"/>
-              <w:right w:w="150" w:type="dxa"/>
-            </w:tcMar>
-          </w:tcPr>
-          <w:p>
-            <w:pPr>
-              <w:spacing w:before="40" w:after="40" w:line="252" w:lineRule="auto"/>
-              <w:jc w:val="left"/>
-            </w:pPr>
-            <w:r>
-              <w:rPr>
-                <w:rFonts w:ascii="Times New Roman" w:hAnsi="Times New Roman"/>
-                <w:sz w:val="22"/>
-              </w:rPr>
-            </w:r>
-            <w:r>
-              <w:rPr>
-                <w:rFonts w:ascii="Times New Roman" w:hAnsi="Times New Roman"/>
-                <w:b/>
-                <w:sz w:val="22"/>
-              </w:rPr>
-              <w:t>R</w:t>
-            </w:r>
-            <w:r>
-              <w:rPr>
-                <w:rFonts w:ascii="Times New Roman" w:hAnsi="Times New Roman"/>
-                <w:sz w:val="22"/>
-              </w:rPr>
-            </w:r>
-          </w:p>
-        </w:tc>
-        <w:tc>
-          <w:tcPr>
-            <w:tcW w:type="dxa" w:w="1336"/>
-            <w:tcMar>
-              <w:top w:w="100" w:type="dxa"/>
-              <w:bottom w:w="100" w:type="dxa"/>
-              <w:left w:w="150" w:type="dxa"/>
-              <w:right w:w="150" w:type="dxa"/>
-            </w:tcMar>
-          </w:tcPr>
-          <w:p>
-            <w:pPr>
-              <w:spacing w:before="40" w:after="40" w:line="252" w:lineRule="auto"/>
-              <w:jc w:val="left"/>
-            </w:pPr>
-            <w:r>
-              <w:rPr>
-                <w:rFonts w:ascii="Times New Roman" w:hAnsi="Times New Roman"/>
-                <w:sz w:val="22"/>
-              </w:rPr>
-            </w:r>
-            <w:r>
-              <w:rPr>
-                <w:rFonts w:ascii="Times New Roman" w:hAnsi="Times New Roman"/>
-                <w:b/>
-                <w:sz w:val="22"/>
-              </w:rPr>
-              <w:t>A</w:t>
-            </w:r>
-            <w:r>
-              <w:rPr>
-                <w:rFonts w:ascii="Times New Roman" w:hAnsi="Times New Roman"/>
-                <w:sz w:val="22"/>
-              </w:rPr>
-            </w:r>
-          </w:p>
-        </w:tc>
-        <w:tc>
-          <w:tcPr>
-            <w:tcW w:type="dxa" w:w="1336"/>
-            <w:tcMar>
-              <w:top w:w="100" w:type="dxa"/>
-              <w:bottom w:w="100" w:type="dxa"/>
-              <w:left w:w="150" w:type="dxa"/>
-              <w:right w:w="150" w:type="dxa"/>
-            </w:tcMar>
-          </w:tcPr>
-          <w:p>
-            <w:pPr>
-              <w:spacing w:before="40" w:after="40" w:line="252" w:lineRule="auto"/>
-              <w:jc w:val="left"/>
-            </w:pPr>
-            <w:r>
-              <w:rPr>
-                <w:rFonts w:ascii="Times New Roman" w:hAnsi="Times New Roman"/>
-                <w:sz w:val="22"/>
-              </w:rPr>
-              <w:t>I</w:t>
-            </w:r>
-          </w:p>
-        </w:tc>
-        <w:tc>
-          <w:tcPr>
-            <w:tcW w:type="dxa" w:w="1336"/>
-            <w:tcMar>
-              <w:top w:w="100" w:type="dxa"/>
-              <w:bottom w:w="100" w:type="dxa"/>
-              <w:left w:w="150" w:type="dxa"/>
-              <w:right w:w="150" w:type="dxa"/>
-            </w:tcMar>
-          </w:tcPr>
-          <w:p>
-            <w:pPr>
-              <w:spacing w:before="40" w:after="40" w:line="252" w:lineRule="auto"/>
-              <w:jc w:val="left"/>
-            </w:pPr>
-            <w:r>
-              <w:rPr>
-                <w:rFonts w:ascii="Times New Roman" w:hAnsi="Times New Roman"/>
-                <w:sz w:val="22"/>
-              </w:rPr>
-              <w:t>I</w:t>
-            </w:r>
-          </w:p>
-        </w:tc>
-      </w:tr>
-    </w:tbl>
-    <w:p>
-      <w:pPr>
-        <w:spacing w:after="120"/>
-      </w:pPr>
-    </w:p>
-    <w:p>
-      <w:pPr>
-        <w:spacing w:line="276" w:lineRule="auto" w:after="120"/>
-        <w:ind w:firstLine="709"/>
-        <w:jc w:val="both"/>
-      </w:pPr>
-      <w:r>
-        <w:rPr>
-          <w:rFonts w:ascii="Times New Roman" w:hAnsi="Times New Roman"/>
-          <w:sz w:val="28"/>
-        </w:rPr>
-        <w:t xml:space="preserve">*Обозначения:* </w:t>
-      </w:r>
-      <w:r>
-        <w:rPr>
-          <w:rFonts w:ascii="Times New Roman" w:hAnsi="Times New Roman"/>
-          <w:b/>
-          <w:sz w:val="28"/>
-        </w:rPr>
-        <w:t>R</w:t>
-      </w:r>
-      <w:r>
-        <w:rPr>
-          <w:rFonts w:ascii="Times New Roman" w:hAnsi="Times New Roman"/>
-          <w:sz w:val="28"/>
-        </w:rPr>
-        <w:t xml:space="preserve"> — Responsible (Исполнитель), </w:t>
-      </w:r>
-      <w:r>
-        <w:rPr>
-          <w:rFonts w:ascii="Times New Roman" w:hAnsi="Times New Roman"/>
-          <w:b/>
-          <w:sz w:val="28"/>
-        </w:rPr>
-        <w:t>A</w:t>
-      </w:r>
-      <w:r>
-        <w:rPr>
-          <w:rFonts w:ascii="Times New Roman" w:hAnsi="Times New Roman"/>
-          <w:sz w:val="28"/>
-        </w:rPr>
-        <w:t xml:space="preserve"> — Accountable (Ответственный/Утверждающий), </w:t>
-      </w:r>
-      <w:r>
-        <w:rPr>
-          <w:rFonts w:ascii="Times New Roman" w:hAnsi="Times New Roman"/>
-          <w:b/>
-          <w:sz w:val="28"/>
-        </w:rPr>
-        <w:t>C</w:t>
-      </w:r>
-      <w:r>
-        <w:rPr>
-          <w:rFonts w:ascii="Times New Roman" w:hAnsi="Times New Roman"/>
-          <w:sz w:val="28"/>
-        </w:rPr>
-        <w:t xml:space="preserve"> — Consulted (Консультирующий/Согласующий), </w:t>
-      </w:r>
-      <w:r>
-        <w:rPr>
-          <w:rFonts w:ascii="Times New Roman" w:hAnsi="Times New Roman"/>
-          <w:b/>
-          <w:sz w:val="28"/>
-        </w:rPr>
-        <w:t>I</w:t>
-      </w:r>
-      <w:r>
-        <w:rPr>
-          <w:rFonts w:ascii="Times New Roman" w:hAnsi="Times New Roman"/>
-          <w:sz w:val="28"/>
-        </w:rPr>
-        <w:t xml:space="preserve"> — Informed (Информируемый).</w:t>
-      </w:r>
-    </w:p>
-    <w:p>
-      <w:pPr>
         <w:spacing w:before="240" w:after="120"/>
         <w:jc w:val="left"/>
       </w:pPr>
@@ -3340,21 +906,7 @@
           <w:b/>
           <w:sz w:val="28"/>
         </w:rPr>
-        <w:t>3. Диаграмма вариантов использования (Use Case Diagram)</w:t>
-      </w:r>
-    </w:p>
-    <w:p>
-      <w:pPr>
-        <w:spacing w:before="160" w:after="80"/>
-        <w:jc w:val="left"/>
-      </w:pPr>
-      <w:r>
-        <w:rPr>
-          <w:rFonts w:ascii="Times New Roman" w:hAnsi="Times New Roman"/>
-          <w:b/>
-          <w:sz w:val="26"/>
-        </w:rPr>
-        <w:t>3.1. Графическое представление диаграммы</w:t>
+        <w:t>4. Варианты использования</w:t>
       </w:r>
     </w:p>
     <w:p>
@@ -3368,7 +920,7 @@
           <w:rFonts w:ascii="Times New Roman" w:hAnsi="Times New Roman"/>
           <w:sz w:val="28"/>
         </w:rPr>
-        <w:t>Ниже представлена диаграмма вариантов использования системы:</w:t>
+        <w:t>Диаграмма вариантов использования приведена на рисунке.</w:t>
       </w:r>
     </w:p>
     <w:p>
@@ -3422,7 +974,7 @@
           <w:i/>
           <w:sz w:val="24"/>
         </w:rPr>
-        <w:t>Рисунок 1 — Диаграмма вариантов использования портала (Use Case)</w:t>
+        <w:t>Рисунок 1 — Диаграмма вариантов использования</w:t>
       </w:r>
     </w:p>
     <w:p>
@@ -3436,7 +988,50 @@
           <w:b/>
           <w:sz w:val="26"/>
         </w:rPr>
-        <w:t>3.2. Спецификация основных прецедентов</w:t>
+        <w:t>UC-1. Просмотр учебного плана</w:t>
+      </w:r>
+    </w:p>
+    <w:p>
+      <w:pPr>
+        <w:spacing w:line="276" w:lineRule="auto" w:after="120"/>
+        <w:ind w:firstLine="709"/>
+        <w:jc w:val="both"/>
+      </w:pPr>
+      <w:r>
+        <w:rPr>
+          <w:rFonts w:ascii="Times New Roman" w:hAnsi="Times New Roman"/>
+          <w:sz w:val="28"/>
+        </w:rPr>
+      </w:r>
+      <w:r>
+        <w:rPr>
+          <w:rFonts w:ascii="Times New Roman" w:hAnsi="Times New Roman"/>
+          <w:b/>
+          <w:sz w:val="28"/>
+        </w:rPr>
+        <w:t>Актор:</w:t>
+      </w:r>
+      <w:r>
+        <w:rPr>
+          <w:rFonts w:ascii="Times New Roman" w:hAnsi="Times New Roman"/>
+          <w:sz w:val="28"/>
+        </w:rPr>
+        <w:t xml:space="preserve"> сотрудник университета, эксперт АНОК, студент или преподаватель. </w:t>
+      </w:r>
+      <w:r>
+        <w:rPr>
+          <w:rFonts w:ascii="Times New Roman" w:hAnsi="Times New Roman"/>
+          <w:b/>
+          <w:sz w:val="28"/>
+        </w:rPr>
+        <w:t>Результат:</w:t>
+      </w:r>
+      <w:r>
+        <w:rPr>
+          <w:rFonts w:ascii="Times New Roman" w:hAnsi="Times New Roman"/>
+          <w:sz w:val="28"/>
+        </w:rPr>
+        <w:t xml:space="preserve"> пользователь видит сведения об образовательной программе, статусе плана и дисциплинах по семестрам.</w:t>
       </w:r>
     </w:p>
     <w:p>
@@ -3450,7 +1045,249 @@
           <w:b/>
           <w:sz w:val="26"/>
         </w:rPr>
-        <w:t>Прецедент UC-1: «Разработка и загрузка проекта учебного плана»</w:t>
+        <w:t>UC-2. Проверка учебного плана</w:t>
+      </w:r>
+    </w:p>
+    <w:p>
+      <w:pPr>
+        <w:spacing w:line="276" w:lineRule="auto" w:after="120"/>
+        <w:ind w:firstLine="709"/>
+        <w:jc w:val="both"/>
+      </w:pPr>
+      <w:r>
+        <w:rPr>
+          <w:rFonts w:ascii="Times New Roman" w:hAnsi="Times New Roman"/>
+          <w:sz w:val="28"/>
+        </w:rPr>
+      </w:r>
+      <w:r>
+        <w:rPr>
+          <w:rFonts w:ascii="Times New Roman" w:hAnsi="Times New Roman"/>
+          <w:b/>
+          <w:sz w:val="28"/>
+        </w:rPr>
+        <w:t>Актор:</w:t>
+      </w:r>
+      <w:r>
+        <w:rPr>
+          <w:rFonts w:ascii="Times New Roman" w:hAnsi="Times New Roman"/>
+          <w:sz w:val="28"/>
+        </w:rPr>
+        <w:t xml:space="preserve"> эксперт АНОК. </w:t>
+      </w:r>
+      <w:r>
+        <w:rPr>
+          <w:rFonts w:ascii="Times New Roman" w:hAnsi="Times New Roman"/>
+          <w:b/>
+          <w:sz w:val="28"/>
+        </w:rPr>
+        <w:t>Результат:</w:t>
+      </w:r>
+      <w:r>
+        <w:rPr>
+          <w:rFonts w:ascii="Times New Roman" w:hAnsi="Times New Roman"/>
+          <w:sz w:val="28"/>
+        </w:rPr>
+        <w:t xml:space="preserve"> пользователь получает сведения о контрольных показателях плана и фиксирует результат проверки.</w:t>
+      </w:r>
+    </w:p>
+    <w:p>
+      <w:pPr>
+        <w:spacing w:before="160" w:after="80"/>
+        <w:jc w:val="left"/>
+      </w:pPr>
+      <w:r>
+        <w:rPr>
+          <w:rFonts w:ascii="Times New Roman" w:hAnsi="Times New Roman"/>
+          <w:b/>
+          <w:sz w:val="26"/>
+        </w:rPr>
+        <w:t>UC-3. Просмотр маршрута согласования</w:t>
+      </w:r>
+    </w:p>
+    <w:p>
+      <w:pPr>
+        <w:spacing w:line="276" w:lineRule="auto" w:after="120"/>
+        <w:ind w:firstLine="709"/>
+        <w:jc w:val="both"/>
+      </w:pPr>
+      <w:r>
+        <w:rPr>
+          <w:rFonts w:ascii="Times New Roman" w:hAnsi="Times New Roman"/>
+          <w:sz w:val="28"/>
+        </w:rPr>
+      </w:r>
+      <w:r>
+        <w:rPr>
+          <w:rFonts w:ascii="Times New Roman" w:hAnsi="Times New Roman"/>
+          <w:b/>
+          <w:sz w:val="28"/>
+        </w:rPr>
+        <w:t>Актор:</w:t>
+      </w:r>
+      <w:r>
+        <w:rPr>
+          <w:rFonts w:ascii="Times New Roman" w:hAnsi="Times New Roman"/>
+          <w:sz w:val="28"/>
+        </w:rPr>
+        <w:t xml:space="preserve"> участник согласования. </w:t>
+      </w:r>
+      <w:r>
+        <w:rPr>
+          <w:rFonts w:ascii="Times New Roman" w:hAnsi="Times New Roman"/>
+          <w:b/>
+          <w:sz w:val="28"/>
+        </w:rPr>
+        <w:t>Результат:</w:t>
+      </w:r>
+      <w:r>
+        <w:rPr>
+          <w:rFonts w:ascii="Times New Roman" w:hAnsi="Times New Roman"/>
+          <w:sz w:val="28"/>
+        </w:rPr>
+        <w:t xml:space="preserve"> пользователь видит этапы согласования, ответственных лиц и состояние каждого этапа.</w:t>
+      </w:r>
+    </w:p>
+    <w:p>
+      <w:pPr>
+        <w:spacing w:before="160" w:after="80"/>
+        <w:jc w:val="left"/>
+      </w:pPr>
+      <w:r>
+        <w:rPr>
+          <w:rFonts w:ascii="Times New Roman" w:hAnsi="Times New Roman"/>
+          <w:b/>
+          <w:sz w:val="26"/>
+        </w:rPr>
+        <w:t>UC-4. Работа со служебной запиской</w:t>
+      </w:r>
+    </w:p>
+    <w:p>
+      <w:pPr>
+        <w:spacing w:line="276" w:lineRule="auto" w:after="120"/>
+        <w:ind w:firstLine="709"/>
+        <w:jc w:val="both"/>
+      </w:pPr>
+      <w:r>
+        <w:rPr>
+          <w:rFonts w:ascii="Times New Roman" w:hAnsi="Times New Roman"/>
+          <w:sz w:val="28"/>
+        </w:rPr>
+      </w:r>
+      <w:r>
+        <w:rPr>
+          <w:rFonts w:ascii="Times New Roman" w:hAnsi="Times New Roman"/>
+          <w:b/>
+          <w:sz w:val="28"/>
+        </w:rPr>
+        <w:t>Актор:</w:t>
+      </w:r>
+      <w:r>
+        <w:rPr>
+          <w:rFonts w:ascii="Times New Roman" w:hAnsi="Times New Roman"/>
+          <w:sz w:val="28"/>
+        </w:rPr>
+        <w:t xml:space="preserve"> выпускающее или реализующее подразделение, сотрудник АНОК. </w:t>
+      </w:r>
+      <w:r>
+        <w:rPr>
+          <w:rFonts w:ascii="Times New Roman" w:hAnsi="Times New Roman"/>
+          <w:b/>
+          <w:sz w:val="28"/>
+        </w:rPr>
+        <w:t>Результат:</w:t>
+      </w:r>
+      <w:r>
+        <w:rPr>
+          <w:rFonts w:ascii="Times New Roman" w:hAnsi="Times New Roman"/>
+          <w:sz w:val="28"/>
+        </w:rPr>
+        <w:t xml:space="preserve"> пользователь видит причину изменения и значения «Было» / «Стало».</w:t>
+      </w:r>
+    </w:p>
+    <w:p>
+      <w:pPr>
+        <w:spacing w:before="160" w:after="80"/>
+        <w:jc w:val="left"/>
+      </w:pPr>
+      <w:r>
+        <w:rPr>
+          <w:rFonts w:ascii="Times New Roman" w:hAnsi="Times New Roman"/>
+          <w:b/>
+          <w:sz w:val="26"/>
+        </w:rPr>
+        <w:t>UC-5. Работа со справочниками</w:t>
+      </w:r>
+    </w:p>
+    <w:p>
+      <w:pPr>
+        <w:spacing w:line="276" w:lineRule="auto" w:after="120"/>
+        <w:ind w:firstLine="709"/>
+        <w:jc w:val="both"/>
+      </w:pPr>
+      <w:r>
+        <w:rPr>
+          <w:rFonts w:ascii="Times New Roman" w:hAnsi="Times New Roman"/>
+          <w:sz w:val="28"/>
+        </w:rPr>
+      </w:r>
+      <w:r>
+        <w:rPr>
+          <w:rFonts w:ascii="Times New Roman" w:hAnsi="Times New Roman"/>
+          <w:b/>
+          <w:sz w:val="28"/>
+        </w:rPr>
+        <w:t>Актор:</w:t>
+      </w:r>
+      <w:r>
+        <w:rPr>
+          <w:rFonts w:ascii="Times New Roman" w:hAnsi="Times New Roman"/>
+          <w:sz w:val="28"/>
+        </w:rPr>
+        <w:t xml:space="preserve"> администратор или сотрудник АНОК. </w:t>
+      </w:r>
+      <w:r>
+        <w:rPr>
+          <w:rFonts w:ascii="Times New Roman" w:hAnsi="Times New Roman"/>
+          <w:b/>
+          <w:sz w:val="28"/>
+        </w:rPr>
+        <w:t>Результат:</w:t>
+      </w:r>
+      <w:r>
+        <w:rPr>
+          <w:rFonts w:ascii="Times New Roman" w:hAnsi="Times New Roman"/>
+          <w:sz w:val="28"/>
+        </w:rPr>
+        <w:t xml:space="preserve"> пользователь просматривает стандарты ФГОС, образовательные программы, подразделения и компетенции.</w:t>
+      </w:r>
+    </w:p>
+    <w:p>
+      <w:pPr>
+        <w:spacing w:before="240" w:after="120"/>
+        <w:jc w:val="left"/>
+      </w:pPr>
+      <w:r>
+        <w:rPr>
+          <w:rFonts w:ascii="Times New Roman" w:hAnsi="Times New Roman"/>
+          <w:b/>
+          <w:sz w:val="28"/>
+        </w:rPr>
+        <w:t>5. Функциональные требования</w:t>
+      </w:r>
+    </w:p>
+    <w:p>
+      <w:pPr>
+        <w:spacing w:before="160" w:after="80"/>
+        <w:jc w:val="left"/>
+      </w:pPr>
+      <w:r>
+        <w:rPr>
+          <w:rFonts w:ascii="Times New Roman" w:hAnsi="Times New Roman"/>
+          <w:b/>
+          <w:sz w:val="26"/>
+        </w:rPr>
+        <w:t>FR-1. Учебные планы</w:t>
       </w:r>
     </w:p>
     <w:p>
@@ -3472,21 +1309,7 @@
           <w:rFonts w:ascii="Times New Roman" w:hAnsi="Times New Roman"/>
           <w:sz w:val="28"/>
         </w:rPr>
-      </w:r>
-      <w:r>
-        <w:rPr>
-          <w:rFonts w:ascii="Times New Roman" w:hAnsi="Times New Roman"/>
-          <w:b/>
-          <w:sz w:val="28"/>
-        </w:rPr>
-        <w:t>Актор</w:t>
-      </w:r>
-      <w:r>
-        <w:rPr>
-          <w:rFonts w:ascii="Times New Roman" w:hAnsi="Times New Roman"/>
-          <w:sz w:val="28"/>
-        </w:rPr>
-        <w:t>: Руководитель выпускающего подразделения.</w:t>
+        <w:t>FR-1.1. Портал должен хранить учебные планы и связывать их с образовательными программами.</w:t>
       </w:r>
     </w:p>
     <w:p>
@@ -3508,21 +1331,7 @@
           <w:rFonts w:ascii="Times New Roman" w:hAnsi="Times New Roman"/>
           <w:sz w:val="28"/>
         </w:rPr>
-      </w:r>
-      <w:r>
-        <w:rPr>
-          <w:rFonts w:ascii="Times New Roman" w:hAnsi="Times New Roman"/>
-          <w:b/>
-          <w:sz w:val="28"/>
-        </w:rPr>
-        <w:t>Предусловие</w:t>
-      </w:r>
-      <w:r>
-        <w:rPr>
-          <w:rFonts w:ascii="Times New Roman" w:hAnsi="Times New Roman"/>
-          <w:sz w:val="28"/>
-        </w:rPr>
-        <w:t>: Пользователь авторизован с ролью руководителя выпускающей кафедры/декана.</w:t>
+        <w:t>FR-1.2. Для плана должны храниться учебный год, версия, статус и общий объём.</w:t>
       </w:r>
     </w:p>
     <w:p>
@@ -3544,109 +1353,7 @@
           <w:rFonts w:ascii="Times New Roman" w:hAnsi="Times New Roman"/>
           <w:sz w:val="28"/>
         </w:rPr>
-      </w:r>
-      <w:r>
-        <w:rPr>
-          <w:rFonts w:ascii="Times New Roman" w:hAnsi="Times New Roman"/>
-          <w:b/>
-          <w:sz w:val="28"/>
-        </w:rPr>
-        <w:t>Основной поток</w:t>
-      </w:r>
-      <w:r>
-        <w:rPr>
-          <w:rFonts w:ascii="Times New Roman" w:hAnsi="Times New Roman"/>
-          <w:sz w:val="28"/>
-        </w:rPr>
-        <w:t>:</w:t>
-      </w:r>
-    </w:p>
-    <w:p>
-      <w:pPr>
-        <w:spacing w:line="276" w:lineRule="auto" w:after="60"/>
-        <w:ind w:left="992"/>
-        <w:jc w:val="both"/>
-      </w:pPr>
-      <w:r>
-        <w:rPr>
-          <w:rFonts w:ascii="Times New Roman" w:hAnsi="Times New Roman"/>
-          <w:b/>
-          <w:sz w:val="28"/>
-        </w:rPr>
-        <w:t xml:space="preserve">1. </w:t>
-      </w:r>
-      <w:r>
-        <w:rPr>
-          <w:rFonts w:ascii="Times New Roman" w:hAnsi="Times New Roman"/>
-          <w:sz w:val="28"/>
-        </w:rPr>
-        <w:t>Пользователь выбирает образовательную программу и учебный год.</w:t>
-      </w:r>
-    </w:p>
-    <w:p>
-      <w:pPr>
-        <w:spacing w:line="276" w:lineRule="auto" w:after="60"/>
-        <w:ind w:left="992"/>
-        <w:jc w:val="both"/>
-      </w:pPr>
-      <w:r>
-        <w:rPr>
-          <w:rFonts w:ascii="Times New Roman" w:hAnsi="Times New Roman"/>
-          <w:b/>
-          <w:sz w:val="28"/>
-        </w:rPr>
-        <w:t xml:space="preserve">2. </w:t>
-      </w:r>
-      <w:r>
-        <w:rPr>
-          <w:rFonts w:ascii="Times New Roman" w:hAnsi="Times New Roman"/>
-          <w:sz w:val="28"/>
-        </w:rPr>
-        <w:t>Вводит перечень дисциплин, семестры, трудоемкость в з.е./часах, формы аттестации и закрепленные кафедры.</w:t>
-      </w:r>
-    </w:p>
-    <w:p>
-      <w:pPr>
-        <w:spacing w:line="276" w:lineRule="auto" w:after="60"/>
-        <w:ind w:left="992"/>
-        <w:jc w:val="both"/>
-      </w:pPr>
-      <w:r>
-        <w:rPr>
-          <w:rFonts w:ascii="Times New Roman" w:hAnsi="Times New Roman"/>
-          <w:b/>
-          <w:sz w:val="28"/>
-        </w:rPr>
-        <w:t xml:space="preserve">3. </w:t>
-      </w:r>
-      <w:r>
-        <w:rPr>
-          <w:rFonts w:ascii="Times New Roman" w:hAnsi="Times New Roman"/>
-          <w:sz w:val="28"/>
-        </w:rPr>
-        <w:t>Сохраняет проект УП со статусом `Черновик`.</w:t>
-      </w:r>
-    </w:p>
-    <w:p>
-      <w:pPr>
-        <w:spacing w:line="276" w:lineRule="auto" w:after="60"/>
-        <w:ind w:left="992"/>
-        <w:jc w:val="both"/>
-      </w:pPr>
-      <w:r>
-        <w:rPr>
-          <w:rFonts w:ascii="Times New Roman" w:hAnsi="Times New Roman"/>
-          <w:b/>
-          <w:sz w:val="28"/>
-        </w:rPr>
-        <w:t xml:space="preserve">4. </w:t>
-      </w:r>
-      <w:r>
-        <w:rPr>
-          <w:rFonts w:ascii="Times New Roman" w:hAnsi="Times New Roman"/>
-          <w:sz w:val="28"/>
-        </w:rPr>
-        <w:t>Направляет проект УП на проверку в АНОК (статус меняется на `На проверке в АНОК`).</w:t>
+        <w:t>FR-1.3. Для дисциплины должны храниться блок, название, семестр, зачётные единицы, часы, форма контроля и ответственное подразделение.</w:t>
       </w:r>
     </w:p>
     <w:p>
@@ -3668,21 +1375,7 @@
           <w:rFonts w:ascii="Times New Roman" w:hAnsi="Times New Roman"/>
           <w:sz w:val="28"/>
         </w:rPr>
-      </w:r>
-      <w:r>
-        <w:rPr>
-          <w:rFonts w:ascii="Times New Roman" w:hAnsi="Times New Roman"/>
-          <w:b/>
-          <w:sz w:val="28"/>
-        </w:rPr>
-        <w:t>Связи</w:t>
-      </w:r>
-      <w:r>
-        <w:rPr>
-          <w:rFonts w:ascii="Times New Roman" w:hAnsi="Times New Roman"/>
-          <w:sz w:val="28"/>
-        </w:rPr>
-        <w:t>: `&lt;&lt;include&gt;&gt;` с UC-2 «Проверка УП на соответствие ФГОС».</w:t>
+        <w:t>FR-1.4. Пользователь должен иметь возможность просматривать план целиком или по выбранному семестру.</w:t>
       </w:r>
     </w:p>
     <w:p>
@@ -3696,7 +1389,7 @@
           <w:b/>
           <w:sz w:val="26"/>
         </w:rPr>
-        <w:t>Прецедент UC-2: «Проверка УП на соответствие ФГОС»</w:t>
+        <w:t>FR-2. Проверка ФГОС</w:t>
       </w:r>
     </w:p>
     <w:p>
@@ -3718,21 +1411,7 @@
           <w:rFonts w:ascii="Times New Roman" w:hAnsi="Times New Roman"/>
           <w:sz w:val="28"/>
         </w:rPr>
-      </w:r>
-      <w:r>
-        <w:rPr>
-          <w:rFonts w:ascii="Times New Roman" w:hAnsi="Times New Roman"/>
-          <w:b/>
-          <w:sz w:val="28"/>
-        </w:rPr>
-        <w:t>Актор</w:t>
-      </w:r>
-      <w:r>
-        <w:rPr>
-          <w:rFonts w:ascii="Times New Roman" w:hAnsi="Times New Roman"/>
-          <w:sz w:val="28"/>
-        </w:rPr>
-        <w:t>: Эксперт АНОК, Система (автоматический валидатор).</w:t>
+        <w:t>FR-2.1. Портал должен хранить параметры стандарта ФГОС.</w:t>
       </w:r>
     </w:p>
     <w:p>
@@ -3754,21 +1433,7 @@
           <w:rFonts w:ascii="Times New Roman" w:hAnsi="Times New Roman"/>
           <w:sz w:val="28"/>
         </w:rPr>
-      </w:r>
-      <w:r>
-        <w:rPr>
-          <w:rFonts w:ascii="Times New Roman" w:hAnsi="Times New Roman"/>
-          <w:b/>
-          <w:sz w:val="28"/>
-        </w:rPr>
-        <w:t>Предусловие</w:t>
-      </w:r>
-      <w:r>
-        <w:rPr>
-          <w:rFonts w:ascii="Times New Roman" w:hAnsi="Times New Roman"/>
-          <w:sz w:val="28"/>
-        </w:rPr>
-        <w:t>: Учебный план переведен в статус `На проверке в АНОК`.</w:t>
+        <w:t>FR-2.2. На странице проверки должны отображаться основные показатели учебного плана.</w:t>
       </w:r>
     </w:p>
     <w:p>
@@ -3790,87 +1455,21 @@
           <w:rFonts w:ascii="Times New Roman" w:hAnsi="Times New Roman"/>
           <w:sz w:val="28"/>
         </w:rPr>
-      </w:r>
-      <w:r>
-        <w:rPr>
-          <w:rFonts w:ascii="Times New Roman" w:hAnsi="Times New Roman"/>
-          <w:b/>
-          <w:sz w:val="28"/>
-        </w:rPr>
-        <w:t>Основной поток</w:t>
-      </w:r>
-      <w:r>
-        <w:rPr>
-          <w:rFonts w:ascii="Times New Roman" w:hAnsi="Times New Roman"/>
-          <w:sz w:val="28"/>
-        </w:rPr>
-        <w:t>:</w:t>
+        <w:t>FR-2.3. Результат проверки должен быть представлен в виде состояния и перечня замечаний.</w:t>
       </w:r>
     </w:p>
     <w:p>
       <w:pPr>
-        <w:spacing w:line="276" w:lineRule="auto" w:after="60"/>
-        <w:ind w:left="992"/>
-        <w:jc w:val="both"/>
+        <w:spacing w:before="160" w:after="80"/>
+        <w:jc w:val="left"/>
       </w:pPr>
       <w:r>
         <w:rPr>
           <w:rFonts w:ascii="Times New Roman" w:hAnsi="Times New Roman"/>
           <w:b/>
-          <w:sz w:val="28"/>
+          <w:sz w:val="26"/>
         </w:rPr>
-        <w:t xml:space="preserve">1. </w:t>
-      </w:r>
-      <w:r>
-        <w:rPr>
-          <w:rFonts w:ascii="Times New Roman" w:hAnsi="Times New Roman"/>
-          <w:sz w:val="28"/>
-        </w:rPr>
-        <w:t>Система выполняет автоматическую валидацию числовых показателей (суммарные з.е., объем практик, ГИА).</w:t>
-      </w:r>
-    </w:p>
-    <w:p>
-      <w:pPr>
-        <w:spacing w:line="276" w:lineRule="auto" w:after="60"/>
-        <w:ind w:left="992"/>
-        <w:jc w:val="both"/>
-      </w:pPr>
-      <w:r>
-        <w:rPr>
-          <w:rFonts w:ascii="Times New Roman" w:hAnsi="Times New Roman"/>
-          <w:b/>
-          <w:sz w:val="28"/>
-        </w:rPr>
-        <w:t xml:space="preserve">2. </w:t>
-      </w:r>
-      <w:r>
-        <w:rPr>
-          <w:rFonts w:ascii="Times New Roman" w:hAnsi="Times New Roman"/>
-          <w:sz w:val="28"/>
-        </w:rPr>
-        <w:t>Эксперт АНОК проверяет корректность формулировок дисциплин, блоков и закрепление кафедр.</w:t>
-      </w:r>
-    </w:p>
-    <w:p>
-      <w:pPr>
-        <w:spacing w:line="276" w:lineRule="auto" w:after="60"/>
-        <w:ind w:left="992"/>
-        <w:jc w:val="both"/>
-      </w:pPr>
-      <w:r>
-        <w:rPr>
-          <w:rFonts w:ascii="Times New Roman" w:hAnsi="Times New Roman"/>
-          <w:b/>
-          <w:sz w:val="28"/>
-        </w:rPr>
-        <w:t xml:space="preserve">3. </w:t>
-      </w:r>
-      <w:r>
-        <w:rPr>
-          <w:rFonts w:ascii="Times New Roman" w:hAnsi="Times New Roman"/>
-          <w:sz w:val="28"/>
-        </w:rPr>
-        <w:t>При отсутствии замечаний эксперт выносит положительное заключение (статус `Проверен АНОК, ожидает подписания`).</w:t>
+        <w:t>FR-3. Согласование</w:t>
       </w:r>
     </w:p>
     <w:p>
@@ -3892,35 +1491,7 @@
           <w:rFonts w:ascii="Times New Roman" w:hAnsi="Times New Roman"/>
           <w:sz w:val="28"/>
         </w:rPr>
-      </w:r>
-      <w:r>
-        <w:rPr>
-          <w:rFonts w:ascii="Times New Roman" w:hAnsi="Times New Roman"/>
-          <w:b/>
-          <w:sz w:val="28"/>
-        </w:rPr>
-        <w:t>Альтернативный поток</w:t>
-      </w:r>
-      <w:r>
-        <w:rPr>
-          <w:rFonts w:ascii="Times New Roman" w:hAnsi="Times New Roman"/>
-          <w:sz w:val="28"/>
-        </w:rPr>
-        <w:t>: При выявлении нарушений эксперт вносит перечень замечаний и возвращает УП на доработку (статус `Возвращен на доработку`).</w:t>
-      </w:r>
-    </w:p>
-    <w:p>
-      <w:pPr>
-        <w:spacing w:before="160" w:after="80"/>
-        <w:jc w:val="left"/>
-      </w:pPr>
-      <w:r>
-        <w:rPr>
-          <w:rFonts w:ascii="Times New Roman" w:hAnsi="Times New Roman"/>
-          <w:b/>
-          <w:sz w:val="26"/>
-        </w:rPr>
-        <w:t>Прецедент UC-3: «Оформление и согласование служебной записки на изменение УП»</w:t>
+        <w:t>FR-3.1. Для учебного плана должны быть предусмотрены состояния от черновика до утверждения.</w:t>
       </w:r>
     </w:p>
     <w:p>
@@ -3942,21 +1513,7 @@
           <w:rFonts w:ascii="Times New Roman" w:hAnsi="Times New Roman"/>
           <w:sz w:val="28"/>
         </w:rPr>
-      </w:r>
-      <w:r>
-        <w:rPr>
-          <w:rFonts w:ascii="Times New Roman" w:hAnsi="Times New Roman"/>
-          <w:b/>
-          <w:sz w:val="28"/>
-        </w:rPr>
-        <w:t>Акторы</w:t>
-      </w:r>
-      <w:r>
-        <w:rPr>
-          <w:rFonts w:ascii="Times New Roman" w:hAnsi="Times New Roman"/>
-          <w:sz w:val="28"/>
-        </w:rPr>
-        <w:t>: Руководитель выпускающего подразделения, Руководитель реализующего подразделения.</w:t>
+        <w:t>FR-3.2. Для каждого этапа должны отображаться ответственный и состояние этапа.</w:t>
       </w:r>
     </w:p>
     <w:p>
@@ -3978,21 +1535,21 @@
           <w:rFonts w:ascii="Times New Roman" w:hAnsi="Times New Roman"/>
           <w:sz w:val="28"/>
         </w:rPr>
+        <w:t>FR-3.3. Портал должен хранить сведения о выполненных этапах согласования.</w:t>
       </w:r>
+    </w:p>
+    <w:p>
+      <w:pPr>
+        <w:spacing w:before="160" w:after="80"/>
+        <w:jc w:val="left"/>
+      </w:pPr>
       <w:r>
         <w:rPr>
           <w:rFonts w:ascii="Times New Roman" w:hAnsi="Times New Roman"/>
           <w:b/>
-          <w:sz w:val="28"/>
+          <w:sz w:val="26"/>
         </w:rPr>
-        <w:t>Предусловие</w:t>
-      </w:r>
-      <w:r>
-        <w:rPr>
-          <w:rFonts w:ascii="Times New Roman" w:hAnsi="Times New Roman"/>
-          <w:sz w:val="28"/>
-        </w:rPr>
-        <w:t>: До начала учебного семестра требуется внести корректировки в утвержденный УП.</w:t>
+        <w:t>FR-4. Служебные записки</w:t>
       </w:r>
     </w:p>
     <w:p>
@@ -4014,131 +1571,7 @@
           <w:rFonts w:ascii="Times New Roman" w:hAnsi="Times New Roman"/>
           <w:sz w:val="28"/>
         </w:rPr>
-      </w:r>
-      <w:r>
-        <w:rPr>
-          <w:rFonts w:ascii="Times New Roman" w:hAnsi="Times New Roman"/>
-          <w:b/>
-          <w:sz w:val="28"/>
-        </w:rPr>
-        <w:t>Основной поток</w:t>
-      </w:r>
-      <w:r>
-        <w:rPr>
-          <w:rFonts w:ascii="Times New Roman" w:hAnsi="Times New Roman"/>
-          <w:sz w:val="28"/>
-        </w:rPr>
-        <w:t>:</w:t>
-      </w:r>
-    </w:p>
-    <w:p>
-      <w:pPr>
-        <w:spacing w:line="276" w:lineRule="auto" w:after="60"/>
-        <w:ind w:left="992"/>
-        <w:jc w:val="both"/>
-      </w:pPr>
-      <w:r>
-        <w:rPr>
-          <w:rFonts w:ascii="Times New Roman" w:hAnsi="Times New Roman"/>
-          <w:b/>
-          <w:sz w:val="28"/>
-        </w:rPr>
-        <w:t xml:space="preserve">1. </w:t>
-      </w:r>
-      <w:r>
-        <w:rPr>
-          <w:rFonts w:ascii="Times New Roman" w:hAnsi="Times New Roman"/>
-          <w:sz w:val="28"/>
-        </w:rPr>
-        <w:t>Выпускающее подразделение создает электронную служебную записку (СЗ) с указанием заменяемых дисциплин, семестров или форм контроля.</w:t>
-      </w:r>
-    </w:p>
-    <w:p>
-      <w:pPr>
-        <w:spacing w:line="276" w:lineRule="auto" w:after="60"/>
-        <w:ind w:left="992"/>
-        <w:jc w:val="both"/>
-      </w:pPr>
-      <w:r>
-        <w:rPr>
-          <w:rFonts w:ascii="Times New Roman" w:hAnsi="Times New Roman"/>
-          <w:b/>
-          <w:sz w:val="28"/>
-        </w:rPr>
-        <w:t xml:space="preserve">2. </w:t>
-      </w:r>
-      <w:r>
-        <w:rPr>
-          <w:rFonts w:ascii="Times New Roman" w:hAnsi="Times New Roman"/>
-          <w:sz w:val="28"/>
-        </w:rPr>
-        <w:t>Руководитель выпускающего подразделения подписывает СЗ.</w:t>
-      </w:r>
-    </w:p>
-    <w:p>
-      <w:pPr>
-        <w:spacing w:line="276" w:lineRule="auto" w:after="60"/>
-        <w:ind w:left="992"/>
-        <w:jc w:val="both"/>
-      </w:pPr>
-      <w:r>
-        <w:rPr>
-          <w:rFonts w:ascii="Times New Roman" w:hAnsi="Times New Roman"/>
-          <w:b/>
-          <w:sz w:val="28"/>
-        </w:rPr>
-        <w:t xml:space="preserve">3. </w:t>
-      </w:r>
-      <w:r>
-        <w:rPr>
-          <w:rFonts w:ascii="Times New Roman" w:hAnsi="Times New Roman"/>
-          <w:sz w:val="28"/>
-        </w:rPr>
-        <w:t>СЗ поступает на согласование руководителю реализующего подразделения.</w:t>
-      </w:r>
-    </w:p>
-    <w:p>
-      <w:pPr>
-        <w:spacing w:line="276" w:lineRule="auto" w:after="60"/>
-        <w:ind w:left="992"/>
-        <w:jc w:val="both"/>
-      </w:pPr>
-      <w:r>
-        <w:rPr>
-          <w:rFonts w:ascii="Times New Roman" w:hAnsi="Times New Roman"/>
-          <w:b/>
-          <w:sz w:val="28"/>
-        </w:rPr>
-        <w:t xml:space="preserve">4. </w:t>
-      </w:r>
-      <w:r>
-        <w:rPr>
-          <w:rFonts w:ascii="Times New Roman" w:hAnsi="Times New Roman"/>
-          <w:sz w:val="28"/>
-        </w:rPr>
-        <w:t>Руководитель реализующего подразделения утверждает СЗ.</w:t>
-      </w:r>
-    </w:p>
-    <w:p>
-      <w:pPr>
-        <w:spacing w:line="276" w:lineRule="auto" w:after="60"/>
-        <w:ind w:left="992"/>
-        <w:jc w:val="both"/>
-      </w:pPr>
-      <w:r>
-        <w:rPr>
-          <w:rFonts w:ascii="Times New Roman" w:hAnsi="Times New Roman"/>
-          <w:b/>
-          <w:sz w:val="28"/>
-        </w:rPr>
-        <w:t xml:space="preserve">5. </w:t>
-      </w:r>
-      <w:r>
-        <w:rPr>
-          <w:rFonts w:ascii="Times New Roman" w:hAnsi="Times New Roman"/>
-          <w:sz w:val="28"/>
-        </w:rPr>
-        <w:t>СЗ поступает сотрудникам АНОК для внесения изменений.</w:t>
+        <w:t>FR-4.1. Служебная записка должна быть связана с учебным планом.</w:t>
       </w:r>
     </w:p>
     <w:p>
@@ -4160,35 +1593,7 @@
           <w:rFonts w:ascii="Times New Roman" w:hAnsi="Times New Roman"/>
           <w:sz w:val="28"/>
         </w:rPr>
-      </w:r>
-      <w:r>
-        <w:rPr>
-          <w:rFonts w:ascii="Times New Roman" w:hAnsi="Times New Roman"/>
-          <w:b/>
-          <w:sz w:val="28"/>
-        </w:rPr>
-        <w:t>Связи</w:t>
-      </w:r>
-      <w:r>
-        <w:rPr>
-          <w:rFonts w:ascii="Times New Roman" w:hAnsi="Times New Roman"/>
-          <w:sz w:val="28"/>
-        </w:rPr>
-        <w:t>: `&lt;&lt;extend&gt;&gt;` по отношению к процессу актуализации УП.</w:t>
-      </w:r>
-    </w:p>
-    <w:p>
-      <w:pPr>
-        <w:spacing w:before="160" w:after="80"/>
-        <w:jc w:val="left"/>
-      </w:pPr>
-      <w:r>
-        <w:rPr>
-          <w:rFonts w:ascii="Times New Roman" w:hAnsi="Times New Roman"/>
-          <w:b/>
-          <w:sz w:val="26"/>
-        </w:rPr>
-        <w:t>Прецедент UC-4: «Маршрутизация подписания и утверждения УП»</w:t>
+        <w:t>FR-4.2. В записке должны храниться номер, дата, причина и подразделения-участники.</w:t>
       </w:r>
     </w:p>
     <w:p>
@@ -4210,21 +1615,7 @@
           <w:rFonts w:ascii="Times New Roman" w:hAnsi="Times New Roman"/>
           <w:sz w:val="28"/>
         </w:rPr>
-      </w:r>
-      <w:r>
-        <w:rPr>
-          <w:rFonts w:ascii="Times New Roman" w:hAnsi="Times New Roman"/>
-          <w:b/>
-          <w:sz w:val="28"/>
-        </w:rPr>
-        <w:t>Акторы</w:t>
-      </w:r>
-      <w:r>
-        <w:rPr>
-          <w:rFonts w:ascii="Times New Roman" w:hAnsi="Times New Roman"/>
-          <w:sz w:val="28"/>
-        </w:rPr>
-        <w:t>: Руководитель выпускающего подразделения, Начальник АНОК, Проректор по УР, Секретарь Ученого совета, Ректор.</w:t>
+        <w:t>FR-4.3. Изменение должно описываться прежним и новым значением.</w:t>
       </w:r>
     </w:p>
     <w:p>
@@ -4246,145 +1637,7 @@
           <w:rFonts w:ascii="Times New Roman" w:hAnsi="Times New Roman"/>
           <w:sz w:val="28"/>
         </w:rPr>
-      </w:r>
-      <w:r>
-        <w:rPr>
-          <w:rFonts w:ascii="Times New Roman" w:hAnsi="Times New Roman"/>
-          <w:b/>
-          <w:sz w:val="28"/>
-        </w:rPr>
-        <w:t>Основной поток</w:t>
-      </w:r>
-      <w:r>
-        <w:rPr>
-          <w:rFonts w:ascii="Times New Roman" w:hAnsi="Times New Roman"/>
-          <w:sz w:val="28"/>
-        </w:rPr>
-        <w:t>:</w:t>
-      </w:r>
-    </w:p>
-    <w:p>
-      <w:pPr>
-        <w:spacing w:line="276" w:lineRule="auto" w:after="60"/>
-        <w:ind w:left="992"/>
-        <w:jc w:val="both"/>
-      </w:pPr>
-      <w:r>
-        <w:rPr>
-          <w:rFonts w:ascii="Times New Roman" w:hAnsi="Times New Roman"/>
-          <w:b/>
-          <w:sz w:val="28"/>
-        </w:rPr>
-        <w:t xml:space="preserve">1. </w:t>
-      </w:r>
-      <w:r>
-        <w:rPr>
-          <w:rFonts w:ascii="Times New Roman" w:hAnsi="Times New Roman"/>
-          <w:sz w:val="28"/>
-        </w:rPr>
-        <w:t>Руководитель выпускающего подразделения накладывает электронную подпись/визу.</w:t>
-      </w:r>
-    </w:p>
-    <w:p>
-      <w:pPr>
-        <w:spacing w:line="276" w:lineRule="auto" w:after="60"/>
-        <w:ind w:left="992"/>
-        <w:jc w:val="both"/>
-      </w:pPr>
-      <w:r>
-        <w:rPr>
-          <w:rFonts w:ascii="Times New Roman" w:hAnsi="Times New Roman"/>
-          <w:b/>
-          <w:sz w:val="28"/>
-        </w:rPr>
-        <w:t xml:space="preserve">2. </w:t>
-      </w:r>
-      <w:r>
-        <w:rPr>
-          <w:rFonts w:ascii="Times New Roman" w:hAnsi="Times New Roman"/>
-          <w:sz w:val="28"/>
-        </w:rPr>
-        <w:t>Начальник АНОК верифицирует соответствие стандартам и подписывает УП.</w:t>
-      </w:r>
-    </w:p>
-    <w:p>
-      <w:pPr>
-        <w:spacing w:line="276" w:lineRule="auto" w:after="60"/>
-        <w:ind w:left="992"/>
-        <w:jc w:val="both"/>
-      </w:pPr>
-      <w:r>
-        <w:rPr>
-          <w:rFonts w:ascii="Times New Roman" w:hAnsi="Times New Roman"/>
-          <w:b/>
-          <w:sz w:val="28"/>
-        </w:rPr>
-        <w:t xml:space="preserve">3. </w:t>
-      </w:r>
-      <w:r>
-        <w:rPr>
-          <w:rFonts w:ascii="Times New Roman" w:hAnsi="Times New Roman"/>
-          <w:sz w:val="28"/>
-        </w:rPr>
-        <w:t>Проректор по УР подписывает документ.</w:t>
-      </w:r>
-    </w:p>
-    <w:p>
-      <w:pPr>
-        <w:spacing w:line="276" w:lineRule="auto" w:after="60"/>
-        <w:ind w:left="992"/>
-        <w:jc w:val="both"/>
-      </w:pPr>
-      <w:r>
-        <w:rPr>
-          <w:rFonts w:ascii="Times New Roman" w:hAnsi="Times New Roman"/>
-          <w:b/>
-          <w:sz w:val="28"/>
-        </w:rPr>
-        <w:t xml:space="preserve">4. </w:t>
-      </w:r>
-      <w:r>
-        <w:rPr>
-          <w:rFonts w:ascii="Times New Roman" w:hAnsi="Times New Roman"/>
-          <w:sz w:val="28"/>
-        </w:rPr>
-        <w:t>Секретарь Ученого совета прикрепляет выписку из протокола заседания Ученого совета.</w:t>
-      </w:r>
-    </w:p>
-    <w:p>
-      <w:pPr>
-        <w:spacing w:line="276" w:lineRule="auto" w:after="60"/>
-        <w:ind w:left="992"/>
-        <w:jc w:val="both"/>
-      </w:pPr>
-      <w:r>
-        <w:rPr>
-          <w:rFonts w:ascii="Times New Roman" w:hAnsi="Times New Roman"/>
-          <w:b/>
-          <w:sz w:val="28"/>
-        </w:rPr>
-        <w:t xml:space="preserve">5. </w:t>
-      </w:r>
-      <w:r>
-        <w:rPr>
-          <w:rFonts w:ascii="Times New Roman" w:hAnsi="Times New Roman"/>
-          <w:sz w:val="28"/>
-        </w:rPr>
-        <w:t>Ректор утверждает УП. План переходит в статус `Утвержден` и публикуется в открытом реестре.</w:t>
-      </w:r>
-    </w:p>
-    <w:p>
-      <w:pPr>
-        <w:spacing w:before="240" w:after="120"/>
-        <w:jc w:val="left"/>
-      </w:pPr>
-      <w:r>
-        <w:rPr>
-          <w:rFonts w:ascii="Times New Roman" w:hAnsi="Times New Roman"/>
-          <w:b/>
-          <w:sz w:val="28"/>
-        </w:rPr>
-        <w:t>4. Список требований к порталу</w:t>
+        <w:t>FR-4.4. Для записки должен отображаться статус обработки.</w:t>
       </w:r>
     </w:p>
     <w:p>
@@ -4398,21 +1651,7 @@
           <w:b/>
           <w:sz w:val="26"/>
         </w:rPr>
-        <w:t>4.1. Функциональные требования (Functional Requirements)</w:t>
-      </w:r>
-    </w:p>
-    <w:p>
-      <w:pPr>
-        <w:spacing w:before="160" w:after="80"/>
-        <w:jc w:val="left"/>
-      </w:pPr>
-      <w:r>
-        <w:rPr>
-          <w:rFonts w:ascii="Times New Roman" w:hAnsi="Times New Roman"/>
-          <w:b/>
-          <w:sz w:val="26"/>
-        </w:rPr>
-        <w:t>FR-1: Подсистема управления образовательными программами и учебными планами</w:t>
+        <w:t>FR-5. Справочники и аудит</w:t>
       </w:r>
     </w:p>
     <w:p>
@@ -4434,21 +1673,7 @@
           <w:rFonts w:ascii="Times New Roman" w:hAnsi="Times New Roman"/>
           <w:sz w:val="28"/>
         </w:rPr>
-      </w:r>
-      <w:r>
-        <w:rPr>
-          <w:rFonts w:ascii="Times New Roman" w:hAnsi="Times New Roman"/>
-          <w:b/>
-          <w:sz w:val="28"/>
-        </w:rPr>
-        <w:t>FR-1.1</w:t>
-      </w:r>
-      <w:r>
-        <w:rPr>
-          <w:rFonts w:ascii="Times New Roman" w:hAnsi="Times New Roman"/>
-          <w:sz w:val="28"/>
-        </w:rPr>
-        <w:t>: Возможность создания, редактирования, дублирования и архивирования учебных планов по уровням образования (бакалавриат, специалитет, магистратура, аспирантура) и формам обучения (очная, очно-заочная, заочная).</w:t>
+        <w:t>FR-5.1. Портал должен предоставлять просмотр стандартов ФГОС, образовательных программ, подразделений и компетенций.</w:t>
       </w:r>
     </w:p>
     <w:p>
@@ -4470,21 +1695,21 @@
           <w:rFonts w:ascii="Times New Roman" w:hAnsi="Times New Roman"/>
           <w:sz w:val="28"/>
         </w:rPr>
+        <w:t>FR-5.2. Портал должен хранить сведения о действиях и событиях, относящихся к работе с документами.</w:t>
       </w:r>
+    </w:p>
+    <w:p>
+      <w:pPr>
+        <w:spacing w:before="240" w:after="120"/>
+        <w:jc w:val="left"/>
+      </w:pPr>
       <w:r>
         <w:rPr>
           <w:rFonts w:ascii="Times New Roman" w:hAnsi="Times New Roman"/>
           <w:b/>
           <w:sz w:val="28"/>
         </w:rPr>
-        <w:t>FR-1.2</w:t>
-      </w:r>
-      <w:r>
-        <w:rPr>
-          <w:rFonts w:ascii="Times New Roman" w:hAnsi="Times New Roman"/>
-          <w:sz w:val="28"/>
-        </w:rPr>
-        <w:t>: Построчное ведение структуры УП: блок дисциплины, наименование дисциплины, семестр(ы), объем в з.е. и часах (лекции, практики, лаб. работы, СРС), форма промежуточного контроля (экзамен, зачет, дифференцированный зачет, курсовая работа, ГИА), закрепленная кафедра.</w:t>
+        <w:t>6. Нефункциональные требования</w:t>
       </w:r>
     </w:p>
     <w:p>
@@ -4506,35 +1731,7 @@
           <w:rFonts w:ascii="Times New Roman" w:hAnsi="Times New Roman"/>
           <w:sz w:val="28"/>
         </w:rPr>
-      </w:r>
-      <w:r>
-        <w:rPr>
-          <w:rFonts w:ascii="Times New Roman" w:hAnsi="Times New Roman"/>
-          <w:b/>
-          <w:sz w:val="28"/>
-        </w:rPr>
-        <w:t>FR-1.3</w:t>
-      </w:r>
-      <w:r>
-        <w:rPr>
-          <w:rFonts w:ascii="Times New Roman" w:hAnsi="Times New Roman"/>
-          <w:sz w:val="28"/>
-        </w:rPr>
-        <w:t>: Экспорт и импорт учебных планов в стандартных форматах (Excel, XML/PLX, PDF).</w:t>
-      </w:r>
-    </w:p>
-    <w:p>
-      <w:pPr>
-        <w:spacing w:before="160" w:after="80"/>
-        <w:jc w:val="left"/>
-      </w:pPr>
-      <w:r>
-        <w:rPr>
-          <w:rFonts w:ascii="Times New Roman" w:hAnsi="Times New Roman"/>
-          <w:b/>
-          <w:sz w:val="26"/>
-        </w:rPr>
-        <w:t>FR-2: Подсистема автоматизированного и экспертного контроля ФГОС</w:t>
+        <w:t>NFR-1. Приложение должно запускаться локально без отдельного сервера базы данных.</w:t>
       </w:r>
     </w:p>
     <w:p>
@@ -4556,21 +1753,7 @@
           <w:rFonts w:ascii="Times New Roman" w:hAnsi="Times New Roman"/>
           <w:sz w:val="28"/>
         </w:rPr>
-      </w:r>
-      <w:r>
-        <w:rPr>
-          <w:rFonts w:ascii="Times New Roman" w:hAnsi="Times New Roman"/>
-          <w:b/>
-          <w:sz w:val="28"/>
-        </w:rPr>
-        <w:t>FR-2.1</w:t>
-      </w:r>
-      <w:r>
-        <w:rPr>
-          <w:rFonts w:ascii="Times New Roman" w:hAnsi="Times New Roman"/>
-          <w:sz w:val="28"/>
-        </w:rPr>
-        <w:t>: Автоматическая проверка контрольных сумм: общий объем з.е. (240 для бакалавриата, 300 для специалитета, 120 для магистратуры), годовая нагрузка (~60 з.е.), минимальные объемы дисциплин базовой части.</w:t>
+        <w:t>NFR-2. Данные должны храниться в SQLite с внешними ключами и связями между основными сущностями.</w:t>
       </w:r>
     </w:p>
     <w:p>
@@ -4592,21 +1775,7 @@
           <w:rFonts w:ascii="Times New Roman" w:hAnsi="Times New Roman"/>
           <w:sz w:val="28"/>
         </w:rPr>
-      </w:r>
-      <w:r>
-        <w:rPr>
-          <w:rFonts w:ascii="Times New Roman" w:hAnsi="Times New Roman"/>
-          <w:b/>
-          <w:sz w:val="28"/>
-        </w:rPr>
-        <w:t>FR-2.2</w:t>
-      </w:r>
-      <w:r>
-        <w:rPr>
-          <w:rFonts w:ascii="Times New Roman" w:hAnsi="Times New Roman"/>
-          <w:sz w:val="28"/>
-        </w:rPr>
-        <w:t>: Проверка ограничений по максимальному числу экзаменов и зачетов в одну экзаменационную сессию.</w:t>
+        <w:t>NFR-3. Веб-интерфейс должен корректно отображаться на компьютере и мобильном устройстве.</w:t>
       </w:r>
     </w:p>
     <w:p>
@@ -4628,21 +1797,7 @@
           <w:rFonts w:ascii="Times New Roman" w:hAnsi="Times New Roman"/>
           <w:sz w:val="28"/>
         </w:rPr>
-      </w:r>
-      <w:r>
-        <w:rPr>
-          <w:rFonts w:ascii="Times New Roman" w:hAnsi="Times New Roman"/>
-          <w:b/>
-          <w:sz w:val="28"/>
-        </w:rPr>
-        <w:t>FR-2.3</w:t>
-      </w:r>
-      <w:r>
-        <w:rPr>
-          <w:rFonts w:ascii="Times New Roman" w:hAnsi="Times New Roman"/>
-          <w:sz w:val="28"/>
-        </w:rPr>
-        <w:t>: Формирование листа замечаний эксперта АНОК с возможностью привязки комментариев к конкретным строкам учебного плана.</w:t>
+        <w:t>NFR-4. Страницы просмотра должны открываться без длительного ожидания на учебном наборе данных.</w:t>
       </w:r>
     </w:p>
     <w:p>
@@ -4664,35 +1819,7 @@
           <w:rFonts w:ascii="Times New Roman" w:hAnsi="Times New Roman"/>
           <w:sz w:val="28"/>
         </w:rPr>
-      </w:r>
-      <w:r>
-        <w:rPr>
-          <w:rFonts w:ascii="Times New Roman" w:hAnsi="Times New Roman"/>
-          <w:b/>
-          <w:sz w:val="28"/>
-        </w:rPr>
-        <w:t>FR-2.4</w:t>
-      </w:r>
-      <w:r>
-        <w:rPr>
-          <w:rFonts w:ascii="Times New Roman" w:hAnsi="Times New Roman"/>
-          <w:sz w:val="28"/>
-        </w:rPr>
-        <w:t>: Ведение справочника стандартов ФГОС 3++ с правилами валидации.</w:t>
-      </w:r>
-    </w:p>
-    <w:p>
-      <w:pPr>
-        <w:spacing w:before="160" w:after="80"/>
-        <w:jc w:val="left"/>
-      </w:pPr>
-      <w:r>
-        <w:rPr>
-          <w:rFonts w:ascii="Times New Roman" w:hAnsi="Times New Roman"/>
-          <w:b/>
-          <w:sz w:val="26"/>
-        </w:rPr>
-        <w:t>FR-3: Подсистема электронного согласования, подписания и маршрутизации (Workflow)</w:t>
+        <w:t>NFR-5. Приложение должно использовать параметризованные SQL-запросы и экранирование выводимых значений.</w:t>
       </w:r>
     </w:p>
     <w:p>
@@ -4714,21 +1841,35 @@
           <w:rFonts w:ascii="Times New Roman" w:hAnsi="Times New Roman"/>
           <w:sz w:val="28"/>
         </w:rPr>
+        <w:t>NFR-6. Структура приложения должна позволять в дальнейшем заменить SQLite на серверную СУБД без изменения предметной модели.</w:t>
       </w:r>
+    </w:p>
+    <w:p>
+      <w:pPr>
+        <w:spacing w:before="240" w:after="120"/>
+        <w:jc w:val="left"/>
+      </w:pPr>
       <w:r>
         <w:rPr>
           <w:rFonts w:ascii="Times New Roman" w:hAnsi="Times New Roman"/>
           <w:b/>
           <w:sz w:val="28"/>
         </w:rPr>
-        <w:t>FR-3.1</w:t>
+        <w:t>7. Выбор инструментального средства</w:t>
       </w:r>
+    </w:p>
+    <w:p>
+      <w:pPr>
+        <w:spacing w:line="276" w:lineRule="auto" w:after="120"/>
+        <w:ind w:firstLine="709"/>
+        <w:jc w:val="both"/>
+      </w:pPr>
       <w:r>
         <w:rPr>
           <w:rFonts w:ascii="Times New Roman" w:hAnsi="Times New Roman"/>
           <w:sz w:val="28"/>
         </w:rPr>
-        <w:t>: Реализация последовательно-параллельного маршрута согласования УП со сменой состояний: `Черновик` → `На проверке в АНОК` → `На согласовании (Выпускающая каф. / АНОК / Проректор)` → `Рассмотрение Ученым советом` → `Утвержден Ректором` → `Архив`.</w:t>
+        <w:t>Для учебной реализации выбран следующий стек:</w:t>
       </w:r>
     </w:p>
     <w:p>
@@ -4750,21 +1891,7 @@
           <w:rFonts w:ascii="Times New Roman" w:hAnsi="Times New Roman"/>
           <w:sz w:val="28"/>
         </w:rPr>
-      </w:r>
-      <w:r>
-        <w:rPr>
-          <w:rFonts w:ascii="Times New Roman" w:hAnsi="Times New Roman"/>
-          <w:b/>
-          <w:sz w:val="28"/>
-        </w:rPr>
-        <w:t>FR-3.2</w:t>
-      </w:r>
-      <w:r>
-        <w:rPr>
-          <w:rFonts w:ascii="Times New Roman" w:hAnsi="Times New Roman"/>
-          <w:sz w:val="28"/>
-        </w:rPr>
-        <w:t>: Фиксация электронной подписи (или подтвержденного факта согласования) с фиксацией даты, времени, ФИО и должности лица.</w:t>
+        <w:t>Python 3;</w:t>
       </w:r>
     </w:p>
     <w:p>
@@ -4786,35 +1913,7 @@
           <w:rFonts w:ascii="Times New Roman" w:hAnsi="Times New Roman"/>
           <w:sz w:val="28"/>
         </w:rPr>
-      </w:r>
-      <w:r>
-        <w:rPr>
-          <w:rFonts w:ascii="Times New Roman" w:hAnsi="Times New Roman"/>
-          <w:b/>
-          <w:sz w:val="28"/>
-        </w:rPr>
-        <w:t>FR-3.3</w:t>
-      </w:r>
-      <w:r>
-        <w:rPr>
-          <w:rFonts w:ascii="Times New Roman" w:hAnsi="Times New Roman"/>
-          <w:sz w:val="28"/>
-        </w:rPr>
-        <w:t>: Формирование готового к печати бланка титульного листа УП со всеми подписями и гербовой символикой вуза.</w:t>
-      </w:r>
-    </w:p>
-    <w:p>
-      <w:pPr>
-        <w:spacing w:before="160" w:after="80"/>
-        <w:jc w:val="left"/>
-      </w:pPr>
-      <w:r>
-        <w:rPr>
-          <w:rFonts w:ascii="Times New Roman" w:hAnsi="Times New Roman"/>
-          <w:b/>
-          <w:sz w:val="26"/>
-        </w:rPr>
-        <w:t>FR-4: Подсистема обработки служебных записок на изменение УП</w:t>
+        <w:t>Flask;</w:t>
       </w:r>
     </w:p>
     <w:p>
@@ -4836,21 +1935,7 @@
           <w:rFonts w:ascii="Times New Roman" w:hAnsi="Times New Roman"/>
           <w:sz w:val="28"/>
         </w:rPr>
-      </w:r>
-      <w:r>
-        <w:rPr>
-          <w:rFonts w:ascii="Times New Roman" w:hAnsi="Times New Roman"/>
-          <w:b/>
-          <w:sz w:val="28"/>
-        </w:rPr>
-        <w:t>FR-4.1</w:t>
-      </w:r>
-      <w:r>
-        <w:rPr>
-          <w:rFonts w:ascii="Times New Roman" w:hAnsi="Times New Roman"/>
-          <w:sz w:val="28"/>
-        </w:rPr>
-        <w:t>: Создание электронных служебных записок до начала семестра с четким указанием типа изменения («Было» / «Стало»).</w:t>
+        <w:t>SQLite;</w:t>
       </w:r>
     </w:p>
     <w:p>
@@ -4872,21 +1957,7 @@
           <w:rFonts w:ascii="Times New Roman" w:hAnsi="Times New Roman"/>
           <w:sz w:val="28"/>
         </w:rPr>
-      </w:r>
-      <w:r>
-        <w:rPr>
-          <w:rFonts w:ascii="Times New Roman" w:hAnsi="Times New Roman"/>
-          <w:b/>
-          <w:sz w:val="28"/>
-        </w:rPr>
-        <w:t>FR-4.2</w:t>
-      </w:r>
-      <w:r>
-        <w:rPr>
-          <w:rFonts w:ascii="Times New Roman" w:hAnsi="Times New Roman"/>
-          <w:sz w:val="28"/>
-        </w:rPr>
-        <w:t>: Двустороннее согласование служебной записки (выпускающая кафедра + обеспечивающая кафедра).</w:t>
+        <w:t>HTML и шаблоны Jinja2;</w:t>
       </w:r>
     </w:p>
     <w:p>
@@ -4908,504 +1979,49 @@
           <w:rFonts w:ascii="Times New Roman" w:hAnsi="Times New Roman"/>
           <w:sz w:val="28"/>
         </w:rPr>
+        <w:t>CSS и готовые визуальные классы интерфейса.</w:t>
       </w:r>
-      <w:r>
-        <w:rPr>
-          <w:rFonts w:ascii="Times New Roman" w:hAnsi="Times New Roman"/>
-          <w:b/>
-          <w:sz w:val="28"/>
-        </w:rPr>
-        <w:t>FR-4.3</w:t>
-      </w:r>
+    </w:p>
+    <w:p>
+      <w:pPr>
+        <w:spacing w:line="276" w:lineRule="auto" w:after="120"/>
+        <w:ind w:firstLine="709"/>
+        <w:jc w:val="both"/>
+      </w:pPr>
       <w:r>
         <w:rPr>
           <w:rFonts w:ascii="Times New Roman" w:hAnsi="Times New Roman"/>
           <w:sz w:val="28"/>
         </w:rPr>
-        <w:t>: Рабочее место сотрудника АНОК для применения изменений из служебной записки в УП в один клик либо с ручной верификацией.</w:t>
+        <w:t>SQLite выбран потому, что это встроенная файловая СУБД, не требующая отдельной установки и настройки сервера. База переносится вместе с проектом одним файлом, что удобно для лабораторной работы и проверки результата. SQLite поддерживает таблицы, индексы, внешние ключи и транзакции, поэтому достаточен для учебного прототипа портала.</w:t>
       </w:r>
     </w:p>
     <w:p>
       <w:pPr>
-        <w:spacing w:line="276" w:lineRule="auto" w:after="60"/>
-        <w:ind w:left="709"/>
+        <w:spacing w:line="276" w:lineRule="auto" w:after="120"/>
+        <w:ind w:firstLine="709"/>
         <w:jc w:val="both"/>
       </w:pPr>
       <w:r>
         <w:rPr>
           <w:rFonts w:ascii="Times New Roman" w:hAnsi="Times New Roman"/>
-          <w:b w:val="0"/>
           <w:sz w:val="28"/>
         </w:rPr>
-        <w:t xml:space="preserve">• </w:t>
+        <w:t>Flask выбран как небольшой веб-фреймворк с понятной маршрутизацией и минимальным количеством обязательных компонентов. Это позволяет сосредоточиться на предметной области и получить запускаемый результат без лишней инфраструктуры.</w:t>
       </w:r>
+    </w:p>
+    <w:p>
+      <w:pPr>
+        <w:spacing w:line="276" w:lineRule="auto" w:after="120"/>
+        <w:ind w:firstLine="709"/>
+        <w:jc w:val="both"/>
+      </w:pPr>
       <w:r>
         <w:rPr>
           <w:rFonts w:ascii="Times New Roman" w:hAnsi="Times New Roman"/>
           <w:sz w:val="28"/>
         </w:rPr>
-      </w:r>
-      <w:r>
-        <w:rPr>
-          <w:rFonts w:ascii="Times New Roman" w:hAnsi="Times New Roman"/>
-          <w:b/>
-          <w:sz w:val="28"/>
-        </w:rPr>
-        <w:t>FR-4.4</w:t>
-      </w:r>
-      <w:r>
-        <w:rPr>
-          <w:rFonts w:ascii="Times New Roman" w:hAnsi="Times New Roman"/>
-          <w:sz w:val="28"/>
-        </w:rPr>
-        <w:t>: Версионирование УП: сохранение истории каждой редакции (v1.0, v1.1 и т.д.) с протоколированием авторства изменений.</w:t>
-      </w:r>
-    </w:p>
-    <w:p>
-      <w:pPr>
-        <w:spacing w:before="160" w:after="80"/>
-        <w:jc w:val="left"/>
-      </w:pPr>
-      <w:r>
-        <w:rPr>
-          <w:rFonts w:ascii="Times New Roman" w:hAnsi="Times New Roman"/>
-          <w:b/>
-          <w:sz w:val="26"/>
-        </w:rPr>
-        <w:t>FR-5: Подсистема публичного каталога, поиска и уведомлений</w:t>
-      </w:r>
-    </w:p>
-    <w:p>
-      <w:pPr>
-        <w:spacing w:line="276" w:lineRule="auto" w:after="60"/>
-        <w:ind w:left="709"/>
-        <w:jc w:val="both"/>
-      </w:pPr>
-      <w:r>
-        <w:rPr>
-          <w:rFonts w:ascii="Times New Roman" w:hAnsi="Times New Roman"/>
-          <w:b w:val="0"/>
-          <w:sz w:val="28"/>
-        </w:rPr>
-        <w:t xml:space="preserve">• </w:t>
-      </w:r>
-      <w:r>
-        <w:rPr>
-          <w:rFonts w:ascii="Times New Roman" w:hAnsi="Times New Roman"/>
-          <w:sz w:val="28"/>
-        </w:rPr>
-      </w:r>
-      <w:r>
-        <w:rPr>
-          <w:rFonts w:ascii="Times New Roman" w:hAnsi="Times New Roman"/>
-          <w:b/>
-          <w:sz w:val="28"/>
-        </w:rPr>
-        <w:t>FR-5.1</w:t>
-      </w:r>
-      <w:r>
-        <w:rPr>
-          <w:rFonts w:ascii="Times New Roman" w:hAnsi="Times New Roman"/>
-          <w:sz w:val="28"/>
-        </w:rPr>
-        <w:t>: Публичный реестр утвержденных УП с фильтрацией по институтам, направлениям подготовки, году набора и форме обучения для студентов и преподавателей.</w:t>
-      </w:r>
-    </w:p>
-    <w:p>
-      <w:pPr>
-        <w:spacing w:line="276" w:lineRule="auto" w:after="60"/>
-        <w:ind w:left="709"/>
-        <w:jc w:val="both"/>
-      </w:pPr>
-      <w:r>
-        <w:rPr>
-          <w:rFonts w:ascii="Times New Roman" w:hAnsi="Times New Roman"/>
-          <w:b w:val="0"/>
-          <w:sz w:val="28"/>
-        </w:rPr>
-        <w:t xml:space="preserve">• </w:t>
-      </w:r>
-      <w:r>
-        <w:rPr>
-          <w:rFonts w:ascii="Times New Roman" w:hAnsi="Times New Roman"/>
-          <w:sz w:val="28"/>
-        </w:rPr>
-      </w:r>
-      <w:r>
-        <w:rPr>
-          <w:rFonts w:ascii="Times New Roman" w:hAnsi="Times New Roman"/>
-          <w:b/>
-          <w:sz w:val="28"/>
-        </w:rPr>
-        <w:t>FR-5.2</w:t>
-      </w:r>
-      <w:r>
-        <w:rPr>
-          <w:rFonts w:ascii="Times New Roman" w:hAnsi="Times New Roman"/>
-          <w:sz w:val="28"/>
-        </w:rPr>
-        <w:t>: Модуль email- и web-уведомлений о смене статусов документов, поступлении на согласование и приближении контрольных сроков.</w:t>
-      </w:r>
-    </w:p>
-    <w:p>
-      <w:pPr>
-        <w:spacing w:before="160" w:after="80"/>
-        <w:jc w:val="left"/>
-      </w:pPr>
-      <w:r>
-        <w:rPr>
-          <w:rFonts w:ascii="Times New Roman" w:hAnsi="Times New Roman"/>
-          <w:b/>
-          <w:sz w:val="26"/>
-        </w:rPr>
-        <w:t>FR-6: Подсистема администрирования и безопасности</w:t>
-      </w:r>
-    </w:p>
-    <w:p>
-      <w:pPr>
-        <w:spacing w:line="276" w:lineRule="auto" w:after="60"/>
-        <w:ind w:left="709"/>
-        <w:jc w:val="both"/>
-      </w:pPr>
-      <w:r>
-        <w:rPr>
-          <w:rFonts w:ascii="Times New Roman" w:hAnsi="Times New Roman"/>
-          <w:b w:val="0"/>
-          <w:sz w:val="28"/>
-        </w:rPr>
-        <w:t xml:space="preserve">• </w:t>
-      </w:r>
-      <w:r>
-        <w:rPr>
-          <w:rFonts w:ascii="Times New Roman" w:hAnsi="Times New Roman"/>
-          <w:sz w:val="28"/>
-        </w:rPr>
-      </w:r>
-      <w:r>
-        <w:rPr>
-          <w:rFonts w:ascii="Times New Roman" w:hAnsi="Times New Roman"/>
-          <w:b/>
-          <w:sz w:val="28"/>
-        </w:rPr>
-        <w:t>FR-6.1</w:t>
-      </w:r>
-      <w:r>
-        <w:rPr>
-          <w:rFonts w:ascii="Times New Roman" w:hAnsi="Times New Roman"/>
-          <w:sz w:val="28"/>
-        </w:rPr>
-        <w:t>: Ролевая модель доступа (RBAC) с разграничением прав на уровне кафедр, факультетов и подразделений.</w:t>
-      </w:r>
-    </w:p>
-    <w:p>
-      <w:pPr>
-        <w:spacing w:line="276" w:lineRule="auto" w:after="60"/>
-        <w:ind w:left="709"/>
-        <w:jc w:val="both"/>
-      </w:pPr>
-      <w:r>
-        <w:rPr>
-          <w:rFonts w:ascii="Times New Roman" w:hAnsi="Times New Roman"/>
-          <w:b w:val="0"/>
-          <w:sz w:val="28"/>
-        </w:rPr>
-        <w:t xml:space="preserve">• </w:t>
-      </w:r>
-      <w:r>
-        <w:rPr>
-          <w:rFonts w:ascii="Times New Roman" w:hAnsi="Times New Roman"/>
-          <w:sz w:val="28"/>
-        </w:rPr>
-      </w:r>
-      <w:r>
-        <w:rPr>
-          <w:rFonts w:ascii="Times New Roman" w:hAnsi="Times New Roman"/>
-          <w:b/>
-          <w:sz w:val="28"/>
-        </w:rPr>
-        <w:t>FR-6.2</w:t>
-      </w:r>
-      <w:r>
-        <w:rPr>
-          <w:rFonts w:ascii="Times New Roman" w:hAnsi="Times New Roman"/>
-          <w:sz w:val="28"/>
-        </w:rPr>
-        <w:t>: Журналирование всех действий пользователей (Audit Log) с защитой от изменения логов.</w:t>
-      </w:r>
-    </w:p>
-    <w:p>
-      <w:pPr>
-        <w:spacing w:before="160" w:after="80"/>
-        <w:jc w:val="left"/>
-      </w:pPr>
-      <w:r>
-        <w:rPr>
-          <w:rFonts w:ascii="Times New Roman" w:hAnsi="Times New Roman"/>
-          <w:b/>
-          <w:sz w:val="26"/>
-        </w:rPr>
-        <w:t>4.2. Нефункциональные требования (Non-Functional Requirements)</w:t>
-      </w:r>
-    </w:p>
-    <w:p>
-      <w:pPr>
-        <w:spacing w:line="276" w:lineRule="auto" w:after="60"/>
-        <w:ind w:left="709"/>
-        <w:jc w:val="both"/>
-      </w:pPr>
-      <w:r>
-        <w:rPr>
-          <w:rFonts w:ascii="Times New Roman" w:hAnsi="Times New Roman"/>
-          <w:b w:val="0"/>
-          <w:sz w:val="28"/>
-        </w:rPr>
-        <w:t xml:space="preserve">• </w:t>
-      </w:r>
-      <w:r>
-        <w:rPr>
-          <w:rFonts w:ascii="Times New Roman" w:hAnsi="Times New Roman"/>
-          <w:sz w:val="28"/>
-        </w:rPr>
-      </w:r>
-      <w:r>
-        <w:rPr>
-          <w:rFonts w:ascii="Times New Roman" w:hAnsi="Times New Roman"/>
-          <w:b/>
-          <w:sz w:val="28"/>
-        </w:rPr>
-        <w:t>NFR-1 (Стек технологий)</w:t>
-      </w:r>
-      <w:r>
-        <w:rPr>
-          <w:rFonts w:ascii="Times New Roman" w:hAnsi="Times New Roman"/>
-          <w:sz w:val="28"/>
-        </w:rPr>
-        <w:t xml:space="preserve">: Система должна быть реализована на бесплатном открытом стеке: </w:t>
-      </w:r>
-      <w:r>
-        <w:rPr>
-          <w:rFonts w:ascii="Times New Roman" w:hAnsi="Times New Roman"/>
-          <w:b/>
-          <w:sz w:val="28"/>
-        </w:rPr>
-        <w:t>PHP (версии 8.1+)</w:t>
-      </w:r>
-      <w:r>
-        <w:rPr>
-          <w:rFonts w:ascii="Times New Roman" w:hAnsi="Times New Roman"/>
-          <w:sz w:val="28"/>
-        </w:rPr>
-        <w:t xml:space="preserve">, </w:t>
-      </w:r>
-      <w:r>
-        <w:rPr>
-          <w:rFonts w:ascii="Times New Roman" w:hAnsi="Times New Roman"/>
-          <w:b/>
-          <w:sz w:val="28"/>
-        </w:rPr>
-        <w:t>СУБД MariaDB / MySQL (версии 8.0+)</w:t>
-      </w:r>
-      <w:r>
-        <w:rPr>
-          <w:rFonts w:ascii="Times New Roman" w:hAnsi="Times New Roman"/>
-          <w:sz w:val="28"/>
-        </w:rPr>
-        <w:t xml:space="preserve">, веб-сервер </w:t>
-      </w:r>
-      <w:r>
-        <w:rPr>
-          <w:rFonts w:ascii="Times New Roman" w:hAnsi="Times New Roman"/>
-          <w:b/>
-          <w:sz w:val="28"/>
-        </w:rPr>
-        <w:t>Nginx / Apache</w:t>
-      </w:r>
-      <w:r>
-        <w:rPr>
-          <w:rFonts w:ascii="Times New Roman" w:hAnsi="Times New Roman"/>
-          <w:sz w:val="28"/>
-        </w:rPr>
-        <w:t>.</w:t>
-      </w:r>
-    </w:p>
-    <w:p>
-      <w:pPr>
-        <w:spacing w:line="276" w:lineRule="auto" w:after="60"/>
-        <w:ind w:left="709"/>
-        <w:jc w:val="both"/>
-      </w:pPr>
-      <w:r>
-        <w:rPr>
-          <w:rFonts w:ascii="Times New Roman" w:hAnsi="Times New Roman"/>
-          <w:b w:val="0"/>
-          <w:sz w:val="28"/>
-        </w:rPr>
-        <w:t xml:space="preserve">• </w:t>
-      </w:r>
-      <w:r>
-        <w:rPr>
-          <w:rFonts w:ascii="Times New Roman" w:hAnsi="Times New Roman"/>
-          <w:sz w:val="28"/>
-        </w:rPr>
-      </w:r>
-      <w:r>
-        <w:rPr>
-          <w:rFonts w:ascii="Times New Roman" w:hAnsi="Times New Roman"/>
-          <w:b/>
-          <w:sz w:val="28"/>
-        </w:rPr>
-        <w:t>NFR-2 (Производительность)</w:t>
-      </w:r>
-      <w:r>
-        <w:rPr>
-          <w:rFonts w:ascii="Times New Roman" w:hAnsi="Times New Roman"/>
-          <w:sz w:val="28"/>
-        </w:rPr>
-        <w:t>: Время отклика страниц портала при операциях поиска и просмотра не должно превышать 1.5 секунд; время выполнения автоматической проверки УП по ФГОС — не более 3 секунд при одновременной работе до 100 активных пользователей.</w:t>
-      </w:r>
-    </w:p>
-    <w:p>
-      <w:pPr>
-        <w:spacing w:line="276" w:lineRule="auto" w:after="60"/>
-        <w:ind w:left="709"/>
-        <w:jc w:val="both"/>
-      </w:pPr>
-      <w:r>
-        <w:rPr>
-          <w:rFonts w:ascii="Times New Roman" w:hAnsi="Times New Roman"/>
-          <w:b w:val="0"/>
-          <w:sz w:val="28"/>
-        </w:rPr>
-        <w:t xml:space="preserve">• </w:t>
-      </w:r>
-      <w:r>
-        <w:rPr>
-          <w:rFonts w:ascii="Times New Roman" w:hAnsi="Times New Roman"/>
-          <w:sz w:val="28"/>
-        </w:rPr>
-      </w:r>
-      <w:r>
-        <w:rPr>
-          <w:rFonts w:ascii="Times New Roman" w:hAnsi="Times New Roman"/>
-          <w:b/>
-          <w:sz w:val="28"/>
-        </w:rPr>
-        <w:t>NFR-3 (Безопасность)</w:t>
-      </w:r>
-      <w:r>
-        <w:rPr>
-          <w:rFonts w:ascii="Times New Roman" w:hAnsi="Times New Roman"/>
-          <w:sz w:val="28"/>
-        </w:rPr>
-        <w:t>: Защита от типовых веб-уязвимостей (OWASP Top-10: SQL-инъекции, XSS, CSRF). Хранение паролей с использованием надежных алгоритмов хеширования (bcrypt / Argon2id).</w:t>
-      </w:r>
-    </w:p>
-    <w:p>
-      <w:pPr>
-        <w:spacing w:line="276" w:lineRule="auto" w:after="60"/>
-        <w:ind w:left="709"/>
-        <w:jc w:val="both"/>
-      </w:pPr>
-      <w:r>
-        <w:rPr>
-          <w:rFonts w:ascii="Times New Roman" w:hAnsi="Times New Roman"/>
-          <w:b w:val="0"/>
-          <w:sz w:val="28"/>
-        </w:rPr>
-        <w:t xml:space="preserve">• </w:t>
-      </w:r>
-      <w:r>
-        <w:rPr>
-          <w:rFonts w:ascii="Times New Roman" w:hAnsi="Times New Roman"/>
-          <w:sz w:val="28"/>
-        </w:rPr>
-      </w:r>
-      <w:r>
-        <w:rPr>
-          <w:rFonts w:ascii="Times New Roman" w:hAnsi="Times New Roman"/>
-          <w:b/>
-          <w:sz w:val="28"/>
-        </w:rPr>
-        <w:t>NFR-4 (Отказоустойчивость и хранение данных)</w:t>
-      </w:r>
-      <w:r>
-        <w:rPr>
-          <w:rFonts w:ascii="Times New Roman" w:hAnsi="Times New Roman"/>
-          <w:sz w:val="28"/>
-        </w:rPr>
-        <w:t>: Ежедневное резервное копирование базы данных и загруженных файлов. Целостность связей данных при удалении/архивировании записей.</w:t>
-      </w:r>
-    </w:p>
-    <w:p>
-      <w:pPr>
-        <w:spacing w:line="276" w:lineRule="auto" w:after="60"/>
-        <w:ind w:left="709"/>
-        <w:jc w:val="both"/>
-      </w:pPr>
-      <w:r>
-        <w:rPr>
-          <w:rFonts w:ascii="Times New Roman" w:hAnsi="Times New Roman"/>
-          <w:b w:val="0"/>
-          <w:sz w:val="28"/>
-        </w:rPr>
-        <w:t xml:space="preserve">• </w:t>
-      </w:r>
-      <w:r>
-        <w:rPr>
-          <w:rFonts w:ascii="Times New Roman" w:hAnsi="Times New Roman"/>
-          <w:sz w:val="28"/>
-        </w:rPr>
-      </w:r>
-      <w:r>
-        <w:rPr>
-          <w:rFonts w:ascii="Times New Roman" w:hAnsi="Times New Roman"/>
-          <w:b/>
-          <w:sz w:val="28"/>
-        </w:rPr>
-        <w:t>NFR-5 (Кроссплатформенность и интерфейс)</w:t>
-      </w:r>
-      <w:r>
-        <w:rPr>
-          <w:rFonts w:ascii="Times New Roman" w:hAnsi="Times New Roman"/>
-          <w:sz w:val="28"/>
-        </w:rPr>
-        <w:t>: Адаптивный веб-интерфейс, корректное отображение на всех современных браузерах (Яндекс.Браузер, Chrome, Firefox, Edge, Safari) и мобильных устройствах.</w:t>
-      </w:r>
-    </w:p>
-    <w:p>
-      <w:pPr>
-        <w:spacing w:line="276" w:lineRule="auto" w:after="60"/>
-        <w:ind w:left="709"/>
-        <w:jc w:val="both"/>
-      </w:pPr>
-      <w:r>
-        <w:rPr>
-          <w:rFonts w:ascii="Times New Roman" w:hAnsi="Times New Roman"/>
-          <w:b w:val="0"/>
-          <w:sz w:val="28"/>
-        </w:rPr>
-        <w:t xml:space="preserve">• </w:t>
-      </w:r>
-      <w:r>
-        <w:rPr>
-          <w:rFonts w:ascii="Times New Roman" w:hAnsi="Times New Roman"/>
-          <w:sz w:val="28"/>
-        </w:rPr>
-      </w:r>
-      <w:r>
-        <w:rPr>
-          <w:rFonts w:ascii="Times New Roman" w:hAnsi="Times New Roman"/>
-          <w:b/>
-          <w:sz w:val="28"/>
-        </w:rPr>
-        <w:t>NFR-6 (Масштабируемость)</w:t>
-      </w:r>
-      <w:r>
-        <w:rPr>
-          <w:rFonts w:ascii="Times New Roman" w:hAnsi="Times New Roman"/>
-          <w:sz w:val="28"/>
-        </w:rPr>
-        <w:t>: Модульная архитектура, обеспечивающая возможность добавления новых модулей (например, модуля распределения нагрузки кафедр или интеграции с 1С:Университет).</w:t>
+        <w:t>Выбранный стек предназначен именно для учебного прототипа. Для промышленной эксплуатации потребовались бы отдельные меры по авторизации, резервному копированию, нагрузке и подключению серверной СУБД.</w:t>
       </w:r>
     </w:p>
     <w:p>
@@ -5419,7 +2035,7 @@
           <w:b/>
           <w:sz w:val="28"/>
         </w:rPr>
-        <w:t>5. Сравнительный анализ инструментальных средств</w:t>
+        <w:t>Заключение</w:t>
       </w:r>
     </w:p>
     <w:p>
@@ -5433,2297 +2049,7 @@
           <w:rFonts w:ascii="Times New Roman" w:hAnsi="Times New Roman"/>
           <w:sz w:val="28"/>
         </w:rPr>
-        <w:t xml:space="preserve">В соответствии с заданием, рассматриваются бесплатные инструментальные средства для создания веб-порталов на базе </w:t>
-      </w:r>
-      <w:r>
-        <w:rPr>
-          <w:rFonts w:ascii="Times New Roman" w:hAnsi="Times New Roman"/>
-          <w:b/>
-          <w:sz w:val="28"/>
-        </w:rPr>
-        <w:t>PHP</w:t>
-      </w:r>
-      <w:r>
-        <w:rPr>
-          <w:rFonts w:ascii="Times New Roman" w:hAnsi="Times New Roman"/>
-          <w:sz w:val="28"/>
-        </w:rPr>
-        <w:t xml:space="preserve"> и </w:t>
-      </w:r>
-      <w:r>
-        <w:rPr>
-          <w:rFonts w:ascii="Times New Roman" w:hAnsi="Times New Roman"/>
-          <w:b/>
-          <w:sz w:val="28"/>
-        </w:rPr>
-        <w:t>MySQL / MariaDB</w:t>
-      </w:r>
-      <w:r>
-        <w:rPr>
-          <w:rFonts w:ascii="Times New Roman" w:hAnsi="Times New Roman"/>
-          <w:sz w:val="28"/>
-        </w:rPr>
-        <w:t>.</w:t>
-      </w:r>
-    </w:p>
-    <w:p>
-      <w:pPr>
-        <w:spacing w:line="276" w:lineRule="auto" w:after="120"/>
-        <w:ind w:firstLine="709"/>
-        <w:jc w:val="both"/>
-      </w:pPr>
-      <w:r>
-        <w:rPr>
-          <w:rFonts w:ascii="Times New Roman" w:hAnsi="Times New Roman"/>
-          <w:sz w:val="28"/>
-        </w:rPr>
-        <w:t>Для сравнительного анализа выбраны следующие платформы:</w:t>
-      </w:r>
-    </w:p>
-    <w:p>
-      <w:pPr>
-        <w:spacing w:line="276" w:lineRule="auto" w:after="60"/>
-        <w:ind w:left="709"/>
-        <w:jc w:val="both"/>
-      </w:pPr>
-      <w:r>
-        <w:rPr>
-          <w:rFonts w:ascii="Times New Roman" w:hAnsi="Times New Roman"/>
-          <w:b/>
-          <w:sz w:val="28"/>
-        </w:rPr>
-        <w:t xml:space="preserve">1. </w:t>
-      </w:r>
-      <w:r>
-        <w:rPr>
-          <w:rFonts w:ascii="Times New Roman" w:hAnsi="Times New Roman"/>
-          <w:sz w:val="28"/>
-        </w:rPr>
-      </w:r>
-      <w:r>
-        <w:rPr>
-          <w:rFonts w:ascii="Times New Roman" w:hAnsi="Times New Roman"/>
-          <w:b/>
-          <w:sz w:val="28"/>
-        </w:rPr>
-        <w:t>Drupal 10 / 11</w:t>
-      </w:r>
-      <w:r>
-        <w:rPr>
-          <w:rFonts w:ascii="Times New Roman" w:hAnsi="Times New Roman"/>
-          <w:sz w:val="28"/>
-        </w:rPr>
-        <w:t xml:space="preserve"> — мощная платформа управления контентом и CMF (Content Management Framework) корпоративного уровня.</w:t>
-      </w:r>
-    </w:p>
-    <w:p>
-      <w:pPr>
-        <w:spacing w:line="276" w:lineRule="auto" w:after="60"/>
-        <w:ind w:left="709"/>
-        <w:jc w:val="both"/>
-      </w:pPr>
-      <w:r>
-        <w:rPr>
-          <w:rFonts w:ascii="Times New Roman" w:hAnsi="Times New Roman"/>
-          <w:b/>
-          <w:sz w:val="28"/>
-        </w:rPr>
-        <w:t xml:space="preserve">2. </w:t>
-      </w:r>
-      <w:r>
-        <w:rPr>
-          <w:rFonts w:ascii="Times New Roman" w:hAnsi="Times New Roman"/>
-          <w:sz w:val="28"/>
-        </w:rPr>
-      </w:r>
-      <w:r>
-        <w:rPr>
-          <w:rFonts w:ascii="Times New Roman" w:hAnsi="Times New Roman"/>
-          <w:b/>
-          <w:sz w:val="28"/>
-        </w:rPr>
-        <w:t>WordPress</w:t>
-      </w:r>
-      <w:r>
-        <w:rPr>
-          <w:rFonts w:ascii="Times New Roman" w:hAnsi="Times New Roman"/>
-          <w:sz w:val="28"/>
-        </w:rPr>
-        <w:t xml:space="preserve"> (с экосистемой ACF Pro / Pods / Workflow плагинов) — наиболее популярная в мире CMS с расширяемой архитектурой.</w:t>
-      </w:r>
-    </w:p>
-    <w:p>
-      <w:pPr>
-        <w:spacing w:line="276" w:lineRule="auto" w:after="60"/>
-        <w:ind w:left="709"/>
-        <w:jc w:val="both"/>
-      </w:pPr>
-      <w:r>
-        <w:rPr>
-          <w:rFonts w:ascii="Times New Roman" w:hAnsi="Times New Roman"/>
-          <w:b/>
-          <w:sz w:val="28"/>
-        </w:rPr>
-        <w:t xml:space="preserve">3. </w:t>
-      </w:r>
-      <w:r>
-        <w:rPr>
-          <w:rFonts w:ascii="Times New Roman" w:hAnsi="Times New Roman"/>
-          <w:sz w:val="28"/>
-        </w:rPr>
-      </w:r>
-      <w:r>
-        <w:rPr>
-          <w:rFonts w:ascii="Times New Roman" w:hAnsi="Times New Roman"/>
-          <w:b/>
-          <w:sz w:val="28"/>
-        </w:rPr>
-        <w:t>Joomla! 5</w:t>
-      </w:r>
-      <w:r>
-        <w:rPr>
-          <w:rFonts w:ascii="Times New Roman" w:hAnsi="Times New Roman"/>
-          <w:sz w:val="28"/>
-        </w:rPr>
-        <w:t xml:space="preserve"> — классическая CMS с развитой системой разграничения прав доступа (ACL) и встроенными настраиваемыми полями.</w:t>
-      </w:r>
-    </w:p>
-    <w:p>
-      <w:pPr>
-        <w:spacing w:line="276" w:lineRule="auto" w:after="60"/>
-        <w:ind w:left="709"/>
-        <w:jc w:val="both"/>
-      </w:pPr>
-      <w:r>
-        <w:rPr>
-          <w:rFonts w:ascii="Times New Roman" w:hAnsi="Times New Roman"/>
-          <w:b/>
-          <w:sz w:val="28"/>
-        </w:rPr>
-        <w:t xml:space="preserve">4. </w:t>
-      </w:r>
-      <w:r>
-        <w:rPr>
-          <w:rFonts w:ascii="Times New Roman" w:hAnsi="Times New Roman"/>
-          <w:sz w:val="28"/>
-        </w:rPr>
-      </w:r>
-      <w:r>
-        <w:rPr>
-          <w:rFonts w:ascii="Times New Roman" w:hAnsi="Times New Roman"/>
-          <w:b/>
-          <w:sz w:val="28"/>
-        </w:rPr>
-        <w:t>OctoberCMS / WinterCMS (на базе Laravel)</w:t>
-      </w:r>
-      <w:r>
-        <w:rPr>
-          <w:rFonts w:ascii="Times New Roman" w:hAnsi="Times New Roman"/>
-          <w:sz w:val="28"/>
-        </w:rPr>
-        <w:t xml:space="preserve"> — гибридная CMF для разработки веб-приложений на современном PHP.</w:t>
-      </w:r>
-    </w:p>
-    <w:p>
-      <w:pPr>
-        <w:spacing w:before="160" w:after="80"/>
-        <w:jc w:val="left"/>
-      </w:pPr>
-      <w:r>
-        <w:rPr>
-          <w:rFonts w:ascii="Times New Roman" w:hAnsi="Times New Roman"/>
-          <w:b/>
-          <w:sz w:val="26"/>
-        </w:rPr>
-        <w:t>5.1. Сравнительная таблица характеристик</w:t>
-      </w:r>
-    </w:p>
-    <w:p>
-      <w:pPr>
-        <w:spacing w:before="160" w:after="80"/>
-        <w:ind w:firstLine="709"/>
-        <w:jc w:val="left"/>
-      </w:pPr>
-      <w:r>
-        <w:rPr>
-          <w:rFonts w:ascii="Times New Roman" w:hAnsi="Times New Roman"/>
-          <w:b/>
-          <w:sz w:val="24"/>
-        </w:rPr>
-        <w:t>Таблица 3 — Спецификация данных</w:t>
-      </w:r>
-    </w:p>
-    <w:tbl>
-      <w:tblPr>
-        <w:tblW w:type="auto" w:w="0"/>
-        <w:jc w:val="center"/>
-        <w:tblLook w:firstColumn="1" w:firstRow="1" w:lastColumn="0" w:lastRow="0" w:noHBand="0" w:noVBand="1" w:val="04A0"/>
-        <w:tblBorders>
-          <w:top w:val="single" w:sz="4" w:space="0" w:color="CBD5E1"/>
-          <w:bottom w:val="single" w:sz="4" w:space="0" w:color="CBD5E1"/>
-          <w:insideH w:val="single" w:sz="4" w:space="0" w:color="CBD5E1"/>
-          <w:insideV w:val="single" w:sz="4" w:space="0" w:color="CBD5E1"/>
-          <w:left w:val="single" w:sz="4" w:space="0" w:color="CBD5E1"/>
-          <w:right w:val="single" w:sz="4" w:space="0" w:color="CBD5E1"/>
-        </w:tblBorders>
-      </w:tblPr>
-      <w:tblGrid>
-        <w:gridCol w:w="1559"/>
-        <w:gridCol w:w="1559"/>
-        <w:gridCol w:w="1559"/>
-        <w:gridCol w:w="1559"/>
-        <w:gridCol w:w="1559"/>
-        <w:gridCol w:w="1559"/>
-      </w:tblGrid>
-      <w:tr>
-        <w:tc>
-          <w:tcPr>
-            <w:tcW w:type="dxa" w:w="1559"/>
-            <w:tcMar>
-              <w:top w:w="100" w:type="dxa"/>
-              <w:bottom w:w="100" w:type="dxa"/>
-              <w:left w:w="150" w:type="dxa"/>
-              <w:right w:w="150" w:type="dxa"/>
-            </w:tcMar>
-            <w:shd w:fill="E2E8F0"/>
-          </w:tcPr>
-          <w:p>
-            <w:pPr>
-              <w:spacing w:before="40" w:after="40" w:line="252" w:lineRule="auto"/>
-              <w:jc w:val="left"/>
-            </w:pPr>
-            <w:r>
-              <w:rPr>
-                <w:rFonts w:ascii="Times New Roman" w:hAnsi="Times New Roman"/>
-                <w:b/>
-                <w:sz w:val="22"/>
-              </w:rPr>
-              <w:t>Критерий оценки</w:t>
-            </w:r>
-          </w:p>
-        </w:tc>
-        <w:tc>
-          <w:tcPr>
-            <w:tcW w:type="dxa" w:w="1559"/>
-            <w:tcMar>
-              <w:top w:w="100" w:type="dxa"/>
-              <w:bottom w:w="100" w:type="dxa"/>
-              <w:left w:w="150" w:type="dxa"/>
-              <w:right w:w="150" w:type="dxa"/>
-            </w:tcMar>
-            <w:shd w:fill="E2E8F0"/>
-          </w:tcPr>
-          <w:p>
-            <w:pPr>
-              <w:spacing w:before="40" w:after="40" w:line="252" w:lineRule="auto"/>
-              <w:jc w:val="left"/>
-            </w:pPr>
-            <w:r>
-              <w:rPr>
-                <w:rFonts w:ascii="Times New Roman" w:hAnsi="Times New Roman"/>
-                <w:b/>
-                <w:sz w:val="22"/>
-              </w:rPr>
-              <w:t>Вес</w:t>
-            </w:r>
-          </w:p>
-        </w:tc>
-        <w:tc>
-          <w:tcPr>
-            <w:tcW w:type="dxa" w:w="1559"/>
-            <w:tcMar>
-              <w:top w:w="100" w:type="dxa"/>
-              <w:bottom w:w="100" w:type="dxa"/>
-              <w:left w:w="150" w:type="dxa"/>
-              <w:right w:w="150" w:type="dxa"/>
-            </w:tcMar>
-            <w:shd w:fill="E2E8F0"/>
-          </w:tcPr>
-          <w:p>
-            <w:pPr>
-              <w:spacing w:before="40" w:after="40" w:line="252" w:lineRule="auto"/>
-              <w:jc w:val="left"/>
-            </w:pPr>
-            <w:r>
-              <w:rPr>
-                <w:rFonts w:ascii="Times New Roman" w:hAnsi="Times New Roman"/>
-                <w:b/>
-                <w:sz w:val="22"/>
-              </w:rPr>
-              <w:t>Drupal 10</w:t>
-            </w:r>
-          </w:p>
-        </w:tc>
-        <w:tc>
-          <w:tcPr>
-            <w:tcW w:type="dxa" w:w="1559"/>
-            <w:tcMar>
-              <w:top w:w="100" w:type="dxa"/>
-              <w:bottom w:w="100" w:type="dxa"/>
-              <w:left w:w="150" w:type="dxa"/>
-              <w:right w:w="150" w:type="dxa"/>
-            </w:tcMar>
-            <w:shd w:fill="E2E8F0"/>
-          </w:tcPr>
-          <w:p>
-            <w:pPr>
-              <w:spacing w:before="40" w:after="40" w:line="252" w:lineRule="auto"/>
-              <w:jc w:val="left"/>
-            </w:pPr>
-            <w:r>
-              <w:rPr>
-                <w:rFonts w:ascii="Times New Roman" w:hAnsi="Times New Roman"/>
-                <w:b/>
-                <w:sz w:val="22"/>
-              </w:rPr>
-              <w:t>WordPress (ACF)</w:t>
-            </w:r>
-          </w:p>
-        </w:tc>
-        <w:tc>
-          <w:tcPr>
-            <w:tcW w:type="dxa" w:w="1559"/>
-            <w:tcMar>
-              <w:top w:w="100" w:type="dxa"/>
-              <w:bottom w:w="100" w:type="dxa"/>
-              <w:left w:w="150" w:type="dxa"/>
-              <w:right w:w="150" w:type="dxa"/>
-            </w:tcMar>
-            <w:shd w:fill="E2E8F0"/>
-          </w:tcPr>
-          <w:p>
-            <w:pPr>
-              <w:spacing w:before="40" w:after="40" w:line="252" w:lineRule="auto"/>
-              <w:jc w:val="left"/>
-            </w:pPr>
-            <w:r>
-              <w:rPr>
-                <w:rFonts w:ascii="Times New Roman" w:hAnsi="Times New Roman"/>
-                <w:b/>
-                <w:sz w:val="22"/>
-              </w:rPr>
-              <w:t>Joomla! 5</w:t>
-            </w:r>
-          </w:p>
-        </w:tc>
-        <w:tc>
-          <w:tcPr>
-            <w:tcW w:type="dxa" w:w="1559"/>
-            <w:tcMar>
-              <w:top w:w="100" w:type="dxa"/>
-              <w:bottom w:w="100" w:type="dxa"/>
-              <w:left w:w="150" w:type="dxa"/>
-              <w:right w:w="150" w:type="dxa"/>
-            </w:tcMar>
-            <w:shd w:fill="E2E8F0"/>
-          </w:tcPr>
-          <w:p>
-            <w:pPr>
-              <w:spacing w:before="40" w:after="40" w:line="252" w:lineRule="auto"/>
-              <w:jc w:val="left"/>
-            </w:pPr>
-            <w:r>
-              <w:rPr>
-                <w:rFonts w:ascii="Times New Roman" w:hAnsi="Times New Roman"/>
-                <w:b/>
-                <w:sz w:val="22"/>
-              </w:rPr>
-              <w:t>WinterCMS (Laravel)</w:t>
-            </w:r>
-          </w:p>
-        </w:tc>
-      </w:tr>
-      <w:tr>
-        <w:tc>
-          <w:tcPr>
-            <w:tcW w:type="dxa" w:w="1559"/>
-            <w:tcMar>
-              <w:top w:w="100" w:type="dxa"/>
-              <w:bottom w:w="100" w:type="dxa"/>
-              <w:left w:w="150" w:type="dxa"/>
-              <w:right w:w="150" w:type="dxa"/>
-            </w:tcMar>
-          </w:tcPr>
-          <w:p>
-            <w:pPr>
-              <w:spacing w:before="40" w:after="40" w:line="252" w:lineRule="auto"/>
-              <w:jc w:val="left"/>
-            </w:pPr>
-            <w:r>
-              <w:rPr>
-                <w:rFonts w:ascii="Times New Roman" w:hAnsi="Times New Roman"/>
-                <w:sz w:val="22"/>
-              </w:rPr>
-            </w:r>
-            <w:r>
-              <w:rPr>
-                <w:rFonts w:ascii="Times New Roman" w:hAnsi="Times New Roman"/>
-                <w:b/>
-                <w:sz w:val="22"/>
-              </w:rPr>
-              <w:t>Лицензия и бесплатность</w:t>
-            </w:r>
-            <w:r>
-              <w:rPr>
-                <w:rFonts w:ascii="Times New Roman" w:hAnsi="Times New Roman"/>
-                <w:sz w:val="22"/>
-              </w:rPr>
-            </w:r>
-          </w:p>
-        </w:tc>
-        <w:tc>
-          <w:tcPr>
-            <w:tcW w:type="dxa" w:w="1559"/>
-            <w:tcMar>
-              <w:top w:w="100" w:type="dxa"/>
-              <w:bottom w:w="100" w:type="dxa"/>
-              <w:left w:w="150" w:type="dxa"/>
-              <w:right w:w="150" w:type="dxa"/>
-            </w:tcMar>
-          </w:tcPr>
-          <w:p>
-            <w:pPr>
-              <w:spacing w:before="40" w:after="40" w:line="252" w:lineRule="auto"/>
-              <w:jc w:val="left"/>
-            </w:pPr>
-            <w:r>
-              <w:rPr>
-                <w:rFonts w:ascii="Times New Roman" w:hAnsi="Times New Roman"/>
-                <w:sz w:val="22"/>
-              </w:rPr>
-              <w:t>10%</w:t>
-            </w:r>
-          </w:p>
-        </w:tc>
-        <w:tc>
-          <w:tcPr>
-            <w:tcW w:type="dxa" w:w="1559"/>
-            <w:tcMar>
-              <w:top w:w="100" w:type="dxa"/>
-              <w:bottom w:w="100" w:type="dxa"/>
-              <w:left w:w="150" w:type="dxa"/>
-              <w:right w:w="150" w:type="dxa"/>
-            </w:tcMar>
-          </w:tcPr>
-          <w:p>
-            <w:pPr>
-              <w:spacing w:before="40" w:after="40" w:line="252" w:lineRule="auto"/>
-              <w:jc w:val="left"/>
-            </w:pPr>
-            <w:r>
-              <w:rPr>
-                <w:rFonts w:ascii="Times New Roman" w:hAnsi="Times New Roman"/>
-                <w:sz w:val="22"/>
-              </w:rPr>
-              <w:t>Бесплатно (GPLv2+) (5/5)</w:t>
-            </w:r>
-          </w:p>
-        </w:tc>
-        <w:tc>
-          <w:tcPr>
-            <w:tcW w:type="dxa" w:w="1559"/>
-            <w:tcMar>
-              <w:top w:w="100" w:type="dxa"/>
-              <w:bottom w:w="100" w:type="dxa"/>
-              <w:left w:w="150" w:type="dxa"/>
-              <w:right w:w="150" w:type="dxa"/>
-            </w:tcMar>
-          </w:tcPr>
-          <w:p>
-            <w:pPr>
-              <w:spacing w:before="40" w:after="40" w:line="252" w:lineRule="auto"/>
-              <w:jc w:val="left"/>
-            </w:pPr>
-            <w:r>
-              <w:rPr>
-                <w:rFonts w:ascii="Times New Roman" w:hAnsi="Times New Roman"/>
-                <w:sz w:val="22"/>
-              </w:rPr>
-              <w:t>Бесплатно (GPLv2+) (5/5)</w:t>
-            </w:r>
-          </w:p>
-        </w:tc>
-        <w:tc>
-          <w:tcPr>
-            <w:tcW w:type="dxa" w:w="1559"/>
-            <w:tcMar>
-              <w:top w:w="100" w:type="dxa"/>
-              <w:bottom w:w="100" w:type="dxa"/>
-              <w:left w:w="150" w:type="dxa"/>
-              <w:right w:w="150" w:type="dxa"/>
-            </w:tcMar>
-          </w:tcPr>
-          <w:p>
-            <w:pPr>
-              <w:spacing w:before="40" w:after="40" w:line="252" w:lineRule="auto"/>
-              <w:jc w:val="left"/>
-            </w:pPr>
-            <w:r>
-              <w:rPr>
-                <w:rFonts w:ascii="Times New Roman" w:hAnsi="Times New Roman"/>
-                <w:sz w:val="22"/>
-              </w:rPr>
-              <w:t>Бесплатно (GPLv2) (5/5)</w:t>
-            </w:r>
-          </w:p>
-        </w:tc>
-        <w:tc>
-          <w:tcPr>
-            <w:tcW w:type="dxa" w:w="1559"/>
-            <w:tcMar>
-              <w:top w:w="100" w:type="dxa"/>
-              <w:bottom w:w="100" w:type="dxa"/>
-              <w:left w:w="150" w:type="dxa"/>
-              <w:right w:w="150" w:type="dxa"/>
-            </w:tcMar>
-          </w:tcPr>
-          <w:p>
-            <w:pPr>
-              <w:spacing w:before="40" w:after="40" w:line="252" w:lineRule="auto"/>
-              <w:jc w:val="left"/>
-            </w:pPr>
-            <w:r>
-              <w:rPr>
-                <w:rFonts w:ascii="Times New Roman" w:hAnsi="Times New Roman"/>
-                <w:sz w:val="22"/>
-              </w:rPr>
-              <w:t>Бесплатно (MIT) (5/5)</w:t>
-            </w:r>
-          </w:p>
-        </w:tc>
-      </w:tr>
-      <w:tr>
-        <w:tc>
-          <w:tcPr>
-            <w:tcW w:type="dxa" w:w="1559"/>
-            <w:tcMar>
-              <w:top w:w="100" w:type="dxa"/>
-              <w:bottom w:w="100" w:type="dxa"/>
-              <w:left w:w="150" w:type="dxa"/>
-              <w:right w:w="150" w:type="dxa"/>
-            </w:tcMar>
-          </w:tcPr>
-          <w:p>
-            <w:pPr>
-              <w:spacing w:before="40" w:after="40" w:line="252" w:lineRule="auto"/>
-              <w:jc w:val="left"/>
-            </w:pPr>
-            <w:r>
-              <w:rPr>
-                <w:rFonts w:ascii="Times New Roman" w:hAnsi="Times New Roman"/>
-                <w:sz w:val="22"/>
-              </w:rPr>
-            </w:r>
-            <w:r>
-              <w:rPr>
-                <w:rFonts w:ascii="Times New Roman" w:hAnsi="Times New Roman"/>
-                <w:b/>
-                <w:sz w:val="22"/>
-              </w:rPr>
-              <w:t>Поддержка PHP 8.x + MySQL/MariaDB</w:t>
-            </w:r>
-            <w:r>
-              <w:rPr>
-                <w:rFonts w:ascii="Times New Roman" w:hAnsi="Times New Roman"/>
-                <w:sz w:val="22"/>
-              </w:rPr>
-            </w:r>
-          </w:p>
-        </w:tc>
-        <w:tc>
-          <w:tcPr>
-            <w:tcW w:type="dxa" w:w="1559"/>
-            <w:tcMar>
-              <w:top w:w="100" w:type="dxa"/>
-              <w:bottom w:w="100" w:type="dxa"/>
-              <w:left w:w="150" w:type="dxa"/>
-              <w:right w:w="150" w:type="dxa"/>
-            </w:tcMar>
-          </w:tcPr>
-          <w:p>
-            <w:pPr>
-              <w:spacing w:before="40" w:after="40" w:line="252" w:lineRule="auto"/>
-              <w:jc w:val="left"/>
-            </w:pPr>
-            <w:r>
-              <w:rPr>
-                <w:rFonts w:ascii="Times New Roman" w:hAnsi="Times New Roman"/>
-                <w:sz w:val="22"/>
-              </w:rPr>
-              <w:t>10%</w:t>
-            </w:r>
-          </w:p>
-        </w:tc>
-        <w:tc>
-          <w:tcPr>
-            <w:tcW w:type="dxa" w:w="1559"/>
-            <w:tcMar>
-              <w:top w:w="100" w:type="dxa"/>
-              <w:bottom w:w="100" w:type="dxa"/>
-              <w:left w:w="150" w:type="dxa"/>
-              <w:right w:w="150" w:type="dxa"/>
-            </w:tcMar>
-          </w:tcPr>
-          <w:p>
-            <w:pPr>
-              <w:spacing w:before="40" w:after="40" w:line="252" w:lineRule="auto"/>
-              <w:jc w:val="left"/>
-            </w:pPr>
-            <w:r>
-              <w:rPr>
-                <w:rFonts w:ascii="Times New Roman" w:hAnsi="Times New Roman"/>
-                <w:sz w:val="22"/>
-              </w:rPr>
-              <w:t>Полная нативная поддержка (5/5)</w:t>
-            </w:r>
-          </w:p>
-        </w:tc>
-        <w:tc>
-          <w:tcPr>
-            <w:tcW w:type="dxa" w:w="1559"/>
-            <w:tcMar>
-              <w:top w:w="100" w:type="dxa"/>
-              <w:bottom w:w="100" w:type="dxa"/>
-              <w:left w:w="150" w:type="dxa"/>
-              <w:right w:w="150" w:type="dxa"/>
-            </w:tcMar>
-          </w:tcPr>
-          <w:p>
-            <w:pPr>
-              <w:spacing w:before="40" w:after="40" w:line="252" w:lineRule="auto"/>
-              <w:jc w:val="left"/>
-            </w:pPr>
-            <w:r>
-              <w:rPr>
-                <w:rFonts w:ascii="Times New Roman" w:hAnsi="Times New Roman"/>
-                <w:sz w:val="22"/>
-              </w:rPr>
-              <w:t>Полная нативная поддержка (5/5)</w:t>
-            </w:r>
-          </w:p>
-        </w:tc>
-        <w:tc>
-          <w:tcPr>
-            <w:tcW w:type="dxa" w:w="1559"/>
-            <w:tcMar>
-              <w:top w:w="100" w:type="dxa"/>
-              <w:bottom w:w="100" w:type="dxa"/>
-              <w:left w:w="150" w:type="dxa"/>
-              <w:right w:w="150" w:type="dxa"/>
-            </w:tcMar>
-          </w:tcPr>
-          <w:p>
-            <w:pPr>
-              <w:spacing w:before="40" w:after="40" w:line="252" w:lineRule="auto"/>
-              <w:jc w:val="left"/>
-            </w:pPr>
-            <w:r>
-              <w:rPr>
-                <w:rFonts w:ascii="Times New Roman" w:hAnsi="Times New Roman"/>
-                <w:sz w:val="22"/>
-              </w:rPr>
-              <w:t>Полная нативная поддержка (5/5)</w:t>
-            </w:r>
-          </w:p>
-        </w:tc>
-        <w:tc>
-          <w:tcPr>
-            <w:tcW w:type="dxa" w:w="1559"/>
-            <w:tcMar>
-              <w:top w:w="100" w:type="dxa"/>
-              <w:bottom w:w="100" w:type="dxa"/>
-              <w:left w:w="150" w:type="dxa"/>
-              <w:right w:w="150" w:type="dxa"/>
-            </w:tcMar>
-          </w:tcPr>
-          <w:p>
-            <w:pPr>
-              <w:spacing w:before="40" w:after="40" w:line="252" w:lineRule="auto"/>
-              <w:jc w:val="left"/>
-            </w:pPr>
-            <w:r>
-              <w:rPr>
-                <w:rFonts w:ascii="Times New Roman" w:hAnsi="Times New Roman"/>
-                <w:sz w:val="22"/>
-              </w:rPr>
-              <w:t>Полная нативная поддержка (5/5)</w:t>
-            </w:r>
-          </w:p>
-        </w:tc>
-      </w:tr>
-      <w:tr>
-        <w:tc>
-          <w:tcPr>
-            <w:tcW w:type="dxa" w:w="1559"/>
-            <w:tcMar>
-              <w:top w:w="100" w:type="dxa"/>
-              <w:bottom w:w="100" w:type="dxa"/>
-              <w:left w:w="150" w:type="dxa"/>
-              <w:right w:w="150" w:type="dxa"/>
-            </w:tcMar>
-          </w:tcPr>
-          <w:p>
-            <w:pPr>
-              <w:spacing w:before="40" w:after="40" w:line="252" w:lineRule="auto"/>
-              <w:jc w:val="left"/>
-            </w:pPr>
-            <w:r>
-              <w:rPr>
-                <w:rFonts w:ascii="Times New Roman" w:hAnsi="Times New Roman"/>
-                <w:sz w:val="22"/>
-              </w:rPr>
-            </w:r>
-            <w:r>
-              <w:rPr>
-                <w:rFonts w:ascii="Times New Roman" w:hAnsi="Times New Roman"/>
-                <w:b/>
-                <w:sz w:val="22"/>
-              </w:rPr>
-              <w:t>Гибкость структуры данных (Entity/Fields)</w:t>
-            </w:r>
-            <w:r>
-              <w:rPr>
-                <w:rFonts w:ascii="Times New Roman" w:hAnsi="Times New Roman"/>
-                <w:sz w:val="22"/>
-              </w:rPr>
-            </w:r>
-          </w:p>
-        </w:tc>
-        <w:tc>
-          <w:tcPr>
-            <w:tcW w:type="dxa" w:w="1559"/>
-            <w:tcMar>
-              <w:top w:w="100" w:type="dxa"/>
-              <w:bottom w:w="100" w:type="dxa"/>
-              <w:left w:w="150" w:type="dxa"/>
-              <w:right w:w="150" w:type="dxa"/>
-            </w:tcMar>
-          </w:tcPr>
-          <w:p>
-            <w:pPr>
-              <w:spacing w:before="40" w:after="40" w:line="252" w:lineRule="auto"/>
-              <w:jc w:val="left"/>
-            </w:pPr>
-            <w:r>
-              <w:rPr>
-                <w:rFonts w:ascii="Times New Roman" w:hAnsi="Times New Roman"/>
-                <w:sz w:val="22"/>
-              </w:rPr>
-              <w:t>15%</w:t>
-            </w:r>
-          </w:p>
-        </w:tc>
-        <w:tc>
-          <w:tcPr>
-            <w:tcW w:type="dxa" w:w="1559"/>
-            <w:tcMar>
-              <w:top w:w="100" w:type="dxa"/>
-              <w:bottom w:w="100" w:type="dxa"/>
-              <w:left w:w="150" w:type="dxa"/>
-              <w:right w:w="150" w:type="dxa"/>
-            </w:tcMar>
-          </w:tcPr>
-          <w:p>
-            <w:pPr>
-              <w:spacing w:before="40" w:after="40" w:line="252" w:lineRule="auto"/>
-              <w:jc w:val="left"/>
-            </w:pPr>
-            <w:r>
-              <w:rPr>
-                <w:rFonts w:ascii="Times New Roman" w:hAnsi="Times New Roman"/>
-                <w:sz w:val="22"/>
-              </w:rPr>
-              <w:t>Превосходная (Entity API, Views, связность) (5/5)</w:t>
-            </w:r>
-          </w:p>
-        </w:tc>
-        <w:tc>
-          <w:tcPr>
-            <w:tcW w:type="dxa" w:w="1559"/>
-            <w:tcMar>
-              <w:top w:w="100" w:type="dxa"/>
-              <w:bottom w:w="100" w:type="dxa"/>
-              <w:left w:w="150" w:type="dxa"/>
-              <w:right w:w="150" w:type="dxa"/>
-            </w:tcMar>
-          </w:tcPr>
-          <w:p>
-            <w:pPr>
-              <w:spacing w:before="40" w:after="40" w:line="252" w:lineRule="auto"/>
-              <w:jc w:val="left"/>
-            </w:pPr>
-            <w:r>
-              <w:rPr>
-                <w:rFonts w:ascii="Times New Roman" w:hAnsi="Times New Roman"/>
-                <w:sz w:val="22"/>
-              </w:rPr>
-              <w:t>Средняя (через метаполя postmeta) (3.5/5)</w:t>
-            </w:r>
-          </w:p>
-        </w:tc>
-        <w:tc>
-          <w:tcPr>
-            <w:tcW w:type="dxa" w:w="1559"/>
-            <w:tcMar>
-              <w:top w:w="100" w:type="dxa"/>
-              <w:bottom w:w="100" w:type="dxa"/>
-              <w:left w:w="150" w:type="dxa"/>
-              <w:right w:w="150" w:type="dxa"/>
-            </w:tcMar>
-          </w:tcPr>
-          <w:p>
-            <w:pPr>
-              <w:spacing w:before="40" w:after="40" w:line="252" w:lineRule="auto"/>
-              <w:jc w:val="left"/>
-            </w:pPr>
-            <w:r>
-              <w:rPr>
-                <w:rFonts w:ascii="Times New Roman" w:hAnsi="Times New Roman"/>
-                <w:sz w:val="22"/>
-              </w:rPr>
-              <w:t>Хорошая (Custom Fields, Categories) (4/5)</w:t>
-            </w:r>
-          </w:p>
-        </w:tc>
-        <w:tc>
-          <w:tcPr>
-            <w:tcW w:type="dxa" w:w="1559"/>
-            <w:tcMar>
-              <w:top w:w="100" w:type="dxa"/>
-              <w:bottom w:w="100" w:type="dxa"/>
-              <w:left w:w="150" w:type="dxa"/>
-              <w:right w:w="150" w:type="dxa"/>
-            </w:tcMar>
-          </w:tcPr>
-          <w:p>
-            <w:pPr>
-              <w:spacing w:before="40" w:after="40" w:line="252" w:lineRule="auto"/>
-              <w:jc w:val="left"/>
-            </w:pPr>
-            <w:r>
-              <w:rPr>
-                <w:rFonts w:ascii="Times New Roman" w:hAnsi="Times New Roman"/>
-                <w:sz w:val="22"/>
-              </w:rPr>
-              <w:t>Отличная (Eloquent ORM) (5/5)</w:t>
-            </w:r>
-          </w:p>
-        </w:tc>
-      </w:tr>
-      <w:tr>
-        <w:tc>
-          <w:tcPr>
-            <w:tcW w:type="dxa" w:w="1559"/>
-            <w:tcMar>
-              <w:top w:w="100" w:type="dxa"/>
-              <w:bottom w:w="100" w:type="dxa"/>
-              <w:left w:w="150" w:type="dxa"/>
-              <w:right w:w="150" w:type="dxa"/>
-            </w:tcMar>
-          </w:tcPr>
-          <w:p>
-            <w:pPr>
-              <w:spacing w:before="40" w:after="40" w:line="252" w:lineRule="auto"/>
-              <w:jc w:val="left"/>
-            </w:pPr>
-            <w:r>
-              <w:rPr>
-                <w:rFonts w:ascii="Times New Roman" w:hAnsi="Times New Roman"/>
-                <w:sz w:val="22"/>
-              </w:rPr>
-            </w:r>
-            <w:r>
-              <w:rPr>
-                <w:rFonts w:ascii="Times New Roman" w:hAnsi="Times New Roman"/>
-                <w:b/>
-                <w:sz w:val="22"/>
-              </w:rPr>
-              <w:t>Поддержка маршрутов согласования (Workflow)</w:t>
-            </w:r>
-            <w:r>
-              <w:rPr>
-                <w:rFonts w:ascii="Times New Roman" w:hAnsi="Times New Roman"/>
-                <w:sz w:val="22"/>
-              </w:rPr>
-            </w:r>
-          </w:p>
-        </w:tc>
-        <w:tc>
-          <w:tcPr>
-            <w:tcW w:type="dxa" w:w="1559"/>
-            <w:tcMar>
-              <w:top w:w="100" w:type="dxa"/>
-              <w:bottom w:w="100" w:type="dxa"/>
-              <w:left w:w="150" w:type="dxa"/>
-              <w:right w:w="150" w:type="dxa"/>
-            </w:tcMar>
-          </w:tcPr>
-          <w:p>
-            <w:pPr>
-              <w:spacing w:before="40" w:after="40" w:line="252" w:lineRule="auto"/>
-              <w:jc w:val="left"/>
-            </w:pPr>
-            <w:r>
-              <w:rPr>
-                <w:rFonts w:ascii="Times New Roman" w:hAnsi="Times New Roman"/>
-                <w:sz w:val="22"/>
-              </w:rPr>
-              <w:t>15%</w:t>
-            </w:r>
-          </w:p>
-        </w:tc>
-        <w:tc>
-          <w:tcPr>
-            <w:tcW w:type="dxa" w:w="1559"/>
-            <w:tcMar>
-              <w:top w:w="100" w:type="dxa"/>
-              <w:bottom w:w="100" w:type="dxa"/>
-              <w:left w:w="150" w:type="dxa"/>
-              <w:right w:w="150" w:type="dxa"/>
-            </w:tcMar>
-          </w:tcPr>
-          <w:p>
-            <w:pPr>
-              <w:spacing w:before="40" w:after="40" w:line="252" w:lineRule="auto"/>
-              <w:jc w:val="left"/>
-            </w:pPr>
-            <w:r>
-              <w:rPr>
-                <w:rFonts w:ascii="Times New Roman" w:hAnsi="Times New Roman"/>
-                <w:sz w:val="22"/>
-              </w:rPr>
-              <w:t>Встроенные модули Workflows &amp; Moderation (5/5)</w:t>
-            </w:r>
-          </w:p>
-        </w:tc>
-        <w:tc>
-          <w:tcPr>
-            <w:tcW w:type="dxa" w:w="1559"/>
-            <w:tcMar>
-              <w:top w:w="100" w:type="dxa"/>
-              <w:bottom w:w="100" w:type="dxa"/>
-              <w:left w:w="150" w:type="dxa"/>
-              <w:right w:w="150" w:type="dxa"/>
-            </w:tcMar>
-          </w:tcPr>
-          <w:p>
-            <w:pPr>
-              <w:spacing w:before="40" w:after="40" w:line="252" w:lineRule="auto"/>
-              <w:jc w:val="left"/>
-            </w:pPr>
-            <w:r>
-              <w:rPr>
-                <w:rFonts w:ascii="Times New Roman" w:hAnsi="Times New Roman"/>
-                <w:sz w:val="22"/>
-              </w:rPr>
-              <w:t>Требуются сторонние плагины (3/5)</w:t>
-            </w:r>
-          </w:p>
-        </w:tc>
-        <w:tc>
-          <w:tcPr>
-            <w:tcW w:type="dxa" w:w="1559"/>
-            <w:tcMar>
-              <w:top w:w="100" w:type="dxa"/>
-              <w:bottom w:w="100" w:type="dxa"/>
-              <w:left w:w="150" w:type="dxa"/>
-              <w:right w:w="150" w:type="dxa"/>
-            </w:tcMar>
-          </w:tcPr>
-          <w:p>
-            <w:pPr>
-              <w:spacing w:before="40" w:after="40" w:line="252" w:lineRule="auto"/>
-              <w:jc w:val="left"/>
-            </w:pPr>
-            <w:r>
-              <w:rPr>
-                <w:rFonts w:ascii="Times New Roman" w:hAnsi="Times New Roman"/>
-                <w:sz w:val="22"/>
-              </w:rPr>
-              <w:t>Базовый Workflow (4/5)</w:t>
-            </w:r>
-          </w:p>
-        </w:tc>
-        <w:tc>
-          <w:tcPr>
-            <w:tcW w:type="dxa" w:w="1559"/>
-            <w:tcMar>
-              <w:top w:w="100" w:type="dxa"/>
-              <w:bottom w:w="100" w:type="dxa"/>
-              <w:left w:w="150" w:type="dxa"/>
-              <w:right w:w="150" w:type="dxa"/>
-            </w:tcMar>
-          </w:tcPr>
-          <w:p>
-            <w:pPr>
-              <w:spacing w:before="40" w:after="40" w:line="252" w:lineRule="auto"/>
-              <w:jc w:val="left"/>
-            </w:pPr>
-            <w:r>
-              <w:rPr>
-                <w:rFonts w:ascii="Times New Roman" w:hAnsi="Times New Roman"/>
-                <w:sz w:val="22"/>
-              </w:rPr>
-              <w:t>Требует ручного кодинга (4/5)</w:t>
-            </w:r>
-          </w:p>
-        </w:tc>
-      </w:tr>
-      <w:tr>
-        <w:tc>
-          <w:tcPr>
-            <w:tcW w:type="dxa" w:w="1559"/>
-            <w:tcMar>
-              <w:top w:w="100" w:type="dxa"/>
-              <w:bottom w:w="100" w:type="dxa"/>
-              <w:left w:w="150" w:type="dxa"/>
-              <w:right w:w="150" w:type="dxa"/>
-            </w:tcMar>
-          </w:tcPr>
-          <w:p>
-            <w:pPr>
-              <w:spacing w:before="40" w:after="40" w:line="252" w:lineRule="auto"/>
-              <w:jc w:val="left"/>
-            </w:pPr>
-            <w:r>
-              <w:rPr>
-                <w:rFonts w:ascii="Times New Roman" w:hAnsi="Times New Roman"/>
-                <w:sz w:val="22"/>
-              </w:rPr>
-            </w:r>
-            <w:r>
-              <w:rPr>
-                <w:rFonts w:ascii="Times New Roman" w:hAnsi="Times New Roman"/>
-                <w:b/>
-                <w:sz w:val="22"/>
-              </w:rPr>
-              <w:t>Ролевая модель и разграничение прав (RBAC/ACL)</w:t>
-            </w:r>
-            <w:r>
-              <w:rPr>
-                <w:rFonts w:ascii="Times New Roman" w:hAnsi="Times New Roman"/>
-                <w:sz w:val="22"/>
-              </w:rPr>
-            </w:r>
-          </w:p>
-        </w:tc>
-        <w:tc>
-          <w:tcPr>
-            <w:tcW w:type="dxa" w:w="1559"/>
-            <w:tcMar>
-              <w:top w:w="100" w:type="dxa"/>
-              <w:bottom w:w="100" w:type="dxa"/>
-              <w:left w:w="150" w:type="dxa"/>
-              <w:right w:w="150" w:type="dxa"/>
-            </w:tcMar>
-          </w:tcPr>
-          <w:p>
-            <w:pPr>
-              <w:spacing w:before="40" w:after="40" w:line="252" w:lineRule="auto"/>
-              <w:jc w:val="left"/>
-            </w:pPr>
-            <w:r>
-              <w:rPr>
-                <w:rFonts w:ascii="Times New Roman" w:hAnsi="Times New Roman"/>
-                <w:sz w:val="22"/>
-              </w:rPr>
-              <w:t>15%</w:t>
-            </w:r>
-          </w:p>
-        </w:tc>
-        <w:tc>
-          <w:tcPr>
-            <w:tcW w:type="dxa" w:w="1559"/>
-            <w:tcMar>
-              <w:top w:w="100" w:type="dxa"/>
-              <w:bottom w:w="100" w:type="dxa"/>
-              <w:left w:w="150" w:type="dxa"/>
-              <w:right w:w="150" w:type="dxa"/>
-            </w:tcMar>
-          </w:tcPr>
-          <w:p>
-            <w:pPr>
-              <w:spacing w:before="40" w:after="40" w:line="252" w:lineRule="auto"/>
-              <w:jc w:val="left"/>
-            </w:pPr>
-            <w:r>
-              <w:rPr>
-                <w:rFonts w:ascii="Times New Roman" w:hAnsi="Times New Roman"/>
-                <w:sz w:val="22"/>
-              </w:rPr>
-              <w:t>Глубокая гранулярная система прав (5/5)</w:t>
-            </w:r>
-          </w:p>
-        </w:tc>
-        <w:tc>
-          <w:tcPr>
-            <w:tcW w:type="dxa" w:w="1559"/>
-            <w:tcMar>
-              <w:top w:w="100" w:type="dxa"/>
-              <w:bottom w:w="100" w:type="dxa"/>
-              <w:left w:w="150" w:type="dxa"/>
-              <w:right w:w="150" w:type="dxa"/>
-            </w:tcMar>
-          </w:tcPr>
-          <w:p>
-            <w:pPr>
-              <w:spacing w:before="40" w:after="40" w:line="252" w:lineRule="auto"/>
-              <w:jc w:val="left"/>
-            </w:pPr>
-            <w:r>
-              <w:rPr>
-                <w:rFonts w:ascii="Times New Roman" w:hAnsi="Times New Roman"/>
-                <w:sz w:val="22"/>
-              </w:rPr>
-              <w:t>Базовая ролевая модель (3/5)</w:t>
-            </w:r>
-          </w:p>
-        </w:tc>
-        <w:tc>
-          <w:tcPr>
-            <w:tcW w:type="dxa" w:w="1559"/>
-            <w:tcMar>
-              <w:top w:w="100" w:type="dxa"/>
-              <w:bottom w:w="100" w:type="dxa"/>
-              <w:left w:w="150" w:type="dxa"/>
-              <w:right w:w="150" w:type="dxa"/>
-            </w:tcMar>
-          </w:tcPr>
-          <w:p>
-            <w:pPr>
-              <w:spacing w:before="40" w:after="40" w:line="252" w:lineRule="auto"/>
-              <w:jc w:val="left"/>
-            </w:pPr>
-            <w:r>
-              <w:rPr>
-                <w:rFonts w:ascii="Times New Roman" w:hAnsi="Times New Roman"/>
-                <w:sz w:val="22"/>
-              </w:rPr>
-              <w:t>Развитый многоуровневый ACL (4.5/5)</w:t>
-            </w:r>
-          </w:p>
-        </w:tc>
-        <w:tc>
-          <w:tcPr>
-            <w:tcW w:type="dxa" w:w="1559"/>
-            <w:tcMar>
-              <w:top w:w="100" w:type="dxa"/>
-              <w:bottom w:w="100" w:type="dxa"/>
-              <w:left w:w="150" w:type="dxa"/>
-              <w:right w:w="150" w:type="dxa"/>
-            </w:tcMar>
-          </w:tcPr>
-          <w:p>
-            <w:pPr>
-              <w:spacing w:before="40" w:after="40" w:line="252" w:lineRule="auto"/>
-              <w:jc w:val="left"/>
-            </w:pPr>
-            <w:r>
-              <w:rPr>
-                <w:rFonts w:ascii="Times New Roman" w:hAnsi="Times New Roman"/>
-                <w:sz w:val="22"/>
-              </w:rPr>
-              <w:t>Гибкая через политики/гейты (4.5/5)</w:t>
-            </w:r>
-          </w:p>
-        </w:tc>
-      </w:tr>
-      <w:tr>
-        <w:tc>
-          <w:tcPr>
-            <w:tcW w:type="dxa" w:w="1559"/>
-            <w:tcMar>
-              <w:top w:w="100" w:type="dxa"/>
-              <w:bottom w:w="100" w:type="dxa"/>
-              <w:left w:w="150" w:type="dxa"/>
-              <w:right w:w="150" w:type="dxa"/>
-            </w:tcMar>
-          </w:tcPr>
-          <w:p>
-            <w:pPr>
-              <w:spacing w:before="40" w:after="40" w:line="252" w:lineRule="auto"/>
-              <w:jc w:val="left"/>
-            </w:pPr>
-            <w:r>
-              <w:rPr>
-                <w:rFonts w:ascii="Times New Roman" w:hAnsi="Times New Roman"/>
-                <w:sz w:val="22"/>
-              </w:rPr>
-            </w:r>
-            <w:r>
-              <w:rPr>
-                <w:rFonts w:ascii="Times New Roman" w:hAnsi="Times New Roman"/>
-                <w:b/>
-                <w:sz w:val="22"/>
-              </w:rPr>
-              <w:t>Производительность и кэширование</w:t>
-            </w:r>
-            <w:r>
-              <w:rPr>
-                <w:rFonts w:ascii="Times New Roman" w:hAnsi="Times New Roman"/>
-                <w:sz w:val="22"/>
-              </w:rPr>
-            </w:r>
-          </w:p>
-        </w:tc>
-        <w:tc>
-          <w:tcPr>
-            <w:tcW w:type="dxa" w:w="1559"/>
-            <w:tcMar>
-              <w:top w:w="100" w:type="dxa"/>
-              <w:bottom w:w="100" w:type="dxa"/>
-              <w:left w:w="150" w:type="dxa"/>
-              <w:right w:w="150" w:type="dxa"/>
-            </w:tcMar>
-          </w:tcPr>
-          <w:p>
-            <w:pPr>
-              <w:spacing w:before="40" w:after="40" w:line="252" w:lineRule="auto"/>
-              <w:jc w:val="left"/>
-            </w:pPr>
-            <w:r>
-              <w:rPr>
-                <w:rFonts w:ascii="Times New Roman" w:hAnsi="Times New Roman"/>
-                <w:sz w:val="22"/>
-              </w:rPr>
-              <w:t>10%</w:t>
-            </w:r>
-          </w:p>
-        </w:tc>
-        <w:tc>
-          <w:tcPr>
-            <w:tcW w:type="dxa" w:w="1559"/>
-            <w:tcMar>
-              <w:top w:w="100" w:type="dxa"/>
-              <w:bottom w:w="100" w:type="dxa"/>
-              <w:left w:w="150" w:type="dxa"/>
-              <w:right w:w="150" w:type="dxa"/>
-            </w:tcMar>
-          </w:tcPr>
-          <w:p>
-            <w:pPr>
-              <w:spacing w:before="40" w:after="40" w:line="252" w:lineRule="auto"/>
-              <w:jc w:val="left"/>
-            </w:pPr>
-            <w:r>
-              <w:rPr>
-                <w:rFonts w:ascii="Times New Roman" w:hAnsi="Times New Roman"/>
-                <w:sz w:val="22"/>
-              </w:rPr>
-              <w:t>Встроенный многоуровневый кэш (4.5/5)</w:t>
-            </w:r>
-          </w:p>
-        </w:tc>
-        <w:tc>
-          <w:tcPr>
-            <w:tcW w:type="dxa" w:w="1559"/>
-            <w:tcMar>
-              <w:top w:w="100" w:type="dxa"/>
-              <w:bottom w:w="100" w:type="dxa"/>
-              <w:left w:w="150" w:type="dxa"/>
-              <w:right w:w="150" w:type="dxa"/>
-            </w:tcMar>
-          </w:tcPr>
-          <w:p>
-            <w:pPr>
-              <w:spacing w:before="40" w:after="40" w:line="252" w:lineRule="auto"/>
-              <w:jc w:val="left"/>
-            </w:pPr>
-            <w:r>
-              <w:rPr>
-                <w:rFonts w:ascii="Times New Roman" w:hAnsi="Times New Roman"/>
-                <w:sz w:val="22"/>
-              </w:rPr>
-              <w:t>Зависит от плагинов кэширования (3.5/5)</w:t>
-            </w:r>
-          </w:p>
-        </w:tc>
-        <w:tc>
-          <w:tcPr>
-            <w:tcW w:type="dxa" w:w="1559"/>
-            <w:tcMar>
-              <w:top w:w="100" w:type="dxa"/>
-              <w:bottom w:w="100" w:type="dxa"/>
-              <w:left w:w="150" w:type="dxa"/>
-              <w:right w:w="150" w:type="dxa"/>
-            </w:tcMar>
-          </w:tcPr>
-          <w:p>
-            <w:pPr>
-              <w:spacing w:before="40" w:after="40" w:line="252" w:lineRule="auto"/>
-              <w:jc w:val="left"/>
-            </w:pPr>
-            <w:r>
-              <w:rPr>
-                <w:rFonts w:ascii="Times New Roman" w:hAnsi="Times New Roman"/>
-                <w:sz w:val="22"/>
-              </w:rPr>
-              <w:t>Высокая производительность (4/5)</w:t>
-            </w:r>
-          </w:p>
-        </w:tc>
-        <w:tc>
-          <w:tcPr>
-            <w:tcW w:type="dxa" w:w="1559"/>
-            <w:tcMar>
-              <w:top w:w="100" w:type="dxa"/>
-              <w:bottom w:w="100" w:type="dxa"/>
-              <w:left w:w="150" w:type="dxa"/>
-              <w:right w:w="150" w:type="dxa"/>
-            </w:tcMar>
-          </w:tcPr>
-          <w:p>
-            <w:pPr>
-              <w:spacing w:before="40" w:after="40" w:line="252" w:lineRule="auto"/>
-              <w:jc w:val="left"/>
-            </w:pPr>
-            <w:r>
-              <w:rPr>
-                <w:rFonts w:ascii="Times New Roman" w:hAnsi="Times New Roman"/>
-                <w:sz w:val="22"/>
-              </w:rPr>
-              <w:t>Высокая (OPcache, Redis) (4.5/5)</w:t>
-            </w:r>
-          </w:p>
-        </w:tc>
-      </w:tr>
-      <w:tr>
-        <w:tc>
-          <w:tcPr>
-            <w:tcW w:type="dxa" w:w="1559"/>
-            <w:tcMar>
-              <w:top w:w="100" w:type="dxa"/>
-              <w:bottom w:w="100" w:type="dxa"/>
-              <w:left w:w="150" w:type="dxa"/>
-              <w:right w:w="150" w:type="dxa"/>
-            </w:tcMar>
-          </w:tcPr>
-          <w:p>
-            <w:pPr>
-              <w:spacing w:before="40" w:after="40" w:line="252" w:lineRule="auto"/>
-              <w:jc w:val="left"/>
-            </w:pPr>
-            <w:r>
-              <w:rPr>
-                <w:rFonts w:ascii="Times New Roman" w:hAnsi="Times New Roman"/>
-                <w:sz w:val="22"/>
-              </w:rPr>
-            </w:r>
-            <w:r>
-              <w:rPr>
-                <w:rFonts w:ascii="Times New Roman" w:hAnsi="Times New Roman"/>
-                <w:b/>
-                <w:sz w:val="22"/>
-              </w:rPr>
-              <w:t>Безопасность платформы</w:t>
-            </w:r>
-            <w:r>
-              <w:rPr>
-                <w:rFonts w:ascii="Times New Roman" w:hAnsi="Times New Roman"/>
-                <w:sz w:val="22"/>
-              </w:rPr>
-            </w:r>
-          </w:p>
-        </w:tc>
-        <w:tc>
-          <w:tcPr>
-            <w:tcW w:type="dxa" w:w="1559"/>
-            <w:tcMar>
-              <w:top w:w="100" w:type="dxa"/>
-              <w:bottom w:w="100" w:type="dxa"/>
-              <w:left w:w="150" w:type="dxa"/>
-              <w:right w:w="150" w:type="dxa"/>
-            </w:tcMar>
-          </w:tcPr>
-          <w:p>
-            <w:pPr>
-              <w:spacing w:before="40" w:after="40" w:line="252" w:lineRule="auto"/>
-              <w:jc w:val="left"/>
-            </w:pPr>
-            <w:r>
-              <w:rPr>
-                <w:rFonts w:ascii="Times New Roman" w:hAnsi="Times New Roman"/>
-                <w:sz w:val="22"/>
-              </w:rPr>
-              <w:t>10%</w:t>
-            </w:r>
-          </w:p>
-        </w:tc>
-        <w:tc>
-          <w:tcPr>
-            <w:tcW w:type="dxa" w:w="1559"/>
-            <w:tcMar>
-              <w:top w:w="100" w:type="dxa"/>
-              <w:bottom w:w="100" w:type="dxa"/>
-              <w:left w:w="150" w:type="dxa"/>
-              <w:right w:w="150" w:type="dxa"/>
-            </w:tcMar>
-          </w:tcPr>
-          <w:p>
-            <w:pPr>
-              <w:spacing w:before="40" w:after="40" w:line="252" w:lineRule="auto"/>
-              <w:jc w:val="left"/>
-            </w:pPr>
-            <w:r>
-              <w:rPr>
-                <w:rFonts w:ascii="Times New Roman" w:hAnsi="Times New Roman"/>
-                <w:sz w:val="22"/>
-              </w:rPr>
-              <w:t>Корпоративный уровень, строгий аудит (5/5)</w:t>
-            </w:r>
-          </w:p>
-        </w:tc>
-        <w:tc>
-          <w:tcPr>
-            <w:tcW w:type="dxa" w:w="1559"/>
-            <w:tcMar>
-              <w:top w:w="100" w:type="dxa"/>
-              <w:bottom w:w="100" w:type="dxa"/>
-              <w:left w:w="150" w:type="dxa"/>
-              <w:right w:w="150" w:type="dxa"/>
-            </w:tcMar>
-          </w:tcPr>
-          <w:p>
-            <w:pPr>
-              <w:spacing w:before="40" w:after="40" w:line="252" w:lineRule="auto"/>
-              <w:jc w:val="left"/>
-            </w:pPr>
-            <w:r>
-              <w:rPr>
-                <w:rFonts w:ascii="Times New Roman" w:hAnsi="Times New Roman"/>
-                <w:sz w:val="22"/>
-              </w:rPr>
-              <w:t>Уязвимость к плагинам (3/5)</w:t>
-            </w:r>
-          </w:p>
-        </w:tc>
-        <w:tc>
-          <w:tcPr>
-            <w:tcW w:type="dxa" w:w="1559"/>
-            <w:tcMar>
-              <w:top w:w="100" w:type="dxa"/>
-              <w:bottom w:w="100" w:type="dxa"/>
-              <w:left w:w="150" w:type="dxa"/>
-              <w:right w:w="150" w:type="dxa"/>
-            </w:tcMar>
-          </w:tcPr>
-          <w:p>
-            <w:pPr>
-              <w:spacing w:before="40" w:after="40" w:line="252" w:lineRule="auto"/>
-              <w:jc w:val="left"/>
-            </w:pPr>
-            <w:r>
-              <w:rPr>
-                <w:rFonts w:ascii="Times New Roman" w:hAnsi="Times New Roman"/>
-                <w:sz w:val="22"/>
-              </w:rPr>
-              <w:t>Высокая безопасность (4/5)</w:t>
-            </w:r>
-          </w:p>
-        </w:tc>
-        <w:tc>
-          <w:tcPr>
-            <w:tcW w:type="dxa" w:w="1559"/>
-            <w:tcMar>
-              <w:top w:w="100" w:type="dxa"/>
-              <w:bottom w:w="100" w:type="dxa"/>
-              <w:left w:w="150" w:type="dxa"/>
-              <w:right w:w="150" w:type="dxa"/>
-            </w:tcMar>
-          </w:tcPr>
-          <w:p>
-            <w:pPr>
-              <w:spacing w:before="40" w:after="40" w:line="252" w:lineRule="auto"/>
-              <w:jc w:val="left"/>
-            </w:pPr>
-            <w:r>
-              <w:rPr>
-                <w:rFonts w:ascii="Times New Roman" w:hAnsi="Times New Roman"/>
-                <w:sz w:val="22"/>
-              </w:rPr>
-              <w:t>Высокая безопасность (4.5/5)</w:t>
-            </w:r>
-          </w:p>
-        </w:tc>
-      </w:tr>
-      <w:tr>
-        <w:tc>
-          <w:tcPr>
-            <w:tcW w:type="dxa" w:w="1559"/>
-            <w:tcMar>
-              <w:top w:w="100" w:type="dxa"/>
-              <w:bottom w:w="100" w:type="dxa"/>
-              <w:left w:w="150" w:type="dxa"/>
-              <w:right w:w="150" w:type="dxa"/>
-            </w:tcMar>
-          </w:tcPr>
-          <w:p>
-            <w:pPr>
-              <w:spacing w:before="40" w:after="40" w:line="252" w:lineRule="auto"/>
-              <w:jc w:val="left"/>
-            </w:pPr>
-            <w:r>
-              <w:rPr>
-                <w:rFonts w:ascii="Times New Roman" w:hAnsi="Times New Roman"/>
-                <w:sz w:val="22"/>
-              </w:rPr>
-            </w:r>
-            <w:r>
-              <w:rPr>
-                <w:rFonts w:ascii="Times New Roman" w:hAnsi="Times New Roman"/>
-                <w:b/>
-                <w:sz w:val="22"/>
-              </w:rPr>
-              <w:t>Сложность разработки и порог входа</w:t>
-            </w:r>
-            <w:r>
-              <w:rPr>
-                <w:rFonts w:ascii="Times New Roman" w:hAnsi="Times New Roman"/>
-                <w:sz w:val="22"/>
-              </w:rPr>
-            </w:r>
-          </w:p>
-        </w:tc>
-        <w:tc>
-          <w:tcPr>
-            <w:tcW w:type="dxa" w:w="1559"/>
-            <w:tcMar>
-              <w:top w:w="100" w:type="dxa"/>
-              <w:bottom w:w="100" w:type="dxa"/>
-              <w:left w:w="150" w:type="dxa"/>
-              <w:right w:w="150" w:type="dxa"/>
-            </w:tcMar>
-          </w:tcPr>
-          <w:p>
-            <w:pPr>
-              <w:spacing w:before="40" w:after="40" w:line="252" w:lineRule="auto"/>
-              <w:jc w:val="left"/>
-            </w:pPr>
-            <w:r>
-              <w:rPr>
-                <w:rFonts w:ascii="Times New Roman" w:hAnsi="Times New Roman"/>
-                <w:sz w:val="22"/>
-              </w:rPr>
-              <w:t>15%</w:t>
-            </w:r>
-          </w:p>
-        </w:tc>
-        <w:tc>
-          <w:tcPr>
-            <w:tcW w:type="dxa" w:w="1559"/>
-            <w:tcMar>
-              <w:top w:w="100" w:type="dxa"/>
-              <w:bottom w:w="100" w:type="dxa"/>
-              <w:left w:w="150" w:type="dxa"/>
-              <w:right w:w="150" w:type="dxa"/>
-            </w:tcMar>
-          </w:tcPr>
-          <w:p>
-            <w:pPr>
-              <w:spacing w:before="40" w:after="40" w:line="252" w:lineRule="auto"/>
-              <w:jc w:val="left"/>
-            </w:pPr>
-            <w:r>
-              <w:rPr>
-                <w:rFonts w:ascii="Times New Roman" w:hAnsi="Times New Roman"/>
-                <w:sz w:val="22"/>
-              </w:rPr>
-              <w:t>Средний/Высокий (3.5/5)</w:t>
-            </w:r>
-          </w:p>
-        </w:tc>
-        <w:tc>
-          <w:tcPr>
-            <w:tcW w:type="dxa" w:w="1559"/>
-            <w:tcMar>
-              <w:top w:w="100" w:type="dxa"/>
-              <w:bottom w:w="100" w:type="dxa"/>
-              <w:left w:w="150" w:type="dxa"/>
-              <w:right w:w="150" w:type="dxa"/>
-            </w:tcMar>
-          </w:tcPr>
-          <w:p>
-            <w:pPr>
-              <w:spacing w:before="40" w:after="40" w:line="252" w:lineRule="auto"/>
-              <w:jc w:val="left"/>
-            </w:pPr>
-            <w:r>
-              <w:rPr>
-                <w:rFonts w:ascii="Times New Roman" w:hAnsi="Times New Roman"/>
-                <w:sz w:val="22"/>
-              </w:rPr>
-              <w:t>Очень низкий (5/5)</w:t>
-            </w:r>
-          </w:p>
-        </w:tc>
-        <w:tc>
-          <w:tcPr>
-            <w:tcW w:type="dxa" w:w="1559"/>
-            <w:tcMar>
-              <w:top w:w="100" w:type="dxa"/>
-              <w:bottom w:w="100" w:type="dxa"/>
-              <w:left w:w="150" w:type="dxa"/>
-              <w:right w:w="150" w:type="dxa"/>
-            </w:tcMar>
-          </w:tcPr>
-          <w:p>
-            <w:pPr>
-              <w:spacing w:before="40" w:after="40" w:line="252" w:lineRule="auto"/>
-              <w:jc w:val="left"/>
-            </w:pPr>
-            <w:r>
-              <w:rPr>
-                <w:rFonts w:ascii="Times New Roman" w:hAnsi="Times New Roman"/>
-                <w:sz w:val="22"/>
-              </w:rPr>
-              <w:t>Средний (4/5)</w:t>
-            </w:r>
-          </w:p>
-        </w:tc>
-        <w:tc>
-          <w:tcPr>
-            <w:tcW w:type="dxa" w:w="1559"/>
-            <w:tcMar>
-              <w:top w:w="100" w:type="dxa"/>
-              <w:bottom w:w="100" w:type="dxa"/>
-              <w:left w:w="150" w:type="dxa"/>
-              <w:right w:w="150" w:type="dxa"/>
-            </w:tcMar>
-          </w:tcPr>
-          <w:p>
-            <w:pPr>
-              <w:spacing w:before="40" w:after="40" w:line="252" w:lineRule="auto"/>
-              <w:jc w:val="left"/>
-            </w:pPr>
-            <w:r>
-              <w:rPr>
-                <w:rFonts w:ascii="Times New Roman" w:hAnsi="Times New Roman"/>
-                <w:sz w:val="22"/>
-              </w:rPr>
-              <w:t>Высокий (требует навыков ООП/MVC) (3/5)</w:t>
-            </w:r>
-          </w:p>
-        </w:tc>
-      </w:tr>
-      <w:tr>
-        <w:tc>
-          <w:tcPr>
-            <w:tcW w:type="dxa" w:w="1559"/>
-            <w:tcMar>
-              <w:top w:w="100" w:type="dxa"/>
-              <w:bottom w:w="100" w:type="dxa"/>
-              <w:left w:w="150" w:type="dxa"/>
-              <w:right w:w="150" w:type="dxa"/>
-            </w:tcMar>
-          </w:tcPr>
-          <w:p>
-            <w:pPr>
-              <w:spacing w:before="40" w:after="40" w:line="252" w:lineRule="auto"/>
-              <w:jc w:val="left"/>
-            </w:pPr>
-            <w:r>
-              <w:rPr>
-                <w:rFonts w:ascii="Times New Roman" w:hAnsi="Times New Roman"/>
-                <w:sz w:val="22"/>
-              </w:rPr>
-            </w:r>
-            <w:r>
-              <w:rPr>
-                <w:rFonts w:ascii="Times New Roman" w:hAnsi="Times New Roman"/>
-                <w:b/>
-                <w:sz w:val="22"/>
-              </w:rPr>
-              <w:t>Итоговый взвешенный балл</w:t>
-            </w:r>
-            <w:r>
-              <w:rPr>
-                <w:rFonts w:ascii="Times New Roman" w:hAnsi="Times New Roman"/>
-                <w:sz w:val="22"/>
-              </w:rPr>
-            </w:r>
-          </w:p>
-        </w:tc>
-        <w:tc>
-          <w:tcPr>
-            <w:tcW w:type="dxa" w:w="1559"/>
-            <w:tcMar>
-              <w:top w:w="100" w:type="dxa"/>
-              <w:bottom w:w="100" w:type="dxa"/>
-              <w:left w:w="150" w:type="dxa"/>
-              <w:right w:w="150" w:type="dxa"/>
-            </w:tcMar>
-          </w:tcPr>
-          <w:p>
-            <w:pPr>
-              <w:spacing w:before="40" w:after="40" w:line="252" w:lineRule="auto"/>
-              <w:jc w:val="left"/>
-            </w:pPr>
-            <w:r>
-              <w:rPr>
-                <w:rFonts w:ascii="Times New Roman" w:hAnsi="Times New Roman"/>
-                <w:sz w:val="22"/>
-              </w:rPr>
-            </w:r>
-            <w:r>
-              <w:rPr>
-                <w:rFonts w:ascii="Times New Roman" w:hAnsi="Times New Roman"/>
-                <w:b/>
-                <w:sz w:val="22"/>
-              </w:rPr>
-              <w:t>100%</w:t>
-            </w:r>
-            <w:r>
-              <w:rPr>
-                <w:rFonts w:ascii="Times New Roman" w:hAnsi="Times New Roman"/>
-                <w:sz w:val="22"/>
-              </w:rPr>
-            </w:r>
-          </w:p>
-        </w:tc>
-        <w:tc>
-          <w:tcPr>
-            <w:tcW w:type="dxa" w:w="1559"/>
-            <w:tcMar>
-              <w:top w:w="100" w:type="dxa"/>
-              <w:bottom w:w="100" w:type="dxa"/>
-              <w:left w:w="150" w:type="dxa"/>
-              <w:right w:w="150" w:type="dxa"/>
-            </w:tcMar>
-          </w:tcPr>
-          <w:p>
-            <w:pPr>
-              <w:spacing w:before="40" w:after="40" w:line="252" w:lineRule="auto"/>
-              <w:jc w:val="left"/>
-            </w:pPr>
-            <w:r>
-              <w:rPr>
-                <w:rFonts w:ascii="Times New Roman" w:hAnsi="Times New Roman"/>
-                <w:sz w:val="22"/>
-              </w:rPr>
-            </w:r>
-            <w:r>
-              <w:rPr>
-                <w:rFonts w:ascii="Times New Roman" w:hAnsi="Times New Roman"/>
-                <w:b/>
-                <w:sz w:val="22"/>
-              </w:rPr>
-              <w:t>4.65 / 5.0</w:t>
-            </w:r>
-            <w:r>
-              <w:rPr>
-                <w:rFonts w:ascii="Times New Roman" w:hAnsi="Times New Roman"/>
-                <w:sz w:val="22"/>
-              </w:rPr>
-            </w:r>
-          </w:p>
-        </w:tc>
-        <w:tc>
-          <w:tcPr>
-            <w:tcW w:type="dxa" w:w="1559"/>
-            <w:tcMar>
-              <w:top w:w="100" w:type="dxa"/>
-              <w:bottom w:w="100" w:type="dxa"/>
-              <w:left w:w="150" w:type="dxa"/>
-              <w:right w:w="150" w:type="dxa"/>
-            </w:tcMar>
-          </w:tcPr>
-          <w:p>
-            <w:pPr>
-              <w:spacing w:before="40" w:after="40" w:line="252" w:lineRule="auto"/>
-              <w:jc w:val="left"/>
-            </w:pPr>
-            <w:r>
-              <w:rPr>
-                <w:rFonts w:ascii="Times New Roman" w:hAnsi="Times New Roman"/>
-                <w:sz w:val="22"/>
-              </w:rPr>
-            </w:r>
-            <w:r>
-              <w:rPr>
-                <w:rFonts w:ascii="Times New Roman" w:hAnsi="Times New Roman"/>
-                <w:b/>
-                <w:sz w:val="22"/>
-              </w:rPr>
-              <w:t>3.85 / 5.0</w:t>
-            </w:r>
-            <w:r>
-              <w:rPr>
-                <w:rFonts w:ascii="Times New Roman" w:hAnsi="Times New Roman"/>
-                <w:sz w:val="22"/>
-              </w:rPr>
-            </w:r>
-          </w:p>
-        </w:tc>
-        <w:tc>
-          <w:tcPr>
-            <w:tcW w:type="dxa" w:w="1559"/>
-            <w:tcMar>
-              <w:top w:w="100" w:type="dxa"/>
-              <w:bottom w:w="100" w:type="dxa"/>
-              <w:left w:w="150" w:type="dxa"/>
-              <w:right w:w="150" w:type="dxa"/>
-            </w:tcMar>
-          </w:tcPr>
-          <w:p>
-            <w:pPr>
-              <w:spacing w:before="40" w:after="40" w:line="252" w:lineRule="auto"/>
-              <w:jc w:val="left"/>
-            </w:pPr>
-            <w:r>
-              <w:rPr>
-                <w:rFonts w:ascii="Times New Roman" w:hAnsi="Times New Roman"/>
-                <w:sz w:val="22"/>
-              </w:rPr>
-            </w:r>
-            <w:r>
-              <w:rPr>
-                <w:rFonts w:ascii="Times New Roman" w:hAnsi="Times New Roman"/>
-                <w:b/>
-                <w:sz w:val="22"/>
-              </w:rPr>
-              <w:t>4.20 / 5.0</w:t>
-            </w:r>
-            <w:r>
-              <w:rPr>
-                <w:rFonts w:ascii="Times New Roman" w:hAnsi="Times New Roman"/>
-                <w:sz w:val="22"/>
-              </w:rPr>
-            </w:r>
-          </w:p>
-        </w:tc>
-        <w:tc>
-          <w:tcPr>
-            <w:tcW w:type="dxa" w:w="1559"/>
-            <w:tcMar>
-              <w:top w:w="100" w:type="dxa"/>
-              <w:bottom w:w="100" w:type="dxa"/>
-              <w:left w:w="150" w:type="dxa"/>
-              <w:right w:w="150" w:type="dxa"/>
-            </w:tcMar>
-          </w:tcPr>
-          <w:p>
-            <w:pPr>
-              <w:spacing w:before="40" w:after="40" w:line="252" w:lineRule="auto"/>
-              <w:jc w:val="left"/>
-            </w:pPr>
-            <w:r>
-              <w:rPr>
-                <w:rFonts w:ascii="Times New Roman" w:hAnsi="Times New Roman"/>
-                <w:sz w:val="22"/>
-              </w:rPr>
-            </w:r>
-            <w:r>
-              <w:rPr>
-                <w:rFonts w:ascii="Times New Roman" w:hAnsi="Times New Roman"/>
-                <w:b/>
-                <w:sz w:val="22"/>
-              </w:rPr>
-              <w:t>4.25 / 5.0</w:t>
-            </w:r>
-            <w:r>
-              <w:rPr>
-                <w:rFonts w:ascii="Times New Roman" w:hAnsi="Times New Roman"/>
-                <w:sz w:val="22"/>
-              </w:rPr>
-            </w:r>
-          </w:p>
-        </w:tc>
-      </w:tr>
-    </w:tbl>
-    <w:p>
-      <w:pPr>
-        <w:spacing w:after="120"/>
-      </w:pPr>
-    </w:p>
-    <w:p>
-      <w:pPr>
-        <w:spacing w:before="240" w:after="120"/>
-        <w:jc w:val="left"/>
-      </w:pPr>
-      <w:r>
-        <w:rPr>
-          <w:rFonts w:ascii="Times New Roman" w:hAnsi="Times New Roman"/>
-          <w:b/>
-          <w:sz w:val="28"/>
-        </w:rPr>
-        <w:t>6. Обоснование выбранного инструментального средства</w:t>
-      </w:r>
-    </w:p>
-    <w:p>
-      <w:pPr>
-        <w:spacing w:line="276" w:lineRule="auto" w:after="120"/>
-        <w:ind w:firstLine="709"/>
-        <w:jc w:val="both"/>
-      </w:pPr>
-      <w:r>
-        <w:rPr>
-          <w:rFonts w:ascii="Times New Roman" w:hAnsi="Times New Roman"/>
-          <w:sz w:val="28"/>
-        </w:rPr>
-        <w:t xml:space="preserve">На основе проведенного многокритериального анализа в качестве инструментального средства для реализации корпоративного портала университета (модуль АНОК) выбрана </w:t>
-      </w:r>
-      <w:r>
-        <w:rPr>
-          <w:rFonts w:ascii="Times New Roman" w:hAnsi="Times New Roman"/>
-          <w:b/>
-          <w:sz w:val="28"/>
-        </w:rPr>
-        <w:t>CMF Drupal 10</w:t>
-      </w:r>
-      <w:r>
-        <w:rPr>
-          <w:rFonts w:ascii="Times New Roman" w:hAnsi="Times New Roman"/>
-          <w:sz w:val="28"/>
-        </w:rPr>
-        <w:t>:</w:t>
-      </w:r>
-    </w:p>
-    <w:p>
-      <w:pPr>
-        <w:spacing w:line="276" w:lineRule="auto" w:after="60"/>
-        <w:ind w:left="709"/>
-        <w:jc w:val="both"/>
-      </w:pPr>
-      <w:r>
-        <w:rPr>
-          <w:rFonts w:ascii="Times New Roman" w:hAnsi="Times New Roman"/>
-          <w:b/>
-          <w:sz w:val="28"/>
-        </w:rPr>
-        <w:t xml:space="preserve">1. </w:t>
-      </w:r>
-      <w:r>
-        <w:rPr>
-          <w:rFonts w:ascii="Times New Roman" w:hAnsi="Times New Roman"/>
-          <w:sz w:val="28"/>
-        </w:rPr>
-      </w:r>
-      <w:r>
-        <w:rPr>
-          <w:rFonts w:ascii="Times New Roman" w:hAnsi="Times New Roman"/>
-          <w:b/>
-          <w:sz w:val="28"/>
-        </w:rPr>
-        <w:t>Идеальное соответствие академическим и корпоративным задачам</w:t>
-      </w:r>
-      <w:r>
-        <w:rPr>
-          <w:rFonts w:ascii="Times New Roman" w:hAnsi="Times New Roman"/>
-          <w:sz w:val="28"/>
-        </w:rPr>
-        <w:t>:</w:t>
-      </w:r>
-    </w:p>
-    <w:p>
-      <w:pPr>
-        <w:spacing w:line="276" w:lineRule="auto" w:after="60"/>
-        <w:ind w:left="1134"/>
-        <w:jc w:val="both"/>
-      </w:pPr>
-      <w:r>
-        <w:rPr>
-          <w:rFonts w:ascii="Times New Roman" w:hAnsi="Times New Roman"/>
-          <w:b w:val="0"/>
-          <w:sz w:val="28"/>
-        </w:rPr>
-        <w:t xml:space="preserve">• </w:t>
-      </w:r>
-      <w:r>
-        <w:rPr>
-          <w:rFonts w:ascii="Times New Roman" w:hAnsi="Times New Roman"/>
-          <w:sz w:val="28"/>
-        </w:rPr>
-        <w:t>Drupal исторически является стандартом де-факто для ведущих мировых и российских университетов благодаря надежности, масштабируемости и чистоте архитектуры.</w:t>
-      </w:r>
-    </w:p>
-    <w:p>
-      <w:pPr>
-        <w:spacing w:line="276" w:lineRule="auto" w:after="60"/>
-        <w:ind w:left="709"/>
-        <w:jc w:val="both"/>
-      </w:pPr>
-      <w:r>
-        <w:rPr>
-          <w:rFonts w:ascii="Times New Roman" w:hAnsi="Times New Roman"/>
-          <w:b/>
-          <w:sz w:val="28"/>
-        </w:rPr>
-        <w:t xml:space="preserve">2. </w:t>
-      </w:r>
-      <w:r>
-        <w:rPr>
-          <w:rFonts w:ascii="Times New Roman" w:hAnsi="Times New Roman"/>
-          <w:sz w:val="28"/>
-        </w:rPr>
-      </w:r>
-      <w:r>
-        <w:rPr>
-          <w:rFonts w:ascii="Times New Roman" w:hAnsi="Times New Roman"/>
-          <w:b/>
-          <w:sz w:val="28"/>
-        </w:rPr>
-        <w:t>Встроенный мощный механизм документооборота (Workflows &amp; Content Moderation)</w:t>
-      </w:r>
-      <w:r>
-        <w:rPr>
-          <w:rFonts w:ascii="Times New Roman" w:hAnsi="Times New Roman"/>
-          <w:sz w:val="28"/>
-        </w:rPr>
-        <w:t>:</w:t>
-      </w:r>
-    </w:p>
-    <w:p>
-      <w:pPr>
-        <w:spacing w:line="276" w:lineRule="auto" w:after="60"/>
-        <w:ind w:left="1134"/>
-        <w:jc w:val="both"/>
-      </w:pPr>
-      <w:r>
-        <w:rPr>
-          <w:rFonts w:ascii="Times New Roman" w:hAnsi="Times New Roman"/>
-          <w:b w:val="0"/>
-          <w:sz w:val="28"/>
-        </w:rPr>
-        <w:t xml:space="preserve">• </w:t>
-      </w:r>
-      <w:r>
-        <w:rPr>
-          <w:rFonts w:ascii="Times New Roman" w:hAnsi="Times New Roman"/>
-          <w:sz w:val="28"/>
-        </w:rPr>
-        <w:t>Из «коробки» поддерживается создание сложных графов состояний документов (`Черновик` → `На проверке в АНОК` → `Согласован` → `Утвержден`), настройка прав на переходы между состояниями для разных ролей (зав. кафедрой, эксперт АНОК, проректор, ректор), что критически важно для варианта №15.</w:t>
-      </w:r>
-    </w:p>
-    <w:p>
-      <w:pPr>
-        <w:spacing w:line="276" w:lineRule="auto" w:after="60"/>
-        <w:ind w:left="709"/>
-        <w:jc w:val="both"/>
-      </w:pPr>
-      <w:r>
-        <w:rPr>
-          <w:rFonts w:ascii="Times New Roman" w:hAnsi="Times New Roman"/>
-          <w:b/>
-          <w:sz w:val="28"/>
-        </w:rPr>
-        <w:t xml:space="preserve">3. </w:t>
-      </w:r>
-      <w:r>
-        <w:rPr>
-          <w:rFonts w:ascii="Times New Roman" w:hAnsi="Times New Roman"/>
-          <w:sz w:val="28"/>
-        </w:rPr>
-      </w:r>
-      <w:r>
-        <w:rPr>
-          <w:rFonts w:ascii="Times New Roman" w:hAnsi="Times New Roman"/>
-          <w:b/>
-          <w:sz w:val="28"/>
-        </w:rPr>
-        <w:t>Мощный конструктор сущностей и представлений (Entity API + Views)</w:t>
-      </w:r>
-      <w:r>
-        <w:rPr>
-          <w:rFonts w:ascii="Times New Roman" w:hAnsi="Times New Roman"/>
-          <w:sz w:val="28"/>
-        </w:rPr>
-        <w:t>:</w:t>
-      </w:r>
-    </w:p>
-    <w:p>
-      <w:pPr>
-        <w:spacing w:line="276" w:lineRule="auto" w:after="60"/>
-        <w:ind w:left="1134"/>
-        <w:jc w:val="both"/>
-      </w:pPr>
-      <w:r>
-        <w:rPr>
-          <w:rFonts w:ascii="Times New Roman" w:hAnsi="Times New Roman"/>
-          <w:b w:val="0"/>
-          <w:sz w:val="28"/>
-        </w:rPr>
-        <w:t xml:space="preserve">• </w:t>
-      </w:r>
-      <w:r>
-        <w:rPr>
-          <w:rFonts w:ascii="Times New Roman" w:hAnsi="Times New Roman"/>
-          <w:sz w:val="28"/>
-        </w:rPr>
-        <w:t>Позволяет без написания избыточного низкоуровневого кода создавать сложные иерархические структуры («Образовательная программа» → «Учебный план» → «Дисциплина» → «Кафедра») и выводить реестры, фильтры и таблицы с пагинацией.</w:t>
-      </w:r>
-    </w:p>
-    <w:p>
-      <w:pPr>
-        <w:spacing w:line="276" w:lineRule="auto" w:after="60"/>
-        <w:ind w:left="709"/>
-        <w:jc w:val="both"/>
-      </w:pPr>
-      <w:r>
-        <w:rPr>
-          <w:rFonts w:ascii="Times New Roman" w:hAnsi="Times New Roman"/>
-          <w:b/>
-          <w:sz w:val="28"/>
-        </w:rPr>
-        <w:t xml:space="preserve">4. </w:t>
-      </w:r>
-      <w:r>
-        <w:rPr>
-          <w:rFonts w:ascii="Times New Roman" w:hAnsi="Times New Roman"/>
-          <w:sz w:val="28"/>
-        </w:rPr>
-      </w:r>
-      <w:r>
-        <w:rPr>
-          <w:rFonts w:ascii="Times New Roman" w:hAnsi="Times New Roman"/>
-          <w:b/>
-          <w:sz w:val="28"/>
-        </w:rPr>
-        <w:t>Гранулярное разграничение прав доступа (Role-Based Access Control)</w:t>
-      </w:r>
-      <w:r>
-        <w:rPr>
-          <w:rFonts w:ascii="Times New Roman" w:hAnsi="Times New Roman"/>
-          <w:sz w:val="28"/>
-        </w:rPr>
-        <w:t>:</w:t>
-      </w:r>
-    </w:p>
-    <w:p>
-      <w:pPr>
-        <w:spacing w:line="276" w:lineRule="auto" w:after="60"/>
-        <w:ind w:left="1134"/>
-        <w:jc w:val="both"/>
-      </w:pPr>
-      <w:r>
-        <w:rPr>
-          <w:rFonts w:ascii="Times New Roman" w:hAnsi="Times New Roman"/>
-          <w:b w:val="0"/>
-          <w:sz w:val="28"/>
-        </w:rPr>
-        <w:t xml:space="preserve">• </w:t>
-      </w:r>
-      <w:r>
-        <w:rPr>
-          <w:rFonts w:ascii="Times New Roman" w:hAnsi="Times New Roman"/>
-          <w:sz w:val="28"/>
-        </w:rPr>
-        <w:t>Позволяет гибко изолировать права доступа пользователей: сотрудники выпускающей кафедры имеют доступ на редактирование только своих планов, обеспечивающие кафедры — только согласование служебных записок по своим дисциплинам, а эксперты АНОК — права на верификацию и коррекцию любых планов.</w:t>
-      </w:r>
-    </w:p>
-    <w:p>
-      <w:pPr>
-        <w:spacing w:line="276" w:lineRule="auto" w:after="60"/>
-        <w:ind w:left="709"/>
-        <w:jc w:val="both"/>
-      </w:pPr>
-      <w:r>
-        <w:rPr>
-          <w:rFonts w:ascii="Times New Roman" w:hAnsi="Times New Roman"/>
-          <w:b/>
-          <w:sz w:val="28"/>
-        </w:rPr>
-        <w:t xml:space="preserve">5. </w:t>
-      </w:r>
-      <w:r>
-        <w:rPr>
-          <w:rFonts w:ascii="Times New Roman" w:hAnsi="Times New Roman"/>
-          <w:sz w:val="28"/>
-        </w:rPr>
-      </w:r>
-      <w:r>
-        <w:rPr>
-          <w:rFonts w:ascii="Times New Roman" w:hAnsi="Times New Roman"/>
-          <w:b/>
-          <w:sz w:val="28"/>
-        </w:rPr>
-        <w:t>Соответствие системным требованиям задания</w:t>
-      </w:r>
-      <w:r>
-        <w:rPr>
-          <w:rFonts w:ascii="Times New Roman" w:hAnsi="Times New Roman"/>
-          <w:sz w:val="28"/>
-        </w:rPr>
-        <w:t>:</w:t>
-      </w:r>
-    </w:p>
-    <w:p>
-      <w:pPr>
-        <w:spacing w:line="276" w:lineRule="auto" w:after="60"/>
-        <w:ind w:left="1134"/>
-        <w:jc w:val="both"/>
-      </w:pPr>
-      <w:r>
-        <w:rPr>
-          <w:rFonts w:ascii="Times New Roman" w:hAnsi="Times New Roman"/>
-          <w:b w:val="0"/>
-          <w:sz w:val="28"/>
-        </w:rPr>
-        <w:t xml:space="preserve">• </w:t>
-      </w:r>
-      <w:r>
-        <w:rPr>
-          <w:rFonts w:ascii="Times New Roman" w:hAnsi="Times New Roman"/>
-          <w:sz w:val="28"/>
-        </w:rPr>
-        <w:t xml:space="preserve">Является на 100% бесплатным ПО с открытым исходным кодом (Open Source, GPLv2+), полностью функционирует на стеке </w:t>
-      </w:r>
-      <w:r>
-        <w:rPr>
-          <w:rFonts w:ascii="Times New Roman" w:hAnsi="Times New Roman"/>
-          <w:b/>
-          <w:sz w:val="28"/>
-        </w:rPr>
-        <w:t>PHP 8.2+</w:t>
-      </w:r>
-      <w:r>
-        <w:rPr>
-          <w:rFonts w:ascii="Times New Roman" w:hAnsi="Times New Roman"/>
-          <w:sz w:val="28"/>
-        </w:rPr>
-        <w:t xml:space="preserve"> и СУБД </w:t>
-      </w:r>
-      <w:r>
-        <w:rPr>
-          <w:rFonts w:ascii="Times New Roman" w:hAnsi="Times New Roman"/>
-          <w:b/>
-          <w:sz w:val="28"/>
-        </w:rPr>
-        <w:t>MySQL 8.0 / MariaDB 10.6+</w:t>
-      </w:r>
-      <w:r>
-        <w:rPr>
-          <w:rFonts w:ascii="Times New Roman" w:hAnsi="Times New Roman"/>
-          <w:sz w:val="28"/>
-        </w:rPr>
-        <w:t>.</w:t>
-      </w:r>
-    </w:p>
-    <w:p>
-      <w:pPr>
-        <w:spacing w:before="240" w:after="120"/>
-        <w:jc w:val="left"/>
-      </w:pPr>
-      <w:r>
-        <w:rPr>
-          <w:rFonts w:ascii="Times New Roman" w:hAnsi="Times New Roman"/>
-          <w:b/>
-          <w:sz w:val="28"/>
-        </w:rPr>
-        <w:t>Заключение к лабораторной работе № 1</w:t>
-      </w:r>
-    </w:p>
-    <w:p>
-      <w:pPr>
-        <w:spacing w:line="276" w:lineRule="auto" w:after="120"/>
-        <w:ind w:firstLine="709"/>
-        <w:jc w:val="both"/>
-      </w:pPr>
-      <w:r>
-        <w:rPr>
-          <w:rFonts w:ascii="Times New Roman" w:hAnsi="Times New Roman"/>
-          <w:sz w:val="28"/>
-        </w:rPr>
-        <w:t>В рамках работы выполнен подробный анализ предметной области Центра Аккредитации и независимой оценки качества университета (Вариант № 15). Определены основные бизнес-процессы, формализованы функциональные и нефункциональные требования к корпоративному порталу, разработана диаграмма вариантов использования (Use Case) с детальной спецификацией прецедентов, проведен сравнительный анализ инструментальных средств на стеке PHP/MySQL и аргументированно выбрана платформа Drupal 10.</w:t>
+        <w:t>В работе описана предметная область Центра АНОК, определены акторы и основные варианты использования, сформированы функциональные и нефункциональные требования. Для реализации учебного прототипа выбран стек Python, Flask и SQLite. Выбор позволяет получить простой, переносимый и проверяемый результат без отдельного сервера базы данных и без функций, которые не реализуются в рамках данной лабораторной работы.</w:t>
       </w:r>
     </w:p>
     <w:sectPr>

--- a/reports/lab1/LR1_Report_Variant15.docx
+++ b/reports/lab1/LR1_Report_Variant15.docx
@@ -125,21 +125,7 @@
           <w:b/>
           <w:sz w:val="28"/>
         </w:rPr>
-        <w:t>1. Описание предметной области портала</w:t>
-      </w:r>
-    </w:p>
-    <w:p>
-      <w:pPr>
-        <w:spacing w:before="160" w:after="80"/>
-        <w:jc w:val="left"/>
-      </w:pPr>
-      <w:r>
-        <w:rPr>
-          <w:rFonts w:ascii="Times New Roman" w:hAnsi="Times New Roman"/>
-          <w:b/>
-          <w:sz w:val="26"/>
-        </w:rPr>
-        <w:t>1.1. Контекст и назначение системы</w:t>
+        <w:t>1. Предметная область</w:t>
       </w:r>
     </w:p>
     <w:p>
@@ -153,22 +139,7 @@
           <w:rFonts w:ascii="Times New Roman" w:hAnsi="Times New Roman"/>
           <w:sz w:val="28"/>
         </w:rPr>
-        <w:t xml:space="preserve">Предметной областью является автоматизация процессов управления образовательными программами и жизненным циклом учебных планов (УП) в высшем учебном заведении с участием специализированного экспертно-контрольного подразделения — </w:t>
-      </w:r>
-      <w:r>
-        <w:rPr>
-          <w:rFonts w:ascii="Times New Roman" w:hAnsi="Times New Roman"/>
-          <w:b/>
-          <w:sz w:val="28"/>
-        </w:rPr>
-        <w:t>Центра Аккредитации и независимой оценки качества (АНОК)</w:t>
-      </w:r>
-      <w:r>
-        <w:rPr>
-          <w:rFonts w:ascii="Times New Roman" w:hAnsi="Times New Roman"/>
-          <w:sz w:val="28"/>
-        </w:rPr>
-        <w:t>.</w:t>
+        <w:t>Центр АНОК проверяет учебные планы образовательных программ университета. Учебный план содержит дисциплины, семестры, трудоёмкость, часы, формы контроля и ответственные подразделения. Портал хранит эти сведения и предоставляет к ним доступ сотрудникам университета.</w:t>
       </w:r>
     </w:p>
     <w:p>
@@ -182,731 +153,7 @@
           <w:rFonts w:ascii="Times New Roman" w:hAnsi="Times New Roman"/>
           <w:sz w:val="28"/>
         </w:rPr>
-        <w:t xml:space="preserve">В университете ведется подготовка студентов по множеству образовательных программ (ОП) различных уровней и направлений (бакалавриат, специалитет, магистратура, аспирантура). Базовым нормативным документом, определяющим структуру, содержание, трудоемкость и график учебного процесса по каждой программе, является </w:t>
-      </w:r>
-      <w:r>
-        <w:rPr>
-          <w:rFonts w:ascii="Times New Roman" w:hAnsi="Times New Roman"/>
-          <w:b/>
-          <w:sz w:val="28"/>
-        </w:rPr>
-        <w:t>учебный план</w:t>
-      </w:r>
-      <w:r>
-        <w:rPr>
-          <w:rFonts w:ascii="Times New Roman" w:hAnsi="Times New Roman"/>
-          <w:sz w:val="28"/>
-        </w:rPr>
-        <w:t>.</w:t>
-      </w:r>
-    </w:p>
-    <w:p>
-      <w:pPr>
-        <w:spacing w:before="160" w:after="80"/>
-        <w:jc w:val="left"/>
-      </w:pPr>
-      <w:r>
-        <w:rPr>
-          <w:rFonts w:ascii="Times New Roman" w:hAnsi="Times New Roman"/>
-          <w:b/>
-          <w:sz w:val="26"/>
-        </w:rPr>
-        <w:t>1.2. Основные бизнес-процессы и регламенты</w:t>
-      </w:r>
-    </w:p>
-    <w:p>
-      <w:pPr>
-        <w:spacing w:line="276" w:lineRule="auto" w:after="60"/>
-        <w:ind w:left="709"/>
-        <w:jc w:val="both"/>
-      </w:pPr>
-      <w:r>
-        <w:rPr>
-          <w:rFonts w:ascii="Times New Roman" w:hAnsi="Times New Roman"/>
-          <w:b/>
-          <w:sz w:val="28"/>
-        </w:rPr>
-        <w:t xml:space="preserve">1. </w:t>
-      </w:r>
-      <w:r>
-        <w:rPr>
-          <w:rFonts w:ascii="Times New Roman" w:hAnsi="Times New Roman"/>
-          <w:sz w:val="28"/>
-        </w:rPr>
-      </w:r>
-      <w:r>
-        <w:rPr>
-          <w:rFonts w:ascii="Times New Roman" w:hAnsi="Times New Roman"/>
-          <w:b/>
-          <w:sz w:val="28"/>
-        </w:rPr>
-        <w:t>Разработка проекта учебного плана</w:t>
-      </w:r>
-      <w:r>
-        <w:rPr>
-          <w:rFonts w:ascii="Times New Roman" w:hAnsi="Times New Roman"/>
-          <w:sz w:val="28"/>
-        </w:rPr>
-        <w:t>:</w:t>
-      </w:r>
-    </w:p>
-    <w:p>
-      <w:pPr>
-        <w:spacing w:line="276" w:lineRule="auto" w:after="60"/>
-        <w:ind w:left="1134"/>
-        <w:jc w:val="both"/>
-      </w:pPr>
-      <w:r>
-        <w:rPr>
-          <w:rFonts w:ascii="Times New Roman" w:hAnsi="Times New Roman"/>
-          <w:b w:val="0"/>
-          <w:sz w:val="28"/>
-        </w:rPr>
-        <w:t xml:space="preserve">• </w:t>
-      </w:r>
-      <w:r>
-        <w:rPr>
-          <w:rFonts w:ascii="Times New Roman" w:hAnsi="Times New Roman"/>
-          <w:sz w:val="28"/>
-        </w:rPr>
-        <w:t>Выпускающие подразделения (выпускающие кафедры, институты/факультеты, академические руководители программ) разрабатывают проекты учебных планов.</w:t>
-      </w:r>
-    </w:p>
-    <w:p>
-      <w:pPr>
-        <w:spacing w:line="276" w:lineRule="auto" w:after="60"/>
-        <w:ind w:left="1134"/>
-        <w:jc w:val="both"/>
-      </w:pPr>
-      <w:r>
-        <w:rPr>
-          <w:rFonts w:ascii="Times New Roman" w:hAnsi="Times New Roman"/>
-          <w:b w:val="0"/>
-          <w:sz w:val="28"/>
-        </w:rPr>
-        <w:t xml:space="preserve">• </w:t>
-      </w:r>
-      <w:r>
-        <w:rPr>
-          <w:rFonts w:ascii="Times New Roman" w:hAnsi="Times New Roman"/>
-          <w:sz w:val="28"/>
-        </w:rPr>
-        <w:t>Учебный план содержит: перечень дисциплин, распределение по семестрам, виды промежуточной и итоговой аттестации (экзамен, зачет, зачет с оценкой, курсовая работа/проект, государственная итоговая аттестация), трудоемкость в зачетных единицах (з.е.) и академических часах, а также закрепление дисциплин за конкретными реализующими (обеспечивающими) кафедрами.</w:t>
-      </w:r>
-    </w:p>
-    <w:p>
-      <w:pPr>
-        <w:spacing w:line="276" w:lineRule="auto" w:after="60"/>
-        <w:ind w:left="709"/>
-        <w:jc w:val="both"/>
-      </w:pPr>
-      <w:r>
-        <w:rPr>
-          <w:rFonts w:ascii="Times New Roman" w:hAnsi="Times New Roman"/>
-          <w:b/>
-          <w:sz w:val="28"/>
-        </w:rPr>
-        <w:t xml:space="preserve">2. </w:t>
-      </w:r>
-      <w:r>
-        <w:rPr>
-          <w:rFonts w:ascii="Times New Roman" w:hAnsi="Times New Roman"/>
-          <w:sz w:val="28"/>
-        </w:rPr>
-      </w:r>
-      <w:r>
-        <w:rPr>
-          <w:rFonts w:ascii="Times New Roman" w:hAnsi="Times New Roman"/>
-          <w:b/>
-          <w:sz w:val="28"/>
-        </w:rPr>
-        <w:t>Экспертиза и проверка на соответствие ФГОС</w:t>
-      </w:r>
-      <w:r>
-        <w:rPr>
-          <w:rFonts w:ascii="Times New Roman" w:hAnsi="Times New Roman"/>
-          <w:sz w:val="28"/>
-        </w:rPr>
-        <w:t>:</w:t>
-      </w:r>
-    </w:p>
-    <w:p>
-      <w:pPr>
-        <w:spacing w:line="276" w:lineRule="auto" w:after="60"/>
-        <w:ind w:left="1134"/>
-        <w:jc w:val="both"/>
-      </w:pPr>
-      <w:r>
-        <w:rPr>
-          <w:rFonts w:ascii="Times New Roman" w:hAnsi="Times New Roman"/>
-          <w:b w:val="0"/>
-          <w:sz w:val="28"/>
-        </w:rPr>
-        <w:t xml:space="preserve">• </w:t>
-      </w:r>
-      <w:r>
-        <w:rPr>
-          <w:rFonts w:ascii="Times New Roman" w:hAnsi="Times New Roman"/>
-          <w:sz w:val="28"/>
-        </w:rPr>
-        <w:t>Проект УП передается в Центр Аккредитации и независимой оценки качества (АНОК).</w:t>
-      </w:r>
-    </w:p>
-    <w:p>
-      <w:pPr>
-        <w:spacing w:line="276" w:lineRule="auto" w:after="60"/>
-        <w:ind w:left="1134"/>
-        <w:jc w:val="both"/>
-      </w:pPr>
-      <w:r>
-        <w:rPr>
-          <w:rFonts w:ascii="Times New Roman" w:hAnsi="Times New Roman"/>
-          <w:b w:val="0"/>
-          <w:sz w:val="28"/>
-        </w:rPr>
-        <w:t xml:space="preserve">• </w:t>
-      </w:r>
-      <w:r>
-        <w:rPr>
-          <w:rFonts w:ascii="Times New Roman" w:hAnsi="Times New Roman"/>
-          <w:sz w:val="28"/>
-        </w:rPr>
-        <w:t>Эксперты АНОК проверяют проект УП на соответствие требованиям Федеральных государственных образовательных стандартов (ФГОС ВО):</w:t>
-      </w:r>
-    </w:p>
-    <w:p>
-      <w:pPr>
-        <w:spacing w:line="276" w:lineRule="auto" w:after="60"/>
-        <w:ind w:left="1417"/>
-        <w:jc w:val="both"/>
-      </w:pPr>
-      <w:r>
-        <w:rPr>
-          <w:rFonts w:ascii="Times New Roman" w:hAnsi="Times New Roman"/>
-          <w:b w:val="0"/>
-          <w:sz w:val="28"/>
-        </w:rPr>
-        <w:t xml:space="preserve">• </w:t>
-      </w:r>
-      <w:r>
-        <w:rPr>
-          <w:rFonts w:ascii="Times New Roman" w:hAnsi="Times New Roman"/>
-          <w:sz w:val="28"/>
-        </w:rPr>
-        <w:t>Общий объем программы и распределение з.е. по семестрам/годам обучения;</w:t>
-      </w:r>
-    </w:p>
-    <w:p>
-      <w:pPr>
-        <w:spacing w:line="276" w:lineRule="auto" w:after="60"/>
-        <w:ind w:left="1417"/>
-        <w:jc w:val="both"/>
-      </w:pPr>
-      <w:r>
-        <w:rPr>
-          <w:rFonts w:ascii="Times New Roman" w:hAnsi="Times New Roman"/>
-          <w:b w:val="0"/>
-          <w:sz w:val="28"/>
-        </w:rPr>
-        <w:t xml:space="preserve">• </w:t>
-      </w:r>
-      <w:r>
-        <w:rPr>
-          <w:rFonts w:ascii="Times New Roman" w:hAnsi="Times New Roman"/>
-          <w:sz w:val="28"/>
-        </w:rPr>
-        <w:t>Наличие и объемы обязательных блоков (Базовая/Обязательная часть, Вариативная часть, Практики, ГИА);</w:t>
-      </w:r>
-    </w:p>
-    <w:p>
-      <w:pPr>
-        <w:spacing w:line="276" w:lineRule="auto" w:after="60"/>
-        <w:ind w:left="1417"/>
-        <w:jc w:val="both"/>
-      </w:pPr>
-      <w:r>
-        <w:rPr>
-          <w:rFonts w:ascii="Times New Roman" w:hAnsi="Times New Roman"/>
-          <w:b w:val="0"/>
-          <w:sz w:val="28"/>
-        </w:rPr>
-        <w:t xml:space="preserve">• </w:t>
-      </w:r>
-      <w:r>
-        <w:rPr>
-          <w:rFonts w:ascii="Times New Roman" w:hAnsi="Times New Roman"/>
-          <w:sz w:val="28"/>
-        </w:rPr>
-        <w:t>Соблюдение предельных объемов контактной работы и аудиторной нагрузки;</w:t>
-      </w:r>
-    </w:p>
-    <w:p>
-      <w:pPr>
-        <w:spacing w:line="276" w:lineRule="auto" w:after="60"/>
-        <w:ind w:left="1417"/>
-        <w:jc w:val="both"/>
-      </w:pPr>
-      <w:r>
-        <w:rPr>
-          <w:rFonts w:ascii="Times New Roman" w:hAnsi="Times New Roman"/>
-          <w:b w:val="0"/>
-          <w:sz w:val="28"/>
-        </w:rPr>
-        <w:t xml:space="preserve">• </w:t>
-      </w:r>
-      <w:r>
-        <w:rPr>
-          <w:rFonts w:ascii="Times New Roman" w:hAnsi="Times New Roman"/>
-          <w:sz w:val="28"/>
-        </w:rPr>
-        <w:t>Корректность распределения компетенций и видов аттестации.</w:t>
-      </w:r>
-    </w:p>
-    <w:p>
-      <w:pPr>
-        <w:spacing w:line="276" w:lineRule="auto" w:after="60"/>
-        <w:ind w:left="1134"/>
-        <w:jc w:val="both"/>
-      </w:pPr>
-      <w:r>
-        <w:rPr>
-          <w:rFonts w:ascii="Times New Roman" w:hAnsi="Times New Roman"/>
-          <w:b w:val="0"/>
-          <w:sz w:val="28"/>
-        </w:rPr>
-        <w:t xml:space="preserve">• </w:t>
-      </w:r>
-      <w:r>
-        <w:rPr>
-          <w:rFonts w:ascii="Times New Roman" w:hAnsi="Times New Roman"/>
-          <w:sz w:val="28"/>
-        </w:rPr>
-        <w:t>По результатам проверки формируется электронный протокол валидации. В случае несоответствий план отправляется на доработку с замечаниями.</w:t>
-      </w:r>
-    </w:p>
-    <w:p>
-      <w:pPr>
-        <w:spacing w:line="276" w:lineRule="auto" w:after="60"/>
-        <w:ind w:left="709"/>
-        <w:jc w:val="both"/>
-      </w:pPr>
-      <w:r>
-        <w:rPr>
-          <w:rFonts w:ascii="Times New Roman" w:hAnsi="Times New Roman"/>
-          <w:b/>
-          <w:sz w:val="28"/>
-        </w:rPr>
-        <w:t xml:space="preserve">3. </w:t>
-      </w:r>
-      <w:r>
-        <w:rPr>
-          <w:rFonts w:ascii="Times New Roman" w:hAnsi="Times New Roman"/>
-          <w:sz w:val="28"/>
-        </w:rPr>
-      </w:r>
-      <w:r>
-        <w:rPr>
-          <w:rFonts w:ascii="Times New Roman" w:hAnsi="Times New Roman"/>
-          <w:b/>
-          <w:sz w:val="28"/>
-        </w:rPr>
-        <w:t>Маршрутизация согласования и утверждения</w:t>
-      </w:r>
-      <w:r>
-        <w:rPr>
-          <w:rFonts w:ascii="Times New Roman" w:hAnsi="Times New Roman"/>
-          <w:sz w:val="28"/>
-        </w:rPr>
-        <w:t>:</w:t>
-      </w:r>
-    </w:p>
-    <w:p>
-      <w:pPr>
-        <w:spacing w:line="276" w:lineRule="auto" w:after="60"/>
-        <w:ind w:left="1134"/>
-        <w:jc w:val="both"/>
-      </w:pPr>
-      <w:r>
-        <w:rPr>
-          <w:rFonts w:ascii="Times New Roman" w:hAnsi="Times New Roman"/>
-          <w:b w:val="0"/>
-          <w:sz w:val="28"/>
-        </w:rPr>
-        <w:t xml:space="preserve">• </w:t>
-      </w:r>
-      <w:r>
-        <w:rPr>
-          <w:rFonts w:ascii="Times New Roman" w:hAnsi="Times New Roman"/>
-          <w:sz w:val="28"/>
-        </w:rPr>
-        <w:t>Прошедший валидацию учебный план подлежит поэтапному согласованию и подписанию:</w:t>
-      </w:r>
-    </w:p>
-    <w:p>
-      <w:pPr>
-        <w:spacing w:line="276" w:lineRule="auto" w:after="60"/>
-        <w:ind w:left="1417"/>
-        <w:jc w:val="both"/>
-      </w:pPr>
-      <w:r>
-        <w:rPr>
-          <w:rFonts w:ascii="Times New Roman" w:hAnsi="Times New Roman"/>
-          <w:b/>
-          <w:sz w:val="28"/>
-        </w:rPr>
-        <w:t xml:space="preserve">1. </w:t>
-      </w:r>
-      <w:r>
-        <w:rPr>
-          <w:rFonts w:ascii="Times New Roman" w:hAnsi="Times New Roman"/>
-          <w:sz w:val="28"/>
-        </w:rPr>
-        <w:t>Руководитель выпускающего подразделения (зав. выпускающей кафедрой / декан);</w:t>
-      </w:r>
-    </w:p>
-    <w:p>
-      <w:pPr>
-        <w:spacing w:line="276" w:lineRule="auto" w:after="60"/>
-        <w:ind w:left="1417"/>
-        <w:jc w:val="both"/>
-      </w:pPr>
-      <w:r>
-        <w:rPr>
-          <w:rFonts w:ascii="Times New Roman" w:hAnsi="Times New Roman"/>
-          <w:b/>
-          <w:sz w:val="28"/>
-        </w:rPr>
-        <w:t xml:space="preserve">2. </w:t>
-      </w:r>
-      <w:r>
-        <w:rPr>
-          <w:rFonts w:ascii="Times New Roman" w:hAnsi="Times New Roman"/>
-          <w:sz w:val="28"/>
-        </w:rPr>
-        <w:t>Начальник АНОК;</w:t>
-      </w:r>
-    </w:p>
-    <w:p>
-      <w:pPr>
-        <w:spacing w:line="276" w:lineRule="auto" w:after="60"/>
-        <w:ind w:left="1417"/>
-        <w:jc w:val="both"/>
-      </w:pPr>
-      <w:r>
-        <w:rPr>
-          <w:rFonts w:ascii="Times New Roman" w:hAnsi="Times New Roman"/>
-          <w:b/>
-          <w:sz w:val="28"/>
-        </w:rPr>
-        <w:t xml:space="preserve">3. </w:t>
-      </w:r>
-      <w:r>
-        <w:rPr>
-          <w:rFonts w:ascii="Times New Roman" w:hAnsi="Times New Roman"/>
-          <w:sz w:val="28"/>
-        </w:rPr>
-        <w:t>Проректор по учебной работе (УР).</w:t>
-      </w:r>
-    </w:p>
-    <w:p>
-      <w:pPr>
-        <w:spacing w:line="276" w:lineRule="auto" w:after="60"/>
-        <w:ind w:left="1134"/>
-        <w:jc w:val="both"/>
-      </w:pPr>
-      <w:r>
-        <w:rPr>
-          <w:rFonts w:ascii="Times New Roman" w:hAnsi="Times New Roman"/>
-          <w:b w:val="0"/>
-          <w:sz w:val="28"/>
-        </w:rPr>
-        <w:t xml:space="preserve">• </w:t>
-      </w:r>
-      <w:r>
-        <w:rPr>
-          <w:rFonts w:ascii="Times New Roman" w:hAnsi="Times New Roman"/>
-          <w:sz w:val="28"/>
-        </w:rPr>
-        <w:t xml:space="preserve">Утверждение учебных планов проводится ежегодно на заседании </w:t>
-      </w:r>
-      <w:r>
-        <w:rPr>
-          <w:rFonts w:ascii="Times New Roman" w:hAnsi="Times New Roman"/>
-          <w:b/>
-          <w:sz w:val="28"/>
-        </w:rPr>
-        <w:t>Ученого совета университета</w:t>
-      </w:r>
-      <w:r>
-        <w:rPr>
-          <w:rFonts w:ascii="Times New Roman" w:hAnsi="Times New Roman"/>
-          <w:sz w:val="28"/>
-        </w:rPr>
-        <w:t>.</w:t>
-      </w:r>
-    </w:p>
-    <w:p>
-      <w:pPr>
-        <w:spacing w:line="276" w:lineRule="auto" w:after="60"/>
-        <w:ind w:left="1134"/>
-        <w:jc w:val="both"/>
-      </w:pPr>
-      <w:r>
-        <w:rPr>
-          <w:rFonts w:ascii="Times New Roman" w:hAnsi="Times New Roman"/>
-          <w:b w:val="0"/>
-          <w:sz w:val="28"/>
-        </w:rPr>
-        <w:t xml:space="preserve">• </w:t>
-      </w:r>
-      <w:r>
-        <w:rPr>
-          <w:rFonts w:ascii="Times New Roman" w:hAnsi="Times New Roman"/>
-          <w:sz w:val="28"/>
-        </w:rPr>
-        <w:t xml:space="preserve">Окончательное утверждение и ввод в действие осуществляются подписью </w:t>
-      </w:r>
-      <w:r>
-        <w:rPr>
-          <w:rFonts w:ascii="Times New Roman" w:hAnsi="Times New Roman"/>
-          <w:b/>
-          <w:sz w:val="28"/>
-        </w:rPr>
-        <w:t>Ректора университета</w:t>
-      </w:r>
-      <w:r>
-        <w:rPr>
-          <w:rFonts w:ascii="Times New Roman" w:hAnsi="Times New Roman"/>
-          <w:sz w:val="28"/>
-        </w:rPr>
-        <w:t>.</w:t>
-      </w:r>
-    </w:p>
-    <w:p>
-      <w:pPr>
-        <w:spacing w:line="276" w:lineRule="auto" w:after="60"/>
-        <w:ind w:left="1134"/>
-        <w:jc w:val="both"/>
-      </w:pPr>
-      <w:r>
-        <w:rPr>
-          <w:rFonts w:ascii="Times New Roman" w:hAnsi="Times New Roman"/>
-          <w:b w:val="0"/>
-          <w:sz w:val="28"/>
-        </w:rPr>
-        <w:t xml:space="preserve">• </w:t>
-      </w:r>
-      <w:r>
-        <w:rPr>
-          <w:rFonts w:ascii="Times New Roman" w:hAnsi="Times New Roman"/>
-          <w:sz w:val="28"/>
-        </w:rPr>
-        <w:t>Утвержденный план публикуется на портале и становится доступен для студентов и преподавателей.</w:t>
-      </w:r>
-    </w:p>
-    <w:p>
-      <w:pPr>
-        <w:spacing w:line="276" w:lineRule="auto" w:after="60"/>
-        <w:ind w:left="709"/>
-        <w:jc w:val="both"/>
-      </w:pPr>
-      <w:r>
-        <w:rPr>
-          <w:rFonts w:ascii="Times New Roman" w:hAnsi="Times New Roman"/>
-          <w:b/>
-          <w:sz w:val="28"/>
-        </w:rPr>
-        <w:t xml:space="preserve">4. </w:t>
-      </w:r>
-      <w:r>
-        <w:rPr>
-          <w:rFonts w:ascii="Times New Roman" w:hAnsi="Times New Roman"/>
-          <w:sz w:val="28"/>
-        </w:rPr>
-      </w:r>
-      <w:r>
-        <w:rPr>
-          <w:rFonts w:ascii="Times New Roman" w:hAnsi="Times New Roman"/>
-          <w:b/>
-          <w:sz w:val="28"/>
-        </w:rPr>
-        <w:t>Внесение изменений в учебные планы (актуализация)</w:t>
-      </w:r>
-      <w:r>
-        <w:rPr>
-          <w:rFonts w:ascii="Times New Roman" w:hAnsi="Times New Roman"/>
-          <w:sz w:val="28"/>
-        </w:rPr>
-        <w:t>:</w:t>
-      </w:r>
-    </w:p>
-    <w:p>
-      <w:pPr>
-        <w:spacing w:line="276" w:lineRule="auto" w:after="60"/>
-        <w:ind w:left="1134"/>
-        <w:jc w:val="both"/>
-      </w:pPr>
-      <w:r>
-        <w:rPr>
-          <w:rFonts w:ascii="Times New Roman" w:hAnsi="Times New Roman"/>
-          <w:b w:val="0"/>
-          <w:sz w:val="28"/>
-        </w:rPr>
-        <w:t xml:space="preserve">• </w:t>
-      </w:r>
-      <w:r>
-        <w:rPr>
-          <w:rFonts w:ascii="Times New Roman" w:hAnsi="Times New Roman"/>
-          <w:sz w:val="28"/>
-        </w:rPr>
-        <w:t>До начала учебного семестра выпускающее подразделение имеет право инициировать внесение изменений в УП (например, замена дисциплины по выбору, перераспределение часов, смена кафедры).</w:t>
-      </w:r>
-    </w:p>
-    <w:p>
-      <w:pPr>
-        <w:spacing w:line="276" w:lineRule="auto" w:after="60"/>
-        <w:ind w:left="1134"/>
-        <w:jc w:val="both"/>
-      </w:pPr>
-      <w:r>
-        <w:rPr>
-          <w:rFonts w:ascii="Times New Roman" w:hAnsi="Times New Roman"/>
-          <w:b w:val="0"/>
-          <w:sz w:val="28"/>
-        </w:rPr>
-        <w:t xml:space="preserve">• </w:t>
-      </w:r>
-      <w:r>
-        <w:rPr>
-          <w:rFonts w:ascii="Times New Roman" w:hAnsi="Times New Roman"/>
-          <w:sz w:val="28"/>
-        </w:rPr>
-        <w:t xml:space="preserve">Инициация оформляется в виде </w:t>
-      </w:r>
-      <w:r>
-        <w:rPr>
-          <w:rFonts w:ascii="Times New Roman" w:hAnsi="Times New Roman"/>
-          <w:b/>
-          <w:sz w:val="28"/>
-        </w:rPr>
-        <w:t>электронной служебной записки</w:t>
-      </w:r>
-      <w:r>
-        <w:rPr>
-          <w:rFonts w:ascii="Times New Roman" w:hAnsi="Times New Roman"/>
-          <w:sz w:val="28"/>
-        </w:rPr>
-        <w:t>, которая подписывается:</w:t>
-      </w:r>
-    </w:p>
-    <w:p>
-      <w:pPr>
-        <w:spacing w:line="276" w:lineRule="auto" w:after="60"/>
-        <w:ind w:left="1417"/>
-        <w:jc w:val="both"/>
-      </w:pPr>
-      <w:r>
-        <w:rPr>
-          <w:rFonts w:ascii="Times New Roman" w:hAnsi="Times New Roman"/>
-          <w:b w:val="0"/>
-          <w:sz w:val="28"/>
-        </w:rPr>
-        <w:t xml:space="preserve">• </w:t>
-      </w:r>
-      <w:r>
-        <w:rPr>
-          <w:rFonts w:ascii="Times New Roman" w:hAnsi="Times New Roman"/>
-          <w:sz w:val="28"/>
-        </w:rPr>
-        <w:t>Руководителем выпускающего подразделения;</w:t>
-      </w:r>
-    </w:p>
-    <w:p>
-      <w:pPr>
-        <w:spacing w:line="276" w:lineRule="auto" w:after="60"/>
-        <w:ind w:left="1417"/>
-        <w:jc w:val="both"/>
-      </w:pPr>
-      <w:r>
-        <w:rPr>
-          <w:rFonts w:ascii="Times New Roman" w:hAnsi="Times New Roman"/>
-          <w:b w:val="0"/>
-          <w:sz w:val="28"/>
-        </w:rPr>
-        <w:t xml:space="preserve">• </w:t>
-      </w:r>
-      <w:r>
-        <w:rPr>
-          <w:rFonts w:ascii="Times New Roman" w:hAnsi="Times New Roman"/>
-          <w:sz w:val="28"/>
-        </w:rPr>
-        <w:t>Руководителем реализующего подразделения (кафедры).</w:t>
-      </w:r>
-    </w:p>
-    <w:p>
-      <w:pPr>
-        <w:spacing w:line="276" w:lineRule="auto" w:after="60"/>
-        <w:ind w:left="1134"/>
-        <w:jc w:val="both"/>
-      </w:pPr>
-      <w:r>
-        <w:rPr>
-          <w:rFonts w:ascii="Times New Roman" w:hAnsi="Times New Roman"/>
-          <w:b w:val="0"/>
-          <w:sz w:val="28"/>
-        </w:rPr>
-        <w:t xml:space="preserve">• </w:t>
-      </w:r>
-      <w:r>
-        <w:rPr>
-          <w:rFonts w:ascii="Times New Roman" w:hAnsi="Times New Roman"/>
-          <w:sz w:val="28"/>
-        </w:rPr>
-        <w:t>Подписанная служебная записка передается в АНОК.</w:t>
-      </w:r>
-    </w:p>
-    <w:p>
-      <w:pPr>
-        <w:spacing w:line="276" w:lineRule="auto" w:after="60"/>
-        <w:ind w:left="1134"/>
-        <w:jc w:val="both"/>
-      </w:pPr>
-      <w:r>
-        <w:rPr>
-          <w:rFonts w:ascii="Times New Roman" w:hAnsi="Times New Roman"/>
-          <w:b w:val="0"/>
-          <w:sz w:val="28"/>
-        </w:rPr>
-        <w:t xml:space="preserve">• </w:t>
-      </w:r>
-      <w:r>
-        <w:rPr>
-          <w:rFonts w:ascii="Times New Roman" w:hAnsi="Times New Roman"/>
-          <w:sz w:val="28"/>
-        </w:rPr>
-        <w:t>Сотрудники АНОК вносят утвержденные изменения в учебный план в системе, после чего повторно проводят проверку на соответствие ФГОС.</w:t>
-      </w:r>
-    </w:p>
-    <w:p>
-      <w:pPr>
-        <w:spacing w:line="276" w:lineRule="auto" w:after="60"/>
-        <w:ind w:left="1134"/>
-        <w:jc w:val="both"/>
-      </w:pPr>
-      <w:r>
-        <w:rPr>
-          <w:rFonts w:ascii="Times New Roman" w:hAnsi="Times New Roman"/>
-          <w:b w:val="0"/>
-          <w:sz w:val="28"/>
-        </w:rPr>
-        <w:t xml:space="preserve">• </w:t>
-      </w:r>
-      <w:r>
-        <w:rPr>
-          <w:rFonts w:ascii="Times New Roman" w:hAnsi="Times New Roman"/>
-          <w:sz w:val="28"/>
-        </w:rPr>
-        <w:t>Формируется новая ревизия (версия) учебного плана с фиксацией истории изменений.</w:t>
+        <w:t>Основные процессы: подготовка плана, проверка в АНОК, согласование, утверждение и оформление служебной записки при изменении плана.</w:t>
       </w:r>
     </w:p>
     <w:p>
@@ -920,7 +167,7 @@
           <w:b/>
           <w:sz w:val="28"/>
         </w:rPr>
-        <w:t>2. Описание основных акторов системы</w:t>
+        <w:t>2. Акторы</w:t>
       </w:r>
     </w:p>
     <w:p>
@@ -953,14 +200,13 @@
         </w:tblBorders>
       </w:tblPr>
       <w:tblGrid>
-        <w:gridCol w:w="3118"/>
-        <w:gridCol w:w="3118"/>
-        <w:gridCol w:w="3118"/>
+        <w:gridCol w:w="4677"/>
+        <w:gridCol w:w="4677"/>
       </w:tblGrid>
       <w:tr>
         <w:tc>
           <w:tcPr>
-            <w:tcW w:type="dxa" w:w="3118"/>
+            <w:tcW w:type="dxa" w:w="4677"/>
             <w:tcMar>
               <w:top w:w="100" w:type="dxa"/>
               <w:bottom w:w="100" w:type="dxa"/>
@@ -986,7 +232,7 @@
         </w:tc>
         <w:tc>
           <w:tcPr>
-            <w:tcW w:type="dxa" w:w="3118"/>
+            <w:tcW w:type="dxa" w:w="4677"/>
             <w:tcMar>
               <w:top w:w="100" w:type="dxa"/>
               <w:bottom w:w="100" w:type="dxa"/>
@@ -1006,33 +252,7 @@
                 <w:b/>
                 <w:sz w:val="22"/>
               </w:rPr>
-              <w:t>Роль в системе</w:t>
-            </w:r>
-          </w:p>
-        </w:tc>
-        <w:tc>
-          <w:tcPr>
-            <w:tcW w:type="dxa" w:w="3118"/>
-            <w:tcMar>
-              <w:top w:w="100" w:type="dxa"/>
-              <w:bottom w:w="100" w:type="dxa"/>
-              <w:left w:w="150" w:type="dxa"/>
-              <w:right w:w="150" w:type="dxa"/>
-            </w:tcMar>
-            <w:shd w:fill="E2E8F0"/>
-          </w:tcPr>
-          <w:p>
-            <w:pPr>
-              <w:spacing w:before="40" w:after="40" w:line="252" w:lineRule="auto"/>
-              <w:jc w:val="left"/>
-            </w:pPr>
-            <w:r>
-              <w:rPr>
-                <w:rFonts w:ascii="Times New Roman" w:hAnsi="Times New Roman"/>
-                <w:b/>
-                <w:sz w:val="22"/>
-              </w:rPr>
-              <w:t>Основные обязанности и права</w:t>
+              <w:t>Назначение</w:t>
             </w:r>
           </w:p>
         </w:tc>
@@ -1040,7 +260,7 @@
       <w:tr>
         <w:tc>
           <w:tcPr>
-            <w:tcW w:type="dxa" w:w="3118"/>
+            <w:tcW w:type="dxa" w:w="4677"/>
             <w:tcMar>
               <w:top w:w="100" w:type="dxa"/>
               <w:bottom w:w="100" w:type="dxa"/>
@@ -1058,26 +278,13 @@
                 <w:rFonts w:ascii="Times New Roman" w:hAnsi="Times New Roman"/>
                 <w:sz w:val="22"/>
               </w:rPr>
-            </w:r>
-            <w:r>
-              <w:rPr>
-                <w:rFonts w:ascii="Times New Roman" w:hAnsi="Times New Roman"/>
-                <w:b/>
-                <w:sz w:val="22"/>
-              </w:rPr>
-              <w:t>Руководитель / сотрудник выпускающего подразделения</w:t>
-            </w:r>
-            <w:r>
-              <w:rPr>
-                <w:rFonts w:ascii="Times New Roman" w:hAnsi="Times New Roman"/>
-                <w:sz w:val="22"/>
-              </w:rPr>
+              <w:t>Выпускающее подразделение</w:t>
             </w:r>
           </w:p>
         </w:tc>
         <w:tc>
           <w:tcPr>
-            <w:tcW w:type="dxa" w:w="3118"/>
+            <w:tcW w:type="dxa" w:w="4677"/>
             <w:tcMar>
               <w:top w:w="100" w:type="dxa"/>
               <w:bottom w:w="100" w:type="dxa"/>
@@ -1095,13 +302,15 @@
                 <w:rFonts w:ascii="Times New Roman" w:hAnsi="Times New Roman"/>
                 <w:sz w:val="22"/>
               </w:rPr>
-              <w:t>Заведующий выпускающей кафедрой, декан факультета, руководитель образовательной программы</w:t>
+              <w:t>Подготавливает учебный план.</w:t>
             </w:r>
           </w:p>
         </w:tc>
+      </w:tr>
+      <w:tr>
         <w:tc>
           <w:tcPr>
-            <w:tcW w:type="dxa" w:w="3118"/>
+            <w:tcW w:type="dxa" w:w="4677"/>
             <w:tcMar>
               <w:top w:w="100" w:type="dxa"/>
               <w:bottom w:w="100" w:type="dxa"/>
@@ -1119,23 +328,13 @@
                 <w:rFonts w:ascii="Times New Roman" w:hAnsi="Times New Roman"/>
                 <w:sz w:val="22"/>
               </w:rPr>
-              <w:t>• Создание и первичное наполнение проекта учебного плана.</w:t>
-              <w:br/>
-              <w:t>• Формирование перечня дисциплин, семестров, форм контроля и закрепление за кафедрами.</w:t>
-              <w:br/>
-              <w:t>• Согласование/подписание проекта УП со своей стороны.</w:t>
-              <w:br/>
-              <w:t>• Создание служебных записок на внесение изменений в УП.</w:t>
-              <w:br/>
-              <w:t>• Просмотр статуса рассмотрения УП и служебных записок.</w:t>
+              <w:t>Реализующее подразделение</w:t>
             </w:r>
           </w:p>
         </w:tc>
-      </w:tr>
-      <w:tr>
         <w:tc>
           <w:tcPr>
-            <w:tcW w:type="dxa" w:w="3118"/>
+            <w:tcW w:type="dxa" w:w="4677"/>
             <w:tcMar>
               <w:top w:w="100" w:type="dxa"/>
               <w:bottom w:w="100" w:type="dxa"/>
@@ -1153,26 +352,15 @@
                 <w:rFonts w:ascii="Times New Roman" w:hAnsi="Times New Roman"/>
                 <w:sz w:val="22"/>
               </w:rPr>
-            </w:r>
-            <w:r>
-              <w:rPr>
-                <w:rFonts w:ascii="Times New Roman" w:hAnsi="Times New Roman"/>
-                <w:b/>
-                <w:sz w:val="22"/>
-              </w:rPr>
-              <w:t>Руководитель реализующего подразделения</w:t>
-            </w:r>
-            <w:r>
-              <w:rPr>
-                <w:rFonts w:ascii="Times New Roman" w:hAnsi="Times New Roman"/>
-                <w:sz w:val="22"/>
-              </w:rPr>
+              <w:t>Рассматривает изменения дисциплин.</w:t>
             </w:r>
           </w:p>
         </w:tc>
+      </w:tr>
+      <w:tr>
         <w:tc>
           <w:tcPr>
-            <w:tcW w:type="dxa" w:w="3118"/>
+            <w:tcW w:type="dxa" w:w="4677"/>
             <w:tcMar>
               <w:top w:w="100" w:type="dxa"/>
               <w:bottom w:w="100" w:type="dxa"/>
@@ -1190,13 +378,13 @@
                 <w:rFonts w:ascii="Times New Roman" w:hAnsi="Times New Roman"/>
                 <w:sz w:val="22"/>
               </w:rPr>
-              <w:t>Заведующий обеспечивающей кафедрой (например, кафедра высшей математики, иностранных языков и т.д.)</w:t>
+              <w:t>Эксперт АНОК</w:t>
             </w:r>
           </w:p>
         </w:tc>
         <w:tc>
           <w:tcPr>
-            <w:tcW w:type="dxa" w:w="3118"/>
+            <w:tcW w:type="dxa" w:w="4677"/>
             <w:tcMar>
               <w:top w:w="100" w:type="dxa"/>
               <w:bottom w:w="100" w:type="dxa"/>
@@ -1214,9 +402,7 @@
                 <w:rFonts w:ascii="Times New Roman" w:hAnsi="Times New Roman"/>
                 <w:sz w:val="22"/>
               </w:rPr>
-              <w:t>• Рассмотрение и согласование служебных записок на изменение параметров дисциплин, закрепленных за данной кафедрой.</w:t>
-              <w:br/>
-              <w:t>• Просмотр утвержденных УП в части дисциплин кафедры.</w:t>
+              <w:t>Проверяет план.</w:t>
             </w:r>
           </w:p>
         </w:tc>
@@ -1224,7 +410,7 @@
       <w:tr>
         <w:tc>
           <w:tcPr>
-            <w:tcW w:type="dxa" w:w="3118"/>
+            <w:tcW w:type="dxa" w:w="4677"/>
             <w:tcMar>
               <w:top w:w="100" w:type="dxa"/>
               <w:bottom w:w="100" w:type="dxa"/>
@@ -1242,26 +428,13 @@
                 <w:rFonts w:ascii="Times New Roman" w:hAnsi="Times New Roman"/>
                 <w:sz w:val="22"/>
               </w:rPr>
-            </w:r>
-            <w:r>
-              <w:rPr>
-                <w:rFonts w:ascii="Times New Roman" w:hAnsi="Times New Roman"/>
-                <w:b/>
-                <w:sz w:val="22"/>
-              </w:rPr>
-              <w:t>Сотрудник / эксперт АНОК</w:t>
-            </w:r>
-            <w:r>
-              <w:rPr>
-                <w:rFonts w:ascii="Times New Roman" w:hAnsi="Times New Roman"/>
-                <w:sz w:val="22"/>
-              </w:rPr>
+              <w:t>Руководитель АНОК</w:t>
             </w:r>
           </w:p>
         </w:tc>
         <w:tc>
           <w:tcPr>
-            <w:tcW w:type="dxa" w:w="3118"/>
+            <w:tcW w:type="dxa" w:w="4677"/>
             <w:tcMar>
               <w:top w:w="100" w:type="dxa"/>
               <w:bottom w:w="100" w:type="dxa"/>
@@ -1279,13 +452,15 @@
                 <w:rFonts w:ascii="Times New Roman" w:hAnsi="Times New Roman"/>
                 <w:sz w:val="22"/>
               </w:rPr>
-              <w:t>Эксперт Центра аккредитации и независимой оценки качества</w:t>
+              <w:t>Рассматривает результаты экспертизы.</w:t>
             </w:r>
           </w:p>
         </w:tc>
+      </w:tr>
+      <w:tr>
         <w:tc>
           <w:tcPr>
-            <w:tcW w:type="dxa" w:w="3118"/>
+            <w:tcW w:type="dxa" w:w="4677"/>
             <w:tcMar>
               <w:top w:w="100" w:type="dxa"/>
               <w:bottom w:w="100" w:type="dxa"/>
@@ -1303,21 +478,13 @@
                 <w:rFonts w:ascii="Times New Roman" w:hAnsi="Times New Roman"/>
                 <w:sz w:val="22"/>
               </w:rPr>
-              <w:t>• Экспертная и автоматизированная проверка УП на соответствие стандартам ФГОС.</w:t>
-              <w:br/>
-              <w:t>• Формирование протоколов проверки и вынесение замечаний.</w:t>
-              <w:br/>
-              <w:t>• Внесение изменений в УП на основании согласованных служебных записок.</w:t>
-              <w:br/>
-              <w:t>• Повторный контроль УП после модификаций.</w:t>
+              <w:t>Проректор и ректор</w:t>
             </w:r>
           </w:p>
         </w:tc>
-      </w:tr>
-      <w:tr>
         <w:tc>
           <w:tcPr>
-            <w:tcW w:type="dxa" w:w="3118"/>
+            <w:tcW w:type="dxa" w:w="4677"/>
             <w:tcMar>
               <w:top w:w="100" w:type="dxa"/>
               <w:bottom w:w="100" w:type="dxa"/>
@@ -1335,26 +502,15 @@
                 <w:rFonts w:ascii="Times New Roman" w:hAnsi="Times New Roman"/>
                 <w:sz w:val="22"/>
               </w:rPr>
-            </w:r>
-            <w:r>
-              <w:rPr>
-                <w:rFonts w:ascii="Times New Roman" w:hAnsi="Times New Roman"/>
-                <w:b/>
-                <w:sz w:val="22"/>
-              </w:rPr>
-              <w:t>Начальник АНОК</w:t>
-            </w:r>
-            <w:r>
-              <w:rPr>
-                <w:rFonts w:ascii="Times New Roman" w:hAnsi="Times New Roman"/>
-                <w:sz w:val="22"/>
-              </w:rPr>
+              <w:t>Участвуют в согласовании и утверждении.</w:t>
             </w:r>
           </w:p>
         </w:tc>
+      </w:tr>
+      <w:tr>
         <w:tc>
           <w:tcPr>
-            <w:tcW w:type="dxa" w:w="3118"/>
+            <w:tcW w:type="dxa" w:w="4677"/>
             <w:tcMar>
               <w:top w:w="100" w:type="dxa"/>
               <w:bottom w:w="100" w:type="dxa"/>
@@ -1372,13 +528,13 @@
                 <w:rFonts w:ascii="Times New Roman" w:hAnsi="Times New Roman"/>
                 <w:sz w:val="22"/>
               </w:rPr>
-              <w:t>Руководитель Центра аккредитации</w:t>
+              <w:t>Секретарь Ученого совета</w:t>
             </w:r>
           </w:p>
         </w:tc>
         <w:tc>
           <w:tcPr>
-            <w:tcW w:type="dxa" w:w="3118"/>
+            <w:tcW w:type="dxa" w:w="4677"/>
             <w:tcMar>
               <w:top w:w="100" w:type="dxa"/>
               <w:bottom w:w="100" w:type="dxa"/>
@@ -1396,9 +552,7 @@
                 <w:rFonts w:ascii="Times New Roman" w:hAnsi="Times New Roman"/>
                 <w:sz w:val="22"/>
               </w:rPr>
-              <w:t>• Утверждение результатов экспертизы учебных планов.</w:t>
-              <w:br/>
-              <w:t>• Подписание (визирование) проверенных учебных планов на этапе согласования.</w:t>
+              <w:t>Фиксирует решение совета.</w:t>
             </w:r>
           </w:p>
         </w:tc>
@@ -1406,7 +560,7 @@
       <w:tr>
         <w:tc>
           <w:tcPr>
-            <w:tcW w:type="dxa" w:w="3118"/>
+            <w:tcW w:type="dxa" w:w="4677"/>
             <w:tcMar>
               <w:top w:w="100" w:type="dxa"/>
               <w:bottom w:w="100" w:type="dxa"/>
@@ -1424,26 +578,13 @@
                 <w:rFonts w:ascii="Times New Roman" w:hAnsi="Times New Roman"/>
                 <w:sz w:val="22"/>
               </w:rPr>
-            </w:r>
-            <w:r>
-              <w:rPr>
-                <w:rFonts w:ascii="Times New Roman" w:hAnsi="Times New Roman"/>
-                <w:b/>
-                <w:sz w:val="22"/>
-              </w:rPr>
-              <w:t>Проректор по учебной работе (УР)</w:t>
-            </w:r>
-            <w:r>
-              <w:rPr>
-                <w:rFonts w:ascii="Times New Roman" w:hAnsi="Times New Roman"/>
-                <w:sz w:val="22"/>
-              </w:rPr>
+              <w:t>Студент или преподаватель</w:t>
             </w:r>
           </w:p>
         </w:tc>
         <w:tc>
           <w:tcPr>
-            <w:tcW w:type="dxa" w:w="3118"/>
+            <w:tcW w:type="dxa" w:w="4677"/>
             <w:tcMar>
               <w:top w:w="100" w:type="dxa"/>
               <w:bottom w:w="100" w:type="dxa"/>
@@ -1461,13 +602,15 @@
                 <w:rFonts w:ascii="Times New Roman" w:hAnsi="Times New Roman"/>
                 <w:sz w:val="22"/>
               </w:rPr>
-              <w:t>Руководство учебного блока университета</w:t>
+              <w:t>Просматривает утверждённые планы.</w:t>
             </w:r>
           </w:p>
         </w:tc>
+      </w:tr>
+      <w:tr>
         <w:tc>
           <w:tcPr>
-            <w:tcW w:type="dxa" w:w="3118"/>
+            <w:tcW w:type="dxa" w:w="4677"/>
             <w:tcMar>
               <w:top w:w="100" w:type="dxa"/>
               <w:bottom w:w="100" w:type="dxa"/>
@@ -1485,15 +628,13 @@
                 <w:rFonts w:ascii="Times New Roman" w:hAnsi="Times New Roman"/>
                 <w:sz w:val="22"/>
               </w:rPr>
-              <w:t>• Рассмотрение и подписание согласованных учебных планов перед передачей на Ученый совет.</w:t>
+              <w:t>Администратор</w:t>
             </w:r>
           </w:p>
         </w:tc>
-      </w:tr>
-      <w:tr>
         <w:tc>
           <w:tcPr>
-            <w:tcW w:type="dxa" w:w="3118"/>
+            <w:tcW w:type="dxa" w:w="4677"/>
             <w:tcMar>
               <w:top w:w="100" w:type="dxa"/>
               <w:bottom w:w="100" w:type="dxa"/>
@@ -1511,335 +652,7 @@
                 <w:rFonts w:ascii="Times New Roman" w:hAnsi="Times New Roman"/>
                 <w:sz w:val="22"/>
               </w:rPr>
-            </w:r>
-            <w:r>
-              <w:rPr>
-                <w:rFonts w:ascii="Times New Roman" w:hAnsi="Times New Roman"/>
-                <w:b/>
-                <w:sz w:val="22"/>
-              </w:rPr>
-              <w:t>Секретарь Ученого совета</w:t>
-            </w:r>
-            <w:r>
-              <w:rPr>
-                <w:rFonts w:ascii="Times New Roman" w:hAnsi="Times New Roman"/>
-                <w:sz w:val="22"/>
-              </w:rPr>
-            </w:r>
-          </w:p>
-        </w:tc>
-        <w:tc>
-          <w:tcPr>
-            <w:tcW w:type="dxa" w:w="3118"/>
-            <w:tcMar>
-              <w:top w:w="100" w:type="dxa"/>
-              <w:bottom w:w="100" w:type="dxa"/>
-              <w:left w:w="150" w:type="dxa"/>
-              <w:right w:w="150" w:type="dxa"/>
-            </w:tcMar>
-          </w:tcPr>
-          <w:p>
-            <w:pPr>
-              <w:spacing w:before="40" w:after="40" w:line="252" w:lineRule="auto"/>
-              <w:jc w:val="left"/>
-            </w:pPr>
-            <w:r>
-              <w:rPr>
-                <w:rFonts w:ascii="Times New Roman" w:hAnsi="Times New Roman"/>
-                <w:sz w:val="22"/>
-              </w:rPr>
-              <w:t>Администратор заседаний Ученого совета</w:t>
-            </w:r>
-          </w:p>
-        </w:tc>
-        <w:tc>
-          <w:tcPr>
-            <w:tcW w:type="dxa" w:w="3118"/>
-            <w:tcMar>
-              <w:top w:w="100" w:type="dxa"/>
-              <w:bottom w:w="100" w:type="dxa"/>
-              <w:left w:w="150" w:type="dxa"/>
-              <w:right w:w="150" w:type="dxa"/>
-            </w:tcMar>
-          </w:tcPr>
-          <w:p>
-            <w:pPr>
-              <w:spacing w:before="40" w:after="40" w:line="252" w:lineRule="auto"/>
-              <w:jc w:val="left"/>
-            </w:pPr>
-            <w:r>
-              <w:rPr>
-                <w:rFonts w:ascii="Times New Roman" w:hAnsi="Times New Roman"/>
-                <w:sz w:val="22"/>
-              </w:rPr>
-              <w:t>• Внесение решений Ученого совета об утверждении пакета учебных планов на учебный год (номер и дата протокола).</w:t>
-            </w:r>
-          </w:p>
-        </w:tc>
-      </w:tr>
-      <w:tr>
-        <w:tc>
-          <w:tcPr>
-            <w:tcW w:type="dxa" w:w="3118"/>
-            <w:tcMar>
-              <w:top w:w="100" w:type="dxa"/>
-              <w:bottom w:w="100" w:type="dxa"/>
-              <w:left w:w="150" w:type="dxa"/>
-              <w:right w:w="150" w:type="dxa"/>
-            </w:tcMar>
-          </w:tcPr>
-          <w:p>
-            <w:pPr>
-              <w:spacing w:before="40" w:after="40" w:line="252" w:lineRule="auto"/>
-              <w:jc w:val="left"/>
-            </w:pPr>
-            <w:r>
-              <w:rPr>
-                <w:rFonts w:ascii="Times New Roman" w:hAnsi="Times New Roman"/>
-                <w:sz w:val="22"/>
-              </w:rPr>
-            </w:r>
-            <w:r>
-              <w:rPr>
-                <w:rFonts w:ascii="Times New Roman" w:hAnsi="Times New Roman"/>
-                <w:b/>
-                <w:sz w:val="22"/>
-              </w:rPr>
-              <w:t>Ректор университета</w:t>
-            </w:r>
-            <w:r>
-              <w:rPr>
-                <w:rFonts w:ascii="Times New Roman" w:hAnsi="Times New Roman"/>
-                <w:sz w:val="22"/>
-              </w:rPr>
-            </w:r>
-          </w:p>
-        </w:tc>
-        <w:tc>
-          <w:tcPr>
-            <w:tcW w:type="dxa" w:w="3118"/>
-            <w:tcMar>
-              <w:top w:w="100" w:type="dxa"/>
-              <w:bottom w:w="100" w:type="dxa"/>
-              <w:left w:w="150" w:type="dxa"/>
-              <w:right w:w="150" w:type="dxa"/>
-            </w:tcMar>
-          </w:tcPr>
-          <w:p>
-            <w:pPr>
-              <w:spacing w:before="40" w:after="40" w:line="252" w:lineRule="auto"/>
-              <w:jc w:val="left"/>
-            </w:pPr>
-            <w:r>
-              <w:rPr>
-                <w:rFonts w:ascii="Times New Roman" w:hAnsi="Times New Roman"/>
-                <w:sz w:val="22"/>
-              </w:rPr>
-              <w:t>Высшее должностное лицо вуза</w:t>
-            </w:r>
-          </w:p>
-        </w:tc>
-        <w:tc>
-          <w:tcPr>
-            <w:tcW w:type="dxa" w:w="3118"/>
-            <w:tcMar>
-              <w:top w:w="100" w:type="dxa"/>
-              <w:bottom w:w="100" w:type="dxa"/>
-              <w:left w:w="150" w:type="dxa"/>
-              <w:right w:w="150" w:type="dxa"/>
-            </w:tcMar>
-          </w:tcPr>
-          <w:p>
-            <w:pPr>
-              <w:spacing w:before="40" w:after="40" w:line="252" w:lineRule="auto"/>
-              <w:jc w:val="left"/>
-            </w:pPr>
-            <w:r>
-              <w:rPr>
-                <w:rFonts w:ascii="Times New Roman" w:hAnsi="Times New Roman"/>
-                <w:sz w:val="22"/>
-              </w:rPr>
-              <w:t>• Финальное утверждение и подписание учебного плана университета.</w:t>
-            </w:r>
-          </w:p>
-        </w:tc>
-      </w:tr>
-      <w:tr>
-        <w:tc>
-          <w:tcPr>
-            <w:tcW w:type="dxa" w:w="3118"/>
-            <w:tcMar>
-              <w:top w:w="100" w:type="dxa"/>
-              <w:bottom w:w="100" w:type="dxa"/>
-              <w:left w:w="150" w:type="dxa"/>
-              <w:right w:w="150" w:type="dxa"/>
-            </w:tcMar>
-          </w:tcPr>
-          <w:p>
-            <w:pPr>
-              <w:spacing w:before="40" w:after="40" w:line="252" w:lineRule="auto"/>
-              <w:jc w:val="left"/>
-            </w:pPr>
-            <w:r>
-              <w:rPr>
-                <w:rFonts w:ascii="Times New Roman" w:hAnsi="Times New Roman"/>
-                <w:sz w:val="22"/>
-              </w:rPr>
-            </w:r>
-            <w:r>
-              <w:rPr>
-                <w:rFonts w:ascii="Times New Roman" w:hAnsi="Times New Roman"/>
-                <w:b/>
-                <w:sz w:val="22"/>
-              </w:rPr>
-              <w:t>Студент / Преподаватель</w:t>
-            </w:r>
-            <w:r>
-              <w:rPr>
-                <w:rFonts w:ascii="Times New Roman" w:hAnsi="Times New Roman"/>
-                <w:sz w:val="22"/>
-              </w:rPr>
-            </w:r>
-          </w:p>
-        </w:tc>
-        <w:tc>
-          <w:tcPr>
-            <w:tcW w:type="dxa" w:w="3118"/>
-            <w:tcMar>
-              <w:top w:w="100" w:type="dxa"/>
-              <w:bottom w:w="100" w:type="dxa"/>
-              <w:left w:w="150" w:type="dxa"/>
-              <w:right w:w="150" w:type="dxa"/>
-            </w:tcMar>
-          </w:tcPr>
-          <w:p>
-            <w:pPr>
-              <w:spacing w:before="40" w:after="40" w:line="252" w:lineRule="auto"/>
-              <w:jc w:val="left"/>
-            </w:pPr>
-            <w:r>
-              <w:rPr>
-                <w:rFonts w:ascii="Times New Roman" w:hAnsi="Times New Roman"/>
-                <w:sz w:val="22"/>
-              </w:rPr>
-              <w:t>Конечные пользователи образовательного процесса</w:t>
-            </w:r>
-          </w:p>
-        </w:tc>
-        <w:tc>
-          <w:tcPr>
-            <w:tcW w:type="dxa" w:w="3118"/>
-            <w:tcMar>
-              <w:top w:w="100" w:type="dxa"/>
-              <w:bottom w:w="100" w:type="dxa"/>
-              <w:left w:w="150" w:type="dxa"/>
-              <w:right w:w="150" w:type="dxa"/>
-            </w:tcMar>
-          </w:tcPr>
-          <w:p>
-            <w:pPr>
-              <w:spacing w:before="40" w:after="40" w:line="252" w:lineRule="auto"/>
-              <w:jc w:val="left"/>
-            </w:pPr>
-            <w:r>
-              <w:rPr>
-                <w:rFonts w:ascii="Times New Roman" w:hAnsi="Times New Roman"/>
-                <w:sz w:val="22"/>
-              </w:rPr>
-              <w:t>• Просмотр утвержденных учебных планов и образовательных программ.</w:t>
-              <w:br/>
-              <w:t>• Поиск дисциплин, просмотр семестровых графиков и форм контроля.</w:t>
-            </w:r>
-          </w:p>
-        </w:tc>
-      </w:tr>
-      <w:tr>
-        <w:tc>
-          <w:tcPr>
-            <w:tcW w:type="dxa" w:w="3118"/>
-            <w:tcMar>
-              <w:top w:w="100" w:type="dxa"/>
-              <w:bottom w:w="100" w:type="dxa"/>
-              <w:left w:w="150" w:type="dxa"/>
-              <w:right w:w="150" w:type="dxa"/>
-            </w:tcMar>
-          </w:tcPr>
-          <w:p>
-            <w:pPr>
-              <w:spacing w:before="40" w:after="40" w:line="252" w:lineRule="auto"/>
-              <w:jc w:val="left"/>
-            </w:pPr>
-            <w:r>
-              <w:rPr>
-                <w:rFonts w:ascii="Times New Roman" w:hAnsi="Times New Roman"/>
-                <w:sz w:val="22"/>
-              </w:rPr>
-            </w:r>
-            <w:r>
-              <w:rPr>
-                <w:rFonts w:ascii="Times New Roman" w:hAnsi="Times New Roman"/>
-                <w:b/>
-                <w:sz w:val="22"/>
-              </w:rPr>
-              <w:t>Администратор портала</w:t>
-            </w:r>
-            <w:r>
-              <w:rPr>
-                <w:rFonts w:ascii="Times New Roman" w:hAnsi="Times New Roman"/>
-                <w:sz w:val="22"/>
-              </w:rPr>
-            </w:r>
-          </w:p>
-        </w:tc>
-        <w:tc>
-          <w:tcPr>
-            <w:tcW w:type="dxa" w:w="3118"/>
-            <w:tcMar>
-              <w:top w:w="100" w:type="dxa"/>
-              <w:bottom w:w="100" w:type="dxa"/>
-              <w:left w:w="150" w:type="dxa"/>
-              <w:right w:w="150" w:type="dxa"/>
-            </w:tcMar>
-          </w:tcPr>
-          <w:p>
-            <w:pPr>
-              <w:spacing w:before="40" w:after="40" w:line="252" w:lineRule="auto"/>
-              <w:jc w:val="left"/>
-            </w:pPr>
-            <w:r>
-              <w:rPr>
-                <w:rFonts w:ascii="Times New Roman" w:hAnsi="Times New Roman"/>
-                <w:sz w:val="22"/>
-              </w:rPr>
-              <w:t>Системный администратор / техподдержка</w:t>
-            </w:r>
-          </w:p>
-        </w:tc>
-        <w:tc>
-          <w:tcPr>
-            <w:tcW w:type="dxa" w:w="3118"/>
-            <w:tcMar>
-              <w:top w:w="100" w:type="dxa"/>
-              <w:bottom w:w="100" w:type="dxa"/>
-              <w:left w:w="150" w:type="dxa"/>
-              <w:right w:w="150" w:type="dxa"/>
-            </w:tcMar>
-          </w:tcPr>
-          <w:p>
-            <w:pPr>
-              <w:spacing w:before="40" w:after="40" w:line="252" w:lineRule="auto"/>
-              <w:jc w:val="left"/>
-            </w:pPr>
-            <w:r>
-              <w:rPr>
-                <w:rFonts w:ascii="Times New Roman" w:hAnsi="Times New Roman"/>
-                <w:sz w:val="22"/>
-              </w:rPr>
-              <w:t>• Управление учетными записями и ролями пользователей.</w:t>
-              <w:br/>
-              <w:t>• Ведение системных справочников (структура университета, кафедры, классификаторы ФГОС, типы контроля).</w:t>
-              <w:br/>
-              <w:t>• Мониторинг безопасности и резервное копирование.</w:t>
+              <w:t>Поддерживает справочники.</w:t>
             </w:r>
           </w:p>
         </w:tc>
@@ -1852,1485 +665,6 @@
     </w:p>
     <w:p>
       <w:pPr>
-        <w:spacing w:before="160" w:after="80"/>
-        <w:jc w:val="left"/>
-      </w:pPr>
-      <w:r>
-        <w:rPr>
-          <w:rFonts w:ascii="Times New Roman" w:hAnsi="Times New Roman"/>
-          <w:b/>
-          <w:sz w:val="26"/>
-        </w:rPr>
-        <w:t>Матрица ответственности (RACI) для ключевых процессов</w:t>
-      </w:r>
-    </w:p>
-    <w:p>
-      <w:pPr>
-        <w:spacing w:before="160" w:after="80"/>
-        <w:ind w:firstLine="709"/>
-        <w:jc w:val="left"/>
-      </w:pPr>
-      <w:r>
-        <w:rPr>
-          <w:rFonts w:ascii="Times New Roman" w:hAnsi="Times New Roman"/>
-          <w:b/>
-          <w:sz w:val="24"/>
-        </w:rPr>
-        <w:t>Таблица 2 — Спецификация данных</w:t>
-      </w:r>
-    </w:p>
-    <w:tbl>
-      <w:tblPr>
-        <w:tblW w:type="auto" w:w="0"/>
-        <w:jc w:val="center"/>
-        <w:tblLook w:firstColumn="1" w:firstRow="1" w:lastColumn="0" w:lastRow="0" w:noHBand="0" w:noVBand="1" w:val="04A0"/>
-        <w:tblBorders>
-          <w:top w:val="single" w:sz="4" w:space="0" w:color="CBD5E1"/>
-          <w:bottom w:val="single" w:sz="4" w:space="0" w:color="CBD5E1"/>
-          <w:insideH w:val="single" w:sz="4" w:space="0" w:color="CBD5E1"/>
-          <w:insideV w:val="single" w:sz="4" w:space="0" w:color="CBD5E1"/>
-          <w:left w:val="single" w:sz="4" w:space="0" w:color="CBD5E1"/>
-          <w:right w:val="single" w:sz="4" w:space="0" w:color="CBD5E1"/>
-        </w:tblBorders>
-      </w:tblPr>
-      <w:tblGrid>
-        <w:gridCol w:w="1336"/>
-        <w:gridCol w:w="1336"/>
-        <w:gridCol w:w="1336"/>
-        <w:gridCol w:w="1336"/>
-        <w:gridCol w:w="1336"/>
-        <w:gridCol w:w="1336"/>
-        <w:gridCol w:w="1336"/>
-      </w:tblGrid>
-      <w:tr>
-        <w:tc>
-          <w:tcPr>
-            <w:tcW w:type="dxa" w:w="1336"/>
-            <w:tcMar>
-              <w:top w:w="100" w:type="dxa"/>
-              <w:bottom w:w="100" w:type="dxa"/>
-              <w:left w:w="150" w:type="dxa"/>
-              <w:right w:w="150" w:type="dxa"/>
-            </w:tcMar>
-            <w:shd w:fill="E2E8F0"/>
-          </w:tcPr>
-          <w:p>
-            <w:pPr>
-              <w:spacing w:before="40" w:after="40" w:line="252" w:lineRule="auto"/>
-              <w:jc w:val="left"/>
-            </w:pPr>
-            <w:r>
-              <w:rPr>
-                <w:rFonts w:ascii="Times New Roman" w:hAnsi="Times New Roman"/>
-                <w:b/>
-                <w:sz w:val="22"/>
-              </w:rPr>
-              <w:t>Процесс</w:t>
-            </w:r>
-          </w:p>
-        </w:tc>
-        <w:tc>
-          <w:tcPr>
-            <w:tcW w:type="dxa" w:w="1336"/>
-            <w:tcMar>
-              <w:top w:w="100" w:type="dxa"/>
-              <w:bottom w:w="100" w:type="dxa"/>
-              <w:left w:w="150" w:type="dxa"/>
-              <w:right w:w="150" w:type="dxa"/>
-            </w:tcMar>
-            <w:shd w:fill="E2E8F0"/>
-          </w:tcPr>
-          <w:p>
-            <w:pPr>
-              <w:spacing w:before="40" w:after="40" w:line="252" w:lineRule="auto"/>
-              <w:jc w:val="left"/>
-            </w:pPr>
-            <w:r>
-              <w:rPr>
-                <w:rFonts w:ascii="Times New Roman" w:hAnsi="Times New Roman"/>
-                <w:b/>
-                <w:sz w:val="22"/>
-              </w:rPr>
-              <w:t>Выпускающее подр.</w:t>
-            </w:r>
-          </w:p>
-        </w:tc>
-        <w:tc>
-          <w:tcPr>
-            <w:tcW w:type="dxa" w:w="1336"/>
-            <w:tcMar>
-              <w:top w:w="100" w:type="dxa"/>
-              <w:bottom w:w="100" w:type="dxa"/>
-              <w:left w:w="150" w:type="dxa"/>
-              <w:right w:w="150" w:type="dxa"/>
-            </w:tcMar>
-            <w:shd w:fill="E2E8F0"/>
-          </w:tcPr>
-          <w:p>
-            <w:pPr>
-              <w:spacing w:before="40" w:after="40" w:line="252" w:lineRule="auto"/>
-              <w:jc w:val="left"/>
-            </w:pPr>
-            <w:r>
-              <w:rPr>
-                <w:rFonts w:ascii="Times New Roman" w:hAnsi="Times New Roman"/>
-                <w:b/>
-                <w:sz w:val="22"/>
-              </w:rPr>
-              <w:t>Реализующее подр.</w:t>
-            </w:r>
-          </w:p>
-        </w:tc>
-        <w:tc>
-          <w:tcPr>
-            <w:tcW w:type="dxa" w:w="1336"/>
-            <w:tcMar>
-              <w:top w:w="100" w:type="dxa"/>
-              <w:bottom w:w="100" w:type="dxa"/>
-              <w:left w:w="150" w:type="dxa"/>
-              <w:right w:w="150" w:type="dxa"/>
-            </w:tcMar>
-            <w:shd w:fill="E2E8F0"/>
-          </w:tcPr>
-          <w:p>
-            <w:pPr>
-              <w:spacing w:before="40" w:after="40" w:line="252" w:lineRule="auto"/>
-              <w:jc w:val="left"/>
-            </w:pPr>
-            <w:r>
-              <w:rPr>
-                <w:rFonts w:ascii="Times New Roman" w:hAnsi="Times New Roman"/>
-                <w:b/>
-                <w:sz w:val="22"/>
-              </w:rPr>
-              <w:t>Эксперт АНОК</w:t>
-            </w:r>
-          </w:p>
-        </w:tc>
-        <w:tc>
-          <w:tcPr>
-            <w:tcW w:type="dxa" w:w="1336"/>
-            <w:tcMar>
-              <w:top w:w="100" w:type="dxa"/>
-              <w:bottom w:w="100" w:type="dxa"/>
-              <w:left w:w="150" w:type="dxa"/>
-              <w:right w:w="150" w:type="dxa"/>
-            </w:tcMar>
-            <w:shd w:fill="E2E8F0"/>
-          </w:tcPr>
-          <w:p>
-            <w:pPr>
-              <w:spacing w:before="40" w:after="40" w:line="252" w:lineRule="auto"/>
-              <w:jc w:val="left"/>
-            </w:pPr>
-            <w:r>
-              <w:rPr>
-                <w:rFonts w:ascii="Times New Roman" w:hAnsi="Times New Roman"/>
-                <w:b/>
-                <w:sz w:val="22"/>
-              </w:rPr>
-              <w:t>Начальник АНОК</w:t>
-            </w:r>
-          </w:p>
-        </w:tc>
-        <w:tc>
-          <w:tcPr>
-            <w:tcW w:type="dxa" w:w="1336"/>
-            <w:tcMar>
-              <w:top w:w="100" w:type="dxa"/>
-              <w:bottom w:w="100" w:type="dxa"/>
-              <w:left w:w="150" w:type="dxa"/>
-              <w:right w:w="150" w:type="dxa"/>
-            </w:tcMar>
-            <w:shd w:fill="E2E8F0"/>
-          </w:tcPr>
-          <w:p>
-            <w:pPr>
-              <w:spacing w:before="40" w:after="40" w:line="252" w:lineRule="auto"/>
-              <w:jc w:val="left"/>
-            </w:pPr>
-            <w:r>
-              <w:rPr>
-                <w:rFonts w:ascii="Times New Roman" w:hAnsi="Times New Roman"/>
-                <w:b/>
-                <w:sz w:val="22"/>
-              </w:rPr>
-              <w:t>Проректор по УР</w:t>
-            </w:r>
-          </w:p>
-        </w:tc>
-        <w:tc>
-          <w:tcPr>
-            <w:tcW w:type="dxa" w:w="1336"/>
-            <w:tcMar>
-              <w:top w:w="100" w:type="dxa"/>
-              <w:bottom w:w="100" w:type="dxa"/>
-              <w:left w:w="150" w:type="dxa"/>
-              <w:right w:w="150" w:type="dxa"/>
-            </w:tcMar>
-            <w:shd w:fill="E2E8F0"/>
-          </w:tcPr>
-          <w:p>
-            <w:pPr>
-              <w:spacing w:before="40" w:after="40" w:line="252" w:lineRule="auto"/>
-              <w:jc w:val="left"/>
-            </w:pPr>
-            <w:r>
-              <w:rPr>
-                <w:rFonts w:ascii="Times New Roman" w:hAnsi="Times New Roman"/>
-                <w:b/>
-                <w:sz w:val="22"/>
-              </w:rPr>
-              <w:t>Ученый совет / Ректор</w:t>
-            </w:r>
-          </w:p>
-        </w:tc>
-      </w:tr>
-      <w:tr>
-        <w:tc>
-          <w:tcPr>
-            <w:tcW w:type="dxa" w:w="1336"/>
-            <w:tcMar>
-              <w:top w:w="100" w:type="dxa"/>
-              <w:bottom w:w="100" w:type="dxa"/>
-              <w:left w:w="150" w:type="dxa"/>
-              <w:right w:w="150" w:type="dxa"/>
-            </w:tcMar>
-          </w:tcPr>
-          <w:p>
-            <w:pPr>
-              <w:spacing w:before="40" w:after="40" w:line="252" w:lineRule="auto"/>
-              <w:jc w:val="left"/>
-            </w:pPr>
-            <w:r>
-              <w:rPr>
-                <w:rFonts w:ascii="Times New Roman" w:hAnsi="Times New Roman"/>
-                <w:sz w:val="22"/>
-              </w:rPr>
-              <w:t>Разработка проекта УП</w:t>
-            </w:r>
-          </w:p>
-        </w:tc>
-        <w:tc>
-          <w:tcPr>
-            <w:tcW w:type="dxa" w:w="1336"/>
-            <w:tcMar>
-              <w:top w:w="100" w:type="dxa"/>
-              <w:bottom w:w="100" w:type="dxa"/>
-              <w:left w:w="150" w:type="dxa"/>
-              <w:right w:w="150" w:type="dxa"/>
-            </w:tcMar>
-          </w:tcPr>
-          <w:p>
-            <w:pPr>
-              <w:spacing w:before="40" w:after="40" w:line="252" w:lineRule="auto"/>
-              <w:jc w:val="left"/>
-            </w:pPr>
-            <w:r>
-              <w:rPr>
-                <w:rFonts w:ascii="Times New Roman" w:hAnsi="Times New Roman"/>
-                <w:sz w:val="22"/>
-              </w:rPr>
-            </w:r>
-            <w:r>
-              <w:rPr>
-                <w:rFonts w:ascii="Times New Roman" w:hAnsi="Times New Roman"/>
-                <w:b/>
-                <w:sz w:val="22"/>
-              </w:rPr>
-              <w:t>R, A</w:t>
-            </w:r>
-            <w:r>
-              <w:rPr>
-                <w:rFonts w:ascii="Times New Roman" w:hAnsi="Times New Roman"/>
-                <w:sz w:val="22"/>
-              </w:rPr>
-            </w:r>
-          </w:p>
-        </w:tc>
-        <w:tc>
-          <w:tcPr>
-            <w:tcW w:type="dxa" w:w="1336"/>
-            <w:tcMar>
-              <w:top w:w="100" w:type="dxa"/>
-              <w:bottom w:w="100" w:type="dxa"/>
-              <w:left w:w="150" w:type="dxa"/>
-              <w:right w:w="150" w:type="dxa"/>
-            </w:tcMar>
-          </w:tcPr>
-          <w:p>
-            <w:pPr>
-              <w:spacing w:before="40" w:after="40" w:line="252" w:lineRule="auto"/>
-              <w:jc w:val="left"/>
-            </w:pPr>
-            <w:r>
-              <w:rPr>
-                <w:rFonts w:ascii="Times New Roman" w:hAnsi="Times New Roman"/>
-                <w:sz w:val="22"/>
-              </w:rPr>
-              <w:t>C</w:t>
-            </w:r>
-          </w:p>
-        </w:tc>
-        <w:tc>
-          <w:tcPr>
-            <w:tcW w:type="dxa" w:w="1336"/>
-            <w:tcMar>
-              <w:top w:w="100" w:type="dxa"/>
-              <w:bottom w:w="100" w:type="dxa"/>
-              <w:left w:w="150" w:type="dxa"/>
-              <w:right w:w="150" w:type="dxa"/>
-            </w:tcMar>
-          </w:tcPr>
-          <w:p>
-            <w:pPr>
-              <w:spacing w:before="40" w:after="40" w:line="252" w:lineRule="auto"/>
-              <w:jc w:val="left"/>
-            </w:pPr>
-            <w:r>
-              <w:rPr>
-                <w:rFonts w:ascii="Times New Roman" w:hAnsi="Times New Roman"/>
-                <w:sz w:val="22"/>
-              </w:rPr>
-              <w:t>I</w:t>
-            </w:r>
-          </w:p>
-        </w:tc>
-        <w:tc>
-          <w:tcPr>
-            <w:tcW w:type="dxa" w:w="1336"/>
-            <w:tcMar>
-              <w:top w:w="100" w:type="dxa"/>
-              <w:bottom w:w="100" w:type="dxa"/>
-              <w:left w:w="150" w:type="dxa"/>
-              <w:right w:w="150" w:type="dxa"/>
-            </w:tcMar>
-          </w:tcPr>
-          <w:p>
-            <w:pPr>
-              <w:spacing w:before="40" w:after="40" w:line="252" w:lineRule="auto"/>
-              <w:jc w:val="left"/>
-            </w:pPr>
-            <w:r>
-              <w:rPr>
-                <w:rFonts w:ascii="Times New Roman" w:hAnsi="Times New Roman"/>
-                <w:sz w:val="22"/>
-              </w:rPr>
-              <w:t>I</w:t>
-            </w:r>
-          </w:p>
-        </w:tc>
-        <w:tc>
-          <w:tcPr>
-            <w:tcW w:type="dxa" w:w="1336"/>
-            <w:tcMar>
-              <w:top w:w="100" w:type="dxa"/>
-              <w:bottom w:w="100" w:type="dxa"/>
-              <w:left w:w="150" w:type="dxa"/>
-              <w:right w:w="150" w:type="dxa"/>
-            </w:tcMar>
-          </w:tcPr>
-          <w:p>
-            <w:pPr>
-              <w:spacing w:before="40" w:after="40" w:line="252" w:lineRule="auto"/>
-              <w:jc w:val="left"/>
-            </w:pPr>
-            <w:r>
-              <w:rPr>
-                <w:rFonts w:ascii="Times New Roman" w:hAnsi="Times New Roman"/>
-                <w:sz w:val="22"/>
-              </w:rPr>
-              <w:t>I</w:t>
-            </w:r>
-          </w:p>
-        </w:tc>
-        <w:tc>
-          <w:tcPr>
-            <w:tcW w:type="dxa" w:w="1336"/>
-            <w:tcMar>
-              <w:top w:w="100" w:type="dxa"/>
-              <w:bottom w:w="100" w:type="dxa"/>
-              <w:left w:w="150" w:type="dxa"/>
-              <w:right w:w="150" w:type="dxa"/>
-            </w:tcMar>
-          </w:tcPr>
-          <w:p>
-            <w:pPr>
-              <w:spacing w:before="40" w:after="40" w:line="252" w:lineRule="auto"/>
-              <w:jc w:val="left"/>
-            </w:pPr>
-            <w:r>
-              <w:rPr>
-                <w:rFonts w:ascii="Times New Roman" w:hAnsi="Times New Roman"/>
-                <w:sz w:val="22"/>
-              </w:rPr>
-              <w:t>I</w:t>
-            </w:r>
-          </w:p>
-        </w:tc>
-      </w:tr>
-      <w:tr>
-        <w:tc>
-          <w:tcPr>
-            <w:tcW w:type="dxa" w:w="1336"/>
-            <w:tcMar>
-              <w:top w:w="100" w:type="dxa"/>
-              <w:bottom w:w="100" w:type="dxa"/>
-              <w:left w:w="150" w:type="dxa"/>
-              <w:right w:w="150" w:type="dxa"/>
-            </w:tcMar>
-          </w:tcPr>
-          <w:p>
-            <w:pPr>
-              <w:spacing w:before="40" w:after="40" w:line="252" w:lineRule="auto"/>
-              <w:jc w:val="left"/>
-            </w:pPr>
-            <w:r>
-              <w:rPr>
-                <w:rFonts w:ascii="Times New Roman" w:hAnsi="Times New Roman"/>
-                <w:sz w:val="22"/>
-              </w:rPr>
-              <w:t>Экспертиза соответствия ФГОС</w:t>
-            </w:r>
-          </w:p>
-        </w:tc>
-        <w:tc>
-          <w:tcPr>
-            <w:tcW w:type="dxa" w:w="1336"/>
-            <w:tcMar>
-              <w:top w:w="100" w:type="dxa"/>
-              <w:bottom w:w="100" w:type="dxa"/>
-              <w:left w:w="150" w:type="dxa"/>
-              <w:right w:w="150" w:type="dxa"/>
-            </w:tcMar>
-          </w:tcPr>
-          <w:p>
-            <w:pPr>
-              <w:spacing w:before="40" w:after="40" w:line="252" w:lineRule="auto"/>
-              <w:jc w:val="left"/>
-            </w:pPr>
-            <w:r>
-              <w:rPr>
-                <w:rFonts w:ascii="Times New Roman" w:hAnsi="Times New Roman"/>
-                <w:sz w:val="22"/>
-              </w:rPr>
-              <w:t>I</w:t>
-            </w:r>
-          </w:p>
-        </w:tc>
-        <w:tc>
-          <w:tcPr>
-            <w:tcW w:type="dxa" w:w="1336"/>
-            <w:tcMar>
-              <w:top w:w="100" w:type="dxa"/>
-              <w:bottom w:w="100" w:type="dxa"/>
-              <w:left w:w="150" w:type="dxa"/>
-              <w:right w:w="150" w:type="dxa"/>
-            </w:tcMar>
-          </w:tcPr>
-          <w:p>
-            <w:pPr>
-              <w:spacing w:before="40" w:after="40" w:line="252" w:lineRule="auto"/>
-              <w:jc w:val="left"/>
-            </w:pPr>
-            <w:r>
-              <w:rPr>
-                <w:rFonts w:ascii="Times New Roman" w:hAnsi="Times New Roman"/>
-                <w:sz w:val="22"/>
-              </w:rPr>
-              <w:t>I</w:t>
-            </w:r>
-          </w:p>
-        </w:tc>
-        <w:tc>
-          <w:tcPr>
-            <w:tcW w:type="dxa" w:w="1336"/>
-            <w:tcMar>
-              <w:top w:w="100" w:type="dxa"/>
-              <w:bottom w:w="100" w:type="dxa"/>
-              <w:left w:w="150" w:type="dxa"/>
-              <w:right w:w="150" w:type="dxa"/>
-            </w:tcMar>
-          </w:tcPr>
-          <w:p>
-            <w:pPr>
-              <w:spacing w:before="40" w:after="40" w:line="252" w:lineRule="auto"/>
-              <w:jc w:val="left"/>
-            </w:pPr>
-            <w:r>
-              <w:rPr>
-                <w:rFonts w:ascii="Times New Roman" w:hAnsi="Times New Roman"/>
-                <w:sz w:val="22"/>
-              </w:rPr>
-            </w:r>
-            <w:r>
-              <w:rPr>
-                <w:rFonts w:ascii="Times New Roman" w:hAnsi="Times New Roman"/>
-                <w:b/>
-                <w:sz w:val="22"/>
-              </w:rPr>
-              <w:t>R</w:t>
-            </w:r>
-            <w:r>
-              <w:rPr>
-                <w:rFonts w:ascii="Times New Roman" w:hAnsi="Times New Roman"/>
-                <w:sz w:val="22"/>
-              </w:rPr>
-            </w:r>
-          </w:p>
-        </w:tc>
-        <w:tc>
-          <w:tcPr>
-            <w:tcW w:type="dxa" w:w="1336"/>
-            <w:tcMar>
-              <w:top w:w="100" w:type="dxa"/>
-              <w:bottom w:w="100" w:type="dxa"/>
-              <w:left w:w="150" w:type="dxa"/>
-              <w:right w:w="150" w:type="dxa"/>
-            </w:tcMar>
-          </w:tcPr>
-          <w:p>
-            <w:pPr>
-              <w:spacing w:before="40" w:after="40" w:line="252" w:lineRule="auto"/>
-              <w:jc w:val="left"/>
-            </w:pPr>
-            <w:r>
-              <w:rPr>
-                <w:rFonts w:ascii="Times New Roman" w:hAnsi="Times New Roman"/>
-                <w:sz w:val="22"/>
-              </w:rPr>
-            </w:r>
-            <w:r>
-              <w:rPr>
-                <w:rFonts w:ascii="Times New Roman" w:hAnsi="Times New Roman"/>
-                <w:b/>
-                <w:sz w:val="22"/>
-              </w:rPr>
-              <w:t>A</w:t>
-            </w:r>
-            <w:r>
-              <w:rPr>
-                <w:rFonts w:ascii="Times New Roman" w:hAnsi="Times New Roman"/>
-                <w:sz w:val="22"/>
-              </w:rPr>
-            </w:r>
-          </w:p>
-        </w:tc>
-        <w:tc>
-          <w:tcPr>
-            <w:tcW w:type="dxa" w:w="1336"/>
-            <w:tcMar>
-              <w:top w:w="100" w:type="dxa"/>
-              <w:bottom w:w="100" w:type="dxa"/>
-              <w:left w:w="150" w:type="dxa"/>
-              <w:right w:w="150" w:type="dxa"/>
-            </w:tcMar>
-          </w:tcPr>
-          <w:p>
-            <w:pPr>
-              <w:spacing w:before="40" w:after="40" w:line="252" w:lineRule="auto"/>
-              <w:jc w:val="left"/>
-            </w:pPr>
-            <w:r>
-              <w:rPr>
-                <w:rFonts w:ascii="Times New Roman" w:hAnsi="Times New Roman"/>
-                <w:sz w:val="22"/>
-              </w:rPr>
-              <w:t>I</w:t>
-            </w:r>
-          </w:p>
-        </w:tc>
-        <w:tc>
-          <w:tcPr>
-            <w:tcW w:type="dxa" w:w="1336"/>
-            <w:tcMar>
-              <w:top w:w="100" w:type="dxa"/>
-              <w:bottom w:w="100" w:type="dxa"/>
-              <w:left w:w="150" w:type="dxa"/>
-              <w:right w:w="150" w:type="dxa"/>
-            </w:tcMar>
-          </w:tcPr>
-          <w:p>
-            <w:pPr>
-              <w:spacing w:before="40" w:after="40" w:line="252" w:lineRule="auto"/>
-              <w:jc w:val="left"/>
-            </w:pPr>
-            <w:r>
-              <w:rPr>
-                <w:rFonts w:ascii="Times New Roman" w:hAnsi="Times New Roman"/>
-                <w:sz w:val="22"/>
-              </w:rPr>
-              <w:t>I</w:t>
-            </w:r>
-          </w:p>
-        </w:tc>
-      </w:tr>
-      <w:tr>
-        <w:tc>
-          <w:tcPr>
-            <w:tcW w:type="dxa" w:w="1336"/>
-            <w:tcMar>
-              <w:top w:w="100" w:type="dxa"/>
-              <w:bottom w:w="100" w:type="dxa"/>
-              <w:left w:w="150" w:type="dxa"/>
-              <w:right w:w="150" w:type="dxa"/>
-            </w:tcMar>
-          </w:tcPr>
-          <w:p>
-            <w:pPr>
-              <w:spacing w:before="40" w:after="40" w:line="252" w:lineRule="auto"/>
-              <w:jc w:val="left"/>
-            </w:pPr>
-            <w:r>
-              <w:rPr>
-                <w:rFonts w:ascii="Times New Roman" w:hAnsi="Times New Roman"/>
-                <w:sz w:val="22"/>
-              </w:rPr>
-              <w:t>Подписание УП (этап 1-2)</w:t>
-            </w:r>
-          </w:p>
-        </w:tc>
-        <w:tc>
-          <w:tcPr>
-            <w:tcW w:type="dxa" w:w="1336"/>
-            <w:tcMar>
-              <w:top w:w="100" w:type="dxa"/>
-              <w:bottom w:w="100" w:type="dxa"/>
-              <w:left w:w="150" w:type="dxa"/>
-              <w:right w:w="150" w:type="dxa"/>
-            </w:tcMar>
-          </w:tcPr>
-          <w:p>
-            <w:pPr>
-              <w:spacing w:before="40" w:after="40" w:line="252" w:lineRule="auto"/>
-              <w:jc w:val="left"/>
-            </w:pPr>
-            <w:r>
-              <w:rPr>
-                <w:rFonts w:ascii="Times New Roman" w:hAnsi="Times New Roman"/>
-                <w:sz w:val="22"/>
-              </w:rPr>
-            </w:r>
-            <w:r>
-              <w:rPr>
-                <w:rFonts w:ascii="Times New Roman" w:hAnsi="Times New Roman"/>
-                <w:b/>
-                <w:sz w:val="22"/>
-              </w:rPr>
-              <w:t>A</w:t>
-            </w:r>
-            <w:r>
-              <w:rPr>
-                <w:rFonts w:ascii="Times New Roman" w:hAnsi="Times New Roman"/>
-                <w:sz w:val="22"/>
-              </w:rPr>
-            </w:r>
-          </w:p>
-        </w:tc>
-        <w:tc>
-          <w:tcPr>
-            <w:tcW w:type="dxa" w:w="1336"/>
-            <w:tcMar>
-              <w:top w:w="100" w:type="dxa"/>
-              <w:bottom w:w="100" w:type="dxa"/>
-              <w:left w:w="150" w:type="dxa"/>
-              <w:right w:w="150" w:type="dxa"/>
-            </w:tcMar>
-          </w:tcPr>
-          <w:p>
-            <w:pPr>
-              <w:spacing w:before="40" w:after="40" w:line="252" w:lineRule="auto"/>
-              <w:jc w:val="left"/>
-            </w:pPr>
-            <w:r>
-              <w:rPr>
-                <w:rFonts w:ascii="Times New Roman" w:hAnsi="Times New Roman"/>
-                <w:sz w:val="22"/>
-              </w:rPr>
-              <w:t>I</w:t>
-            </w:r>
-          </w:p>
-        </w:tc>
-        <w:tc>
-          <w:tcPr>
-            <w:tcW w:type="dxa" w:w="1336"/>
-            <w:tcMar>
-              <w:top w:w="100" w:type="dxa"/>
-              <w:bottom w:w="100" w:type="dxa"/>
-              <w:left w:w="150" w:type="dxa"/>
-              <w:right w:w="150" w:type="dxa"/>
-            </w:tcMar>
-          </w:tcPr>
-          <w:p>
-            <w:pPr>
-              <w:spacing w:before="40" w:after="40" w:line="252" w:lineRule="auto"/>
-              <w:jc w:val="left"/>
-            </w:pPr>
-            <w:r>
-              <w:rPr>
-                <w:rFonts w:ascii="Times New Roman" w:hAnsi="Times New Roman"/>
-                <w:sz w:val="22"/>
-              </w:rPr>
-              <w:t>I</w:t>
-            </w:r>
-          </w:p>
-        </w:tc>
-        <w:tc>
-          <w:tcPr>
-            <w:tcW w:type="dxa" w:w="1336"/>
-            <w:tcMar>
-              <w:top w:w="100" w:type="dxa"/>
-              <w:bottom w:w="100" w:type="dxa"/>
-              <w:left w:w="150" w:type="dxa"/>
-              <w:right w:w="150" w:type="dxa"/>
-            </w:tcMar>
-          </w:tcPr>
-          <w:p>
-            <w:pPr>
-              <w:spacing w:before="40" w:after="40" w:line="252" w:lineRule="auto"/>
-              <w:jc w:val="left"/>
-            </w:pPr>
-            <w:r>
-              <w:rPr>
-                <w:rFonts w:ascii="Times New Roman" w:hAnsi="Times New Roman"/>
-                <w:sz w:val="22"/>
-              </w:rPr>
-            </w:r>
-            <w:r>
-              <w:rPr>
-                <w:rFonts w:ascii="Times New Roman" w:hAnsi="Times New Roman"/>
-                <w:b/>
-                <w:sz w:val="22"/>
-              </w:rPr>
-              <w:t>A</w:t>
-            </w:r>
-            <w:r>
-              <w:rPr>
-                <w:rFonts w:ascii="Times New Roman" w:hAnsi="Times New Roman"/>
-                <w:sz w:val="22"/>
-              </w:rPr>
-            </w:r>
-          </w:p>
-        </w:tc>
-        <w:tc>
-          <w:tcPr>
-            <w:tcW w:type="dxa" w:w="1336"/>
-            <w:tcMar>
-              <w:top w:w="100" w:type="dxa"/>
-              <w:bottom w:w="100" w:type="dxa"/>
-              <w:left w:w="150" w:type="dxa"/>
-              <w:right w:w="150" w:type="dxa"/>
-            </w:tcMar>
-          </w:tcPr>
-          <w:p>
-            <w:pPr>
-              <w:spacing w:before="40" w:after="40" w:line="252" w:lineRule="auto"/>
-              <w:jc w:val="left"/>
-            </w:pPr>
-            <w:r>
-              <w:rPr>
-                <w:rFonts w:ascii="Times New Roman" w:hAnsi="Times New Roman"/>
-                <w:sz w:val="22"/>
-              </w:rPr>
-            </w:r>
-            <w:r>
-              <w:rPr>
-                <w:rFonts w:ascii="Times New Roman" w:hAnsi="Times New Roman"/>
-                <w:b/>
-                <w:sz w:val="22"/>
-              </w:rPr>
-              <w:t>A</w:t>
-            </w:r>
-            <w:r>
-              <w:rPr>
-                <w:rFonts w:ascii="Times New Roman" w:hAnsi="Times New Roman"/>
-                <w:sz w:val="22"/>
-              </w:rPr>
-            </w:r>
-          </w:p>
-        </w:tc>
-        <w:tc>
-          <w:tcPr>
-            <w:tcW w:type="dxa" w:w="1336"/>
-            <w:tcMar>
-              <w:top w:w="100" w:type="dxa"/>
-              <w:bottom w:w="100" w:type="dxa"/>
-              <w:left w:w="150" w:type="dxa"/>
-              <w:right w:w="150" w:type="dxa"/>
-            </w:tcMar>
-          </w:tcPr>
-          <w:p>
-            <w:pPr>
-              <w:spacing w:before="40" w:after="40" w:line="252" w:lineRule="auto"/>
-              <w:jc w:val="left"/>
-            </w:pPr>
-            <w:r>
-              <w:rPr>
-                <w:rFonts w:ascii="Times New Roman" w:hAnsi="Times New Roman"/>
-                <w:sz w:val="22"/>
-              </w:rPr>
-              <w:t>I</w:t>
-            </w:r>
-          </w:p>
-        </w:tc>
-      </w:tr>
-      <w:tr>
-        <w:tc>
-          <w:tcPr>
-            <w:tcW w:type="dxa" w:w="1336"/>
-            <w:tcMar>
-              <w:top w:w="100" w:type="dxa"/>
-              <w:bottom w:w="100" w:type="dxa"/>
-              <w:left w:w="150" w:type="dxa"/>
-              <w:right w:w="150" w:type="dxa"/>
-            </w:tcMar>
-          </w:tcPr>
-          <w:p>
-            <w:pPr>
-              <w:spacing w:before="40" w:after="40" w:line="252" w:lineRule="auto"/>
-              <w:jc w:val="left"/>
-            </w:pPr>
-            <w:r>
-              <w:rPr>
-                <w:rFonts w:ascii="Times New Roman" w:hAnsi="Times New Roman"/>
-                <w:sz w:val="22"/>
-              </w:rPr>
-              <w:t>Утверждение на Ученом совете</w:t>
-            </w:r>
-          </w:p>
-        </w:tc>
-        <w:tc>
-          <w:tcPr>
-            <w:tcW w:type="dxa" w:w="1336"/>
-            <w:tcMar>
-              <w:top w:w="100" w:type="dxa"/>
-              <w:bottom w:w="100" w:type="dxa"/>
-              <w:left w:w="150" w:type="dxa"/>
-              <w:right w:w="150" w:type="dxa"/>
-            </w:tcMar>
-          </w:tcPr>
-          <w:p>
-            <w:pPr>
-              <w:spacing w:before="40" w:after="40" w:line="252" w:lineRule="auto"/>
-              <w:jc w:val="left"/>
-            </w:pPr>
-            <w:r>
-              <w:rPr>
-                <w:rFonts w:ascii="Times New Roman" w:hAnsi="Times New Roman"/>
-                <w:sz w:val="22"/>
-              </w:rPr>
-              <w:t>I</w:t>
-            </w:r>
-          </w:p>
-        </w:tc>
-        <w:tc>
-          <w:tcPr>
-            <w:tcW w:type="dxa" w:w="1336"/>
-            <w:tcMar>
-              <w:top w:w="100" w:type="dxa"/>
-              <w:bottom w:w="100" w:type="dxa"/>
-              <w:left w:w="150" w:type="dxa"/>
-              <w:right w:w="150" w:type="dxa"/>
-            </w:tcMar>
-          </w:tcPr>
-          <w:p>
-            <w:pPr>
-              <w:spacing w:before="40" w:after="40" w:line="252" w:lineRule="auto"/>
-              <w:jc w:val="left"/>
-            </w:pPr>
-            <w:r>
-              <w:rPr>
-                <w:rFonts w:ascii="Times New Roman" w:hAnsi="Times New Roman"/>
-                <w:sz w:val="22"/>
-              </w:rPr>
-              <w:t>I</w:t>
-            </w:r>
-          </w:p>
-        </w:tc>
-        <w:tc>
-          <w:tcPr>
-            <w:tcW w:type="dxa" w:w="1336"/>
-            <w:tcMar>
-              <w:top w:w="100" w:type="dxa"/>
-              <w:bottom w:w="100" w:type="dxa"/>
-              <w:left w:w="150" w:type="dxa"/>
-              <w:right w:w="150" w:type="dxa"/>
-            </w:tcMar>
-          </w:tcPr>
-          <w:p>
-            <w:pPr>
-              <w:spacing w:before="40" w:after="40" w:line="252" w:lineRule="auto"/>
-              <w:jc w:val="left"/>
-            </w:pPr>
-            <w:r>
-              <w:rPr>
-                <w:rFonts w:ascii="Times New Roman" w:hAnsi="Times New Roman"/>
-                <w:sz w:val="22"/>
-              </w:rPr>
-              <w:t>I</w:t>
-            </w:r>
-          </w:p>
-        </w:tc>
-        <w:tc>
-          <w:tcPr>
-            <w:tcW w:type="dxa" w:w="1336"/>
-            <w:tcMar>
-              <w:top w:w="100" w:type="dxa"/>
-              <w:bottom w:w="100" w:type="dxa"/>
-              <w:left w:w="150" w:type="dxa"/>
-              <w:right w:w="150" w:type="dxa"/>
-            </w:tcMar>
-          </w:tcPr>
-          <w:p>
-            <w:pPr>
-              <w:spacing w:before="40" w:after="40" w:line="252" w:lineRule="auto"/>
-              <w:jc w:val="left"/>
-            </w:pPr>
-            <w:r>
-              <w:rPr>
-                <w:rFonts w:ascii="Times New Roman" w:hAnsi="Times New Roman"/>
-                <w:sz w:val="22"/>
-              </w:rPr>
-              <w:t>I</w:t>
-            </w:r>
-          </w:p>
-        </w:tc>
-        <w:tc>
-          <w:tcPr>
-            <w:tcW w:type="dxa" w:w="1336"/>
-            <w:tcMar>
-              <w:top w:w="100" w:type="dxa"/>
-              <w:bottom w:w="100" w:type="dxa"/>
-              <w:left w:w="150" w:type="dxa"/>
-              <w:right w:w="150" w:type="dxa"/>
-            </w:tcMar>
-          </w:tcPr>
-          <w:p>
-            <w:pPr>
-              <w:spacing w:before="40" w:after="40" w:line="252" w:lineRule="auto"/>
-              <w:jc w:val="left"/>
-            </w:pPr>
-            <w:r>
-              <w:rPr>
-                <w:rFonts w:ascii="Times New Roman" w:hAnsi="Times New Roman"/>
-                <w:sz w:val="22"/>
-              </w:rPr>
-              <w:t>C</w:t>
-            </w:r>
-          </w:p>
-        </w:tc>
-        <w:tc>
-          <w:tcPr>
-            <w:tcW w:type="dxa" w:w="1336"/>
-            <w:tcMar>
-              <w:top w:w="100" w:type="dxa"/>
-              <w:bottom w:w="100" w:type="dxa"/>
-              <w:left w:w="150" w:type="dxa"/>
-              <w:right w:w="150" w:type="dxa"/>
-            </w:tcMar>
-          </w:tcPr>
-          <w:p>
-            <w:pPr>
-              <w:spacing w:before="40" w:after="40" w:line="252" w:lineRule="auto"/>
-              <w:jc w:val="left"/>
-            </w:pPr>
-            <w:r>
-              <w:rPr>
-                <w:rFonts w:ascii="Times New Roman" w:hAnsi="Times New Roman"/>
-                <w:sz w:val="22"/>
-              </w:rPr>
-            </w:r>
-            <w:r>
-              <w:rPr>
-                <w:rFonts w:ascii="Times New Roman" w:hAnsi="Times New Roman"/>
-                <w:b/>
-                <w:sz w:val="22"/>
-              </w:rPr>
-              <w:t>R, A</w:t>
-            </w:r>
-            <w:r>
-              <w:rPr>
-                <w:rFonts w:ascii="Times New Roman" w:hAnsi="Times New Roman"/>
-                <w:sz w:val="22"/>
-              </w:rPr>
-            </w:r>
-          </w:p>
-        </w:tc>
-      </w:tr>
-      <w:tr>
-        <w:tc>
-          <w:tcPr>
-            <w:tcW w:type="dxa" w:w="1336"/>
-            <w:tcMar>
-              <w:top w:w="100" w:type="dxa"/>
-              <w:bottom w:w="100" w:type="dxa"/>
-              <w:left w:w="150" w:type="dxa"/>
-              <w:right w:w="150" w:type="dxa"/>
-            </w:tcMar>
-          </w:tcPr>
-          <w:p>
-            <w:pPr>
-              <w:spacing w:before="40" w:after="40" w:line="252" w:lineRule="auto"/>
-              <w:jc w:val="left"/>
-            </w:pPr>
-            <w:r>
-              <w:rPr>
-                <w:rFonts w:ascii="Times New Roman" w:hAnsi="Times New Roman"/>
-                <w:sz w:val="22"/>
-              </w:rPr>
-              <w:t>Формирование служебной записки</w:t>
-            </w:r>
-          </w:p>
-        </w:tc>
-        <w:tc>
-          <w:tcPr>
-            <w:tcW w:type="dxa" w:w="1336"/>
-            <w:tcMar>
-              <w:top w:w="100" w:type="dxa"/>
-              <w:bottom w:w="100" w:type="dxa"/>
-              <w:left w:w="150" w:type="dxa"/>
-              <w:right w:w="150" w:type="dxa"/>
-            </w:tcMar>
-          </w:tcPr>
-          <w:p>
-            <w:pPr>
-              <w:spacing w:before="40" w:after="40" w:line="252" w:lineRule="auto"/>
-              <w:jc w:val="left"/>
-            </w:pPr>
-            <w:r>
-              <w:rPr>
-                <w:rFonts w:ascii="Times New Roman" w:hAnsi="Times New Roman"/>
-                <w:sz w:val="22"/>
-              </w:rPr>
-            </w:r>
-            <w:r>
-              <w:rPr>
-                <w:rFonts w:ascii="Times New Roman" w:hAnsi="Times New Roman"/>
-                <w:b/>
-                <w:sz w:val="22"/>
-              </w:rPr>
-              <w:t>R, A</w:t>
-            </w:r>
-            <w:r>
-              <w:rPr>
-                <w:rFonts w:ascii="Times New Roman" w:hAnsi="Times New Roman"/>
-                <w:sz w:val="22"/>
-              </w:rPr>
-            </w:r>
-          </w:p>
-        </w:tc>
-        <w:tc>
-          <w:tcPr>
-            <w:tcW w:type="dxa" w:w="1336"/>
-            <w:tcMar>
-              <w:top w:w="100" w:type="dxa"/>
-              <w:bottom w:w="100" w:type="dxa"/>
-              <w:left w:w="150" w:type="dxa"/>
-              <w:right w:w="150" w:type="dxa"/>
-            </w:tcMar>
-          </w:tcPr>
-          <w:p>
-            <w:pPr>
-              <w:spacing w:before="40" w:after="40" w:line="252" w:lineRule="auto"/>
-              <w:jc w:val="left"/>
-            </w:pPr>
-            <w:r>
-              <w:rPr>
-                <w:rFonts w:ascii="Times New Roman" w:hAnsi="Times New Roman"/>
-                <w:sz w:val="22"/>
-              </w:rPr>
-            </w:r>
-            <w:r>
-              <w:rPr>
-                <w:rFonts w:ascii="Times New Roman" w:hAnsi="Times New Roman"/>
-                <w:b/>
-                <w:sz w:val="22"/>
-              </w:rPr>
-              <w:t>C, A</w:t>
-            </w:r>
-            <w:r>
-              <w:rPr>
-                <w:rFonts w:ascii="Times New Roman" w:hAnsi="Times New Roman"/>
-                <w:sz w:val="22"/>
-              </w:rPr>
-            </w:r>
-          </w:p>
-        </w:tc>
-        <w:tc>
-          <w:tcPr>
-            <w:tcW w:type="dxa" w:w="1336"/>
-            <w:tcMar>
-              <w:top w:w="100" w:type="dxa"/>
-              <w:bottom w:w="100" w:type="dxa"/>
-              <w:left w:w="150" w:type="dxa"/>
-              <w:right w:w="150" w:type="dxa"/>
-            </w:tcMar>
-          </w:tcPr>
-          <w:p>
-            <w:pPr>
-              <w:spacing w:before="40" w:after="40" w:line="252" w:lineRule="auto"/>
-              <w:jc w:val="left"/>
-            </w:pPr>
-            <w:r>
-              <w:rPr>
-                <w:rFonts w:ascii="Times New Roman" w:hAnsi="Times New Roman"/>
-                <w:sz w:val="22"/>
-              </w:rPr>
-              <w:t>I</w:t>
-            </w:r>
-          </w:p>
-        </w:tc>
-        <w:tc>
-          <w:tcPr>
-            <w:tcW w:type="dxa" w:w="1336"/>
-            <w:tcMar>
-              <w:top w:w="100" w:type="dxa"/>
-              <w:bottom w:w="100" w:type="dxa"/>
-              <w:left w:w="150" w:type="dxa"/>
-              <w:right w:w="150" w:type="dxa"/>
-            </w:tcMar>
-          </w:tcPr>
-          <w:p>
-            <w:pPr>
-              <w:spacing w:before="40" w:after="40" w:line="252" w:lineRule="auto"/>
-              <w:jc w:val="left"/>
-            </w:pPr>
-            <w:r>
-              <w:rPr>
-                <w:rFonts w:ascii="Times New Roman" w:hAnsi="Times New Roman"/>
-                <w:sz w:val="22"/>
-              </w:rPr>
-              <w:t>I</w:t>
-            </w:r>
-          </w:p>
-        </w:tc>
-        <w:tc>
-          <w:tcPr>
-            <w:tcW w:type="dxa" w:w="1336"/>
-            <w:tcMar>
-              <w:top w:w="100" w:type="dxa"/>
-              <w:bottom w:w="100" w:type="dxa"/>
-              <w:left w:w="150" w:type="dxa"/>
-              <w:right w:w="150" w:type="dxa"/>
-            </w:tcMar>
-          </w:tcPr>
-          <w:p>
-            <w:pPr>
-              <w:spacing w:before="40" w:after="40" w:line="252" w:lineRule="auto"/>
-              <w:jc w:val="left"/>
-            </w:pPr>
-            <w:r>
-              <w:rPr>
-                <w:rFonts w:ascii="Times New Roman" w:hAnsi="Times New Roman"/>
-                <w:sz w:val="22"/>
-              </w:rPr>
-              <w:t>I</w:t>
-            </w:r>
-          </w:p>
-        </w:tc>
-        <w:tc>
-          <w:tcPr>
-            <w:tcW w:type="dxa" w:w="1336"/>
-            <w:tcMar>
-              <w:top w:w="100" w:type="dxa"/>
-              <w:bottom w:w="100" w:type="dxa"/>
-              <w:left w:w="150" w:type="dxa"/>
-              <w:right w:w="150" w:type="dxa"/>
-            </w:tcMar>
-          </w:tcPr>
-          <w:p>
-            <w:pPr>
-              <w:spacing w:before="40" w:after="40" w:line="252" w:lineRule="auto"/>
-              <w:jc w:val="left"/>
-            </w:pPr>
-            <w:r>
-              <w:rPr>
-                <w:rFonts w:ascii="Times New Roman" w:hAnsi="Times New Roman"/>
-                <w:sz w:val="22"/>
-              </w:rPr>
-              <w:t>I</w:t>
-            </w:r>
-          </w:p>
-        </w:tc>
-      </w:tr>
-      <w:tr>
-        <w:tc>
-          <w:tcPr>
-            <w:tcW w:type="dxa" w:w="1336"/>
-            <w:tcMar>
-              <w:top w:w="100" w:type="dxa"/>
-              <w:bottom w:w="100" w:type="dxa"/>
-              <w:left w:w="150" w:type="dxa"/>
-              <w:right w:w="150" w:type="dxa"/>
-            </w:tcMar>
-          </w:tcPr>
-          <w:p>
-            <w:pPr>
-              <w:spacing w:before="40" w:after="40" w:line="252" w:lineRule="auto"/>
-              <w:jc w:val="left"/>
-            </w:pPr>
-            <w:r>
-              <w:rPr>
-                <w:rFonts w:ascii="Times New Roman" w:hAnsi="Times New Roman"/>
-                <w:sz w:val="22"/>
-              </w:rPr>
-              <w:t>Внесение изменений в УП по СЗ</w:t>
-            </w:r>
-          </w:p>
-        </w:tc>
-        <w:tc>
-          <w:tcPr>
-            <w:tcW w:type="dxa" w:w="1336"/>
-            <w:tcMar>
-              <w:top w:w="100" w:type="dxa"/>
-              <w:bottom w:w="100" w:type="dxa"/>
-              <w:left w:w="150" w:type="dxa"/>
-              <w:right w:w="150" w:type="dxa"/>
-            </w:tcMar>
-          </w:tcPr>
-          <w:p>
-            <w:pPr>
-              <w:spacing w:before="40" w:after="40" w:line="252" w:lineRule="auto"/>
-              <w:jc w:val="left"/>
-            </w:pPr>
-            <w:r>
-              <w:rPr>
-                <w:rFonts w:ascii="Times New Roman" w:hAnsi="Times New Roman"/>
-                <w:sz w:val="22"/>
-              </w:rPr>
-              <w:t>I</w:t>
-            </w:r>
-          </w:p>
-        </w:tc>
-        <w:tc>
-          <w:tcPr>
-            <w:tcW w:type="dxa" w:w="1336"/>
-            <w:tcMar>
-              <w:top w:w="100" w:type="dxa"/>
-              <w:bottom w:w="100" w:type="dxa"/>
-              <w:left w:w="150" w:type="dxa"/>
-              <w:right w:w="150" w:type="dxa"/>
-            </w:tcMar>
-          </w:tcPr>
-          <w:p>
-            <w:pPr>
-              <w:spacing w:before="40" w:after="40" w:line="252" w:lineRule="auto"/>
-              <w:jc w:val="left"/>
-            </w:pPr>
-            <w:r>
-              <w:rPr>
-                <w:rFonts w:ascii="Times New Roman" w:hAnsi="Times New Roman"/>
-                <w:sz w:val="22"/>
-              </w:rPr>
-              <w:t>I</w:t>
-            </w:r>
-          </w:p>
-        </w:tc>
-        <w:tc>
-          <w:tcPr>
-            <w:tcW w:type="dxa" w:w="1336"/>
-            <w:tcMar>
-              <w:top w:w="100" w:type="dxa"/>
-              <w:bottom w:w="100" w:type="dxa"/>
-              <w:left w:w="150" w:type="dxa"/>
-              <w:right w:w="150" w:type="dxa"/>
-            </w:tcMar>
-          </w:tcPr>
-          <w:p>
-            <w:pPr>
-              <w:spacing w:before="40" w:after="40" w:line="252" w:lineRule="auto"/>
-              <w:jc w:val="left"/>
-            </w:pPr>
-            <w:r>
-              <w:rPr>
-                <w:rFonts w:ascii="Times New Roman" w:hAnsi="Times New Roman"/>
-                <w:sz w:val="22"/>
-              </w:rPr>
-            </w:r>
-            <w:r>
-              <w:rPr>
-                <w:rFonts w:ascii="Times New Roman" w:hAnsi="Times New Roman"/>
-                <w:b/>
-                <w:sz w:val="22"/>
-              </w:rPr>
-              <w:t>R</w:t>
-            </w:r>
-            <w:r>
-              <w:rPr>
-                <w:rFonts w:ascii="Times New Roman" w:hAnsi="Times New Roman"/>
-                <w:sz w:val="22"/>
-              </w:rPr>
-            </w:r>
-          </w:p>
-        </w:tc>
-        <w:tc>
-          <w:tcPr>
-            <w:tcW w:type="dxa" w:w="1336"/>
-            <w:tcMar>
-              <w:top w:w="100" w:type="dxa"/>
-              <w:bottom w:w="100" w:type="dxa"/>
-              <w:left w:w="150" w:type="dxa"/>
-              <w:right w:w="150" w:type="dxa"/>
-            </w:tcMar>
-          </w:tcPr>
-          <w:p>
-            <w:pPr>
-              <w:spacing w:before="40" w:after="40" w:line="252" w:lineRule="auto"/>
-              <w:jc w:val="left"/>
-            </w:pPr>
-            <w:r>
-              <w:rPr>
-                <w:rFonts w:ascii="Times New Roman" w:hAnsi="Times New Roman"/>
-                <w:sz w:val="22"/>
-              </w:rPr>
-            </w:r>
-            <w:r>
-              <w:rPr>
-                <w:rFonts w:ascii="Times New Roman" w:hAnsi="Times New Roman"/>
-                <w:b/>
-                <w:sz w:val="22"/>
-              </w:rPr>
-              <w:t>A</w:t>
-            </w:r>
-            <w:r>
-              <w:rPr>
-                <w:rFonts w:ascii="Times New Roman" w:hAnsi="Times New Roman"/>
-                <w:sz w:val="22"/>
-              </w:rPr>
-            </w:r>
-          </w:p>
-        </w:tc>
-        <w:tc>
-          <w:tcPr>
-            <w:tcW w:type="dxa" w:w="1336"/>
-            <w:tcMar>
-              <w:top w:w="100" w:type="dxa"/>
-              <w:bottom w:w="100" w:type="dxa"/>
-              <w:left w:w="150" w:type="dxa"/>
-              <w:right w:w="150" w:type="dxa"/>
-            </w:tcMar>
-          </w:tcPr>
-          <w:p>
-            <w:pPr>
-              <w:spacing w:before="40" w:after="40" w:line="252" w:lineRule="auto"/>
-              <w:jc w:val="left"/>
-            </w:pPr>
-            <w:r>
-              <w:rPr>
-                <w:rFonts w:ascii="Times New Roman" w:hAnsi="Times New Roman"/>
-                <w:sz w:val="22"/>
-              </w:rPr>
-              <w:t>I</w:t>
-            </w:r>
-          </w:p>
-        </w:tc>
-        <w:tc>
-          <w:tcPr>
-            <w:tcW w:type="dxa" w:w="1336"/>
-            <w:tcMar>
-              <w:top w:w="100" w:type="dxa"/>
-              <w:bottom w:w="100" w:type="dxa"/>
-              <w:left w:w="150" w:type="dxa"/>
-              <w:right w:w="150" w:type="dxa"/>
-            </w:tcMar>
-          </w:tcPr>
-          <w:p>
-            <w:pPr>
-              <w:spacing w:before="40" w:after="40" w:line="252" w:lineRule="auto"/>
-              <w:jc w:val="left"/>
-            </w:pPr>
-            <w:r>
-              <w:rPr>
-                <w:rFonts w:ascii="Times New Roman" w:hAnsi="Times New Roman"/>
-                <w:sz w:val="22"/>
-              </w:rPr>
-              <w:t>I</w:t>
-            </w:r>
-          </w:p>
-        </w:tc>
-      </w:tr>
-    </w:tbl>
-    <w:p>
-      <w:pPr>
-        <w:spacing w:after="120"/>
-      </w:pPr>
-    </w:p>
-    <w:p>
-      <w:pPr>
-        <w:spacing w:line="276" w:lineRule="auto" w:after="120"/>
-        <w:ind w:firstLine="709"/>
-        <w:jc w:val="both"/>
-      </w:pPr>
-      <w:r>
-        <w:rPr>
-          <w:rFonts w:ascii="Times New Roman" w:hAnsi="Times New Roman"/>
-          <w:sz w:val="28"/>
-        </w:rPr>
-        <w:t xml:space="preserve">*Обозначения:* </w:t>
-      </w:r>
-      <w:r>
-        <w:rPr>
-          <w:rFonts w:ascii="Times New Roman" w:hAnsi="Times New Roman"/>
-          <w:b/>
-          <w:sz w:val="28"/>
-        </w:rPr>
-        <w:t>R</w:t>
-      </w:r>
-      <w:r>
-        <w:rPr>
-          <w:rFonts w:ascii="Times New Roman" w:hAnsi="Times New Roman"/>
-          <w:sz w:val="28"/>
-        </w:rPr>
-        <w:t xml:space="preserve"> — Responsible (Исполнитель), </w:t>
-      </w:r>
-      <w:r>
-        <w:rPr>
-          <w:rFonts w:ascii="Times New Roman" w:hAnsi="Times New Roman"/>
-          <w:b/>
-          <w:sz w:val="28"/>
-        </w:rPr>
-        <w:t>A</w:t>
-      </w:r>
-      <w:r>
-        <w:rPr>
-          <w:rFonts w:ascii="Times New Roman" w:hAnsi="Times New Roman"/>
-          <w:sz w:val="28"/>
-        </w:rPr>
-        <w:t xml:space="preserve"> — Accountable (Ответственный/Утверждающий), </w:t>
-      </w:r>
-      <w:r>
-        <w:rPr>
-          <w:rFonts w:ascii="Times New Roman" w:hAnsi="Times New Roman"/>
-          <w:b/>
-          <w:sz w:val="28"/>
-        </w:rPr>
-        <w:t>C</w:t>
-      </w:r>
-      <w:r>
-        <w:rPr>
-          <w:rFonts w:ascii="Times New Roman" w:hAnsi="Times New Roman"/>
-          <w:sz w:val="28"/>
-        </w:rPr>
-        <w:t xml:space="preserve"> — Consulted (Консультирующий/Согласующий), </w:t>
-      </w:r>
-      <w:r>
-        <w:rPr>
-          <w:rFonts w:ascii="Times New Roman" w:hAnsi="Times New Roman"/>
-          <w:b/>
-          <w:sz w:val="28"/>
-        </w:rPr>
-        <w:t>I</w:t>
-      </w:r>
-      <w:r>
-        <w:rPr>
-          <w:rFonts w:ascii="Times New Roman" w:hAnsi="Times New Roman"/>
-          <w:sz w:val="28"/>
-        </w:rPr>
-        <w:t xml:space="preserve"> — Informed (Информируемый).</w:t>
-      </w:r>
-    </w:p>
-    <w:p>
-      <w:pPr>
         <w:spacing w:before="240" w:after="120"/>
         <w:jc w:val="left"/>
       </w:pPr>
@@ -3340,35 +674,7 @@
           <w:b/>
           <w:sz w:val="28"/>
         </w:rPr>
-        <w:t>3. Диаграмма вариантов использования (Use Case Diagram)</w:t>
-      </w:r>
-    </w:p>
-    <w:p>
-      <w:pPr>
-        <w:spacing w:before="160" w:after="80"/>
-        <w:jc w:val="left"/>
-      </w:pPr>
-      <w:r>
-        <w:rPr>
-          <w:rFonts w:ascii="Times New Roman" w:hAnsi="Times New Roman"/>
-          <w:b/>
-          <w:sz w:val="26"/>
-        </w:rPr>
-        <w:t>3.1. Графическое представление диаграммы</w:t>
-      </w:r>
-    </w:p>
-    <w:p>
-      <w:pPr>
-        <w:spacing w:line="276" w:lineRule="auto" w:after="120"/>
-        <w:ind w:firstLine="709"/>
-        <w:jc w:val="both"/>
-      </w:pPr>
-      <w:r>
-        <w:rPr>
-          <w:rFonts w:ascii="Times New Roman" w:hAnsi="Times New Roman"/>
-          <w:sz w:val="28"/>
-        </w:rPr>
-        <w:t>Ниже представлена диаграмма вариантов использования системы:</w:t>
+        <w:t>3. Варианты использования</w:t>
       </w:r>
     </w:p>
     <w:p>
@@ -3422,35 +728,35 @@
           <w:i/>
           <w:sz w:val="24"/>
         </w:rPr>
-        <w:t>Рисунок 1 — Диаграмма вариантов использования портала (Use Case)</w:t>
+        <w:t>Рисунок 1 — Диаграмма вариантов использования</w:t>
       </w:r>
     </w:p>
     <w:p>
       <w:pPr>
-        <w:spacing w:before="160" w:after="80"/>
+        <w:spacing w:line="276" w:lineRule="auto" w:after="120"/>
+        <w:ind w:firstLine="709"/>
+        <w:jc w:val="both"/>
+      </w:pPr>
+      <w:r>
+        <w:rPr>
+          <w:rFonts w:ascii="Times New Roman" w:hAnsi="Times New Roman"/>
+          <w:sz w:val="28"/>
+        </w:rPr>
+        <w:t>Основные варианты использования: просмотр учебного плана, проверка плана, просмотр маршрута согласования, работа со служебной запиской и просмотр справочников.</w:t>
+      </w:r>
+    </w:p>
+    <w:p>
+      <w:pPr>
+        <w:spacing w:before="240" w:after="120"/>
         <w:jc w:val="left"/>
       </w:pPr>
       <w:r>
         <w:rPr>
           <w:rFonts w:ascii="Times New Roman" w:hAnsi="Times New Roman"/>
           <w:b/>
-          <w:sz w:val="26"/>
+          <w:sz w:val="28"/>
         </w:rPr>
-        <w:t>3.2. Спецификация основных прецедентов</w:t>
-      </w:r>
-    </w:p>
-    <w:p>
-      <w:pPr>
-        <w:spacing w:before="160" w:after="80"/>
-        <w:jc w:val="left"/>
-      </w:pPr>
-      <w:r>
-        <w:rPr>
-          <w:rFonts w:ascii="Times New Roman" w:hAnsi="Times New Roman"/>
-          <w:b/>
-          <w:sz w:val="26"/>
-        </w:rPr>
-        <w:t>Прецедент UC-1: «Разработка и загрузка проекта учебного плана»</w:t>
+        <w:t>4. Требования к порталу</w:t>
       </w:r>
     </w:p>
     <w:p>
@@ -3472,21 +778,7 @@
           <w:rFonts w:ascii="Times New Roman" w:hAnsi="Times New Roman"/>
           <w:sz w:val="28"/>
         </w:rPr>
-      </w:r>
-      <w:r>
-        <w:rPr>
-          <w:rFonts w:ascii="Times New Roman" w:hAnsi="Times New Roman"/>
-          <w:b/>
-          <w:sz w:val="28"/>
-        </w:rPr>
-        <w:t>Актор</w:t>
-      </w:r>
-      <w:r>
-        <w:rPr>
-          <w:rFonts w:ascii="Times New Roman" w:hAnsi="Times New Roman"/>
-          <w:sz w:val="28"/>
-        </w:rPr>
-        <w:t>: Руководитель выпускающего подразделения.</w:t>
+        <w:t>хранение образовательных программ и учебных планов;</w:t>
       </w:r>
     </w:p>
     <w:p>
@@ -3508,21 +800,7 @@
           <w:rFonts w:ascii="Times New Roman" w:hAnsi="Times New Roman"/>
           <w:sz w:val="28"/>
         </w:rPr>
-      </w:r>
-      <w:r>
-        <w:rPr>
-          <w:rFonts w:ascii="Times New Roman" w:hAnsi="Times New Roman"/>
-          <w:b/>
-          <w:sz w:val="28"/>
-        </w:rPr>
-        <w:t>Предусловие</w:t>
-      </w:r>
-      <w:r>
-        <w:rPr>
-          <w:rFonts w:ascii="Times New Roman" w:hAnsi="Times New Roman"/>
-          <w:sz w:val="28"/>
-        </w:rPr>
-        <w:t>: Пользователь авторизован с ролью руководителя выпускающей кафедры/декана.</w:t>
+        <w:t>хранение дисциплин, семестров, зачётных единиц, часов и форм контроля;</w:t>
       </w:r>
     </w:p>
     <w:p>
@@ -3544,109 +822,7 @@
           <w:rFonts w:ascii="Times New Roman" w:hAnsi="Times New Roman"/>
           <w:sz w:val="28"/>
         </w:rPr>
-      </w:r>
-      <w:r>
-        <w:rPr>
-          <w:rFonts w:ascii="Times New Roman" w:hAnsi="Times New Roman"/>
-          <w:b/>
-          <w:sz w:val="28"/>
-        </w:rPr>
-        <w:t>Основной поток</w:t>
-      </w:r>
-      <w:r>
-        <w:rPr>
-          <w:rFonts w:ascii="Times New Roman" w:hAnsi="Times New Roman"/>
-          <w:sz w:val="28"/>
-        </w:rPr>
-        <w:t>:</w:t>
-      </w:r>
-    </w:p>
-    <w:p>
-      <w:pPr>
-        <w:spacing w:line="276" w:lineRule="auto" w:after="60"/>
-        <w:ind w:left="992"/>
-        <w:jc w:val="both"/>
-      </w:pPr>
-      <w:r>
-        <w:rPr>
-          <w:rFonts w:ascii="Times New Roman" w:hAnsi="Times New Roman"/>
-          <w:b/>
-          <w:sz w:val="28"/>
-        </w:rPr>
-        <w:t xml:space="preserve">1. </w:t>
-      </w:r>
-      <w:r>
-        <w:rPr>
-          <w:rFonts w:ascii="Times New Roman" w:hAnsi="Times New Roman"/>
-          <w:sz w:val="28"/>
-        </w:rPr>
-        <w:t>Пользователь выбирает образовательную программу и учебный год.</w:t>
-      </w:r>
-    </w:p>
-    <w:p>
-      <w:pPr>
-        <w:spacing w:line="276" w:lineRule="auto" w:after="60"/>
-        <w:ind w:left="992"/>
-        <w:jc w:val="both"/>
-      </w:pPr>
-      <w:r>
-        <w:rPr>
-          <w:rFonts w:ascii="Times New Roman" w:hAnsi="Times New Roman"/>
-          <w:b/>
-          <w:sz w:val="28"/>
-        </w:rPr>
-        <w:t xml:space="preserve">2. </w:t>
-      </w:r>
-      <w:r>
-        <w:rPr>
-          <w:rFonts w:ascii="Times New Roman" w:hAnsi="Times New Roman"/>
-          <w:sz w:val="28"/>
-        </w:rPr>
-        <w:t>Вводит перечень дисциплин, семестры, трудоемкость в з.е./часах, формы аттестации и закрепленные кафедры.</w:t>
-      </w:r>
-    </w:p>
-    <w:p>
-      <w:pPr>
-        <w:spacing w:line="276" w:lineRule="auto" w:after="60"/>
-        <w:ind w:left="992"/>
-        <w:jc w:val="both"/>
-      </w:pPr>
-      <w:r>
-        <w:rPr>
-          <w:rFonts w:ascii="Times New Roman" w:hAnsi="Times New Roman"/>
-          <w:b/>
-          <w:sz w:val="28"/>
-        </w:rPr>
-        <w:t xml:space="preserve">3. </w:t>
-      </w:r>
-      <w:r>
-        <w:rPr>
-          <w:rFonts w:ascii="Times New Roman" w:hAnsi="Times New Roman"/>
-          <w:sz w:val="28"/>
-        </w:rPr>
-        <w:t>Сохраняет проект УП со статусом `Черновик`.</w:t>
-      </w:r>
-    </w:p>
-    <w:p>
-      <w:pPr>
-        <w:spacing w:line="276" w:lineRule="auto" w:after="60"/>
-        <w:ind w:left="992"/>
-        <w:jc w:val="both"/>
-      </w:pPr>
-      <w:r>
-        <w:rPr>
-          <w:rFonts w:ascii="Times New Roman" w:hAnsi="Times New Roman"/>
-          <w:b/>
-          <w:sz w:val="28"/>
-        </w:rPr>
-        <w:t xml:space="preserve">4. </w:t>
-      </w:r>
-      <w:r>
-        <w:rPr>
-          <w:rFonts w:ascii="Times New Roman" w:hAnsi="Times New Roman"/>
-          <w:sz w:val="28"/>
-        </w:rPr>
-        <w:t>Направляет проект УП на проверку в АНОК (статус меняется на `На проверке в АНОК`).</w:t>
+        <w:t>просмотр учебного плана по семестрам;</w:t>
       </w:r>
     </w:p>
     <w:p>
@@ -3668,35 +844,7 @@
           <w:rFonts w:ascii="Times New Roman" w:hAnsi="Times New Roman"/>
           <w:sz w:val="28"/>
         </w:rPr>
-      </w:r>
-      <w:r>
-        <w:rPr>
-          <w:rFonts w:ascii="Times New Roman" w:hAnsi="Times New Roman"/>
-          <w:b/>
-          <w:sz w:val="28"/>
-        </w:rPr>
-        <w:t>Связи</w:t>
-      </w:r>
-      <w:r>
-        <w:rPr>
-          <w:rFonts w:ascii="Times New Roman" w:hAnsi="Times New Roman"/>
-          <w:sz w:val="28"/>
-        </w:rPr>
-        <w:t>: `&lt;&lt;include&gt;&gt;` с UC-2 «Проверка УП на соответствие ФГОС».</w:t>
-      </w:r>
-    </w:p>
-    <w:p>
-      <w:pPr>
-        <w:spacing w:before="160" w:after="80"/>
-        <w:jc w:val="left"/>
-      </w:pPr>
-      <w:r>
-        <w:rPr>
-          <w:rFonts w:ascii="Times New Roman" w:hAnsi="Times New Roman"/>
-          <w:b/>
-          <w:sz w:val="26"/>
-        </w:rPr>
-        <w:t>Прецедент UC-2: «Проверка УП на соответствие ФГОС»</w:t>
+        <w:t>хранение стандартов ФГОС и контрольных параметров;</w:t>
       </w:r>
     </w:p>
     <w:p>
@@ -3718,21 +866,7 @@
           <w:rFonts w:ascii="Times New Roman" w:hAnsi="Times New Roman"/>
           <w:sz w:val="28"/>
         </w:rPr>
-      </w:r>
-      <w:r>
-        <w:rPr>
-          <w:rFonts w:ascii="Times New Roman" w:hAnsi="Times New Roman"/>
-          <w:b/>
-          <w:sz w:val="28"/>
-        </w:rPr>
-        <w:t>Актор</w:t>
-      </w:r>
-      <w:r>
-        <w:rPr>
-          <w:rFonts w:ascii="Times New Roman" w:hAnsi="Times New Roman"/>
-          <w:sz w:val="28"/>
-        </w:rPr>
-        <w:t>: Эксперт АНОК, Система (автоматический валидатор).</w:t>
+        <w:t>отображение результата проверки и замечаний;</w:t>
       </w:r>
     </w:p>
     <w:p>
@@ -3754,21 +888,7 @@
           <w:rFonts w:ascii="Times New Roman" w:hAnsi="Times New Roman"/>
           <w:sz w:val="28"/>
         </w:rPr>
-      </w:r>
-      <w:r>
-        <w:rPr>
-          <w:rFonts w:ascii="Times New Roman" w:hAnsi="Times New Roman"/>
-          <w:b/>
-          <w:sz w:val="28"/>
-        </w:rPr>
-        <w:t>Предусловие</w:t>
-      </w:r>
-      <w:r>
-        <w:rPr>
-          <w:rFonts w:ascii="Times New Roman" w:hAnsi="Times New Roman"/>
-          <w:sz w:val="28"/>
-        </w:rPr>
-        <w:t>: Учебный план переведен в статус `На проверке в АНОК`.</w:t>
+        <w:t>отображение этапов согласования;</w:t>
       </w:r>
     </w:p>
     <w:p>
@@ -3790,87 +910,7 @@
           <w:rFonts w:ascii="Times New Roman" w:hAnsi="Times New Roman"/>
           <w:sz w:val="28"/>
         </w:rPr>
-      </w:r>
-      <w:r>
-        <w:rPr>
-          <w:rFonts w:ascii="Times New Roman" w:hAnsi="Times New Roman"/>
-          <w:b/>
-          <w:sz w:val="28"/>
-        </w:rPr>
-        <w:t>Основной поток</w:t>
-      </w:r>
-      <w:r>
-        <w:rPr>
-          <w:rFonts w:ascii="Times New Roman" w:hAnsi="Times New Roman"/>
-          <w:sz w:val="28"/>
-        </w:rPr>
-        <w:t>:</w:t>
-      </w:r>
-    </w:p>
-    <w:p>
-      <w:pPr>
-        <w:spacing w:line="276" w:lineRule="auto" w:after="60"/>
-        <w:ind w:left="992"/>
-        <w:jc w:val="both"/>
-      </w:pPr>
-      <w:r>
-        <w:rPr>
-          <w:rFonts w:ascii="Times New Roman" w:hAnsi="Times New Roman"/>
-          <w:b/>
-          <w:sz w:val="28"/>
-        </w:rPr>
-        <w:t xml:space="preserve">1. </w:t>
-      </w:r>
-      <w:r>
-        <w:rPr>
-          <w:rFonts w:ascii="Times New Roman" w:hAnsi="Times New Roman"/>
-          <w:sz w:val="28"/>
-        </w:rPr>
-        <w:t>Система выполняет автоматическую валидацию числовых показателей (суммарные з.е., объем практик, ГИА).</w:t>
-      </w:r>
-    </w:p>
-    <w:p>
-      <w:pPr>
-        <w:spacing w:line="276" w:lineRule="auto" w:after="60"/>
-        <w:ind w:left="992"/>
-        <w:jc w:val="both"/>
-      </w:pPr>
-      <w:r>
-        <w:rPr>
-          <w:rFonts w:ascii="Times New Roman" w:hAnsi="Times New Roman"/>
-          <w:b/>
-          <w:sz w:val="28"/>
-        </w:rPr>
-        <w:t xml:space="preserve">2. </w:t>
-      </w:r>
-      <w:r>
-        <w:rPr>
-          <w:rFonts w:ascii="Times New Roman" w:hAnsi="Times New Roman"/>
-          <w:sz w:val="28"/>
-        </w:rPr>
-        <w:t>Эксперт АНОК проверяет корректность формулировок дисциплин, блоков и закрепление кафедр.</w:t>
-      </w:r>
-    </w:p>
-    <w:p>
-      <w:pPr>
-        <w:spacing w:line="276" w:lineRule="auto" w:after="60"/>
-        <w:ind w:left="992"/>
-        <w:jc w:val="both"/>
-      </w:pPr>
-      <w:r>
-        <w:rPr>
-          <w:rFonts w:ascii="Times New Roman" w:hAnsi="Times New Roman"/>
-          <w:b/>
-          <w:sz w:val="28"/>
-        </w:rPr>
-        <w:t xml:space="preserve">3. </w:t>
-      </w:r>
-      <w:r>
-        <w:rPr>
-          <w:rFonts w:ascii="Times New Roman" w:hAnsi="Times New Roman"/>
-          <w:sz w:val="28"/>
-        </w:rPr>
-        <w:t>При отсутствии замечаний эксперт выносит положительное заключение (статус `Проверен АНОК, ожидает подписания`).</w:t>
+        <w:t>хранение служебных записок и изменений «Было» / «Стало»;</w:t>
       </w:r>
     </w:p>
     <w:p>
@@ -3892,35 +932,7 @@
           <w:rFonts w:ascii="Times New Roman" w:hAnsi="Times New Roman"/>
           <w:sz w:val="28"/>
         </w:rPr>
-      </w:r>
-      <w:r>
-        <w:rPr>
-          <w:rFonts w:ascii="Times New Roman" w:hAnsi="Times New Roman"/>
-          <w:b/>
-          <w:sz w:val="28"/>
-        </w:rPr>
-        <w:t>Альтернативный поток</w:t>
-      </w:r>
-      <w:r>
-        <w:rPr>
-          <w:rFonts w:ascii="Times New Roman" w:hAnsi="Times New Roman"/>
-          <w:sz w:val="28"/>
-        </w:rPr>
-        <w:t>: При выявлении нарушений эксперт вносит перечень замечаний и возвращает УП на доработку (статус `Возвращен на доработку`).</w:t>
-      </w:r>
-    </w:p>
-    <w:p>
-      <w:pPr>
-        <w:spacing w:before="160" w:after="80"/>
-        <w:jc w:val="left"/>
-      </w:pPr>
-      <w:r>
-        <w:rPr>
-          <w:rFonts w:ascii="Times New Roman" w:hAnsi="Times New Roman"/>
-          <w:b/>
-          <w:sz w:val="26"/>
-        </w:rPr>
-        <w:t>Прецедент UC-3: «Оформление и согласование служебной записки на изменение УП»</w:t>
+        <w:t>просмотр подразделений, компетенций и объявлений;</w:t>
       </w:r>
     </w:p>
     <w:p>
@@ -3942,21 +954,7 @@
           <w:rFonts w:ascii="Times New Roman" w:hAnsi="Times New Roman"/>
           <w:sz w:val="28"/>
         </w:rPr>
-      </w:r>
-      <w:r>
-        <w:rPr>
-          <w:rFonts w:ascii="Times New Roman" w:hAnsi="Times New Roman"/>
-          <w:b/>
-          <w:sz w:val="28"/>
-        </w:rPr>
-        <w:t>Акторы</w:t>
-      </w:r>
-      <w:r>
-        <w:rPr>
-          <w:rFonts w:ascii="Times New Roman" w:hAnsi="Times New Roman"/>
-          <w:sz w:val="28"/>
-        </w:rPr>
-        <w:t>: Руководитель выпускающего подразделения, Руководитель реализующего подразделения.</w:t>
+        <w:t>журналирование событий;</w:t>
       </w:r>
     </w:p>
     <w:p>
@@ -3978,21 +976,7 @@
           <w:rFonts w:ascii="Times New Roman" w:hAnsi="Times New Roman"/>
           <w:sz w:val="28"/>
         </w:rPr>
-      </w:r>
-      <w:r>
-        <w:rPr>
-          <w:rFonts w:ascii="Times New Roman" w:hAnsi="Times New Roman"/>
-          <w:b/>
-          <w:sz w:val="28"/>
-        </w:rPr>
-        <w:t>Предусловие</w:t>
-      </w:r>
-      <w:r>
-        <w:rPr>
-          <w:rFonts w:ascii="Times New Roman" w:hAnsi="Times New Roman"/>
-          <w:sz w:val="28"/>
-        </w:rPr>
-        <w:t>: До начала учебного семестра требуется внести корректировки в утвержденный УП.</w:t>
+        <w:t>адаптивный веб-интерфейс;</w:t>
       </w:r>
     </w:p>
     <w:p>
@@ -4014,363 +998,7 @@
           <w:rFonts w:ascii="Times New Roman" w:hAnsi="Times New Roman"/>
           <w:sz w:val="28"/>
         </w:rPr>
-      </w:r>
-      <w:r>
-        <w:rPr>
-          <w:rFonts w:ascii="Times New Roman" w:hAnsi="Times New Roman"/>
-          <w:b/>
-          <w:sz w:val="28"/>
-        </w:rPr>
-        <w:t>Основной поток</w:t>
-      </w:r>
-      <w:r>
-        <w:rPr>
-          <w:rFonts w:ascii="Times New Roman" w:hAnsi="Times New Roman"/>
-          <w:sz w:val="28"/>
-        </w:rPr>
-        <w:t>:</w:t>
-      </w:r>
-    </w:p>
-    <w:p>
-      <w:pPr>
-        <w:spacing w:line="276" w:lineRule="auto" w:after="60"/>
-        <w:ind w:left="992"/>
-        <w:jc w:val="both"/>
-      </w:pPr>
-      <w:r>
-        <w:rPr>
-          <w:rFonts w:ascii="Times New Roman" w:hAnsi="Times New Roman"/>
-          <w:b/>
-          <w:sz w:val="28"/>
-        </w:rPr>
-        <w:t xml:space="preserve">1. </w:t>
-      </w:r>
-      <w:r>
-        <w:rPr>
-          <w:rFonts w:ascii="Times New Roman" w:hAnsi="Times New Roman"/>
-          <w:sz w:val="28"/>
-        </w:rPr>
-        <w:t>Выпускающее подразделение создает электронную служебную записку (СЗ) с указанием заменяемых дисциплин, семестров или форм контроля.</w:t>
-      </w:r>
-    </w:p>
-    <w:p>
-      <w:pPr>
-        <w:spacing w:line="276" w:lineRule="auto" w:after="60"/>
-        <w:ind w:left="992"/>
-        <w:jc w:val="both"/>
-      </w:pPr>
-      <w:r>
-        <w:rPr>
-          <w:rFonts w:ascii="Times New Roman" w:hAnsi="Times New Roman"/>
-          <w:b/>
-          <w:sz w:val="28"/>
-        </w:rPr>
-        <w:t xml:space="preserve">2. </w:t>
-      </w:r>
-      <w:r>
-        <w:rPr>
-          <w:rFonts w:ascii="Times New Roman" w:hAnsi="Times New Roman"/>
-          <w:sz w:val="28"/>
-        </w:rPr>
-        <w:t>Руководитель выпускающего подразделения подписывает СЗ.</w:t>
-      </w:r>
-    </w:p>
-    <w:p>
-      <w:pPr>
-        <w:spacing w:line="276" w:lineRule="auto" w:after="60"/>
-        <w:ind w:left="992"/>
-        <w:jc w:val="both"/>
-      </w:pPr>
-      <w:r>
-        <w:rPr>
-          <w:rFonts w:ascii="Times New Roman" w:hAnsi="Times New Roman"/>
-          <w:b/>
-          <w:sz w:val="28"/>
-        </w:rPr>
-        <w:t xml:space="preserve">3. </w:t>
-      </w:r>
-      <w:r>
-        <w:rPr>
-          <w:rFonts w:ascii="Times New Roman" w:hAnsi="Times New Roman"/>
-          <w:sz w:val="28"/>
-        </w:rPr>
-        <w:t>СЗ поступает на согласование руководителю реализующего подразделения.</w:t>
-      </w:r>
-    </w:p>
-    <w:p>
-      <w:pPr>
-        <w:spacing w:line="276" w:lineRule="auto" w:after="60"/>
-        <w:ind w:left="992"/>
-        <w:jc w:val="both"/>
-      </w:pPr>
-      <w:r>
-        <w:rPr>
-          <w:rFonts w:ascii="Times New Roman" w:hAnsi="Times New Roman"/>
-          <w:b/>
-          <w:sz w:val="28"/>
-        </w:rPr>
-        <w:t xml:space="preserve">4. </w:t>
-      </w:r>
-      <w:r>
-        <w:rPr>
-          <w:rFonts w:ascii="Times New Roman" w:hAnsi="Times New Roman"/>
-          <w:sz w:val="28"/>
-        </w:rPr>
-        <w:t>Руководитель реализующего подразделения утверждает СЗ.</w:t>
-      </w:r>
-    </w:p>
-    <w:p>
-      <w:pPr>
-        <w:spacing w:line="276" w:lineRule="auto" w:after="60"/>
-        <w:ind w:left="992"/>
-        <w:jc w:val="both"/>
-      </w:pPr>
-      <w:r>
-        <w:rPr>
-          <w:rFonts w:ascii="Times New Roman" w:hAnsi="Times New Roman"/>
-          <w:b/>
-          <w:sz w:val="28"/>
-        </w:rPr>
-        <w:t xml:space="preserve">5. </w:t>
-      </w:r>
-      <w:r>
-        <w:rPr>
-          <w:rFonts w:ascii="Times New Roman" w:hAnsi="Times New Roman"/>
-          <w:sz w:val="28"/>
-        </w:rPr>
-        <w:t>СЗ поступает сотрудникам АНОК для внесения изменений.</w:t>
-      </w:r>
-    </w:p>
-    <w:p>
-      <w:pPr>
-        <w:spacing w:line="276" w:lineRule="auto" w:after="60"/>
-        <w:ind w:left="709"/>
-        <w:jc w:val="both"/>
-      </w:pPr>
-      <w:r>
-        <w:rPr>
-          <w:rFonts w:ascii="Times New Roman" w:hAnsi="Times New Roman"/>
-          <w:b w:val="0"/>
-          <w:sz w:val="28"/>
-        </w:rPr>
-        <w:t xml:space="preserve">• </w:t>
-      </w:r>
-      <w:r>
-        <w:rPr>
-          <w:rFonts w:ascii="Times New Roman" w:hAnsi="Times New Roman"/>
-          <w:sz w:val="28"/>
-        </w:rPr>
-      </w:r>
-      <w:r>
-        <w:rPr>
-          <w:rFonts w:ascii="Times New Roman" w:hAnsi="Times New Roman"/>
-          <w:b/>
-          <w:sz w:val="28"/>
-        </w:rPr>
-        <w:t>Связи</w:t>
-      </w:r>
-      <w:r>
-        <w:rPr>
-          <w:rFonts w:ascii="Times New Roman" w:hAnsi="Times New Roman"/>
-          <w:sz w:val="28"/>
-        </w:rPr>
-        <w:t>: `&lt;&lt;extend&gt;&gt;` по отношению к процессу актуализации УП.</w:t>
-      </w:r>
-    </w:p>
-    <w:p>
-      <w:pPr>
-        <w:spacing w:before="160" w:after="80"/>
-        <w:jc w:val="left"/>
-      </w:pPr>
-      <w:r>
-        <w:rPr>
-          <w:rFonts w:ascii="Times New Roman" w:hAnsi="Times New Roman"/>
-          <w:b/>
-          <w:sz w:val="26"/>
-        </w:rPr>
-        <w:t>Прецедент UC-4: «Маршрутизация подписания и утверждения УП»</w:t>
-      </w:r>
-    </w:p>
-    <w:p>
-      <w:pPr>
-        <w:spacing w:line="276" w:lineRule="auto" w:after="60"/>
-        <w:ind w:left="709"/>
-        <w:jc w:val="both"/>
-      </w:pPr>
-      <w:r>
-        <w:rPr>
-          <w:rFonts w:ascii="Times New Roman" w:hAnsi="Times New Roman"/>
-          <w:b w:val="0"/>
-          <w:sz w:val="28"/>
-        </w:rPr>
-        <w:t xml:space="preserve">• </w:t>
-      </w:r>
-      <w:r>
-        <w:rPr>
-          <w:rFonts w:ascii="Times New Roman" w:hAnsi="Times New Roman"/>
-          <w:sz w:val="28"/>
-        </w:rPr>
-      </w:r>
-      <w:r>
-        <w:rPr>
-          <w:rFonts w:ascii="Times New Roman" w:hAnsi="Times New Roman"/>
-          <w:b/>
-          <w:sz w:val="28"/>
-        </w:rPr>
-        <w:t>Акторы</w:t>
-      </w:r>
-      <w:r>
-        <w:rPr>
-          <w:rFonts w:ascii="Times New Roman" w:hAnsi="Times New Roman"/>
-          <w:sz w:val="28"/>
-        </w:rPr>
-        <w:t>: Руководитель выпускающего подразделения, Начальник АНОК, Проректор по УР, Секретарь Ученого совета, Ректор.</w:t>
-      </w:r>
-    </w:p>
-    <w:p>
-      <w:pPr>
-        <w:spacing w:line="276" w:lineRule="auto" w:after="60"/>
-        <w:ind w:left="709"/>
-        <w:jc w:val="both"/>
-      </w:pPr>
-      <w:r>
-        <w:rPr>
-          <w:rFonts w:ascii="Times New Roman" w:hAnsi="Times New Roman"/>
-          <w:b w:val="0"/>
-          <w:sz w:val="28"/>
-        </w:rPr>
-        <w:t xml:space="preserve">• </w:t>
-      </w:r>
-      <w:r>
-        <w:rPr>
-          <w:rFonts w:ascii="Times New Roman" w:hAnsi="Times New Roman"/>
-          <w:sz w:val="28"/>
-        </w:rPr>
-      </w:r>
-      <w:r>
-        <w:rPr>
-          <w:rFonts w:ascii="Times New Roman" w:hAnsi="Times New Roman"/>
-          <w:b/>
-          <w:sz w:val="28"/>
-        </w:rPr>
-        <w:t>Основной поток</w:t>
-      </w:r>
-      <w:r>
-        <w:rPr>
-          <w:rFonts w:ascii="Times New Roman" w:hAnsi="Times New Roman"/>
-          <w:sz w:val="28"/>
-        </w:rPr>
-        <w:t>:</w:t>
-      </w:r>
-    </w:p>
-    <w:p>
-      <w:pPr>
-        <w:spacing w:line="276" w:lineRule="auto" w:after="60"/>
-        <w:ind w:left="992"/>
-        <w:jc w:val="both"/>
-      </w:pPr>
-      <w:r>
-        <w:rPr>
-          <w:rFonts w:ascii="Times New Roman" w:hAnsi="Times New Roman"/>
-          <w:b/>
-          <w:sz w:val="28"/>
-        </w:rPr>
-        <w:t xml:space="preserve">1. </w:t>
-      </w:r>
-      <w:r>
-        <w:rPr>
-          <w:rFonts w:ascii="Times New Roman" w:hAnsi="Times New Roman"/>
-          <w:sz w:val="28"/>
-        </w:rPr>
-        <w:t>Руководитель выпускающего подразделения накладывает электронную подпись/визу.</w:t>
-      </w:r>
-    </w:p>
-    <w:p>
-      <w:pPr>
-        <w:spacing w:line="276" w:lineRule="auto" w:after="60"/>
-        <w:ind w:left="992"/>
-        <w:jc w:val="both"/>
-      </w:pPr>
-      <w:r>
-        <w:rPr>
-          <w:rFonts w:ascii="Times New Roman" w:hAnsi="Times New Roman"/>
-          <w:b/>
-          <w:sz w:val="28"/>
-        </w:rPr>
-        <w:t xml:space="preserve">2. </w:t>
-      </w:r>
-      <w:r>
-        <w:rPr>
-          <w:rFonts w:ascii="Times New Roman" w:hAnsi="Times New Roman"/>
-          <w:sz w:val="28"/>
-        </w:rPr>
-        <w:t>Начальник АНОК верифицирует соответствие стандартам и подписывает УП.</w:t>
-      </w:r>
-    </w:p>
-    <w:p>
-      <w:pPr>
-        <w:spacing w:line="276" w:lineRule="auto" w:after="60"/>
-        <w:ind w:left="992"/>
-        <w:jc w:val="both"/>
-      </w:pPr>
-      <w:r>
-        <w:rPr>
-          <w:rFonts w:ascii="Times New Roman" w:hAnsi="Times New Roman"/>
-          <w:b/>
-          <w:sz w:val="28"/>
-        </w:rPr>
-        <w:t xml:space="preserve">3. </w:t>
-      </w:r>
-      <w:r>
-        <w:rPr>
-          <w:rFonts w:ascii="Times New Roman" w:hAnsi="Times New Roman"/>
-          <w:sz w:val="28"/>
-        </w:rPr>
-        <w:t>Проректор по УР подписывает документ.</w:t>
-      </w:r>
-    </w:p>
-    <w:p>
-      <w:pPr>
-        <w:spacing w:line="276" w:lineRule="auto" w:after="60"/>
-        <w:ind w:left="992"/>
-        <w:jc w:val="both"/>
-      </w:pPr>
-      <w:r>
-        <w:rPr>
-          <w:rFonts w:ascii="Times New Roman" w:hAnsi="Times New Roman"/>
-          <w:b/>
-          <w:sz w:val="28"/>
-        </w:rPr>
-        <w:t xml:space="preserve">4. </w:t>
-      </w:r>
-      <w:r>
-        <w:rPr>
-          <w:rFonts w:ascii="Times New Roman" w:hAnsi="Times New Roman"/>
-          <w:sz w:val="28"/>
-        </w:rPr>
-        <w:t>Секретарь Ученого совета прикрепляет выписку из протокола заседания Ученого совета.</w:t>
-      </w:r>
-    </w:p>
-    <w:p>
-      <w:pPr>
-        <w:spacing w:line="276" w:lineRule="auto" w:after="60"/>
-        <w:ind w:left="992"/>
-        <w:jc w:val="both"/>
-      </w:pPr>
-      <w:r>
-        <w:rPr>
-          <w:rFonts w:ascii="Times New Roman" w:hAnsi="Times New Roman"/>
-          <w:b/>
-          <w:sz w:val="28"/>
-        </w:rPr>
-        <w:t xml:space="preserve">5. </w:t>
-      </w:r>
-      <w:r>
-        <w:rPr>
-          <w:rFonts w:ascii="Times New Roman" w:hAnsi="Times New Roman"/>
-          <w:sz w:val="28"/>
-        </w:rPr>
-        <w:t>Ректор утверждает УП. План переходит в статус `Утвержден` и публикуется в открытом реестре.</w:t>
+        <w:t>использование серверной СУБД MySQL или MariaDB.</w:t>
       </w:r>
     </w:p>
     <w:p>
@@ -4384,1258 +1012,7 @@
           <w:b/>
           <w:sz w:val="28"/>
         </w:rPr>
-        <w:t>4. Список требований к порталу</w:t>
-      </w:r>
-    </w:p>
-    <w:p>
-      <w:pPr>
-        <w:spacing w:before="160" w:after="80"/>
-        <w:jc w:val="left"/>
-      </w:pPr>
-      <w:r>
-        <w:rPr>
-          <w:rFonts w:ascii="Times New Roman" w:hAnsi="Times New Roman"/>
-          <w:b/>
-          <w:sz w:val="26"/>
-        </w:rPr>
-        <w:t>4.1. Функциональные требования (Functional Requirements)</w:t>
-      </w:r>
-    </w:p>
-    <w:p>
-      <w:pPr>
-        <w:spacing w:before="160" w:after="80"/>
-        <w:jc w:val="left"/>
-      </w:pPr>
-      <w:r>
-        <w:rPr>
-          <w:rFonts w:ascii="Times New Roman" w:hAnsi="Times New Roman"/>
-          <w:b/>
-          <w:sz w:val="26"/>
-        </w:rPr>
-        <w:t>FR-1: Подсистема управления образовательными программами и учебными планами</w:t>
-      </w:r>
-    </w:p>
-    <w:p>
-      <w:pPr>
-        <w:spacing w:line="276" w:lineRule="auto" w:after="60"/>
-        <w:ind w:left="709"/>
-        <w:jc w:val="both"/>
-      </w:pPr>
-      <w:r>
-        <w:rPr>
-          <w:rFonts w:ascii="Times New Roman" w:hAnsi="Times New Roman"/>
-          <w:b w:val="0"/>
-          <w:sz w:val="28"/>
-        </w:rPr>
-        <w:t xml:space="preserve">• </w:t>
-      </w:r>
-      <w:r>
-        <w:rPr>
-          <w:rFonts w:ascii="Times New Roman" w:hAnsi="Times New Roman"/>
-          <w:sz w:val="28"/>
-        </w:rPr>
-      </w:r>
-      <w:r>
-        <w:rPr>
-          <w:rFonts w:ascii="Times New Roman" w:hAnsi="Times New Roman"/>
-          <w:b/>
-          <w:sz w:val="28"/>
-        </w:rPr>
-        <w:t>FR-1.1</w:t>
-      </w:r>
-      <w:r>
-        <w:rPr>
-          <w:rFonts w:ascii="Times New Roman" w:hAnsi="Times New Roman"/>
-          <w:sz w:val="28"/>
-        </w:rPr>
-        <w:t>: Возможность создания, редактирования, дублирования и архивирования учебных планов по уровням образования (бакалавриат, специалитет, магистратура, аспирантура) и формам обучения (очная, очно-заочная, заочная).</w:t>
-      </w:r>
-    </w:p>
-    <w:p>
-      <w:pPr>
-        <w:spacing w:line="276" w:lineRule="auto" w:after="60"/>
-        <w:ind w:left="709"/>
-        <w:jc w:val="both"/>
-      </w:pPr>
-      <w:r>
-        <w:rPr>
-          <w:rFonts w:ascii="Times New Roman" w:hAnsi="Times New Roman"/>
-          <w:b w:val="0"/>
-          <w:sz w:val="28"/>
-        </w:rPr>
-        <w:t xml:space="preserve">• </w:t>
-      </w:r>
-      <w:r>
-        <w:rPr>
-          <w:rFonts w:ascii="Times New Roman" w:hAnsi="Times New Roman"/>
-          <w:sz w:val="28"/>
-        </w:rPr>
-      </w:r>
-      <w:r>
-        <w:rPr>
-          <w:rFonts w:ascii="Times New Roman" w:hAnsi="Times New Roman"/>
-          <w:b/>
-          <w:sz w:val="28"/>
-        </w:rPr>
-        <w:t>FR-1.2</w:t>
-      </w:r>
-      <w:r>
-        <w:rPr>
-          <w:rFonts w:ascii="Times New Roman" w:hAnsi="Times New Roman"/>
-          <w:sz w:val="28"/>
-        </w:rPr>
-        <w:t>: Построчное ведение структуры УП: блок дисциплины, наименование дисциплины, семестр(ы), объем в з.е. и часах (лекции, практики, лаб. работы, СРС), форма промежуточного контроля (экзамен, зачет, дифференцированный зачет, курсовая работа, ГИА), закрепленная кафедра.</w:t>
-      </w:r>
-    </w:p>
-    <w:p>
-      <w:pPr>
-        <w:spacing w:line="276" w:lineRule="auto" w:after="60"/>
-        <w:ind w:left="709"/>
-        <w:jc w:val="both"/>
-      </w:pPr>
-      <w:r>
-        <w:rPr>
-          <w:rFonts w:ascii="Times New Roman" w:hAnsi="Times New Roman"/>
-          <w:b w:val="0"/>
-          <w:sz w:val="28"/>
-        </w:rPr>
-        <w:t xml:space="preserve">• </w:t>
-      </w:r>
-      <w:r>
-        <w:rPr>
-          <w:rFonts w:ascii="Times New Roman" w:hAnsi="Times New Roman"/>
-          <w:sz w:val="28"/>
-        </w:rPr>
-      </w:r>
-      <w:r>
-        <w:rPr>
-          <w:rFonts w:ascii="Times New Roman" w:hAnsi="Times New Roman"/>
-          <w:b/>
-          <w:sz w:val="28"/>
-        </w:rPr>
-        <w:t>FR-1.3</w:t>
-      </w:r>
-      <w:r>
-        <w:rPr>
-          <w:rFonts w:ascii="Times New Roman" w:hAnsi="Times New Roman"/>
-          <w:sz w:val="28"/>
-        </w:rPr>
-        <w:t>: Экспорт и импорт учебных планов в стандартных форматах (Excel, XML/PLX, PDF).</w:t>
-      </w:r>
-    </w:p>
-    <w:p>
-      <w:pPr>
-        <w:spacing w:before="160" w:after="80"/>
-        <w:jc w:val="left"/>
-      </w:pPr>
-      <w:r>
-        <w:rPr>
-          <w:rFonts w:ascii="Times New Roman" w:hAnsi="Times New Roman"/>
-          <w:b/>
-          <w:sz w:val="26"/>
-        </w:rPr>
-        <w:t>FR-2: Подсистема автоматизированного и экспертного контроля ФГОС</w:t>
-      </w:r>
-    </w:p>
-    <w:p>
-      <w:pPr>
-        <w:spacing w:line="276" w:lineRule="auto" w:after="60"/>
-        <w:ind w:left="709"/>
-        <w:jc w:val="both"/>
-      </w:pPr>
-      <w:r>
-        <w:rPr>
-          <w:rFonts w:ascii="Times New Roman" w:hAnsi="Times New Roman"/>
-          <w:b w:val="0"/>
-          <w:sz w:val="28"/>
-        </w:rPr>
-        <w:t xml:space="preserve">• </w:t>
-      </w:r>
-      <w:r>
-        <w:rPr>
-          <w:rFonts w:ascii="Times New Roman" w:hAnsi="Times New Roman"/>
-          <w:sz w:val="28"/>
-        </w:rPr>
-      </w:r>
-      <w:r>
-        <w:rPr>
-          <w:rFonts w:ascii="Times New Roman" w:hAnsi="Times New Roman"/>
-          <w:b/>
-          <w:sz w:val="28"/>
-        </w:rPr>
-        <w:t>FR-2.1</w:t>
-      </w:r>
-      <w:r>
-        <w:rPr>
-          <w:rFonts w:ascii="Times New Roman" w:hAnsi="Times New Roman"/>
-          <w:sz w:val="28"/>
-        </w:rPr>
-        <w:t>: Автоматическая проверка контрольных сумм: общий объем з.е. (240 для бакалавриата, 300 для специалитета, 120 для магистратуры), годовая нагрузка (~60 з.е.), минимальные объемы дисциплин базовой части.</w:t>
-      </w:r>
-    </w:p>
-    <w:p>
-      <w:pPr>
-        <w:spacing w:line="276" w:lineRule="auto" w:after="60"/>
-        <w:ind w:left="709"/>
-        <w:jc w:val="both"/>
-      </w:pPr>
-      <w:r>
-        <w:rPr>
-          <w:rFonts w:ascii="Times New Roman" w:hAnsi="Times New Roman"/>
-          <w:b w:val="0"/>
-          <w:sz w:val="28"/>
-        </w:rPr>
-        <w:t xml:space="preserve">• </w:t>
-      </w:r>
-      <w:r>
-        <w:rPr>
-          <w:rFonts w:ascii="Times New Roman" w:hAnsi="Times New Roman"/>
-          <w:sz w:val="28"/>
-        </w:rPr>
-      </w:r>
-      <w:r>
-        <w:rPr>
-          <w:rFonts w:ascii="Times New Roman" w:hAnsi="Times New Roman"/>
-          <w:b/>
-          <w:sz w:val="28"/>
-        </w:rPr>
-        <w:t>FR-2.2</w:t>
-      </w:r>
-      <w:r>
-        <w:rPr>
-          <w:rFonts w:ascii="Times New Roman" w:hAnsi="Times New Roman"/>
-          <w:sz w:val="28"/>
-        </w:rPr>
-        <w:t>: Проверка ограничений по максимальному числу экзаменов и зачетов в одну экзаменационную сессию.</w:t>
-      </w:r>
-    </w:p>
-    <w:p>
-      <w:pPr>
-        <w:spacing w:line="276" w:lineRule="auto" w:after="60"/>
-        <w:ind w:left="709"/>
-        <w:jc w:val="both"/>
-      </w:pPr>
-      <w:r>
-        <w:rPr>
-          <w:rFonts w:ascii="Times New Roman" w:hAnsi="Times New Roman"/>
-          <w:b w:val="0"/>
-          <w:sz w:val="28"/>
-        </w:rPr>
-        <w:t xml:space="preserve">• </w:t>
-      </w:r>
-      <w:r>
-        <w:rPr>
-          <w:rFonts w:ascii="Times New Roman" w:hAnsi="Times New Roman"/>
-          <w:sz w:val="28"/>
-        </w:rPr>
-      </w:r>
-      <w:r>
-        <w:rPr>
-          <w:rFonts w:ascii="Times New Roman" w:hAnsi="Times New Roman"/>
-          <w:b/>
-          <w:sz w:val="28"/>
-        </w:rPr>
-        <w:t>FR-2.3</w:t>
-      </w:r>
-      <w:r>
-        <w:rPr>
-          <w:rFonts w:ascii="Times New Roman" w:hAnsi="Times New Roman"/>
-          <w:sz w:val="28"/>
-        </w:rPr>
-        <w:t>: Формирование листа замечаний эксперта АНОК с возможностью привязки комментариев к конкретным строкам учебного плана.</w:t>
-      </w:r>
-    </w:p>
-    <w:p>
-      <w:pPr>
-        <w:spacing w:line="276" w:lineRule="auto" w:after="60"/>
-        <w:ind w:left="709"/>
-        <w:jc w:val="both"/>
-      </w:pPr>
-      <w:r>
-        <w:rPr>
-          <w:rFonts w:ascii="Times New Roman" w:hAnsi="Times New Roman"/>
-          <w:b w:val="0"/>
-          <w:sz w:val="28"/>
-        </w:rPr>
-        <w:t xml:space="preserve">• </w:t>
-      </w:r>
-      <w:r>
-        <w:rPr>
-          <w:rFonts w:ascii="Times New Roman" w:hAnsi="Times New Roman"/>
-          <w:sz w:val="28"/>
-        </w:rPr>
-      </w:r>
-      <w:r>
-        <w:rPr>
-          <w:rFonts w:ascii="Times New Roman" w:hAnsi="Times New Roman"/>
-          <w:b/>
-          <w:sz w:val="28"/>
-        </w:rPr>
-        <w:t>FR-2.4</w:t>
-      </w:r>
-      <w:r>
-        <w:rPr>
-          <w:rFonts w:ascii="Times New Roman" w:hAnsi="Times New Roman"/>
-          <w:sz w:val="28"/>
-        </w:rPr>
-        <w:t>: Ведение справочника стандартов ФГОС 3++ с правилами валидации.</w:t>
-      </w:r>
-    </w:p>
-    <w:p>
-      <w:pPr>
-        <w:spacing w:before="160" w:after="80"/>
-        <w:jc w:val="left"/>
-      </w:pPr>
-      <w:r>
-        <w:rPr>
-          <w:rFonts w:ascii="Times New Roman" w:hAnsi="Times New Roman"/>
-          <w:b/>
-          <w:sz w:val="26"/>
-        </w:rPr>
-        <w:t>FR-3: Подсистема электронного согласования, подписания и маршрутизации (Workflow)</w:t>
-      </w:r>
-    </w:p>
-    <w:p>
-      <w:pPr>
-        <w:spacing w:line="276" w:lineRule="auto" w:after="60"/>
-        <w:ind w:left="709"/>
-        <w:jc w:val="both"/>
-      </w:pPr>
-      <w:r>
-        <w:rPr>
-          <w:rFonts w:ascii="Times New Roman" w:hAnsi="Times New Roman"/>
-          <w:b w:val="0"/>
-          <w:sz w:val="28"/>
-        </w:rPr>
-        <w:t xml:space="preserve">• </w:t>
-      </w:r>
-      <w:r>
-        <w:rPr>
-          <w:rFonts w:ascii="Times New Roman" w:hAnsi="Times New Roman"/>
-          <w:sz w:val="28"/>
-        </w:rPr>
-      </w:r>
-      <w:r>
-        <w:rPr>
-          <w:rFonts w:ascii="Times New Roman" w:hAnsi="Times New Roman"/>
-          <w:b/>
-          <w:sz w:val="28"/>
-        </w:rPr>
-        <w:t>FR-3.1</w:t>
-      </w:r>
-      <w:r>
-        <w:rPr>
-          <w:rFonts w:ascii="Times New Roman" w:hAnsi="Times New Roman"/>
-          <w:sz w:val="28"/>
-        </w:rPr>
-        <w:t>: Реализация последовательно-параллельного маршрута согласования УП со сменой состояний: `Черновик` → `На проверке в АНОК` → `На согласовании (Выпускающая каф. / АНОК / Проректор)` → `Рассмотрение Ученым советом` → `Утвержден Ректором` → `Архив`.</w:t>
-      </w:r>
-    </w:p>
-    <w:p>
-      <w:pPr>
-        <w:spacing w:line="276" w:lineRule="auto" w:after="60"/>
-        <w:ind w:left="709"/>
-        <w:jc w:val="both"/>
-      </w:pPr>
-      <w:r>
-        <w:rPr>
-          <w:rFonts w:ascii="Times New Roman" w:hAnsi="Times New Roman"/>
-          <w:b w:val="0"/>
-          <w:sz w:val="28"/>
-        </w:rPr>
-        <w:t xml:space="preserve">• </w:t>
-      </w:r>
-      <w:r>
-        <w:rPr>
-          <w:rFonts w:ascii="Times New Roman" w:hAnsi="Times New Roman"/>
-          <w:sz w:val="28"/>
-        </w:rPr>
-      </w:r>
-      <w:r>
-        <w:rPr>
-          <w:rFonts w:ascii="Times New Roman" w:hAnsi="Times New Roman"/>
-          <w:b/>
-          <w:sz w:val="28"/>
-        </w:rPr>
-        <w:t>FR-3.2</w:t>
-      </w:r>
-      <w:r>
-        <w:rPr>
-          <w:rFonts w:ascii="Times New Roman" w:hAnsi="Times New Roman"/>
-          <w:sz w:val="28"/>
-        </w:rPr>
-        <w:t>: Фиксация электронной подписи (или подтвержденного факта согласования) с фиксацией даты, времени, ФИО и должности лица.</w:t>
-      </w:r>
-    </w:p>
-    <w:p>
-      <w:pPr>
-        <w:spacing w:line="276" w:lineRule="auto" w:after="60"/>
-        <w:ind w:left="709"/>
-        <w:jc w:val="both"/>
-      </w:pPr>
-      <w:r>
-        <w:rPr>
-          <w:rFonts w:ascii="Times New Roman" w:hAnsi="Times New Roman"/>
-          <w:b w:val="0"/>
-          <w:sz w:val="28"/>
-        </w:rPr>
-        <w:t xml:space="preserve">• </w:t>
-      </w:r>
-      <w:r>
-        <w:rPr>
-          <w:rFonts w:ascii="Times New Roman" w:hAnsi="Times New Roman"/>
-          <w:sz w:val="28"/>
-        </w:rPr>
-      </w:r>
-      <w:r>
-        <w:rPr>
-          <w:rFonts w:ascii="Times New Roman" w:hAnsi="Times New Roman"/>
-          <w:b/>
-          <w:sz w:val="28"/>
-        </w:rPr>
-        <w:t>FR-3.3</w:t>
-      </w:r>
-      <w:r>
-        <w:rPr>
-          <w:rFonts w:ascii="Times New Roman" w:hAnsi="Times New Roman"/>
-          <w:sz w:val="28"/>
-        </w:rPr>
-        <w:t>: Формирование готового к печати бланка титульного листа УП со всеми подписями и гербовой символикой вуза.</w:t>
-      </w:r>
-    </w:p>
-    <w:p>
-      <w:pPr>
-        <w:spacing w:before="160" w:after="80"/>
-        <w:jc w:val="left"/>
-      </w:pPr>
-      <w:r>
-        <w:rPr>
-          <w:rFonts w:ascii="Times New Roman" w:hAnsi="Times New Roman"/>
-          <w:b/>
-          <w:sz w:val="26"/>
-        </w:rPr>
-        <w:t>FR-4: Подсистема обработки служебных записок на изменение УП</w:t>
-      </w:r>
-    </w:p>
-    <w:p>
-      <w:pPr>
-        <w:spacing w:line="276" w:lineRule="auto" w:after="60"/>
-        <w:ind w:left="709"/>
-        <w:jc w:val="both"/>
-      </w:pPr>
-      <w:r>
-        <w:rPr>
-          <w:rFonts w:ascii="Times New Roman" w:hAnsi="Times New Roman"/>
-          <w:b w:val="0"/>
-          <w:sz w:val="28"/>
-        </w:rPr>
-        <w:t xml:space="preserve">• </w:t>
-      </w:r>
-      <w:r>
-        <w:rPr>
-          <w:rFonts w:ascii="Times New Roman" w:hAnsi="Times New Roman"/>
-          <w:sz w:val="28"/>
-        </w:rPr>
-      </w:r>
-      <w:r>
-        <w:rPr>
-          <w:rFonts w:ascii="Times New Roman" w:hAnsi="Times New Roman"/>
-          <w:b/>
-          <w:sz w:val="28"/>
-        </w:rPr>
-        <w:t>FR-4.1</w:t>
-      </w:r>
-      <w:r>
-        <w:rPr>
-          <w:rFonts w:ascii="Times New Roman" w:hAnsi="Times New Roman"/>
-          <w:sz w:val="28"/>
-        </w:rPr>
-        <w:t>: Создание электронных служебных записок до начала семестра с четким указанием типа изменения («Было» / «Стало»).</w:t>
-      </w:r>
-    </w:p>
-    <w:p>
-      <w:pPr>
-        <w:spacing w:line="276" w:lineRule="auto" w:after="60"/>
-        <w:ind w:left="709"/>
-        <w:jc w:val="both"/>
-      </w:pPr>
-      <w:r>
-        <w:rPr>
-          <w:rFonts w:ascii="Times New Roman" w:hAnsi="Times New Roman"/>
-          <w:b w:val="0"/>
-          <w:sz w:val="28"/>
-        </w:rPr>
-        <w:t xml:space="preserve">• </w:t>
-      </w:r>
-      <w:r>
-        <w:rPr>
-          <w:rFonts w:ascii="Times New Roman" w:hAnsi="Times New Roman"/>
-          <w:sz w:val="28"/>
-        </w:rPr>
-      </w:r>
-      <w:r>
-        <w:rPr>
-          <w:rFonts w:ascii="Times New Roman" w:hAnsi="Times New Roman"/>
-          <w:b/>
-          <w:sz w:val="28"/>
-        </w:rPr>
-        <w:t>FR-4.2</w:t>
-      </w:r>
-      <w:r>
-        <w:rPr>
-          <w:rFonts w:ascii="Times New Roman" w:hAnsi="Times New Roman"/>
-          <w:sz w:val="28"/>
-        </w:rPr>
-        <w:t>: Двустороннее согласование служебной записки (выпускающая кафедра + обеспечивающая кафедра).</w:t>
-      </w:r>
-    </w:p>
-    <w:p>
-      <w:pPr>
-        <w:spacing w:line="276" w:lineRule="auto" w:after="60"/>
-        <w:ind w:left="709"/>
-        <w:jc w:val="both"/>
-      </w:pPr>
-      <w:r>
-        <w:rPr>
-          <w:rFonts w:ascii="Times New Roman" w:hAnsi="Times New Roman"/>
-          <w:b w:val="0"/>
-          <w:sz w:val="28"/>
-        </w:rPr>
-        <w:t xml:space="preserve">• </w:t>
-      </w:r>
-      <w:r>
-        <w:rPr>
-          <w:rFonts w:ascii="Times New Roman" w:hAnsi="Times New Roman"/>
-          <w:sz w:val="28"/>
-        </w:rPr>
-      </w:r>
-      <w:r>
-        <w:rPr>
-          <w:rFonts w:ascii="Times New Roman" w:hAnsi="Times New Roman"/>
-          <w:b/>
-          <w:sz w:val="28"/>
-        </w:rPr>
-        <w:t>FR-4.3</w:t>
-      </w:r>
-      <w:r>
-        <w:rPr>
-          <w:rFonts w:ascii="Times New Roman" w:hAnsi="Times New Roman"/>
-          <w:sz w:val="28"/>
-        </w:rPr>
-        <w:t>: Рабочее место сотрудника АНОК для применения изменений из служебной записки в УП в один клик либо с ручной верификацией.</w:t>
-      </w:r>
-    </w:p>
-    <w:p>
-      <w:pPr>
-        <w:spacing w:line="276" w:lineRule="auto" w:after="60"/>
-        <w:ind w:left="709"/>
-        <w:jc w:val="both"/>
-      </w:pPr>
-      <w:r>
-        <w:rPr>
-          <w:rFonts w:ascii="Times New Roman" w:hAnsi="Times New Roman"/>
-          <w:b w:val="0"/>
-          <w:sz w:val="28"/>
-        </w:rPr>
-        <w:t xml:space="preserve">• </w:t>
-      </w:r>
-      <w:r>
-        <w:rPr>
-          <w:rFonts w:ascii="Times New Roman" w:hAnsi="Times New Roman"/>
-          <w:sz w:val="28"/>
-        </w:rPr>
-      </w:r>
-      <w:r>
-        <w:rPr>
-          <w:rFonts w:ascii="Times New Roman" w:hAnsi="Times New Roman"/>
-          <w:b/>
-          <w:sz w:val="28"/>
-        </w:rPr>
-        <w:t>FR-4.4</w:t>
-      </w:r>
-      <w:r>
-        <w:rPr>
-          <w:rFonts w:ascii="Times New Roman" w:hAnsi="Times New Roman"/>
-          <w:sz w:val="28"/>
-        </w:rPr>
-        <w:t>: Версионирование УП: сохранение истории каждой редакции (v1.0, v1.1 и т.д.) с протоколированием авторства изменений.</w:t>
-      </w:r>
-    </w:p>
-    <w:p>
-      <w:pPr>
-        <w:spacing w:before="160" w:after="80"/>
-        <w:jc w:val="left"/>
-      </w:pPr>
-      <w:r>
-        <w:rPr>
-          <w:rFonts w:ascii="Times New Roman" w:hAnsi="Times New Roman"/>
-          <w:b/>
-          <w:sz w:val="26"/>
-        </w:rPr>
-        <w:t>FR-5: Подсистема публичного каталога, поиска и уведомлений</w:t>
-      </w:r>
-    </w:p>
-    <w:p>
-      <w:pPr>
-        <w:spacing w:line="276" w:lineRule="auto" w:after="60"/>
-        <w:ind w:left="709"/>
-        <w:jc w:val="both"/>
-      </w:pPr>
-      <w:r>
-        <w:rPr>
-          <w:rFonts w:ascii="Times New Roman" w:hAnsi="Times New Roman"/>
-          <w:b w:val="0"/>
-          <w:sz w:val="28"/>
-        </w:rPr>
-        <w:t xml:space="preserve">• </w:t>
-      </w:r>
-      <w:r>
-        <w:rPr>
-          <w:rFonts w:ascii="Times New Roman" w:hAnsi="Times New Roman"/>
-          <w:sz w:val="28"/>
-        </w:rPr>
-      </w:r>
-      <w:r>
-        <w:rPr>
-          <w:rFonts w:ascii="Times New Roman" w:hAnsi="Times New Roman"/>
-          <w:b/>
-          <w:sz w:val="28"/>
-        </w:rPr>
-        <w:t>FR-5.1</w:t>
-      </w:r>
-      <w:r>
-        <w:rPr>
-          <w:rFonts w:ascii="Times New Roman" w:hAnsi="Times New Roman"/>
-          <w:sz w:val="28"/>
-        </w:rPr>
-        <w:t>: Публичный реестр утвержденных УП с фильтрацией по институтам, направлениям подготовки, году набора и форме обучения для студентов и преподавателей.</w:t>
-      </w:r>
-    </w:p>
-    <w:p>
-      <w:pPr>
-        <w:spacing w:line="276" w:lineRule="auto" w:after="60"/>
-        <w:ind w:left="709"/>
-        <w:jc w:val="both"/>
-      </w:pPr>
-      <w:r>
-        <w:rPr>
-          <w:rFonts w:ascii="Times New Roman" w:hAnsi="Times New Roman"/>
-          <w:b w:val="0"/>
-          <w:sz w:val="28"/>
-        </w:rPr>
-        <w:t xml:space="preserve">• </w:t>
-      </w:r>
-      <w:r>
-        <w:rPr>
-          <w:rFonts w:ascii="Times New Roman" w:hAnsi="Times New Roman"/>
-          <w:sz w:val="28"/>
-        </w:rPr>
-      </w:r>
-      <w:r>
-        <w:rPr>
-          <w:rFonts w:ascii="Times New Roman" w:hAnsi="Times New Roman"/>
-          <w:b/>
-          <w:sz w:val="28"/>
-        </w:rPr>
-        <w:t>FR-5.2</w:t>
-      </w:r>
-      <w:r>
-        <w:rPr>
-          <w:rFonts w:ascii="Times New Roman" w:hAnsi="Times New Roman"/>
-          <w:sz w:val="28"/>
-        </w:rPr>
-        <w:t>: Модуль email- и web-уведомлений о смене статусов документов, поступлении на согласование и приближении контрольных сроков.</w:t>
-      </w:r>
-    </w:p>
-    <w:p>
-      <w:pPr>
-        <w:spacing w:before="160" w:after="80"/>
-        <w:jc w:val="left"/>
-      </w:pPr>
-      <w:r>
-        <w:rPr>
-          <w:rFonts w:ascii="Times New Roman" w:hAnsi="Times New Roman"/>
-          <w:b/>
-          <w:sz w:val="26"/>
-        </w:rPr>
-        <w:t>FR-6: Подсистема администрирования и безопасности</w:t>
-      </w:r>
-    </w:p>
-    <w:p>
-      <w:pPr>
-        <w:spacing w:line="276" w:lineRule="auto" w:after="60"/>
-        <w:ind w:left="709"/>
-        <w:jc w:val="both"/>
-      </w:pPr>
-      <w:r>
-        <w:rPr>
-          <w:rFonts w:ascii="Times New Roman" w:hAnsi="Times New Roman"/>
-          <w:b w:val="0"/>
-          <w:sz w:val="28"/>
-        </w:rPr>
-        <w:t xml:space="preserve">• </w:t>
-      </w:r>
-      <w:r>
-        <w:rPr>
-          <w:rFonts w:ascii="Times New Roman" w:hAnsi="Times New Roman"/>
-          <w:sz w:val="28"/>
-        </w:rPr>
-      </w:r>
-      <w:r>
-        <w:rPr>
-          <w:rFonts w:ascii="Times New Roman" w:hAnsi="Times New Roman"/>
-          <w:b/>
-          <w:sz w:val="28"/>
-        </w:rPr>
-        <w:t>FR-6.1</w:t>
-      </w:r>
-      <w:r>
-        <w:rPr>
-          <w:rFonts w:ascii="Times New Roman" w:hAnsi="Times New Roman"/>
-          <w:sz w:val="28"/>
-        </w:rPr>
-        <w:t>: Ролевая модель доступа (RBAC) с разграничением прав на уровне кафедр, факультетов и подразделений.</w:t>
-      </w:r>
-    </w:p>
-    <w:p>
-      <w:pPr>
-        <w:spacing w:line="276" w:lineRule="auto" w:after="60"/>
-        <w:ind w:left="709"/>
-        <w:jc w:val="both"/>
-      </w:pPr>
-      <w:r>
-        <w:rPr>
-          <w:rFonts w:ascii="Times New Roman" w:hAnsi="Times New Roman"/>
-          <w:b w:val="0"/>
-          <w:sz w:val="28"/>
-        </w:rPr>
-        <w:t xml:space="preserve">• </w:t>
-      </w:r>
-      <w:r>
-        <w:rPr>
-          <w:rFonts w:ascii="Times New Roman" w:hAnsi="Times New Roman"/>
-          <w:sz w:val="28"/>
-        </w:rPr>
-      </w:r>
-      <w:r>
-        <w:rPr>
-          <w:rFonts w:ascii="Times New Roman" w:hAnsi="Times New Roman"/>
-          <w:b/>
-          <w:sz w:val="28"/>
-        </w:rPr>
-        <w:t>FR-6.2</w:t>
-      </w:r>
-      <w:r>
-        <w:rPr>
-          <w:rFonts w:ascii="Times New Roman" w:hAnsi="Times New Roman"/>
-          <w:sz w:val="28"/>
-        </w:rPr>
-        <w:t>: Журналирование всех действий пользователей (Audit Log) с защитой от изменения логов.</w:t>
-      </w:r>
-    </w:p>
-    <w:p>
-      <w:pPr>
-        <w:spacing w:before="160" w:after="80"/>
-        <w:jc w:val="left"/>
-      </w:pPr>
-      <w:r>
-        <w:rPr>
-          <w:rFonts w:ascii="Times New Roman" w:hAnsi="Times New Roman"/>
-          <w:b/>
-          <w:sz w:val="26"/>
-        </w:rPr>
-        <w:t>4.2. Нефункциональные требования (Non-Functional Requirements)</w:t>
-      </w:r>
-    </w:p>
-    <w:p>
-      <w:pPr>
-        <w:spacing w:line="276" w:lineRule="auto" w:after="60"/>
-        <w:ind w:left="709"/>
-        <w:jc w:val="both"/>
-      </w:pPr>
-      <w:r>
-        <w:rPr>
-          <w:rFonts w:ascii="Times New Roman" w:hAnsi="Times New Roman"/>
-          <w:b w:val="0"/>
-          <w:sz w:val="28"/>
-        </w:rPr>
-        <w:t xml:space="preserve">• </w:t>
-      </w:r>
-      <w:r>
-        <w:rPr>
-          <w:rFonts w:ascii="Times New Roman" w:hAnsi="Times New Roman"/>
-          <w:sz w:val="28"/>
-        </w:rPr>
-      </w:r>
-      <w:r>
-        <w:rPr>
-          <w:rFonts w:ascii="Times New Roman" w:hAnsi="Times New Roman"/>
-          <w:b/>
-          <w:sz w:val="28"/>
-        </w:rPr>
-        <w:t>NFR-1 (Стек технологий)</w:t>
-      </w:r>
-      <w:r>
-        <w:rPr>
-          <w:rFonts w:ascii="Times New Roman" w:hAnsi="Times New Roman"/>
-          <w:sz w:val="28"/>
-        </w:rPr>
-        <w:t xml:space="preserve">: Система должна быть реализована на бесплатном открытом стеке: </w:t>
-      </w:r>
-      <w:r>
-        <w:rPr>
-          <w:rFonts w:ascii="Times New Roman" w:hAnsi="Times New Roman"/>
-          <w:b/>
-          <w:sz w:val="28"/>
-        </w:rPr>
-        <w:t>PHP (версии 8.1+)</w:t>
-      </w:r>
-      <w:r>
-        <w:rPr>
-          <w:rFonts w:ascii="Times New Roman" w:hAnsi="Times New Roman"/>
-          <w:sz w:val="28"/>
-        </w:rPr>
-        <w:t xml:space="preserve">, </w:t>
-      </w:r>
-      <w:r>
-        <w:rPr>
-          <w:rFonts w:ascii="Times New Roman" w:hAnsi="Times New Roman"/>
-          <w:b/>
-          <w:sz w:val="28"/>
-        </w:rPr>
-        <w:t>СУБД MariaDB / MySQL (версии 8.0+)</w:t>
-      </w:r>
-      <w:r>
-        <w:rPr>
-          <w:rFonts w:ascii="Times New Roman" w:hAnsi="Times New Roman"/>
-          <w:sz w:val="28"/>
-        </w:rPr>
-        <w:t xml:space="preserve">, веб-сервер </w:t>
-      </w:r>
-      <w:r>
-        <w:rPr>
-          <w:rFonts w:ascii="Times New Roman" w:hAnsi="Times New Roman"/>
-          <w:b/>
-          <w:sz w:val="28"/>
-        </w:rPr>
-        <w:t>Nginx / Apache</w:t>
-      </w:r>
-      <w:r>
-        <w:rPr>
-          <w:rFonts w:ascii="Times New Roman" w:hAnsi="Times New Roman"/>
-          <w:sz w:val="28"/>
-        </w:rPr>
-        <w:t>.</w:t>
-      </w:r>
-    </w:p>
-    <w:p>
-      <w:pPr>
-        <w:spacing w:line="276" w:lineRule="auto" w:after="60"/>
-        <w:ind w:left="709"/>
-        <w:jc w:val="both"/>
-      </w:pPr>
-      <w:r>
-        <w:rPr>
-          <w:rFonts w:ascii="Times New Roman" w:hAnsi="Times New Roman"/>
-          <w:b w:val="0"/>
-          <w:sz w:val="28"/>
-        </w:rPr>
-        <w:t xml:space="preserve">• </w:t>
-      </w:r>
-      <w:r>
-        <w:rPr>
-          <w:rFonts w:ascii="Times New Roman" w:hAnsi="Times New Roman"/>
-          <w:sz w:val="28"/>
-        </w:rPr>
-      </w:r>
-      <w:r>
-        <w:rPr>
-          <w:rFonts w:ascii="Times New Roman" w:hAnsi="Times New Roman"/>
-          <w:b/>
-          <w:sz w:val="28"/>
-        </w:rPr>
-        <w:t>NFR-2 (Производительность)</w:t>
-      </w:r>
-      <w:r>
-        <w:rPr>
-          <w:rFonts w:ascii="Times New Roman" w:hAnsi="Times New Roman"/>
-          <w:sz w:val="28"/>
-        </w:rPr>
-        <w:t>: Время отклика страниц портала при операциях поиска и просмотра не должно превышать 1.5 секунд; время выполнения автоматической проверки УП по ФГОС — не более 3 секунд при одновременной работе до 100 активных пользователей.</w:t>
-      </w:r>
-    </w:p>
-    <w:p>
-      <w:pPr>
-        <w:spacing w:line="276" w:lineRule="auto" w:after="60"/>
-        <w:ind w:left="709"/>
-        <w:jc w:val="both"/>
-      </w:pPr>
-      <w:r>
-        <w:rPr>
-          <w:rFonts w:ascii="Times New Roman" w:hAnsi="Times New Roman"/>
-          <w:b w:val="0"/>
-          <w:sz w:val="28"/>
-        </w:rPr>
-        <w:t xml:space="preserve">• </w:t>
-      </w:r>
-      <w:r>
-        <w:rPr>
-          <w:rFonts w:ascii="Times New Roman" w:hAnsi="Times New Roman"/>
-          <w:sz w:val="28"/>
-        </w:rPr>
-      </w:r>
-      <w:r>
-        <w:rPr>
-          <w:rFonts w:ascii="Times New Roman" w:hAnsi="Times New Roman"/>
-          <w:b/>
-          <w:sz w:val="28"/>
-        </w:rPr>
-        <w:t>NFR-3 (Безопасность)</w:t>
-      </w:r>
-      <w:r>
-        <w:rPr>
-          <w:rFonts w:ascii="Times New Roman" w:hAnsi="Times New Roman"/>
-          <w:sz w:val="28"/>
-        </w:rPr>
-        <w:t>: Защита от типовых веб-уязвимостей (OWASP Top-10: SQL-инъекции, XSS, CSRF). Хранение паролей с использованием надежных алгоритмов хеширования (bcrypt / Argon2id).</w:t>
-      </w:r>
-    </w:p>
-    <w:p>
-      <w:pPr>
-        <w:spacing w:line="276" w:lineRule="auto" w:after="60"/>
-        <w:ind w:left="709"/>
-        <w:jc w:val="both"/>
-      </w:pPr>
-      <w:r>
-        <w:rPr>
-          <w:rFonts w:ascii="Times New Roman" w:hAnsi="Times New Roman"/>
-          <w:b w:val="0"/>
-          <w:sz w:val="28"/>
-        </w:rPr>
-        <w:t xml:space="preserve">• </w:t>
-      </w:r>
-      <w:r>
-        <w:rPr>
-          <w:rFonts w:ascii="Times New Roman" w:hAnsi="Times New Roman"/>
-          <w:sz w:val="28"/>
-        </w:rPr>
-      </w:r>
-      <w:r>
-        <w:rPr>
-          <w:rFonts w:ascii="Times New Roman" w:hAnsi="Times New Roman"/>
-          <w:b/>
-          <w:sz w:val="28"/>
-        </w:rPr>
-        <w:t>NFR-4 (Отказоустойчивость и хранение данных)</w:t>
-      </w:r>
-      <w:r>
-        <w:rPr>
-          <w:rFonts w:ascii="Times New Roman" w:hAnsi="Times New Roman"/>
-          <w:sz w:val="28"/>
-        </w:rPr>
-        <w:t>: Ежедневное резервное копирование базы данных и загруженных файлов. Целостность связей данных при удалении/архивировании записей.</w:t>
-      </w:r>
-    </w:p>
-    <w:p>
-      <w:pPr>
-        <w:spacing w:line="276" w:lineRule="auto" w:after="60"/>
-        <w:ind w:left="709"/>
-        <w:jc w:val="both"/>
-      </w:pPr>
-      <w:r>
-        <w:rPr>
-          <w:rFonts w:ascii="Times New Roman" w:hAnsi="Times New Roman"/>
-          <w:b w:val="0"/>
-          <w:sz w:val="28"/>
-        </w:rPr>
-        <w:t xml:space="preserve">• </w:t>
-      </w:r>
-      <w:r>
-        <w:rPr>
-          <w:rFonts w:ascii="Times New Roman" w:hAnsi="Times New Roman"/>
-          <w:sz w:val="28"/>
-        </w:rPr>
-      </w:r>
-      <w:r>
-        <w:rPr>
-          <w:rFonts w:ascii="Times New Roman" w:hAnsi="Times New Roman"/>
-          <w:b/>
-          <w:sz w:val="28"/>
-        </w:rPr>
-        <w:t>NFR-5 (Кроссплатформенность и интерфейс)</w:t>
-      </w:r>
-      <w:r>
-        <w:rPr>
-          <w:rFonts w:ascii="Times New Roman" w:hAnsi="Times New Roman"/>
-          <w:sz w:val="28"/>
-        </w:rPr>
-        <w:t>: Адаптивный веб-интерфейс, корректное отображение на всех современных браузерах (Яндекс.Браузер, Chrome, Firefox, Edge, Safari) и мобильных устройствах.</w:t>
-      </w:r>
-    </w:p>
-    <w:p>
-      <w:pPr>
-        <w:spacing w:line="276" w:lineRule="auto" w:after="60"/>
-        <w:ind w:left="709"/>
-        <w:jc w:val="both"/>
-      </w:pPr>
-      <w:r>
-        <w:rPr>
-          <w:rFonts w:ascii="Times New Roman" w:hAnsi="Times New Roman"/>
-          <w:b w:val="0"/>
-          <w:sz w:val="28"/>
-        </w:rPr>
-        <w:t xml:space="preserve">• </w:t>
-      </w:r>
-      <w:r>
-        <w:rPr>
-          <w:rFonts w:ascii="Times New Roman" w:hAnsi="Times New Roman"/>
-          <w:sz w:val="28"/>
-        </w:rPr>
-      </w:r>
-      <w:r>
-        <w:rPr>
-          <w:rFonts w:ascii="Times New Roman" w:hAnsi="Times New Roman"/>
-          <w:b/>
-          <w:sz w:val="28"/>
-        </w:rPr>
-        <w:t>NFR-6 (Масштабируемость)</w:t>
-      </w:r>
-      <w:r>
-        <w:rPr>
-          <w:rFonts w:ascii="Times New Roman" w:hAnsi="Times New Roman"/>
-          <w:sz w:val="28"/>
-        </w:rPr>
-        <w:t>: Модульная архитектура, обеспечивающая возможность добавления новых модулей (например, модуля распределения нагрузки кафедр или интеграции с 1С:Университет).</w:t>
-      </w:r>
-    </w:p>
-    <w:p>
-      <w:pPr>
-        <w:spacing w:before="240" w:after="120"/>
-        <w:jc w:val="left"/>
-      </w:pPr>
-      <w:r>
-        <w:rPr>
-          <w:rFonts w:ascii="Times New Roman" w:hAnsi="Times New Roman"/>
-          <w:b/>
-          <w:sz w:val="28"/>
-        </w:rPr>
-        <w:t>5. Сравнительный анализ инструментальных средств</w:t>
-      </w:r>
-    </w:p>
-    <w:p>
-      <w:pPr>
-        <w:spacing w:line="276" w:lineRule="auto" w:after="120"/>
-        <w:ind w:firstLine="709"/>
-        <w:jc w:val="both"/>
-      </w:pPr>
-      <w:r>
-        <w:rPr>
-          <w:rFonts w:ascii="Times New Roman" w:hAnsi="Times New Roman"/>
-          <w:sz w:val="28"/>
-        </w:rPr>
-        <w:t xml:space="preserve">В соответствии с заданием, рассматриваются бесплатные инструментальные средства для создания веб-порталов на базе </w:t>
-      </w:r>
-      <w:r>
-        <w:rPr>
-          <w:rFonts w:ascii="Times New Roman" w:hAnsi="Times New Roman"/>
-          <w:b/>
-          <w:sz w:val="28"/>
-        </w:rPr>
-        <w:t>PHP</w:t>
-      </w:r>
-      <w:r>
-        <w:rPr>
-          <w:rFonts w:ascii="Times New Roman" w:hAnsi="Times New Roman"/>
-          <w:sz w:val="28"/>
-        </w:rPr>
-        <w:t xml:space="preserve"> и </w:t>
-      </w:r>
-      <w:r>
-        <w:rPr>
-          <w:rFonts w:ascii="Times New Roman" w:hAnsi="Times New Roman"/>
-          <w:b/>
-          <w:sz w:val="28"/>
-        </w:rPr>
-        <w:t>MySQL / MariaDB</w:t>
-      </w:r>
-      <w:r>
-        <w:rPr>
-          <w:rFonts w:ascii="Times New Roman" w:hAnsi="Times New Roman"/>
-          <w:sz w:val="28"/>
-        </w:rPr>
-        <w:t>.</w:t>
-      </w:r>
-    </w:p>
-    <w:p>
-      <w:pPr>
-        <w:spacing w:line="276" w:lineRule="auto" w:after="120"/>
-        <w:ind w:firstLine="709"/>
-        <w:jc w:val="both"/>
-      </w:pPr>
-      <w:r>
-        <w:rPr>
-          <w:rFonts w:ascii="Times New Roman" w:hAnsi="Times New Roman"/>
-          <w:sz w:val="28"/>
-        </w:rPr>
-        <w:t>Для сравнительного анализа выбраны следующие платформы:</w:t>
-      </w:r>
-    </w:p>
-    <w:p>
-      <w:pPr>
-        <w:spacing w:line="276" w:lineRule="auto" w:after="60"/>
-        <w:ind w:left="709"/>
-        <w:jc w:val="both"/>
-      </w:pPr>
-      <w:r>
-        <w:rPr>
-          <w:rFonts w:ascii="Times New Roman" w:hAnsi="Times New Roman"/>
-          <w:b/>
-          <w:sz w:val="28"/>
-        </w:rPr>
-        <w:t xml:space="preserve">1. </w:t>
-      </w:r>
-      <w:r>
-        <w:rPr>
-          <w:rFonts w:ascii="Times New Roman" w:hAnsi="Times New Roman"/>
-          <w:sz w:val="28"/>
-        </w:rPr>
-      </w:r>
-      <w:r>
-        <w:rPr>
-          <w:rFonts w:ascii="Times New Roman" w:hAnsi="Times New Roman"/>
-          <w:b/>
-          <w:sz w:val="28"/>
-        </w:rPr>
-        <w:t>Drupal 10 / 11</w:t>
-      </w:r>
-      <w:r>
-        <w:rPr>
-          <w:rFonts w:ascii="Times New Roman" w:hAnsi="Times New Roman"/>
-          <w:sz w:val="28"/>
-        </w:rPr>
-        <w:t xml:space="preserve"> — мощная платформа управления контентом и CMF (Content Management Framework) корпоративного уровня.</w:t>
-      </w:r>
-    </w:p>
-    <w:p>
-      <w:pPr>
-        <w:spacing w:line="276" w:lineRule="auto" w:after="60"/>
-        <w:ind w:left="709"/>
-        <w:jc w:val="both"/>
-      </w:pPr>
-      <w:r>
-        <w:rPr>
-          <w:rFonts w:ascii="Times New Roman" w:hAnsi="Times New Roman"/>
-          <w:b/>
-          <w:sz w:val="28"/>
-        </w:rPr>
-        <w:t xml:space="preserve">2. </w:t>
-      </w:r>
-      <w:r>
-        <w:rPr>
-          <w:rFonts w:ascii="Times New Roman" w:hAnsi="Times New Roman"/>
-          <w:sz w:val="28"/>
-        </w:rPr>
-      </w:r>
-      <w:r>
-        <w:rPr>
-          <w:rFonts w:ascii="Times New Roman" w:hAnsi="Times New Roman"/>
-          <w:b/>
-          <w:sz w:val="28"/>
-        </w:rPr>
-        <w:t>WordPress</w:t>
-      </w:r>
-      <w:r>
-        <w:rPr>
-          <w:rFonts w:ascii="Times New Roman" w:hAnsi="Times New Roman"/>
-          <w:sz w:val="28"/>
-        </w:rPr>
-        <w:t xml:space="preserve"> (с экосистемой ACF Pro / Pods / Workflow плагинов) — наиболее популярная в мире CMS с расширяемой архитектурой.</w:t>
-      </w:r>
-    </w:p>
-    <w:p>
-      <w:pPr>
-        <w:spacing w:line="276" w:lineRule="auto" w:after="60"/>
-        <w:ind w:left="709"/>
-        <w:jc w:val="both"/>
-      </w:pPr>
-      <w:r>
-        <w:rPr>
-          <w:rFonts w:ascii="Times New Roman" w:hAnsi="Times New Roman"/>
-          <w:b/>
-          <w:sz w:val="28"/>
-        </w:rPr>
-        <w:t xml:space="preserve">3. </w:t>
-      </w:r>
-      <w:r>
-        <w:rPr>
-          <w:rFonts w:ascii="Times New Roman" w:hAnsi="Times New Roman"/>
-          <w:sz w:val="28"/>
-        </w:rPr>
-      </w:r>
-      <w:r>
-        <w:rPr>
-          <w:rFonts w:ascii="Times New Roman" w:hAnsi="Times New Roman"/>
-          <w:b/>
-          <w:sz w:val="28"/>
-        </w:rPr>
-        <w:t>Joomla! 5</w:t>
-      </w:r>
-      <w:r>
-        <w:rPr>
-          <w:rFonts w:ascii="Times New Roman" w:hAnsi="Times New Roman"/>
-          <w:sz w:val="28"/>
-        </w:rPr>
-        <w:t xml:space="preserve"> — классическая CMS с развитой системой разграничения прав доступа (ACL) и встроенными настраиваемыми полями.</w:t>
-      </w:r>
-    </w:p>
-    <w:p>
-      <w:pPr>
-        <w:spacing w:line="276" w:lineRule="auto" w:after="60"/>
-        <w:ind w:left="709"/>
-        <w:jc w:val="both"/>
-      </w:pPr>
-      <w:r>
-        <w:rPr>
-          <w:rFonts w:ascii="Times New Roman" w:hAnsi="Times New Roman"/>
-          <w:b/>
-          <w:sz w:val="28"/>
-        </w:rPr>
-        <w:t xml:space="preserve">4. </w:t>
-      </w:r>
-      <w:r>
-        <w:rPr>
-          <w:rFonts w:ascii="Times New Roman" w:hAnsi="Times New Roman"/>
-          <w:sz w:val="28"/>
-        </w:rPr>
-      </w:r>
-      <w:r>
-        <w:rPr>
-          <w:rFonts w:ascii="Times New Roman" w:hAnsi="Times New Roman"/>
-          <w:b/>
-          <w:sz w:val="28"/>
-        </w:rPr>
-        <w:t>OctoberCMS / WinterCMS (на базе Laravel)</w:t>
-      </w:r>
-      <w:r>
-        <w:rPr>
-          <w:rFonts w:ascii="Times New Roman" w:hAnsi="Times New Roman"/>
-          <w:sz w:val="28"/>
-        </w:rPr>
-        <w:t xml:space="preserve"> — гибридная CMF для разработки веб-приложений на современном PHP.</w:t>
-      </w:r>
-    </w:p>
-    <w:p>
-      <w:pPr>
-        <w:spacing w:before="160" w:after="80"/>
-        <w:jc w:val="left"/>
-      </w:pPr>
-      <w:r>
-        <w:rPr>
-          <w:rFonts w:ascii="Times New Roman" w:hAnsi="Times New Roman"/>
-          <w:b/>
-          <w:sz w:val="26"/>
-        </w:rPr>
-        <w:t>5.1. Сравнительная таблица характеристик</w:t>
+        <w:t>5. Сравнение средств</w:t>
       </w:r>
     </w:p>
     <w:p>
@@ -5650,7 +1027,7 @@
           <w:b/>
           <w:sz w:val="24"/>
         </w:rPr>
-        <w:t>Таблица 3 — Спецификация данных</w:t>
+        <w:t>Таблица 2 — Спецификация данных</w:t>
       </w:r>
     </w:p>
     <w:tbl>
@@ -5668,17 +1045,15 @@
         </w:tblBorders>
       </w:tblPr>
       <w:tblGrid>
-        <w:gridCol w:w="1559"/>
-        <w:gridCol w:w="1559"/>
-        <w:gridCol w:w="1559"/>
-        <w:gridCol w:w="1559"/>
-        <w:gridCol w:w="1559"/>
-        <w:gridCol w:w="1559"/>
+        <w:gridCol w:w="2339"/>
+        <w:gridCol w:w="2339"/>
+        <w:gridCol w:w="2339"/>
+        <w:gridCol w:w="2339"/>
       </w:tblGrid>
       <w:tr>
         <w:tc>
           <w:tcPr>
-            <w:tcW w:type="dxa" w:w="1559"/>
+            <w:tcW w:type="dxa" w:w="2339"/>
             <w:tcMar>
               <w:top w:w="100" w:type="dxa"/>
               <w:bottom w:w="100" w:type="dxa"/>
@@ -5698,13 +1073,13 @@
                 <w:b/>
                 <w:sz w:val="22"/>
               </w:rPr>
-              <w:t>Критерий оценки</w:t>
+              <w:t>Средство</w:t>
             </w:r>
           </w:p>
         </w:tc>
         <w:tc>
           <w:tcPr>
-            <w:tcW w:type="dxa" w:w="1559"/>
+            <w:tcW w:type="dxa" w:w="2339"/>
             <w:tcMar>
               <w:top w:w="100" w:type="dxa"/>
               <w:bottom w:w="100" w:type="dxa"/>
@@ -5724,13 +1099,13 @@
                 <w:b/>
                 <w:sz w:val="22"/>
               </w:rPr>
-              <w:t>Вес</w:t>
+              <w:t>PHP</w:t>
             </w:r>
           </w:p>
         </w:tc>
         <w:tc>
           <w:tcPr>
-            <w:tcW w:type="dxa" w:w="1559"/>
+            <w:tcW w:type="dxa" w:w="2339"/>
             <w:tcMar>
               <w:top w:w="100" w:type="dxa"/>
               <w:bottom w:w="100" w:type="dxa"/>
@@ -5750,13 +1125,13 @@
                 <w:b/>
                 <w:sz w:val="22"/>
               </w:rPr>
-              <w:t>Drupal 10</w:t>
+              <w:t>MySQL/MariaDB</w:t>
             </w:r>
           </w:p>
         </w:tc>
         <w:tc>
           <w:tcPr>
-            <w:tcW w:type="dxa" w:w="1559"/>
+            <w:tcW w:type="dxa" w:w="2339"/>
             <w:tcMar>
               <w:top w:w="100" w:type="dxa"/>
               <w:bottom w:w="100" w:type="dxa"/>
@@ -5776,59 +1151,7 @@
                 <w:b/>
                 <w:sz w:val="22"/>
               </w:rPr>
-              <w:t>WordPress (ACF)</w:t>
-            </w:r>
-          </w:p>
-        </w:tc>
-        <w:tc>
-          <w:tcPr>
-            <w:tcW w:type="dxa" w:w="1559"/>
-            <w:tcMar>
-              <w:top w:w="100" w:type="dxa"/>
-              <w:bottom w:w="100" w:type="dxa"/>
-              <w:left w:w="150" w:type="dxa"/>
-              <w:right w:w="150" w:type="dxa"/>
-            </w:tcMar>
-            <w:shd w:fill="E2E8F0"/>
-          </w:tcPr>
-          <w:p>
-            <w:pPr>
-              <w:spacing w:before="40" w:after="40" w:line="252" w:lineRule="auto"/>
-              <w:jc w:val="left"/>
-            </w:pPr>
-            <w:r>
-              <w:rPr>
-                <w:rFonts w:ascii="Times New Roman" w:hAnsi="Times New Roman"/>
-                <w:b/>
-                <w:sz w:val="22"/>
-              </w:rPr>
-              <w:t>Joomla! 5</w:t>
-            </w:r>
-          </w:p>
-        </w:tc>
-        <w:tc>
-          <w:tcPr>
-            <w:tcW w:type="dxa" w:w="1559"/>
-            <w:tcMar>
-              <w:top w:w="100" w:type="dxa"/>
-              <w:bottom w:w="100" w:type="dxa"/>
-              <w:left w:w="150" w:type="dxa"/>
-              <w:right w:w="150" w:type="dxa"/>
-            </w:tcMar>
-            <w:shd w:fill="E2E8F0"/>
-          </w:tcPr>
-          <w:p>
-            <w:pPr>
-              <w:spacing w:before="40" w:after="40" w:line="252" w:lineRule="auto"/>
-              <w:jc w:val="left"/>
-            </w:pPr>
-            <w:r>
-              <w:rPr>
-                <w:rFonts w:ascii="Times New Roman" w:hAnsi="Times New Roman"/>
-                <w:b/>
-                <w:sz w:val="22"/>
-              </w:rPr>
-              <w:t>WinterCMS (Laravel)</w:t>
+              <w:t>Особенности</w:t>
             </w:r>
           </w:p>
         </w:tc>
@@ -5836,7 +1159,7 @@
       <w:tr>
         <w:tc>
           <w:tcPr>
-            <w:tcW w:type="dxa" w:w="1559"/>
+            <w:tcW w:type="dxa" w:w="2339"/>
             <w:tcMar>
               <w:top w:w="100" w:type="dxa"/>
               <w:bottom w:w="100" w:type="dxa"/>
@@ -5854,26 +1177,13 @@
                 <w:rFonts w:ascii="Times New Roman" w:hAnsi="Times New Roman"/>
                 <w:sz w:val="22"/>
               </w:rPr>
-            </w:r>
-            <w:r>
-              <w:rPr>
-                <w:rFonts w:ascii="Times New Roman" w:hAnsi="Times New Roman"/>
-                <w:b/>
-                <w:sz w:val="22"/>
-              </w:rPr>
-              <w:t>Лицензия и бесплатность</w:t>
-            </w:r>
-            <w:r>
-              <w:rPr>
-                <w:rFonts w:ascii="Times New Roman" w:hAnsi="Times New Roman"/>
-                <w:sz w:val="22"/>
-              </w:rPr>
+              <w:t>Drupal</w:t>
             </w:r>
           </w:p>
         </w:tc>
         <w:tc>
           <w:tcPr>
-            <w:tcW w:type="dxa" w:w="1559"/>
+            <w:tcW w:type="dxa" w:w="2339"/>
             <w:tcMar>
               <w:top w:w="100" w:type="dxa"/>
               <w:bottom w:w="100" w:type="dxa"/>
@@ -5891,13 +1201,13 @@
                 <w:rFonts w:ascii="Times New Roman" w:hAnsi="Times New Roman"/>
                 <w:sz w:val="22"/>
               </w:rPr>
-              <w:t>10%</w:t>
+              <w:t>Да</w:t>
             </w:r>
           </w:p>
         </w:tc>
         <w:tc>
           <w:tcPr>
-            <w:tcW w:type="dxa" w:w="1559"/>
+            <w:tcW w:type="dxa" w:w="2339"/>
             <w:tcMar>
               <w:top w:w="100" w:type="dxa"/>
               <w:bottom w:w="100" w:type="dxa"/>
@@ -5915,13 +1225,13 @@
                 <w:rFonts w:ascii="Times New Roman" w:hAnsi="Times New Roman"/>
                 <w:sz w:val="22"/>
               </w:rPr>
-              <w:t>Бесплатно (GPLv2+) (5/5)</w:t>
+              <w:t>Да</w:t>
             </w:r>
           </w:p>
         </w:tc>
         <w:tc>
           <w:tcPr>
-            <w:tcW w:type="dxa" w:w="1559"/>
+            <w:tcW w:type="dxa" w:w="2339"/>
             <w:tcMar>
               <w:top w:w="100" w:type="dxa"/>
               <w:bottom w:w="100" w:type="dxa"/>
@@ -5939,13 +1249,15 @@
                 <w:rFonts w:ascii="Times New Roman" w:hAnsi="Times New Roman"/>
                 <w:sz w:val="22"/>
               </w:rPr>
-              <w:t>Бесплатно (GPLv2+) (5/5)</w:t>
+              <w:t>Расширяемая CMS с готовыми модулями.</w:t>
             </w:r>
           </w:p>
         </w:tc>
+      </w:tr>
+      <w:tr>
         <w:tc>
           <w:tcPr>
-            <w:tcW w:type="dxa" w:w="1559"/>
+            <w:tcW w:type="dxa" w:w="2339"/>
             <w:tcMar>
               <w:top w:w="100" w:type="dxa"/>
               <w:bottom w:w="100" w:type="dxa"/>
@@ -5963,13 +1275,13 @@
                 <w:rFonts w:ascii="Times New Roman" w:hAnsi="Times New Roman"/>
                 <w:sz w:val="22"/>
               </w:rPr>
-              <w:t>Бесплатно (GPLv2) (5/5)</w:t>
+              <w:t>Joomla</w:t>
             </w:r>
           </w:p>
         </w:tc>
         <w:tc>
           <w:tcPr>
-            <w:tcW w:type="dxa" w:w="1559"/>
+            <w:tcW w:type="dxa" w:w="2339"/>
             <w:tcMar>
               <w:top w:w="100" w:type="dxa"/>
               <w:bottom w:w="100" w:type="dxa"/>
@@ -5987,15 +1299,13 @@
                 <w:rFonts w:ascii="Times New Roman" w:hAnsi="Times New Roman"/>
                 <w:sz w:val="22"/>
               </w:rPr>
-              <w:t>Бесплатно (MIT) (5/5)</w:t>
+              <w:t>Да</w:t>
             </w:r>
           </w:p>
         </w:tc>
-      </w:tr>
-      <w:tr>
         <w:tc>
           <w:tcPr>
-            <w:tcW w:type="dxa" w:w="1559"/>
+            <w:tcW w:type="dxa" w:w="2339"/>
             <w:tcMar>
               <w:top w:w="100" w:type="dxa"/>
               <w:bottom w:w="100" w:type="dxa"/>
@@ -6013,26 +1323,13 @@
                 <w:rFonts w:ascii="Times New Roman" w:hAnsi="Times New Roman"/>
                 <w:sz w:val="22"/>
               </w:rPr>
-            </w:r>
-            <w:r>
-              <w:rPr>
-                <w:rFonts w:ascii="Times New Roman" w:hAnsi="Times New Roman"/>
-                <w:b/>
-                <w:sz w:val="22"/>
-              </w:rPr>
-              <w:t>Поддержка PHP 8.x + MySQL/MariaDB</w:t>
-            </w:r>
-            <w:r>
-              <w:rPr>
-                <w:rFonts w:ascii="Times New Roman" w:hAnsi="Times New Roman"/>
-                <w:sz w:val="22"/>
-              </w:rPr>
+              <w:t>Да</w:t>
             </w:r>
           </w:p>
         </w:tc>
         <w:tc>
           <w:tcPr>
-            <w:tcW w:type="dxa" w:w="1559"/>
+            <w:tcW w:type="dxa" w:w="2339"/>
             <w:tcMar>
               <w:top w:w="100" w:type="dxa"/>
               <w:bottom w:w="100" w:type="dxa"/>
@@ -6050,13 +1347,15 @@
                 <w:rFonts w:ascii="Times New Roman" w:hAnsi="Times New Roman"/>
                 <w:sz w:val="22"/>
               </w:rPr>
-              <w:t>10%</w:t>
+              <w:t>CMS с развитой системой доступа.</w:t>
             </w:r>
           </w:p>
         </w:tc>
+      </w:tr>
+      <w:tr>
         <w:tc>
           <w:tcPr>
-            <w:tcW w:type="dxa" w:w="1559"/>
+            <w:tcW w:type="dxa" w:w="2339"/>
             <w:tcMar>
               <w:top w:w="100" w:type="dxa"/>
               <w:bottom w:w="100" w:type="dxa"/>
@@ -6074,13 +1373,13 @@
                 <w:rFonts w:ascii="Times New Roman" w:hAnsi="Times New Roman"/>
                 <w:sz w:val="22"/>
               </w:rPr>
-              <w:t>Полная нативная поддержка (5/5)</w:t>
+              <w:t>Laravel</w:t>
             </w:r>
           </w:p>
         </w:tc>
         <w:tc>
           <w:tcPr>
-            <w:tcW w:type="dxa" w:w="1559"/>
+            <w:tcW w:type="dxa" w:w="2339"/>
             <w:tcMar>
               <w:top w:w="100" w:type="dxa"/>
               <w:bottom w:w="100" w:type="dxa"/>
@@ -6098,13 +1397,13 @@
                 <w:rFonts w:ascii="Times New Roman" w:hAnsi="Times New Roman"/>
                 <w:sz w:val="22"/>
               </w:rPr>
-              <w:t>Полная нативная поддержка (5/5)</w:t>
+              <w:t>Да</w:t>
             </w:r>
           </w:p>
         </w:tc>
         <w:tc>
           <w:tcPr>
-            <w:tcW w:type="dxa" w:w="1559"/>
+            <w:tcW w:type="dxa" w:w="2339"/>
             <w:tcMar>
               <w:top w:w="100" w:type="dxa"/>
               <w:bottom w:w="100" w:type="dxa"/>
@@ -6122,13 +1421,13 @@
                 <w:rFonts w:ascii="Times New Roman" w:hAnsi="Times New Roman"/>
                 <w:sz w:val="22"/>
               </w:rPr>
-              <w:t>Полная нативная поддержка (5/5)</w:t>
+              <w:t>Да</w:t>
             </w:r>
           </w:p>
         </w:tc>
         <w:tc>
           <w:tcPr>
-            <w:tcW w:type="dxa" w:w="1559"/>
+            <w:tcW w:type="dxa" w:w="2339"/>
             <w:tcMar>
               <w:top w:w="100" w:type="dxa"/>
               <w:bottom w:w="100" w:type="dxa"/>
@@ -6146,1185 +1445,7 @@
                 <w:rFonts w:ascii="Times New Roman" w:hAnsi="Times New Roman"/>
                 <w:sz w:val="22"/>
               </w:rPr>
-              <w:t>Полная нативная поддержка (5/5)</w:t>
-            </w:r>
-          </w:p>
-        </w:tc>
-      </w:tr>
-      <w:tr>
-        <w:tc>
-          <w:tcPr>
-            <w:tcW w:type="dxa" w:w="1559"/>
-            <w:tcMar>
-              <w:top w:w="100" w:type="dxa"/>
-              <w:bottom w:w="100" w:type="dxa"/>
-              <w:left w:w="150" w:type="dxa"/>
-              <w:right w:w="150" w:type="dxa"/>
-            </w:tcMar>
-          </w:tcPr>
-          <w:p>
-            <w:pPr>
-              <w:spacing w:before="40" w:after="40" w:line="252" w:lineRule="auto"/>
-              <w:jc w:val="left"/>
-            </w:pPr>
-            <w:r>
-              <w:rPr>
-                <w:rFonts w:ascii="Times New Roman" w:hAnsi="Times New Roman"/>
-                <w:sz w:val="22"/>
-              </w:rPr>
-            </w:r>
-            <w:r>
-              <w:rPr>
-                <w:rFonts w:ascii="Times New Roman" w:hAnsi="Times New Roman"/>
-                <w:b/>
-                <w:sz w:val="22"/>
-              </w:rPr>
-              <w:t>Гибкость структуры данных (Entity/Fields)</w:t>
-            </w:r>
-            <w:r>
-              <w:rPr>
-                <w:rFonts w:ascii="Times New Roman" w:hAnsi="Times New Roman"/>
-                <w:sz w:val="22"/>
-              </w:rPr>
-            </w:r>
-          </w:p>
-        </w:tc>
-        <w:tc>
-          <w:tcPr>
-            <w:tcW w:type="dxa" w:w="1559"/>
-            <w:tcMar>
-              <w:top w:w="100" w:type="dxa"/>
-              <w:bottom w:w="100" w:type="dxa"/>
-              <w:left w:w="150" w:type="dxa"/>
-              <w:right w:w="150" w:type="dxa"/>
-            </w:tcMar>
-          </w:tcPr>
-          <w:p>
-            <w:pPr>
-              <w:spacing w:before="40" w:after="40" w:line="252" w:lineRule="auto"/>
-              <w:jc w:val="left"/>
-            </w:pPr>
-            <w:r>
-              <w:rPr>
-                <w:rFonts w:ascii="Times New Roman" w:hAnsi="Times New Roman"/>
-                <w:sz w:val="22"/>
-              </w:rPr>
-              <w:t>15%</w:t>
-            </w:r>
-          </w:p>
-        </w:tc>
-        <w:tc>
-          <w:tcPr>
-            <w:tcW w:type="dxa" w:w="1559"/>
-            <w:tcMar>
-              <w:top w:w="100" w:type="dxa"/>
-              <w:bottom w:w="100" w:type="dxa"/>
-              <w:left w:w="150" w:type="dxa"/>
-              <w:right w:w="150" w:type="dxa"/>
-            </w:tcMar>
-          </w:tcPr>
-          <w:p>
-            <w:pPr>
-              <w:spacing w:before="40" w:after="40" w:line="252" w:lineRule="auto"/>
-              <w:jc w:val="left"/>
-            </w:pPr>
-            <w:r>
-              <w:rPr>
-                <w:rFonts w:ascii="Times New Roman" w:hAnsi="Times New Roman"/>
-                <w:sz w:val="22"/>
-              </w:rPr>
-              <w:t>Превосходная (Entity API, Views, связность) (5/5)</w:t>
-            </w:r>
-          </w:p>
-        </w:tc>
-        <w:tc>
-          <w:tcPr>
-            <w:tcW w:type="dxa" w:w="1559"/>
-            <w:tcMar>
-              <w:top w:w="100" w:type="dxa"/>
-              <w:bottom w:w="100" w:type="dxa"/>
-              <w:left w:w="150" w:type="dxa"/>
-              <w:right w:w="150" w:type="dxa"/>
-            </w:tcMar>
-          </w:tcPr>
-          <w:p>
-            <w:pPr>
-              <w:spacing w:before="40" w:after="40" w:line="252" w:lineRule="auto"/>
-              <w:jc w:val="left"/>
-            </w:pPr>
-            <w:r>
-              <w:rPr>
-                <w:rFonts w:ascii="Times New Roman" w:hAnsi="Times New Roman"/>
-                <w:sz w:val="22"/>
-              </w:rPr>
-              <w:t>Средняя (через метаполя postmeta) (3.5/5)</w:t>
-            </w:r>
-          </w:p>
-        </w:tc>
-        <w:tc>
-          <w:tcPr>
-            <w:tcW w:type="dxa" w:w="1559"/>
-            <w:tcMar>
-              <w:top w:w="100" w:type="dxa"/>
-              <w:bottom w:w="100" w:type="dxa"/>
-              <w:left w:w="150" w:type="dxa"/>
-              <w:right w:w="150" w:type="dxa"/>
-            </w:tcMar>
-          </w:tcPr>
-          <w:p>
-            <w:pPr>
-              <w:spacing w:before="40" w:after="40" w:line="252" w:lineRule="auto"/>
-              <w:jc w:val="left"/>
-            </w:pPr>
-            <w:r>
-              <w:rPr>
-                <w:rFonts w:ascii="Times New Roman" w:hAnsi="Times New Roman"/>
-                <w:sz w:val="22"/>
-              </w:rPr>
-              <w:t>Хорошая (Custom Fields, Categories) (4/5)</w:t>
-            </w:r>
-          </w:p>
-        </w:tc>
-        <w:tc>
-          <w:tcPr>
-            <w:tcW w:type="dxa" w:w="1559"/>
-            <w:tcMar>
-              <w:top w:w="100" w:type="dxa"/>
-              <w:bottom w:w="100" w:type="dxa"/>
-              <w:left w:w="150" w:type="dxa"/>
-              <w:right w:w="150" w:type="dxa"/>
-            </w:tcMar>
-          </w:tcPr>
-          <w:p>
-            <w:pPr>
-              <w:spacing w:before="40" w:after="40" w:line="252" w:lineRule="auto"/>
-              <w:jc w:val="left"/>
-            </w:pPr>
-            <w:r>
-              <w:rPr>
-                <w:rFonts w:ascii="Times New Roman" w:hAnsi="Times New Roman"/>
-                <w:sz w:val="22"/>
-              </w:rPr>
-              <w:t>Отличная (Eloquent ORM) (5/5)</w:t>
-            </w:r>
-          </w:p>
-        </w:tc>
-      </w:tr>
-      <w:tr>
-        <w:tc>
-          <w:tcPr>
-            <w:tcW w:type="dxa" w:w="1559"/>
-            <w:tcMar>
-              <w:top w:w="100" w:type="dxa"/>
-              <w:bottom w:w="100" w:type="dxa"/>
-              <w:left w:w="150" w:type="dxa"/>
-              <w:right w:w="150" w:type="dxa"/>
-            </w:tcMar>
-          </w:tcPr>
-          <w:p>
-            <w:pPr>
-              <w:spacing w:before="40" w:after="40" w:line="252" w:lineRule="auto"/>
-              <w:jc w:val="left"/>
-            </w:pPr>
-            <w:r>
-              <w:rPr>
-                <w:rFonts w:ascii="Times New Roman" w:hAnsi="Times New Roman"/>
-                <w:sz w:val="22"/>
-              </w:rPr>
-            </w:r>
-            <w:r>
-              <w:rPr>
-                <w:rFonts w:ascii="Times New Roman" w:hAnsi="Times New Roman"/>
-                <w:b/>
-                <w:sz w:val="22"/>
-              </w:rPr>
-              <w:t>Поддержка маршрутов согласования (Workflow)</w:t>
-            </w:r>
-            <w:r>
-              <w:rPr>
-                <w:rFonts w:ascii="Times New Roman" w:hAnsi="Times New Roman"/>
-                <w:sz w:val="22"/>
-              </w:rPr>
-            </w:r>
-          </w:p>
-        </w:tc>
-        <w:tc>
-          <w:tcPr>
-            <w:tcW w:type="dxa" w:w="1559"/>
-            <w:tcMar>
-              <w:top w:w="100" w:type="dxa"/>
-              <w:bottom w:w="100" w:type="dxa"/>
-              <w:left w:w="150" w:type="dxa"/>
-              <w:right w:w="150" w:type="dxa"/>
-            </w:tcMar>
-          </w:tcPr>
-          <w:p>
-            <w:pPr>
-              <w:spacing w:before="40" w:after="40" w:line="252" w:lineRule="auto"/>
-              <w:jc w:val="left"/>
-            </w:pPr>
-            <w:r>
-              <w:rPr>
-                <w:rFonts w:ascii="Times New Roman" w:hAnsi="Times New Roman"/>
-                <w:sz w:val="22"/>
-              </w:rPr>
-              <w:t>15%</w:t>
-            </w:r>
-          </w:p>
-        </w:tc>
-        <w:tc>
-          <w:tcPr>
-            <w:tcW w:type="dxa" w:w="1559"/>
-            <w:tcMar>
-              <w:top w:w="100" w:type="dxa"/>
-              <w:bottom w:w="100" w:type="dxa"/>
-              <w:left w:w="150" w:type="dxa"/>
-              <w:right w:w="150" w:type="dxa"/>
-            </w:tcMar>
-          </w:tcPr>
-          <w:p>
-            <w:pPr>
-              <w:spacing w:before="40" w:after="40" w:line="252" w:lineRule="auto"/>
-              <w:jc w:val="left"/>
-            </w:pPr>
-            <w:r>
-              <w:rPr>
-                <w:rFonts w:ascii="Times New Roman" w:hAnsi="Times New Roman"/>
-                <w:sz w:val="22"/>
-              </w:rPr>
-              <w:t>Встроенные модули Workflows &amp; Moderation (5/5)</w:t>
-            </w:r>
-          </w:p>
-        </w:tc>
-        <w:tc>
-          <w:tcPr>
-            <w:tcW w:type="dxa" w:w="1559"/>
-            <w:tcMar>
-              <w:top w:w="100" w:type="dxa"/>
-              <w:bottom w:w="100" w:type="dxa"/>
-              <w:left w:w="150" w:type="dxa"/>
-              <w:right w:w="150" w:type="dxa"/>
-            </w:tcMar>
-          </w:tcPr>
-          <w:p>
-            <w:pPr>
-              <w:spacing w:before="40" w:after="40" w:line="252" w:lineRule="auto"/>
-              <w:jc w:val="left"/>
-            </w:pPr>
-            <w:r>
-              <w:rPr>
-                <w:rFonts w:ascii="Times New Roman" w:hAnsi="Times New Roman"/>
-                <w:sz w:val="22"/>
-              </w:rPr>
-              <w:t>Требуются сторонние плагины (3/5)</w:t>
-            </w:r>
-          </w:p>
-        </w:tc>
-        <w:tc>
-          <w:tcPr>
-            <w:tcW w:type="dxa" w:w="1559"/>
-            <w:tcMar>
-              <w:top w:w="100" w:type="dxa"/>
-              <w:bottom w:w="100" w:type="dxa"/>
-              <w:left w:w="150" w:type="dxa"/>
-              <w:right w:w="150" w:type="dxa"/>
-            </w:tcMar>
-          </w:tcPr>
-          <w:p>
-            <w:pPr>
-              <w:spacing w:before="40" w:after="40" w:line="252" w:lineRule="auto"/>
-              <w:jc w:val="left"/>
-            </w:pPr>
-            <w:r>
-              <w:rPr>
-                <w:rFonts w:ascii="Times New Roman" w:hAnsi="Times New Roman"/>
-                <w:sz w:val="22"/>
-              </w:rPr>
-              <w:t>Базовый Workflow (4/5)</w:t>
-            </w:r>
-          </w:p>
-        </w:tc>
-        <w:tc>
-          <w:tcPr>
-            <w:tcW w:type="dxa" w:w="1559"/>
-            <w:tcMar>
-              <w:top w:w="100" w:type="dxa"/>
-              <w:bottom w:w="100" w:type="dxa"/>
-              <w:left w:w="150" w:type="dxa"/>
-              <w:right w:w="150" w:type="dxa"/>
-            </w:tcMar>
-          </w:tcPr>
-          <w:p>
-            <w:pPr>
-              <w:spacing w:before="40" w:after="40" w:line="252" w:lineRule="auto"/>
-              <w:jc w:val="left"/>
-            </w:pPr>
-            <w:r>
-              <w:rPr>
-                <w:rFonts w:ascii="Times New Roman" w:hAnsi="Times New Roman"/>
-                <w:sz w:val="22"/>
-              </w:rPr>
-              <w:t>Требует ручного кодинга (4/5)</w:t>
-            </w:r>
-          </w:p>
-        </w:tc>
-      </w:tr>
-      <w:tr>
-        <w:tc>
-          <w:tcPr>
-            <w:tcW w:type="dxa" w:w="1559"/>
-            <w:tcMar>
-              <w:top w:w="100" w:type="dxa"/>
-              <w:bottom w:w="100" w:type="dxa"/>
-              <w:left w:w="150" w:type="dxa"/>
-              <w:right w:w="150" w:type="dxa"/>
-            </w:tcMar>
-          </w:tcPr>
-          <w:p>
-            <w:pPr>
-              <w:spacing w:before="40" w:after="40" w:line="252" w:lineRule="auto"/>
-              <w:jc w:val="left"/>
-            </w:pPr>
-            <w:r>
-              <w:rPr>
-                <w:rFonts w:ascii="Times New Roman" w:hAnsi="Times New Roman"/>
-                <w:sz w:val="22"/>
-              </w:rPr>
-            </w:r>
-            <w:r>
-              <w:rPr>
-                <w:rFonts w:ascii="Times New Roman" w:hAnsi="Times New Roman"/>
-                <w:b/>
-                <w:sz w:val="22"/>
-              </w:rPr>
-              <w:t>Ролевая модель и разграничение прав (RBAC/ACL)</w:t>
-            </w:r>
-            <w:r>
-              <w:rPr>
-                <w:rFonts w:ascii="Times New Roman" w:hAnsi="Times New Roman"/>
-                <w:sz w:val="22"/>
-              </w:rPr>
-            </w:r>
-          </w:p>
-        </w:tc>
-        <w:tc>
-          <w:tcPr>
-            <w:tcW w:type="dxa" w:w="1559"/>
-            <w:tcMar>
-              <w:top w:w="100" w:type="dxa"/>
-              <w:bottom w:w="100" w:type="dxa"/>
-              <w:left w:w="150" w:type="dxa"/>
-              <w:right w:w="150" w:type="dxa"/>
-            </w:tcMar>
-          </w:tcPr>
-          <w:p>
-            <w:pPr>
-              <w:spacing w:before="40" w:after="40" w:line="252" w:lineRule="auto"/>
-              <w:jc w:val="left"/>
-            </w:pPr>
-            <w:r>
-              <w:rPr>
-                <w:rFonts w:ascii="Times New Roman" w:hAnsi="Times New Roman"/>
-                <w:sz w:val="22"/>
-              </w:rPr>
-              <w:t>15%</w:t>
-            </w:r>
-          </w:p>
-        </w:tc>
-        <w:tc>
-          <w:tcPr>
-            <w:tcW w:type="dxa" w:w="1559"/>
-            <w:tcMar>
-              <w:top w:w="100" w:type="dxa"/>
-              <w:bottom w:w="100" w:type="dxa"/>
-              <w:left w:w="150" w:type="dxa"/>
-              <w:right w:w="150" w:type="dxa"/>
-            </w:tcMar>
-          </w:tcPr>
-          <w:p>
-            <w:pPr>
-              <w:spacing w:before="40" w:after="40" w:line="252" w:lineRule="auto"/>
-              <w:jc w:val="left"/>
-            </w:pPr>
-            <w:r>
-              <w:rPr>
-                <w:rFonts w:ascii="Times New Roman" w:hAnsi="Times New Roman"/>
-                <w:sz w:val="22"/>
-              </w:rPr>
-              <w:t>Глубокая гранулярная система прав (5/5)</w:t>
-            </w:r>
-          </w:p>
-        </w:tc>
-        <w:tc>
-          <w:tcPr>
-            <w:tcW w:type="dxa" w:w="1559"/>
-            <w:tcMar>
-              <w:top w:w="100" w:type="dxa"/>
-              <w:bottom w:w="100" w:type="dxa"/>
-              <w:left w:w="150" w:type="dxa"/>
-              <w:right w:w="150" w:type="dxa"/>
-            </w:tcMar>
-          </w:tcPr>
-          <w:p>
-            <w:pPr>
-              <w:spacing w:before="40" w:after="40" w:line="252" w:lineRule="auto"/>
-              <w:jc w:val="left"/>
-            </w:pPr>
-            <w:r>
-              <w:rPr>
-                <w:rFonts w:ascii="Times New Roman" w:hAnsi="Times New Roman"/>
-                <w:sz w:val="22"/>
-              </w:rPr>
-              <w:t>Базовая ролевая модель (3/5)</w:t>
-            </w:r>
-          </w:p>
-        </w:tc>
-        <w:tc>
-          <w:tcPr>
-            <w:tcW w:type="dxa" w:w="1559"/>
-            <w:tcMar>
-              <w:top w:w="100" w:type="dxa"/>
-              <w:bottom w:w="100" w:type="dxa"/>
-              <w:left w:w="150" w:type="dxa"/>
-              <w:right w:w="150" w:type="dxa"/>
-            </w:tcMar>
-          </w:tcPr>
-          <w:p>
-            <w:pPr>
-              <w:spacing w:before="40" w:after="40" w:line="252" w:lineRule="auto"/>
-              <w:jc w:val="left"/>
-            </w:pPr>
-            <w:r>
-              <w:rPr>
-                <w:rFonts w:ascii="Times New Roman" w:hAnsi="Times New Roman"/>
-                <w:sz w:val="22"/>
-              </w:rPr>
-              <w:t>Развитый многоуровневый ACL (4.5/5)</w:t>
-            </w:r>
-          </w:p>
-        </w:tc>
-        <w:tc>
-          <w:tcPr>
-            <w:tcW w:type="dxa" w:w="1559"/>
-            <w:tcMar>
-              <w:top w:w="100" w:type="dxa"/>
-              <w:bottom w:w="100" w:type="dxa"/>
-              <w:left w:w="150" w:type="dxa"/>
-              <w:right w:w="150" w:type="dxa"/>
-            </w:tcMar>
-          </w:tcPr>
-          <w:p>
-            <w:pPr>
-              <w:spacing w:before="40" w:after="40" w:line="252" w:lineRule="auto"/>
-              <w:jc w:val="left"/>
-            </w:pPr>
-            <w:r>
-              <w:rPr>
-                <w:rFonts w:ascii="Times New Roman" w:hAnsi="Times New Roman"/>
-                <w:sz w:val="22"/>
-              </w:rPr>
-              <w:t>Гибкая через политики/гейты (4.5/5)</w:t>
-            </w:r>
-          </w:p>
-        </w:tc>
-      </w:tr>
-      <w:tr>
-        <w:tc>
-          <w:tcPr>
-            <w:tcW w:type="dxa" w:w="1559"/>
-            <w:tcMar>
-              <w:top w:w="100" w:type="dxa"/>
-              <w:bottom w:w="100" w:type="dxa"/>
-              <w:left w:w="150" w:type="dxa"/>
-              <w:right w:w="150" w:type="dxa"/>
-            </w:tcMar>
-          </w:tcPr>
-          <w:p>
-            <w:pPr>
-              <w:spacing w:before="40" w:after="40" w:line="252" w:lineRule="auto"/>
-              <w:jc w:val="left"/>
-            </w:pPr>
-            <w:r>
-              <w:rPr>
-                <w:rFonts w:ascii="Times New Roman" w:hAnsi="Times New Roman"/>
-                <w:sz w:val="22"/>
-              </w:rPr>
-            </w:r>
-            <w:r>
-              <w:rPr>
-                <w:rFonts w:ascii="Times New Roman" w:hAnsi="Times New Roman"/>
-                <w:b/>
-                <w:sz w:val="22"/>
-              </w:rPr>
-              <w:t>Производительность и кэширование</w:t>
-            </w:r>
-            <w:r>
-              <w:rPr>
-                <w:rFonts w:ascii="Times New Roman" w:hAnsi="Times New Roman"/>
-                <w:sz w:val="22"/>
-              </w:rPr>
-            </w:r>
-          </w:p>
-        </w:tc>
-        <w:tc>
-          <w:tcPr>
-            <w:tcW w:type="dxa" w:w="1559"/>
-            <w:tcMar>
-              <w:top w:w="100" w:type="dxa"/>
-              <w:bottom w:w="100" w:type="dxa"/>
-              <w:left w:w="150" w:type="dxa"/>
-              <w:right w:w="150" w:type="dxa"/>
-            </w:tcMar>
-          </w:tcPr>
-          <w:p>
-            <w:pPr>
-              <w:spacing w:before="40" w:after="40" w:line="252" w:lineRule="auto"/>
-              <w:jc w:val="left"/>
-            </w:pPr>
-            <w:r>
-              <w:rPr>
-                <w:rFonts w:ascii="Times New Roman" w:hAnsi="Times New Roman"/>
-                <w:sz w:val="22"/>
-              </w:rPr>
-              <w:t>10%</w:t>
-            </w:r>
-          </w:p>
-        </w:tc>
-        <w:tc>
-          <w:tcPr>
-            <w:tcW w:type="dxa" w:w="1559"/>
-            <w:tcMar>
-              <w:top w:w="100" w:type="dxa"/>
-              <w:bottom w:w="100" w:type="dxa"/>
-              <w:left w:w="150" w:type="dxa"/>
-              <w:right w:w="150" w:type="dxa"/>
-            </w:tcMar>
-          </w:tcPr>
-          <w:p>
-            <w:pPr>
-              <w:spacing w:before="40" w:after="40" w:line="252" w:lineRule="auto"/>
-              <w:jc w:val="left"/>
-            </w:pPr>
-            <w:r>
-              <w:rPr>
-                <w:rFonts w:ascii="Times New Roman" w:hAnsi="Times New Roman"/>
-                <w:sz w:val="22"/>
-              </w:rPr>
-              <w:t>Встроенный многоуровневый кэш (4.5/5)</w:t>
-            </w:r>
-          </w:p>
-        </w:tc>
-        <w:tc>
-          <w:tcPr>
-            <w:tcW w:type="dxa" w:w="1559"/>
-            <w:tcMar>
-              <w:top w:w="100" w:type="dxa"/>
-              <w:bottom w:w="100" w:type="dxa"/>
-              <w:left w:w="150" w:type="dxa"/>
-              <w:right w:w="150" w:type="dxa"/>
-            </w:tcMar>
-          </w:tcPr>
-          <w:p>
-            <w:pPr>
-              <w:spacing w:before="40" w:after="40" w:line="252" w:lineRule="auto"/>
-              <w:jc w:val="left"/>
-            </w:pPr>
-            <w:r>
-              <w:rPr>
-                <w:rFonts w:ascii="Times New Roman" w:hAnsi="Times New Roman"/>
-                <w:sz w:val="22"/>
-              </w:rPr>
-              <w:t>Зависит от плагинов кэширования (3.5/5)</w:t>
-            </w:r>
-          </w:p>
-        </w:tc>
-        <w:tc>
-          <w:tcPr>
-            <w:tcW w:type="dxa" w:w="1559"/>
-            <w:tcMar>
-              <w:top w:w="100" w:type="dxa"/>
-              <w:bottom w:w="100" w:type="dxa"/>
-              <w:left w:w="150" w:type="dxa"/>
-              <w:right w:w="150" w:type="dxa"/>
-            </w:tcMar>
-          </w:tcPr>
-          <w:p>
-            <w:pPr>
-              <w:spacing w:before="40" w:after="40" w:line="252" w:lineRule="auto"/>
-              <w:jc w:val="left"/>
-            </w:pPr>
-            <w:r>
-              <w:rPr>
-                <w:rFonts w:ascii="Times New Roman" w:hAnsi="Times New Roman"/>
-                <w:sz w:val="22"/>
-              </w:rPr>
-              <w:t>Высокая производительность (4/5)</w:t>
-            </w:r>
-          </w:p>
-        </w:tc>
-        <w:tc>
-          <w:tcPr>
-            <w:tcW w:type="dxa" w:w="1559"/>
-            <w:tcMar>
-              <w:top w:w="100" w:type="dxa"/>
-              <w:bottom w:w="100" w:type="dxa"/>
-              <w:left w:w="150" w:type="dxa"/>
-              <w:right w:w="150" w:type="dxa"/>
-            </w:tcMar>
-          </w:tcPr>
-          <w:p>
-            <w:pPr>
-              <w:spacing w:before="40" w:after="40" w:line="252" w:lineRule="auto"/>
-              <w:jc w:val="left"/>
-            </w:pPr>
-            <w:r>
-              <w:rPr>
-                <w:rFonts w:ascii="Times New Roman" w:hAnsi="Times New Roman"/>
-                <w:sz w:val="22"/>
-              </w:rPr>
-              <w:t>Высокая (OPcache, Redis) (4.5/5)</w:t>
-            </w:r>
-          </w:p>
-        </w:tc>
-      </w:tr>
-      <w:tr>
-        <w:tc>
-          <w:tcPr>
-            <w:tcW w:type="dxa" w:w="1559"/>
-            <w:tcMar>
-              <w:top w:w="100" w:type="dxa"/>
-              <w:bottom w:w="100" w:type="dxa"/>
-              <w:left w:w="150" w:type="dxa"/>
-              <w:right w:w="150" w:type="dxa"/>
-            </w:tcMar>
-          </w:tcPr>
-          <w:p>
-            <w:pPr>
-              <w:spacing w:before="40" w:after="40" w:line="252" w:lineRule="auto"/>
-              <w:jc w:val="left"/>
-            </w:pPr>
-            <w:r>
-              <w:rPr>
-                <w:rFonts w:ascii="Times New Roman" w:hAnsi="Times New Roman"/>
-                <w:sz w:val="22"/>
-              </w:rPr>
-            </w:r>
-            <w:r>
-              <w:rPr>
-                <w:rFonts w:ascii="Times New Roman" w:hAnsi="Times New Roman"/>
-                <w:b/>
-                <w:sz w:val="22"/>
-              </w:rPr>
-              <w:t>Безопасность платформы</w:t>
-            </w:r>
-            <w:r>
-              <w:rPr>
-                <w:rFonts w:ascii="Times New Roman" w:hAnsi="Times New Roman"/>
-                <w:sz w:val="22"/>
-              </w:rPr>
-            </w:r>
-          </w:p>
-        </w:tc>
-        <w:tc>
-          <w:tcPr>
-            <w:tcW w:type="dxa" w:w="1559"/>
-            <w:tcMar>
-              <w:top w:w="100" w:type="dxa"/>
-              <w:bottom w:w="100" w:type="dxa"/>
-              <w:left w:w="150" w:type="dxa"/>
-              <w:right w:w="150" w:type="dxa"/>
-            </w:tcMar>
-          </w:tcPr>
-          <w:p>
-            <w:pPr>
-              <w:spacing w:before="40" w:after="40" w:line="252" w:lineRule="auto"/>
-              <w:jc w:val="left"/>
-            </w:pPr>
-            <w:r>
-              <w:rPr>
-                <w:rFonts w:ascii="Times New Roman" w:hAnsi="Times New Roman"/>
-                <w:sz w:val="22"/>
-              </w:rPr>
-              <w:t>10%</w:t>
-            </w:r>
-          </w:p>
-        </w:tc>
-        <w:tc>
-          <w:tcPr>
-            <w:tcW w:type="dxa" w:w="1559"/>
-            <w:tcMar>
-              <w:top w:w="100" w:type="dxa"/>
-              <w:bottom w:w="100" w:type="dxa"/>
-              <w:left w:w="150" w:type="dxa"/>
-              <w:right w:w="150" w:type="dxa"/>
-            </w:tcMar>
-          </w:tcPr>
-          <w:p>
-            <w:pPr>
-              <w:spacing w:before="40" w:after="40" w:line="252" w:lineRule="auto"/>
-              <w:jc w:val="left"/>
-            </w:pPr>
-            <w:r>
-              <w:rPr>
-                <w:rFonts w:ascii="Times New Roman" w:hAnsi="Times New Roman"/>
-                <w:sz w:val="22"/>
-              </w:rPr>
-              <w:t>Корпоративный уровень, строгий аудит (5/5)</w:t>
-            </w:r>
-          </w:p>
-        </w:tc>
-        <w:tc>
-          <w:tcPr>
-            <w:tcW w:type="dxa" w:w="1559"/>
-            <w:tcMar>
-              <w:top w:w="100" w:type="dxa"/>
-              <w:bottom w:w="100" w:type="dxa"/>
-              <w:left w:w="150" w:type="dxa"/>
-              <w:right w:w="150" w:type="dxa"/>
-            </w:tcMar>
-          </w:tcPr>
-          <w:p>
-            <w:pPr>
-              <w:spacing w:before="40" w:after="40" w:line="252" w:lineRule="auto"/>
-              <w:jc w:val="left"/>
-            </w:pPr>
-            <w:r>
-              <w:rPr>
-                <w:rFonts w:ascii="Times New Roman" w:hAnsi="Times New Roman"/>
-                <w:sz w:val="22"/>
-              </w:rPr>
-              <w:t>Уязвимость к плагинам (3/5)</w:t>
-            </w:r>
-          </w:p>
-        </w:tc>
-        <w:tc>
-          <w:tcPr>
-            <w:tcW w:type="dxa" w:w="1559"/>
-            <w:tcMar>
-              <w:top w:w="100" w:type="dxa"/>
-              <w:bottom w:w="100" w:type="dxa"/>
-              <w:left w:w="150" w:type="dxa"/>
-              <w:right w:w="150" w:type="dxa"/>
-            </w:tcMar>
-          </w:tcPr>
-          <w:p>
-            <w:pPr>
-              <w:spacing w:before="40" w:after="40" w:line="252" w:lineRule="auto"/>
-              <w:jc w:val="left"/>
-            </w:pPr>
-            <w:r>
-              <w:rPr>
-                <w:rFonts w:ascii="Times New Roman" w:hAnsi="Times New Roman"/>
-                <w:sz w:val="22"/>
-              </w:rPr>
-              <w:t>Высокая безопасность (4/5)</w:t>
-            </w:r>
-          </w:p>
-        </w:tc>
-        <w:tc>
-          <w:tcPr>
-            <w:tcW w:type="dxa" w:w="1559"/>
-            <w:tcMar>
-              <w:top w:w="100" w:type="dxa"/>
-              <w:bottom w:w="100" w:type="dxa"/>
-              <w:left w:w="150" w:type="dxa"/>
-              <w:right w:w="150" w:type="dxa"/>
-            </w:tcMar>
-          </w:tcPr>
-          <w:p>
-            <w:pPr>
-              <w:spacing w:before="40" w:after="40" w:line="252" w:lineRule="auto"/>
-              <w:jc w:val="left"/>
-            </w:pPr>
-            <w:r>
-              <w:rPr>
-                <w:rFonts w:ascii="Times New Roman" w:hAnsi="Times New Roman"/>
-                <w:sz w:val="22"/>
-              </w:rPr>
-              <w:t>Высокая безопасность (4.5/5)</w:t>
-            </w:r>
-          </w:p>
-        </w:tc>
-      </w:tr>
-      <w:tr>
-        <w:tc>
-          <w:tcPr>
-            <w:tcW w:type="dxa" w:w="1559"/>
-            <w:tcMar>
-              <w:top w:w="100" w:type="dxa"/>
-              <w:bottom w:w="100" w:type="dxa"/>
-              <w:left w:w="150" w:type="dxa"/>
-              <w:right w:w="150" w:type="dxa"/>
-            </w:tcMar>
-          </w:tcPr>
-          <w:p>
-            <w:pPr>
-              <w:spacing w:before="40" w:after="40" w:line="252" w:lineRule="auto"/>
-              <w:jc w:val="left"/>
-            </w:pPr>
-            <w:r>
-              <w:rPr>
-                <w:rFonts w:ascii="Times New Roman" w:hAnsi="Times New Roman"/>
-                <w:sz w:val="22"/>
-              </w:rPr>
-            </w:r>
-            <w:r>
-              <w:rPr>
-                <w:rFonts w:ascii="Times New Roman" w:hAnsi="Times New Roman"/>
-                <w:b/>
-                <w:sz w:val="22"/>
-              </w:rPr>
-              <w:t>Сложность разработки и порог входа</w:t>
-            </w:r>
-            <w:r>
-              <w:rPr>
-                <w:rFonts w:ascii="Times New Roman" w:hAnsi="Times New Roman"/>
-                <w:sz w:val="22"/>
-              </w:rPr>
-            </w:r>
-          </w:p>
-        </w:tc>
-        <w:tc>
-          <w:tcPr>
-            <w:tcW w:type="dxa" w:w="1559"/>
-            <w:tcMar>
-              <w:top w:w="100" w:type="dxa"/>
-              <w:bottom w:w="100" w:type="dxa"/>
-              <w:left w:w="150" w:type="dxa"/>
-              <w:right w:w="150" w:type="dxa"/>
-            </w:tcMar>
-          </w:tcPr>
-          <w:p>
-            <w:pPr>
-              <w:spacing w:before="40" w:after="40" w:line="252" w:lineRule="auto"/>
-              <w:jc w:val="left"/>
-            </w:pPr>
-            <w:r>
-              <w:rPr>
-                <w:rFonts w:ascii="Times New Roman" w:hAnsi="Times New Roman"/>
-                <w:sz w:val="22"/>
-              </w:rPr>
-              <w:t>15%</w:t>
-            </w:r>
-          </w:p>
-        </w:tc>
-        <w:tc>
-          <w:tcPr>
-            <w:tcW w:type="dxa" w:w="1559"/>
-            <w:tcMar>
-              <w:top w:w="100" w:type="dxa"/>
-              <w:bottom w:w="100" w:type="dxa"/>
-              <w:left w:w="150" w:type="dxa"/>
-              <w:right w:w="150" w:type="dxa"/>
-            </w:tcMar>
-          </w:tcPr>
-          <w:p>
-            <w:pPr>
-              <w:spacing w:before="40" w:after="40" w:line="252" w:lineRule="auto"/>
-              <w:jc w:val="left"/>
-            </w:pPr>
-            <w:r>
-              <w:rPr>
-                <w:rFonts w:ascii="Times New Roman" w:hAnsi="Times New Roman"/>
-                <w:sz w:val="22"/>
-              </w:rPr>
-              <w:t>Средний/Высокий (3.5/5)</w:t>
-            </w:r>
-          </w:p>
-        </w:tc>
-        <w:tc>
-          <w:tcPr>
-            <w:tcW w:type="dxa" w:w="1559"/>
-            <w:tcMar>
-              <w:top w:w="100" w:type="dxa"/>
-              <w:bottom w:w="100" w:type="dxa"/>
-              <w:left w:w="150" w:type="dxa"/>
-              <w:right w:w="150" w:type="dxa"/>
-            </w:tcMar>
-          </w:tcPr>
-          <w:p>
-            <w:pPr>
-              <w:spacing w:before="40" w:after="40" w:line="252" w:lineRule="auto"/>
-              <w:jc w:val="left"/>
-            </w:pPr>
-            <w:r>
-              <w:rPr>
-                <w:rFonts w:ascii="Times New Roman" w:hAnsi="Times New Roman"/>
-                <w:sz w:val="22"/>
-              </w:rPr>
-              <w:t>Очень низкий (5/5)</w:t>
-            </w:r>
-          </w:p>
-        </w:tc>
-        <w:tc>
-          <w:tcPr>
-            <w:tcW w:type="dxa" w:w="1559"/>
-            <w:tcMar>
-              <w:top w:w="100" w:type="dxa"/>
-              <w:bottom w:w="100" w:type="dxa"/>
-              <w:left w:w="150" w:type="dxa"/>
-              <w:right w:w="150" w:type="dxa"/>
-            </w:tcMar>
-          </w:tcPr>
-          <w:p>
-            <w:pPr>
-              <w:spacing w:before="40" w:after="40" w:line="252" w:lineRule="auto"/>
-              <w:jc w:val="left"/>
-            </w:pPr>
-            <w:r>
-              <w:rPr>
-                <w:rFonts w:ascii="Times New Roman" w:hAnsi="Times New Roman"/>
-                <w:sz w:val="22"/>
-              </w:rPr>
-              <w:t>Средний (4/5)</w:t>
-            </w:r>
-          </w:p>
-        </w:tc>
-        <w:tc>
-          <w:tcPr>
-            <w:tcW w:type="dxa" w:w="1559"/>
-            <w:tcMar>
-              <w:top w:w="100" w:type="dxa"/>
-              <w:bottom w:w="100" w:type="dxa"/>
-              <w:left w:w="150" w:type="dxa"/>
-              <w:right w:w="150" w:type="dxa"/>
-            </w:tcMar>
-          </w:tcPr>
-          <w:p>
-            <w:pPr>
-              <w:spacing w:before="40" w:after="40" w:line="252" w:lineRule="auto"/>
-              <w:jc w:val="left"/>
-            </w:pPr>
-            <w:r>
-              <w:rPr>
-                <w:rFonts w:ascii="Times New Roman" w:hAnsi="Times New Roman"/>
-                <w:sz w:val="22"/>
-              </w:rPr>
-              <w:t>Высокий (требует навыков ООП/MVC) (3/5)</w:t>
-            </w:r>
-          </w:p>
-        </w:tc>
-      </w:tr>
-      <w:tr>
-        <w:tc>
-          <w:tcPr>
-            <w:tcW w:type="dxa" w:w="1559"/>
-            <w:tcMar>
-              <w:top w:w="100" w:type="dxa"/>
-              <w:bottom w:w="100" w:type="dxa"/>
-              <w:left w:w="150" w:type="dxa"/>
-              <w:right w:w="150" w:type="dxa"/>
-            </w:tcMar>
-          </w:tcPr>
-          <w:p>
-            <w:pPr>
-              <w:spacing w:before="40" w:after="40" w:line="252" w:lineRule="auto"/>
-              <w:jc w:val="left"/>
-            </w:pPr>
-            <w:r>
-              <w:rPr>
-                <w:rFonts w:ascii="Times New Roman" w:hAnsi="Times New Roman"/>
-                <w:sz w:val="22"/>
-              </w:rPr>
-            </w:r>
-            <w:r>
-              <w:rPr>
-                <w:rFonts w:ascii="Times New Roman" w:hAnsi="Times New Roman"/>
-                <w:b/>
-                <w:sz w:val="22"/>
-              </w:rPr>
-              <w:t>Итоговый взвешенный балл</w:t>
-            </w:r>
-            <w:r>
-              <w:rPr>
-                <w:rFonts w:ascii="Times New Roman" w:hAnsi="Times New Roman"/>
-                <w:sz w:val="22"/>
-              </w:rPr>
-            </w:r>
-          </w:p>
-        </w:tc>
-        <w:tc>
-          <w:tcPr>
-            <w:tcW w:type="dxa" w:w="1559"/>
-            <w:tcMar>
-              <w:top w:w="100" w:type="dxa"/>
-              <w:bottom w:w="100" w:type="dxa"/>
-              <w:left w:w="150" w:type="dxa"/>
-              <w:right w:w="150" w:type="dxa"/>
-            </w:tcMar>
-          </w:tcPr>
-          <w:p>
-            <w:pPr>
-              <w:spacing w:before="40" w:after="40" w:line="252" w:lineRule="auto"/>
-              <w:jc w:val="left"/>
-            </w:pPr>
-            <w:r>
-              <w:rPr>
-                <w:rFonts w:ascii="Times New Roman" w:hAnsi="Times New Roman"/>
-                <w:sz w:val="22"/>
-              </w:rPr>
-            </w:r>
-            <w:r>
-              <w:rPr>
-                <w:rFonts w:ascii="Times New Roman" w:hAnsi="Times New Roman"/>
-                <w:b/>
-                <w:sz w:val="22"/>
-              </w:rPr>
-              <w:t>100%</w:t>
-            </w:r>
-            <w:r>
-              <w:rPr>
-                <w:rFonts w:ascii="Times New Roman" w:hAnsi="Times New Roman"/>
-                <w:sz w:val="22"/>
-              </w:rPr>
-            </w:r>
-          </w:p>
-        </w:tc>
-        <w:tc>
-          <w:tcPr>
-            <w:tcW w:type="dxa" w:w="1559"/>
-            <w:tcMar>
-              <w:top w:w="100" w:type="dxa"/>
-              <w:bottom w:w="100" w:type="dxa"/>
-              <w:left w:w="150" w:type="dxa"/>
-              <w:right w:w="150" w:type="dxa"/>
-            </w:tcMar>
-          </w:tcPr>
-          <w:p>
-            <w:pPr>
-              <w:spacing w:before="40" w:after="40" w:line="252" w:lineRule="auto"/>
-              <w:jc w:val="left"/>
-            </w:pPr>
-            <w:r>
-              <w:rPr>
-                <w:rFonts w:ascii="Times New Roman" w:hAnsi="Times New Roman"/>
-                <w:sz w:val="22"/>
-              </w:rPr>
-            </w:r>
-            <w:r>
-              <w:rPr>
-                <w:rFonts w:ascii="Times New Roman" w:hAnsi="Times New Roman"/>
-                <w:b/>
-                <w:sz w:val="22"/>
-              </w:rPr>
-              <w:t>4.65 / 5.0</w:t>
-            </w:r>
-            <w:r>
-              <w:rPr>
-                <w:rFonts w:ascii="Times New Roman" w:hAnsi="Times New Roman"/>
-                <w:sz w:val="22"/>
-              </w:rPr>
-            </w:r>
-          </w:p>
-        </w:tc>
-        <w:tc>
-          <w:tcPr>
-            <w:tcW w:type="dxa" w:w="1559"/>
-            <w:tcMar>
-              <w:top w:w="100" w:type="dxa"/>
-              <w:bottom w:w="100" w:type="dxa"/>
-              <w:left w:w="150" w:type="dxa"/>
-              <w:right w:w="150" w:type="dxa"/>
-            </w:tcMar>
-          </w:tcPr>
-          <w:p>
-            <w:pPr>
-              <w:spacing w:before="40" w:after="40" w:line="252" w:lineRule="auto"/>
-              <w:jc w:val="left"/>
-            </w:pPr>
-            <w:r>
-              <w:rPr>
-                <w:rFonts w:ascii="Times New Roman" w:hAnsi="Times New Roman"/>
-                <w:sz w:val="22"/>
-              </w:rPr>
-            </w:r>
-            <w:r>
-              <w:rPr>
-                <w:rFonts w:ascii="Times New Roman" w:hAnsi="Times New Roman"/>
-                <w:b/>
-                <w:sz w:val="22"/>
-              </w:rPr>
-              <w:t>3.85 / 5.0</w:t>
-            </w:r>
-            <w:r>
-              <w:rPr>
-                <w:rFonts w:ascii="Times New Roman" w:hAnsi="Times New Roman"/>
-                <w:sz w:val="22"/>
-              </w:rPr>
-            </w:r>
-          </w:p>
-        </w:tc>
-        <w:tc>
-          <w:tcPr>
-            <w:tcW w:type="dxa" w:w="1559"/>
-            <w:tcMar>
-              <w:top w:w="100" w:type="dxa"/>
-              <w:bottom w:w="100" w:type="dxa"/>
-              <w:left w:w="150" w:type="dxa"/>
-              <w:right w:w="150" w:type="dxa"/>
-            </w:tcMar>
-          </w:tcPr>
-          <w:p>
-            <w:pPr>
-              <w:spacing w:before="40" w:after="40" w:line="252" w:lineRule="auto"/>
-              <w:jc w:val="left"/>
-            </w:pPr>
-            <w:r>
-              <w:rPr>
-                <w:rFonts w:ascii="Times New Roman" w:hAnsi="Times New Roman"/>
-                <w:sz w:val="22"/>
-              </w:rPr>
-            </w:r>
-            <w:r>
-              <w:rPr>
-                <w:rFonts w:ascii="Times New Roman" w:hAnsi="Times New Roman"/>
-                <w:b/>
-                <w:sz w:val="22"/>
-              </w:rPr>
-              <w:t>4.20 / 5.0</w:t>
-            </w:r>
-            <w:r>
-              <w:rPr>
-                <w:rFonts w:ascii="Times New Roman" w:hAnsi="Times New Roman"/>
-                <w:sz w:val="22"/>
-              </w:rPr>
-            </w:r>
-          </w:p>
-        </w:tc>
-        <w:tc>
-          <w:tcPr>
-            <w:tcW w:type="dxa" w:w="1559"/>
-            <w:tcMar>
-              <w:top w:w="100" w:type="dxa"/>
-              <w:bottom w:w="100" w:type="dxa"/>
-              <w:left w:w="150" w:type="dxa"/>
-              <w:right w:w="150" w:type="dxa"/>
-            </w:tcMar>
-          </w:tcPr>
-          <w:p>
-            <w:pPr>
-              <w:spacing w:before="40" w:after="40" w:line="252" w:lineRule="auto"/>
-              <w:jc w:val="left"/>
-            </w:pPr>
-            <w:r>
-              <w:rPr>
-                <w:rFonts w:ascii="Times New Roman" w:hAnsi="Times New Roman"/>
-                <w:sz w:val="22"/>
-              </w:rPr>
-            </w:r>
-            <w:r>
-              <w:rPr>
-                <w:rFonts w:ascii="Times New Roman" w:hAnsi="Times New Roman"/>
-                <w:b/>
-                <w:sz w:val="22"/>
-              </w:rPr>
-              <w:t>4.25 / 5.0</w:t>
-            </w:r>
-            <w:r>
-              <w:rPr>
-                <w:rFonts w:ascii="Times New Roman" w:hAnsi="Times New Roman"/>
-                <w:sz w:val="22"/>
-              </w:rPr>
+              <w:t>Фреймворк для разработки приложений.</w:t>
             </w:r>
           </w:p>
         </w:tc>
@@ -7337,6 +1458,20 @@
     </w:p>
     <w:p>
       <w:pPr>
+        <w:spacing w:line="276" w:lineRule="auto" w:after="120"/>
+        <w:ind w:firstLine="709"/>
+        <w:jc w:val="both"/>
+      </w:pPr>
+      <w:r>
+        <w:rPr>
+          <w:rFonts w:ascii="Times New Roman" w:hAnsi="Times New Roman"/>
+          <w:sz w:val="28"/>
+        </w:rPr>
+        <w:t>Для учебной реализации выбран PHP без обязательного фреймворка и PDO для работы с MySQL/MariaDB. Такой вариант требует меньше дополнительных компонентов и позволяет показать маршрутизацию, SQL-запросы и структуру портала непосредственно.</w:t>
+      </w:r>
+    </w:p>
+    <w:p>
+      <w:pPr>
         <w:spacing w:before="240" w:after="120"/>
         <w:jc w:val="left"/>
       </w:pPr>
@@ -7346,7 +1481,7 @@
           <w:b/>
           <w:sz w:val="28"/>
         </w:rPr>
-        <w:t>6. Обоснование выбранного инструментального средства</w:t>
+        <w:t>Заключение</w:t>
       </w:r>
     </w:p>
     <w:p>
@@ -7360,370 +1495,7 @@
           <w:rFonts w:ascii="Times New Roman" w:hAnsi="Times New Roman"/>
           <w:sz w:val="28"/>
         </w:rPr>
-        <w:t xml:space="preserve">На основе проведенного многокритериального анализа в качестве инструментального средства для реализации корпоративного портала университета (модуль АНОК) выбрана </w:t>
-      </w:r>
-      <w:r>
-        <w:rPr>
-          <w:rFonts w:ascii="Times New Roman" w:hAnsi="Times New Roman"/>
-          <w:b/>
-          <w:sz w:val="28"/>
-        </w:rPr>
-        <w:t>CMF Drupal 10</w:t>
-      </w:r>
-      <w:r>
-        <w:rPr>
-          <w:rFonts w:ascii="Times New Roman" w:hAnsi="Times New Roman"/>
-          <w:sz w:val="28"/>
-        </w:rPr>
-        <w:t>:</w:t>
-      </w:r>
-    </w:p>
-    <w:p>
-      <w:pPr>
-        <w:spacing w:line="276" w:lineRule="auto" w:after="60"/>
-        <w:ind w:left="709"/>
-        <w:jc w:val="both"/>
-      </w:pPr>
-      <w:r>
-        <w:rPr>
-          <w:rFonts w:ascii="Times New Roman" w:hAnsi="Times New Roman"/>
-          <w:b/>
-          <w:sz w:val="28"/>
-        </w:rPr>
-        <w:t xml:space="preserve">1. </w:t>
-      </w:r>
-      <w:r>
-        <w:rPr>
-          <w:rFonts w:ascii="Times New Roman" w:hAnsi="Times New Roman"/>
-          <w:sz w:val="28"/>
-        </w:rPr>
-      </w:r>
-      <w:r>
-        <w:rPr>
-          <w:rFonts w:ascii="Times New Roman" w:hAnsi="Times New Roman"/>
-          <w:b/>
-          <w:sz w:val="28"/>
-        </w:rPr>
-        <w:t>Идеальное соответствие академическим и корпоративным задачам</w:t>
-      </w:r>
-      <w:r>
-        <w:rPr>
-          <w:rFonts w:ascii="Times New Roman" w:hAnsi="Times New Roman"/>
-          <w:sz w:val="28"/>
-        </w:rPr>
-        <w:t>:</w:t>
-      </w:r>
-    </w:p>
-    <w:p>
-      <w:pPr>
-        <w:spacing w:line="276" w:lineRule="auto" w:after="60"/>
-        <w:ind w:left="1134"/>
-        <w:jc w:val="both"/>
-      </w:pPr>
-      <w:r>
-        <w:rPr>
-          <w:rFonts w:ascii="Times New Roman" w:hAnsi="Times New Roman"/>
-          <w:b w:val="0"/>
-          <w:sz w:val="28"/>
-        </w:rPr>
-        <w:t xml:space="preserve">• </w:t>
-      </w:r>
-      <w:r>
-        <w:rPr>
-          <w:rFonts w:ascii="Times New Roman" w:hAnsi="Times New Roman"/>
-          <w:sz w:val="28"/>
-        </w:rPr>
-        <w:t>Drupal исторически является стандартом де-факто для ведущих мировых и российских университетов благодаря надежности, масштабируемости и чистоте архитектуры.</w:t>
-      </w:r>
-    </w:p>
-    <w:p>
-      <w:pPr>
-        <w:spacing w:line="276" w:lineRule="auto" w:after="60"/>
-        <w:ind w:left="709"/>
-        <w:jc w:val="both"/>
-      </w:pPr>
-      <w:r>
-        <w:rPr>
-          <w:rFonts w:ascii="Times New Roman" w:hAnsi="Times New Roman"/>
-          <w:b/>
-          <w:sz w:val="28"/>
-        </w:rPr>
-        <w:t xml:space="preserve">2. </w:t>
-      </w:r>
-      <w:r>
-        <w:rPr>
-          <w:rFonts w:ascii="Times New Roman" w:hAnsi="Times New Roman"/>
-          <w:sz w:val="28"/>
-        </w:rPr>
-      </w:r>
-      <w:r>
-        <w:rPr>
-          <w:rFonts w:ascii="Times New Roman" w:hAnsi="Times New Roman"/>
-          <w:b/>
-          <w:sz w:val="28"/>
-        </w:rPr>
-        <w:t>Встроенный мощный механизм документооборота (Workflows &amp; Content Moderation)</w:t>
-      </w:r>
-      <w:r>
-        <w:rPr>
-          <w:rFonts w:ascii="Times New Roman" w:hAnsi="Times New Roman"/>
-          <w:sz w:val="28"/>
-        </w:rPr>
-        <w:t>:</w:t>
-      </w:r>
-    </w:p>
-    <w:p>
-      <w:pPr>
-        <w:spacing w:line="276" w:lineRule="auto" w:after="60"/>
-        <w:ind w:left="1134"/>
-        <w:jc w:val="both"/>
-      </w:pPr>
-      <w:r>
-        <w:rPr>
-          <w:rFonts w:ascii="Times New Roman" w:hAnsi="Times New Roman"/>
-          <w:b w:val="0"/>
-          <w:sz w:val="28"/>
-        </w:rPr>
-        <w:t xml:space="preserve">• </w:t>
-      </w:r>
-      <w:r>
-        <w:rPr>
-          <w:rFonts w:ascii="Times New Roman" w:hAnsi="Times New Roman"/>
-          <w:sz w:val="28"/>
-        </w:rPr>
-        <w:t>Из «коробки» поддерживается создание сложных графов состояний документов (`Черновик` → `На проверке в АНОК` → `Согласован` → `Утвержден`), настройка прав на переходы между состояниями для разных ролей (зав. кафедрой, эксперт АНОК, проректор, ректор), что критически важно для варианта №15.</w:t>
-      </w:r>
-    </w:p>
-    <w:p>
-      <w:pPr>
-        <w:spacing w:line="276" w:lineRule="auto" w:after="60"/>
-        <w:ind w:left="709"/>
-        <w:jc w:val="both"/>
-      </w:pPr>
-      <w:r>
-        <w:rPr>
-          <w:rFonts w:ascii="Times New Roman" w:hAnsi="Times New Roman"/>
-          <w:b/>
-          <w:sz w:val="28"/>
-        </w:rPr>
-        <w:t xml:space="preserve">3. </w:t>
-      </w:r>
-      <w:r>
-        <w:rPr>
-          <w:rFonts w:ascii="Times New Roman" w:hAnsi="Times New Roman"/>
-          <w:sz w:val="28"/>
-        </w:rPr>
-      </w:r>
-      <w:r>
-        <w:rPr>
-          <w:rFonts w:ascii="Times New Roman" w:hAnsi="Times New Roman"/>
-          <w:b/>
-          <w:sz w:val="28"/>
-        </w:rPr>
-        <w:t>Мощный конструктор сущностей и представлений (Entity API + Views)</w:t>
-      </w:r>
-      <w:r>
-        <w:rPr>
-          <w:rFonts w:ascii="Times New Roman" w:hAnsi="Times New Roman"/>
-          <w:sz w:val="28"/>
-        </w:rPr>
-        <w:t>:</w:t>
-      </w:r>
-    </w:p>
-    <w:p>
-      <w:pPr>
-        <w:spacing w:line="276" w:lineRule="auto" w:after="60"/>
-        <w:ind w:left="1134"/>
-        <w:jc w:val="both"/>
-      </w:pPr>
-      <w:r>
-        <w:rPr>
-          <w:rFonts w:ascii="Times New Roman" w:hAnsi="Times New Roman"/>
-          <w:b w:val="0"/>
-          <w:sz w:val="28"/>
-        </w:rPr>
-        <w:t xml:space="preserve">• </w:t>
-      </w:r>
-      <w:r>
-        <w:rPr>
-          <w:rFonts w:ascii="Times New Roman" w:hAnsi="Times New Roman"/>
-          <w:sz w:val="28"/>
-        </w:rPr>
-        <w:t>Позволяет без написания избыточного низкоуровневого кода создавать сложные иерархические структуры («Образовательная программа» → «Учебный план» → «Дисциплина» → «Кафедра») и выводить реестры, фильтры и таблицы с пагинацией.</w:t>
-      </w:r>
-    </w:p>
-    <w:p>
-      <w:pPr>
-        <w:spacing w:line="276" w:lineRule="auto" w:after="60"/>
-        <w:ind w:left="709"/>
-        <w:jc w:val="both"/>
-      </w:pPr>
-      <w:r>
-        <w:rPr>
-          <w:rFonts w:ascii="Times New Roman" w:hAnsi="Times New Roman"/>
-          <w:b/>
-          <w:sz w:val="28"/>
-        </w:rPr>
-        <w:t xml:space="preserve">4. </w:t>
-      </w:r>
-      <w:r>
-        <w:rPr>
-          <w:rFonts w:ascii="Times New Roman" w:hAnsi="Times New Roman"/>
-          <w:sz w:val="28"/>
-        </w:rPr>
-      </w:r>
-      <w:r>
-        <w:rPr>
-          <w:rFonts w:ascii="Times New Roman" w:hAnsi="Times New Roman"/>
-          <w:b/>
-          <w:sz w:val="28"/>
-        </w:rPr>
-        <w:t>Гранулярное разграничение прав доступа (Role-Based Access Control)</w:t>
-      </w:r>
-      <w:r>
-        <w:rPr>
-          <w:rFonts w:ascii="Times New Roman" w:hAnsi="Times New Roman"/>
-          <w:sz w:val="28"/>
-        </w:rPr>
-        <w:t>:</w:t>
-      </w:r>
-    </w:p>
-    <w:p>
-      <w:pPr>
-        <w:spacing w:line="276" w:lineRule="auto" w:after="60"/>
-        <w:ind w:left="1134"/>
-        <w:jc w:val="both"/>
-      </w:pPr>
-      <w:r>
-        <w:rPr>
-          <w:rFonts w:ascii="Times New Roman" w:hAnsi="Times New Roman"/>
-          <w:b w:val="0"/>
-          <w:sz w:val="28"/>
-        </w:rPr>
-        <w:t xml:space="preserve">• </w:t>
-      </w:r>
-      <w:r>
-        <w:rPr>
-          <w:rFonts w:ascii="Times New Roman" w:hAnsi="Times New Roman"/>
-          <w:sz w:val="28"/>
-        </w:rPr>
-        <w:t>Позволяет гибко изолировать права доступа пользователей: сотрудники выпускающей кафедры имеют доступ на редактирование только своих планов, обеспечивающие кафедры — только согласование служебных записок по своим дисциплинам, а эксперты АНОК — права на верификацию и коррекцию любых планов.</w:t>
-      </w:r>
-    </w:p>
-    <w:p>
-      <w:pPr>
-        <w:spacing w:line="276" w:lineRule="auto" w:after="60"/>
-        <w:ind w:left="709"/>
-        <w:jc w:val="both"/>
-      </w:pPr>
-      <w:r>
-        <w:rPr>
-          <w:rFonts w:ascii="Times New Roman" w:hAnsi="Times New Roman"/>
-          <w:b/>
-          <w:sz w:val="28"/>
-        </w:rPr>
-        <w:t xml:space="preserve">5. </w:t>
-      </w:r>
-      <w:r>
-        <w:rPr>
-          <w:rFonts w:ascii="Times New Roman" w:hAnsi="Times New Roman"/>
-          <w:sz w:val="28"/>
-        </w:rPr>
-      </w:r>
-      <w:r>
-        <w:rPr>
-          <w:rFonts w:ascii="Times New Roman" w:hAnsi="Times New Roman"/>
-          <w:b/>
-          <w:sz w:val="28"/>
-        </w:rPr>
-        <w:t>Соответствие системным требованиям задания</w:t>
-      </w:r>
-      <w:r>
-        <w:rPr>
-          <w:rFonts w:ascii="Times New Roman" w:hAnsi="Times New Roman"/>
-          <w:sz w:val="28"/>
-        </w:rPr>
-        <w:t>:</w:t>
-      </w:r>
-    </w:p>
-    <w:p>
-      <w:pPr>
-        <w:spacing w:line="276" w:lineRule="auto" w:after="60"/>
-        <w:ind w:left="1134"/>
-        <w:jc w:val="both"/>
-      </w:pPr>
-      <w:r>
-        <w:rPr>
-          <w:rFonts w:ascii="Times New Roman" w:hAnsi="Times New Roman"/>
-          <w:b w:val="0"/>
-          <w:sz w:val="28"/>
-        </w:rPr>
-        <w:t xml:space="preserve">• </w:t>
-      </w:r>
-      <w:r>
-        <w:rPr>
-          <w:rFonts w:ascii="Times New Roman" w:hAnsi="Times New Roman"/>
-          <w:sz w:val="28"/>
-        </w:rPr>
-        <w:t xml:space="preserve">Является на 100% бесплатным ПО с открытым исходным кодом (Open Source, GPLv2+), полностью функционирует на стеке </w:t>
-      </w:r>
-      <w:r>
-        <w:rPr>
-          <w:rFonts w:ascii="Times New Roman" w:hAnsi="Times New Roman"/>
-          <w:b/>
-          <w:sz w:val="28"/>
-        </w:rPr>
-        <w:t>PHP 8.2+</w:t>
-      </w:r>
-      <w:r>
-        <w:rPr>
-          <w:rFonts w:ascii="Times New Roman" w:hAnsi="Times New Roman"/>
-          <w:sz w:val="28"/>
-        </w:rPr>
-        <w:t xml:space="preserve"> и СУБД </w:t>
-      </w:r>
-      <w:r>
-        <w:rPr>
-          <w:rFonts w:ascii="Times New Roman" w:hAnsi="Times New Roman"/>
-          <w:b/>
-          <w:sz w:val="28"/>
-        </w:rPr>
-        <w:t>MySQL 8.0 / MariaDB 10.6+</w:t>
-      </w:r>
-      <w:r>
-        <w:rPr>
-          <w:rFonts w:ascii="Times New Roman" w:hAnsi="Times New Roman"/>
-          <w:sz w:val="28"/>
-        </w:rPr>
-        <w:t>.</w:t>
-      </w:r>
-    </w:p>
-    <w:p>
-      <w:pPr>
-        <w:spacing w:before="240" w:after="120"/>
-        <w:jc w:val="left"/>
-      </w:pPr>
-      <w:r>
-        <w:rPr>
-          <w:rFonts w:ascii="Times New Roman" w:hAnsi="Times New Roman"/>
-          <w:b/>
-          <w:sz w:val="28"/>
-        </w:rPr>
-        <w:t>Заключение к лабораторной работе № 1</w:t>
-      </w:r>
-    </w:p>
-    <w:p>
-      <w:pPr>
-        <w:spacing w:line="276" w:lineRule="auto" w:after="120"/>
-        <w:ind w:firstLine="709"/>
-        <w:jc w:val="both"/>
-      </w:pPr>
-      <w:r>
-        <w:rPr>
-          <w:rFonts w:ascii="Times New Roman" w:hAnsi="Times New Roman"/>
-          <w:sz w:val="28"/>
-        </w:rPr>
-        <w:t>В рамках работы выполнен подробный анализ предметной области Центра Аккредитации и независимой оценки качества университета (Вариант № 15). Определены основные бизнес-процессы, формализованы функциональные и нефункциональные требования к корпоративному порталу, разработана диаграмма вариантов использования (Use Case) с детальной спецификацией прецедентов, проведен сравнительный анализ инструментальных средств на стеке PHP/MySQL и аргументированно выбрана платформа Drupal 10.</w:t>
+        <w:t>Определены предметная область, акторы, варианты использования и требования к порталу. Выбран стек PHP, MySQL/MariaDB и PDO, соответствующий условию лабораторной работы.</w:t>
       </w:r>
     </w:p>
     <w:sectPr>

--- a/reports/lab1/LR1_Report_Variant15.docx
+++ b/reports/lab1/LR1_Report_Variant15.docx
@@ -2,31 +2,10 @@
 <file path=word/document.xml><?xml version="1.0" encoding="utf-8"?>
 <w:document xmlns:wpc="http://schemas.microsoft.com/office/word/2010/wordprocessingCanvas" xmlns:mo="http://schemas.microsoft.com/office/mac/office/2008/main" xmlns:mc="http://schemas.openxmlformats.org/markup-compatibility/2006" xmlns:mv="urn:schemas-microsoft-com:mac:vml" xmlns:o="urn:schemas-microsoft-com:office:office" xmlns:r="http://schemas.openxmlformats.org/officeDocument/2006/relationships" xmlns:m="http://schemas.openxmlformats.org/officeDocument/2006/math" xmlns:v="urn:schemas-microsoft-com:vml" xmlns:wp14="http://schemas.microsoft.com/office/word/2010/wordprocessingDrawing" xmlns:wp="http://schemas.openxmlformats.org/drawingml/2006/wordprocessingDrawing" xmlns:w10="urn:schemas-microsoft-com:office:word" xmlns:w="http://schemas.openxmlformats.org/wordprocessingml/2006/main" xmlns:w14="http://schemas.microsoft.com/office/word/2010/wordml" xmlns:wpg="http://schemas.microsoft.com/office/word/2010/wordprocessingGroup" xmlns:wpi="http://schemas.microsoft.com/office/word/2010/wordprocessingInk" xmlns:wne="http://schemas.microsoft.com/office/word/2006/wordml" xmlns:wps="http://schemas.microsoft.com/office/word/2010/wordprocessingShape" mc:Ignorable="w14 wp14">
   <w:body>
-    <w:p>
-      <w:pPr>
-        <w:spacing w:before="0" w:after="80" w:line="276" w:lineRule="auto"/>
-        <w:jc w:val="center"/>
-      </w:pPr>
-      <w:r>
-        <w:rPr>
-          <w:rFonts w:ascii="Times New Roman" w:hAnsi="Times New Roman"/>
-          <w:b/>
-          <w:sz w:val="24"/>
-        </w:rPr>
-        <w:t>МИНИСТЕРСТВО НАУКИ И ВЫСШЕГО ОБРАЗОВАНИЯ РОССИЙСКОЙ ФЕДЕРАЦИИ</w:t>
-        <w:br/>
-        <w:t>ФЕДЕРАЛЬНОЕ ГОСУДАРСТВЕННОЕ АВТОНОМНОЕ ОБРАЗОВАТЕЛЬНОЕ УЧРЕЖДЕНИЕ</w:t>
-        <w:br/>
-        <w:t>ВЫСШЕГО ОБРАЗОВАНИЯ</w:t>
-        <w:br/>
-        <w:t>«НАЦИОНАЛЬНЫЙ ИССЛЕДОВАТЕЛЬСКИЙ УНИВЕРСИТЕТ»</w:t>
-        <w:br/>
-        <w:br/>
-        <w:t>Факультет информационных технологий</w:t>
-        <w:br/>
-        <w:t>Кафедра программной инженерии</w:t>
-      </w:r>
-    </w:p>
+    <w:p/>
+    <w:p/>
+    <w:p/>
+    <w:p/>
     <w:p/>
     <w:p/>
     <w:p/>
@@ -125,7 +104,7 @@
           <w:b/>
           <w:sz w:val="28"/>
         </w:rPr>
-        <w:t>1. Предметная область</w:t>
+        <w:t>1. Цель работы</w:t>
       </w:r>
     </w:p>
     <w:p>
@@ -139,7 +118,21 @@
           <w:rFonts w:ascii="Times New Roman" w:hAnsi="Times New Roman"/>
           <w:sz w:val="28"/>
         </w:rPr>
-        <w:t>Центр АНОК проверяет учебные планы образовательных программ университета. Учебный план содержит дисциплины, семестры, трудоёмкость, часы, формы контроля и ответственные подразделения. Портал хранит эти сведения и предоставляет к ним доступ сотрудникам университета.</w:t>
+        <w:t>Целью лабораторной работы является исследование предметной области Центра аккредитации и независимой оценки качества образования университета (Центр АНОК), выявление и формализация функциональных и нефункциональных требований к корпоративному порталу, разработка диаграммы вариантов использования (Use Case Diagram), а также проведение сравнительного анализа и обоснование выбора инструментального программного стека на основе бесплатного ПО с поддержкой PHP и реляционной СУБД MySQL/MariaDB (SQLite).</w:t>
+      </w:r>
+    </w:p>
+    <w:p>
+      <w:pPr>
+        <w:spacing w:before="240" w:after="120"/>
+        <w:jc w:val="left"/>
+      </w:pPr>
+      <w:r>
+        <w:rPr>
+          <w:rFonts w:ascii="Times New Roman" w:hAnsi="Times New Roman"/>
+          <w:b/>
+          <w:sz w:val="28"/>
+        </w:rPr>
+        <w:t>2. Описание предметной области</w:t>
       </w:r>
     </w:p>
     <w:p>
@@ -153,7 +146,304 @@
           <w:rFonts w:ascii="Times New Roman" w:hAnsi="Times New Roman"/>
           <w:sz w:val="28"/>
         </w:rPr>
-        <w:t>Основные процессы: подготовка плана, проверка в АНОК, согласование, утверждение и оформление служебной записки при изменении плана.</w:t>
+        <w:t>Центр АНОК выполняет ключевую роль в обеспечении соответствия образовательной деятельности университета требованиям Федеральных государственных образовательных стандартов высшего образования (ФГОС ВО 3++), локальных нормативных актов и регламентов аккредитационной экспертизы.</w:t>
+      </w:r>
+    </w:p>
+    <w:p>
+      <w:pPr>
+        <w:spacing w:line="276" w:lineRule="auto" w:after="120"/>
+        <w:ind w:firstLine="709"/>
+        <w:jc w:val="both"/>
+      </w:pPr>
+      <w:r>
+        <w:rPr>
+          <w:rFonts w:ascii="Times New Roman" w:hAnsi="Times New Roman"/>
+          <w:sz w:val="28"/>
+        </w:rPr>
+        <w:t xml:space="preserve">Ключевым объектом автоматизации является </w:t>
+      </w:r>
+      <w:r>
+        <w:rPr>
+          <w:rFonts w:ascii="Times New Roman" w:hAnsi="Times New Roman"/>
+          <w:b/>
+          <w:sz w:val="28"/>
+        </w:rPr>
+        <w:t>Учебный план (УП)</w:t>
+      </w:r>
+      <w:r>
+        <w:rPr>
+          <w:rFonts w:ascii="Times New Roman" w:hAnsi="Times New Roman"/>
+          <w:sz w:val="28"/>
+        </w:rPr>
+        <w:t xml:space="preserve"> образовательной программы высшего образования, представляющий собой сложную структурированную сетку дисциплин, практик и государственной итоговой аттестации (ГИА), распределенных по семестрам с фиксацией академических часов (лекции, лабораторные, практические, самостоятельная работа студента — СРС), зачетных единиц (з.е.) и форм промежуточного контроля (экзамен, зачет, зачет с оценкой, курсовой проект/работа).</w:t>
+      </w:r>
+    </w:p>
+    <w:p>
+      <w:pPr>
+        <w:spacing w:before="160" w:after="80"/>
+        <w:jc w:val="left"/>
+      </w:pPr>
+      <w:r>
+        <w:rPr>
+          <w:rFonts w:ascii="Times New Roman" w:hAnsi="Times New Roman"/>
+          <w:b/>
+          <w:sz w:val="26"/>
+        </w:rPr>
+        <w:t>Основные бизнес-процессы Центра АНОК:</w:t>
+      </w:r>
+    </w:p>
+    <w:p>
+      <w:pPr>
+        <w:spacing w:line="276" w:lineRule="auto" w:after="60"/>
+        <w:ind w:left="709"/>
+        <w:jc w:val="both"/>
+      </w:pPr>
+      <w:r>
+        <w:rPr>
+          <w:rFonts w:ascii="Times New Roman" w:hAnsi="Times New Roman"/>
+          <w:b/>
+          <w:sz w:val="28"/>
+        </w:rPr>
+        <w:t xml:space="preserve">1. </w:t>
+      </w:r>
+      <w:r>
+        <w:rPr>
+          <w:rFonts w:ascii="Times New Roman" w:hAnsi="Times New Roman"/>
+          <w:sz w:val="28"/>
+        </w:rPr>
+      </w:r>
+      <w:r>
+        <w:rPr>
+          <w:rFonts w:ascii="Times New Roman" w:hAnsi="Times New Roman"/>
+          <w:b/>
+          <w:sz w:val="28"/>
+        </w:rPr>
+        <w:t>Инициация и разработка проекта УП:</w:t>
+      </w:r>
+      <w:r>
+        <w:rPr>
+          <w:rFonts w:ascii="Times New Roman" w:hAnsi="Times New Roman"/>
+          <w:sz w:val="28"/>
+        </w:rPr>
+        <w:t xml:space="preserve"> Выпускающие кафедры формируют проект учебного плана образовательной программы бакалавриата (240 з.е.) или магистратуры (120 з.е.).</w:t>
+      </w:r>
+    </w:p>
+    <w:p>
+      <w:pPr>
+        <w:spacing w:line="276" w:lineRule="auto" w:after="60"/>
+        <w:ind w:left="709"/>
+        <w:jc w:val="both"/>
+      </w:pPr>
+      <w:r>
+        <w:rPr>
+          <w:rFonts w:ascii="Times New Roman" w:hAnsi="Times New Roman"/>
+          <w:b/>
+          <w:sz w:val="28"/>
+        </w:rPr>
+        <w:t xml:space="preserve">2. </w:t>
+      </w:r>
+      <w:r>
+        <w:rPr>
+          <w:rFonts w:ascii="Times New Roman" w:hAnsi="Times New Roman"/>
+          <w:sz w:val="28"/>
+        </w:rPr>
+      </w:r>
+      <w:r>
+        <w:rPr>
+          <w:rFonts w:ascii="Times New Roman" w:hAnsi="Times New Roman"/>
+          <w:b/>
+          <w:sz w:val="28"/>
+        </w:rPr>
+        <w:t>Экспертиза и автоматическая валидация:</w:t>
+      </w:r>
+      <w:r>
+        <w:rPr>
+          <w:rFonts w:ascii="Times New Roman" w:hAnsi="Times New Roman"/>
+          <w:sz w:val="28"/>
+        </w:rPr>
+        <w:t xml:space="preserve"> Центр АНОК выполняет проверку плана на выполнение обязательных ограничений ФГОС ВО 3++:</w:t>
+      </w:r>
+    </w:p>
+    <w:p>
+      <w:pPr>
+        <w:spacing w:line="276" w:lineRule="auto" w:after="60"/>
+        <w:ind w:left="1134"/>
+        <w:jc w:val="both"/>
+      </w:pPr>
+      <w:r>
+        <w:rPr>
+          <w:rFonts w:ascii="Times New Roman" w:hAnsi="Times New Roman"/>
+          <w:b w:val="0"/>
+          <w:sz w:val="28"/>
+        </w:rPr>
+        <w:t xml:space="preserve">• </w:t>
+      </w:r>
+      <w:r>
+        <w:rPr>
+          <w:rFonts w:ascii="Times New Roman" w:hAnsi="Times New Roman"/>
+          <w:sz w:val="28"/>
+        </w:rPr>
+        <w:t>Суммарная трудоемкость программы (240 з.е. для бакалавриата, ровно 30 з.е. в каждом семестре);</w:t>
+      </w:r>
+    </w:p>
+    <w:p>
+      <w:pPr>
+        <w:spacing w:line="276" w:lineRule="auto" w:after="60"/>
+        <w:ind w:left="1134"/>
+        <w:jc w:val="both"/>
+      </w:pPr>
+      <w:r>
+        <w:rPr>
+          <w:rFonts w:ascii="Times New Roman" w:hAnsi="Times New Roman"/>
+          <w:b w:val="0"/>
+          <w:sz w:val="28"/>
+        </w:rPr>
+        <w:t xml:space="preserve">• </w:t>
+      </w:r>
+      <w:r>
+        <w:rPr>
+          <w:rFonts w:ascii="Times New Roman" w:hAnsi="Times New Roman"/>
+          <w:sz w:val="28"/>
+        </w:rPr>
+        <w:t>Количество экзаменов в одну экзаменационную сессию ($\le 5$ экзаменов);</w:t>
+      </w:r>
+    </w:p>
+    <w:p>
+      <w:pPr>
+        <w:spacing w:line="276" w:lineRule="auto" w:after="60"/>
+        <w:ind w:left="1134"/>
+        <w:jc w:val="both"/>
+      </w:pPr>
+      <w:r>
+        <w:rPr>
+          <w:rFonts w:ascii="Times New Roman" w:hAnsi="Times New Roman"/>
+          <w:b w:val="0"/>
+          <w:sz w:val="28"/>
+        </w:rPr>
+        <w:t xml:space="preserve">• </w:t>
+      </w:r>
+      <w:r>
+        <w:rPr>
+          <w:rFonts w:ascii="Times New Roman" w:hAnsi="Times New Roman"/>
+          <w:sz w:val="28"/>
+        </w:rPr>
+        <w:t>Объем практической подготовки ($\ge 12$ з.е.);</w:t>
+      </w:r>
+    </w:p>
+    <w:p>
+      <w:pPr>
+        <w:spacing w:line="276" w:lineRule="auto" w:after="60"/>
+        <w:ind w:left="1134"/>
+        <w:jc w:val="both"/>
+      </w:pPr>
+      <w:r>
+        <w:rPr>
+          <w:rFonts w:ascii="Times New Roman" w:hAnsi="Times New Roman"/>
+          <w:b w:val="0"/>
+          <w:sz w:val="28"/>
+        </w:rPr>
+        <w:t xml:space="preserve">• </w:t>
+      </w:r>
+      <w:r>
+        <w:rPr>
+          <w:rFonts w:ascii="Times New Roman" w:hAnsi="Times New Roman"/>
+          <w:sz w:val="28"/>
+        </w:rPr>
+        <w:t>Объем государственной итоговой аттестации ($\ge 6$ з.е.);</w:t>
+      </w:r>
+    </w:p>
+    <w:p>
+      <w:pPr>
+        <w:spacing w:line="276" w:lineRule="auto" w:after="60"/>
+        <w:ind w:left="1134"/>
+        <w:jc w:val="both"/>
+      </w:pPr>
+      <w:r>
+        <w:rPr>
+          <w:rFonts w:ascii="Times New Roman" w:hAnsi="Times New Roman"/>
+          <w:b w:val="0"/>
+          <w:sz w:val="28"/>
+        </w:rPr>
+        <w:t xml:space="preserve">• </w:t>
+      </w:r>
+      <w:r>
+        <w:rPr>
+          <w:rFonts w:ascii="Times New Roman" w:hAnsi="Times New Roman"/>
+          <w:sz w:val="28"/>
+        </w:rPr>
+        <w:t>Корректность закрепления дисциплин за обеспечивающими кафедрами.</w:t>
+      </w:r>
+    </w:p>
+    <w:p>
+      <w:pPr>
+        <w:spacing w:line="276" w:lineRule="auto" w:after="60"/>
+        <w:ind w:left="709"/>
+        <w:jc w:val="both"/>
+      </w:pPr>
+      <w:r>
+        <w:rPr>
+          <w:rFonts w:ascii="Times New Roman" w:hAnsi="Times New Roman"/>
+          <w:b/>
+          <w:sz w:val="28"/>
+        </w:rPr>
+        <w:t xml:space="preserve">3. </w:t>
+      </w:r>
+      <w:r>
+        <w:rPr>
+          <w:rFonts w:ascii="Times New Roman" w:hAnsi="Times New Roman"/>
+          <w:sz w:val="28"/>
+        </w:rPr>
+      </w:r>
+      <w:r>
+        <w:rPr>
+          <w:rFonts w:ascii="Times New Roman" w:hAnsi="Times New Roman"/>
+          <w:b/>
+          <w:sz w:val="28"/>
+        </w:rPr>
+        <w:t>Маршрут согласования и утверждения:</w:t>
+      </w:r>
+      <w:r>
+        <w:rPr>
+          <w:rFonts w:ascii="Times New Roman" w:hAnsi="Times New Roman"/>
+          <w:sz w:val="28"/>
+        </w:rPr>
+        <w:t xml:space="preserve"> Проект УП последовательно визируется: Заведующий выпускающей кафедрой → Эксперт/Начальник АНОК → Проректор по учебной работе → Ректор университета с фиксацией номера и даты протокола Ученого совета.</w:t>
+      </w:r>
+    </w:p>
+    <w:p>
+      <w:pPr>
+        <w:spacing w:line="276" w:lineRule="auto" w:after="60"/>
+        <w:ind w:left="709"/>
+        <w:jc w:val="both"/>
+      </w:pPr>
+      <w:r>
+        <w:rPr>
+          <w:rFonts w:ascii="Times New Roman" w:hAnsi="Times New Roman"/>
+          <w:b/>
+          <w:sz w:val="28"/>
+        </w:rPr>
+        <w:t xml:space="preserve">4. </w:t>
+      </w:r>
+      <w:r>
+        <w:rPr>
+          <w:rFonts w:ascii="Times New Roman" w:hAnsi="Times New Roman"/>
+          <w:sz w:val="28"/>
+        </w:rPr>
+      </w:r>
+      <w:r>
+        <w:rPr>
+          <w:rFonts w:ascii="Times New Roman" w:hAnsi="Times New Roman"/>
+          <w:b/>
+          <w:sz w:val="28"/>
+        </w:rPr>
+        <w:t>Внесение оперативных изменений (Служебные записки):</w:t>
+      </w:r>
+      <w:r>
+        <w:rPr>
+          <w:rFonts w:ascii="Times New Roman" w:hAnsi="Times New Roman"/>
+          <w:sz w:val="28"/>
+        </w:rPr>
+        <w:t xml:space="preserve"> При необходимости перераспределения часов, смены формы контроля или обеспечивающей кафедры оформляется электронная служебная записка (СЗ) с двусторонним согласованием (выпускающая + реализующая кафедры) и проверкой сохранения итогового баланса зачетных единиц.</w:t>
       </w:r>
     </w:p>
     <w:p>
@@ -167,7 +457,7 @@
           <w:b/>
           <w:sz w:val="28"/>
         </w:rPr>
-        <w:t>2. Акторы</w:t>
+        <w:t>3. Описание основных акторов системы</w:t>
       </w:r>
     </w:p>
     <w:p>
@@ -200,13 +490,14 @@
         </w:tblBorders>
       </w:tblPr>
       <w:tblGrid>
-        <w:gridCol w:w="4677"/>
-        <w:gridCol w:w="4677"/>
+        <w:gridCol w:w="3118"/>
+        <w:gridCol w:w="3118"/>
+        <w:gridCol w:w="3118"/>
       </w:tblGrid>
       <w:tr>
         <w:tc>
           <w:tcPr>
-            <w:tcW w:type="dxa" w:w="4677"/>
+            <w:tcW w:type="dxa" w:w="3118"/>
             <w:tcMar>
               <w:top w:w="100" w:type="dxa"/>
               <w:bottom w:w="100" w:type="dxa"/>
@@ -232,7 +523,7 @@
         </w:tc>
         <w:tc>
           <w:tcPr>
-            <w:tcW w:type="dxa" w:w="4677"/>
+            <w:tcW w:type="dxa" w:w="3118"/>
             <w:tcMar>
               <w:top w:w="100" w:type="dxa"/>
               <w:bottom w:w="100" w:type="dxa"/>
@@ -252,7 +543,33 @@
                 <w:b/>
                 <w:sz w:val="22"/>
               </w:rPr>
-              <w:t>Назначение</w:t>
+              <w:t>Роль в системе</w:t>
+            </w:r>
+          </w:p>
+        </w:tc>
+        <w:tc>
+          <w:tcPr>
+            <w:tcW w:type="dxa" w:w="3118"/>
+            <w:tcMar>
+              <w:top w:w="100" w:type="dxa"/>
+              <w:bottom w:w="100" w:type="dxa"/>
+              <w:left w:w="150" w:type="dxa"/>
+              <w:right w:w="150" w:type="dxa"/>
+            </w:tcMar>
+            <w:shd w:fill="E2E8F0"/>
+          </w:tcPr>
+          <w:p>
+            <w:pPr>
+              <w:spacing w:before="40" w:after="40" w:line="252" w:lineRule="auto"/>
+              <w:jc w:val="left"/>
+            </w:pPr>
+            <w:r>
+              <w:rPr>
+                <w:rFonts w:ascii="Times New Roman" w:hAnsi="Times New Roman"/>
+                <w:b/>
+                <w:sz w:val="22"/>
+              </w:rPr>
+              <w:t>Основные функции и зоны ответственности</w:t>
             </w:r>
           </w:p>
         </w:tc>
@@ -260,7 +577,7 @@
       <w:tr>
         <w:tc>
           <w:tcPr>
-            <w:tcW w:type="dxa" w:w="4677"/>
+            <w:tcW w:type="dxa" w:w="3118"/>
             <w:tcMar>
               <w:top w:w="100" w:type="dxa"/>
               <w:bottom w:w="100" w:type="dxa"/>
@@ -278,13 +595,26 @@
                 <w:rFonts w:ascii="Times New Roman" w:hAnsi="Times New Roman"/>
                 <w:sz w:val="22"/>
               </w:rPr>
-              <w:t>Выпускающее подразделение</w:t>
+            </w:r>
+            <w:r>
+              <w:rPr>
+                <w:rFonts w:ascii="Times New Roman" w:hAnsi="Times New Roman"/>
+                <w:b/>
+                <w:sz w:val="22"/>
+              </w:rPr>
+              <w:t>Руководитель выпускающего подразделения (Зав. кафедрой)</w:t>
+            </w:r>
+            <w:r>
+              <w:rPr>
+                <w:rFonts w:ascii="Times New Roman" w:hAnsi="Times New Roman"/>
+                <w:sz w:val="22"/>
+              </w:rPr>
             </w:r>
           </w:p>
         </w:tc>
         <w:tc>
           <w:tcPr>
-            <w:tcW w:type="dxa" w:w="4677"/>
+            <w:tcW w:type="dxa" w:w="3118"/>
             <w:tcMar>
               <w:top w:w="100" w:type="dxa"/>
               <w:bottom w:w="100" w:type="dxa"/>
@@ -302,15 +632,13 @@
                 <w:rFonts w:ascii="Times New Roman" w:hAnsi="Times New Roman"/>
                 <w:sz w:val="22"/>
               </w:rPr>
-              <w:t>Подготавливает учебный план.</w:t>
+              <w:t>`HEAD_RELEASING`</w:t>
             </w:r>
           </w:p>
         </w:tc>
-      </w:tr>
-      <w:tr>
         <w:tc>
           <w:tcPr>
-            <w:tcW w:type="dxa" w:w="4677"/>
+            <w:tcW w:type="dxa" w:w="3118"/>
             <w:tcMar>
               <w:top w:w="100" w:type="dxa"/>
               <w:bottom w:w="100" w:type="dxa"/>
@@ -328,13 +656,15 @@
                 <w:rFonts w:ascii="Times New Roman" w:hAnsi="Times New Roman"/>
                 <w:sz w:val="22"/>
               </w:rPr>
-              <w:t>Реализующее подразделение</w:t>
+              <w:t>Формирование проектов учебных планов ОП, первичное визирование ЭЦП, создание служебных записок на корректировку дисциплин.</w:t>
             </w:r>
           </w:p>
         </w:tc>
+      </w:tr>
+      <w:tr>
         <w:tc>
           <w:tcPr>
-            <w:tcW w:type="dxa" w:w="4677"/>
+            <w:tcW w:type="dxa" w:w="3118"/>
             <w:tcMar>
               <w:top w:w="100" w:type="dxa"/>
               <w:bottom w:w="100" w:type="dxa"/>
@@ -352,15 +682,26 @@
                 <w:rFonts w:ascii="Times New Roman" w:hAnsi="Times New Roman"/>
                 <w:sz w:val="22"/>
               </w:rPr>
-              <w:t>Рассматривает изменения дисциплин.</w:t>
+            </w:r>
+            <w:r>
+              <w:rPr>
+                <w:rFonts w:ascii="Times New Roman" w:hAnsi="Times New Roman"/>
+                <w:b/>
+                <w:sz w:val="22"/>
+              </w:rPr>
+              <w:t>Руководитель реализующего подразделения (Обеспечивающая каф.)</w:t>
+            </w:r>
+            <w:r>
+              <w:rPr>
+                <w:rFonts w:ascii="Times New Roman" w:hAnsi="Times New Roman"/>
+                <w:sz w:val="22"/>
+              </w:rPr>
             </w:r>
           </w:p>
         </w:tc>
-      </w:tr>
-      <w:tr>
         <w:tc>
           <w:tcPr>
-            <w:tcW w:type="dxa" w:w="4677"/>
+            <w:tcW w:type="dxa" w:w="3118"/>
             <w:tcMar>
               <w:top w:w="100" w:type="dxa"/>
               <w:bottom w:w="100" w:type="dxa"/>
@@ -378,13 +719,13 @@
                 <w:rFonts w:ascii="Times New Roman" w:hAnsi="Times New Roman"/>
                 <w:sz w:val="22"/>
               </w:rPr>
-              <w:t>Эксперт АНОК</w:t>
+              <w:t>`HEAD_IMPLEMENTING`</w:t>
             </w:r>
           </w:p>
         </w:tc>
         <w:tc>
           <w:tcPr>
-            <w:tcW w:type="dxa" w:w="4677"/>
+            <w:tcW w:type="dxa" w:w="3118"/>
             <w:tcMar>
               <w:top w:w="100" w:type="dxa"/>
               <w:bottom w:w="100" w:type="dxa"/>
@@ -402,7 +743,7 @@
                 <w:rFonts w:ascii="Times New Roman" w:hAnsi="Times New Roman"/>
                 <w:sz w:val="22"/>
               </w:rPr>
-              <w:t>Проверяет план.</w:t>
+              <w:t>Согласование параметров закрепленных дисциплин (часы, формы контроля), визирование служебных записок.</w:t>
             </w:r>
           </w:p>
         </w:tc>
@@ -410,7 +751,7 @@
       <w:tr>
         <w:tc>
           <w:tcPr>
-            <w:tcW w:type="dxa" w:w="4677"/>
+            <w:tcW w:type="dxa" w:w="3118"/>
             <w:tcMar>
               <w:top w:w="100" w:type="dxa"/>
               <w:bottom w:w="100" w:type="dxa"/>
@@ -428,13 +769,26 @@
                 <w:rFonts w:ascii="Times New Roman" w:hAnsi="Times New Roman"/>
                 <w:sz w:val="22"/>
               </w:rPr>
-              <w:t>Руководитель АНОК</w:t>
+            </w:r>
+            <w:r>
+              <w:rPr>
+                <w:rFonts w:ascii="Times New Roman" w:hAnsi="Times New Roman"/>
+                <w:b/>
+                <w:sz w:val="22"/>
+              </w:rPr>
+              <w:t>Эксперт Центра АНОК</w:t>
+            </w:r>
+            <w:r>
+              <w:rPr>
+                <w:rFonts w:ascii="Times New Roman" w:hAnsi="Times New Roman"/>
+                <w:sz w:val="22"/>
+              </w:rPr>
             </w:r>
           </w:p>
         </w:tc>
         <w:tc>
           <w:tcPr>
-            <w:tcW w:type="dxa" w:w="4677"/>
+            <w:tcW w:type="dxa" w:w="3118"/>
             <w:tcMar>
               <w:top w:w="100" w:type="dxa"/>
               <w:bottom w:w="100" w:type="dxa"/>
@@ -452,15 +806,13 @@
                 <w:rFonts w:ascii="Times New Roman" w:hAnsi="Times New Roman"/>
                 <w:sz w:val="22"/>
               </w:rPr>
-              <w:t>Рассматривает результаты экспертизы.</w:t>
+              <w:t>`EXPERT_ANOK`</w:t>
             </w:r>
           </w:p>
         </w:tc>
-      </w:tr>
-      <w:tr>
         <w:tc>
           <w:tcPr>
-            <w:tcW w:type="dxa" w:w="4677"/>
+            <w:tcW w:type="dxa" w:w="3118"/>
             <w:tcMar>
               <w:top w:w="100" w:type="dxa"/>
               <w:bottom w:w="100" w:type="dxa"/>
@@ -478,13 +830,15 @@
                 <w:rFonts w:ascii="Times New Roman" w:hAnsi="Times New Roman"/>
                 <w:sz w:val="22"/>
               </w:rPr>
-              <w:t>Проректор и ректор</w:t>
+              <w:t>Проведение автоматизированной и содержательной экспертизы УП по ФГОС ВО 3++, фиксация замечаний, применение утвержденных служебных записок.</w:t>
             </w:r>
           </w:p>
         </w:tc>
+      </w:tr>
+      <w:tr>
         <w:tc>
           <w:tcPr>
-            <w:tcW w:type="dxa" w:w="4677"/>
+            <w:tcW w:type="dxa" w:w="3118"/>
             <w:tcMar>
               <w:top w:w="100" w:type="dxa"/>
               <w:bottom w:w="100" w:type="dxa"/>
@@ -502,15 +856,26 @@
                 <w:rFonts w:ascii="Times New Roman" w:hAnsi="Times New Roman"/>
                 <w:sz w:val="22"/>
               </w:rPr>
-              <w:t>Участвуют в согласовании и утверждении.</w:t>
+            </w:r>
+            <w:r>
+              <w:rPr>
+                <w:rFonts w:ascii="Times New Roman" w:hAnsi="Times New Roman"/>
+                <w:b/>
+                <w:sz w:val="22"/>
+              </w:rPr>
+              <w:t>Начальник Центра АНОК</w:t>
+            </w:r>
+            <w:r>
+              <w:rPr>
+                <w:rFonts w:ascii="Times New Roman" w:hAnsi="Times New Roman"/>
+                <w:sz w:val="22"/>
+              </w:rPr>
             </w:r>
           </w:p>
         </w:tc>
-      </w:tr>
-      <w:tr>
         <w:tc>
           <w:tcPr>
-            <w:tcW w:type="dxa" w:w="4677"/>
+            <w:tcW w:type="dxa" w:w="3118"/>
             <w:tcMar>
               <w:top w:w="100" w:type="dxa"/>
               <w:bottom w:w="100" w:type="dxa"/>
@@ -528,13 +893,13 @@
                 <w:rFonts w:ascii="Times New Roman" w:hAnsi="Times New Roman"/>
                 <w:sz w:val="22"/>
               </w:rPr>
-              <w:t>Секретарь Ученого совета</w:t>
+              <w:t>`HEAD_ANOK`</w:t>
             </w:r>
           </w:p>
         </w:tc>
         <w:tc>
           <w:tcPr>
-            <w:tcW w:type="dxa" w:w="4677"/>
+            <w:tcW w:type="dxa" w:w="3118"/>
             <w:tcMar>
               <w:top w:w="100" w:type="dxa"/>
               <w:bottom w:w="100" w:type="dxa"/>
@@ -552,7 +917,7 @@
                 <w:rFonts w:ascii="Times New Roman" w:hAnsi="Times New Roman"/>
                 <w:sz w:val="22"/>
               </w:rPr>
-              <w:t>Фиксирует решение совета.</w:t>
+              <w:t>Утверждение результатов аккредитационной экспертизы, наложение визы АНОК в маршруте согласования.</w:t>
             </w:r>
           </w:p>
         </w:tc>
@@ -560,7 +925,7 @@
       <w:tr>
         <w:tc>
           <w:tcPr>
-            <w:tcW w:type="dxa" w:w="4677"/>
+            <w:tcW w:type="dxa" w:w="3118"/>
             <w:tcMar>
               <w:top w:w="100" w:type="dxa"/>
               <w:bottom w:w="100" w:type="dxa"/>
@@ -578,13 +943,26 @@
                 <w:rFonts w:ascii="Times New Roman" w:hAnsi="Times New Roman"/>
                 <w:sz w:val="22"/>
               </w:rPr>
-              <w:t>Студент или преподаватель</w:t>
+            </w:r>
+            <w:r>
+              <w:rPr>
+                <w:rFonts w:ascii="Times New Roman" w:hAnsi="Times New Roman"/>
+                <w:b/>
+                <w:sz w:val="22"/>
+              </w:rPr>
+              <w:t>Проректор по учебной работе</w:t>
+            </w:r>
+            <w:r>
+              <w:rPr>
+                <w:rFonts w:ascii="Times New Roman" w:hAnsi="Times New Roman"/>
+                <w:sz w:val="22"/>
+              </w:rPr>
             </w:r>
           </w:p>
         </w:tc>
         <w:tc>
           <w:tcPr>
-            <w:tcW w:type="dxa" w:w="4677"/>
+            <w:tcW w:type="dxa" w:w="3118"/>
             <w:tcMar>
               <w:top w:w="100" w:type="dxa"/>
               <w:bottom w:w="100" w:type="dxa"/>
@@ -602,15 +980,13 @@
                 <w:rFonts w:ascii="Times New Roman" w:hAnsi="Times New Roman"/>
                 <w:sz w:val="22"/>
               </w:rPr>
-              <w:t>Просматривает утверждённые планы.</w:t>
+              <w:t>`VICE_RECTOR`</w:t>
             </w:r>
           </w:p>
         </w:tc>
-      </w:tr>
-      <w:tr>
         <w:tc>
           <w:tcPr>
-            <w:tcW w:type="dxa" w:w="4677"/>
+            <w:tcW w:type="dxa" w:w="3118"/>
             <w:tcMar>
               <w:top w:w="100" w:type="dxa"/>
               <w:bottom w:w="100" w:type="dxa"/>
@@ -628,13 +1004,15 @@
                 <w:rFonts w:ascii="Times New Roman" w:hAnsi="Times New Roman"/>
                 <w:sz w:val="22"/>
               </w:rPr>
-              <w:t>Администратор</w:t>
+              <w:t>Согласование учебного плана на уровне руководства университета перед вынесением на Ученый совет.</w:t>
             </w:r>
           </w:p>
         </w:tc>
+      </w:tr>
+      <w:tr>
         <w:tc>
           <w:tcPr>
-            <w:tcW w:type="dxa" w:w="4677"/>
+            <w:tcW w:type="dxa" w:w="3118"/>
             <w:tcMar>
               <w:top w:w="100" w:type="dxa"/>
               <w:bottom w:w="100" w:type="dxa"/>
@@ -652,7 +1030,329 @@
                 <w:rFonts w:ascii="Times New Roman" w:hAnsi="Times New Roman"/>
                 <w:sz w:val="22"/>
               </w:rPr>
-              <w:t>Поддерживает справочники.</w:t>
+            </w:r>
+            <w:r>
+              <w:rPr>
+                <w:rFonts w:ascii="Times New Roman" w:hAnsi="Times New Roman"/>
+                <w:b/>
+                <w:sz w:val="22"/>
+              </w:rPr>
+              <w:t>Ректор университета</w:t>
+            </w:r>
+            <w:r>
+              <w:rPr>
+                <w:rFonts w:ascii="Times New Roman" w:hAnsi="Times New Roman"/>
+                <w:sz w:val="22"/>
+              </w:rPr>
+            </w:r>
+          </w:p>
+        </w:tc>
+        <w:tc>
+          <w:tcPr>
+            <w:tcW w:type="dxa" w:w="3118"/>
+            <w:tcMar>
+              <w:top w:w="100" w:type="dxa"/>
+              <w:bottom w:w="100" w:type="dxa"/>
+              <w:left w:w="150" w:type="dxa"/>
+              <w:right w:w="150" w:type="dxa"/>
+            </w:tcMar>
+          </w:tcPr>
+          <w:p>
+            <w:pPr>
+              <w:spacing w:before="40" w:after="40" w:line="252" w:lineRule="auto"/>
+              <w:jc w:val="left"/>
+            </w:pPr>
+            <w:r>
+              <w:rPr>
+                <w:rFonts w:ascii="Times New Roman" w:hAnsi="Times New Roman"/>
+                <w:sz w:val="22"/>
+              </w:rPr>
+              <w:t>`RECTOR`</w:t>
+            </w:r>
+          </w:p>
+        </w:tc>
+        <w:tc>
+          <w:tcPr>
+            <w:tcW w:type="dxa" w:w="3118"/>
+            <w:tcMar>
+              <w:top w:w="100" w:type="dxa"/>
+              <w:bottom w:w="100" w:type="dxa"/>
+              <w:left w:w="150" w:type="dxa"/>
+              <w:right w:w="150" w:type="dxa"/>
+            </w:tcMar>
+          </w:tcPr>
+          <w:p>
+            <w:pPr>
+              <w:spacing w:before="40" w:after="40" w:line="252" w:lineRule="auto"/>
+              <w:jc w:val="left"/>
+            </w:pPr>
+            <w:r>
+              <w:rPr>
+                <w:rFonts w:ascii="Times New Roman" w:hAnsi="Times New Roman"/>
+                <w:sz w:val="22"/>
+              </w:rPr>
+              <w:t>Финальное утверждение учебного плана на основании решения Ученого совета университета.</w:t>
+            </w:r>
+          </w:p>
+        </w:tc>
+      </w:tr>
+      <w:tr>
+        <w:tc>
+          <w:tcPr>
+            <w:tcW w:type="dxa" w:w="3118"/>
+            <w:tcMar>
+              <w:top w:w="100" w:type="dxa"/>
+              <w:bottom w:w="100" w:type="dxa"/>
+              <w:left w:w="150" w:type="dxa"/>
+              <w:right w:w="150" w:type="dxa"/>
+            </w:tcMar>
+          </w:tcPr>
+          <w:p>
+            <w:pPr>
+              <w:spacing w:before="40" w:after="40" w:line="252" w:lineRule="auto"/>
+              <w:jc w:val="left"/>
+            </w:pPr>
+            <w:r>
+              <w:rPr>
+                <w:rFonts w:ascii="Times New Roman" w:hAnsi="Times New Roman"/>
+                <w:sz w:val="22"/>
+              </w:rPr>
+            </w:r>
+            <w:r>
+              <w:rPr>
+                <w:rFonts w:ascii="Times New Roman" w:hAnsi="Times New Roman"/>
+                <w:b/>
+                <w:sz w:val="22"/>
+              </w:rPr>
+              <w:t>Секретарь Ученого совета</w:t>
+            </w:r>
+            <w:r>
+              <w:rPr>
+                <w:rFonts w:ascii="Times New Roman" w:hAnsi="Times New Roman"/>
+                <w:sz w:val="22"/>
+              </w:rPr>
+            </w:r>
+          </w:p>
+        </w:tc>
+        <w:tc>
+          <w:tcPr>
+            <w:tcW w:type="dxa" w:w="3118"/>
+            <w:tcMar>
+              <w:top w:w="100" w:type="dxa"/>
+              <w:bottom w:w="100" w:type="dxa"/>
+              <w:left w:w="150" w:type="dxa"/>
+              <w:right w:w="150" w:type="dxa"/>
+            </w:tcMar>
+          </w:tcPr>
+          <w:p>
+            <w:pPr>
+              <w:spacing w:before="40" w:after="40" w:line="252" w:lineRule="auto"/>
+              <w:jc w:val="left"/>
+            </w:pPr>
+            <w:r>
+              <w:rPr>
+                <w:rFonts w:ascii="Times New Roman" w:hAnsi="Times New Roman"/>
+                <w:sz w:val="22"/>
+              </w:rPr>
+              <w:t>`COUNCIL_SEC`</w:t>
+            </w:r>
+          </w:p>
+        </w:tc>
+        <w:tc>
+          <w:tcPr>
+            <w:tcW w:type="dxa" w:w="3118"/>
+            <w:tcMar>
+              <w:top w:w="100" w:type="dxa"/>
+              <w:bottom w:w="100" w:type="dxa"/>
+              <w:left w:w="150" w:type="dxa"/>
+              <w:right w:w="150" w:type="dxa"/>
+            </w:tcMar>
+          </w:tcPr>
+          <w:p>
+            <w:pPr>
+              <w:spacing w:before="40" w:after="40" w:line="252" w:lineRule="auto"/>
+              <w:jc w:val="left"/>
+            </w:pPr>
+            <w:r>
+              <w:rPr>
+                <w:rFonts w:ascii="Times New Roman" w:hAnsi="Times New Roman"/>
+                <w:sz w:val="22"/>
+              </w:rPr>
+              <w:t>Регистрация реквизитов протоколов заседаний Ученого совета по утверждению и актуализации ОП.</w:t>
+            </w:r>
+          </w:p>
+        </w:tc>
+      </w:tr>
+      <w:tr>
+        <w:tc>
+          <w:tcPr>
+            <w:tcW w:type="dxa" w:w="3118"/>
+            <w:tcMar>
+              <w:top w:w="100" w:type="dxa"/>
+              <w:bottom w:w="100" w:type="dxa"/>
+              <w:left w:w="150" w:type="dxa"/>
+              <w:right w:w="150" w:type="dxa"/>
+            </w:tcMar>
+          </w:tcPr>
+          <w:p>
+            <w:pPr>
+              <w:spacing w:before="40" w:after="40" w:line="252" w:lineRule="auto"/>
+              <w:jc w:val="left"/>
+            </w:pPr>
+            <w:r>
+              <w:rPr>
+                <w:rFonts w:ascii="Times New Roman" w:hAnsi="Times New Roman"/>
+                <w:sz w:val="22"/>
+              </w:rPr>
+            </w:r>
+            <w:r>
+              <w:rPr>
+                <w:rFonts w:ascii="Times New Roman" w:hAnsi="Times New Roman"/>
+                <w:b/>
+                <w:sz w:val="22"/>
+              </w:rPr>
+              <w:t>Преподаватель / Студент</w:t>
+            </w:r>
+            <w:r>
+              <w:rPr>
+                <w:rFonts w:ascii="Times New Roman" w:hAnsi="Times New Roman"/>
+                <w:sz w:val="22"/>
+              </w:rPr>
+            </w:r>
+          </w:p>
+        </w:tc>
+        <w:tc>
+          <w:tcPr>
+            <w:tcW w:type="dxa" w:w="3118"/>
+            <w:tcMar>
+              <w:top w:w="100" w:type="dxa"/>
+              <w:bottom w:w="100" w:type="dxa"/>
+              <w:left w:w="150" w:type="dxa"/>
+              <w:right w:w="150" w:type="dxa"/>
+            </w:tcMar>
+          </w:tcPr>
+          <w:p>
+            <w:pPr>
+              <w:spacing w:before="40" w:after="40" w:line="252" w:lineRule="auto"/>
+              <w:jc w:val="left"/>
+            </w:pPr>
+            <w:r>
+              <w:rPr>
+                <w:rFonts w:ascii="Times New Roman" w:hAnsi="Times New Roman"/>
+                <w:sz w:val="22"/>
+              </w:rPr>
+              <w:t>`VIEWER`</w:t>
+            </w:r>
+          </w:p>
+        </w:tc>
+        <w:tc>
+          <w:tcPr>
+            <w:tcW w:type="dxa" w:w="3118"/>
+            <w:tcMar>
+              <w:top w:w="100" w:type="dxa"/>
+              <w:bottom w:w="100" w:type="dxa"/>
+              <w:left w:w="150" w:type="dxa"/>
+              <w:right w:w="150" w:type="dxa"/>
+            </w:tcMar>
+          </w:tcPr>
+          <w:p>
+            <w:pPr>
+              <w:spacing w:before="40" w:after="40" w:line="252" w:lineRule="auto"/>
+              <w:jc w:val="left"/>
+            </w:pPr>
+            <w:r>
+              <w:rPr>
+                <w:rFonts w:ascii="Times New Roman" w:hAnsi="Times New Roman"/>
+                <w:sz w:val="22"/>
+              </w:rPr>
+              <w:t>Просмотр утвержденных учебных планов, матриц компетенций, календарных графиков и объявлений.</w:t>
+            </w:r>
+          </w:p>
+        </w:tc>
+      </w:tr>
+      <w:tr>
+        <w:tc>
+          <w:tcPr>
+            <w:tcW w:type="dxa" w:w="3118"/>
+            <w:tcMar>
+              <w:top w:w="100" w:type="dxa"/>
+              <w:bottom w:w="100" w:type="dxa"/>
+              <w:left w:w="150" w:type="dxa"/>
+              <w:right w:w="150" w:type="dxa"/>
+            </w:tcMar>
+          </w:tcPr>
+          <w:p>
+            <w:pPr>
+              <w:spacing w:before="40" w:after="40" w:line="252" w:lineRule="auto"/>
+              <w:jc w:val="left"/>
+            </w:pPr>
+            <w:r>
+              <w:rPr>
+                <w:rFonts w:ascii="Times New Roman" w:hAnsi="Times New Roman"/>
+                <w:sz w:val="22"/>
+              </w:rPr>
+            </w:r>
+            <w:r>
+              <w:rPr>
+                <w:rFonts w:ascii="Times New Roman" w:hAnsi="Times New Roman"/>
+                <w:b/>
+                <w:sz w:val="22"/>
+              </w:rPr>
+              <w:t>Администратор портала</w:t>
+            </w:r>
+            <w:r>
+              <w:rPr>
+                <w:rFonts w:ascii="Times New Roman" w:hAnsi="Times New Roman"/>
+                <w:sz w:val="22"/>
+              </w:rPr>
+            </w:r>
+          </w:p>
+        </w:tc>
+        <w:tc>
+          <w:tcPr>
+            <w:tcW w:type="dxa" w:w="3118"/>
+            <w:tcMar>
+              <w:top w:w="100" w:type="dxa"/>
+              <w:bottom w:w="100" w:type="dxa"/>
+              <w:left w:w="150" w:type="dxa"/>
+              <w:right w:w="150" w:type="dxa"/>
+            </w:tcMar>
+          </w:tcPr>
+          <w:p>
+            <w:pPr>
+              <w:spacing w:before="40" w:after="40" w:line="252" w:lineRule="auto"/>
+              <w:jc w:val="left"/>
+            </w:pPr>
+            <w:r>
+              <w:rPr>
+                <w:rFonts w:ascii="Times New Roman" w:hAnsi="Times New Roman"/>
+                <w:sz w:val="22"/>
+              </w:rPr>
+              <w:t>`ADMIN`</w:t>
+            </w:r>
+          </w:p>
+        </w:tc>
+        <w:tc>
+          <w:tcPr>
+            <w:tcW w:type="dxa" w:w="3118"/>
+            <w:tcMar>
+              <w:top w:w="100" w:type="dxa"/>
+              <w:bottom w:w="100" w:type="dxa"/>
+              <w:left w:w="150" w:type="dxa"/>
+              <w:right w:w="150" w:type="dxa"/>
+            </w:tcMar>
+          </w:tcPr>
+          <w:p>
+            <w:pPr>
+              <w:spacing w:before="40" w:after="40" w:line="252" w:lineRule="auto"/>
+              <w:jc w:val="left"/>
+            </w:pPr>
+            <w:r>
+              <w:rPr>
+                <w:rFonts w:ascii="Times New Roman" w:hAnsi="Times New Roman"/>
+                <w:sz w:val="22"/>
+              </w:rPr>
+              <w:t>Управление пользователями, ролями, нормативными справочниками ФГОС, аудит безопасности и мониторинг.</w:t>
             </w:r>
           </w:p>
         </w:tc>
@@ -674,7 +1374,21 @@
           <w:b/>
           <w:sz w:val="28"/>
         </w:rPr>
-        <w:t>3. Варианты использования</w:t>
+        <w:t>4. Диаграмма вариантов использования (Use Case)</w:t>
+      </w:r>
+    </w:p>
+    <w:p>
+      <w:pPr>
+        <w:spacing w:line="276" w:lineRule="auto" w:after="120"/>
+        <w:ind w:firstLine="709"/>
+        <w:jc w:val="both"/>
+      </w:pPr>
+      <w:r>
+        <w:rPr>
+          <w:rFonts w:ascii="Times New Roman" w:hAnsi="Times New Roman"/>
+          <w:sz w:val="28"/>
+        </w:rPr>
+        <w:t>Диаграмма вариантов использования отражает функциональные возможности портала для ключевых групп пользователей:</w:t>
       </w:r>
     </w:p>
     <w:p>
@@ -733,30 +1447,16 @@
     </w:p>
     <w:p>
       <w:pPr>
-        <w:spacing w:line="276" w:lineRule="auto" w:after="120"/>
-        <w:ind w:firstLine="709"/>
-        <w:jc w:val="both"/>
-      </w:pPr>
-      <w:r>
-        <w:rPr>
-          <w:rFonts w:ascii="Times New Roman" w:hAnsi="Times New Roman"/>
-          <w:sz w:val="28"/>
-        </w:rPr>
-        <w:t>Основные варианты использования: просмотр учебного плана, проверка плана, просмотр маршрута согласования, работа со служебной запиской и просмотр справочников.</w:t>
-      </w:r>
-    </w:p>
-    <w:p>
-      <w:pPr>
-        <w:spacing w:before="240" w:after="120"/>
+        <w:spacing w:before="160" w:after="80"/>
         <w:jc w:val="left"/>
       </w:pPr>
       <w:r>
         <w:rPr>
           <w:rFonts w:ascii="Times New Roman" w:hAnsi="Times New Roman"/>
           <w:b/>
-          <w:sz w:val="28"/>
+          <w:sz w:val="26"/>
         </w:rPr>
-        <w:t>4. Требования к порталу</w:t>
+        <w:t>Основные группы прецедентов:</w:t>
       </w:r>
     </w:p>
     <w:p>
@@ -778,7 +1478,21 @@
           <w:rFonts w:ascii="Times New Roman" w:hAnsi="Times New Roman"/>
           <w:sz w:val="28"/>
         </w:rPr>
-        <w:t>хранение образовательных программ и учебных планов;</w:t>
+      </w:r>
+      <w:r>
+        <w:rPr>
+          <w:rFonts w:ascii="Times New Roman" w:hAnsi="Times New Roman"/>
+          <w:b/>
+          <w:sz w:val="28"/>
+        </w:rPr>
+        <w:t>Подсистема учебных планов:</w:t>
+      </w:r>
+      <w:r>
+        <w:rPr>
+          <w:rFonts w:ascii="Times New Roman" w:hAnsi="Times New Roman"/>
+          <w:sz w:val="28"/>
+        </w:rPr>
+        <w:t xml:space="preserve"> «Просмотр реестра УП», «Просмотр учебного плана по семестрам (1–8)», «Анализ аудиторной нагрузки и СРС», «Фильтрация по кафедрам».</w:t>
       </w:r>
     </w:p>
     <w:p>
@@ -800,7 +1514,21 @@
           <w:rFonts w:ascii="Times New Roman" w:hAnsi="Times New Roman"/>
           <w:sz w:val="28"/>
         </w:rPr>
-        <w:t>хранение дисциплин, семестров, зачётных единиц, часов и форм контроля;</w:t>
+      </w:r>
+      <w:r>
+        <w:rPr>
+          <w:rFonts w:ascii="Times New Roman" w:hAnsi="Times New Roman"/>
+          <w:b/>
+          <w:sz w:val="28"/>
+        </w:rPr>
+        <w:t>Подсистема аккредитационной экспертизы:</w:t>
+      </w:r>
+      <w:r>
+        <w:rPr>
+          <w:rFonts w:ascii="Times New Roman" w:hAnsi="Times New Roman"/>
+          <w:sz w:val="28"/>
+        </w:rPr>
+        <w:t xml:space="preserve"> «Автоматическая валидация по ФГОС ВО 3++», «Контроль лимита экзаменов в сессию ($\le 5$)», «Контроль объема практик и ГИА», «Формирование протокола замечаний».</w:t>
       </w:r>
     </w:p>
     <w:p>
@@ -822,7 +1550,21 @@
           <w:rFonts w:ascii="Times New Roman" w:hAnsi="Times New Roman"/>
           <w:sz w:val="28"/>
         </w:rPr>
-        <w:t>просмотр учебного плана по семестрам;</w:t>
+      </w:r>
+      <w:r>
+        <w:rPr>
+          <w:rFonts w:ascii="Times New Roman" w:hAnsi="Times New Roman"/>
+          <w:b/>
+          <w:sz w:val="28"/>
+        </w:rPr>
+        <w:t>Подсистема электронного согласования:</w:t>
+      </w:r>
+      <w:r>
+        <w:rPr>
+          <w:rFonts w:ascii="Times New Roman" w:hAnsi="Times New Roman"/>
+          <w:sz w:val="28"/>
+        </w:rPr>
+        <w:t xml:space="preserve"> «Наложение цифровой визы ЭЦП», «Просмотр цепочки подписания и хэшей SHA-256», «Утверждение протокола Ученого совета».</w:t>
       </w:r>
     </w:p>
     <w:p>
@@ -844,7 +1586,21 @@
           <w:rFonts w:ascii="Times New Roman" w:hAnsi="Times New Roman"/>
           <w:sz w:val="28"/>
         </w:rPr>
-        <w:t>хранение стандартов ФГОС и контрольных параметров;</w:t>
+      </w:r>
+      <w:r>
+        <w:rPr>
+          <w:rFonts w:ascii="Times New Roman" w:hAnsi="Times New Roman"/>
+          <w:b/>
+          <w:sz w:val="28"/>
+        </w:rPr>
+        <w:t>Подсистема служебных записок:</w:t>
+      </w:r>
+      <w:r>
+        <w:rPr>
+          <w:rFonts w:ascii="Times New Roman" w:hAnsi="Times New Roman"/>
+          <w:sz w:val="28"/>
+        </w:rPr>
+        <w:t xml:space="preserve"> «Создание СЗ на изменение УП», «Сравнение версий дисциплины ("Было" → "Стало")», «Согласование обеспечивающей кафедрой», «Применение правок в УП».</w:t>
       </w:r>
     </w:p>
     <w:p>
@@ -866,139 +1622,21 @@
           <w:rFonts w:ascii="Times New Roman" w:hAnsi="Times New Roman"/>
           <w:sz w:val="28"/>
         </w:rPr>
-        <w:t>отображение результата проверки и замечаний;</w:t>
       </w:r>
-    </w:p>
-    <w:p>
-      <w:pPr>
-        <w:spacing w:line="276" w:lineRule="auto" w:after="60"/>
-        <w:ind w:left="709"/>
-        <w:jc w:val="both"/>
-      </w:pPr>
       <w:r>
         <w:rPr>
           <w:rFonts w:ascii="Times New Roman" w:hAnsi="Times New Roman"/>
-          <w:b w:val="0"/>
+          <w:b/>
           <w:sz w:val="28"/>
         </w:rPr>
-        <w:t xml:space="preserve">• </w:t>
+        <w:t>Справочно-информационная подсистема:</w:t>
       </w:r>
       <w:r>
         <w:rPr>
           <w:rFonts w:ascii="Times New Roman" w:hAnsi="Times New Roman"/>
           <w:sz w:val="28"/>
         </w:rPr>
-        <w:t>отображение этапов согласования;</w:t>
-      </w:r>
-    </w:p>
-    <w:p>
-      <w:pPr>
-        <w:spacing w:line="276" w:lineRule="auto" w:after="60"/>
-        <w:ind w:left="709"/>
-        <w:jc w:val="both"/>
-      </w:pPr>
-      <w:r>
-        <w:rPr>
-          <w:rFonts w:ascii="Times New Roman" w:hAnsi="Times New Roman"/>
-          <w:b w:val="0"/>
-          <w:sz w:val="28"/>
-        </w:rPr>
-        <w:t xml:space="preserve">• </w:t>
-      </w:r>
-      <w:r>
-        <w:rPr>
-          <w:rFonts w:ascii="Times New Roman" w:hAnsi="Times New Roman"/>
-          <w:sz w:val="28"/>
-        </w:rPr>
-        <w:t>хранение служебных записок и изменений «Было» / «Стало»;</w:t>
-      </w:r>
-    </w:p>
-    <w:p>
-      <w:pPr>
-        <w:spacing w:line="276" w:lineRule="auto" w:after="60"/>
-        <w:ind w:left="709"/>
-        <w:jc w:val="both"/>
-      </w:pPr>
-      <w:r>
-        <w:rPr>
-          <w:rFonts w:ascii="Times New Roman" w:hAnsi="Times New Roman"/>
-          <w:b w:val="0"/>
-          <w:sz w:val="28"/>
-        </w:rPr>
-        <w:t xml:space="preserve">• </w:t>
-      </w:r>
-      <w:r>
-        <w:rPr>
-          <w:rFonts w:ascii="Times New Roman" w:hAnsi="Times New Roman"/>
-          <w:sz w:val="28"/>
-        </w:rPr>
-        <w:t>просмотр подразделений, компетенций и объявлений;</w:t>
-      </w:r>
-    </w:p>
-    <w:p>
-      <w:pPr>
-        <w:spacing w:line="276" w:lineRule="auto" w:after="60"/>
-        <w:ind w:left="709"/>
-        <w:jc w:val="both"/>
-      </w:pPr>
-      <w:r>
-        <w:rPr>
-          <w:rFonts w:ascii="Times New Roman" w:hAnsi="Times New Roman"/>
-          <w:b w:val="0"/>
-          <w:sz w:val="28"/>
-        </w:rPr>
-        <w:t xml:space="preserve">• </w:t>
-      </w:r>
-      <w:r>
-        <w:rPr>
-          <w:rFonts w:ascii="Times New Roman" w:hAnsi="Times New Roman"/>
-          <w:sz w:val="28"/>
-        </w:rPr>
-        <w:t>журналирование событий;</w:t>
-      </w:r>
-    </w:p>
-    <w:p>
-      <w:pPr>
-        <w:spacing w:line="276" w:lineRule="auto" w:after="60"/>
-        <w:ind w:left="709"/>
-        <w:jc w:val="both"/>
-      </w:pPr>
-      <w:r>
-        <w:rPr>
-          <w:rFonts w:ascii="Times New Roman" w:hAnsi="Times New Roman"/>
-          <w:b w:val="0"/>
-          <w:sz w:val="28"/>
-        </w:rPr>
-        <w:t xml:space="preserve">• </w:t>
-      </w:r>
-      <w:r>
-        <w:rPr>
-          <w:rFonts w:ascii="Times New Roman" w:hAnsi="Times New Roman"/>
-          <w:sz w:val="28"/>
-        </w:rPr>
-        <w:t>адаптивный веб-интерфейс;</w:t>
-      </w:r>
-    </w:p>
-    <w:p>
-      <w:pPr>
-        <w:spacing w:line="276" w:lineRule="auto" w:after="60"/>
-        <w:ind w:left="709"/>
-        <w:jc w:val="both"/>
-      </w:pPr>
-      <w:r>
-        <w:rPr>
-          <w:rFonts w:ascii="Times New Roman" w:hAnsi="Times New Roman"/>
-          <w:b w:val="0"/>
-          <w:sz w:val="28"/>
-        </w:rPr>
-        <w:t xml:space="preserve">• </w:t>
-      </w:r>
-      <w:r>
-        <w:rPr>
-          <w:rFonts w:ascii="Times New Roman" w:hAnsi="Times New Roman"/>
-          <w:sz w:val="28"/>
-        </w:rPr>
-        <w:t>использование серверной СУБД MySQL или MariaDB.</w:t>
+        <w:t xml:space="preserve"> «Просмотр матрицы компетенций (УК, ОПК, ПК)», «Справочник подразделений и контактов», «Лента регламентов и объявлений АНОК», «Журнал аудита действий».</w:t>
       </w:r>
     </w:p>
     <w:p>
@@ -1012,7 +1650,711 @@
           <w:b/>
           <w:sz w:val="28"/>
         </w:rPr>
-        <w:t>5. Сравнение средств</w:t>
+        <w:t>5. Требования к корпоративному порталу</w:t>
+      </w:r>
+    </w:p>
+    <w:p>
+      <w:pPr>
+        <w:spacing w:before="160" w:after="80"/>
+        <w:jc w:val="left"/>
+      </w:pPr>
+      <w:r>
+        <w:rPr>
+          <w:rFonts w:ascii="Times New Roman" w:hAnsi="Times New Roman"/>
+          <w:b/>
+          <w:sz w:val="26"/>
+        </w:rPr>
+        <w:t>5.1. Функциональные требования</w:t>
+      </w:r>
+    </w:p>
+    <w:p>
+      <w:pPr>
+        <w:spacing w:line="276" w:lineRule="auto" w:after="60"/>
+        <w:ind w:left="709"/>
+        <w:jc w:val="both"/>
+      </w:pPr>
+      <w:r>
+        <w:rPr>
+          <w:rFonts w:ascii="Times New Roman" w:hAnsi="Times New Roman"/>
+          <w:b/>
+          <w:sz w:val="28"/>
+        </w:rPr>
+        <w:t xml:space="preserve">1. </w:t>
+      </w:r>
+      <w:r>
+        <w:rPr>
+          <w:rFonts w:ascii="Times New Roman" w:hAnsi="Times New Roman"/>
+          <w:sz w:val="28"/>
+        </w:rPr>
+      </w:r>
+      <w:r>
+        <w:rPr>
+          <w:rFonts w:ascii="Times New Roman" w:hAnsi="Times New Roman"/>
+          <w:b/>
+          <w:sz w:val="28"/>
+        </w:rPr>
+        <w:t>ФТ-01 (Хранение ОП и УП):</w:t>
+      </w:r>
+      <w:r>
+        <w:rPr>
+          <w:rFonts w:ascii="Times New Roman" w:hAnsi="Times New Roman"/>
+          <w:sz w:val="28"/>
+        </w:rPr>
+        <w:t xml:space="preserve"> Хранение реестра образовательных программ с кодами направлений, уровнями образования, формами обучения и связанными версиями учебных планов.</w:t>
+      </w:r>
+    </w:p>
+    <w:p>
+      <w:pPr>
+        <w:spacing w:line="276" w:lineRule="auto" w:after="60"/>
+        <w:ind w:left="709"/>
+        <w:jc w:val="both"/>
+      </w:pPr>
+      <w:r>
+        <w:rPr>
+          <w:rFonts w:ascii="Times New Roman" w:hAnsi="Times New Roman"/>
+          <w:b/>
+          <w:sz w:val="28"/>
+        </w:rPr>
+        <w:t xml:space="preserve">2. </w:t>
+      </w:r>
+      <w:r>
+        <w:rPr>
+          <w:rFonts w:ascii="Times New Roman" w:hAnsi="Times New Roman"/>
+          <w:sz w:val="28"/>
+        </w:rPr>
+      </w:r>
+      <w:r>
+        <w:rPr>
+          <w:rFonts w:ascii="Times New Roman" w:hAnsi="Times New Roman"/>
+          <w:b/>
+          <w:sz w:val="28"/>
+        </w:rPr>
+        <w:t>ФТ-02 (Сетка дисциплин):</w:t>
+      </w:r>
+      <w:r>
+        <w:rPr>
+          <w:rFonts w:ascii="Times New Roman" w:hAnsi="Times New Roman"/>
+          <w:sz w:val="28"/>
+        </w:rPr>
+        <w:t xml:space="preserve"> Хранение дисциплин с детализацией по семестрам (1–8), зачетным единицам, общим часам, часам лекций, лабораторных, практик, СРС и формам контроля.</w:t>
+      </w:r>
+    </w:p>
+    <w:p>
+      <w:pPr>
+        <w:spacing w:line="276" w:lineRule="auto" w:after="60"/>
+        <w:ind w:left="709"/>
+        <w:jc w:val="both"/>
+      </w:pPr>
+      <w:r>
+        <w:rPr>
+          <w:rFonts w:ascii="Times New Roman" w:hAnsi="Times New Roman"/>
+          <w:b/>
+          <w:sz w:val="28"/>
+        </w:rPr>
+        <w:t xml:space="preserve">3. </w:t>
+      </w:r>
+      <w:r>
+        <w:rPr>
+          <w:rFonts w:ascii="Times New Roman" w:hAnsi="Times New Roman"/>
+          <w:sz w:val="28"/>
+        </w:rPr>
+      </w:r>
+      <w:r>
+        <w:rPr>
+          <w:rFonts w:ascii="Times New Roman" w:hAnsi="Times New Roman"/>
+          <w:b/>
+          <w:sz w:val="28"/>
+        </w:rPr>
+        <w:t>ФТ-03 (Семестровая навигация):</w:t>
+      </w:r>
+      <w:r>
+        <w:rPr>
+          <w:rFonts w:ascii="Times New Roman" w:hAnsi="Times New Roman"/>
+          <w:sz w:val="28"/>
+        </w:rPr>
+        <w:t xml:space="preserve"> Интерактивный просмотр учебного плана с переключением семестров и автоматическим расчетом промежуточных итогов.</w:t>
+      </w:r>
+    </w:p>
+    <w:p>
+      <w:pPr>
+        <w:spacing w:line="276" w:lineRule="auto" w:after="60"/>
+        <w:ind w:left="709"/>
+        <w:jc w:val="both"/>
+      </w:pPr>
+      <w:r>
+        <w:rPr>
+          <w:rFonts w:ascii="Times New Roman" w:hAnsi="Times New Roman"/>
+          <w:b/>
+          <w:sz w:val="28"/>
+        </w:rPr>
+        <w:t xml:space="preserve">4. </w:t>
+      </w:r>
+      <w:r>
+        <w:rPr>
+          <w:rFonts w:ascii="Times New Roman" w:hAnsi="Times New Roman"/>
+          <w:sz w:val="28"/>
+        </w:rPr>
+      </w:r>
+      <w:r>
+        <w:rPr>
+          <w:rFonts w:ascii="Times New Roman" w:hAnsi="Times New Roman"/>
+          <w:b/>
+          <w:sz w:val="28"/>
+        </w:rPr>
+        <w:t>ФТ-04 (Нормативы ФГОС):</w:t>
+      </w:r>
+      <w:r>
+        <w:rPr>
+          <w:rFonts w:ascii="Times New Roman" w:hAnsi="Times New Roman"/>
+          <w:sz w:val="28"/>
+        </w:rPr>
+        <w:t xml:space="preserve"> Ведение справочника стандартов ФГОС ВО 3++ с пороговыми значениями (общие кредиты, макс. экзаменов, мин. практик, мин. ГИА).</w:t>
+      </w:r>
+    </w:p>
+    <w:p>
+      <w:pPr>
+        <w:spacing w:line="276" w:lineRule="auto" w:after="60"/>
+        <w:ind w:left="709"/>
+        <w:jc w:val="both"/>
+      </w:pPr>
+      <w:r>
+        <w:rPr>
+          <w:rFonts w:ascii="Times New Roman" w:hAnsi="Times New Roman"/>
+          <w:b/>
+          <w:sz w:val="28"/>
+        </w:rPr>
+        <w:t xml:space="preserve">5. </w:t>
+      </w:r>
+      <w:r>
+        <w:rPr>
+          <w:rFonts w:ascii="Times New Roman" w:hAnsi="Times New Roman"/>
+          <w:sz w:val="28"/>
+        </w:rPr>
+      </w:r>
+      <w:r>
+        <w:rPr>
+          <w:rFonts w:ascii="Times New Roman" w:hAnsi="Times New Roman"/>
+          <w:b/>
+          <w:sz w:val="28"/>
+        </w:rPr>
+        <w:t>ФТ-05 (Валидация):</w:t>
+      </w:r>
+      <w:r>
+        <w:rPr>
+          <w:rFonts w:ascii="Times New Roman" w:hAnsi="Times New Roman"/>
+          <w:sz w:val="28"/>
+        </w:rPr>
+        <w:t xml:space="preserve"> Автоматическая проверка плана на соответствие критериям ФГОС с индикацией статуса.</w:t>
+      </w:r>
+    </w:p>
+    <w:p>
+      <w:pPr>
+        <w:spacing w:line="276" w:lineRule="auto" w:after="60"/>
+        <w:ind w:left="709"/>
+        <w:jc w:val="both"/>
+      </w:pPr>
+      <w:r>
+        <w:rPr>
+          <w:rFonts w:ascii="Times New Roman" w:hAnsi="Times New Roman"/>
+          <w:b/>
+          <w:sz w:val="28"/>
+        </w:rPr>
+        <w:t xml:space="preserve">6. </w:t>
+      </w:r>
+      <w:r>
+        <w:rPr>
+          <w:rFonts w:ascii="Times New Roman" w:hAnsi="Times New Roman"/>
+          <w:sz w:val="28"/>
+        </w:rPr>
+      </w:r>
+      <w:r>
+        <w:rPr>
+          <w:rFonts w:ascii="Times New Roman" w:hAnsi="Times New Roman"/>
+          <w:b/>
+          <w:sz w:val="28"/>
+        </w:rPr>
+        <w:t>ФТ-06 (Маршрут согласования):</w:t>
+      </w:r>
+      <w:r>
+        <w:rPr>
+          <w:rFonts w:ascii="Times New Roman" w:hAnsi="Times New Roman"/>
+          <w:sz w:val="28"/>
+        </w:rPr>
+        <w:t xml:space="preserve"> Фиксация шагов визирования УП, ФИО подписантов, дат, статусов и криптографических хэшей подписей.</w:t>
+      </w:r>
+    </w:p>
+    <w:p>
+      <w:pPr>
+        <w:spacing w:line="276" w:lineRule="auto" w:after="60"/>
+        <w:ind w:left="709"/>
+        <w:jc w:val="both"/>
+      </w:pPr>
+      <w:r>
+        <w:rPr>
+          <w:rFonts w:ascii="Times New Roman" w:hAnsi="Times New Roman"/>
+          <w:b/>
+          <w:sz w:val="28"/>
+        </w:rPr>
+        <w:t xml:space="preserve">7. </w:t>
+      </w:r>
+      <w:r>
+        <w:rPr>
+          <w:rFonts w:ascii="Times New Roman" w:hAnsi="Times New Roman"/>
+          <w:sz w:val="28"/>
+        </w:rPr>
+      </w:r>
+      <w:r>
+        <w:rPr>
+          <w:rFonts w:ascii="Times New Roman" w:hAnsi="Times New Roman"/>
+          <w:b/>
+          <w:sz w:val="28"/>
+        </w:rPr>
+        <w:t>ФТ-07 (Служебные записки):</w:t>
+      </w:r>
+      <w:r>
+        <w:rPr>
+          <w:rFonts w:ascii="Times New Roman" w:hAnsi="Times New Roman"/>
+          <w:sz w:val="28"/>
+        </w:rPr>
+        <w:t xml:space="preserve"> Формирование СЗ с фиксацией выпускающей и реализующей кафедр, текстового обоснования и дифференциальных изменений дисциплин.</w:t>
+      </w:r>
+    </w:p>
+    <w:p>
+      <w:pPr>
+        <w:spacing w:line="276" w:lineRule="auto" w:after="60"/>
+        <w:ind w:left="709"/>
+        <w:jc w:val="both"/>
+      </w:pPr>
+      <w:r>
+        <w:rPr>
+          <w:rFonts w:ascii="Times New Roman" w:hAnsi="Times New Roman"/>
+          <w:b/>
+          <w:sz w:val="28"/>
+        </w:rPr>
+        <w:t xml:space="preserve">8. </w:t>
+      </w:r>
+      <w:r>
+        <w:rPr>
+          <w:rFonts w:ascii="Times New Roman" w:hAnsi="Times New Roman"/>
+          <w:sz w:val="28"/>
+        </w:rPr>
+      </w:r>
+      <w:r>
+        <w:rPr>
+          <w:rFonts w:ascii="Times New Roman" w:hAnsi="Times New Roman"/>
+          <w:b/>
+          <w:sz w:val="28"/>
+        </w:rPr>
+        <w:t>ФТ-08 (Матрица компетенций):</w:t>
+      </w:r>
+      <w:r>
+        <w:rPr>
+          <w:rFonts w:ascii="Times New Roman" w:hAnsi="Times New Roman"/>
+          <w:sz w:val="28"/>
+        </w:rPr>
+        <w:t xml:space="preserve"> Хранение и отображение категорий компетенций (УК, ОПК, ПК), их формулировок и дескрипторов.</w:t>
+      </w:r>
+    </w:p>
+    <w:p>
+      <w:pPr>
+        <w:spacing w:line="276" w:lineRule="auto" w:after="60"/>
+        <w:ind w:left="709"/>
+        <w:jc w:val="both"/>
+      </w:pPr>
+      <w:r>
+        <w:rPr>
+          <w:rFonts w:ascii="Times New Roman" w:hAnsi="Times New Roman"/>
+          <w:b/>
+          <w:sz w:val="28"/>
+        </w:rPr>
+        <w:t xml:space="preserve">9. </w:t>
+      </w:r>
+      <w:r>
+        <w:rPr>
+          <w:rFonts w:ascii="Times New Roman" w:hAnsi="Times New Roman"/>
+          <w:sz w:val="28"/>
+        </w:rPr>
+      </w:r>
+      <w:r>
+        <w:rPr>
+          <w:rFonts w:ascii="Times New Roman" w:hAnsi="Times New Roman"/>
+          <w:b/>
+          <w:sz w:val="28"/>
+        </w:rPr>
+        <w:t>ФТ-09 (Справочник кафедр):</w:t>
+      </w:r>
+      <w:r>
+        <w:rPr>
+          <w:rFonts w:ascii="Times New Roman" w:hAnsi="Times New Roman"/>
+          <w:sz w:val="28"/>
+        </w:rPr>
+        <w:t xml:space="preserve"> Ведение структуры подразделений с разделением на выпускающие, реализующие, экспертные и руководящие.</w:t>
+      </w:r>
+    </w:p>
+    <w:p>
+      <w:pPr>
+        <w:spacing w:line="276" w:lineRule="auto" w:after="60"/>
+        <w:ind w:left="709"/>
+        <w:jc w:val="both"/>
+      </w:pPr>
+      <w:r>
+        <w:rPr>
+          <w:rFonts w:ascii="Times New Roman" w:hAnsi="Times New Roman"/>
+          <w:b/>
+          <w:sz w:val="28"/>
+        </w:rPr>
+        <w:t xml:space="preserve">10. </w:t>
+      </w:r>
+      <w:r>
+        <w:rPr>
+          <w:rFonts w:ascii="Times New Roman" w:hAnsi="Times New Roman"/>
+          <w:sz w:val="28"/>
+        </w:rPr>
+      </w:r>
+      <w:r>
+        <w:rPr>
+          <w:rFonts w:ascii="Times New Roman" w:hAnsi="Times New Roman"/>
+          <w:b/>
+          <w:sz w:val="28"/>
+        </w:rPr>
+        <w:t>ФТ-10 (Объявления):</w:t>
+      </w:r>
+      <w:r>
+        <w:rPr>
+          <w:rFonts w:ascii="Times New Roman" w:hAnsi="Times New Roman"/>
+          <w:sz w:val="28"/>
+        </w:rPr>
+        <w:t xml:space="preserve"> Публикация регламентов и объявлений с поддержкой закрепления важных записей.</w:t>
+      </w:r>
+    </w:p>
+    <w:p>
+      <w:pPr>
+        <w:spacing w:line="276" w:lineRule="auto" w:after="60"/>
+        <w:ind w:left="709"/>
+        <w:jc w:val="both"/>
+      </w:pPr>
+      <w:r>
+        <w:rPr>
+          <w:rFonts w:ascii="Times New Roman" w:hAnsi="Times New Roman"/>
+          <w:b/>
+          <w:sz w:val="28"/>
+        </w:rPr>
+        <w:t xml:space="preserve">11. </w:t>
+      </w:r>
+      <w:r>
+        <w:rPr>
+          <w:rFonts w:ascii="Times New Roman" w:hAnsi="Times New Roman"/>
+          <w:sz w:val="28"/>
+        </w:rPr>
+      </w:r>
+      <w:r>
+        <w:rPr>
+          <w:rFonts w:ascii="Times New Roman" w:hAnsi="Times New Roman"/>
+          <w:b/>
+          <w:sz w:val="28"/>
+        </w:rPr>
+        <w:t>ФТ-11 (Журнал аудита):</w:t>
+      </w:r>
+      <w:r>
+        <w:rPr>
+          <w:rFonts w:ascii="Times New Roman" w:hAnsi="Times New Roman"/>
+          <w:sz w:val="28"/>
+        </w:rPr>
+        <w:t xml:space="preserve"> Протоколирование всех операций (время, пользователь, роль, действие, объект, статус, IP-адрес).</w:t>
+      </w:r>
+    </w:p>
+    <w:p>
+      <w:pPr>
+        <w:spacing w:line="276" w:lineRule="auto" w:after="60"/>
+        <w:ind w:left="709"/>
+        <w:jc w:val="both"/>
+      </w:pPr>
+      <w:r>
+        <w:rPr>
+          <w:rFonts w:ascii="Times New Roman" w:hAnsi="Times New Roman"/>
+          <w:b/>
+          <w:sz w:val="28"/>
+        </w:rPr>
+        <w:t xml:space="preserve">12. </w:t>
+      </w:r>
+      <w:r>
+        <w:rPr>
+          <w:rFonts w:ascii="Times New Roman" w:hAnsi="Times New Roman"/>
+          <w:sz w:val="28"/>
+        </w:rPr>
+      </w:r>
+      <w:r>
+        <w:rPr>
+          <w:rFonts w:ascii="Times New Roman" w:hAnsi="Times New Roman"/>
+          <w:b/>
+          <w:sz w:val="28"/>
+        </w:rPr>
+        <w:t>ФТ-12 (Карта сайта):</w:t>
+      </w:r>
+      <w:r>
+        <w:rPr>
+          <w:rFonts w:ascii="Times New Roman" w:hAnsi="Times New Roman"/>
+          <w:sz w:val="28"/>
+        </w:rPr>
+        <w:t xml:space="preserve"> Наличие интерактивной карты сайта со всеми разделами системы.</w:t>
+      </w:r>
+    </w:p>
+    <w:p>
+      <w:pPr>
+        <w:spacing w:before="160" w:after="80"/>
+        <w:jc w:val="left"/>
+      </w:pPr>
+      <w:r>
+        <w:rPr>
+          <w:rFonts w:ascii="Times New Roman" w:hAnsi="Times New Roman"/>
+          <w:b/>
+          <w:sz w:val="26"/>
+        </w:rPr>
+        <w:t>5.2. Нефункциональные требования</w:t>
+      </w:r>
+    </w:p>
+    <w:p>
+      <w:pPr>
+        <w:spacing w:line="276" w:lineRule="auto" w:after="60"/>
+        <w:ind w:left="709"/>
+        <w:jc w:val="both"/>
+      </w:pPr>
+      <w:r>
+        <w:rPr>
+          <w:rFonts w:ascii="Times New Roman" w:hAnsi="Times New Roman"/>
+          <w:b/>
+          <w:sz w:val="28"/>
+        </w:rPr>
+        <w:t xml:space="preserve">1. </w:t>
+      </w:r>
+      <w:r>
+        <w:rPr>
+          <w:rFonts w:ascii="Times New Roman" w:hAnsi="Times New Roman"/>
+          <w:sz w:val="28"/>
+        </w:rPr>
+      </w:r>
+      <w:r>
+        <w:rPr>
+          <w:rFonts w:ascii="Times New Roman" w:hAnsi="Times New Roman"/>
+          <w:b/>
+          <w:sz w:val="28"/>
+        </w:rPr>
+        <w:t>НФТ-01 (Производительность):</w:t>
+      </w:r>
+      <w:r>
+        <w:rPr>
+          <w:rFonts w:ascii="Times New Roman" w:hAnsi="Times New Roman"/>
+          <w:sz w:val="28"/>
+        </w:rPr>
+        <w:t xml:space="preserve"> Время отклика сервера при формировании страниц не должно превышать 200 мс при стандартной нагрузке.</w:t>
+      </w:r>
+    </w:p>
+    <w:p>
+      <w:pPr>
+        <w:spacing w:line="276" w:lineRule="auto" w:after="60"/>
+        <w:ind w:left="709"/>
+        <w:jc w:val="both"/>
+      </w:pPr>
+      <w:r>
+        <w:rPr>
+          <w:rFonts w:ascii="Times New Roman" w:hAnsi="Times New Roman"/>
+          <w:b/>
+          <w:sz w:val="28"/>
+        </w:rPr>
+        <w:t xml:space="preserve">2. </w:t>
+      </w:r>
+      <w:r>
+        <w:rPr>
+          <w:rFonts w:ascii="Times New Roman" w:hAnsi="Times New Roman"/>
+          <w:sz w:val="28"/>
+        </w:rPr>
+      </w:r>
+      <w:r>
+        <w:rPr>
+          <w:rFonts w:ascii="Times New Roman" w:hAnsi="Times New Roman"/>
+          <w:b/>
+          <w:sz w:val="28"/>
+        </w:rPr>
+        <w:t>НФТ-02 (Надежность и транзакционность):</w:t>
+      </w:r>
+      <w:r>
+        <w:rPr>
+          <w:rFonts w:ascii="Times New Roman" w:hAnsi="Times New Roman"/>
+          <w:sz w:val="28"/>
+        </w:rPr>
+        <w:t xml:space="preserve"> Целостность данных обеспечивается связями первичных и внешних ключей (`Foreign Keys`).</w:t>
+      </w:r>
+    </w:p>
+    <w:p>
+      <w:pPr>
+        <w:spacing w:line="276" w:lineRule="auto" w:after="60"/>
+        <w:ind w:left="709"/>
+        <w:jc w:val="both"/>
+      </w:pPr>
+      <w:r>
+        <w:rPr>
+          <w:rFonts w:ascii="Times New Roman" w:hAnsi="Times New Roman"/>
+          <w:b/>
+          <w:sz w:val="28"/>
+        </w:rPr>
+        <w:t xml:space="preserve">3. </w:t>
+      </w:r>
+      <w:r>
+        <w:rPr>
+          <w:rFonts w:ascii="Times New Roman" w:hAnsi="Times New Roman"/>
+          <w:sz w:val="28"/>
+        </w:rPr>
+      </w:r>
+      <w:r>
+        <w:rPr>
+          <w:rFonts w:ascii="Times New Roman" w:hAnsi="Times New Roman"/>
+          <w:b/>
+          <w:sz w:val="28"/>
+        </w:rPr>
+        <w:t>НФТ-03 (Безопасность):</w:t>
+      </w:r>
+      <w:r>
+        <w:rPr>
+          <w:rFonts w:ascii="Times New Roman" w:hAnsi="Times New Roman"/>
+          <w:sz w:val="28"/>
+        </w:rPr>
+        <w:t xml:space="preserve"> Использование подготовленных запросов (`Prepared Statements`) для исключения SQL-инъекций; экранирование вывода HTML (`htmlspecialchars`) для защиты от XSS.</w:t>
+      </w:r>
+    </w:p>
+    <w:p>
+      <w:pPr>
+        <w:spacing w:line="276" w:lineRule="auto" w:after="60"/>
+        <w:ind w:left="709"/>
+        <w:jc w:val="both"/>
+      </w:pPr>
+      <w:r>
+        <w:rPr>
+          <w:rFonts w:ascii="Times New Roman" w:hAnsi="Times New Roman"/>
+          <w:b/>
+          <w:sz w:val="28"/>
+        </w:rPr>
+        <w:t xml:space="preserve">4. </w:t>
+      </w:r>
+      <w:r>
+        <w:rPr>
+          <w:rFonts w:ascii="Times New Roman" w:hAnsi="Times New Roman"/>
+          <w:sz w:val="28"/>
+        </w:rPr>
+      </w:r>
+      <w:r>
+        <w:rPr>
+          <w:rFonts w:ascii="Times New Roman" w:hAnsi="Times New Roman"/>
+          <w:b/>
+          <w:sz w:val="28"/>
+        </w:rPr>
+        <w:t>НФТ-04 (Кроссплатформенность и переносимость):</w:t>
+      </w:r>
+      <w:r>
+        <w:rPr>
+          <w:rFonts w:ascii="Times New Roman" w:hAnsi="Times New Roman"/>
+          <w:sz w:val="28"/>
+        </w:rPr>
+        <w:t xml:space="preserve"> Возможность автономного развертывания как на стеке PHP/MySQL, так и на легковесном стеке Python/SQLite без внешних закрытых зависимостей.</w:t>
+      </w:r>
+    </w:p>
+    <w:p>
+      <w:pPr>
+        <w:spacing w:line="276" w:lineRule="auto" w:after="60"/>
+        <w:ind w:left="709"/>
+        <w:jc w:val="both"/>
+      </w:pPr>
+      <w:r>
+        <w:rPr>
+          <w:rFonts w:ascii="Times New Roman" w:hAnsi="Times New Roman"/>
+          <w:b/>
+          <w:sz w:val="28"/>
+        </w:rPr>
+        <w:t xml:space="preserve">5. </w:t>
+      </w:r>
+      <w:r>
+        <w:rPr>
+          <w:rFonts w:ascii="Times New Roman" w:hAnsi="Times New Roman"/>
+          <w:sz w:val="28"/>
+        </w:rPr>
+      </w:r>
+      <w:r>
+        <w:rPr>
+          <w:rFonts w:ascii="Times New Roman" w:hAnsi="Times New Roman"/>
+          <w:b/>
+          <w:sz w:val="28"/>
+        </w:rPr>
+        <w:t>НФТ-05 (Адаптивность):</w:t>
+      </w:r>
+      <w:r>
+        <w:rPr>
+          <w:rFonts w:ascii="Times New Roman" w:hAnsi="Times New Roman"/>
+          <w:sz w:val="28"/>
+        </w:rPr>
+        <w:t xml:space="preserve"> Корректное отображение на мониторах ПК, планшетах и мобильных устройствах.</w:t>
+      </w:r>
+    </w:p>
+    <w:p>
+      <w:pPr>
+        <w:spacing w:line="276" w:lineRule="auto" w:after="60"/>
+        <w:ind w:left="709"/>
+        <w:jc w:val="both"/>
+      </w:pPr>
+      <w:r>
+        <w:rPr>
+          <w:rFonts w:ascii="Times New Roman" w:hAnsi="Times New Roman"/>
+          <w:b/>
+          <w:sz w:val="28"/>
+        </w:rPr>
+        <w:t xml:space="preserve">6. </w:t>
+      </w:r>
+      <w:r>
+        <w:rPr>
+          <w:rFonts w:ascii="Times New Roman" w:hAnsi="Times New Roman"/>
+          <w:sz w:val="28"/>
+        </w:rPr>
+      </w:r>
+      <w:r>
+        <w:rPr>
+          <w:rFonts w:ascii="Times New Roman" w:hAnsi="Times New Roman"/>
+          <w:b/>
+          <w:sz w:val="28"/>
+        </w:rPr>
+        <w:t>НФТ-06 (Эргономика):</w:t>
+      </w:r>
+      <w:r>
+        <w:rPr>
+          <w:rFonts w:ascii="Times New Roman" w:hAnsi="Times New Roman"/>
+          <w:sz w:val="28"/>
+        </w:rPr>
+        <w:t xml:space="preserve"> Единый строгий корпоративный стиль оформления с визуальным цветовым кодированием статусов документов.</w:t>
+      </w:r>
+    </w:p>
+    <w:p>
+      <w:pPr>
+        <w:spacing w:before="240" w:after="120"/>
+        <w:jc w:val="left"/>
+      </w:pPr>
+      <w:r>
+        <w:rPr>
+          <w:rFonts w:ascii="Times New Roman" w:hAnsi="Times New Roman"/>
+          <w:b/>
+          <w:sz w:val="28"/>
+        </w:rPr>
+        <w:t>6. Сравнительный анализ инструментальных программных средств</w:t>
+      </w:r>
+    </w:p>
+    <w:p>
+      <w:pPr>
+        <w:spacing w:line="276" w:lineRule="auto" w:after="120"/>
+        <w:ind w:firstLine="709"/>
+        <w:jc w:val="both"/>
+      </w:pPr>
+      <w:r>
+        <w:rPr>
+          <w:rFonts w:ascii="Times New Roman" w:hAnsi="Times New Roman"/>
+          <w:sz w:val="28"/>
+        </w:rPr>
+        <w:t>В соответствии с заданием выполнен сравнительный анализ бесплатных инструментальных платформ с открытым исходным кодом, поддерживающих PHP и реляционные СУБД MySQL / MariaDB / SQLite.</w:t>
       </w:r>
     </w:p>
     <w:p>
@@ -1045,15 +2387,16 @@
         </w:tblBorders>
       </w:tblPr>
       <w:tblGrid>
-        <w:gridCol w:w="2339"/>
-        <w:gridCol w:w="2339"/>
-        <w:gridCol w:w="2339"/>
-        <w:gridCol w:w="2339"/>
+        <w:gridCol w:w="1871"/>
+        <w:gridCol w:w="1871"/>
+        <w:gridCol w:w="1871"/>
+        <w:gridCol w:w="1871"/>
+        <w:gridCol w:w="1871"/>
       </w:tblGrid>
       <w:tr>
         <w:tc>
           <w:tcPr>
-            <w:tcW w:type="dxa" w:w="2339"/>
+            <w:tcW w:type="dxa" w:w="1871"/>
             <w:tcMar>
               <w:top w:w="100" w:type="dxa"/>
               <w:bottom w:w="100" w:type="dxa"/>
@@ -1073,13 +2416,13 @@
                 <w:b/>
                 <w:sz w:val="22"/>
               </w:rPr>
-              <w:t>Средство</w:t>
+              <w:t>Критерий сравнения</w:t>
             </w:r>
           </w:p>
         </w:tc>
         <w:tc>
           <w:tcPr>
-            <w:tcW w:type="dxa" w:w="2339"/>
+            <w:tcW w:type="dxa" w:w="1871"/>
             <w:tcMar>
               <w:top w:w="100" w:type="dxa"/>
               <w:bottom w:w="100" w:type="dxa"/>
@@ -1099,13 +2442,13 @@
                 <w:b/>
                 <w:sz w:val="22"/>
               </w:rPr>
-              <w:t>PHP</w:t>
+              <w:t>Drupal</w:t>
             </w:r>
           </w:p>
         </w:tc>
         <w:tc>
           <w:tcPr>
-            <w:tcW w:type="dxa" w:w="2339"/>
+            <w:tcW w:type="dxa" w:w="1871"/>
             <w:tcMar>
               <w:top w:w="100" w:type="dxa"/>
               <w:bottom w:w="100" w:type="dxa"/>
@@ -1125,13 +2468,13 @@
                 <w:b/>
                 <w:sz w:val="22"/>
               </w:rPr>
-              <w:t>MySQL/MariaDB</w:t>
+              <w:t>Joomla</w:t>
             </w:r>
           </w:p>
         </w:tc>
         <w:tc>
           <w:tcPr>
-            <w:tcW w:type="dxa" w:w="2339"/>
+            <w:tcW w:type="dxa" w:w="1871"/>
             <w:tcMar>
               <w:top w:w="100" w:type="dxa"/>
               <w:bottom w:w="100" w:type="dxa"/>
@@ -1151,7 +2494,33 @@
                 <w:b/>
                 <w:sz w:val="22"/>
               </w:rPr>
-              <w:t>Особенности</w:t>
+              <w:t>Laravel</w:t>
+            </w:r>
+          </w:p>
+        </w:tc>
+        <w:tc>
+          <w:tcPr>
+            <w:tcW w:type="dxa" w:w="1871"/>
+            <w:tcMar>
+              <w:top w:w="100" w:type="dxa"/>
+              <w:bottom w:w="100" w:type="dxa"/>
+              <w:left w:w="150" w:type="dxa"/>
+              <w:right w:w="150" w:type="dxa"/>
+            </w:tcMar>
+            <w:shd w:fill="E2E8F0"/>
+          </w:tcPr>
+          <w:p>
+            <w:pPr>
+              <w:spacing w:before="40" w:after="40" w:line="252" w:lineRule="auto"/>
+              <w:jc w:val="left"/>
+            </w:pPr>
+            <w:r>
+              <w:rPr>
+                <w:rFonts w:ascii="Times New Roman" w:hAnsi="Times New Roman"/>
+                <w:b/>
+                <w:sz w:val="22"/>
+              </w:rPr>
+              <w:t>Native PHP + PDO / Light Server</w:t>
             </w:r>
           </w:p>
         </w:tc>
@@ -1159,7 +2528,7 @@
       <w:tr>
         <w:tc>
           <w:tcPr>
-            <w:tcW w:type="dxa" w:w="2339"/>
+            <w:tcW w:type="dxa" w:w="1871"/>
             <w:tcMar>
               <w:top w:w="100" w:type="dxa"/>
               <w:bottom w:w="100" w:type="dxa"/>
@@ -1177,13 +2546,26 @@
                 <w:rFonts w:ascii="Times New Roman" w:hAnsi="Times New Roman"/>
                 <w:sz w:val="22"/>
               </w:rPr>
-              <w:t>Drupal</w:t>
+            </w:r>
+            <w:r>
+              <w:rPr>
+                <w:rFonts w:ascii="Times New Roman" w:hAnsi="Times New Roman"/>
+                <w:b/>
+                <w:sz w:val="22"/>
+              </w:rPr>
+              <w:t>Лицензия и стоимость</w:t>
+            </w:r>
+            <w:r>
+              <w:rPr>
+                <w:rFonts w:ascii="Times New Roman" w:hAnsi="Times New Roman"/>
+                <w:sz w:val="22"/>
+              </w:rPr>
             </w:r>
           </w:p>
         </w:tc>
         <w:tc>
           <w:tcPr>
-            <w:tcW w:type="dxa" w:w="2339"/>
+            <w:tcW w:type="dxa" w:w="1871"/>
             <w:tcMar>
               <w:top w:w="100" w:type="dxa"/>
               <w:bottom w:w="100" w:type="dxa"/>
@@ -1201,13 +2583,13 @@
                 <w:rFonts w:ascii="Times New Roman" w:hAnsi="Times New Roman"/>
                 <w:sz w:val="22"/>
               </w:rPr>
-              <w:t>Да</w:t>
+              <w:t>Бесплатно (GPL)</w:t>
             </w:r>
           </w:p>
         </w:tc>
         <w:tc>
           <w:tcPr>
-            <w:tcW w:type="dxa" w:w="2339"/>
+            <w:tcW w:type="dxa" w:w="1871"/>
             <w:tcMar>
               <w:top w:w="100" w:type="dxa"/>
               <w:bottom w:w="100" w:type="dxa"/>
@@ -1225,13 +2607,13 @@
                 <w:rFonts w:ascii="Times New Roman" w:hAnsi="Times New Roman"/>
                 <w:sz w:val="22"/>
               </w:rPr>
-              <w:t>Да</w:t>
+              <w:t>Бесплатно (GPL)</w:t>
             </w:r>
           </w:p>
         </w:tc>
         <w:tc>
           <w:tcPr>
-            <w:tcW w:type="dxa" w:w="2339"/>
+            <w:tcW w:type="dxa" w:w="1871"/>
             <w:tcMar>
               <w:top w:w="100" w:type="dxa"/>
               <w:bottom w:w="100" w:type="dxa"/>
@@ -1249,15 +2631,13 @@
                 <w:rFonts w:ascii="Times New Roman" w:hAnsi="Times New Roman"/>
                 <w:sz w:val="22"/>
               </w:rPr>
-              <w:t>Расширяемая CMS с готовыми модулями.</w:t>
+              <w:t>Бесплатно (MIT)</w:t>
             </w:r>
           </w:p>
         </w:tc>
-      </w:tr>
-      <w:tr>
         <w:tc>
           <w:tcPr>
-            <w:tcW w:type="dxa" w:w="2339"/>
+            <w:tcW w:type="dxa" w:w="1871"/>
             <w:tcMar>
               <w:top w:w="100" w:type="dxa"/>
               <w:bottom w:w="100" w:type="dxa"/>
@@ -1275,13 +2655,15 @@
                 <w:rFonts w:ascii="Times New Roman" w:hAnsi="Times New Roman"/>
                 <w:sz w:val="22"/>
               </w:rPr>
-              <w:t>Joomla</w:t>
+              <w:t>Бесплатно (Open Source)</w:t>
             </w:r>
           </w:p>
         </w:tc>
+      </w:tr>
+      <w:tr>
         <w:tc>
           <w:tcPr>
-            <w:tcW w:type="dxa" w:w="2339"/>
+            <w:tcW w:type="dxa" w:w="1871"/>
             <w:tcMar>
               <w:top w:w="100" w:type="dxa"/>
               <w:bottom w:w="100" w:type="dxa"/>
@@ -1299,13 +2681,26 @@
                 <w:rFonts w:ascii="Times New Roman" w:hAnsi="Times New Roman"/>
                 <w:sz w:val="22"/>
               </w:rPr>
-              <w:t>Да</w:t>
+            </w:r>
+            <w:r>
+              <w:rPr>
+                <w:rFonts w:ascii="Times New Roman" w:hAnsi="Times New Roman"/>
+                <w:b/>
+                <w:sz w:val="22"/>
+              </w:rPr>
+              <w:t>Язык разработки</w:t>
+            </w:r>
+            <w:r>
+              <w:rPr>
+                <w:rFonts w:ascii="Times New Roman" w:hAnsi="Times New Roman"/>
+                <w:sz w:val="22"/>
+              </w:rPr>
             </w:r>
           </w:p>
         </w:tc>
         <w:tc>
           <w:tcPr>
-            <w:tcW w:type="dxa" w:w="2339"/>
+            <w:tcW w:type="dxa" w:w="1871"/>
             <w:tcMar>
               <w:top w:w="100" w:type="dxa"/>
               <w:bottom w:w="100" w:type="dxa"/>
@@ -1323,13 +2718,13 @@
                 <w:rFonts w:ascii="Times New Roman" w:hAnsi="Times New Roman"/>
                 <w:sz w:val="22"/>
               </w:rPr>
-              <w:t>Да</w:t>
+              <w:t>PHP 8.x</w:t>
             </w:r>
           </w:p>
         </w:tc>
         <w:tc>
           <w:tcPr>
-            <w:tcW w:type="dxa" w:w="2339"/>
+            <w:tcW w:type="dxa" w:w="1871"/>
             <w:tcMar>
               <w:top w:w="100" w:type="dxa"/>
               <w:bottom w:w="100" w:type="dxa"/>
@@ -1347,15 +2742,13 @@
                 <w:rFonts w:ascii="Times New Roman" w:hAnsi="Times New Roman"/>
                 <w:sz w:val="22"/>
               </w:rPr>
-              <w:t>CMS с развитой системой доступа.</w:t>
+              <w:t>PHP 8.x</w:t>
             </w:r>
           </w:p>
         </w:tc>
-      </w:tr>
-      <w:tr>
         <w:tc>
           <w:tcPr>
-            <w:tcW w:type="dxa" w:w="2339"/>
+            <w:tcW w:type="dxa" w:w="1871"/>
             <w:tcMar>
               <w:top w:w="100" w:type="dxa"/>
               <w:bottom w:w="100" w:type="dxa"/>
@@ -1373,13 +2766,13 @@
                 <w:rFonts w:ascii="Times New Roman" w:hAnsi="Times New Roman"/>
                 <w:sz w:val="22"/>
               </w:rPr>
-              <w:t>Laravel</w:t>
+              <w:t>PHP 8.x</w:t>
             </w:r>
           </w:p>
         </w:tc>
         <w:tc>
           <w:tcPr>
-            <w:tcW w:type="dxa" w:w="2339"/>
+            <w:tcW w:type="dxa" w:w="1871"/>
             <w:tcMar>
               <w:top w:w="100" w:type="dxa"/>
               <w:bottom w:w="100" w:type="dxa"/>
@@ -1397,13 +2790,15 @@
                 <w:rFonts w:ascii="Times New Roman" w:hAnsi="Times New Roman"/>
                 <w:sz w:val="22"/>
               </w:rPr>
-              <w:t>Да</w:t>
+              <w:t>PHP 8.x / Python 3.x</w:t>
             </w:r>
           </w:p>
         </w:tc>
+      </w:tr>
+      <w:tr>
         <w:tc>
           <w:tcPr>
-            <w:tcW w:type="dxa" w:w="2339"/>
+            <w:tcW w:type="dxa" w:w="1871"/>
             <w:tcMar>
               <w:top w:w="100" w:type="dxa"/>
               <w:bottom w:w="100" w:type="dxa"/>
@@ -1421,13 +2816,26 @@
                 <w:rFonts w:ascii="Times New Roman" w:hAnsi="Times New Roman"/>
                 <w:sz w:val="22"/>
               </w:rPr>
-              <w:t>Да</w:t>
+            </w:r>
+            <w:r>
+              <w:rPr>
+                <w:rFonts w:ascii="Times New Roman" w:hAnsi="Times New Roman"/>
+                <w:b/>
+                <w:sz w:val="22"/>
+              </w:rPr>
+              <w:t>Поддерживаемые СУБД</w:t>
+            </w:r>
+            <w:r>
+              <w:rPr>
+                <w:rFonts w:ascii="Times New Roman" w:hAnsi="Times New Roman"/>
+                <w:sz w:val="22"/>
+              </w:rPr>
             </w:r>
           </w:p>
         </w:tc>
         <w:tc>
           <w:tcPr>
-            <w:tcW w:type="dxa" w:w="2339"/>
+            <w:tcW w:type="dxa" w:w="1871"/>
             <w:tcMar>
               <w:top w:w="100" w:type="dxa"/>
               <w:bottom w:w="100" w:type="dxa"/>
@@ -1445,7 +2853,754 @@
                 <w:rFonts w:ascii="Times New Roman" w:hAnsi="Times New Roman"/>
                 <w:sz w:val="22"/>
               </w:rPr>
-              <w:t>Фреймворк для разработки приложений.</w:t>
+              <w:t>MySQL, MariaDB, PostgreSQL</w:t>
+            </w:r>
+          </w:p>
+        </w:tc>
+        <w:tc>
+          <w:tcPr>
+            <w:tcW w:type="dxa" w:w="1871"/>
+            <w:tcMar>
+              <w:top w:w="100" w:type="dxa"/>
+              <w:bottom w:w="100" w:type="dxa"/>
+              <w:left w:w="150" w:type="dxa"/>
+              <w:right w:w="150" w:type="dxa"/>
+            </w:tcMar>
+          </w:tcPr>
+          <w:p>
+            <w:pPr>
+              <w:spacing w:before="40" w:after="40" w:line="252" w:lineRule="auto"/>
+              <w:jc w:val="left"/>
+            </w:pPr>
+            <w:r>
+              <w:rPr>
+                <w:rFonts w:ascii="Times New Roman" w:hAnsi="Times New Roman"/>
+                <w:sz w:val="22"/>
+              </w:rPr>
+              <w:t>MySQL, MariaDB</w:t>
+            </w:r>
+          </w:p>
+        </w:tc>
+        <w:tc>
+          <w:tcPr>
+            <w:tcW w:type="dxa" w:w="1871"/>
+            <w:tcMar>
+              <w:top w:w="100" w:type="dxa"/>
+              <w:bottom w:w="100" w:type="dxa"/>
+              <w:left w:w="150" w:type="dxa"/>
+              <w:right w:w="150" w:type="dxa"/>
+            </w:tcMar>
+          </w:tcPr>
+          <w:p>
+            <w:pPr>
+              <w:spacing w:before="40" w:after="40" w:line="252" w:lineRule="auto"/>
+              <w:jc w:val="left"/>
+            </w:pPr>
+            <w:r>
+              <w:rPr>
+                <w:rFonts w:ascii="Times New Roman" w:hAnsi="Times New Roman"/>
+                <w:sz w:val="22"/>
+              </w:rPr>
+              <w:t>MySQL, PostgreSQL, SQLite</w:t>
+            </w:r>
+          </w:p>
+        </w:tc>
+        <w:tc>
+          <w:tcPr>
+            <w:tcW w:type="dxa" w:w="1871"/>
+            <w:tcMar>
+              <w:top w:w="100" w:type="dxa"/>
+              <w:bottom w:w="100" w:type="dxa"/>
+              <w:left w:w="150" w:type="dxa"/>
+              <w:right w:w="150" w:type="dxa"/>
+            </w:tcMar>
+          </w:tcPr>
+          <w:p>
+            <w:pPr>
+              <w:spacing w:before="40" w:after="40" w:line="252" w:lineRule="auto"/>
+              <w:jc w:val="left"/>
+            </w:pPr>
+            <w:r>
+              <w:rPr>
+                <w:rFonts w:ascii="Times New Roman" w:hAnsi="Times New Roman"/>
+                <w:sz w:val="22"/>
+              </w:rPr>
+              <w:t>MySQL, MariaDB, SQLite</w:t>
+            </w:r>
+          </w:p>
+        </w:tc>
+      </w:tr>
+      <w:tr>
+        <w:tc>
+          <w:tcPr>
+            <w:tcW w:type="dxa" w:w="1871"/>
+            <w:tcMar>
+              <w:top w:w="100" w:type="dxa"/>
+              <w:bottom w:w="100" w:type="dxa"/>
+              <w:left w:w="150" w:type="dxa"/>
+              <w:right w:w="150" w:type="dxa"/>
+            </w:tcMar>
+          </w:tcPr>
+          <w:p>
+            <w:pPr>
+              <w:spacing w:before="40" w:after="40" w:line="252" w:lineRule="auto"/>
+              <w:jc w:val="left"/>
+            </w:pPr>
+            <w:r>
+              <w:rPr>
+                <w:rFonts w:ascii="Times New Roman" w:hAnsi="Times New Roman"/>
+                <w:sz w:val="22"/>
+              </w:rPr>
+            </w:r>
+            <w:r>
+              <w:rPr>
+                <w:rFonts w:ascii="Times New Roman" w:hAnsi="Times New Roman"/>
+                <w:b/>
+                <w:sz w:val="22"/>
+              </w:rPr>
+              <w:t>Требования к ресурсам</w:t>
+            </w:r>
+            <w:r>
+              <w:rPr>
+                <w:rFonts w:ascii="Times New Roman" w:hAnsi="Times New Roman"/>
+                <w:sz w:val="22"/>
+              </w:rPr>
+            </w:r>
+          </w:p>
+        </w:tc>
+        <w:tc>
+          <w:tcPr>
+            <w:tcW w:type="dxa" w:w="1871"/>
+            <w:tcMar>
+              <w:top w:w="100" w:type="dxa"/>
+              <w:bottom w:w="100" w:type="dxa"/>
+              <w:left w:w="150" w:type="dxa"/>
+              <w:right w:w="150" w:type="dxa"/>
+            </w:tcMar>
+          </w:tcPr>
+          <w:p>
+            <w:pPr>
+              <w:spacing w:before="40" w:after="40" w:line="252" w:lineRule="auto"/>
+              <w:jc w:val="left"/>
+            </w:pPr>
+            <w:r>
+              <w:rPr>
+                <w:rFonts w:ascii="Times New Roman" w:hAnsi="Times New Roman"/>
+                <w:sz w:val="22"/>
+              </w:rPr>
+              <w:t>Высокие ($\ge 256$ MB RAM)</w:t>
+            </w:r>
+          </w:p>
+        </w:tc>
+        <w:tc>
+          <w:tcPr>
+            <w:tcW w:type="dxa" w:w="1871"/>
+            <w:tcMar>
+              <w:top w:w="100" w:type="dxa"/>
+              <w:bottom w:w="100" w:type="dxa"/>
+              <w:left w:w="150" w:type="dxa"/>
+              <w:right w:w="150" w:type="dxa"/>
+            </w:tcMar>
+          </w:tcPr>
+          <w:p>
+            <w:pPr>
+              <w:spacing w:before="40" w:after="40" w:line="252" w:lineRule="auto"/>
+              <w:jc w:val="left"/>
+            </w:pPr>
+            <w:r>
+              <w:rPr>
+                <w:rFonts w:ascii="Times New Roman" w:hAnsi="Times New Roman"/>
+                <w:sz w:val="22"/>
+              </w:rPr>
+              <w:t>Средние ($\ge 128$ MB RAM)</w:t>
+            </w:r>
+          </w:p>
+        </w:tc>
+        <w:tc>
+          <w:tcPr>
+            <w:tcW w:type="dxa" w:w="1871"/>
+            <w:tcMar>
+              <w:top w:w="100" w:type="dxa"/>
+              <w:bottom w:w="100" w:type="dxa"/>
+              <w:left w:w="150" w:type="dxa"/>
+              <w:right w:w="150" w:type="dxa"/>
+            </w:tcMar>
+          </w:tcPr>
+          <w:p>
+            <w:pPr>
+              <w:spacing w:before="40" w:after="40" w:line="252" w:lineRule="auto"/>
+              <w:jc w:val="left"/>
+            </w:pPr>
+            <w:r>
+              <w:rPr>
+                <w:rFonts w:ascii="Times New Roman" w:hAnsi="Times New Roman"/>
+                <w:sz w:val="22"/>
+              </w:rPr>
+              <w:t>Средние ($\ge 128$ MB RAM)</w:t>
+            </w:r>
+          </w:p>
+        </w:tc>
+        <w:tc>
+          <w:tcPr>
+            <w:tcW w:type="dxa" w:w="1871"/>
+            <w:tcMar>
+              <w:top w:w="100" w:type="dxa"/>
+              <w:bottom w:w="100" w:type="dxa"/>
+              <w:left w:w="150" w:type="dxa"/>
+              <w:right w:w="150" w:type="dxa"/>
+            </w:tcMar>
+          </w:tcPr>
+          <w:p>
+            <w:pPr>
+              <w:spacing w:before="40" w:after="40" w:line="252" w:lineRule="auto"/>
+              <w:jc w:val="left"/>
+            </w:pPr>
+            <w:r>
+              <w:rPr>
+                <w:rFonts w:ascii="Times New Roman" w:hAnsi="Times New Roman"/>
+                <w:sz w:val="22"/>
+              </w:rPr>
+              <w:t>Минимальные ($&lt; 32$ MB RAM)</w:t>
+            </w:r>
+          </w:p>
+        </w:tc>
+      </w:tr>
+      <w:tr>
+        <w:tc>
+          <w:tcPr>
+            <w:tcW w:type="dxa" w:w="1871"/>
+            <w:tcMar>
+              <w:top w:w="100" w:type="dxa"/>
+              <w:bottom w:w="100" w:type="dxa"/>
+              <w:left w:w="150" w:type="dxa"/>
+              <w:right w:w="150" w:type="dxa"/>
+            </w:tcMar>
+          </w:tcPr>
+          <w:p>
+            <w:pPr>
+              <w:spacing w:before="40" w:after="40" w:line="252" w:lineRule="auto"/>
+              <w:jc w:val="left"/>
+            </w:pPr>
+            <w:r>
+              <w:rPr>
+                <w:rFonts w:ascii="Times New Roman" w:hAnsi="Times New Roman"/>
+                <w:sz w:val="22"/>
+              </w:rPr>
+            </w:r>
+            <w:r>
+              <w:rPr>
+                <w:rFonts w:ascii="Times New Roman" w:hAnsi="Times New Roman"/>
+                <w:b/>
+                <w:sz w:val="22"/>
+              </w:rPr>
+              <w:t>Сложность развертывания</w:t>
+            </w:r>
+            <w:r>
+              <w:rPr>
+                <w:rFonts w:ascii="Times New Roman" w:hAnsi="Times New Roman"/>
+                <w:sz w:val="22"/>
+              </w:rPr>
+            </w:r>
+          </w:p>
+        </w:tc>
+        <w:tc>
+          <w:tcPr>
+            <w:tcW w:type="dxa" w:w="1871"/>
+            <w:tcMar>
+              <w:top w:w="100" w:type="dxa"/>
+              <w:bottom w:w="100" w:type="dxa"/>
+              <w:left w:w="150" w:type="dxa"/>
+              <w:right w:w="150" w:type="dxa"/>
+            </w:tcMar>
+          </w:tcPr>
+          <w:p>
+            <w:pPr>
+              <w:spacing w:before="40" w:after="40" w:line="252" w:lineRule="auto"/>
+              <w:jc w:val="left"/>
+            </w:pPr>
+            <w:r>
+              <w:rPr>
+                <w:rFonts w:ascii="Times New Roman" w:hAnsi="Times New Roman"/>
+                <w:sz w:val="22"/>
+              </w:rPr>
+              <w:t>Высокая (Composer, Drush, Nginx)</w:t>
+            </w:r>
+          </w:p>
+        </w:tc>
+        <w:tc>
+          <w:tcPr>
+            <w:tcW w:type="dxa" w:w="1871"/>
+            <w:tcMar>
+              <w:top w:w="100" w:type="dxa"/>
+              <w:bottom w:w="100" w:type="dxa"/>
+              <w:left w:w="150" w:type="dxa"/>
+              <w:right w:w="150" w:type="dxa"/>
+            </w:tcMar>
+          </w:tcPr>
+          <w:p>
+            <w:pPr>
+              <w:spacing w:before="40" w:after="40" w:line="252" w:lineRule="auto"/>
+              <w:jc w:val="left"/>
+            </w:pPr>
+            <w:r>
+              <w:rPr>
+                <w:rFonts w:ascii="Times New Roman" w:hAnsi="Times New Roman"/>
+                <w:sz w:val="22"/>
+              </w:rPr>
+              <w:t>Средняя (инсталлятор)</w:t>
+            </w:r>
+          </w:p>
+        </w:tc>
+        <w:tc>
+          <w:tcPr>
+            <w:tcW w:type="dxa" w:w="1871"/>
+            <w:tcMar>
+              <w:top w:w="100" w:type="dxa"/>
+              <w:bottom w:w="100" w:type="dxa"/>
+              <w:left w:w="150" w:type="dxa"/>
+              <w:right w:w="150" w:type="dxa"/>
+            </w:tcMar>
+          </w:tcPr>
+          <w:p>
+            <w:pPr>
+              <w:spacing w:before="40" w:after="40" w:line="252" w:lineRule="auto"/>
+              <w:jc w:val="left"/>
+            </w:pPr>
+            <w:r>
+              <w:rPr>
+                <w:rFonts w:ascii="Times New Roman" w:hAnsi="Times New Roman"/>
+                <w:sz w:val="22"/>
+              </w:rPr>
+              <w:t>Высокая (Composer, Artisan, Node)</w:t>
+            </w:r>
+          </w:p>
+        </w:tc>
+        <w:tc>
+          <w:tcPr>
+            <w:tcW w:type="dxa" w:w="1871"/>
+            <w:tcMar>
+              <w:top w:w="100" w:type="dxa"/>
+              <w:bottom w:w="100" w:type="dxa"/>
+              <w:left w:w="150" w:type="dxa"/>
+              <w:right w:w="150" w:type="dxa"/>
+            </w:tcMar>
+          </w:tcPr>
+          <w:p>
+            <w:pPr>
+              <w:spacing w:before="40" w:after="40" w:line="252" w:lineRule="auto"/>
+              <w:jc w:val="left"/>
+            </w:pPr>
+            <w:r>
+              <w:rPr>
+                <w:rFonts w:ascii="Times New Roman" w:hAnsi="Times New Roman"/>
+                <w:sz w:val="22"/>
+              </w:rPr>
+              <w:t>Нулевая (запуск одной командой)</w:t>
+            </w:r>
+          </w:p>
+        </w:tc>
+      </w:tr>
+      <w:tr>
+        <w:tc>
+          <w:tcPr>
+            <w:tcW w:type="dxa" w:w="1871"/>
+            <w:tcMar>
+              <w:top w:w="100" w:type="dxa"/>
+              <w:bottom w:w="100" w:type="dxa"/>
+              <w:left w:w="150" w:type="dxa"/>
+              <w:right w:w="150" w:type="dxa"/>
+            </w:tcMar>
+          </w:tcPr>
+          <w:p>
+            <w:pPr>
+              <w:spacing w:before="40" w:after="40" w:line="252" w:lineRule="auto"/>
+              <w:jc w:val="left"/>
+            </w:pPr>
+            <w:r>
+              <w:rPr>
+                <w:rFonts w:ascii="Times New Roman" w:hAnsi="Times New Roman"/>
+                <w:sz w:val="22"/>
+              </w:rPr>
+            </w:r>
+            <w:r>
+              <w:rPr>
+                <w:rFonts w:ascii="Times New Roman" w:hAnsi="Times New Roman"/>
+                <w:b/>
+                <w:sz w:val="22"/>
+              </w:rPr>
+              <w:t>Кастомизация структур данных</w:t>
+            </w:r>
+            <w:r>
+              <w:rPr>
+                <w:rFonts w:ascii="Times New Roman" w:hAnsi="Times New Roman"/>
+                <w:sz w:val="22"/>
+              </w:rPr>
+            </w:r>
+          </w:p>
+        </w:tc>
+        <w:tc>
+          <w:tcPr>
+            <w:tcW w:type="dxa" w:w="1871"/>
+            <w:tcMar>
+              <w:top w:w="100" w:type="dxa"/>
+              <w:bottom w:w="100" w:type="dxa"/>
+              <w:left w:w="150" w:type="dxa"/>
+              <w:right w:w="150" w:type="dxa"/>
+            </w:tcMar>
+          </w:tcPr>
+          <w:p>
+            <w:pPr>
+              <w:spacing w:before="40" w:after="40" w:line="252" w:lineRule="auto"/>
+              <w:jc w:val="left"/>
+            </w:pPr>
+            <w:r>
+              <w:rPr>
+                <w:rFonts w:ascii="Times New Roman" w:hAnsi="Times New Roman"/>
+                <w:sz w:val="22"/>
+              </w:rPr>
+              <w:t>Модули CCK/Fields</w:t>
+            </w:r>
+          </w:p>
+        </w:tc>
+        <w:tc>
+          <w:tcPr>
+            <w:tcW w:type="dxa" w:w="1871"/>
+            <w:tcMar>
+              <w:top w:w="100" w:type="dxa"/>
+              <w:bottom w:w="100" w:type="dxa"/>
+              <w:left w:w="150" w:type="dxa"/>
+              <w:right w:w="150" w:type="dxa"/>
+            </w:tcMar>
+          </w:tcPr>
+          <w:p>
+            <w:pPr>
+              <w:spacing w:before="40" w:after="40" w:line="252" w:lineRule="auto"/>
+              <w:jc w:val="left"/>
+            </w:pPr>
+            <w:r>
+              <w:rPr>
+                <w:rFonts w:ascii="Times New Roman" w:hAnsi="Times New Roman"/>
+                <w:sz w:val="22"/>
+              </w:rPr>
+              <w:t>Расширения компонентов</w:t>
+            </w:r>
+          </w:p>
+        </w:tc>
+        <w:tc>
+          <w:tcPr>
+            <w:tcW w:type="dxa" w:w="1871"/>
+            <w:tcMar>
+              <w:top w:w="100" w:type="dxa"/>
+              <w:bottom w:w="100" w:type="dxa"/>
+              <w:left w:w="150" w:type="dxa"/>
+              <w:right w:w="150" w:type="dxa"/>
+            </w:tcMar>
+          </w:tcPr>
+          <w:p>
+            <w:pPr>
+              <w:spacing w:before="40" w:after="40" w:line="252" w:lineRule="auto"/>
+              <w:jc w:val="left"/>
+            </w:pPr>
+            <w:r>
+              <w:rPr>
+                <w:rFonts w:ascii="Times New Roman" w:hAnsi="Times New Roman"/>
+                <w:sz w:val="22"/>
+              </w:rPr>
+              <w:t>Eloquent ORM / миграции</w:t>
+            </w:r>
+          </w:p>
+        </w:tc>
+        <w:tc>
+          <w:tcPr>
+            <w:tcW w:type="dxa" w:w="1871"/>
+            <w:tcMar>
+              <w:top w:w="100" w:type="dxa"/>
+              <w:bottom w:w="100" w:type="dxa"/>
+              <w:left w:w="150" w:type="dxa"/>
+              <w:right w:w="150" w:type="dxa"/>
+            </w:tcMar>
+          </w:tcPr>
+          <w:p>
+            <w:pPr>
+              <w:spacing w:before="40" w:after="40" w:line="252" w:lineRule="auto"/>
+              <w:jc w:val="left"/>
+            </w:pPr>
+            <w:r>
+              <w:rPr>
+                <w:rFonts w:ascii="Times New Roman" w:hAnsi="Times New Roman"/>
+                <w:sz w:val="22"/>
+              </w:rPr>
+              <w:t>Прямой SQL DDL / DML</w:t>
+            </w:r>
+          </w:p>
+        </w:tc>
+      </w:tr>
+      <w:tr>
+        <w:tc>
+          <w:tcPr>
+            <w:tcW w:type="dxa" w:w="1871"/>
+            <w:tcMar>
+              <w:top w:w="100" w:type="dxa"/>
+              <w:bottom w:w="100" w:type="dxa"/>
+              <w:left w:w="150" w:type="dxa"/>
+              <w:right w:w="150" w:type="dxa"/>
+            </w:tcMar>
+          </w:tcPr>
+          <w:p>
+            <w:pPr>
+              <w:spacing w:before="40" w:after="40" w:line="252" w:lineRule="auto"/>
+              <w:jc w:val="left"/>
+            </w:pPr>
+            <w:r>
+              <w:rPr>
+                <w:rFonts w:ascii="Times New Roman" w:hAnsi="Times New Roman"/>
+                <w:sz w:val="22"/>
+              </w:rPr>
+            </w:r>
+            <w:r>
+              <w:rPr>
+                <w:rFonts w:ascii="Times New Roman" w:hAnsi="Times New Roman"/>
+                <w:b/>
+                <w:sz w:val="22"/>
+              </w:rPr>
+              <w:t>Прозрачность архитектуры</w:t>
+            </w:r>
+            <w:r>
+              <w:rPr>
+                <w:rFonts w:ascii="Times New Roman" w:hAnsi="Times New Roman"/>
+                <w:sz w:val="22"/>
+              </w:rPr>
+            </w:r>
+          </w:p>
+        </w:tc>
+        <w:tc>
+          <w:tcPr>
+            <w:tcW w:type="dxa" w:w="1871"/>
+            <w:tcMar>
+              <w:top w:w="100" w:type="dxa"/>
+              <w:bottom w:w="100" w:type="dxa"/>
+              <w:left w:w="150" w:type="dxa"/>
+              <w:right w:w="150" w:type="dxa"/>
+            </w:tcMar>
+          </w:tcPr>
+          <w:p>
+            <w:pPr>
+              <w:spacing w:before="40" w:after="40" w:line="252" w:lineRule="auto"/>
+              <w:jc w:val="left"/>
+            </w:pPr>
+            <w:r>
+              <w:rPr>
+                <w:rFonts w:ascii="Times New Roman" w:hAnsi="Times New Roman"/>
+                <w:sz w:val="22"/>
+              </w:rPr>
+              <w:t>Избыточна для прототипа</w:t>
+            </w:r>
+          </w:p>
+        </w:tc>
+        <w:tc>
+          <w:tcPr>
+            <w:tcW w:type="dxa" w:w="1871"/>
+            <w:tcMar>
+              <w:top w:w="100" w:type="dxa"/>
+              <w:bottom w:w="100" w:type="dxa"/>
+              <w:left w:w="150" w:type="dxa"/>
+              <w:right w:w="150" w:type="dxa"/>
+            </w:tcMar>
+          </w:tcPr>
+          <w:p>
+            <w:pPr>
+              <w:spacing w:before="40" w:after="40" w:line="252" w:lineRule="auto"/>
+              <w:jc w:val="left"/>
+            </w:pPr>
+            <w:r>
+              <w:rPr>
+                <w:rFonts w:ascii="Times New Roman" w:hAnsi="Times New Roman"/>
+                <w:sz w:val="22"/>
+              </w:rPr>
+              <w:t>Избыточна для прототипа</w:t>
+            </w:r>
+          </w:p>
+        </w:tc>
+        <w:tc>
+          <w:tcPr>
+            <w:tcW w:type="dxa" w:w="1871"/>
+            <w:tcMar>
+              <w:top w:w="100" w:type="dxa"/>
+              <w:bottom w:w="100" w:type="dxa"/>
+              <w:left w:w="150" w:type="dxa"/>
+              <w:right w:w="150" w:type="dxa"/>
+            </w:tcMar>
+          </w:tcPr>
+          <w:p>
+            <w:pPr>
+              <w:spacing w:before="40" w:after="40" w:line="252" w:lineRule="auto"/>
+              <w:jc w:val="left"/>
+            </w:pPr>
+            <w:r>
+              <w:rPr>
+                <w:rFonts w:ascii="Times New Roman" w:hAnsi="Times New Roman"/>
+                <w:sz w:val="22"/>
+              </w:rPr>
+              <w:t>Скрыта за абстракциями</w:t>
+            </w:r>
+          </w:p>
+        </w:tc>
+        <w:tc>
+          <w:tcPr>
+            <w:tcW w:type="dxa" w:w="1871"/>
+            <w:tcMar>
+              <w:top w:w="100" w:type="dxa"/>
+              <w:bottom w:w="100" w:type="dxa"/>
+              <w:left w:w="150" w:type="dxa"/>
+              <w:right w:w="150" w:type="dxa"/>
+            </w:tcMar>
+          </w:tcPr>
+          <w:p>
+            <w:pPr>
+              <w:spacing w:before="40" w:after="40" w:line="252" w:lineRule="auto"/>
+              <w:jc w:val="left"/>
+            </w:pPr>
+            <w:r>
+              <w:rPr>
+                <w:rFonts w:ascii="Times New Roman" w:hAnsi="Times New Roman"/>
+                <w:sz w:val="22"/>
+              </w:rPr>
+              <w:t>100% прозрачность для учебного анализа</w:t>
+            </w:r>
+          </w:p>
+        </w:tc>
+      </w:tr>
+      <w:tr>
+        <w:tc>
+          <w:tcPr>
+            <w:tcW w:type="dxa" w:w="1871"/>
+            <w:tcMar>
+              <w:top w:w="100" w:type="dxa"/>
+              <w:bottom w:w="100" w:type="dxa"/>
+              <w:left w:w="150" w:type="dxa"/>
+              <w:right w:w="150" w:type="dxa"/>
+            </w:tcMar>
+          </w:tcPr>
+          <w:p>
+            <w:pPr>
+              <w:spacing w:before="40" w:after="40" w:line="252" w:lineRule="auto"/>
+              <w:jc w:val="left"/>
+            </w:pPr>
+            <w:r>
+              <w:rPr>
+                <w:rFonts w:ascii="Times New Roman" w:hAnsi="Times New Roman"/>
+                <w:sz w:val="22"/>
+              </w:rPr>
+            </w:r>
+            <w:r>
+              <w:rPr>
+                <w:rFonts w:ascii="Times New Roman" w:hAnsi="Times New Roman"/>
+                <w:b/>
+                <w:sz w:val="22"/>
+              </w:rPr>
+              <w:t>Безопасность запросов</w:t>
+            </w:r>
+            <w:r>
+              <w:rPr>
+                <w:rFonts w:ascii="Times New Roman" w:hAnsi="Times New Roman"/>
+                <w:sz w:val="22"/>
+              </w:rPr>
+            </w:r>
+          </w:p>
+        </w:tc>
+        <w:tc>
+          <w:tcPr>
+            <w:tcW w:type="dxa" w:w="1871"/>
+            <w:tcMar>
+              <w:top w:w="100" w:type="dxa"/>
+              <w:bottom w:w="100" w:type="dxa"/>
+              <w:left w:w="150" w:type="dxa"/>
+              <w:right w:w="150" w:type="dxa"/>
+            </w:tcMar>
+          </w:tcPr>
+          <w:p>
+            <w:pPr>
+              <w:spacing w:before="40" w:after="40" w:line="252" w:lineRule="auto"/>
+              <w:jc w:val="left"/>
+            </w:pPr>
+            <w:r>
+              <w:rPr>
+                <w:rFonts w:ascii="Times New Roman" w:hAnsi="Times New Roman"/>
+                <w:sz w:val="22"/>
+              </w:rPr>
+              <w:t>Встроенный API</w:t>
+            </w:r>
+          </w:p>
+        </w:tc>
+        <w:tc>
+          <w:tcPr>
+            <w:tcW w:type="dxa" w:w="1871"/>
+            <w:tcMar>
+              <w:top w:w="100" w:type="dxa"/>
+              <w:bottom w:w="100" w:type="dxa"/>
+              <w:left w:w="150" w:type="dxa"/>
+              <w:right w:w="150" w:type="dxa"/>
+            </w:tcMar>
+          </w:tcPr>
+          <w:p>
+            <w:pPr>
+              <w:spacing w:before="40" w:after="40" w:line="252" w:lineRule="auto"/>
+              <w:jc w:val="left"/>
+            </w:pPr>
+            <w:r>
+              <w:rPr>
+                <w:rFonts w:ascii="Times New Roman" w:hAnsi="Times New Roman"/>
+                <w:sz w:val="22"/>
+              </w:rPr>
+              <w:t>Встроенный API</w:t>
+            </w:r>
+          </w:p>
+        </w:tc>
+        <w:tc>
+          <w:tcPr>
+            <w:tcW w:type="dxa" w:w="1871"/>
+            <w:tcMar>
+              <w:top w:w="100" w:type="dxa"/>
+              <w:bottom w:w="100" w:type="dxa"/>
+              <w:left w:w="150" w:type="dxa"/>
+              <w:right w:w="150" w:type="dxa"/>
+            </w:tcMar>
+          </w:tcPr>
+          <w:p>
+            <w:pPr>
+              <w:spacing w:before="40" w:after="40" w:line="252" w:lineRule="auto"/>
+              <w:jc w:val="left"/>
+            </w:pPr>
+            <w:r>
+              <w:rPr>
+                <w:rFonts w:ascii="Times New Roman" w:hAnsi="Times New Roman"/>
+                <w:sz w:val="22"/>
+              </w:rPr>
+              <w:t>Query Builder</w:t>
+            </w:r>
+          </w:p>
+        </w:tc>
+        <w:tc>
+          <w:tcPr>
+            <w:tcW w:type="dxa" w:w="1871"/>
+            <w:tcMar>
+              <w:top w:w="100" w:type="dxa"/>
+              <w:bottom w:w="100" w:type="dxa"/>
+              <w:left w:w="150" w:type="dxa"/>
+              <w:right w:w="150" w:type="dxa"/>
+            </w:tcMar>
+          </w:tcPr>
+          <w:p>
+            <w:pPr>
+              <w:spacing w:before="40" w:after="40" w:line="252" w:lineRule="auto"/>
+              <w:jc w:val="left"/>
+            </w:pPr>
+            <w:r>
+              <w:rPr>
+                <w:rFonts w:ascii="Times New Roman" w:hAnsi="Times New Roman"/>
+                <w:sz w:val="22"/>
+              </w:rPr>
+              <w:t>PDO Prepared Statements</w:t>
             </w:r>
           </w:p>
         </w:tc>
@@ -1458,6 +3613,20 @@
     </w:p>
     <w:p>
       <w:pPr>
+        <w:spacing w:before="160" w:after="80"/>
+        <w:jc w:val="left"/>
+      </w:pPr>
+      <w:r>
+        <w:rPr>
+          <w:rFonts w:ascii="Times New Roman" w:hAnsi="Times New Roman"/>
+          <w:b/>
+          <w:sz w:val="26"/>
+        </w:rPr>
+        <w:t>Обоснование выбранного решения:</w:t>
+      </w:r>
+    </w:p>
+    <w:p>
+      <w:pPr>
         <w:spacing w:line="276" w:lineRule="auto" w:after="120"/>
         <w:ind w:firstLine="709"/>
         <w:jc w:val="both"/>
@@ -1467,7 +3636,130 @@
           <w:rFonts w:ascii="Times New Roman" w:hAnsi="Times New Roman"/>
           <w:sz w:val="28"/>
         </w:rPr>
-        <w:t>Для учебной реализации выбран PHP без обязательного фреймворка и PDO для работы с MySQL/MariaDB. Такой вариант требует меньше дополнительных компонентов и позволяет показать маршрутизацию, SQL-запросы и структуру портала непосредственно.</w:t>
+        <w:t xml:space="preserve">Для учебного корпоративного портала Центра АНОК выбран </w:t>
+      </w:r>
+      <w:r>
+        <w:rPr>
+          <w:rFonts w:ascii="Times New Roman" w:hAnsi="Times New Roman"/>
+          <w:b/>
+          <w:sz w:val="28"/>
+        </w:rPr>
+        <w:t>нативный стек PHP / Python с PDO / SQLite / MySQL</w:t>
+      </w:r>
+      <w:r>
+        <w:rPr>
+          <w:rFonts w:ascii="Times New Roman" w:hAnsi="Times New Roman"/>
+          <w:sz w:val="28"/>
+        </w:rPr>
+        <w:t>. Данный выбор обоснован следующими факторами:</w:t>
+      </w:r>
+    </w:p>
+    <w:p>
+      <w:pPr>
+        <w:spacing w:line="276" w:lineRule="auto" w:after="60"/>
+        <w:ind w:left="709"/>
+        <w:jc w:val="both"/>
+      </w:pPr>
+      <w:r>
+        <w:rPr>
+          <w:rFonts w:ascii="Times New Roman" w:hAnsi="Times New Roman"/>
+          <w:b/>
+          <w:sz w:val="28"/>
+        </w:rPr>
+        <w:t xml:space="preserve">1. </w:t>
+      </w:r>
+      <w:r>
+        <w:rPr>
+          <w:rFonts w:ascii="Times New Roman" w:hAnsi="Times New Roman"/>
+          <w:sz w:val="28"/>
+        </w:rPr>
+      </w:r>
+      <w:r>
+        <w:rPr>
+          <w:rFonts w:ascii="Times New Roman" w:hAnsi="Times New Roman"/>
+          <w:b/>
+          <w:sz w:val="28"/>
+        </w:rPr>
+        <w:t>Полное соответствие заданию:</w:t>
+      </w:r>
+      <w:r>
+        <w:rPr>
+          <w:rFonts w:ascii="Times New Roman" w:hAnsi="Times New Roman"/>
+          <w:sz w:val="28"/>
+        </w:rPr>
+        <w:t xml:space="preserve"> соблюдены все требования к бесплатному ПО, архитектуре PHP/Python, СУБД MySQL/MariaDB/SQLite.</w:t>
+      </w:r>
+    </w:p>
+    <w:p>
+      <w:pPr>
+        <w:spacing w:line="276" w:lineRule="auto" w:after="60"/>
+        <w:ind w:left="709"/>
+        <w:jc w:val="both"/>
+      </w:pPr>
+      <w:r>
+        <w:rPr>
+          <w:rFonts w:ascii="Times New Roman" w:hAnsi="Times New Roman"/>
+          <w:b/>
+          <w:sz w:val="28"/>
+        </w:rPr>
+        <w:t xml:space="preserve">2. </w:t>
+      </w:r>
+      <w:r>
+        <w:rPr>
+          <w:rFonts w:ascii="Times New Roman" w:hAnsi="Times New Roman"/>
+          <w:sz w:val="28"/>
+        </w:rPr>
+      </w:r>
+      <w:r>
+        <w:rPr>
+          <w:rFonts w:ascii="Times New Roman" w:hAnsi="Times New Roman"/>
+          <w:b/>
+          <w:sz w:val="28"/>
+        </w:rPr>
+        <w:t>Прозрачность реализации:</w:t>
+      </w:r>
+      <w:r>
+        <w:rPr>
+          <w:rFonts w:ascii="Times New Roman" w:hAnsi="Times New Roman"/>
+          <w:sz w:val="28"/>
+        </w:rPr>
+        <w:t xml:space="preserve"> демонстрация непосредственной реляционной схемы данных (13 таблиц), маршрутизации страниц и выполнения подготовленных SQL-запросов без накладных расходов тяжеловесных CMS.</w:t>
+      </w:r>
+    </w:p>
+    <w:p>
+      <w:pPr>
+        <w:spacing w:line="276" w:lineRule="auto" w:after="60"/>
+        <w:ind w:left="709"/>
+        <w:jc w:val="both"/>
+      </w:pPr>
+      <w:r>
+        <w:rPr>
+          <w:rFonts w:ascii="Times New Roman" w:hAnsi="Times New Roman"/>
+          <w:b/>
+          <w:sz w:val="28"/>
+        </w:rPr>
+        <w:t xml:space="preserve">3. </w:t>
+      </w:r>
+      <w:r>
+        <w:rPr>
+          <w:rFonts w:ascii="Times New Roman" w:hAnsi="Times New Roman"/>
+          <w:sz w:val="28"/>
+        </w:rPr>
+      </w:r>
+      <w:r>
+        <w:rPr>
+          <w:rFonts w:ascii="Times New Roman" w:hAnsi="Times New Roman"/>
+          <w:b/>
+          <w:sz w:val="28"/>
+        </w:rPr>
+        <w:t>Автономность и мобильность:</w:t>
+      </w:r>
+      <w:r>
+        <w:rPr>
+          <w:rFonts w:ascii="Times New Roman" w:hAnsi="Times New Roman"/>
+          <w:sz w:val="28"/>
+        </w:rPr>
+        <w:t xml:space="preserve"> возможность мгновенного запуска и демонстрации прототипа в изолированных средах и веб-песочницах без необходимости настройки сложной инфраструктуры.</w:t>
       </w:r>
     </w:p>
     <w:p>
@@ -1481,7 +3773,7 @@
           <w:b/>
           <w:sz w:val="28"/>
         </w:rPr>
-        <w:t>Заключение</w:t>
+        <w:t>7. Заключение</w:t>
       </w:r>
     </w:p>
     <w:p>
@@ -1495,7 +3787,7 @@
           <w:rFonts w:ascii="Times New Roman" w:hAnsi="Times New Roman"/>
           <w:sz w:val="28"/>
         </w:rPr>
-        <w:t>Определены предметная область, акторы, варианты использования и требования к порталу. Выбран стек PHP, MySQL/MariaDB и PDO, соответствующий условию лабораторной работы.</w:t>
+        <w:t>В рамках лабораторной работы № 1 полностью исследована предметная область Центра АНОК университета, выделены 8 ролей пользователей, разработана диаграмма вариантов использования (Use Case), сформулированы 12 функциональных и 6 нефункциональных требований, проведен сравнительный анализ CMS/фреймворков и обоснован выбор стека разработки.</w:t>
       </w:r>
     </w:p>
     <w:sectPr>

--- a/reports/lab1/LR1_Report_Variant15.docx
+++ b/reports/lab1/LR1_Report_Variant15.docx
@@ -116,6 +116,8 @@
       <w:r>
         <w:rPr>
           <w:rFonts w:ascii="Times New Roman" w:hAnsi="Times New Roman"/>
+          <w:b w:val="0"/>
+          <w:i w:val="0"/>
           <w:sz w:val="28"/>
         </w:rPr>
         <w:t>Целью лабораторной работы является исследование предметной области Центра аккредитации и независимой оценки качества образования университета (Центр АНОК), выявление и формализация функциональных и нефункциональных требований к корпоративному порталу, разработка диаграммы вариантов использования (Use Case Diagram), а также проведение сравнительного анализа и обоснование выбора инструментального программного стека на основе бесплатного ПО с поддержкой PHP и реляционной СУБД MySQL/MariaDB (SQLite).</w:t>
@@ -144,6 +146,8 @@
       <w:r>
         <w:rPr>
           <w:rFonts w:ascii="Times New Roman" w:hAnsi="Times New Roman"/>
+          <w:b w:val="0"/>
+          <w:i w:val="0"/>
           <w:sz w:val="28"/>
         </w:rPr>
         <w:t>Центр АНОК выполняет ключевую роль в обеспечении соответствия образовательной деятельности университета требованиям Федеральных государственных образовательных стандартов высшего образования (ФГОС ВО 3++), локальных нормативных актов и регламентов аккредитационной экспертизы.</w:t>
@@ -158,6 +162,8 @@
       <w:r>
         <w:rPr>
           <w:rFonts w:ascii="Times New Roman" w:hAnsi="Times New Roman"/>
+          <w:b w:val="0"/>
+          <w:i w:val="0"/>
           <w:sz w:val="28"/>
         </w:rPr>
         <w:t xml:space="preserve">Ключевым объектом автоматизации является </w:t>
@@ -166,6 +172,7 @@
         <w:rPr>
           <w:rFonts w:ascii="Times New Roman" w:hAnsi="Times New Roman"/>
           <w:b/>
+          <w:i w:val="0"/>
           <w:sz w:val="28"/>
         </w:rPr>
         <w:t>Учебный план (УП)</w:t>
@@ -173,6 +180,8 @@
       <w:r>
         <w:rPr>
           <w:rFonts w:ascii="Times New Roman" w:hAnsi="Times New Roman"/>
+          <w:b w:val="0"/>
+          <w:i w:val="0"/>
           <w:sz w:val="28"/>
         </w:rPr>
         <w:t xml:space="preserve"> образовательной программы высшего образования, представляющий собой сложную структурированную сетку дисциплин, практик и государственной итоговой аттестации (ГИА), распределенных по семестрам с фиксацией академических часов (лекции, лабораторные, практические, самостоятельная работа студента — СРС), зачетных единиц (з.е.) и форм промежуточного контроля (экзамен, зачет, зачет с оценкой, курсовой проект/работа).</w:t>
@@ -209,13 +218,8 @@
       <w:r>
         <w:rPr>
           <w:rFonts w:ascii="Times New Roman" w:hAnsi="Times New Roman"/>
-          <w:sz w:val="28"/>
-        </w:rPr>
-      </w:r>
-      <w:r>
-        <w:rPr>
-          <w:rFonts w:ascii="Times New Roman" w:hAnsi="Times New Roman"/>
           <w:b/>
+          <w:i w:val="0"/>
           <w:sz w:val="28"/>
         </w:rPr>
         <w:t>Инициация и разработка проекта УП:</w:t>
@@ -223,6 +227,8 @@
       <w:r>
         <w:rPr>
           <w:rFonts w:ascii="Times New Roman" w:hAnsi="Times New Roman"/>
+          <w:b w:val="0"/>
+          <w:i w:val="0"/>
           <w:sz w:val="28"/>
         </w:rPr>
         <w:t xml:space="preserve"> Выпускающие кафедры формируют проект учебного плана образовательной программы бакалавриата (240 з.е.) или магистратуры (120 з.е.).</w:t>
@@ -245,13 +251,8 @@
       <w:r>
         <w:rPr>
           <w:rFonts w:ascii="Times New Roman" w:hAnsi="Times New Roman"/>
-          <w:sz w:val="28"/>
-        </w:rPr>
-      </w:r>
-      <w:r>
-        <w:rPr>
-          <w:rFonts w:ascii="Times New Roman" w:hAnsi="Times New Roman"/>
           <w:b/>
+          <w:i w:val="0"/>
           <w:sz w:val="28"/>
         </w:rPr>
         <w:t>Экспертиза и автоматическая валидация:</w:t>
@@ -259,6 +260,8 @@
       <w:r>
         <w:rPr>
           <w:rFonts w:ascii="Times New Roman" w:hAnsi="Times New Roman"/>
+          <w:b w:val="0"/>
+          <w:i w:val="0"/>
           <w:sz w:val="28"/>
         </w:rPr>
         <w:t xml:space="preserve"> Центр АНОК выполняет проверку плана на выполнение обязательных ограничений ФГОС ВО 3++:</w:t>
@@ -281,6 +284,8 @@
       <w:r>
         <w:rPr>
           <w:rFonts w:ascii="Times New Roman" w:hAnsi="Times New Roman"/>
+          <w:b w:val="0"/>
+          <w:i w:val="0"/>
           <w:sz w:val="28"/>
         </w:rPr>
         <w:t>Суммарная трудоемкость программы (240 з.е. для бакалавриата, ровно 30 з.е. в каждом семестре);</w:t>
@@ -303,9 +308,11 @@
       <w:r>
         <w:rPr>
           <w:rFonts w:ascii="Times New Roman" w:hAnsi="Times New Roman"/>
+          <w:b w:val="0"/>
+          <w:i w:val="0"/>
           <w:sz w:val="28"/>
         </w:rPr>
-        <w:t>Количество экзаменов в одну экзаменационную сессию ($\le 5$ экзаменов);</w:t>
+        <w:t>Количество экзаменов в одну экзаменационную сессию (≤ 5 экзаменов);</w:t>
       </w:r>
     </w:p>
     <w:p>
@@ -325,9 +332,11 @@
       <w:r>
         <w:rPr>
           <w:rFonts w:ascii="Times New Roman" w:hAnsi="Times New Roman"/>
+          <w:b w:val="0"/>
+          <w:i w:val="0"/>
           <w:sz w:val="28"/>
         </w:rPr>
-        <w:t>Объем практической подготовки ($\ge 12$ з.е.);</w:t>
+        <w:t>Объем практической подготовки (≥ 12 з.е.);</w:t>
       </w:r>
     </w:p>
     <w:p>
@@ -347,9 +356,11 @@
       <w:r>
         <w:rPr>
           <w:rFonts w:ascii="Times New Roman" w:hAnsi="Times New Roman"/>
+          <w:b w:val="0"/>
+          <w:i w:val="0"/>
           <w:sz w:val="28"/>
         </w:rPr>
-        <w:t>Объем государственной итоговой аттестации ($\ge 6$ з.е.);</w:t>
+        <w:t>Объем государственной итоговой аттестации (≥ 6 з.е.);</w:t>
       </w:r>
     </w:p>
     <w:p>
@@ -369,6 +380,8 @@
       <w:r>
         <w:rPr>
           <w:rFonts w:ascii="Times New Roman" w:hAnsi="Times New Roman"/>
+          <w:b w:val="0"/>
+          <w:i w:val="0"/>
           <w:sz w:val="28"/>
         </w:rPr>
         <w:t>Корректность закрепления дисциплин за обеспечивающими кафедрами.</w:t>
@@ -391,13 +404,8 @@
       <w:r>
         <w:rPr>
           <w:rFonts w:ascii="Times New Roman" w:hAnsi="Times New Roman"/>
-          <w:sz w:val="28"/>
-        </w:rPr>
-      </w:r>
-      <w:r>
-        <w:rPr>
-          <w:rFonts w:ascii="Times New Roman" w:hAnsi="Times New Roman"/>
           <w:b/>
+          <w:i w:val="0"/>
           <w:sz w:val="28"/>
         </w:rPr>
         <w:t>Маршрут согласования и утверждения:</w:t>
@@ -405,6 +413,8 @@
       <w:r>
         <w:rPr>
           <w:rFonts w:ascii="Times New Roman" w:hAnsi="Times New Roman"/>
+          <w:b w:val="0"/>
+          <w:i w:val="0"/>
           <w:sz w:val="28"/>
         </w:rPr>
         <w:t xml:space="preserve"> Проект УП последовательно визируется: Заведующий выпускающей кафедрой → Эксперт/Начальник АНОК → Проректор по учебной работе → Ректор университета с фиксацией номера и даты протокола Ученого совета.</w:t>
@@ -427,13 +437,8 @@
       <w:r>
         <w:rPr>
           <w:rFonts w:ascii="Times New Roman" w:hAnsi="Times New Roman"/>
-          <w:sz w:val="28"/>
-        </w:rPr>
-      </w:r>
-      <w:r>
-        <w:rPr>
-          <w:rFonts w:ascii="Times New Roman" w:hAnsi="Times New Roman"/>
           <w:b/>
+          <w:i w:val="0"/>
           <w:sz w:val="28"/>
         </w:rPr>
         <w:t>Внесение оперативных изменений (Служебные записки):</w:t>
@@ -441,6 +446,8 @@
       <w:r>
         <w:rPr>
           <w:rFonts w:ascii="Times New Roman" w:hAnsi="Times New Roman"/>
+          <w:b w:val="0"/>
+          <w:i w:val="0"/>
           <w:sz w:val="28"/>
         </w:rPr>
         <w:t xml:space="preserve"> При необходимости перераспределения часов, смены формы контроля или обеспечивающей кафедры оформляется электронная служебная записка (СЗ) с двусторонним согласованием (выпускающая + реализующая кафедры) и проверкой сохранения итогового баланса зачетных единиц.</w:t>
@@ -515,6 +522,7 @@
               <w:rPr>
                 <w:rFonts w:ascii="Times New Roman" w:hAnsi="Times New Roman"/>
                 <w:b/>
+                <w:i w:val="0"/>
                 <w:sz w:val="22"/>
               </w:rPr>
               <w:t>Актор</w:t>
@@ -541,6 +549,7 @@
               <w:rPr>
                 <w:rFonts w:ascii="Times New Roman" w:hAnsi="Times New Roman"/>
                 <w:b/>
+                <w:i w:val="0"/>
                 <w:sz w:val="22"/>
               </w:rPr>
               <w:t>Роль в системе</w:t>
@@ -567,6 +576,7 @@
               <w:rPr>
                 <w:rFonts w:ascii="Times New Roman" w:hAnsi="Times New Roman"/>
                 <w:b/>
+                <w:i w:val="0"/>
                 <w:sz w:val="22"/>
               </w:rPr>
               <w:t>Основные функции и зоны ответственности</w:t>
@@ -593,22 +603,37 @@
             <w:r>
               <w:rPr>
                 <w:rFonts w:ascii="Times New Roman" w:hAnsi="Times New Roman"/>
-                <w:sz w:val="22"/>
-              </w:rPr>
-            </w:r>
-            <w:r>
-              <w:rPr>
-                <w:rFonts w:ascii="Times New Roman" w:hAnsi="Times New Roman"/>
                 <w:b/>
+                <w:i w:val="0"/>
                 <w:sz w:val="22"/>
               </w:rPr>
               <w:t>Руководитель выпускающего подразделения (Зав. кафедрой)</w:t>
             </w:r>
+          </w:p>
+        </w:tc>
+        <w:tc>
+          <w:tcPr>
+            <w:tcW w:type="dxa" w:w="3118"/>
+            <w:tcMar>
+              <w:top w:w="100" w:type="dxa"/>
+              <w:bottom w:w="100" w:type="dxa"/>
+              <w:left w:w="150" w:type="dxa"/>
+              <w:right w:w="150" w:type="dxa"/>
+            </w:tcMar>
+          </w:tcPr>
+          <w:p>
+            <w:pPr>
+              <w:spacing w:before="40" w:after="40" w:line="252" w:lineRule="auto"/>
+              <w:jc w:val="left"/>
+            </w:pPr>
             <w:r>
               <w:rPr>
-                <w:rFonts w:ascii="Times New Roman" w:hAnsi="Times New Roman"/>
+                <w:rFonts w:ascii="Courier New" w:hAnsi="Courier New"/>
+                <w:b w:val="0"/>
+                <w:i w:val="0"/>
                 <w:sz w:val="22"/>
               </w:rPr>
+              <w:t>HEAD_RELEASING</w:t>
             </w:r>
           </w:p>
         </w:tc>
@@ -630,30 +655,8 @@
             <w:r>
               <w:rPr>
                 <w:rFonts w:ascii="Times New Roman" w:hAnsi="Times New Roman"/>
-                <w:sz w:val="22"/>
-              </w:rPr>
-              <w:t>`HEAD_RELEASING`</w:t>
-            </w:r>
-          </w:p>
-        </w:tc>
-        <w:tc>
-          <w:tcPr>
-            <w:tcW w:type="dxa" w:w="3118"/>
-            <w:tcMar>
-              <w:top w:w="100" w:type="dxa"/>
-              <w:bottom w:w="100" w:type="dxa"/>
-              <w:left w:w="150" w:type="dxa"/>
-              <w:right w:w="150" w:type="dxa"/>
-            </w:tcMar>
-          </w:tcPr>
-          <w:p>
-            <w:pPr>
-              <w:spacing w:before="40" w:after="40" w:line="252" w:lineRule="auto"/>
-              <w:jc w:val="left"/>
-            </w:pPr>
-            <w:r>
-              <w:rPr>
-                <w:rFonts w:ascii="Times New Roman" w:hAnsi="Times New Roman"/>
+                <w:b w:val="0"/>
+                <w:i w:val="0"/>
                 <w:sz w:val="22"/>
               </w:rPr>
               <w:t>Формирование проектов учебных планов ОП, первичное визирование ЭЦП, создание служебных записок на корректировку дисциплин.</w:t>
@@ -680,22 +683,37 @@
             <w:r>
               <w:rPr>
                 <w:rFonts w:ascii="Times New Roman" w:hAnsi="Times New Roman"/>
-                <w:sz w:val="22"/>
-              </w:rPr>
-            </w:r>
-            <w:r>
-              <w:rPr>
-                <w:rFonts w:ascii="Times New Roman" w:hAnsi="Times New Roman"/>
                 <w:b/>
+                <w:i w:val="0"/>
                 <w:sz w:val="22"/>
               </w:rPr>
               <w:t>Руководитель реализующего подразделения (Обеспечивающая каф.)</w:t>
             </w:r>
+          </w:p>
+        </w:tc>
+        <w:tc>
+          <w:tcPr>
+            <w:tcW w:type="dxa" w:w="3118"/>
+            <w:tcMar>
+              <w:top w:w="100" w:type="dxa"/>
+              <w:bottom w:w="100" w:type="dxa"/>
+              <w:left w:w="150" w:type="dxa"/>
+              <w:right w:w="150" w:type="dxa"/>
+            </w:tcMar>
+          </w:tcPr>
+          <w:p>
+            <w:pPr>
+              <w:spacing w:before="40" w:after="40" w:line="252" w:lineRule="auto"/>
+              <w:jc w:val="left"/>
+            </w:pPr>
             <w:r>
               <w:rPr>
-                <w:rFonts w:ascii="Times New Roman" w:hAnsi="Times New Roman"/>
+                <w:rFonts w:ascii="Courier New" w:hAnsi="Courier New"/>
+                <w:b w:val="0"/>
+                <w:i w:val="0"/>
                 <w:sz w:val="22"/>
               </w:rPr>
+              <w:t>HEAD_IMPLEMENTING</w:t>
             </w:r>
           </w:p>
         </w:tc>
@@ -717,30 +735,8 @@
             <w:r>
               <w:rPr>
                 <w:rFonts w:ascii="Times New Roman" w:hAnsi="Times New Roman"/>
-                <w:sz w:val="22"/>
-              </w:rPr>
-              <w:t>`HEAD_IMPLEMENTING`</w:t>
-            </w:r>
-          </w:p>
-        </w:tc>
-        <w:tc>
-          <w:tcPr>
-            <w:tcW w:type="dxa" w:w="3118"/>
-            <w:tcMar>
-              <w:top w:w="100" w:type="dxa"/>
-              <w:bottom w:w="100" w:type="dxa"/>
-              <w:left w:w="150" w:type="dxa"/>
-              <w:right w:w="150" w:type="dxa"/>
-            </w:tcMar>
-          </w:tcPr>
-          <w:p>
-            <w:pPr>
-              <w:spacing w:before="40" w:after="40" w:line="252" w:lineRule="auto"/>
-              <w:jc w:val="left"/>
-            </w:pPr>
-            <w:r>
-              <w:rPr>
-                <w:rFonts w:ascii="Times New Roman" w:hAnsi="Times New Roman"/>
+                <w:b w:val="0"/>
+                <w:i w:val="0"/>
                 <w:sz w:val="22"/>
               </w:rPr>
               <w:t>Согласование параметров закрепленных дисциплин (часы, формы контроля), визирование служебных записок.</w:t>
@@ -767,22 +763,37 @@
             <w:r>
               <w:rPr>
                 <w:rFonts w:ascii="Times New Roman" w:hAnsi="Times New Roman"/>
-                <w:sz w:val="22"/>
-              </w:rPr>
-            </w:r>
-            <w:r>
-              <w:rPr>
-                <w:rFonts w:ascii="Times New Roman" w:hAnsi="Times New Roman"/>
                 <w:b/>
+                <w:i w:val="0"/>
                 <w:sz w:val="22"/>
               </w:rPr>
               <w:t>Эксперт Центра АНОК</w:t>
             </w:r>
+          </w:p>
+        </w:tc>
+        <w:tc>
+          <w:tcPr>
+            <w:tcW w:type="dxa" w:w="3118"/>
+            <w:tcMar>
+              <w:top w:w="100" w:type="dxa"/>
+              <w:bottom w:w="100" w:type="dxa"/>
+              <w:left w:w="150" w:type="dxa"/>
+              <w:right w:w="150" w:type="dxa"/>
+            </w:tcMar>
+          </w:tcPr>
+          <w:p>
+            <w:pPr>
+              <w:spacing w:before="40" w:after="40" w:line="252" w:lineRule="auto"/>
+              <w:jc w:val="left"/>
+            </w:pPr>
             <w:r>
               <w:rPr>
-                <w:rFonts w:ascii="Times New Roman" w:hAnsi="Times New Roman"/>
+                <w:rFonts w:ascii="Courier New" w:hAnsi="Courier New"/>
+                <w:b w:val="0"/>
+                <w:i w:val="0"/>
                 <w:sz w:val="22"/>
               </w:rPr>
+              <w:t>EXPERT_ANOK</w:t>
             </w:r>
           </w:p>
         </w:tc>
@@ -804,30 +815,8 @@
             <w:r>
               <w:rPr>
                 <w:rFonts w:ascii="Times New Roman" w:hAnsi="Times New Roman"/>
-                <w:sz w:val="22"/>
-              </w:rPr>
-              <w:t>`EXPERT_ANOK`</w:t>
-            </w:r>
-          </w:p>
-        </w:tc>
-        <w:tc>
-          <w:tcPr>
-            <w:tcW w:type="dxa" w:w="3118"/>
-            <w:tcMar>
-              <w:top w:w="100" w:type="dxa"/>
-              <w:bottom w:w="100" w:type="dxa"/>
-              <w:left w:w="150" w:type="dxa"/>
-              <w:right w:w="150" w:type="dxa"/>
-            </w:tcMar>
-          </w:tcPr>
-          <w:p>
-            <w:pPr>
-              <w:spacing w:before="40" w:after="40" w:line="252" w:lineRule="auto"/>
-              <w:jc w:val="left"/>
-            </w:pPr>
-            <w:r>
-              <w:rPr>
-                <w:rFonts w:ascii="Times New Roman" w:hAnsi="Times New Roman"/>
+                <w:b w:val="0"/>
+                <w:i w:val="0"/>
                 <w:sz w:val="22"/>
               </w:rPr>
               <w:t>Проведение автоматизированной и содержательной экспертизы УП по ФГОС ВО 3++, фиксация замечаний, применение утвержденных служебных записок.</w:t>
@@ -854,22 +843,37 @@
             <w:r>
               <w:rPr>
                 <w:rFonts w:ascii="Times New Roman" w:hAnsi="Times New Roman"/>
-                <w:sz w:val="22"/>
-              </w:rPr>
-            </w:r>
-            <w:r>
-              <w:rPr>
-                <w:rFonts w:ascii="Times New Roman" w:hAnsi="Times New Roman"/>
                 <w:b/>
+                <w:i w:val="0"/>
                 <w:sz w:val="22"/>
               </w:rPr>
               <w:t>Начальник Центра АНОК</w:t>
             </w:r>
+          </w:p>
+        </w:tc>
+        <w:tc>
+          <w:tcPr>
+            <w:tcW w:type="dxa" w:w="3118"/>
+            <w:tcMar>
+              <w:top w:w="100" w:type="dxa"/>
+              <w:bottom w:w="100" w:type="dxa"/>
+              <w:left w:w="150" w:type="dxa"/>
+              <w:right w:w="150" w:type="dxa"/>
+            </w:tcMar>
+          </w:tcPr>
+          <w:p>
+            <w:pPr>
+              <w:spacing w:before="40" w:after="40" w:line="252" w:lineRule="auto"/>
+              <w:jc w:val="left"/>
+            </w:pPr>
             <w:r>
               <w:rPr>
-                <w:rFonts w:ascii="Times New Roman" w:hAnsi="Times New Roman"/>
+                <w:rFonts w:ascii="Courier New" w:hAnsi="Courier New"/>
+                <w:b w:val="0"/>
+                <w:i w:val="0"/>
                 <w:sz w:val="22"/>
               </w:rPr>
+              <w:t>HEAD_ANOK</w:t>
             </w:r>
           </w:p>
         </w:tc>
@@ -891,30 +895,8 @@
             <w:r>
               <w:rPr>
                 <w:rFonts w:ascii="Times New Roman" w:hAnsi="Times New Roman"/>
-                <w:sz w:val="22"/>
-              </w:rPr>
-              <w:t>`HEAD_ANOK`</w:t>
-            </w:r>
-          </w:p>
-        </w:tc>
-        <w:tc>
-          <w:tcPr>
-            <w:tcW w:type="dxa" w:w="3118"/>
-            <w:tcMar>
-              <w:top w:w="100" w:type="dxa"/>
-              <w:bottom w:w="100" w:type="dxa"/>
-              <w:left w:w="150" w:type="dxa"/>
-              <w:right w:w="150" w:type="dxa"/>
-            </w:tcMar>
-          </w:tcPr>
-          <w:p>
-            <w:pPr>
-              <w:spacing w:before="40" w:after="40" w:line="252" w:lineRule="auto"/>
-              <w:jc w:val="left"/>
-            </w:pPr>
-            <w:r>
-              <w:rPr>
-                <w:rFonts w:ascii="Times New Roman" w:hAnsi="Times New Roman"/>
+                <w:b w:val="0"/>
+                <w:i w:val="0"/>
                 <w:sz w:val="22"/>
               </w:rPr>
               <w:t>Утверждение результатов аккредитационной экспертизы, наложение визы АНОК в маршруте согласования.</w:t>
@@ -941,22 +923,37 @@
             <w:r>
               <w:rPr>
                 <w:rFonts w:ascii="Times New Roman" w:hAnsi="Times New Roman"/>
-                <w:sz w:val="22"/>
-              </w:rPr>
-            </w:r>
-            <w:r>
-              <w:rPr>
-                <w:rFonts w:ascii="Times New Roman" w:hAnsi="Times New Roman"/>
                 <w:b/>
+                <w:i w:val="0"/>
                 <w:sz w:val="22"/>
               </w:rPr>
               <w:t>Проректор по учебной работе</w:t>
             </w:r>
+          </w:p>
+        </w:tc>
+        <w:tc>
+          <w:tcPr>
+            <w:tcW w:type="dxa" w:w="3118"/>
+            <w:tcMar>
+              <w:top w:w="100" w:type="dxa"/>
+              <w:bottom w:w="100" w:type="dxa"/>
+              <w:left w:w="150" w:type="dxa"/>
+              <w:right w:w="150" w:type="dxa"/>
+            </w:tcMar>
+          </w:tcPr>
+          <w:p>
+            <w:pPr>
+              <w:spacing w:before="40" w:after="40" w:line="252" w:lineRule="auto"/>
+              <w:jc w:val="left"/>
+            </w:pPr>
             <w:r>
               <w:rPr>
-                <w:rFonts w:ascii="Times New Roman" w:hAnsi="Times New Roman"/>
+                <w:rFonts w:ascii="Courier New" w:hAnsi="Courier New"/>
+                <w:b w:val="0"/>
+                <w:i w:val="0"/>
                 <w:sz w:val="22"/>
               </w:rPr>
+              <w:t>VICE_RECTOR</w:t>
             </w:r>
           </w:p>
         </w:tc>
@@ -978,30 +975,8 @@
             <w:r>
               <w:rPr>
                 <w:rFonts w:ascii="Times New Roman" w:hAnsi="Times New Roman"/>
-                <w:sz w:val="22"/>
-              </w:rPr>
-              <w:t>`VICE_RECTOR`</w:t>
-            </w:r>
-          </w:p>
-        </w:tc>
-        <w:tc>
-          <w:tcPr>
-            <w:tcW w:type="dxa" w:w="3118"/>
-            <w:tcMar>
-              <w:top w:w="100" w:type="dxa"/>
-              <w:bottom w:w="100" w:type="dxa"/>
-              <w:left w:w="150" w:type="dxa"/>
-              <w:right w:w="150" w:type="dxa"/>
-            </w:tcMar>
-          </w:tcPr>
-          <w:p>
-            <w:pPr>
-              <w:spacing w:before="40" w:after="40" w:line="252" w:lineRule="auto"/>
-              <w:jc w:val="left"/>
-            </w:pPr>
-            <w:r>
-              <w:rPr>
-                <w:rFonts w:ascii="Times New Roman" w:hAnsi="Times New Roman"/>
+                <w:b w:val="0"/>
+                <w:i w:val="0"/>
                 <w:sz w:val="22"/>
               </w:rPr>
               <w:t>Согласование учебного плана на уровне руководства университета перед вынесением на Ученый совет.</w:t>
@@ -1028,22 +1003,37 @@
             <w:r>
               <w:rPr>
                 <w:rFonts w:ascii="Times New Roman" w:hAnsi="Times New Roman"/>
-                <w:sz w:val="22"/>
-              </w:rPr>
-            </w:r>
-            <w:r>
-              <w:rPr>
-                <w:rFonts w:ascii="Times New Roman" w:hAnsi="Times New Roman"/>
                 <w:b/>
+                <w:i w:val="0"/>
                 <w:sz w:val="22"/>
               </w:rPr>
               <w:t>Ректор университета</w:t>
             </w:r>
+          </w:p>
+        </w:tc>
+        <w:tc>
+          <w:tcPr>
+            <w:tcW w:type="dxa" w:w="3118"/>
+            <w:tcMar>
+              <w:top w:w="100" w:type="dxa"/>
+              <w:bottom w:w="100" w:type="dxa"/>
+              <w:left w:w="150" w:type="dxa"/>
+              <w:right w:w="150" w:type="dxa"/>
+            </w:tcMar>
+          </w:tcPr>
+          <w:p>
+            <w:pPr>
+              <w:spacing w:before="40" w:after="40" w:line="252" w:lineRule="auto"/>
+              <w:jc w:val="left"/>
+            </w:pPr>
             <w:r>
               <w:rPr>
-                <w:rFonts w:ascii="Times New Roman" w:hAnsi="Times New Roman"/>
+                <w:rFonts w:ascii="Courier New" w:hAnsi="Courier New"/>
+                <w:b w:val="0"/>
+                <w:i w:val="0"/>
                 <w:sz w:val="22"/>
               </w:rPr>
+              <w:t>RECTOR</w:t>
             </w:r>
           </w:p>
         </w:tc>
@@ -1065,30 +1055,8 @@
             <w:r>
               <w:rPr>
                 <w:rFonts w:ascii="Times New Roman" w:hAnsi="Times New Roman"/>
-                <w:sz w:val="22"/>
-              </w:rPr>
-              <w:t>`RECTOR`</w:t>
-            </w:r>
-          </w:p>
-        </w:tc>
-        <w:tc>
-          <w:tcPr>
-            <w:tcW w:type="dxa" w:w="3118"/>
-            <w:tcMar>
-              <w:top w:w="100" w:type="dxa"/>
-              <w:bottom w:w="100" w:type="dxa"/>
-              <w:left w:w="150" w:type="dxa"/>
-              <w:right w:w="150" w:type="dxa"/>
-            </w:tcMar>
-          </w:tcPr>
-          <w:p>
-            <w:pPr>
-              <w:spacing w:before="40" w:after="40" w:line="252" w:lineRule="auto"/>
-              <w:jc w:val="left"/>
-            </w:pPr>
-            <w:r>
-              <w:rPr>
-                <w:rFonts w:ascii="Times New Roman" w:hAnsi="Times New Roman"/>
+                <w:b w:val="0"/>
+                <w:i w:val="0"/>
                 <w:sz w:val="22"/>
               </w:rPr>
               <w:t>Финальное утверждение учебного плана на основании решения Ученого совета университета.</w:t>
@@ -1115,22 +1083,37 @@
             <w:r>
               <w:rPr>
                 <w:rFonts w:ascii="Times New Roman" w:hAnsi="Times New Roman"/>
-                <w:sz w:val="22"/>
-              </w:rPr>
-            </w:r>
-            <w:r>
-              <w:rPr>
-                <w:rFonts w:ascii="Times New Roman" w:hAnsi="Times New Roman"/>
                 <w:b/>
+                <w:i w:val="0"/>
                 <w:sz w:val="22"/>
               </w:rPr>
               <w:t>Секретарь Ученого совета</w:t>
             </w:r>
+          </w:p>
+        </w:tc>
+        <w:tc>
+          <w:tcPr>
+            <w:tcW w:type="dxa" w:w="3118"/>
+            <w:tcMar>
+              <w:top w:w="100" w:type="dxa"/>
+              <w:bottom w:w="100" w:type="dxa"/>
+              <w:left w:w="150" w:type="dxa"/>
+              <w:right w:w="150" w:type="dxa"/>
+            </w:tcMar>
+          </w:tcPr>
+          <w:p>
+            <w:pPr>
+              <w:spacing w:before="40" w:after="40" w:line="252" w:lineRule="auto"/>
+              <w:jc w:val="left"/>
+            </w:pPr>
             <w:r>
               <w:rPr>
-                <w:rFonts w:ascii="Times New Roman" w:hAnsi="Times New Roman"/>
+                <w:rFonts w:ascii="Courier New" w:hAnsi="Courier New"/>
+                <w:b w:val="0"/>
+                <w:i w:val="0"/>
                 <w:sz w:val="22"/>
               </w:rPr>
+              <w:t>COUNCIL_SEC</w:t>
             </w:r>
           </w:p>
         </w:tc>
@@ -1152,30 +1135,8 @@
             <w:r>
               <w:rPr>
                 <w:rFonts w:ascii="Times New Roman" w:hAnsi="Times New Roman"/>
-                <w:sz w:val="22"/>
-              </w:rPr>
-              <w:t>`COUNCIL_SEC`</w:t>
-            </w:r>
-          </w:p>
-        </w:tc>
-        <w:tc>
-          <w:tcPr>
-            <w:tcW w:type="dxa" w:w="3118"/>
-            <w:tcMar>
-              <w:top w:w="100" w:type="dxa"/>
-              <w:bottom w:w="100" w:type="dxa"/>
-              <w:left w:w="150" w:type="dxa"/>
-              <w:right w:w="150" w:type="dxa"/>
-            </w:tcMar>
-          </w:tcPr>
-          <w:p>
-            <w:pPr>
-              <w:spacing w:before="40" w:after="40" w:line="252" w:lineRule="auto"/>
-              <w:jc w:val="left"/>
-            </w:pPr>
-            <w:r>
-              <w:rPr>
-                <w:rFonts w:ascii="Times New Roman" w:hAnsi="Times New Roman"/>
+                <w:b w:val="0"/>
+                <w:i w:val="0"/>
                 <w:sz w:val="22"/>
               </w:rPr>
               <w:t>Регистрация реквизитов протоколов заседаний Ученого совета по утверждению и актуализации ОП.</w:t>
@@ -1202,22 +1163,37 @@
             <w:r>
               <w:rPr>
                 <w:rFonts w:ascii="Times New Roman" w:hAnsi="Times New Roman"/>
-                <w:sz w:val="22"/>
-              </w:rPr>
-            </w:r>
-            <w:r>
-              <w:rPr>
-                <w:rFonts w:ascii="Times New Roman" w:hAnsi="Times New Roman"/>
                 <w:b/>
+                <w:i w:val="0"/>
                 <w:sz w:val="22"/>
               </w:rPr>
               <w:t>Преподаватель / Студент</w:t>
             </w:r>
+          </w:p>
+        </w:tc>
+        <w:tc>
+          <w:tcPr>
+            <w:tcW w:type="dxa" w:w="3118"/>
+            <w:tcMar>
+              <w:top w:w="100" w:type="dxa"/>
+              <w:bottom w:w="100" w:type="dxa"/>
+              <w:left w:w="150" w:type="dxa"/>
+              <w:right w:w="150" w:type="dxa"/>
+            </w:tcMar>
+          </w:tcPr>
+          <w:p>
+            <w:pPr>
+              <w:spacing w:before="40" w:after="40" w:line="252" w:lineRule="auto"/>
+              <w:jc w:val="left"/>
+            </w:pPr>
             <w:r>
               <w:rPr>
-                <w:rFonts w:ascii="Times New Roman" w:hAnsi="Times New Roman"/>
+                <w:rFonts w:ascii="Courier New" w:hAnsi="Courier New"/>
+                <w:b w:val="0"/>
+                <w:i w:val="0"/>
                 <w:sz w:val="22"/>
               </w:rPr>
+              <w:t>VIEWER</w:t>
             </w:r>
           </w:p>
         </w:tc>
@@ -1239,30 +1215,8 @@
             <w:r>
               <w:rPr>
                 <w:rFonts w:ascii="Times New Roman" w:hAnsi="Times New Roman"/>
-                <w:sz w:val="22"/>
-              </w:rPr>
-              <w:t>`VIEWER`</w:t>
-            </w:r>
-          </w:p>
-        </w:tc>
-        <w:tc>
-          <w:tcPr>
-            <w:tcW w:type="dxa" w:w="3118"/>
-            <w:tcMar>
-              <w:top w:w="100" w:type="dxa"/>
-              <w:bottom w:w="100" w:type="dxa"/>
-              <w:left w:w="150" w:type="dxa"/>
-              <w:right w:w="150" w:type="dxa"/>
-            </w:tcMar>
-          </w:tcPr>
-          <w:p>
-            <w:pPr>
-              <w:spacing w:before="40" w:after="40" w:line="252" w:lineRule="auto"/>
-              <w:jc w:val="left"/>
-            </w:pPr>
-            <w:r>
-              <w:rPr>
-                <w:rFonts w:ascii="Times New Roman" w:hAnsi="Times New Roman"/>
+                <w:b w:val="0"/>
+                <w:i w:val="0"/>
                 <w:sz w:val="22"/>
               </w:rPr>
               <w:t>Просмотр утвержденных учебных планов, матриц компетенций, календарных графиков и объявлений.</w:t>
@@ -1289,22 +1243,37 @@
             <w:r>
               <w:rPr>
                 <w:rFonts w:ascii="Times New Roman" w:hAnsi="Times New Roman"/>
-                <w:sz w:val="22"/>
-              </w:rPr>
-            </w:r>
-            <w:r>
-              <w:rPr>
-                <w:rFonts w:ascii="Times New Roman" w:hAnsi="Times New Roman"/>
                 <w:b/>
+                <w:i w:val="0"/>
                 <w:sz w:val="22"/>
               </w:rPr>
               <w:t>Администратор портала</w:t>
             </w:r>
+          </w:p>
+        </w:tc>
+        <w:tc>
+          <w:tcPr>
+            <w:tcW w:type="dxa" w:w="3118"/>
+            <w:tcMar>
+              <w:top w:w="100" w:type="dxa"/>
+              <w:bottom w:w="100" w:type="dxa"/>
+              <w:left w:w="150" w:type="dxa"/>
+              <w:right w:w="150" w:type="dxa"/>
+            </w:tcMar>
+          </w:tcPr>
+          <w:p>
+            <w:pPr>
+              <w:spacing w:before="40" w:after="40" w:line="252" w:lineRule="auto"/>
+              <w:jc w:val="left"/>
+            </w:pPr>
             <w:r>
               <w:rPr>
-                <w:rFonts w:ascii="Times New Roman" w:hAnsi="Times New Roman"/>
+                <w:rFonts w:ascii="Courier New" w:hAnsi="Courier New"/>
+                <w:b w:val="0"/>
+                <w:i w:val="0"/>
                 <w:sz w:val="22"/>
               </w:rPr>
+              <w:t>ADMIN</w:t>
             </w:r>
           </w:p>
         </w:tc>
@@ -1326,30 +1295,8 @@
             <w:r>
               <w:rPr>
                 <w:rFonts w:ascii="Times New Roman" w:hAnsi="Times New Roman"/>
-                <w:sz w:val="22"/>
-              </w:rPr>
-              <w:t>`ADMIN`</w:t>
-            </w:r>
-          </w:p>
-        </w:tc>
-        <w:tc>
-          <w:tcPr>
-            <w:tcW w:type="dxa" w:w="3118"/>
-            <w:tcMar>
-              <w:top w:w="100" w:type="dxa"/>
-              <w:bottom w:w="100" w:type="dxa"/>
-              <w:left w:w="150" w:type="dxa"/>
-              <w:right w:w="150" w:type="dxa"/>
-            </w:tcMar>
-          </w:tcPr>
-          <w:p>
-            <w:pPr>
-              <w:spacing w:before="40" w:after="40" w:line="252" w:lineRule="auto"/>
-              <w:jc w:val="left"/>
-            </w:pPr>
-            <w:r>
-              <w:rPr>
-                <w:rFonts w:ascii="Times New Roman" w:hAnsi="Times New Roman"/>
+                <w:b w:val="0"/>
+                <w:i w:val="0"/>
                 <w:sz w:val="22"/>
               </w:rPr>
               <w:t>Управление пользователями, ролями, нормативными справочниками ФГОС, аудит безопасности и мониторинг.</w:t>
@@ -1386,6 +1333,8 @@
       <w:r>
         <w:rPr>
           <w:rFonts w:ascii="Times New Roman" w:hAnsi="Times New Roman"/>
+          <w:b w:val="0"/>
+          <w:i w:val="0"/>
           <w:sz w:val="28"/>
         </w:rPr>
         <w:t>Диаграмма вариантов использования отражает функциональные возможности портала для ключевых групп пользователей:</w:t>
@@ -1476,13 +1425,8 @@
       <w:r>
         <w:rPr>
           <w:rFonts w:ascii="Times New Roman" w:hAnsi="Times New Roman"/>
-          <w:sz w:val="28"/>
-        </w:rPr>
-      </w:r>
-      <w:r>
-        <w:rPr>
-          <w:rFonts w:ascii="Times New Roman" w:hAnsi="Times New Roman"/>
           <w:b/>
+          <w:i w:val="0"/>
           <w:sz w:val="28"/>
         </w:rPr>
         <w:t>Подсистема учебных планов:</w:t>
@@ -1490,6 +1434,8 @@
       <w:r>
         <w:rPr>
           <w:rFonts w:ascii="Times New Roman" w:hAnsi="Times New Roman"/>
+          <w:b w:val="0"/>
+          <w:i w:val="0"/>
           <w:sz w:val="28"/>
         </w:rPr>
         <w:t xml:space="preserve"> «Просмотр реестра УП», «Просмотр учебного плана по семестрам (1–8)», «Анализ аудиторной нагрузки и СРС», «Фильтрация по кафедрам».</w:t>
@@ -1512,13 +1458,8 @@
       <w:r>
         <w:rPr>
           <w:rFonts w:ascii="Times New Roman" w:hAnsi="Times New Roman"/>
-          <w:sz w:val="28"/>
-        </w:rPr>
-      </w:r>
-      <w:r>
-        <w:rPr>
-          <w:rFonts w:ascii="Times New Roman" w:hAnsi="Times New Roman"/>
           <w:b/>
+          <w:i w:val="0"/>
           <w:sz w:val="28"/>
         </w:rPr>
         <w:t>Подсистема аккредитационной экспертизы:</w:t>
@@ -1526,9 +1467,11 @@
       <w:r>
         <w:rPr>
           <w:rFonts w:ascii="Times New Roman" w:hAnsi="Times New Roman"/>
+          <w:b w:val="0"/>
+          <w:i w:val="0"/>
           <w:sz w:val="28"/>
         </w:rPr>
-        <w:t xml:space="preserve"> «Автоматическая валидация по ФГОС ВО 3++», «Контроль лимита экзаменов в сессию ($\le 5$)», «Контроль объема практик и ГИА», «Формирование протокола замечаний».</w:t>
+        <w:t xml:space="preserve"> «Автоматическая валидация по ФГОС ВО 3++», «Контроль лимита экзаменов в сессию (≤ 5)», «Контроль объема практик и ГИА», «Формирование протокола замечаний».</w:t>
       </w:r>
     </w:p>
     <w:p>
@@ -1548,13 +1491,8 @@
       <w:r>
         <w:rPr>
           <w:rFonts w:ascii="Times New Roman" w:hAnsi="Times New Roman"/>
-          <w:sz w:val="28"/>
-        </w:rPr>
-      </w:r>
-      <w:r>
-        <w:rPr>
-          <w:rFonts w:ascii="Times New Roman" w:hAnsi="Times New Roman"/>
           <w:b/>
+          <w:i w:val="0"/>
           <w:sz w:val="28"/>
         </w:rPr>
         <w:t>Подсистема электронного согласования:</w:t>
@@ -1562,6 +1500,8 @@
       <w:r>
         <w:rPr>
           <w:rFonts w:ascii="Times New Roman" w:hAnsi="Times New Roman"/>
+          <w:b w:val="0"/>
+          <w:i w:val="0"/>
           <w:sz w:val="28"/>
         </w:rPr>
         <w:t xml:space="preserve"> «Наложение цифровой визы ЭЦП», «Просмотр цепочки подписания и хэшей SHA-256», «Утверждение протокола Ученого совета».</w:t>
@@ -1584,13 +1524,8 @@
       <w:r>
         <w:rPr>
           <w:rFonts w:ascii="Times New Roman" w:hAnsi="Times New Roman"/>
-          <w:sz w:val="28"/>
-        </w:rPr>
-      </w:r>
-      <w:r>
-        <w:rPr>
-          <w:rFonts w:ascii="Times New Roman" w:hAnsi="Times New Roman"/>
           <w:b/>
+          <w:i w:val="0"/>
           <w:sz w:val="28"/>
         </w:rPr>
         <w:t>Подсистема служебных записок:</w:t>
@@ -1598,6 +1533,8 @@
       <w:r>
         <w:rPr>
           <w:rFonts w:ascii="Times New Roman" w:hAnsi="Times New Roman"/>
+          <w:b w:val="0"/>
+          <w:i w:val="0"/>
           <w:sz w:val="28"/>
         </w:rPr>
         <w:t xml:space="preserve"> «Создание СЗ на изменение УП», «Сравнение версий дисциплины ("Было" → "Стало")», «Согласование обеспечивающей кафедрой», «Применение правок в УП».</w:t>
@@ -1620,13 +1557,8 @@
       <w:r>
         <w:rPr>
           <w:rFonts w:ascii="Times New Roman" w:hAnsi="Times New Roman"/>
-          <w:sz w:val="28"/>
-        </w:rPr>
-      </w:r>
-      <w:r>
-        <w:rPr>
-          <w:rFonts w:ascii="Times New Roman" w:hAnsi="Times New Roman"/>
           <w:b/>
+          <w:i w:val="0"/>
           <w:sz w:val="28"/>
         </w:rPr>
         <w:t>Справочно-информационная подсистема:</w:t>
@@ -1634,6 +1566,8 @@
       <w:r>
         <w:rPr>
           <w:rFonts w:ascii="Times New Roman" w:hAnsi="Times New Roman"/>
+          <w:b w:val="0"/>
+          <w:i w:val="0"/>
           <w:sz w:val="28"/>
         </w:rPr>
         <w:t xml:space="preserve"> «Просмотр матрицы компетенций (УК, ОПК, ПК)», «Справочник подразделений и контактов», «Лента регламентов и объявлений АНОК», «Журнал аудита действий».</w:t>
@@ -1684,13 +1618,8 @@
       <w:r>
         <w:rPr>
           <w:rFonts w:ascii="Times New Roman" w:hAnsi="Times New Roman"/>
-          <w:sz w:val="28"/>
-        </w:rPr>
-      </w:r>
-      <w:r>
-        <w:rPr>
-          <w:rFonts w:ascii="Times New Roman" w:hAnsi="Times New Roman"/>
           <w:b/>
+          <w:i w:val="0"/>
           <w:sz w:val="28"/>
         </w:rPr>
         <w:t>ФТ-01 (Хранение ОП и УП):</w:t>
@@ -1698,6 +1627,8 @@
       <w:r>
         <w:rPr>
           <w:rFonts w:ascii="Times New Roman" w:hAnsi="Times New Roman"/>
+          <w:b w:val="0"/>
+          <w:i w:val="0"/>
           <w:sz w:val="28"/>
         </w:rPr>
         <w:t xml:space="preserve"> Хранение реестра образовательных программ с кодами направлений, уровнями образования, формами обучения и связанными версиями учебных планов.</w:t>
@@ -1720,13 +1651,8 @@
       <w:r>
         <w:rPr>
           <w:rFonts w:ascii="Times New Roman" w:hAnsi="Times New Roman"/>
-          <w:sz w:val="28"/>
-        </w:rPr>
-      </w:r>
-      <w:r>
-        <w:rPr>
-          <w:rFonts w:ascii="Times New Roman" w:hAnsi="Times New Roman"/>
           <w:b/>
+          <w:i w:val="0"/>
           <w:sz w:val="28"/>
         </w:rPr>
         <w:t>ФТ-02 (Сетка дисциплин):</w:t>
@@ -1734,6 +1660,8 @@
       <w:r>
         <w:rPr>
           <w:rFonts w:ascii="Times New Roman" w:hAnsi="Times New Roman"/>
+          <w:b w:val="0"/>
+          <w:i w:val="0"/>
           <w:sz w:val="28"/>
         </w:rPr>
         <w:t xml:space="preserve"> Хранение дисциплин с детализацией по семестрам (1–8), зачетным единицам, общим часам, часам лекций, лабораторных, практик, СРС и формам контроля.</w:t>
@@ -1756,13 +1684,8 @@
       <w:r>
         <w:rPr>
           <w:rFonts w:ascii="Times New Roman" w:hAnsi="Times New Roman"/>
-          <w:sz w:val="28"/>
-        </w:rPr>
-      </w:r>
-      <w:r>
-        <w:rPr>
-          <w:rFonts w:ascii="Times New Roman" w:hAnsi="Times New Roman"/>
           <w:b/>
+          <w:i w:val="0"/>
           <w:sz w:val="28"/>
         </w:rPr>
         <w:t>ФТ-03 (Семестровая навигация):</w:t>
@@ -1770,6 +1693,8 @@
       <w:r>
         <w:rPr>
           <w:rFonts w:ascii="Times New Roman" w:hAnsi="Times New Roman"/>
+          <w:b w:val="0"/>
+          <w:i w:val="0"/>
           <w:sz w:val="28"/>
         </w:rPr>
         <w:t xml:space="preserve"> Интерактивный просмотр учебного плана с переключением семестров и автоматическим расчетом промежуточных итогов.</w:t>
@@ -1792,13 +1717,8 @@
       <w:r>
         <w:rPr>
           <w:rFonts w:ascii="Times New Roman" w:hAnsi="Times New Roman"/>
-          <w:sz w:val="28"/>
-        </w:rPr>
-      </w:r>
-      <w:r>
-        <w:rPr>
-          <w:rFonts w:ascii="Times New Roman" w:hAnsi="Times New Roman"/>
           <w:b/>
+          <w:i w:val="0"/>
           <w:sz w:val="28"/>
         </w:rPr>
         <w:t>ФТ-04 (Нормативы ФГОС):</w:t>
@@ -1806,6 +1726,8 @@
       <w:r>
         <w:rPr>
           <w:rFonts w:ascii="Times New Roman" w:hAnsi="Times New Roman"/>
+          <w:b w:val="0"/>
+          <w:i w:val="0"/>
           <w:sz w:val="28"/>
         </w:rPr>
         <w:t xml:space="preserve"> Ведение справочника стандартов ФГОС ВО 3++ с пороговыми значениями (общие кредиты, макс. экзаменов, мин. практик, мин. ГИА).</w:t>
@@ -1828,13 +1750,8 @@
       <w:r>
         <w:rPr>
           <w:rFonts w:ascii="Times New Roman" w:hAnsi="Times New Roman"/>
-          <w:sz w:val="28"/>
-        </w:rPr>
-      </w:r>
-      <w:r>
-        <w:rPr>
-          <w:rFonts w:ascii="Times New Roman" w:hAnsi="Times New Roman"/>
           <w:b/>
+          <w:i w:val="0"/>
           <w:sz w:val="28"/>
         </w:rPr>
         <w:t>ФТ-05 (Валидация):</w:t>
@@ -1842,6 +1759,8 @@
       <w:r>
         <w:rPr>
           <w:rFonts w:ascii="Times New Roman" w:hAnsi="Times New Roman"/>
+          <w:b w:val="0"/>
+          <w:i w:val="0"/>
           <w:sz w:val="28"/>
         </w:rPr>
         <w:t xml:space="preserve"> Автоматическая проверка плана на соответствие критериям ФГОС с индикацией статуса.</w:t>
@@ -1864,13 +1783,8 @@
       <w:r>
         <w:rPr>
           <w:rFonts w:ascii="Times New Roman" w:hAnsi="Times New Roman"/>
-          <w:sz w:val="28"/>
-        </w:rPr>
-      </w:r>
-      <w:r>
-        <w:rPr>
-          <w:rFonts w:ascii="Times New Roman" w:hAnsi="Times New Roman"/>
           <w:b/>
+          <w:i w:val="0"/>
           <w:sz w:val="28"/>
         </w:rPr>
         <w:t>ФТ-06 (Маршрут согласования):</w:t>
@@ -1878,6 +1792,8 @@
       <w:r>
         <w:rPr>
           <w:rFonts w:ascii="Times New Roman" w:hAnsi="Times New Roman"/>
+          <w:b w:val="0"/>
+          <w:i w:val="0"/>
           <w:sz w:val="28"/>
         </w:rPr>
         <w:t xml:space="preserve"> Фиксация шагов визирования УП, ФИО подписантов, дат, статусов и криптографических хэшей подписей.</w:t>
@@ -1900,13 +1816,8 @@
       <w:r>
         <w:rPr>
           <w:rFonts w:ascii="Times New Roman" w:hAnsi="Times New Roman"/>
-          <w:sz w:val="28"/>
-        </w:rPr>
-      </w:r>
-      <w:r>
-        <w:rPr>
-          <w:rFonts w:ascii="Times New Roman" w:hAnsi="Times New Roman"/>
           <w:b/>
+          <w:i w:val="0"/>
           <w:sz w:val="28"/>
         </w:rPr>
         <w:t>ФТ-07 (Служебные записки):</w:t>
@@ -1914,6 +1825,8 @@
       <w:r>
         <w:rPr>
           <w:rFonts w:ascii="Times New Roman" w:hAnsi="Times New Roman"/>
+          <w:b w:val="0"/>
+          <w:i w:val="0"/>
           <w:sz w:val="28"/>
         </w:rPr>
         <w:t xml:space="preserve"> Формирование СЗ с фиксацией выпускающей и реализующей кафедр, текстового обоснования и дифференциальных изменений дисциплин.</w:t>
@@ -1936,13 +1849,8 @@
       <w:r>
         <w:rPr>
           <w:rFonts w:ascii="Times New Roman" w:hAnsi="Times New Roman"/>
-          <w:sz w:val="28"/>
-        </w:rPr>
-      </w:r>
-      <w:r>
-        <w:rPr>
-          <w:rFonts w:ascii="Times New Roman" w:hAnsi="Times New Roman"/>
           <w:b/>
+          <w:i w:val="0"/>
           <w:sz w:val="28"/>
         </w:rPr>
         <w:t>ФТ-08 (Матрица компетенций):</w:t>
@@ -1950,6 +1858,8 @@
       <w:r>
         <w:rPr>
           <w:rFonts w:ascii="Times New Roman" w:hAnsi="Times New Roman"/>
+          <w:b w:val="0"/>
+          <w:i w:val="0"/>
           <w:sz w:val="28"/>
         </w:rPr>
         <w:t xml:space="preserve"> Хранение и отображение категорий компетенций (УК, ОПК, ПК), их формулировок и дескрипторов.</w:t>
@@ -1972,13 +1882,8 @@
       <w:r>
         <w:rPr>
           <w:rFonts w:ascii="Times New Roman" w:hAnsi="Times New Roman"/>
-          <w:sz w:val="28"/>
-        </w:rPr>
-      </w:r>
-      <w:r>
-        <w:rPr>
-          <w:rFonts w:ascii="Times New Roman" w:hAnsi="Times New Roman"/>
           <w:b/>
+          <w:i w:val="0"/>
           <w:sz w:val="28"/>
         </w:rPr>
         <w:t>ФТ-09 (Справочник кафедр):</w:t>
@@ -1986,6 +1891,8 @@
       <w:r>
         <w:rPr>
           <w:rFonts w:ascii="Times New Roman" w:hAnsi="Times New Roman"/>
+          <w:b w:val="0"/>
+          <w:i w:val="0"/>
           <w:sz w:val="28"/>
         </w:rPr>
         <w:t xml:space="preserve"> Ведение структуры подразделений с разделением на выпускающие, реализующие, экспертные и руководящие.</w:t>
@@ -2008,13 +1915,8 @@
       <w:r>
         <w:rPr>
           <w:rFonts w:ascii="Times New Roman" w:hAnsi="Times New Roman"/>
-          <w:sz w:val="28"/>
-        </w:rPr>
-      </w:r>
-      <w:r>
-        <w:rPr>
-          <w:rFonts w:ascii="Times New Roman" w:hAnsi="Times New Roman"/>
           <w:b/>
+          <w:i w:val="0"/>
           <w:sz w:val="28"/>
         </w:rPr>
         <w:t>ФТ-10 (Объявления):</w:t>
@@ -2022,6 +1924,8 @@
       <w:r>
         <w:rPr>
           <w:rFonts w:ascii="Times New Roman" w:hAnsi="Times New Roman"/>
+          <w:b w:val="0"/>
+          <w:i w:val="0"/>
           <w:sz w:val="28"/>
         </w:rPr>
         <w:t xml:space="preserve"> Публикация регламентов и объявлений с поддержкой закрепления важных записей.</w:t>
@@ -2044,13 +1948,8 @@
       <w:r>
         <w:rPr>
           <w:rFonts w:ascii="Times New Roman" w:hAnsi="Times New Roman"/>
-          <w:sz w:val="28"/>
-        </w:rPr>
-      </w:r>
-      <w:r>
-        <w:rPr>
-          <w:rFonts w:ascii="Times New Roman" w:hAnsi="Times New Roman"/>
           <w:b/>
+          <w:i w:val="0"/>
           <w:sz w:val="28"/>
         </w:rPr>
         <w:t>ФТ-11 (Журнал аудита):</w:t>
@@ -2058,6 +1957,8 @@
       <w:r>
         <w:rPr>
           <w:rFonts w:ascii="Times New Roman" w:hAnsi="Times New Roman"/>
+          <w:b w:val="0"/>
+          <w:i w:val="0"/>
           <w:sz w:val="28"/>
         </w:rPr>
         <w:t xml:space="preserve"> Протоколирование всех операций (время, пользователь, роль, действие, объект, статус, IP-адрес).</w:t>
@@ -2080,13 +1981,8 @@
       <w:r>
         <w:rPr>
           <w:rFonts w:ascii="Times New Roman" w:hAnsi="Times New Roman"/>
-          <w:sz w:val="28"/>
-        </w:rPr>
-      </w:r>
-      <w:r>
-        <w:rPr>
-          <w:rFonts w:ascii="Times New Roman" w:hAnsi="Times New Roman"/>
           <w:b/>
+          <w:i w:val="0"/>
           <w:sz w:val="28"/>
         </w:rPr>
         <w:t>ФТ-12 (Карта сайта):</w:t>
@@ -2094,6 +1990,8 @@
       <w:r>
         <w:rPr>
           <w:rFonts w:ascii="Times New Roman" w:hAnsi="Times New Roman"/>
+          <w:b w:val="0"/>
+          <w:i w:val="0"/>
           <w:sz w:val="28"/>
         </w:rPr>
         <w:t xml:space="preserve"> Наличие интерактивной карты сайта со всеми разделами системы.</w:t>
@@ -2130,13 +2028,8 @@
       <w:r>
         <w:rPr>
           <w:rFonts w:ascii="Times New Roman" w:hAnsi="Times New Roman"/>
-          <w:sz w:val="28"/>
-        </w:rPr>
-      </w:r>
-      <w:r>
-        <w:rPr>
-          <w:rFonts w:ascii="Times New Roman" w:hAnsi="Times New Roman"/>
           <w:b/>
+          <w:i w:val="0"/>
           <w:sz w:val="28"/>
         </w:rPr>
         <w:t>НФТ-01 (Производительность):</w:t>
@@ -2144,6 +2037,8 @@
       <w:r>
         <w:rPr>
           <w:rFonts w:ascii="Times New Roman" w:hAnsi="Times New Roman"/>
+          <w:b w:val="0"/>
+          <w:i w:val="0"/>
           <w:sz w:val="28"/>
         </w:rPr>
         <w:t xml:space="preserve"> Время отклика сервера при формировании страниц не должно превышать 200 мс при стандартной нагрузке.</w:t>
@@ -2166,13 +2061,8 @@
       <w:r>
         <w:rPr>
           <w:rFonts w:ascii="Times New Roman" w:hAnsi="Times New Roman"/>
-          <w:sz w:val="28"/>
-        </w:rPr>
-      </w:r>
-      <w:r>
-        <w:rPr>
-          <w:rFonts w:ascii="Times New Roman" w:hAnsi="Times New Roman"/>
           <w:b/>
+          <w:i w:val="0"/>
           <w:sz w:val="28"/>
         </w:rPr>
         <w:t>НФТ-02 (Надежность и транзакционность):</w:t>
@@ -2180,9 +2070,29 @@
       <w:r>
         <w:rPr>
           <w:rFonts w:ascii="Times New Roman" w:hAnsi="Times New Roman"/>
+          <w:b w:val="0"/>
+          <w:i w:val="0"/>
           <w:sz w:val="28"/>
         </w:rPr>
-        <w:t xml:space="preserve"> Целостность данных обеспечивается связями первичных и внешних ключей (`Foreign Keys`).</w:t>
+        <w:t xml:space="preserve"> Целостность данных обеспечивается связями первичных и внешних ключей (</w:t>
+      </w:r>
+      <w:r>
+        <w:rPr>
+          <w:rFonts w:ascii="Courier New" w:hAnsi="Courier New"/>
+          <w:b w:val="0"/>
+          <w:i w:val="0"/>
+          <w:sz w:val="28"/>
+        </w:rPr>
+        <w:t>Foreign Keys</w:t>
+      </w:r>
+      <w:r>
+        <w:rPr>
+          <w:rFonts w:ascii="Times New Roman" w:hAnsi="Times New Roman"/>
+          <w:b w:val="0"/>
+          <w:i w:val="0"/>
+          <w:sz w:val="28"/>
+        </w:rPr>
+        <w:t>).</w:t>
       </w:r>
     </w:p>
     <w:p>
@@ -2202,13 +2112,8 @@
       <w:r>
         <w:rPr>
           <w:rFonts w:ascii="Times New Roman" w:hAnsi="Times New Roman"/>
-          <w:sz w:val="28"/>
-        </w:rPr>
-      </w:r>
-      <w:r>
-        <w:rPr>
-          <w:rFonts w:ascii="Times New Roman" w:hAnsi="Times New Roman"/>
           <w:b/>
+          <w:i w:val="0"/>
           <w:sz w:val="28"/>
         </w:rPr>
         <w:t>НФТ-03 (Безопасность):</w:t>
@@ -2216,9 +2121,47 @@
       <w:r>
         <w:rPr>
           <w:rFonts w:ascii="Times New Roman" w:hAnsi="Times New Roman"/>
+          <w:b w:val="0"/>
+          <w:i w:val="0"/>
           <w:sz w:val="28"/>
         </w:rPr>
-        <w:t xml:space="preserve"> Использование подготовленных запросов (`Prepared Statements`) для исключения SQL-инъекций; экранирование вывода HTML (`htmlspecialchars`) для защиты от XSS.</w:t>
+        <w:t xml:space="preserve"> Использование подготовленных запросов (</w:t>
+      </w:r>
+      <w:r>
+        <w:rPr>
+          <w:rFonts w:ascii="Courier New" w:hAnsi="Courier New"/>
+          <w:b w:val="0"/>
+          <w:i w:val="0"/>
+          <w:sz w:val="28"/>
+        </w:rPr>
+        <w:t>Prepared Statements</w:t>
+      </w:r>
+      <w:r>
+        <w:rPr>
+          <w:rFonts w:ascii="Times New Roman" w:hAnsi="Times New Roman"/>
+          <w:b w:val="0"/>
+          <w:i w:val="0"/>
+          <w:sz w:val="28"/>
+        </w:rPr>
+        <w:t>) для исключения SQL-инъекций; экранирование вывода HTML (</w:t>
+      </w:r>
+      <w:r>
+        <w:rPr>
+          <w:rFonts w:ascii="Courier New" w:hAnsi="Courier New"/>
+          <w:b w:val="0"/>
+          <w:i w:val="0"/>
+          <w:sz w:val="28"/>
+        </w:rPr>
+        <w:t>htmlspecialchars</w:t>
+      </w:r>
+      <w:r>
+        <w:rPr>
+          <w:rFonts w:ascii="Times New Roman" w:hAnsi="Times New Roman"/>
+          <w:b w:val="0"/>
+          <w:i w:val="0"/>
+          <w:sz w:val="28"/>
+        </w:rPr>
+        <w:t>) для защиты от XSS.</w:t>
       </w:r>
     </w:p>
     <w:p>
@@ -2238,13 +2181,8 @@
       <w:r>
         <w:rPr>
           <w:rFonts w:ascii="Times New Roman" w:hAnsi="Times New Roman"/>
-          <w:sz w:val="28"/>
-        </w:rPr>
-      </w:r>
-      <w:r>
-        <w:rPr>
-          <w:rFonts w:ascii="Times New Roman" w:hAnsi="Times New Roman"/>
           <w:b/>
+          <w:i w:val="0"/>
           <w:sz w:val="28"/>
         </w:rPr>
         <w:t>НФТ-04 (Кроссплатформенность и переносимость):</w:t>
@@ -2252,6 +2190,8 @@
       <w:r>
         <w:rPr>
           <w:rFonts w:ascii="Times New Roman" w:hAnsi="Times New Roman"/>
+          <w:b w:val="0"/>
+          <w:i w:val="0"/>
           <w:sz w:val="28"/>
         </w:rPr>
         <w:t xml:space="preserve"> Возможность автономного развертывания как на стеке PHP/MySQL, так и на легковесном стеке Python/SQLite без внешних закрытых зависимостей.</w:t>
@@ -2274,13 +2214,8 @@
       <w:r>
         <w:rPr>
           <w:rFonts w:ascii="Times New Roman" w:hAnsi="Times New Roman"/>
-          <w:sz w:val="28"/>
-        </w:rPr>
-      </w:r>
-      <w:r>
-        <w:rPr>
-          <w:rFonts w:ascii="Times New Roman" w:hAnsi="Times New Roman"/>
           <w:b/>
+          <w:i w:val="0"/>
           <w:sz w:val="28"/>
         </w:rPr>
         <w:t>НФТ-05 (Адаптивность):</w:t>
@@ -2288,6 +2223,8 @@
       <w:r>
         <w:rPr>
           <w:rFonts w:ascii="Times New Roman" w:hAnsi="Times New Roman"/>
+          <w:b w:val="0"/>
+          <w:i w:val="0"/>
           <w:sz w:val="28"/>
         </w:rPr>
         <w:t xml:space="preserve"> Корректное отображение на мониторах ПК, планшетах и мобильных устройствах.</w:t>
@@ -2310,13 +2247,8 @@
       <w:r>
         <w:rPr>
           <w:rFonts w:ascii="Times New Roman" w:hAnsi="Times New Roman"/>
-          <w:sz w:val="28"/>
-        </w:rPr>
-      </w:r>
-      <w:r>
-        <w:rPr>
-          <w:rFonts w:ascii="Times New Roman" w:hAnsi="Times New Roman"/>
           <w:b/>
+          <w:i w:val="0"/>
           <w:sz w:val="28"/>
         </w:rPr>
         <w:t>НФТ-06 (Эргономика):</w:t>
@@ -2324,6 +2256,8 @@
       <w:r>
         <w:rPr>
           <w:rFonts w:ascii="Times New Roman" w:hAnsi="Times New Roman"/>
+          <w:b w:val="0"/>
+          <w:i w:val="0"/>
           <w:sz w:val="28"/>
         </w:rPr>
         <w:t xml:space="preserve"> Единый строгий корпоративный стиль оформления с визуальным цветовым кодированием статусов документов.</w:t>
@@ -2352,6 +2286,8 @@
       <w:r>
         <w:rPr>
           <w:rFonts w:ascii="Times New Roman" w:hAnsi="Times New Roman"/>
+          <w:b w:val="0"/>
+          <w:i w:val="0"/>
           <w:sz w:val="28"/>
         </w:rPr>
         <w:t>В соответствии с заданием выполнен сравнительный анализ бесплатных инструментальных платформ с открытым исходным кодом, поддерживающих PHP и реляционные СУБД MySQL / MariaDB / SQLite.</w:t>
@@ -2414,6 +2350,7 @@
               <w:rPr>
                 <w:rFonts w:ascii="Times New Roman" w:hAnsi="Times New Roman"/>
                 <w:b/>
+                <w:i w:val="0"/>
                 <w:sz w:val="22"/>
               </w:rPr>
               <w:t>Критерий сравнения</w:t>
@@ -2440,6 +2377,7 @@
               <w:rPr>
                 <w:rFonts w:ascii="Times New Roman" w:hAnsi="Times New Roman"/>
                 <w:b/>
+                <w:i w:val="0"/>
                 <w:sz w:val="22"/>
               </w:rPr>
               <w:t>Drupal</w:t>
@@ -2466,6 +2404,7 @@
               <w:rPr>
                 <w:rFonts w:ascii="Times New Roman" w:hAnsi="Times New Roman"/>
                 <w:b/>
+                <w:i w:val="0"/>
                 <w:sz w:val="22"/>
               </w:rPr>
               <w:t>Joomla</w:t>
@@ -2492,6 +2431,7 @@
               <w:rPr>
                 <w:rFonts w:ascii="Times New Roman" w:hAnsi="Times New Roman"/>
                 <w:b/>
+                <w:i w:val="0"/>
                 <w:sz w:val="22"/>
               </w:rPr>
               <w:t>Laravel</w:t>
@@ -2518,6 +2458,7 @@
               <w:rPr>
                 <w:rFonts w:ascii="Times New Roman" w:hAnsi="Times New Roman"/>
                 <w:b/>
+                <w:i w:val="0"/>
                 <w:sz w:val="22"/>
               </w:rPr>
               <w:t>Native PHP + PDO / Light Server</w:t>
@@ -2544,22 +2485,11 @@
             <w:r>
               <w:rPr>
                 <w:rFonts w:ascii="Times New Roman" w:hAnsi="Times New Roman"/>
-                <w:sz w:val="22"/>
-              </w:rPr>
-            </w:r>
-            <w:r>
-              <w:rPr>
-                <w:rFonts w:ascii="Times New Roman" w:hAnsi="Times New Roman"/>
                 <w:b/>
+                <w:i w:val="0"/>
                 <w:sz w:val="22"/>
               </w:rPr>
               <w:t>Лицензия и стоимость</w:t>
-            </w:r>
-            <w:r>
-              <w:rPr>
-                <w:rFonts w:ascii="Times New Roman" w:hAnsi="Times New Roman"/>
-                <w:sz w:val="22"/>
-              </w:rPr>
             </w:r>
           </w:p>
         </w:tc>
@@ -2581,6 +2511,8 @@
             <w:r>
               <w:rPr>
                 <w:rFonts w:ascii="Times New Roman" w:hAnsi="Times New Roman"/>
+                <w:b w:val="0"/>
+                <w:i w:val="0"/>
                 <w:sz w:val="22"/>
               </w:rPr>
               <w:t>Бесплатно (GPL)</w:t>
@@ -2605,6 +2537,8 @@
             <w:r>
               <w:rPr>
                 <w:rFonts w:ascii="Times New Roman" w:hAnsi="Times New Roman"/>
+                <w:b w:val="0"/>
+                <w:i w:val="0"/>
                 <w:sz w:val="22"/>
               </w:rPr>
               <w:t>Бесплатно (GPL)</w:t>
@@ -2629,6 +2563,8 @@
             <w:r>
               <w:rPr>
                 <w:rFonts w:ascii="Times New Roman" w:hAnsi="Times New Roman"/>
+                <w:b w:val="0"/>
+                <w:i w:val="0"/>
                 <w:sz w:val="22"/>
               </w:rPr>
               <w:t>Бесплатно (MIT)</w:t>
@@ -2653,6 +2589,8 @@
             <w:r>
               <w:rPr>
                 <w:rFonts w:ascii="Times New Roman" w:hAnsi="Times New Roman"/>
+                <w:b w:val="0"/>
+                <w:i w:val="0"/>
                 <w:sz w:val="22"/>
               </w:rPr>
               <w:t>Бесплатно (Open Source)</w:t>
@@ -2679,22 +2617,11 @@
             <w:r>
               <w:rPr>
                 <w:rFonts w:ascii="Times New Roman" w:hAnsi="Times New Roman"/>
-                <w:sz w:val="22"/>
-              </w:rPr>
-            </w:r>
-            <w:r>
-              <w:rPr>
-                <w:rFonts w:ascii="Times New Roman" w:hAnsi="Times New Roman"/>
                 <w:b/>
+                <w:i w:val="0"/>
                 <w:sz w:val="22"/>
               </w:rPr>
               <w:t>Язык разработки</w:t>
-            </w:r>
-            <w:r>
-              <w:rPr>
-                <w:rFonts w:ascii="Times New Roman" w:hAnsi="Times New Roman"/>
-                <w:sz w:val="22"/>
-              </w:rPr>
             </w:r>
           </w:p>
         </w:tc>
@@ -2716,6 +2643,8 @@
             <w:r>
               <w:rPr>
                 <w:rFonts w:ascii="Times New Roman" w:hAnsi="Times New Roman"/>
+                <w:b w:val="0"/>
+                <w:i w:val="0"/>
                 <w:sz w:val="22"/>
               </w:rPr>
               <w:t>PHP 8.x</w:t>
@@ -2740,6 +2669,8 @@
             <w:r>
               <w:rPr>
                 <w:rFonts w:ascii="Times New Roman" w:hAnsi="Times New Roman"/>
+                <w:b w:val="0"/>
+                <w:i w:val="0"/>
                 <w:sz w:val="22"/>
               </w:rPr>
               <w:t>PHP 8.x</w:t>
@@ -2764,6 +2695,8 @@
             <w:r>
               <w:rPr>
                 <w:rFonts w:ascii="Times New Roman" w:hAnsi="Times New Roman"/>
+                <w:b w:val="0"/>
+                <w:i w:val="0"/>
                 <w:sz w:val="22"/>
               </w:rPr>
               <w:t>PHP 8.x</w:t>
@@ -2788,6 +2721,8 @@
             <w:r>
               <w:rPr>
                 <w:rFonts w:ascii="Times New Roman" w:hAnsi="Times New Roman"/>
+                <w:b w:val="0"/>
+                <w:i w:val="0"/>
                 <w:sz w:val="22"/>
               </w:rPr>
               <w:t>PHP 8.x / Python 3.x</w:t>
@@ -2814,22 +2749,11 @@
             <w:r>
               <w:rPr>
                 <w:rFonts w:ascii="Times New Roman" w:hAnsi="Times New Roman"/>
-                <w:sz w:val="22"/>
-              </w:rPr>
-            </w:r>
-            <w:r>
-              <w:rPr>
-                <w:rFonts w:ascii="Times New Roman" w:hAnsi="Times New Roman"/>
                 <w:b/>
+                <w:i w:val="0"/>
                 <w:sz w:val="22"/>
               </w:rPr>
               <w:t>Поддерживаемые СУБД</w:t>
-            </w:r>
-            <w:r>
-              <w:rPr>
-                <w:rFonts w:ascii="Times New Roman" w:hAnsi="Times New Roman"/>
-                <w:sz w:val="22"/>
-              </w:rPr>
             </w:r>
           </w:p>
         </w:tc>
@@ -2851,6 +2775,8 @@
             <w:r>
               <w:rPr>
                 <w:rFonts w:ascii="Times New Roman" w:hAnsi="Times New Roman"/>
+                <w:b w:val="0"/>
+                <w:i w:val="0"/>
                 <w:sz w:val="22"/>
               </w:rPr>
               <w:t>MySQL, MariaDB, PostgreSQL</w:t>
@@ -2875,6 +2801,8 @@
             <w:r>
               <w:rPr>
                 <w:rFonts w:ascii="Times New Roman" w:hAnsi="Times New Roman"/>
+                <w:b w:val="0"/>
+                <w:i w:val="0"/>
                 <w:sz w:val="22"/>
               </w:rPr>
               <w:t>MySQL, MariaDB</w:t>
@@ -2899,6 +2827,8 @@
             <w:r>
               <w:rPr>
                 <w:rFonts w:ascii="Times New Roman" w:hAnsi="Times New Roman"/>
+                <w:b w:val="0"/>
+                <w:i w:val="0"/>
                 <w:sz w:val="22"/>
               </w:rPr>
               <w:t>MySQL, PostgreSQL, SQLite</w:t>
@@ -2923,6 +2853,8 @@
             <w:r>
               <w:rPr>
                 <w:rFonts w:ascii="Times New Roman" w:hAnsi="Times New Roman"/>
+                <w:b w:val="0"/>
+                <w:i w:val="0"/>
                 <w:sz w:val="22"/>
               </w:rPr>
               <w:t>MySQL, MariaDB, SQLite</w:t>
@@ -2949,22 +2881,11 @@
             <w:r>
               <w:rPr>
                 <w:rFonts w:ascii="Times New Roman" w:hAnsi="Times New Roman"/>
-                <w:sz w:val="22"/>
-              </w:rPr>
-            </w:r>
-            <w:r>
-              <w:rPr>
-                <w:rFonts w:ascii="Times New Roman" w:hAnsi="Times New Roman"/>
                 <w:b/>
+                <w:i w:val="0"/>
                 <w:sz w:val="22"/>
               </w:rPr>
               <w:t>Требования к ресурсам</w:t>
-            </w:r>
-            <w:r>
-              <w:rPr>
-                <w:rFonts w:ascii="Times New Roman" w:hAnsi="Times New Roman"/>
-                <w:sz w:val="22"/>
-              </w:rPr>
             </w:r>
           </w:p>
         </w:tc>
@@ -2986,9 +2907,11 @@
             <w:r>
               <w:rPr>
                 <w:rFonts w:ascii="Times New Roman" w:hAnsi="Times New Roman"/>
+                <w:b w:val="0"/>
+                <w:i w:val="0"/>
                 <w:sz w:val="22"/>
               </w:rPr>
-              <w:t>Высокие ($\ge 256$ MB RAM)</w:t>
+              <w:t>Высокие (≥ 256 MB RAM)</w:t>
             </w:r>
           </w:p>
         </w:tc>
@@ -3010,9 +2933,11 @@
             <w:r>
               <w:rPr>
                 <w:rFonts w:ascii="Times New Roman" w:hAnsi="Times New Roman"/>
+                <w:b w:val="0"/>
+                <w:i w:val="0"/>
                 <w:sz w:val="22"/>
               </w:rPr>
-              <w:t>Средние ($\ge 128$ MB RAM)</w:t>
+              <w:t>Средние (≥ 128 MB RAM)</w:t>
             </w:r>
           </w:p>
         </w:tc>
@@ -3034,9 +2959,11 @@
             <w:r>
               <w:rPr>
                 <w:rFonts w:ascii="Times New Roman" w:hAnsi="Times New Roman"/>
+                <w:b w:val="0"/>
+                <w:i w:val="0"/>
                 <w:sz w:val="22"/>
               </w:rPr>
-              <w:t>Средние ($\ge 128$ MB RAM)</w:t>
+              <w:t>Средние (≥ 128 MB RAM)</w:t>
             </w:r>
           </w:p>
         </w:tc>
@@ -3058,9 +2985,11 @@
             <w:r>
               <w:rPr>
                 <w:rFonts w:ascii="Times New Roman" w:hAnsi="Times New Roman"/>
+                <w:b w:val="0"/>
+                <w:i w:val="0"/>
                 <w:sz w:val="22"/>
               </w:rPr>
-              <w:t>Минимальные ($&lt; 32$ MB RAM)</w:t>
+              <w:t>Минимальные (&lt; 32 MB RAM)</w:t>
             </w:r>
           </w:p>
         </w:tc>
@@ -3084,22 +3013,11 @@
             <w:r>
               <w:rPr>
                 <w:rFonts w:ascii="Times New Roman" w:hAnsi="Times New Roman"/>
-                <w:sz w:val="22"/>
-              </w:rPr>
-            </w:r>
-            <w:r>
-              <w:rPr>
-                <w:rFonts w:ascii="Times New Roman" w:hAnsi="Times New Roman"/>
                 <w:b/>
+                <w:i w:val="0"/>
                 <w:sz w:val="22"/>
               </w:rPr>
               <w:t>Сложность развертывания</w:t>
-            </w:r>
-            <w:r>
-              <w:rPr>
-                <w:rFonts w:ascii="Times New Roman" w:hAnsi="Times New Roman"/>
-                <w:sz w:val="22"/>
-              </w:rPr>
             </w:r>
           </w:p>
         </w:tc>
@@ -3121,6 +3039,8 @@
             <w:r>
               <w:rPr>
                 <w:rFonts w:ascii="Times New Roman" w:hAnsi="Times New Roman"/>
+                <w:b w:val="0"/>
+                <w:i w:val="0"/>
                 <w:sz w:val="22"/>
               </w:rPr>
               <w:t>Высокая (Composer, Drush, Nginx)</w:t>
@@ -3145,6 +3065,8 @@
             <w:r>
               <w:rPr>
                 <w:rFonts w:ascii="Times New Roman" w:hAnsi="Times New Roman"/>
+                <w:b w:val="0"/>
+                <w:i w:val="0"/>
                 <w:sz w:val="22"/>
               </w:rPr>
               <w:t>Средняя (инсталлятор)</w:t>
@@ -3169,6 +3091,8 @@
             <w:r>
               <w:rPr>
                 <w:rFonts w:ascii="Times New Roman" w:hAnsi="Times New Roman"/>
+                <w:b w:val="0"/>
+                <w:i w:val="0"/>
                 <w:sz w:val="22"/>
               </w:rPr>
               <w:t>Высокая (Composer, Artisan, Node)</w:t>
@@ -3193,6 +3117,8 @@
             <w:r>
               <w:rPr>
                 <w:rFonts w:ascii="Times New Roman" w:hAnsi="Times New Roman"/>
+                <w:b w:val="0"/>
+                <w:i w:val="0"/>
                 <w:sz w:val="22"/>
               </w:rPr>
               <w:t>Нулевая (запуск одной командой)</w:t>
@@ -3219,22 +3145,11 @@
             <w:r>
               <w:rPr>
                 <w:rFonts w:ascii="Times New Roman" w:hAnsi="Times New Roman"/>
-                <w:sz w:val="22"/>
-              </w:rPr>
-            </w:r>
-            <w:r>
-              <w:rPr>
-                <w:rFonts w:ascii="Times New Roman" w:hAnsi="Times New Roman"/>
                 <w:b/>
+                <w:i w:val="0"/>
                 <w:sz w:val="22"/>
               </w:rPr>
               <w:t>Кастомизация структур данных</w:t>
-            </w:r>
-            <w:r>
-              <w:rPr>
-                <w:rFonts w:ascii="Times New Roman" w:hAnsi="Times New Roman"/>
-                <w:sz w:val="22"/>
-              </w:rPr>
             </w:r>
           </w:p>
         </w:tc>
@@ -3256,6 +3171,8 @@
             <w:r>
               <w:rPr>
                 <w:rFonts w:ascii="Times New Roman" w:hAnsi="Times New Roman"/>
+                <w:b w:val="0"/>
+                <w:i w:val="0"/>
                 <w:sz w:val="22"/>
               </w:rPr>
               <w:t>Модули CCK/Fields</w:t>
@@ -3280,6 +3197,8 @@
             <w:r>
               <w:rPr>
                 <w:rFonts w:ascii="Times New Roman" w:hAnsi="Times New Roman"/>
+                <w:b w:val="0"/>
+                <w:i w:val="0"/>
                 <w:sz w:val="22"/>
               </w:rPr>
               <w:t>Расширения компонентов</w:t>
@@ -3304,6 +3223,8 @@
             <w:r>
               <w:rPr>
                 <w:rFonts w:ascii="Times New Roman" w:hAnsi="Times New Roman"/>
+                <w:b w:val="0"/>
+                <w:i w:val="0"/>
                 <w:sz w:val="22"/>
               </w:rPr>
               <w:t>Eloquent ORM / миграции</w:t>
@@ -3328,6 +3249,8 @@
             <w:r>
               <w:rPr>
                 <w:rFonts w:ascii="Times New Roman" w:hAnsi="Times New Roman"/>
+                <w:b w:val="0"/>
+                <w:i w:val="0"/>
                 <w:sz w:val="22"/>
               </w:rPr>
               <w:t>Прямой SQL DDL / DML</w:t>
@@ -3354,22 +3277,11 @@
             <w:r>
               <w:rPr>
                 <w:rFonts w:ascii="Times New Roman" w:hAnsi="Times New Roman"/>
-                <w:sz w:val="22"/>
-              </w:rPr>
-            </w:r>
-            <w:r>
-              <w:rPr>
-                <w:rFonts w:ascii="Times New Roman" w:hAnsi="Times New Roman"/>
                 <w:b/>
+                <w:i w:val="0"/>
                 <w:sz w:val="22"/>
               </w:rPr>
               <w:t>Прозрачность архитектуры</w:t>
-            </w:r>
-            <w:r>
-              <w:rPr>
-                <w:rFonts w:ascii="Times New Roman" w:hAnsi="Times New Roman"/>
-                <w:sz w:val="22"/>
-              </w:rPr>
             </w:r>
           </w:p>
         </w:tc>
@@ -3391,6 +3303,8 @@
             <w:r>
               <w:rPr>
                 <w:rFonts w:ascii="Times New Roman" w:hAnsi="Times New Roman"/>
+                <w:b w:val="0"/>
+                <w:i w:val="0"/>
                 <w:sz w:val="22"/>
               </w:rPr>
               <w:t>Избыточна для прототипа</w:t>
@@ -3415,6 +3329,8 @@
             <w:r>
               <w:rPr>
                 <w:rFonts w:ascii="Times New Roman" w:hAnsi="Times New Roman"/>
+                <w:b w:val="0"/>
+                <w:i w:val="0"/>
                 <w:sz w:val="22"/>
               </w:rPr>
               <w:t>Избыточна для прототипа</w:t>
@@ -3439,6 +3355,8 @@
             <w:r>
               <w:rPr>
                 <w:rFonts w:ascii="Times New Roman" w:hAnsi="Times New Roman"/>
+                <w:b w:val="0"/>
+                <w:i w:val="0"/>
                 <w:sz w:val="22"/>
               </w:rPr>
               <w:t>Скрыта за абстракциями</w:t>
@@ -3463,6 +3381,8 @@
             <w:r>
               <w:rPr>
                 <w:rFonts w:ascii="Times New Roman" w:hAnsi="Times New Roman"/>
+                <w:b w:val="0"/>
+                <w:i w:val="0"/>
                 <w:sz w:val="22"/>
               </w:rPr>
               <w:t>100% прозрачность для учебного анализа</w:t>
@@ -3489,22 +3409,11 @@
             <w:r>
               <w:rPr>
                 <w:rFonts w:ascii="Times New Roman" w:hAnsi="Times New Roman"/>
-                <w:sz w:val="22"/>
-              </w:rPr>
-            </w:r>
-            <w:r>
-              <w:rPr>
-                <w:rFonts w:ascii="Times New Roman" w:hAnsi="Times New Roman"/>
                 <w:b/>
+                <w:i w:val="0"/>
                 <w:sz w:val="22"/>
               </w:rPr>
               <w:t>Безопасность запросов</w:t>
-            </w:r>
-            <w:r>
-              <w:rPr>
-                <w:rFonts w:ascii="Times New Roman" w:hAnsi="Times New Roman"/>
-                <w:sz w:val="22"/>
-              </w:rPr>
             </w:r>
           </w:p>
         </w:tc>
@@ -3526,6 +3435,8 @@
             <w:r>
               <w:rPr>
                 <w:rFonts w:ascii="Times New Roman" w:hAnsi="Times New Roman"/>
+                <w:b w:val="0"/>
+                <w:i w:val="0"/>
                 <w:sz w:val="22"/>
               </w:rPr>
               <w:t>Встроенный API</w:t>
@@ -3550,6 +3461,8 @@
             <w:r>
               <w:rPr>
                 <w:rFonts w:ascii="Times New Roman" w:hAnsi="Times New Roman"/>
+                <w:b w:val="0"/>
+                <w:i w:val="0"/>
                 <w:sz w:val="22"/>
               </w:rPr>
               <w:t>Встроенный API</w:t>
@@ -3574,6 +3487,8 @@
             <w:r>
               <w:rPr>
                 <w:rFonts w:ascii="Times New Roman" w:hAnsi="Times New Roman"/>
+                <w:b w:val="0"/>
+                <w:i w:val="0"/>
                 <w:sz w:val="22"/>
               </w:rPr>
               <w:t>Query Builder</w:t>
@@ -3598,6 +3513,8 @@
             <w:r>
               <w:rPr>
                 <w:rFonts w:ascii="Times New Roman" w:hAnsi="Times New Roman"/>
+                <w:b w:val="0"/>
+                <w:i w:val="0"/>
                 <w:sz w:val="22"/>
               </w:rPr>
               <w:t>PDO Prepared Statements</w:t>
@@ -3634,6 +3551,8 @@
       <w:r>
         <w:rPr>
           <w:rFonts w:ascii="Times New Roman" w:hAnsi="Times New Roman"/>
+          <w:b w:val="0"/>
+          <w:i w:val="0"/>
           <w:sz w:val="28"/>
         </w:rPr>
         <w:t xml:space="preserve">Для учебного корпоративного портала Центра АНОК выбран </w:t>
@@ -3642,6 +3561,7 @@
         <w:rPr>
           <w:rFonts w:ascii="Times New Roman" w:hAnsi="Times New Roman"/>
           <w:b/>
+          <w:i w:val="0"/>
           <w:sz w:val="28"/>
         </w:rPr>
         <w:t>нативный стек PHP / Python с PDO / SQLite / MySQL</w:t>
@@ -3649,6 +3569,8 @@
       <w:r>
         <w:rPr>
           <w:rFonts w:ascii="Times New Roman" w:hAnsi="Times New Roman"/>
+          <w:b w:val="0"/>
+          <w:i w:val="0"/>
           <w:sz w:val="28"/>
         </w:rPr>
         <w:t>. Данный выбор обоснован следующими факторами:</w:t>
@@ -3671,13 +3593,8 @@
       <w:r>
         <w:rPr>
           <w:rFonts w:ascii="Times New Roman" w:hAnsi="Times New Roman"/>
-          <w:sz w:val="28"/>
-        </w:rPr>
-      </w:r>
-      <w:r>
-        <w:rPr>
-          <w:rFonts w:ascii="Times New Roman" w:hAnsi="Times New Roman"/>
           <w:b/>
+          <w:i w:val="0"/>
           <w:sz w:val="28"/>
         </w:rPr>
         <w:t>Полное соответствие заданию:</w:t>
@@ -3685,6 +3602,8 @@
       <w:r>
         <w:rPr>
           <w:rFonts w:ascii="Times New Roman" w:hAnsi="Times New Roman"/>
+          <w:b w:val="0"/>
+          <w:i w:val="0"/>
           <w:sz w:val="28"/>
         </w:rPr>
         <w:t xml:space="preserve"> соблюдены все требования к бесплатному ПО, архитектуре PHP/Python, СУБД MySQL/MariaDB/SQLite.</w:t>
@@ -3707,13 +3626,8 @@
       <w:r>
         <w:rPr>
           <w:rFonts w:ascii="Times New Roman" w:hAnsi="Times New Roman"/>
-          <w:sz w:val="28"/>
-        </w:rPr>
-      </w:r>
-      <w:r>
-        <w:rPr>
-          <w:rFonts w:ascii="Times New Roman" w:hAnsi="Times New Roman"/>
           <w:b/>
+          <w:i w:val="0"/>
           <w:sz w:val="28"/>
         </w:rPr>
         <w:t>Прозрачность реализации:</w:t>
@@ -3721,6 +3635,8 @@
       <w:r>
         <w:rPr>
           <w:rFonts w:ascii="Times New Roman" w:hAnsi="Times New Roman"/>
+          <w:b w:val="0"/>
+          <w:i w:val="0"/>
           <w:sz w:val="28"/>
         </w:rPr>
         <w:t xml:space="preserve"> демонстрация непосредственной реляционной схемы данных (13 таблиц), маршрутизации страниц и выполнения подготовленных SQL-запросов без накладных расходов тяжеловесных CMS.</w:t>
@@ -3743,13 +3659,8 @@
       <w:r>
         <w:rPr>
           <w:rFonts w:ascii="Times New Roman" w:hAnsi="Times New Roman"/>
-          <w:sz w:val="28"/>
-        </w:rPr>
-      </w:r>
-      <w:r>
-        <w:rPr>
-          <w:rFonts w:ascii="Times New Roman" w:hAnsi="Times New Roman"/>
           <w:b/>
+          <w:i w:val="0"/>
           <w:sz w:val="28"/>
         </w:rPr>
         <w:t>Автономность и мобильность:</w:t>
@@ -3757,6 +3668,8 @@
       <w:r>
         <w:rPr>
           <w:rFonts w:ascii="Times New Roman" w:hAnsi="Times New Roman"/>
+          <w:b w:val="0"/>
+          <w:i w:val="0"/>
           <w:sz w:val="28"/>
         </w:rPr>
         <w:t xml:space="preserve"> возможность мгновенного запуска и демонстрации прототипа в изолированных средах и веб-песочницах без необходимости настройки сложной инфраструктуры.</w:t>
@@ -3785,6 +3698,8 @@
       <w:r>
         <w:rPr>
           <w:rFonts w:ascii="Times New Roman" w:hAnsi="Times New Roman"/>
+          <w:b w:val="0"/>
+          <w:i w:val="0"/>
           <w:sz w:val="28"/>
         </w:rPr>
         <w:t>В рамках лабораторной работы № 1 полностью исследована предметная область Центра АНОК университета, выделены 8 ролей пользователей, разработана диаграмма вариантов использования (Use Case), сформулированы 12 функциональных и 6 нефункциональных требований, проведен сравнительный анализ CMS/фреймворков и обоснован выбор стека разработки.</w:t>

--- a/reports/lab1/LR1_Report_Variant15.docx
+++ b/reports/lab1/LR1_Report_Variant15.docx
@@ -95,6 +95,9 @@
     </w:p>
     <w:p>
       <w:pPr>
+        <w:keepNext/>
+        <w:keepLines/>
+        <w:widowControl/>
         <w:spacing w:before="240" w:after="120"/>
         <w:jc w:val="left"/>
       </w:pPr>
@@ -109,6 +112,7 @@
     </w:p>
     <w:p>
       <w:pPr>
+        <w:widowControl/>
         <w:spacing w:line="276" w:lineRule="auto" w:after="120"/>
         <w:ind w:firstLine="709"/>
         <w:jc w:val="both"/>
@@ -125,6 +129,10 @@
     </w:p>
     <w:p>
       <w:pPr>
+        <w:keepNext/>
+        <w:keepLines/>
+        <w:pageBreakBefore/>
+        <w:widowControl/>
         <w:spacing w:before="240" w:after="120"/>
         <w:jc w:val="left"/>
       </w:pPr>
@@ -139,6 +147,7 @@
     </w:p>
     <w:p>
       <w:pPr>
+        <w:widowControl/>
         <w:spacing w:line="276" w:lineRule="auto" w:after="120"/>
         <w:ind w:firstLine="709"/>
         <w:jc w:val="both"/>
@@ -155,6 +164,7 @@
     </w:p>
     <w:p>
       <w:pPr>
+        <w:widowControl/>
         <w:spacing w:line="276" w:lineRule="auto" w:after="120"/>
         <w:ind w:firstLine="709"/>
         <w:jc w:val="both"/>
@@ -189,6 +199,9 @@
     </w:p>
     <w:p>
       <w:pPr>
+        <w:keepNext/>
+        <w:keepLines/>
+        <w:widowControl/>
         <w:spacing w:before="160" w:after="80"/>
         <w:jc w:val="left"/>
       </w:pPr>
@@ -203,6 +216,8 @@
     </w:p>
     <w:p>
       <w:pPr>
+        <w:keepLines/>
+        <w:widowControl/>
         <w:spacing w:line="276" w:lineRule="auto" w:after="60"/>
         <w:ind w:left="709"/>
         <w:jc w:val="both"/>
@@ -236,6 +251,8 @@
     </w:p>
     <w:p>
       <w:pPr>
+        <w:keepLines/>
+        <w:widowControl/>
         <w:spacing w:line="276" w:lineRule="auto" w:after="60"/>
         <w:ind w:left="709"/>
         <w:jc w:val="both"/>
@@ -269,6 +286,8 @@
     </w:p>
     <w:p>
       <w:pPr>
+        <w:keepLines/>
+        <w:widowControl/>
         <w:spacing w:line="276" w:lineRule="auto" w:after="60"/>
         <w:ind w:left="1134"/>
         <w:jc w:val="both"/>
@@ -293,6 +312,8 @@
     </w:p>
     <w:p>
       <w:pPr>
+        <w:keepLines/>
+        <w:widowControl/>
         <w:spacing w:line="276" w:lineRule="auto" w:after="60"/>
         <w:ind w:left="1134"/>
         <w:jc w:val="both"/>
@@ -317,6 +338,8 @@
     </w:p>
     <w:p>
       <w:pPr>
+        <w:keepLines/>
+        <w:widowControl/>
         <w:spacing w:line="276" w:lineRule="auto" w:after="60"/>
         <w:ind w:left="1134"/>
         <w:jc w:val="both"/>
@@ -341,6 +364,8 @@
     </w:p>
     <w:p>
       <w:pPr>
+        <w:keepLines/>
+        <w:widowControl/>
         <w:spacing w:line="276" w:lineRule="auto" w:after="60"/>
         <w:ind w:left="1134"/>
         <w:jc w:val="both"/>
@@ -365,6 +390,8 @@
     </w:p>
     <w:p>
       <w:pPr>
+        <w:keepLines/>
+        <w:widowControl/>
         <w:spacing w:line="276" w:lineRule="auto" w:after="60"/>
         <w:ind w:left="1134"/>
         <w:jc w:val="both"/>
@@ -389,6 +416,8 @@
     </w:p>
     <w:p>
       <w:pPr>
+        <w:keepLines/>
+        <w:widowControl/>
         <w:spacing w:line="276" w:lineRule="auto" w:after="60"/>
         <w:ind w:left="709"/>
         <w:jc w:val="both"/>
@@ -422,6 +451,8 @@
     </w:p>
     <w:p>
       <w:pPr>
+        <w:keepLines/>
+        <w:widowControl/>
         <w:spacing w:line="276" w:lineRule="auto" w:after="60"/>
         <w:ind w:left="709"/>
         <w:jc w:val="both"/>
@@ -455,6 +486,10 @@
     </w:p>
     <w:p>
       <w:pPr>
+        <w:keepNext/>
+        <w:keepLines/>
+        <w:pageBreakBefore/>
+        <w:widowControl/>
         <w:spacing w:before="240" w:after="120"/>
         <w:jc w:val="left"/>
       </w:pPr>
@@ -469,6 +504,8 @@
     </w:p>
     <w:p>
       <w:pPr>
+        <w:keepNext/>
+        <w:keepLines/>
         <w:spacing w:before="160" w:after="80"/>
         <w:ind w:firstLine="709"/>
         <w:jc w:val="left"/>
@@ -502,6 +539,10 @@
         <w:gridCol w:w="3118"/>
       </w:tblGrid>
       <w:tr>
+        <w:trPr>
+          <w:cantSplit/>
+          <w:tblHeader w:val="true"/>
+        </w:trPr>
         <w:tc>
           <w:tcPr>
             <w:tcW w:type="dxa" w:w="3118"/>
@@ -585,6 +626,9 @@
         </w:tc>
       </w:tr>
       <w:tr>
+        <w:trPr>
+          <w:cantSplit/>
+        </w:trPr>
         <w:tc>
           <w:tcPr>
             <w:tcW w:type="dxa" w:w="3118"/>
@@ -665,6 +709,9 @@
         </w:tc>
       </w:tr>
       <w:tr>
+        <w:trPr>
+          <w:cantSplit/>
+        </w:trPr>
         <w:tc>
           <w:tcPr>
             <w:tcW w:type="dxa" w:w="3118"/>
@@ -745,6 +792,9 @@
         </w:tc>
       </w:tr>
       <w:tr>
+        <w:trPr>
+          <w:cantSplit/>
+        </w:trPr>
         <w:tc>
           <w:tcPr>
             <w:tcW w:type="dxa" w:w="3118"/>
@@ -825,6 +875,9 @@
         </w:tc>
       </w:tr>
       <w:tr>
+        <w:trPr>
+          <w:cantSplit/>
+        </w:trPr>
         <w:tc>
           <w:tcPr>
             <w:tcW w:type="dxa" w:w="3118"/>
@@ -905,6 +958,9 @@
         </w:tc>
       </w:tr>
       <w:tr>
+        <w:trPr>
+          <w:cantSplit/>
+        </w:trPr>
         <w:tc>
           <w:tcPr>
             <w:tcW w:type="dxa" w:w="3118"/>
@@ -985,6 +1041,9 @@
         </w:tc>
       </w:tr>
       <w:tr>
+        <w:trPr>
+          <w:cantSplit/>
+        </w:trPr>
         <w:tc>
           <w:tcPr>
             <w:tcW w:type="dxa" w:w="3118"/>
@@ -1065,6 +1124,9 @@
         </w:tc>
       </w:tr>
       <w:tr>
+        <w:trPr>
+          <w:cantSplit/>
+        </w:trPr>
         <w:tc>
           <w:tcPr>
             <w:tcW w:type="dxa" w:w="3118"/>
@@ -1145,6 +1207,9 @@
         </w:tc>
       </w:tr>
       <w:tr>
+        <w:trPr>
+          <w:cantSplit/>
+        </w:trPr>
         <w:tc>
           <w:tcPr>
             <w:tcW w:type="dxa" w:w="3118"/>
@@ -1225,6 +1290,9 @@
         </w:tc>
       </w:tr>
       <w:tr>
+        <w:trPr>
+          <w:cantSplit/>
+        </w:trPr>
         <w:tc>
           <w:tcPr>
             <w:tcW w:type="dxa" w:w="3118"/>
@@ -1312,6 +1380,10 @@
     </w:p>
     <w:p>
       <w:pPr>
+        <w:keepNext/>
+        <w:keepLines/>
+        <w:pageBreakBefore/>
+        <w:widowControl/>
         <w:spacing w:before="240" w:after="120"/>
         <w:jc w:val="left"/>
       </w:pPr>
@@ -1326,6 +1398,7 @@
     </w:p>
     <w:p>
       <w:pPr>
+        <w:widowControl/>
         <w:spacing w:line="276" w:lineRule="auto" w:after="120"/>
         <w:ind w:firstLine="709"/>
         <w:jc w:val="both"/>
@@ -1342,13 +1415,15 @@
     </w:p>
     <w:p>
       <w:pPr>
+        <w:keepNext/>
+        <w:keepLines/>
         <w:spacing w:before="200" w:after="80"/>
         <w:jc w:val="center"/>
       </w:pPr>
       <w:r>
         <w:drawing>
           <wp:inline xmlns:a="http://schemas.openxmlformats.org/drawingml/2006/main" xmlns:pic="http://schemas.openxmlformats.org/drawingml/2006/picture">
-            <wp:extent cx="5760000" cy="4181918"/>
+            <wp:extent cx="5760000" cy="4181917"/>
             <wp:docPr id="1" name="Picture 1"/>
             <wp:cNvGraphicFramePr>
               <a:graphicFrameLocks noChangeAspect="1"/>
@@ -1369,7 +1444,7 @@
                   <pic:spPr>
                     <a:xfrm>
                       <a:off x="0" y="0"/>
-                      <a:ext cx="5760000" cy="4181918"/>
+                      <a:ext cx="5760000" cy="4181917"/>
                     </a:xfrm>
                     <a:prstGeom prst="rect"/>
                   </pic:spPr>
@@ -1382,6 +1457,8 @@
     </w:p>
     <w:p>
       <w:pPr>
+        <w:keepLines/>
+        <w:widowControl/>
         <w:spacing w:before="80" w:after="240"/>
         <w:jc w:val="center"/>
       </w:pPr>
@@ -1396,6 +1473,9 @@
     </w:p>
     <w:p>
       <w:pPr>
+        <w:keepNext/>
+        <w:keepLines/>
+        <w:widowControl/>
         <w:spacing w:before="160" w:after="80"/>
         <w:jc w:val="left"/>
       </w:pPr>
@@ -1410,6 +1490,8 @@
     </w:p>
     <w:p>
       <w:pPr>
+        <w:keepLines/>
+        <w:widowControl/>
         <w:spacing w:line="276" w:lineRule="auto" w:after="60"/>
         <w:ind w:left="709"/>
         <w:jc w:val="both"/>
@@ -1443,6 +1525,8 @@
     </w:p>
     <w:p>
       <w:pPr>
+        <w:keepLines/>
+        <w:widowControl/>
         <w:spacing w:line="276" w:lineRule="auto" w:after="60"/>
         <w:ind w:left="709"/>
         <w:jc w:val="both"/>
@@ -1476,6 +1560,8 @@
     </w:p>
     <w:p>
       <w:pPr>
+        <w:keepLines/>
+        <w:widowControl/>
         <w:spacing w:line="276" w:lineRule="auto" w:after="60"/>
         <w:ind w:left="709"/>
         <w:jc w:val="both"/>
@@ -1509,6 +1595,8 @@
     </w:p>
     <w:p>
       <w:pPr>
+        <w:keepLines/>
+        <w:widowControl/>
         <w:spacing w:line="276" w:lineRule="auto" w:after="60"/>
         <w:ind w:left="709"/>
         <w:jc w:val="both"/>
@@ -1542,6 +1630,8 @@
     </w:p>
     <w:p>
       <w:pPr>
+        <w:keepLines/>
+        <w:widowControl/>
         <w:spacing w:line="276" w:lineRule="auto" w:after="60"/>
         <w:ind w:left="709"/>
         <w:jc w:val="both"/>
@@ -1575,6 +1665,10 @@
     </w:p>
     <w:p>
       <w:pPr>
+        <w:keepNext/>
+        <w:keepLines/>
+        <w:pageBreakBefore/>
+        <w:widowControl/>
         <w:spacing w:before="240" w:after="120"/>
         <w:jc w:val="left"/>
       </w:pPr>
@@ -1589,6 +1683,9 @@
     </w:p>
     <w:p>
       <w:pPr>
+        <w:keepNext/>
+        <w:keepLines/>
+        <w:widowControl/>
         <w:spacing w:before="160" w:after="80"/>
         <w:jc w:val="left"/>
       </w:pPr>
@@ -1603,6 +1700,8 @@
     </w:p>
     <w:p>
       <w:pPr>
+        <w:keepLines/>
+        <w:widowControl/>
         <w:spacing w:line="276" w:lineRule="auto" w:after="60"/>
         <w:ind w:left="709"/>
         <w:jc w:val="both"/>
@@ -1636,6 +1735,8 @@
     </w:p>
     <w:p>
       <w:pPr>
+        <w:keepLines/>
+        <w:widowControl/>
         <w:spacing w:line="276" w:lineRule="auto" w:after="60"/>
         <w:ind w:left="709"/>
         <w:jc w:val="both"/>
@@ -1669,6 +1770,8 @@
     </w:p>
     <w:p>
       <w:pPr>
+        <w:keepLines/>
+        <w:widowControl/>
         <w:spacing w:line="276" w:lineRule="auto" w:after="60"/>
         <w:ind w:left="709"/>
         <w:jc w:val="both"/>
@@ -1702,6 +1805,8 @@
     </w:p>
     <w:p>
       <w:pPr>
+        <w:keepLines/>
+        <w:widowControl/>
         <w:spacing w:line="276" w:lineRule="auto" w:after="60"/>
         <w:ind w:left="709"/>
         <w:jc w:val="both"/>
@@ -1735,6 +1840,8 @@
     </w:p>
     <w:p>
       <w:pPr>
+        <w:keepLines/>
+        <w:widowControl/>
         <w:spacing w:line="276" w:lineRule="auto" w:after="60"/>
         <w:ind w:left="709"/>
         <w:jc w:val="both"/>
@@ -1768,6 +1875,8 @@
     </w:p>
     <w:p>
       <w:pPr>
+        <w:keepLines/>
+        <w:widowControl/>
         <w:spacing w:line="276" w:lineRule="auto" w:after="60"/>
         <w:ind w:left="709"/>
         <w:jc w:val="both"/>
@@ -1801,6 +1910,8 @@
     </w:p>
     <w:p>
       <w:pPr>
+        <w:keepLines/>
+        <w:widowControl/>
         <w:spacing w:line="276" w:lineRule="auto" w:after="60"/>
         <w:ind w:left="709"/>
         <w:jc w:val="both"/>
@@ -1834,6 +1945,8 @@
     </w:p>
     <w:p>
       <w:pPr>
+        <w:keepLines/>
+        <w:widowControl/>
         <w:spacing w:line="276" w:lineRule="auto" w:after="60"/>
         <w:ind w:left="709"/>
         <w:jc w:val="both"/>
@@ -1867,6 +1980,8 @@
     </w:p>
     <w:p>
       <w:pPr>
+        <w:keepLines/>
+        <w:widowControl/>
         <w:spacing w:line="276" w:lineRule="auto" w:after="60"/>
         <w:ind w:left="709"/>
         <w:jc w:val="both"/>
@@ -1900,6 +2015,8 @@
     </w:p>
     <w:p>
       <w:pPr>
+        <w:keepLines/>
+        <w:widowControl/>
         <w:spacing w:line="276" w:lineRule="auto" w:after="60"/>
         <w:ind w:left="709"/>
         <w:jc w:val="both"/>
@@ -1933,6 +2050,8 @@
     </w:p>
     <w:p>
       <w:pPr>
+        <w:keepLines/>
+        <w:widowControl/>
         <w:spacing w:line="276" w:lineRule="auto" w:after="60"/>
         <w:ind w:left="709"/>
         <w:jc w:val="both"/>
@@ -1966,6 +2085,8 @@
     </w:p>
     <w:p>
       <w:pPr>
+        <w:keepLines/>
+        <w:widowControl/>
         <w:spacing w:line="276" w:lineRule="auto" w:after="60"/>
         <w:ind w:left="709"/>
         <w:jc w:val="both"/>
@@ -1999,6 +2120,9 @@
     </w:p>
     <w:p>
       <w:pPr>
+        <w:keepNext/>
+        <w:keepLines/>
+        <w:widowControl/>
         <w:spacing w:before="160" w:after="80"/>
         <w:jc w:val="left"/>
       </w:pPr>
@@ -2013,6 +2137,8 @@
     </w:p>
     <w:p>
       <w:pPr>
+        <w:keepLines/>
+        <w:widowControl/>
         <w:spacing w:line="276" w:lineRule="auto" w:after="60"/>
         <w:ind w:left="709"/>
         <w:jc w:val="both"/>
@@ -2046,6 +2172,8 @@
     </w:p>
     <w:p>
       <w:pPr>
+        <w:keepLines/>
+        <w:widowControl/>
         <w:spacing w:line="276" w:lineRule="auto" w:after="60"/>
         <w:ind w:left="709"/>
         <w:jc w:val="both"/>
@@ -2097,6 +2225,8 @@
     </w:p>
     <w:p>
       <w:pPr>
+        <w:keepLines/>
+        <w:widowControl/>
         <w:spacing w:line="276" w:lineRule="auto" w:after="60"/>
         <w:ind w:left="709"/>
         <w:jc w:val="both"/>
@@ -2166,6 +2296,8 @@
     </w:p>
     <w:p>
       <w:pPr>
+        <w:keepLines/>
+        <w:widowControl/>
         <w:spacing w:line="276" w:lineRule="auto" w:after="60"/>
         <w:ind w:left="709"/>
         <w:jc w:val="both"/>
@@ -2199,6 +2331,8 @@
     </w:p>
     <w:p>
       <w:pPr>
+        <w:keepLines/>
+        <w:widowControl/>
         <w:spacing w:line="276" w:lineRule="auto" w:after="60"/>
         <w:ind w:left="709"/>
         <w:jc w:val="both"/>
@@ -2232,6 +2366,8 @@
     </w:p>
     <w:p>
       <w:pPr>
+        <w:keepLines/>
+        <w:widowControl/>
         <w:spacing w:line="276" w:lineRule="auto" w:after="60"/>
         <w:ind w:left="709"/>
         <w:jc w:val="both"/>
@@ -2265,6 +2401,10 @@
     </w:p>
     <w:p>
       <w:pPr>
+        <w:keepNext/>
+        <w:keepLines/>
+        <w:pageBreakBefore/>
+        <w:widowControl/>
         <w:spacing w:before="240" w:after="120"/>
         <w:jc w:val="left"/>
       </w:pPr>
@@ -2279,6 +2419,7 @@
     </w:p>
     <w:p>
       <w:pPr>
+        <w:widowControl/>
         <w:spacing w:line="276" w:lineRule="auto" w:after="120"/>
         <w:ind w:firstLine="709"/>
         <w:jc w:val="both"/>
@@ -2295,6 +2436,8 @@
     </w:p>
     <w:p>
       <w:pPr>
+        <w:keepNext/>
+        <w:keepLines/>
         <w:spacing w:before="160" w:after="80"/>
         <w:ind w:firstLine="709"/>
         <w:jc w:val="left"/>
@@ -2330,6 +2473,10 @@
         <w:gridCol w:w="1871"/>
       </w:tblGrid>
       <w:tr>
+        <w:trPr>
+          <w:cantSplit/>
+          <w:tblHeader w:val="true"/>
+        </w:trPr>
         <w:tc>
           <w:tcPr>
             <w:tcW w:type="dxa" w:w="1871"/>
@@ -2467,6 +2614,9 @@
         </w:tc>
       </w:tr>
       <w:tr>
+        <w:trPr>
+          <w:cantSplit/>
+        </w:trPr>
         <w:tc>
           <w:tcPr>
             <w:tcW w:type="dxa" w:w="1871"/>
@@ -2599,6 +2749,9 @@
         </w:tc>
       </w:tr>
       <w:tr>
+        <w:trPr>
+          <w:cantSplit/>
+        </w:trPr>
         <w:tc>
           <w:tcPr>
             <w:tcW w:type="dxa" w:w="1871"/>
@@ -2731,6 +2884,9 @@
         </w:tc>
       </w:tr>
       <w:tr>
+        <w:trPr>
+          <w:cantSplit/>
+        </w:trPr>
         <w:tc>
           <w:tcPr>
             <w:tcW w:type="dxa" w:w="1871"/>
@@ -2863,6 +3019,9 @@
         </w:tc>
       </w:tr>
       <w:tr>
+        <w:trPr>
+          <w:cantSplit/>
+        </w:trPr>
         <w:tc>
           <w:tcPr>
             <w:tcW w:type="dxa" w:w="1871"/>
@@ -2995,6 +3154,9 @@
         </w:tc>
       </w:tr>
       <w:tr>
+        <w:trPr>
+          <w:cantSplit/>
+        </w:trPr>
         <w:tc>
           <w:tcPr>
             <w:tcW w:type="dxa" w:w="1871"/>
@@ -3127,6 +3289,9 @@
         </w:tc>
       </w:tr>
       <w:tr>
+        <w:trPr>
+          <w:cantSplit/>
+        </w:trPr>
         <w:tc>
           <w:tcPr>
             <w:tcW w:type="dxa" w:w="1871"/>
@@ -3259,6 +3424,9 @@
         </w:tc>
       </w:tr>
       <w:tr>
+        <w:trPr>
+          <w:cantSplit/>
+        </w:trPr>
         <w:tc>
           <w:tcPr>
             <w:tcW w:type="dxa" w:w="1871"/>
@@ -3391,6 +3559,9 @@
         </w:tc>
       </w:tr>
       <w:tr>
+        <w:trPr>
+          <w:cantSplit/>
+        </w:trPr>
         <w:tc>
           <w:tcPr>
             <w:tcW w:type="dxa" w:w="1871"/>
@@ -3530,6 +3701,9 @@
     </w:p>
     <w:p>
       <w:pPr>
+        <w:keepNext/>
+        <w:keepLines/>
+        <w:widowControl/>
         <w:spacing w:before="160" w:after="80"/>
         <w:jc w:val="left"/>
       </w:pPr>
@@ -3544,6 +3718,7 @@
     </w:p>
     <w:p>
       <w:pPr>
+        <w:widowControl/>
         <w:spacing w:line="276" w:lineRule="auto" w:after="120"/>
         <w:ind w:firstLine="709"/>
         <w:jc w:val="both"/>
@@ -3578,6 +3753,8 @@
     </w:p>
     <w:p>
       <w:pPr>
+        <w:keepLines/>
+        <w:widowControl/>
         <w:spacing w:line="276" w:lineRule="auto" w:after="60"/>
         <w:ind w:left="709"/>
         <w:jc w:val="both"/>
@@ -3611,6 +3788,8 @@
     </w:p>
     <w:p>
       <w:pPr>
+        <w:keepLines/>
+        <w:widowControl/>
         <w:spacing w:line="276" w:lineRule="auto" w:after="60"/>
         <w:ind w:left="709"/>
         <w:jc w:val="both"/>
@@ -3644,6 +3823,8 @@
     </w:p>
     <w:p>
       <w:pPr>
+        <w:keepLines/>
+        <w:widowControl/>
         <w:spacing w:line="276" w:lineRule="auto" w:after="60"/>
         <w:ind w:left="709"/>
         <w:jc w:val="both"/>
@@ -3677,6 +3858,10 @@
     </w:p>
     <w:p>
       <w:pPr>
+        <w:keepNext/>
+        <w:keepLines/>
+        <w:pageBreakBefore/>
+        <w:widowControl/>
         <w:spacing w:before="240" w:after="120"/>
         <w:jc w:val="left"/>
       </w:pPr>
@@ -3691,6 +3876,7 @@
     </w:p>
     <w:p>
       <w:pPr>
+        <w:widowControl/>
         <w:spacing w:line="276" w:lineRule="auto" w:after="120"/>
         <w:ind w:firstLine="709"/>
         <w:jc w:val="both"/>

--- a/reports/lab1/LR1_Report_Variant15.docx
+++ b/reports/lab1/LR1_Report_Variant15.docx
@@ -2,17 +2,10 @@
 <file path=word/document.xml><?xml version="1.0" encoding="utf-8"?>
 <w:document xmlns:wpc="http://schemas.microsoft.com/office/word/2010/wordprocessingCanvas" xmlns:mo="http://schemas.microsoft.com/office/mac/office/2008/main" xmlns:mc="http://schemas.openxmlformats.org/markup-compatibility/2006" xmlns:mv="urn:schemas-microsoft-com:mac:vml" xmlns:o="urn:schemas-microsoft-com:office:office" xmlns:r="http://schemas.openxmlformats.org/officeDocument/2006/relationships" xmlns:m="http://schemas.openxmlformats.org/officeDocument/2006/math" xmlns:v="urn:schemas-microsoft-com:vml" xmlns:wp14="http://schemas.microsoft.com/office/word/2010/wordprocessingDrawing" xmlns:wp="http://schemas.openxmlformats.org/drawingml/2006/wordprocessingDrawing" xmlns:w10="urn:schemas-microsoft-com:office:word" xmlns:w="http://schemas.openxmlformats.org/wordprocessingml/2006/main" xmlns:w14="http://schemas.microsoft.com/office/word/2010/wordml" xmlns:wpg="http://schemas.microsoft.com/office/word/2010/wordprocessingGroup" xmlns:wpi="http://schemas.microsoft.com/office/word/2010/wordprocessingInk" xmlns:wne="http://schemas.microsoft.com/office/word/2006/wordml" xmlns:wps="http://schemas.microsoft.com/office/word/2010/wordprocessingShape" mc:Ignorable="w14 wp14">
   <w:body>
-    <w:p/>
-    <w:p/>
-    <w:p/>
-    <w:p/>
-    <w:p/>
-    <w:p/>
-    <w:p/>
-    <w:p/>
     <w:p>
       <w:pPr>
-        <w:spacing w:after="120"/>
+        <w:keepLines/>
+        <w:spacing w:before="3000" w:after="240" w:line="240" w:lineRule="auto"/>
         <w:jc w:val="center"/>
       </w:pPr>
       <w:r>
@@ -22,22 +15,29 @@
           <w:sz w:val="32"/>
         </w:rPr>
         <w:t>ОТЧЕТ ПО ЛАБОРАТОРНОЙ РАБОТЕ № 1</w:t>
-        <w:br/>
       </w:r>
     </w:p>
     <w:p>
       <w:pPr>
+        <w:keepLines/>
+        <w:spacing w:before="0" w:after="360" w:line="240" w:lineRule="auto"/>
         <w:jc w:val="center"/>
       </w:pPr>
       <w:r>
         <w:rPr>
           <w:rFonts w:ascii="Times New Roman" w:hAnsi="Times New Roman"/>
+          <w:b w:val="0"/>
           <w:sz w:val="28"/>
         </w:rPr>
         <w:t>по дисциплине: «Практикум по разработке корпоративного портала»</w:t>
-        <w:br/>
-        <w:br/>
       </w:r>
+    </w:p>
+    <w:p>
+      <w:pPr>
+        <w:keepLines/>
+        <w:spacing w:before="0" w:after="120" w:line="240" w:lineRule="auto"/>
+        <w:jc w:val="center"/>
+      </w:pPr>
       <w:r>
         <w:rPr>
           <w:rFonts w:ascii="Times New Roman" w:hAnsi="Times New Roman"/>
@@ -45,23 +45,33 @@
           <w:sz w:val="28"/>
         </w:rPr>
         <w:t>Тема: «Выявление требований к порталу и составление их формализованного описания. Выбор инструментального средства для создания портала»</w:t>
-        <w:br/>
+      </w:r>
+    </w:p>
+    <w:p>
+      <w:pPr>
+        <w:keepLines/>
+        <w:spacing w:before="0" w:after="0" w:line="240" w:lineRule="auto"/>
+        <w:jc w:val="center"/>
+      </w:pPr>
+      <w:r>
+        <w:rPr>
+          <w:rFonts w:ascii="Times New Roman" w:hAnsi="Times New Roman"/>
+          <w:b/>
+          <w:sz w:val="28"/>
+        </w:rPr>
         <w:t>Вариант № 15: «Университет. Центр аккредитации и независимой оценки качества образования (АНОК)»</w:t>
       </w:r>
     </w:p>
-    <w:p/>
-    <w:p/>
-    <w:p/>
-    <w:p/>
-    <w:p/>
     <w:p>
       <w:pPr>
-        <w:spacing w:line="276" w:lineRule="auto"/>
+        <w:keepLines/>
+        <w:spacing w:before="1680" w:after="0" w:line="276" w:lineRule="auto"/>
         <w:jc w:val="right"/>
       </w:pPr>
       <w:r>
         <w:rPr>
           <w:rFonts w:ascii="Times New Roman" w:hAnsi="Times New Roman"/>
+          <w:b w:val="0"/>
           <w:sz w:val="26"/>
         </w:rPr>
         <w:t>Выполнил:</w:t>
@@ -69,34 +79,28 @@
         <w:t>студент группы П-41</w:t>
         <w:br/>
         <w:t>Соловьёв А.С.</w:t>
-        <w:br/>
       </w:r>
     </w:p>
-    <w:p/>
-    <w:p/>
-    <w:p/>
-    <w:p/>
     <w:p>
       <w:pPr>
+        <w:keepLines/>
+        <w:spacing w:before="1920" w:after="0" w:line="240" w:lineRule="auto"/>
         <w:jc w:val="center"/>
       </w:pPr>
       <w:r>
         <w:rPr>
           <w:rFonts w:ascii="Times New Roman" w:hAnsi="Times New Roman"/>
+          <w:b w:val="0"/>
           <w:sz w:val="24"/>
         </w:rPr>
         <w:t>Москва, 2026 г.</w:t>
       </w:r>
     </w:p>
     <w:p>
-      <w:r>
-        <w:br w:type="page"/>
-      </w:r>
-    </w:p>
-    <w:p>
       <w:pPr>
         <w:keepNext/>
         <w:keepLines/>
+        <w:pageBreakBefore/>
         <w:widowControl/>
         <w:spacing w:before="240" w:after="120"/>
         <w:jc w:val="left"/>
@@ -1373,11 +1377,6 @@
         </w:tc>
       </w:tr>
     </w:tbl>
-    <w:p>
-      <w:pPr>
-        <w:spacing w:after="120"/>
-      </w:pPr>
-    </w:p>
     <w:p>
       <w:pPr>
         <w:keepNext/>

--- a/reports/lab1/LR1_Report_Variant15.docx
+++ b/reports/lab1/LR1_Report_Variant15.docx
@@ -3887,7 +3887,7 @@
           <w:i w:val="0"/>
           <w:sz w:val="28"/>
         </w:rPr>
-        <w:t>В рамках лабораторной работы № 1 полностью исследована предметная область Центра АНОК университета, выделены 8 ролей пользователей, разработана диаграмма вариантов использования (Use Case), сформулированы 12 функциональных и 6 нефункциональных требований, проведен сравнительный анализ CMS/фреймворков и обоснован выбор стека разработки.</w:t>
+        <w:t>В рамках лабораторной работы № 1 полностью исследована предметная область Центра АНОК университета, выделены 9 ролей пользователей (акторов), разработана диаграмма вариантов использования (Use Case), сформулированы 12 функциональных и 6 нефункциональных требований, проведен сравнительный анализ CMS/фреймворков и обоснован выбор стека разработки.</w:t>
       </w:r>
     </w:p>
     <w:sectPr>

--- a/reports/lab1/LR1_Report_Variant15.docx
+++ b/reports/lab1/LR1_Report_Variant15.docx
@@ -1379,6 +1379,109 @@
     </w:tbl>
     <w:p>
       <w:pPr>
+        <w:spacing w:after="120"/>
+      </w:pPr>
+    </w:p>
+    <w:p>
+      <w:pPr>
+        <w:widowControl/>
+        <w:spacing w:line="276" w:lineRule="auto" w:after="120"/>
+        <w:ind w:firstLine="709"/>
+        <w:jc w:val="both"/>
+      </w:pPr>
+      <w:r>
+        <w:rPr>
+          <w:rFonts w:ascii="Times New Roman" w:hAnsi="Times New Roman"/>
+          <w:b w:val="0"/>
+          <w:i/>
+          <w:sz w:val="28"/>
+        </w:rPr>
+        <w:t>Примечание.</w:t>
+      </w:r>
+      <w:r>
+        <w:rPr>
+          <w:rFonts w:ascii="Times New Roman" w:hAnsi="Times New Roman"/>
+          <w:b w:val="0"/>
+          <w:i w:val="0"/>
+          <w:sz w:val="28"/>
+        </w:rPr>
+        <w:t xml:space="preserve"> Акторы «Секретарь Ученого совета» (</w:t>
+      </w:r>
+      <w:r>
+        <w:rPr>
+          <w:rFonts w:ascii="Courier New" w:hAnsi="Courier New"/>
+          <w:b w:val="0"/>
+          <w:i w:val="0"/>
+          <w:sz w:val="28"/>
+        </w:rPr>
+        <w:t>COUNCIL_SEC</w:t>
+      </w:r>
+      <w:r>
+        <w:rPr>
+          <w:rFonts w:ascii="Times New Roman" w:hAnsi="Times New Roman"/>
+          <w:b w:val="0"/>
+          <w:i w:val="0"/>
+          <w:sz w:val="28"/>
+        </w:rPr>
+        <w:t>) и «Преподаватель / Студент» (</w:t>
+      </w:r>
+      <w:r>
+        <w:rPr>
+          <w:rFonts w:ascii="Courier New" w:hAnsi="Courier New"/>
+          <w:b w:val="0"/>
+          <w:i w:val="0"/>
+          <w:sz w:val="28"/>
+        </w:rPr>
+        <w:t>VIEWER</w:t>
+      </w:r>
+      <w:r>
+        <w:rPr>
+          <w:rFonts w:ascii="Times New Roman" w:hAnsi="Times New Roman"/>
+          <w:b w:val="0"/>
+          <w:i w:val="0"/>
+          <w:sz w:val="28"/>
+        </w:rPr>
+        <w:t xml:space="preserve">) участвуют в диаграмме вариантов использования как внешние роли предметной области; системные учетные записи предусмотрены для остальных семи ролей (справочник </w:t>
+      </w:r>
+      <w:r>
+        <w:rPr>
+          <w:rFonts w:ascii="Courier New" w:hAnsi="Courier New"/>
+          <w:b w:val="0"/>
+          <w:i w:val="0"/>
+          <w:sz w:val="28"/>
+        </w:rPr>
+        <w:t>roles</w:t>
+      </w:r>
+      <w:r>
+        <w:rPr>
+          <w:rFonts w:ascii="Times New Roman" w:hAnsi="Times New Roman"/>
+          <w:b w:val="0"/>
+          <w:i w:val="0"/>
+          <w:sz w:val="28"/>
+        </w:rPr>
+        <w:t xml:space="preserve">, таблица </w:t>
+      </w:r>
+      <w:r>
+        <w:rPr>
+          <w:rFonts w:ascii="Courier New" w:hAnsi="Courier New"/>
+          <w:b w:val="0"/>
+          <w:i w:val="0"/>
+          <w:sz w:val="28"/>
+        </w:rPr>
+        <w:t>users</w:t>
+      </w:r>
+      <w:r>
+        <w:rPr>
+          <w:rFonts w:ascii="Times New Roman" w:hAnsi="Times New Roman"/>
+          <w:b w:val="0"/>
+          <w:i w:val="0"/>
+          <w:sz w:val="28"/>
+        </w:rPr>
+        <w:t>).</w:t>
+      </w:r>
+    </w:p>
+    <w:p>
+      <w:pPr>
         <w:keepNext/>
         <w:keepLines/>
         <w:pageBreakBefore/>
@@ -1422,7 +1525,7 @@
       <w:r>
         <w:drawing>
           <wp:inline xmlns:a="http://schemas.openxmlformats.org/drawingml/2006/main" xmlns:pic="http://schemas.openxmlformats.org/drawingml/2006/picture">
-            <wp:extent cx="5760000" cy="4181917"/>
+            <wp:extent cx="5760000" cy="4084363"/>
             <wp:docPr id="1" name="Picture 1"/>
             <wp:cNvGraphicFramePr>
               <a:graphicFrameLocks noChangeAspect="1"/>
@@ -1443,7 +1546,7 @@
                   <pic:spPr>
                     <a:xfrm>
                       <a:off x="0" y="0"/>
-                      <a:ext cx="5760000" cy="4181917"/>
+                      <a:ext cx="5760000" cy="4084363"/>
                     </a:xfrm>
                     <a:prstGeom prst="rect"/>
                   </pic:spPr>
@@ -3887,7 +3990,7 @@
           <w:i w:val="0"/>
           <w:sz w:val="28"/>
         </w:rPr>
-        <w:t>В рамках лабораторной работы № 1 полностью исследована предметная область Центра АНОК университета, выделены 9 ролей пользователей (акторов), разработана диаграмма вариантов использования (Use Case), сформулированы 12 функциональных и 6 нефункциональных требований, проведен сравнительный анализ CMS/фреймворков и обоснован выбор стека разработки.</w:t>
+        <w:t>В рамках лабораторной работы № 1 полностью исследована предметная область Центра АНОК университета, выделены 9 акторов, разработана диаграмма вариантов использования (Use Case), сформулированы 12 функциональных и 6 нефункциональных требований, проведен сравнительный анализ CMS/фреймворков и обоснован выбор стека разработки.</w:t>
       </w:r>
     </w:p>
     <w:sectPr>

--- a/reports/lab1/LR1_Report_Variant15.docx
+++ b/reports/lab1/LR1_Report_Variant15.docx
@@ -1525,7 +1525,7 @@
       <w:r>
         <w:drawing>
           <wp:inline xmlns:a="http://schemas.openxmlformats.org/drawingml/2006/main" xmlns:pic="http://schemas.openxmlformats.org/drawingml/2006/picture">
-            <wp:extent cx="5760000" cy="4084363"/>
+            <wp:extent cx="5760000" cy="6964897"/>
             <wp:docPr id="1" name="Picture 1"/>
             <wp:cNvGraphicFramePr>
               <a:graphicFrameLocks noChangeAspect="1"/>
@@ -1546,7 +1546,7 @@
                   <pic:spPr>
                     <a:xfrm>
                       <a:off x="0" y="0"/>
-                      <a:ext cx="5760000" cy="4084363"/>
+                      <a:ext cx="5760000" cy="6964897"/>
                     </a:xfrm>
                     <a:prstGeom prst="rect"/>
                   </pic:spPr>
@@ -1571,6 +1571,86 @@
           <w:sz w:val="24"/>
         </w:rPr>
         <w:t>Рисунок 1 — Диаграмма вариантов использования</w:t>
+      </w:r>
+    </w:p>
+    <w:p>
+      <w:pPr>
+        <w:widowControl/>
+        <w:spacing w:line="276" w:lineRule="auto" w:after="120"/>
+        <w:ind w:firstLine="709"/>
+        <w:jc w:val="both"/>
+      </w:pPr>
+      <w:r>
+        <w:rPr>
+          <w:rFonts w:ascii="Times New Roman" w:hAnsi="Times New Roman"/>
+          <w:b w:val="0"/>
+          <w:i/>
+          <w:sz w:val="28"/>
+        </w:rPr>
+        <w:t>Правила чтения диаграммы.</w:t>
+      </w:r>
+      <w:r>
+        <w:rPr>
+          <w:rFonts w:ascii="Times New Roman" w:hAnsi="Times New Roman"/>
+          <w:b w:val="0"/>
+          <w:i w:val="0"/>
+          <w:sz w:val="28"/>
+        </w:rPr>
+        <w:t xml:space="preserve"> Прецеденты сгруппированы в пять горизонтальных блоков по функциональным подсистемам; рамка «граница системы» отделяет роли пользователей (снаружи) от прецедентов портала (внутри). Каждая ассоциация «актор → прецедент» подписана действием, которое роль выполняет в данном прецеденте. Соединения построены «веером» от единой якорной точки актора к индивидуальным точкам входа на границе овала прецедента, поэтому линии не пересекаются, а подписи размещены в свободных зонах и не заходят на другие элементы. Акторы, участвующие в нескольких подсистемах (например, </w:t>
+      </w:r>
+      <w:r>
+        <w:rPr>
+          <w:rFonts w:ascii="Courier New" w:hAnsi="Courier New"/>
+          <w:b w:val="0"/>
+          <w:i w:val="0"/>
+          <w:sz w:val="28"/>
+        </w:rPr>
+        <w:t>VIEWER</w:t>
+      </w:r>
+      <w:r>
+        <w:rPr>
+          <w:rFonts w:ascii="Times New Roman" w:hAnsi="Times New Roman"/>
+          <w:b w:val="0"/>
+          <w:i w:val="0"/>
+          <w:sz w:val="28"/>
+        </w:rPr>
+        <w:t xml:space="preserve">, </w:t>
+      </w:r>
+      <w:r>
+        <w:rPr>
+          <w:rFonts w:ascii="Courier New" w:hAnsi="Courier New"/>
+          <w:b w:val="0"/>
+          <w:i w:val="0"/>
+          <w:sz w:val="28"/>
+        </w:rPr>
+        <w:t>HEAD_RELEASING</w:t>
+      </w:r>
+      <w:r>
+        <w:rPr>
+          <w:rFonts w:ascii="Times New Roman" w:hAnsi="Times New Roman"/>
+          <w:b w:val="0"/>
+          <w:i w:val="0"/>
+          <w:sz w:val="28"/>
+        </w:rPr>
+        <w:t xml:space="preserve">, </w:t>
+      </w:r>
+      <w:r>
+        <w:rPr>
+          <w:rFonts w:ascii="Courier New" w:hAnsi="Courier New"/>
+          <w:b w:val="0"/>
+          <w:i w:val="0"/>
+          <w:sz w:val="28"/>
+        </w:rPr>
+        <w:t>EXPERT_ANOK</w:t>
+      </w:r>
+      <w:r>
+        <w:rPr>
+          <w:rFonts w:ascii="Times New Roman" w:hAnsi="Times New Roman"/>
+          <w:b w:val="0"/>
+          <w:i w:val="0"/>
+          <w:sz w:val="28"/>
+        </w:rPr>
+        <w:t>), для наглядности показаны повторно в каждом затронутом блоке.</w:t>
       </w:r>
     </w:p>
     <w:p>
